--- a/geo-paper/GEO广告化论文.docx
+++ b/geo-paper/GEO广告化论文.docx
@@ -15,7 +15,7 @@
           <w:sz w:val="36"/>
           <w:szCs w:val="36"/>
         </w:rPr>
-        <w:t xml:space="preserve">生成式引擎优化(GEO)的广告化：运作机制、风险识别与治理路径</w:t>
+        <w:t xml:space="preserve">生成式引擎优化（GEO）的广告化：运作机制、风险识别与治理路径</w:t>
       </w:r>
     </w:p>
     <w:p>
@@ -73,7 +73,7 @@
           <w:sz w:val="21"/>
           <w:szCs w:val="21"/>
         </w:rPr>
-        <w:t xml:space="preserve">生成式引擎以整合式回答取代链接列表，品牌争夺的对象随之由用户点击转向模型的检索与引用，生成式引擎优化(Generative Engine Optimization, GEO)也由一项内容可见性技术演变为新的广告投放手段。本文以计算机科学、广告学与法学文献为基础，结合平台公告、监管文本和国内典型事件，分析GEO广告化的运作机制、风险与治理。研究发现：GEO作用于检索进入、上下文分配与引用生成三个环节，效果取决于信源权威性和检索相关性，而非创意表现；AI搜索中的商业信息已形成平台标注型嵌入广告与第三方未标注优化内容并存的双轨结构，后者不在《互联网广告管理办法》列举的标识情形之内；策略性文本、偏好操纵与检索投毒使GEO与信息污染之间缺少技术边界，2026年“3·15”晚会曝光的“AI投毒”是其现实形态；零点击化使按点击计价与归因的效果体系失效，GEO服务的效果难以审计。据此，本文提出以商业目的和对价关系认定GEO内容的广告属性，在信源端设置可随检索传递的商业标记，以重复抽样测量取代单次截图验收，并分别对广告主、生成式引擎平台、GEO服务商与监管部门提出管理建议。</w:t>
+        <w:t xml:space="preserve">生成式引擎以整合式回答取代链接列表，品牌争夺的对象随之由用户点击转向模型的检索与引用，生成式引擎优化（Generative Engine Optimization，GEO）也由一项内容可见性技术演变为不经平台广告系统的广告投放手段。本文综合计算机科学、广告学与法学文献，按规范对象、义务内容和适用环节比对8部规范文本，并结合平台公告与国内典型事件，分析GEO广告化的运作机制、风险与治理。研究发现：GEO作用于检索召回、上下文分配与引用生成三个环节，效果主要取决于内容与查询的话题相关性、在上下文中的位置以及信源是否属于引擎偏好的第三方媒体；AI搜索中的商业信息形成平台广告与第三方GEO内容并存的结构，后者在信源端可依《广告法》认定为广告，但经模型改写进入回答后，现行规则找不到承担标识义务的广告发布者；GEO与信息操纵作用于同一路径，区别在于内容是否真实、是否利用模型漏洞，2026年“3·15”晚会曝光的“AI投毒”表明操纵门槛已经很低；零点击化削弱了按点击计价与归因的基础，生成结果的随机性又使GEO服务的效果难以审计。据此，本文提出按推销目的认定GEO内容的广告属性，在信源端设置随检索传递、不影响权重的商业标记，明确GEO服务商的广告经营者义务，以多引擎重复抽样作为效果验收标准，并对生成式引擎平台与监管部门提出建议。</w:t>
       </w:r>
     </w:p>
     <w:p>
@@ -99,7 +99,7 @@
           <w:sz w:val="21"/>
           <w:szCs w:val="21"/>
         </w:rPr>
-        <w:t xml:space="preserve">生成式引擎优化；AI搜索广告；广告可识别性；说服知识模型；平台治理</w:t>
+        <w:t xml:space="preserve">生成式引擎优化；AI搜索广告；广告可识别性；说服知识模型；广告发布者</w:t>
       </w:r>
     </w:p>
     <w:p>
@@ -245,7 +245,7 @@
           <w:sz w:val="21"/>
           <w:szCs w:val="21"/>
         </w:rPr>
-        <w:t xml:space="preserve">Generative engines replace ranked links with synthesized answers, shifting brand competition from user clicks to model retrieval and citation. Generative Engine Optimization (GEO) has consequently evolved from a content-visibility technique into a new means of advertising. Drawing on literature from computer science, advertising and law, together with platform announcements, regulatory texts and recent cases in China, this paper analyzes the mechanisms, risks and governance of GEO as advertising. GEO operates at three stages, namely retrieval entry, context allocation and citation generation, and its effect depends on source authority and retrieval relevance rather than creative execution. Commercial information in AI search now follows a dual track: platform-labeled ads placed in separate sponsored units, and unlabeled third-party optimized content inside the answers themselves. The latter falls outside the labeling situations enumerated in China's Measures for the Administration of Internet Advertising. Strategic text sequences, preference manipulation and retrieval poisoning leave no technical boundary between GEO and information pollution, as the "AI poisoning" exposed at the 2026 "3·15" gala shows. Zero-click search also undermines click-based pricing and attribution, leaving GEO services difficult to audit. The paper proposes recognizing the advertising nature of GEO content by commercial purpose and consideration, attaching source-level commercial markers that travel through retrieval, and replacing one-off screenshots with repeated-sampling measurement. It also offers recommendations for advertisers, generative engine platforms, GEO service providers and regulators.</w:t>
+        <w:t xml:space="preserve">Generative engines replace ranked links with synthesized answers, shifting brand competition from user clicks to model retrieval and citation. Generative Engine Optimization (GEO) has consequently evolved from a content-visibility technique into a way of advertising that bypasses platform ad systems. Combining literature from computer science, advertising and law, comparing eight regulatory texts by addressee, obligation and stage of application, and drawing on platform announcements and recent cases in China, this paper analyzes the mechanisms, risks and governance of GEO as advertising. GEO operates at three stages, namely retrieval, context allocation and citation generation, and its effect depends mainly on topical relevance, position in the context window, and whether the source belongs to the third-party media that engines favor. Commercial information in AI search now follows two tracks: platform ads and third-party GEO content. The latter can be identified as advertising at the source under China's Advertising Law, but once a model rewrites it into an answer, current rules assign the labeling duty to no advertising publisher. GEO and information manipulation travel the same path and differ in whether the content is truthful and whether it exploits model weaknesses; the "AI poisoning" exposed at the 2026 "3·15" gala shows how low the barrier to manipulation has become. Zero-click search weakens click-based pricing and attribution, and the randomness of generated answers makes GEO services hard to audit. The paper proposes judging the advertising nature of GEO content by promotional purpose, attaching source-level commercial markers that travel through retrieval without affecting ranking weight, specifying the duties of GEO providers as advertising operators, and adopting repeated multi-engine sampling as the standard for verifying results, with further recommendations for generative engine platforms and regulators.</w:t>
       </w:r>
     </w:p>
     <w:p>
@@ -271,7 +271,7 @@
           <w:sz w:val="21"/>
           <w:szCs w:val="21"/>
         </w:rPr>
-        <w:t xml:space="preserve">Generative Engine Optimization; AI Search Advertising; Advertising Identifiability; Persuasion Knowledge Model; Platform Governance</w:t>
+        <w:t xml:space="preserve">Generative Engine Optimization; AI Search Advertising; Advertising Identifiability; Persuasion Knowledge Model; Advertising Publisher</w:t>
       </w:r>
     </w:p>
     <w:p>
@@ -332,7 +332,7 @@
           <w:sz w:val="24"/>
           <w:szCs w:val="24"/>
         </w:rPr>
-        <w:t xml:space="preserve">。用户获取信息的入口正在从搜索结果页转向AI给出的整合式回答。皮尤研究中心基于900名美国成年人2025年3月浏览记录的分析显示，当谷歌搜索结果页出现AI摘要时，用户点击传统搜索结果的访问占比为8%，未出现摘要时为15%；点击摘要内所引来源的访问只占1%</w:t>
+        <w:t xml:space="preserve">。用户获取信息的入口正在从搜索结果页转向AI给出的整合式回答。皮尤研究中心对900名美国成年人2025年3月浏览记录的分析显示，在出现AI概览（AI Overviews）的谷歌搜索中，用户点击传统搜索结果的访问占8%，未出现时为15%；点击概览内所引来源的访问只占1%</w:t>
       </w:r>
       <w:r>
         <w:rPr>
@@ -353,7 +353,7 @@
           <w:sz w:val="24"/>
           <w:szCs w:val="24"/>
         </w:rPr>
-        <w:t xml:space="preserve">。Gartner在2024年预测，到2026年传统搜索引擎的使用量将因AI聊天机器人和虚拟代理而下降25%</w:t>
+        <w:t xml:space="preserve">。谷歌则称其自然点击总量同比“相对稳定”，但没有公布具体数据</w:t>
       </w:r>
       <w:r>
         <w:rPr>
@@ -374,28 +374,7 @@
           <w:sz w:val="24"/>
           <w:szCs w:val="24"/>
         </w:rPr>
-        <w:t xml:space="preserve">。谷歌则称其自然点击总量同比“相对稳定”，但没有公布具体数据</w:t>
-      </w:r>
-      <w:r>
-        <w:rPr>
-          <w:rFonts w:ascii="Times New Roman" w:cs="Times New Roman" w:eastAsia="宋体" w:hAnsi="Times New Roman"/>
-          <w:b w:val="false"/>
-          <w:bCs w:val="false"/>
-          <w:sz w:val="24"/>
-          <w:szCs w:val="24"/>
-          <w:vertAlign w:val="superscript"/>
-        </w:rPr>
-        <w:t xml:space="preserve">[4]</w:t>
-      </w:r>
-      <w:r>
-        <w:rPr>
-          <w:rFonts w:ascii="Times New Roman" w:cs="Times New Roman" w:eastAsia="宋体" w:hAnsi="Times New Roman"/>
-          <w:b w:val="false"/>
-          <w:bCs w:val="false"/>
-          <w:sz w:val="24"/>
-          <w:szCs w:val="24"/>
-        </w:rPr>
-        <w:t xml:space="preserve">。双方的分歧在于总量；在单次查询层面，AI回答减少了用户向外部网页的跳转，这一点已有行为数据支持。</w:t>
+        <w:t xml:space="preserve">。两组数据口径不同，皮尤比较的是单次访问中的点击比例，谷歌陈述的是点击总量；前者表明，在出现AI概览的查询中，用户点击外部结果的比例明显更低。</w:t>
       </w:r>
     </w:p>
     <w:p>
@@ -412,7 +391,28 @@
           <w:sz w:val="24"/>
           <w:szCs w:val="24"/>
         </w:rPr>
-        <w:t xml:space="preserve">广告投放随之进入回答本身。谷歌于2024年10月在美国移动端的AI概览(AI Overviews)中上线广告，现有的搜索、购物和效果最大化广告系列自动获得展示资格</w:t>
+        <w:t xml:space="preserve">广告投放随之进入AI回答。谷歌于2024年10月在美国移动端的AI概览中上线广告，现有的搜索、购物和效果最大化广告系列自动获得展示资格</w:t>
+      </w:r>
+      <w:r>
+        <w:rPr>
+          <w:rFonts w:ascii="Times New Roman" w:cs="Times New Roman" w:eastAsia="宋体" w:hAnsi="Times New Roman"/>
+          <w:b w:val="false"/>
+          <w:bCs w:val="false"/>
+          <w:sz w:val="24"/>
+          <w:szCs w:val="24"/>
+          <w:vertAlign w:val="superscript"/>
+        </w:rPr>
+        <w:t xml:space="preserve">[4]</w:t>
+      </w:r>
+      <w:r>
+        <w:rPr>
+          <w:rFonts w:ascii="Times New Roman" w:cs="Times New Roman" w:eastAsia="宋体" w:hAnsi="Times New Roman"/>
+          <w:b w:val="false"/>
+          <w:bCs w:val="false"/>
+          <w:sz w:val="24"/>
+          <w:szCs w:val="24"/>
+        </w:rPr>
+        <w:t xml:space="preserve">。Perplexity于2024年11月以标注“赞助”的追问问题测试广告</w:t>
       </w:r>
       <w:r>
         <w:rPr>
@@ -433,7 +433,7 @@
           <w:sz w:val="24"/>
           <w:szCs w:val="24"/>
         </w:rPr>
-        <w:t xml:space="preserve">；Perplexity于2024年11月以标注“赞助”的追问问题测试广告，按千次展示计价</w:t>
+        <w:t xml:space="preserve">，2026年2月又以用户信任为由宣布逐步退出广告业务</w:t>
       </w:r>
       <w:r>
         <w:rPr>
@@ -454,7 +454,7 @@
           <w:sz w:val="24"/>
           <w:szCs w:val="24"/>
         </w:rPr>
-        <w:t xml:space="preserve">；OpenAI于2026年1月宣布在ChatGPT免费版和Go版中测试广告</w:t>
+        <w:t xml:space="preserve">。OpenAI于2026年1月宣布在ChatGPT免费版和Go版中测试广告</w:t>
       </w:r>
       <w:r>
         <w:rPr>
@@ -517,7 +517,7 @@
           <w:sz w:val="24"/>
           <w:szCs w:val="24"/>
         </w:rPr>
-        <w:t xml:space="preserve">。广告预算正在由链接列表旁的关键词广告位流向AI生成的回答。</w:t>
+        <w:t xml:space="preserve">，营销收入结构正在向AI相关产品倾斜。</w:t>
       </w:r>
     </w:p>
     <w:p>
@@ -534,7 +534,7 @@
           <w:sz w:val="24"/>
           <w:szCs w:val="24"/>
         </w:rPr>
-        <w:t xml:space="preserve">平台广告体系之外，品牌还可以通过改写和投放内容，让自身信息出现在AI的“自然”回答中。Aggarwal等将这类做法命名为生成式引擎优化(Generative Engine Optimization, GEO)，并在其构建的基准上报告了最高约40%的可见度提升</w:t>
+        <w:t xml:space="preserve">平台广告体系之外，品牌还可以通过改写和投放内容，让自身信息出现在AI的“自然”回答中。Aggarwal等将这类做法命名为生成式引擎优化（Generative Engine Optimization，GEO），并在其构建的基准上报告了最高约40%的可见度提升</w:t>
       </w:r>
       <w:r>
         <w:rPr>
@@ -555,7 +555,7 @@
           <w:sz w:val="24"/>
           <w:szCs w:val="24"/>
         </w:rPr>
-        <w:t xml:space="preserve">。这项技术在国内很快被商品化。新华社2026年1月的调查发现，部分广告代理机构以语义优化、结构化标记和提升信源权威性等方式，把客户信息植入AI搜索结果</w:t>
+        <w:t xml:space="preserve">。这项技术在国内很快被商品化。新华社2026年1月的调查发现，一些广告代理机构摸索大模型的资料索引来源，有意识地向相关内容平台海量投放软文，借此把广告信息植入AI搜索结果，且不标注为广告</w:t>
       </w:r>
       <w:r>
         <w:rPr>
@@ -576,7 +576,7 @@
           <w:sz w:val="24"/>
           <w:szCs w:val="24"/>
         </w:rPr>
-        <w:t xml:space="preserve">；同年央视“3·15”晚会曝光，记者用购得的GEO软件为一款虚构的智能手环批量生成文章，发布后被多个大模型抓取并写入推荐性回答</w:t>
+        <w:t xml:space="preserve">。同年央视“3·15”晚会曝光，业内人士用购得的GEO软件虚构了一款智能手环并批量生成软文，发布后主流AI大模型在相关推荐中把这款并不存在的产品排在前列</w:t>
       </w:r>
       <w:r>
         <w:rPr>
@@ -597,7 +597,7 @@
           <w:sz w:val="24"/>
           <w:szCs w:val="24"/>
         </w:rPr>
-        <w:t xml:space="preserve">。出资购买AI回答中的位置，以推销商品为目的，GEO在功能上已经是广告，却没有任何广告标识。</w:t>
+        <w:t xml:space="preserve">。广告主出资委托服务商影响AI回答的内容，目的在于推销商品，GEO在功能上与广告相同，进入AI回答时却不带广告标识。</w:t>
       </w:r>
     </w:p>
     <w:p>
@@ -614,91 +614,7 @@
           <w:sz w:val="24"/>
           <w:szCs w:val="24"/>
         </w:rPr>
-        <w:t xml:space="preserve">现有研究从三个方向触及这一现象。计算机科学研究把GEO看作内容优化或对抗攻击问题，关注可见度的提升幅度与模型的鲁棒性</w:t>
-      </w:r>
-      <w:r>
-        <w:rPr>
-          <w:rFonts w:ascii="Times New Roman" w:cs="Times New Roman" w:eastAsia="宋体" w:hAnsi="Times New Roman"/>
-          <w:b w:val="false"/>
-          <w:bCs w:val="false"/>
-          <w:sz w:val="24"/>
-          <w:szCs w:val="24"/>
-          <w:vertAlign w:val="superscript"/>
-        </w:rPr>
-        <w:t xml:space="preserve">[10,13,14]</w:t>
-      </w:r>
-      <w:r>
-        <w:rPr>
-          <w:rFonts w:ascii="Times New Roman" w:cs="Times New Roman" w:eastAsia="宋体" w:hAnsi="Times New Roman"/>
-          <w:b w:val="false"/>
-          <w:bCs w:val="false"/>
-          <w:sz w:val="24"/>
-          <w:szCs w:val="24"/>
-        </w:rPr>
-        <w:t xml:space="preserve">；经济学与机制设计研究讨论如何在大语言模型输出中拍卖广告位</w:t>
-      </w:r>
-      <w:r>
-        <w:rPr>
-          <w:rFonts w:ascii="Times New Roman" w:cs="Times New Roman" w:eastAsia="宋体" w:hAnsi="Times New Roman"/>
-          <w:b w:val="false"/>
-          <w:bCs w:val="false"/>
-          <w:sz w:val="24"/>
-          <w:szCs w:val="24"/>
-          <w:vertAlign w:val="superscript"/>
-        </w:rPr>
-        <w:t xml:space="preserve">[15,16]</w:t>
-      </w:r>
-      <w:r>
-        <w:rPr>
-          <w:rFonts w:ascii="Times New Roman" w:cs="Times New Roman" w:eastAsia="宋体" w:hAnsi="Times New Roman"/>
-          <w:b w:val="false"/>
-          <w:bCs w:val="false"/>
-          <w:sz w:val="24"/>
-          <w:szCs w:val="24"/>
-        </w:rPr>
-        <w:t xml:space="preserve">；管理学研究开始梳理AI对在线广告生态的冲击，唐欣琳将GEO列为出版商应对流量下滑的策略之一，并指出广告逻辑正从争夺用户注意力转向影响AI对用户偏好的判断</w:t>
-      </w:r>
-      <w:r>
-        <w:rPr>
-          <w:rFonts w:ascii="Times New Roman" w:cs="Times New Roman" w:eastAsia="宋体" w:hAnsi="Times New Roman"/>
-          <w:b w:val="false"/>
-          <w:bCs w:val="false"/>
-          <w:sz w:val="24"/>
-          <w:szCs w:val="24"/>
-          <w:vertAlign w:val="superscript"/>
-        </w:rPr>
-        <w:t xml:space="preserve">[17]</w:t>
-      </w:r>
-      <w:r>
-        <w:rPr>
-          <w:rFonts w:ascii="Times New Roman" w:cs="Times New Roman" w:eastAsia="宋体" w:hAnsi="Times New Roman"/>
-          <w:b w:val="false"/>
-          <w:bCs w:val="false"/>
-          <w:sz w:val="24"/>
-          <w:szCs w:val="24"/>
-        </w:rPr>
-        <w:t xml:space="preserve">。信息检索领域已有研究讨论生成式回答中的原生广告</w:t>
-      </w:r>
-      <w:r>
-        <w:rPr>
-          <w:rFonts w:ascii="Times New Roman" w:cs="Times New Roman" w:eastAsia="宋体" w:hAnsi="Times New Roman"/>
-          <w:b w:val="false"/>
-          <w:bCs w:val="false"/>
-          <w:sz w:val="24"/>
-          <w:szCs w:val="24"/>
-          <w:vertAlign w:val="superscript"/>
-        </w:rPr>
-        <w:t xml:space="preserve">[18]</w:t>
-      </w:r>
-      <w:r>
-        <w:rPr>
-          <w:rFonts w:ascii="Times New Roman" w:cs="Times New Roman" w:eastAsia="宋体" w:hAnsi="Times New Roman"/>
-          <w:b w:val="false"/>
-          <w:bCs w:val="false"/>
-          <w:sz w:val="24"/>
-          <w:szCs w:val="24"/>
-        </w:rPr>
-        <w:t xml:space="preserve">，但其对象是由系统自行植入的广告，而非第三方通过影响信源进入回答的内容。这些研究都没有把GEO本身作为一种广告行为来分析：它如何进入AI回答，与平台付费广告是什么关系，给广告可识别性和市场秩序带来哪些问题，又应当由谁承担什么义务。</w:t>
+        <w:t xml:space="preserve">GEO由此提出了三个尚未得到系统回答的问题，本文依次讨论：（1）GEO通过哪些环节进入AI回答，与平台付费广告构成何种关系；（2）GEO广告化给广告可识别性、信息质量、市场竞争和效果计量带来哪些风险；（3）现行广告规则与人工智能规则在哪些环节失效，义务应如何在广告主、GEO服务商、生成式引擎平台与监管部门之间分配。本文的贡献有三点：把GEO界定为不经平台广告系统、以回答正文为载体的广告形态，提出平台广告与第三方GEO内容并存的分析框架；通过规范文本比对，指出现行规则在AI回答环节缺少承担标识义务的主体；提出按推销目的认定广告属性、在信源端设置可传递的商业标记、以重复抽样验收效果的治理方案。</w:t>
       </w:r>
     </w:p>
     <w:p>
@@ -715,7 +631,7 @@
           <w:sz w:val="24"/>
           <w:szCs w:val="24"/>
         </w:rPr>
-        <w:t xml:space="preserve">本文围绕上述问题展开。第2节说明研究方法；第3节界定GEO并提出理论基础；第4节分析GEO广告化的运作机制；第5节识别其风险；第6节提出治理路径与管理启示；第7节总结全文。</w:t>
+        <w:t xml:space="preserve">全文结构如下：第2节回顾相关文献；第3节说明研究方法；第4节界定概念并提出理论命题；第5节分析GEO广告化的运作机制；第6节识别其风险；第7节提出治理路径与管理启示；第8节总结全文并说明研究局限。</w:t>
       </w:r>
     </w:p>
     <w:p>
@@ -732,7 +648,24 @@
           <w:sz w:val="28"/>
           <w:szCs w:val="28"/>
         </w:rPr>
-        <w:t xml:space="preserve">2 研究方法</w:t>
+        <w:t xml:space="preserve">2 文献回顾</w:t>
+      </w:r>
+    </w:p>
+    <w:p>
+      <w:pPr>
+        <w:keepNext/>
+        <w:spacing w:after="60" w:before="120" w:line="360"/>
+        <w:jc w:val="left"/>
+      </w:pPr>
+      <w:r>
+        <w:rPr>
+          <w:rFonts w:ascii="Times New Roman" w:cs="Times New Roman" w:eastAsia="黑体" w:hAnsi="Times New Roman"/>
+          <w:b/>
+          <w:bCs/>
+          <w:sz w:val="24"/>
+          <w:szCs w:val="24"/>
+        </w:rPr>
+        <w:t xml:space="preserve">2.1 生成式引擎与GEO研究</w:t>
       </w:r>
     </w:p>
     <w:p>
@@ -749,7 +682,213 @@
           <w:sz w:val="24"/>
           <w:szCs w:val="24"/>
         </w:rPr>
-        <w:t xml:space="preserve">本文采用文献研究、政策文本分析与典型事件分析相结合的方法，所用材料分为三类。</w:t>
+        <w:t xml:space="preserve">生成式引擎的技术基础是检索增强生成，即以外部文档库作为非参数记忆，补充模型参数中的知识</w:t>
+      </w:r>
+      <w:r>
+        <w:rPr>
+          <w:rFonts w:ascii="Times New Roman" w:cs="Times New Roman" w:eastAsia="宋体" w:hAnsi="Times New Roman"/>
+          <w:b w:val="false"/>
+          <w:bCs w:val="false"/>
+          <w:sz w:val="24"/>
+          <w:szCs w:val="24"/>
+          <w:vertAlign w:val="superscript"/>
+        </w:rPr>
+        <w:t xml:space="preserve">[13]</w:t>
+      </w:r>
+      <w:r>
+        <w:rPr>
+          <w:rFonts w:ascii="Times New Roman" w:cs="Times New Roman" w:eastAsia="宋体" w:hAnsi="Times New Roman"/>
+          <w:b w:val="false"/>
+          <w:bCs w:val="false"/>
+          <w:sz w:val="24"/>
+          <w:szCs w:val="24"/>
+        </w:rPr>
+        <w:t xml:space="preserve">。围绕内容在生成式回答中的可见度，计算机科学研究形成了两条线索。一条把GEO视为内容创作者的优化问题：Aggarwal等提出GEO概念和评测基准</w:t>
+      </w:r>
+      <w:r>
+        <w:rPr>
+          <w:rFonts w:ascii="Times New Roman" w:cs="Times New Roman" w:eastAsia="宋体" w:hAnsi="Times New Roman"/>
+          <w:b w:val="false"/>
+          <w:bCs w:val="false"/>
+          <w:sz w:val="24"/>
+          <w:szCs w:val="24"/>
+          <w:vertAlign w:val="superscript"/>
+        </w:rPr>
+        <w:t xml:space="preserve">[10]</w:t>
+      </w:r>
+      <w:r>
+        <w:rPr>
+          <w:rFonts w:ascii="Times New Roman" w:cs="Times New Roman" w:eastAsia="宋体" w:hAnsi="Times New Roman"/>
+          <w:b w:val="false"/>
+          <w:bCs w:val="false"/>
+          <w:sz w:val="24"/>
+          <w:szCs w:val="24"/>
+        </w:rPr>
+        <w:t xml:space="preserve">，Chen等比较了AI搜索与传统搜索的信源偏好</w:t>
+      </w:r>
+      <w:r>
+        <w:rPr>
+          <w:rFonts w:ascii="Times New Roman" w:cs="Times New Roman" w:eastAsia="宋体" w:hAnsi="Times New Roman"/>
+          <w:b w:val="false"/>
+          <w:bCs w:val="false"/>
+          <w:sz w:val="24"/>
+          <w:szCs w:val="24"/>
+          <w:vertAlign w:val="superscript"/>
+        </w:rPr>
+        <w:t xml:space="preserve">[14]</w:t>
+      </w:r>
+      <w:r>
+        <w:rPr>
+          <w:rFonts w:ascii="Times New Roman" w:cs="Times New Roman" w:eastAsia="宋体" w:hAnsi="Times New Roman"/>
+          <w:b w:val="false"/>
+          <w:bCs w:val="false"/>
+          <w:sz w:val="24"/>
+          <w:szCs w:val="24"/>
+        </w:rPr>
+        <w:t xml:space="preserve">，Wu等从引擎偏好中归纳改写规则</w:t>
+      </w:r>
+      <w:r>
+        <w:rPr>
+          <w:rFonts w:ascii="Times New Roman" w:cs="Times New Roman" w:eastAsia="宋体" w:hAnsi="Times New Roman"/>
+          <w:b w:val="false"/>
+          <w:bCs w:val="false"/>
+          <w:sz w:val="24"/>
+          <w:szCs w:val="24"/>
+          <w:vertAlign w:val="superscript"/>
+        </w:rPr>
+        <w:t xml:space="preserve">[15]</w:t>
+      </w:r>
+      <w:r>
+        <w:rPr>
+          <w:rFonts w:ascii="Times New Roman" w:cs="Times New Roman" w:eastAsia="宋体" w:hAnsi="Times New Roman"/>
+          <w:b w:val="false"/>
+          <w:bCs w:val="false"/>
+          <w:sz w:val="24"/>
+          <w:szCs w:val="24"/>
+        </w:rPr>
+        <w:t xml:space="preserve">，Martinez对2023年至2026年的45项研究做了批判性综述</w:t>
+      </w:r>
+      <w:r>
+        <w:rPr>
+          <w:rFonts w:ascii="Times New Roman" w:cs="Times New Roman" w:eastAsia="宋体" w:hAnsi="Times New Roman"/>
+          <w:b w:val="false"/>
+          <w:bCs w:val="false"/>
+          <w:sz w:val="24"/>
+          <w:szCs w:val="24"/>
+          <w:vertAlign w:val="superscript"/>
+        </w:rPr>
+        <w:t xml:space="preserve">[16]</w:t>
+      </w:r>
+      <w:r>
+        <w:rPr>
+          <w:rFonts w:ascii="Times New Roman" w:cs="Times New Roman" w:eastAsia="宋体" w:hAnsi="Times New Roman"/>
+          <w:b w:val="false"/>
+          <w:bCs w:val="false"/>
+          <w:sz w:val="24"/>
+          <w:szCs w:val="24"/>
+        </w:rPr>
+        <w:t xml:space="preserve">。另一条把同类行为视为对抗攻击：策略性文本序列</w:t>
+      </w:r>
+      <w:r>
+        <w:rPr>
+          <w:rFonts w:ascii="Times New Roman" w:cs="Times New Roman" w:eastAsia="宋体" w:hAnsi="Times New Roman"/>
+          <w:b w:val="false"/>
+          <w:bCs w:val="false"/>
+          <w:sz w:val="24"/>
+          <w:szCs w:val="24"/>
+          <w:vertAlign w:val="superscript"/>
+        </w:rPr>
+        <w:t xml:space="preserve">[17]</w:t>
+      </w:r>
+      <w:r>
+        <w:rPr>
+          <w:rFonts w:ascii="Times New Roman" w:cs="Times New Roman" w:eastAsia="宋体" w:hAnsi="Times New Roman"/>
+          <w:b w:val="false"/>
+          <w:bCs w:val="false"/>
+          <w:sz w:val="24"/>
+          <w:szCs w:val="24"/>
+        </w:rPr>
+        <w:t xml:space="preserve">、偏好操纵攻击</w:t>
+      </w:r>
+      <w:r>
+        <w:rPr>
+          <w:rFonts w:ascii="Times New Roman" w:cs="Times New Roman" w:eastAsia="宋体" w:hAnsi="Times New Roman"/>
+          <w:b w:val="false"/>
+          <w:bCs w:val="false"/>
+          <w:sz w:val="24"/>
+          <w:szCs w:val="24"/>
+          <w:vertAlign w:val="superscript"/>
+        </w:rPr>
+        <w:t xml:space="preserve">[18]</w:t>
+      </w:r>
+      <w:r>
+        <w:rPr>
+          <w:rFonts w:ascii="Times New Roman" w:cs="Times New Roman" w:eastAsia="宋体" w:hAnsi="Times New Roman"/>
+          <w:b w:val="false"/>
+          <w:bCs w:val="false"/>
+          <w:sz w:val="24"/>
+          <w:szCs w:val="24"/>
+        </w:rPr>
+        <w:t xml:space="preserve">、针对引用排序的提示注入</w:t>
+      </w:r>
+      <w:r>
+        <w:rPr>
+          <w:rFonts w:ascii="Times New Roman" w:cs="Times New Roman" w:eastAsia="宋体" w:hAnsi="Times New Roman"/>
+          <w:b w:val="false"/>
+          <w:bCs w:val="false"/>
+          <w:sz w:val="24"/>
+          <w:szCs w:val="24"/>
+          <w:vertAlign w:val="superscript"/>
+        </w:rPr>
+        <w:t xml:space="preserve">[19]</w:t>
+      </w:r>
+      <w:r>
+        <w:rPr>
+          <w:rFonts w:ascii="Times New Roman" w:cs="Times New Roman" w:eastAsia="宋体" w:hAnsi="Times New Roman"/>
+          <w:b w:val="false"/>
+          <w:bCs w:val="false"/>
+          <w:sz w:val="24"/>
+          <w:szCs w:val="24"/>
+        </w:rPr>
+        <w:t xml:space="preserve">和检索知识库投毒</w:t>
+      </w:r>
+      <w:r>
+        <w:rPr>
+          <w:rFonts w:ascii="Times New Roman" w:cs="Times New Roman" w:eastAsia="宋体" w:hAnsi="Times New Roman"/>
+          <w:b w:val="false"/>
+          <w:bCs w:val="false"/>
+          <w:sz w:val="24"/>
+          <w:szCs w:val="24"/>
+          <w:vertAlign w:val="superscript"/>
+        </w:rPr>
+        <w:t xml:space="preserve">[20]</w:t>
+      </w:r>
+      <w:r>
+        <w:rPr>
+          <w:rFonts w:ascii="Times New Roman" w:cs="Times New Roman" w:eastAsia="宋体" w:hAnsi="Times New Roman"/>
+          <w:b w:val="false"/>
+          <w:bCs w:val="false"/>
+          <w:sz w:val="24"/>
+          <w:szCs w:val="24"/>
+        </w:rPr>
+        <w:t xml:space="preserve">都被证明能够改变模型的推荐或回答。两条线索关注的都是可见度和鲁棒性，研究对象是内容创作者或攻击者，没有把付费委托的GEO作为广告行为讨论。</w:t>
+      </w:r>
+    </w:p>
+    <w:p>
+      <w:pPr>
+        <w:keepNext/>
+        <w:spacing w:after="60" w:before="120" w:line="360"/>
+        <w:jc w:val="left"/>
+      </w:pPr>
+      <w:r>
+        <w:rPr>
+          <w:rFonts w:ascii="Times New Roman" w:cs="Times New Roman" w:eastAsia="黑体" w:hAnsi="Times New Roman"/>
+          <w:b/>
+          <w:bCs/>
+          <w:sz w:val="24"/>
+          <w:szCs w:val="24"/>
+        </w:rPr>
+        <w:t xml:space="preserve">2.2 大语言模型广告：机制设计与生成式原生广告</w:t>
       </w:r>
     </w:p>
     <w:p>
@@ -766,7 +905,171 @@
           <w:sz w:val="24"/>
           <w:szCs w:val="24"/>
         </w:rPr>
-        <w:t xml:space="preserve">第一类为学术文献。检索入口包括学术搜索引擎，以及ACM Digital Library、ACL Anthology、NeurIPS、ICLR与USENIX Security会议论文集、arXiv、INFORMS期刊平台和国内法学期刊官网。英文检索词为generative engine optimization、generative search engine、LLM advertising、ad auction、native advertising disclosure、persuasion knowledge等，中文检索词为生成式引擎优化、AI搜索、原生广告、植入式广告、可识别性等。生成式引擎相关文献的时间范围为2023年至2026年，搜索广告和广告披露领域另纳入1994年至2016年的奠基性研究。纳入标准为：①研究对象是生成式引擎或对话式搜索中的内容可见性、广告投放或排序操纵；②或为搜索广告、原生广告披露领域的基础研究；③能够在出版方页面或预印本平台核实作者、出处与主要结论。缺少方法说明的营销白皮书和服务商推广文章不予纳入。检索中发现，各机构对国内GEO市场规模的估计口径不一，数值相差一个数量级以上，且多数无法回溯原始报告，本文因此不使用此类数据。最终纳入学术文献26篇。</w:t>
+        <w:t xml:space="preserve">经济学与机制设计研究讨论平台如何在大语言模型输出中出售广告。Feizi等指出，搜索广告框架不能直接迁移到大语言模型广告，隐私、时延和可靠性都需要重新考虑</w:t>
+      </w:r>
+      <w:r>
+        <w:rPr>
+          <w:rFonts w:ascii="Times New Roman" w:cs="Times New Roman" w:eastAsia="宋体" w:hAnsi="Times New Roman"/>
+          <w:b w:val="false"/>
+          <w:bCs w:val="false"/>
+          <w:sz w:val="24"/>
+          <w:szCs w:val="24"/>
+          <w:vertAlign w:val="superscript"/>
+        </w:rPr>
+        <w:t xml:space="preserve">[21]</w:t>
+      </w:r>
+      <w:r>
+        <w:rPr>
+          <w:rFonts w:ascii="Times New Roman" w:cs="Times New Roman" w:eastAsia="宋体" w:hAnsi="Times New Roman"/>
+          <w:b w:val="false"/>
+          <w:bCs w:val="false"/>
+          <w:sz w:val="24"/>
+          <w:szCs w:val="24"/>
+        </w:rPr>
+        <w:t xml:space="preserve">；Dütting等提出逐词元运行的“词元拍卖”，各广告主的偏好由大语言模型表示，广告主通过一维出价影响生成内容</w:t>
+      </w:r>
+      <w:r>
+        <w:rPr>
+          <w:rFonts w:ascii="Times New Roman" w:cs="Times New Roman" w:eastAsia="宋体" w:hAnsi="Times New Roman"/>
+          <w:b w:val="false"/>
+          <w:bCs w:val="false"/>
+          <w:sz w:val="24"/>
+          <w:szCs w:val="24"/>
+          <w:vertAlign w:val="superscript"/>
+        </w:rPr>
+        <w:t xml:space="preserve">[22]</w:t>
+      </w:r>
+      <w:r>
+        <w:rPr>
+          <w:rFonts w:ascii="Times New Roman" w:cs="Times New Roman" w:eastAsia="宋体" w:hAnsi="Times New Roman"/>
+          <w:b w:val="false"/>
+          <w:bCs w:val="false"/>
+          <w:sz w:val="24"/>
+          <w:szCs w:val="24"/>
+        </w:rPr>
+        <w:t xml:space="preserve">；Dubey等将位置拍卖推广到广告主竞争进入同一段模型摘要的情形</w:t>
+      </w:r>
+      <w:r>
+        <w:rPr>
+          <w:rFonts w:ascii="Times New Roman" w:cs="Times New Roman" w:eastAsia="宋体" w:hAnsi="Times New Roman"/>
+          <w:b w:val="false"/>
+          <w:bCs w:val="false"/>
+          <w:sz w:val="24"/>
+          <w:szCs w:val="24"/>
+          <w:vertAlign w:val="superscript"/>
+        </w:rPr>
+        <w:t xml:space="preserve">[23]</w:t>
+      </w:r>
+      <w:r>
+        <w:rPr>
+          <w:rFonts w:ascii="Times New Roman" w:cs="Times New Roman" w:eastAsia="宋体" w:hAnsi="Times New Roman"/>
+          <w:b w:val="false"/>
+          <w:bCs w:val="false"/>
+          <w:sz w:val="24"/>
+          <w:szCs w:val="24"/>
+        </w:rPr>
+        <w:t xml:space="preserve">；Hajiaghayi等提出基于检索增强生成的分段拍卖，按出价和相关性为输出片段分配广告</w:t>
+      </w:r>
+      <w:r>
+        <w:rPr>
+          <w:rFonts w:ascii="Times New Roman" w:cs="Times New Roman" w:eastAsia="宋体" w:hAnsi="Times New Roman"/>
+          <w:b w:val="false"/>
+          <w:bCs w:val="false"/>
+          <w:sz w:val="24"/>
+          <w:szCs w:val="24"/>
+          <w:vertAlign w:val="superscript"/>
+        </w:rPr>
+        <w:t xml:space="preserve">[24]</w:t>
+      </w:r>
+      <w:r>
+        <w:rPr>
+          <w:rFonts w:ascii="Times New Roman" w:cs="Times New Roman" w:eastAsia="宋体" w:hAnsi="Times New Roman"/>
+          <w:b w:val="false"/>
+          <w:bCs w:val="false"/>
+          <w:sz w:val="24"/>
+          <w:szCs w:val="24"/>
+        </w:rPr>
+        <w:t xml:space="preserve">。信息检索研究则关注用户能否识别生成式回答中的广告：Hu等构建的GEM-Bench基准的初步结果显示，基于提示词让模型在回答中直接植入广告，能取得尚可的点击率，但往往降低用户满意度</w:t>
+      </w:r>
+      <w:r>
+        <w:rPr>
+          <w:rFonts w:ascii="Times New Roman" w:cs="Times New Roman" w:eastAsia="宋体" w:hAnsi="Times New Roman"/>
+          <w:b w:val="false"/>
+          <w:bCs w:val="false"/>
+          <w:sz w:val="24"/>
+          <w:szCs w:val="24"/>
+          <w:vertAlign w:val="superscript"/>
+        </w:rPr>
+        <w:t xml:space="preserve">[25]</w:t>
+      </w:r>
+      <w:r>
+        <w:rPr>
+          <w:rFonts w:ascii="Times New Roman" w:cs="Times New Roman" w:eastAsia="宋体" w:hAnsi="Times New Roman"/>
+          <w:b w:val="false"/>
+          <w:bCs w:val="false"/>
+          <w:sz w:val="24"/>
+          <w:szCs w:val="24"/>
+        </w:rPr>
+        <w:t xml:space="preserve">；Zelch等的用户研究表明，由模型融入回答的品牌植入在未作标注时可以不被用户察觉</w:t>
+      </w:r>
+      <w:r>
+        <w:rPr>
+          <w:rFonts w:ascii="Times New Roman" w:cs="Times New Roman" w:eastAsia="宋体" w:hAnsi="Times New Roman"/>
+          <w:b w:val="false"/>
+          <w:bCs w:val="false"/>
+          <w:sz w:val="24"/>
+          <w:szCs w:val="24"/>
+          <w:vertAlign w:val="superscript"/>
+        </w:rPr>
+        <w:t xml:space="preserve">[26]</w:t>
+      </w:r>
+      <w:r>
+        <w:rPr>
+          <w:rFonts w:ascii="Times New Roman" w:cs="Times New Roman" w:eastAsia="宋体" w:hAnsi="Times New Roman"/>
+          <w:b w:val="false"/>
+          <w:bCs w:val="false"/>
+          <w:sz w:val="24"/>
+          <w:szCs w:val="24"/>
+        </w:rPr>
+        <w:t xml:space="preserve">；Schmidt等研究了此类广告的自动检测</w:t>
+      </w:r>
+      <w:r>
+        <w:rPr>
+          <w:rFonts w:ascii="Times New Roman" w:cs="Times New Roman" w:eastAsia="宋体" w:hAnsi="Times New Roman"/>
+          <w:b w:val="false"/>
+          <w:bCs w:val="false"/>
+          <w:sz w:val="24"/>
+          <w:szCs w:val="24"/>
+          <w:vertAlign w:val="superscript"/>
+        </w:rPr>
+        <w:t xml:space="preserve">[27]</w:t>
+      </w:r>
+      <w:r>
+        <w:rPr>
+          <w:rFonts w:ascii="Times New Roman" w:cs="Times New Roman" w:eastAsia="宋体" w:hAnsi="Times New Roman"/>
+          <w:b w:val="false"/>
+          <w:bCs w:val="false"/>
+          <w:sz w:val="24"/>
+          <w:szCs w:val="24"/>
+        </w:rPr>
+        <w:t xml:space="preserve">。这些研究讨论的广告都由平台或系统写入回答，第三方经由检索信源进入回答的商业内容不在其范围内。</w:t>
+      </w:r>
+    </w:p>
+    <w:p>
+      <w:pPr>
+        <w:keepNext/>
+        <w:spacing w:after="60" w:before="120" w:line="360"/>
+        <w:jc w:val="left"/>
+      </w:pPr>
+      <w:r>
+        <w:rPr>
+          <w:rFonts w:ascii="Times New Roman" w:cs="Times New Roman" w:eastAsia="黑体" w:hAnsi="Times New Roman"/>
+          <w:b/>
+          <w:bCs/>
+          <w:sz w:val="24"/>
+          <w:szCs w:val="24"/>
+        </w:rPr>
+        <w:t xml:space="preserve">2.3 搜索广告与计算广告</w:t>
       </w:r>
     </w:p>
     <w:p>
@@ -783,7 +1086,150 @@
           <w:sz w:val="24"/>
           <w:szCs w:val="24"/>
         </w:rPr>
-        <w:t xml:space="preserve">第二类为政策文本，包括《中华人民共和国广告法》《互联网广告管理暂行办法》《互联网广告管理办法》《互联网广告可识别性执法指南》《互联网信息服务算法推荐管理规定》《生成式人工智能服务管理暂行办法》《人工智能生成合成内容标识办法》和2025年修订的《中华人民共和国反不正当竞争法》，共8部。</w:t>
+        <w:t xml:space="preserve">搜索广告研究以广告位拍卖和点击效果为中心。Edelman等分析了广义二价拍卖的均衡性质</w:t>
+      </w:r>
+      <w:r>
+        <w:rPr>
+          <w:rFonts w:ascii="Times New Roman" w:cs="Times New Roman" w:eastAsia="宋体" w:hAnsi="Times New Roman"/>
+          <w:b w:val="false"/>
+          <w:bCs w:val="false"/>
+          <w:sz w:val="24"/>
+          <w:szCs w:val="24"/>
+          <w:vertAlign w:val="superscript"/>
+        </w:rPr>
+        <w:t xml:space="preserve">[28]</w:t>
+      </w:r>
+      <w:r>
+        <w:rPr>
+          <w:rFonts w:ascii="Times New Roman" w:cs="Times New Roman" w:eastAsia="宋体" w:hAnsi="Times New Roman"/>
+          <w:b w:val="false"/>
+          <w:bCs w:val="false"/>
+          <w:sz w:val="24"/>
+          <w:szCs w:val="24"/>
+        </w:rPr>
+        <w:t xml:space="preserve">；Ghose和Yang发现，转化率随排名下降而降低，但最靠前的位置并不总是对广告主最有利</w:t>
+      </w:r>
+      <w:r>
+        <w:rPr>
+          <w:rFonts w:ascii="Times New Roman" w:cs="Times New Roman" w:eastAsia="宋体" w:hAnsi="Times New Roman"/>
+          <w:b w:val="false"/>
+          <w:bCs w:val="false"/>
+          <w:sz w:val="24"/>
+          <w:szCs w:val="24"/>
+          <w:vertAlign w:val="superscript"/>
+        </w:rPr>
+        <w:t xml:space="preserve">[29]</w:t>
+      </w:r>
+      <w:r>
+        <w:rPr>
+          <w:rFonts w:ascii="Times New Roman" w:cs="Times New Roman" w:eastAsia="宋体" w:hAnsi="Times New Roman"/>
+          <w:b w:val="false"/>
+          <w:bCs w:val="false"/>
+          <w:sz w:val="24"/>
+          <w:szCs w:val="24"/>
+        </w:rPr>
+        <w:t xml:space="preserve">；卢向华基于淘宝网直通车数据的研究显示，在相同成本下提高出价的回报优于增加投放关键词的数量</w:t>
+      </w:r>
+      <w:r>
+        <w:rPr>
+          <w:rFonts w:ascii="Times New Roman" w:cs="Times New Roman" w:eastAsia="宋体" w:hAnsi="Times New Roman"/>
+          <w:b w:val="false"/>
+          <w:bCs w:val="false"/>
+          <w:sz w:val="24"/>
+          <w:szCs w:val="24"/>
+          <w:vertAlign w:val="superscript"/>
+        </w:rPr>
+        <w:t xml:space="preserve">[30]</w:t>
+      </w:r>
+      <w:r>
+        <w:rPr>
+          <w:rFonts w:ascii="Times New Roman" w:cs="Times New Roman" w:eastAsia="宋体" w:hAnsi="Times New Roman"/>
+          <w:b w:val="false"/>
+          <w:bCs w:val="false"/>
+          <w:sz w:val="24"/>
+          <w:szCs w:val="24"/>
+        </w:rPr>
+        <w:t xml:space="preserve">；Berman和Katona讨论了自然结果与赞助结果之间的竞争，证明SEO改善自然排名需要满足特定条件</w:t>
+      </w:r>
+      <w:r>
+        <w:rPr>
+          <w:rFonts w:ascii="Times New Roman" w:cs="Times New Roman" w:eastAsia="宋体" w:hAnsi="Times New Roman"/>
+          <w:b w:val="false"/>
+          <w:bCs w:val="false"/>
+          <w:sz w:val="24"/>
+          <w:szCs w:val="24"/>
+          <w:vertAlign w:val="superscript"/>
+        </w:rPr>
+        <w:t xml:space="preserve">[31]</w:t>
+      </w:r>
+      <w:r>
+        <w:rPr>
+          <w:rFonts w:ascii="Times New Roman" w:cs="Times New Roman" w:eastAsia="宋体" w:hAnsi="Times New Roman"/>
+          <w:b w:val="false"/>
+          <w:bCs w:val="false"/>
+          <w:sz w:val="24"/>
+          <w:szCs w:val="24"/>
+        </w:rPr>
+        <w:t xml:space="preserve">。刘通等指出，以数据、算力和模型为基础的计算广告已成为互联网广告的主流形态，但存在“数据悖论”和决策短视等问题</w:t>
+      </w:r>
+      <w:r>
+        <w:rPr>
+          <w:rFonts w:ascii="Times New Roman" w:cs="Times New Roman" w:eastAsia="宋体" w:hAnsi="Times New Roman"/>
+          <w:b w:val="false"/>
+          <w:bCs w:val="false"/>
+          <w:sz w:val="24"/>
+          <w:szCs w:val="24"/>
+          <w:vertAlign w:val="superscript"/>
+        </w:rPr>
+        <w:t xml:space="preserve">[32]</w:t>
+      </w:r>
+      <w:r>
+        <w:rPr>
+          <w:rFonts w:ascii="Times New Roman" w:cs="Times New Roman" w:eastAsia="宋体" w:hAnsi="Times New Roman"/>
+          <w:b w:val="false"/>
+          <w:bCs w:val="false"/>
+          <w:sz w:val="24"/>
+          <w:szCs w:val="24"/>
+        </w:rPr>
+        <w:t xml:space="preserve">；沈俏蔚等围绕市场研究、创意生产、营销沟通和用户体验四个环节，梳理了生成式人工智能的营销应用</w:t>
+      </w:r>
+      <w:r>
+        <w:rPr>
+          <w:rFonts w:ascii="Times New Roman" w:cs="Times New Roman" w:eastAsia="宋体" w:hAnsi="Times New Roman"/>
+          <w:b w:val="false"/>
+          <w:bCs w:val="false"/>
+          <w:sz w:val="24"/>
+          <w:szCs w:val="24"/>
+          <w:vertAlign w:val="superscript"/>
+        </w:rPr>
+        <w:t xml:space="preserve">[33]</w:t>
+      </w:r>
+      <w:r>
+        <w:rPr>
+          <w:rFonts w:ascii="Times New Roman" w:cs="Times New Roman" w:eastAsia="宋体" w:hAnsi="Times New Roman"/>
+          <w:b w:val="false"/>
+          <w:bCs w:val="false"/>
+          <w:sz w:val="24"/>
+          <w:szCs w:val="24"/>
+        </w:rPr>
+        <w:t xml:space="preserve">。这些研究都以可追踪的点击和可识别的广告位为前提，而这两点在GEO中都不再成立。</w:t>
+      </w:r>
+    </w:p>
+    <w:p>
+      <w:pPr>
+        <w:keepNext/>
+        <w:spacing w:after="60" w:before="120" w:line="360"/>
+        <w:jc w:val="left"/>
+      </w:pPr>
+      <w:r>
+        <w:rPr>
+          <w:rFonts w:ascii="Times New Roman" w:cs="Times New Roman" w:eastAsia="黑体" w:hAnsi="Times New Roman"/>
+          <w:b/>
+          <w:bCs/>
+          <w:sz w:val="24"/>
+          <w:szCs w:val="24"/>
+        </w:rPr>
+        <w:t xml:space="preserve">2.4 广告披露与说服知识</w:t>
       </w:r>
     </w:p>
     <w:p>
@@ -800,7 +1246,285 @@
           <w:sz w:val="24"/>
           <w:szCs w:val="24"/>
         </w:rPr>
-        <w:t xml:space="preserve">第三类为统计报告、平台公告与典型事件，包括中国互联网络信息中心和皮尤研究中心的统计数据，谷歌、Perplexity、OpenAI的官方公告，百度财报的媒体报道，以及新华社调查和“3·15”晚会的相关报道。文中所有数据均标注来源与时点。</w:t>
+        <w:t xml:space="preserve">说服知识模型是解释广告识别的主要理论</w:t>
+      </w:r>
+      <w:r>
+        <w:rPr>
+          <w:rFonts w:ascii="Times New Roman" w:cs="Times New Roman" w:eastAsia="宋体" w:hAnsi="Times New Roman"/>
+          <w:b w:val="false"/>
+          <w:bCs w:val="false"/>
+          <w:sz w:val="24"/>
+          <w:szCs w:val="24"/>
+          <w:vertAlign w:val="superscript"/>
+        </w:rPr>
+        <w:t xml:space="preserve">[34]</w:t>
+      </w:r>
+      <w:r>
+        <w:rPr>
+          <w:rFonts w:ascii="Times New Roman" w:cs="Times New Roman" w:eastAsia="宋体" w:hAnsi="Times New Roman"/>
+          <w:b w:val="false"/>
+          <w:bCs w:val="false"/>
+          <w:sz w:val="24"/>
+          <w:szCs w:val="24"/>
+        </w:rPr>
+        <w:t xml:space="preserve">，国内营销学界对其内涵、构成和影响因素已有系统述评</w:t>
+      </w:r>
+      <w:r>
+        <w:rPr>
+          <w:rFonts w:ascii="Times New Roman" w:cs="Times New Roman" w:eastAsia="宋体" w:hAnsi="Times New Roman"/>
+          <w:b w:val="false"/>
+          <w:bCs w:val="false"/>
+          <w:sz w:val="24"/>
+          <w:szCs w:val="24"/>
+          <w:vertAlign w:val="superscript"/>
+        </w:rPr>
+        <w:t xml:space="preserve">[35]</w:t>
+      </w:r>
+      <w:r>
+        <w:rPr>
+          <w:rFonts w:ascii="Times New Roman" w:cs="Times New Roman" w:eastAsia="宋体" w:hAnsi="Times New Roman"/>
+          <w:b w:val="false"/>
+          <w:bCs w:val="false"/>
+          <w:sz w:val="24"/>
+          <w:szCs w:val="24"/>
+        </w:rPr>
+        <w:t xml:space="preserve">。实验研究发现，赞助披露的时长</w:t>
+      </w:r>
+      <w:r>
+        <w:rPr>
+          <w:rFonts w:ascii="Times New Roman" w:cs="Times New Roman" w:eastAsia="宋体" w:hAnsi="Times New Roman"/>
+          <w:b w:val="false"/>
+          <w:bCs w:val="false"/>
+          <w:sz w:val="24"/>
+          <w:szCs w:val="24"/>
+          <w:vertAlign w:val="superscript"/>
+        </w:rPr>
+        <w:t xml:space="preserve">[36]</w:t>
+      </w:r>
+      <w:r>
+        <w:rPr>
+          <w:rFonts w:ascii="Times New Roman" w:cs="Times New Roman" w:eastAsia="宋体" w:hAnsi="Times New Roman"/>
+          <w:b w:val="false"/>
+          <w:bCs w:val="false"/>
+          <w:sz w:val="24"/>
+          <w:szCs w:val="24"/>
+        </w:rPr>
+        <w:t xml:space="preserve">、位置和措辞</w:t>
+      </w:r>
+      <w:r>
+        <w:rPr>
+          <w:rFonts w:ascii="Times New Roman" w:cs="Times New Roman" w:eastAsia="宋体" w:hAnsi="Times New Roman"/>
+          <w:b w:val="false"/>
+          <w:bCs w:val="false"/>
+          <w:sz w:val="24"/>
+          <w:szCs w:val="24"/>
+          <w:vertAlign w:val="superscript"/>
+        </w:rPr>
+        <w:t xml:space="preserve">[37]</w:t>
+      </w:r>
+      <w:r>
+        <w:rPr>
+          <w:rFonts w:ascii="Times New Roman" w:cs="Times New Roman" w:eastAsia="宋体" w:hAnsi="Times New Roman"/>
+          <w:b w:val="false"/>
+          <w:bCs w:val="false"/>
+          <w:sz w:val="24"/>
+          <w:szCs w:val="24"/>
+        </w:rPr>
+        <w:t xml:space="preserve">都会影响消费者是否识别出广告。廖秉宜和梁瑄轩对抖音短视频原生广告的研究显示，透明度较高的原生广告效果更好，感知信任在其中起中介作用</w:t>
+      </w:r>
+      <w:r>
+        <w:rPr>
+          <w:rFonts w:ascii="Times New Roman" w:cs="Times New Roman" w:eastAsia="宋体" w:hAnsi="Times New Roman"/>
+          <w:b w:val="false"/>
+          <w:bCs w:val="false"/>
+          <w:sz w:val="24"/>
+          <w:szCs w:val="24"/>
+          <w:vertAlign w:val="superscript"/>
+        </w:rPr>
+        <w:t xml:space="preserve">[38]</w:t>
+      </w:r>
+      <w:r>
+        <w:rPr>
+          <w:rFonts w:ascii="Times New Roman" w:cs="Times New Roman" w:eastAsia="宋体" w:hAnsi="Times New Roman"/>
+          <w:b w:val="false"/>
+          <w:bCs w:val="false"/>
+          <w:sz w:val="24"/>
+          <w:szCs w:val="24"/>
+        </w:rPr>
+        <w:t xml:space="preserve">。这些研究的对象是由人撰写、由人阅读的广告，说服者与受众之间没有模型这一中介。</w:t>
+      </w:r>
+    </w:p>
+    <w:p>
+      <w:pPr>
+        <w:keepNext/>
+        <w:spacing w:after="60" w:before="120" w:line="360"/>
+        <w:jc w:val="left"/>
+      </w:pPr>
+      <w:r>
+        <w:rPr>
+          <w:rFonts w:ascii="Times New Roman" w:cs="Times New Roman" w:eastAsia="黑体" w:hAnsi="Times New Roman"/>
+          <w:b/>
+          <w:bCs/>
+          <w:sz w:val="24"/>
+          <w:szCs w:val="24"/>
+        </w:rPr>
+        <w:t xml:space="preserve">2.5 法学研究</w:t>
+      </w:r>
+    </w:p>
+    <w:p>
+      <w:pPr>
+        <w:spacing w:after="0" w:before="0" w:line="360"/>
+        <w:ind w:firstLine="480"/>
+        <w:jc w:val="both"/>
+      </w:pPr>
+      <w:r>
+        <w:rPr>
+          <w:rFonts w:ascii="Times New Roman" w:cs="Times New Roman" w:eastAsia="宋体" w:hAnsi="Times New Roman"/>
+          <w:b w:val="false"/>
+          <w:bCs w:val="false"/>
+          <w:sz w:val="24"/>
+          <w:szCs w:val="24"/>
+        </w:rPr>
+        <w:t xml:space="preserve">法学研究对隐蔽广告的规制已有积累。李剑指出，植入式广告本质上仍是广告，其隐蔽性与可识别性要求相冲突，应按危害程度分类规制并健全披露制度</w:t>
+      </w:r>
+      <w:r>
+        <w:rPr>
+          <w:rFonts w:ascii="Times New Roman" w:cs="Times New Roman" w:eastAsia="宋体" w:hAnsi="Times New Roman"/>
+          <w:b w:val="false"/>
+          <w:bCs w:val="false"/>
+          <w:sz w:val="24"/>
+          <w:szCs w:val="24"/>
+          <w:vertAlign w:val="superscript"/>
+        </w:rPr>
+        <w:t xml:space="preserve">[39]</w:t>
+      </w:r>
+      <w:r>
+        <w:rPr>
+          <w:rFonts w:ascii="Times New Roman" w:cs="Times New Roman" w:eastAsia="宋体" w:hAnsi="Times New Roman"/>
+          <w:b w:val="false"/>
+          <w:bCs w:val="false"/>
+          <w:sz w:val="24"/>
+          <w:szCs w:val="24"/>
+        </w:rPr>
+        <w:t xml:space="preserve">；韩红星和覃玲梳理美国经验后认为，原生广告刻意淡化广告身份，但本质仍是营销并带有诱导性</w:t>
+      </w:r>
+      <w:r>
+        <w:rPr>
+          <w:rFonts w:ascii="Times New Roman" w:cs="Times New Roman" w:eastAsia="宋体" w:hAnsi="Times New Roman"/>
+          <w:b w:val="false"/>
+          <w:bCs w:val="false"/>
+          <w:sz w:val="24"/>
+          <w:szCs w:val="24"/>
+          <w:vertAlign w:val="superscript"/>
+        </w:rPr>
+        <w:t xml:space="preserve">[40]</w:t>
+      </w:r>
+      <w:r>
+        <w:rPr>
+          <w:rFonts w:ascii="Times New Roman" w:cs="Times New Roman" w:eastAsia="宋体" w:hAnsi="Times New Roman"/>
+          <w:b w:val="false"/>
+          <w:bCs w:val="false"/>
+          <w:sz w:val="24"/>
+          <w:szCs w:val="24"/>
+        </w:rPr>
+        <w:t xml:space="preserve">；宋亚辉发现，就竞价排名中的关键词审查义务，司法实践已形成服务商负有主动审查义务的相对统一规则</w:t>
+      </w:r>
+      <w:r>
+        <w:rPr>
+          <w:rFonts w:ascii="Times New Roman" w:cs="Times New Roman" w:eastAsia="宋体" w:hAnsi="Times New Roman"/>
+          <w:b w:val="false"/>
+          <w:bCs w:val="false"/>
+          <w:sz w:val="24"/>
+          <w:szCs w:val="24"/>
+          <w:vertAlign w:val="superscript"/>
+        </w:rPr>
+        <w:t xml:space="preserve">[41]</w:t>
+      </w:r>
+      <w:r>
+        <w:rPr>
+          <w:rFonts w:ascii="Times New Roman" w:cs="Times New Roman" w:eastAsia="宋体" w:hAnsi="Times New Roman"/>
+          <w:b w:val="false"/>
+          <w:bCs w:val="false"/>
+          <w:sz w:val="24"/>
+          <w:szCs w:val="24"/>
+        </w:rPr>
+        <w:t xml:space="preserve">；支振锋从信息内容治理角度分析了大模型带来的劣质信息泛滥、初始信源被污染等风险，主张以激励相容的思路开展治理</w:t>
+      </w:r>
+      <w:r>
+        <w:rPr>
+          <w:rFonts w:ascii="Times New Roman" w:cs="Times New Roman" w:eastAsia="宋体" w:hAnsi="Times New Roman"/>
+          <w:b w:val="false"/>
+          <w:bCs w:val="false"/>
+          <w:sz w:val="24"/>
+          <w:szCs w:val="24"/>
+          <w:vertAlign w:val="superscript"/>
+        </w:rPr>
+        <w:t xml:space="preserve">[42]</w:t>
+      </w:r>
+      <w:r>
+        <w:rPr>
+          <w:rFonts w:ascii="Times New Roman" w:cs="Times New Roman" w:eastAsia="宋体" w:hAnsi="Times New Roman"/>
+          <w:b w:val="false"/>
+          <w:bCs w:val="false"/>
+          <w:sz w:val="24"/>
+          <w:szCs w:val="24"/>
+        </w:rPr>
+        <w:t xml:space="preserve">。这些研究处理的或是能够找到发布者的隐蔽广告，或是模型输出的一般治理，没有讨论付费内容经模型改写后在回答中呈现时的责任归属。</w:t>
+      </w:r>
+    </w:p>
+    <w:p>
+      <w:pPr>
+        <w:keepNext/>
+        <w:spacing w:after="60" w:before="120" w:line="360"/>
+        <w:jc w:val="left"/>
+      </w:pPr>
+      <w:r>
+        <w:rPr>
+          <w:rFonts w:ascii="Times New Roman" w:cs="Times New Roman" w:eastAsia="黑体" w:hAnsi="Times New Roman"/>
+          <w:b/>
+          <w:bCs/>
+          <w:sz w:val="24"/>
+          <w:szCs w:val="24"/>
+        </w:rPr>
+        <w:t xml:space="preserve">2.6 研究缺口</w:t>
+      </w:r>
+    </w:p>
+    <w:p>
+      <w:pPr>
+        <w:spacing w:after="0" w:before="0" w:line="360"/>
+        <w:ind w:firstLine="480"/>
+        <w:jc w:val="both"/>
+      </w:pPr>
+      <w:r>
+        <w:rPr>
+          <w:rFonts w:ascii="Times New Roman" w:cs="Times New Roman" w:eastAsia="宋体" w:hAnsi="Times New Roman"/>
+          <w:b w:val="false"/>
+          <w:bCs w:val="false"/>
+          <w:sz w:val="24"/>
+          <w:szCs w:val="24"/>
+        </w:rPr>
+        <w:t xml:space="preserve">唐欣琳在梳理AI对在线广告生态的冲击时，把GEO列为出版商应对流量下滑的策略之一，并指出广告逻辑正从争夺用户注意力转向影响AI对用户偏好的判断</w:t>
+      </w:r>
+      <w:r>
+        <w:rPr>
+          <w:rFonts w:ascii="Times New Roman" w:cs="Times New Roman" w:eastAsia="宋体" w:hAnsi="Times New Roman"/>
+          <w:b w:val="false"/>
+          <w:bCs w:val="false"/>
+          <w:sz w:val="24"/>
+          <w:szCs w:val="24"/>
+          <w:vertAlign w:val="superscript"/>
+        </w:rPr>
+        <w:t xml:space="preserve">[43]</w:t>
+      </w:r>
+      <w:r>
+        <w:rPr>
+          <w:rFonts w:ascii="Times New Roman" w:cs="Times New Roman" w:eastAsia="宋体" w:hAnsi="Times New Roman"/>
+          <w:b w:val="false"/>
+          <w:bCs w:val="false"/>
+          <w:sz w:val="24"/>
+          <w:szCs w:val="24"/>
+        </w:rPr>
+        <w:t xml:space="preserve">。在本文检索的中英文文献中（检索截至2026年10月12日），尚无研究把GEO本身作为广告行为，从运作机制、可识别性与责任分配三个方面加以分析。本文试图填补这一缺口。</w:t>
       </w:r>
     </w:p>
     <w:p>
@@ -817,7 +1541,92 @@
           <w:sz w:val="28"/>
           <w:szCs w:val="28"/>
         </w:rPr>
-        <w:t xml:space="preserve">3 概念界定与理论基础</w:t>
+        <w:t xml:space="preserve">3 研究方法</w:t>
+      </w:r>
+    </w:p>
+    <w:p>
+      <w:pPr>
+        <w:spacing w:after="0" w:before="0" w:line="360"/>
+        <w:ind w:firstLine="480"/>
+        <w:jc w:val="both"/>
+      </w:pPr>
+      <w:r>
+        <w:rPr>
+          <w:rFonts w:ascii="Times New Roman" w:cs="Times New Roman" w:eastAsia="宋体" w:hAnsi="Times New Roman"/>
+          <w:b w:val="false"/>
+          <w:bCs w:val="false"/>
+          <w:sz w:val="24"/>
+          <w:szCs w:val="24"/>
+        </w:rPr>
+        <w:t xml:space="preserve">本文采用文献研究、规范文本比对与事件材料分析相结合的方法。</w:t>
+      </w:r>
+    </w:p>
+    <w:p>
+      <w:pPr>
+        <w:spacing w:after="0" w:before="0" w:line="360"/>
+        <w:ind w:firstLine="480"/>
+        <w:jc w:val="both"/>
+      </w:pPr>
+      <w:r>
+        <w:rPr>
+          <w:rFonts w:ascii="Times New Roman" w:cs="Times New Roman" w:eastAsia="宋体" w:hAnsi="Times New Roman"/>
+          <w:b w:val="false"/>
+          <w:bCs w:val="false"/>
+          <w:sz w:val="24"/>
+          <w:szCs w:val="24"/>
+        </w:rPr>
+        <w:t xml:space="preserve">文献检索于2026年10月完成。检索入口包括学术搜索引擎，ACM Digital Library、ACL Anthology、NeurIPS、ICLR与USENIX Security会议论文集，arXiv，INFORMS期刊平台，以及国内期刊官网、国家自然科学基金委员会网站和国家哲学社会科学文献中心。英文检索词为generative engine optimization、generative search engine、LLM advertising、ad auction、native advertising disclosure、persuasion knowledge等，中文检索词为生成式引擎优化、AI搜索、计算广告、原生广告、植入式广告、竞价排名、可识别性等。纳入标准为：①研究对象是生成式引擎或对话式搜索中的内容可见性、广告投放或排序操纵；②属于搜索广告、计算广告、广告披露或隐蔽广告规制领域的基础研究；③界定检索增强生成、生成式人工智能内容治理等本文核心概念所必需；④能够在出版方、期刊官网、数据库或预印本平台核实作者、出处与主要结论。每条文献的著录信息均在上述页面核对，正文引用的每项结论均回到原文摘要或正文核对，前后进行两轮；无法核实作者、卷期或主要结论的候选文献一律剔除。行业白皮书中的国内GEO市场规模估计口径不一，且多数无法回溯原始数据，本文不予使用。最终纳入学术文献34篇，包括生成式引擎与GEO研究10篇、大语言模型广告与生成式原生广告研究8篇、搜索广告与计算广告研究6篇、广告披露与说服知识研究5篇、法学与治理研究4篇，以及作为对话对象的唐欣琳（2026）。</w:t>
+      </w:r>
+    </w:p>
+    <w:p>
+      <w:pPr>
+        <w:spacing w:after="0" w:before="0" w:line="360"/>
+        <w:ind w:firstLine="480"/>
+        <w:jc w:val="both"/>
+      </w:pPr>
+      <w:r>
+        <w:rPr>
+          <w:rFonts w:ascii="Times New Roman" w:cs="Times New Roman" w:eastAsia="宋体" w:hAnsi="Times New Roman"/>
+          <w:b w:val="false"/>
+          <w:bCs w:val="false"/>
+          <w:sz w:val="24"/>
+          <w:szCs w:val="24"/>
+        </w:rPr>
+        <w:t xml:space="preserve">规范文本共8部，包括《中华人民共和国广告法》、已于2023年废止的《互联网广告管理暂行办法》、《互联网广告管理办法》、《互联网广告可识别性执法指南》、《互联网信息服务算法推荐管理规定》、《生成式人工智能服务管理暂行办法》、《人工智能生成合成内容标识办法》和2025年修订的《中华人民共和国反不正当竞争法》。本文对每部文本提取规范对象和与GEO相关的义务内容，判断其能否覆盖GEO的信源发布与AI回答呈现两个环节，结果见表3。</w:t>
+      </w:r>
+    </w:p>
+    <w:p>
+      <w:pPr>
+        <w:spacing w:after="0" w:before="0" w:line="360"/>
+        <w:ind w:firstLine="480"/>
+        <w:jc w:val="both"/>
+      </w:pPr>
+      <w:r>
+        <w:rPr>
+          <w:rFonts w:ascii="Times New Roman" w:cs="Times New Roman" w:eastAsia="宋体" w:hAnsi="Times New Roman"/>
+          <w:b w:val="false"/>
+          <w:bCs w:val="false"/>
+          <w:sz w:val="24"/>
+          <w:szCs w:val="24"/>
+        </w:rPr>
+        <w:t xml:space="preserve">事件材料的选择标准为：由国家级媒体发布或转载、记录了GEO的具体操作过程、可以公开核验。据此选取新华社2026年1月的调查和央视2026年“3·15”晚会的曝光，并以经济日报的相关评论补充操作细节。平台材料取自谷歌、Perplexity、OpenAI的官方公告或权威媒体报道，以及百度财报的媒体报道。国内AI助手的广告形态尚缺少官方公开说明，本文的平台证据因此以境外平台为主。</w:t>
+      </w:r>
+    </w:p>
+    <w:p>
+      <w:pPr>
+        <w:keepNext/>
+        <w:spacing w:after="120" w:before="240" w:line="360"/>
+        <w:jc w:val="left"/>
+      </w:pPr>
+      <w:r>
+        <w:rPr>
+          <w:rFonts w:ascii="Times New Roman" w:cs="Times New Roman" w:eastAsia="黑体" w:hAnsi="Times New Roman"/>
+          <w:b/>
+          <w:bCs/>
+          <w:sz w:val="28"/>
+          <w:szCs w:val="28"/>
+        </w:rPr>
+        <w:t xml:space="preserve">4 概念界定与理论基础</w:t>
       </w:r>
     </w:p>
     <w:p>
@@ -834,7 +1643,7 @@
           <w:sz w:val="24"/>
           <w:szCs w:val="24"/>
         </w:rPr>
-        <w:t xml:space="preserve">3.1 生成式引擎与生成式引擎优化</w:t>
+        <w:t xml:space="preserve">4.1 生成式引擎与生成式引擎优化</w:t>
       </w:r>
     </w:p>
     <w:p>
@@ -851,18 +1660,18 @@
           <w:sz w:val="24"/>
           <w:szCs w:val="24"/>
         </w:rPr>
-        <w:t xml:space="preserve">生成式引擎是把信息检索与大语言模型生成能力结合起来的系统。它在收到查询后检索相关网页，把检索结果放入模型上下文，由模型生成带有来源标注的自然语言回答。其技术基础是检索增强生成(Retrieval-Augmented Generation, RAG)，即以外部文档库作为非参数记忆，补充模型参数中的知识</w:t>
-      </w:r>
-      <w:r>
-        <w:rPr>
-          <w:rFonts w:ascii="Times New Roman" w:cs="Times New Roman" w:eastAsia="宋体" w:hAnsi="Times New Roman"/>
-          <w:b w:val="false"/>
-          <w:bCs w:val="false"/>
-          <w:sz w:val="24"/>
-          <w:szCs w:val="24"/>
-          <w:vertAlign w:val="superscript"/>
-        </w:rPr>
-        <w:t xml:space="preserve">[19]</w:t>
+        <w:t xml:space="preserve">本文所称生成式引擎，包括以谷歌AI概览为代表的搜索内嵌回答、以Perplexity为代表的AI搜索和以ChatGPT为代表的对话式助手，引述文献时保留原文术语。这类系统收到查询后检索相关网页，把检索结果放入模型上下文，由模型生成带有来源标注的自然语言回答</w:t>
+      </w:r>
+      <w:r>
+        <w:rPr>
+          <w:rFonts w:ascii="Times New Roman" w:cs="Times New Roman" w:eastAsia="宋体" w:hAnsi="Times New Roman"/>
+          <w:b w:val="false"/>
+          <w:bCs w:val="false"/>
+          <w:sz w:val="24"/>
+          <w:szCs w:val="24"/>
+          <w:vertAlign w:val="superscript"/>
+        </w:rPr>
+        <w:t xml:space="preserve">[13]</w:t>
       </w:r>
       <w:r>
         <w:rPr>
@@ -889,28 +1698,28 @@
           <w:sz w:val="24"/>
           <w:szCs w:val="24"/>
         </w:rPr>
-        <w:t xml:space="preserve">引用标注并不保证回答可以核验。Liu等对Bing Chat、NeevaAI、perplexity.ai和YouChat的人工评估显示，平均只有51.5%的生成语句得到引用的完整支持，只有74.5%的引用支持其所附语句；引用精确率与用户感知的有用性呈强负相关(r=-0.96)</w:t>
-      </w:r>
-      <w:r>
-        <w:rPr>
-          <w:rFonts w:ascii="Times New Roman" w:cs="Times New Roman" w:eastAsia="宋体" w:hAnsi="Times New Roman"/>
-          <w:b w:val="false"/>
-          <w:bCs w:val="false"/>
-          <w:sz w:val="24"/>
-          <w:szCs w:val="24"/>
-          <w:vertAlign w:val="superscript"/>
-        </w:rPr>
-        <w:t xml:space="preserve">[20]</w:t>
-      </w:r>
-      <w:r>
-        <w:rPr>
-          <w:rFonts w:ascii="Times New Roman" w:cs="Times New Roman" w:eastAsia="宋体" w:hAnsi="Times New Roman"/>
-          <w:b w:val="false"/>
-          <w:bCs w:val="false"/>
-          <w:sz w:val="24"/>
-          <w:szCs w:val="24"/>
-        </w:rPr>
-        <w:t xml:space="preserve">。看起来越有用的回答，引用越不可靠，用户很难凭引用标注判断回答内容是否有可信出处。</w:t>
+        <w:t xml:space="preserve">引用标注并不保证回答可以核验。Liu等对Bing Chat、NeevaAI、perplexity.ai和YouChat的人工评估显示，平均只有51.5%的生成语句得到引用的完整支持，只有74.5%的引用支持其所附语句；在这四个系统之间，用户感知越有用的引擎，引用精确率越低（r=-0.96）</w:t>
+      </w:r>
+      <w:r>
+        <w:rPr>
+          <w:rFonts w:ascii="Times New Roman" w:cs="Times New Roman" w:eastAsia="宋体" w:hAnsi="Times New Roman"/>
+          <w:b w:val="false"/>
+          <w:bCs w:val="false"/>
+          <w:sz w:val="24"/>
+          <w:szCs w:val="24"/>
+          <w:vertAlign w:val="superscript"/>
+        </w:rPr>
+        <w:t xml:space="preserve">[44]</w:t>
+      </w:r>
+      <w:r>
+        <w:rPr>
+          <w:rFonts w:ascii="Times New Roman" w:cs="Times New Roman" w:eastAsia="宋体" w:hAnsi="Times New Roman"/>
+          <w:b w:val="false"/>
+          <w:bCs w:val="false"/>
+          <w:sz w:val="24"/>
+          <w:szCs w:val="24"/>
+        </w:rPr>
+        <w:t xml:space="preserve">。用户因此不能把引用标注当作回答可信的依据。</w:t>
       </w:r>
     </w:p>
     <w:p>
@@ -948,70 +1757,28 @@
           <w:sz w:val="24"/>
           <w:szCs w:val="24"/>
         </w:rPr>
-        <w:t xml:space="preserve">。他们在GEO-bench上发现，加入引用、相关引语和统计数据等改写方式能够显著提升可见度，最高约40%，效果随领域而变化。后续研究拓展了GEO的方法与证据。Chen等的对照实验显示，主流AI搜索系统对第三方“赢得媒体”(earned media)存在系统性偏好，品牌自有内容和社交媒体内容较少被采用，不同引擎在域名多样性、时效性和措辞敏感性上差异显著</w:t>
-      </w:r>
-      <w:r>
-        <w:rPr>
-          <w:rFonts w:ascii="Times New Roman" w:cs="Times New Roman" w:eastAsia="宋体" w:hAnsi="Times New Roman"/>
-          <w:b w:val="false"/>
-          <w:bCs w:val="false"/>
-          <w:sz w:val="24"/>
-          <w:szCs w:val="24"/>
-          <w:vertAlign w:val="superscript"/>
-        </w:rPr>
-        <w:t xml:space="preserve">[21]</w:t>
-      </w:r>
-      <w:r>
-        <w:rPr>
-          <w:rFonts w:ascii="Times New Roman" w:cs="Times New Roman" w:eastAsia="宋体" w:hAnsi="Times New Roman"/>
-          <w:b w:val="false"/>
-          <w:bCs w:val="false"/>
-          <w:sz w:val="24"/>
-          <w:szCs w:val="24"/>
-        </w:rPr>
-        <w:t xml:space="preserve">。Wu等让模型从可见度不同的文档对中归纳生成式引擎的偏好规则，据此改写内容，在提升内容被采用程度的同时没有降低引擎的回答质量</w:t>
-      </w:r>
-      <w:r>
-        <w:rPr>
-          <w:rFonts w:ascii="Times New Roman" w:cs="Times New Roman" w:eastAsia="宋体" w:hAnsi="Times New Roman"/>
-          <w:b w:val="false"/>
-          <w:bCs w:val="false"/>
-          <w:sz w:val="24"/>
-          <w:szCs w:val="24"/>
-          <w:vertAlign w:val="superscript"/>
-        </w:rPr>
-        <w:t xml:space="preserve">[22]</w:t>
-      </w:r>
-      <w:r>
-        <w:rPr>
-          <w:rFonts w:ascii="Times New Roman" w:cs="Times New Roman" w:eastAsia="宋体" w:hAnsi="Times New Roman"/>
-          <w:b w:val="false"/>
-          <w:bCs w:val="false"/>
-          <w:sz w:val="24"/>
-          <w:szCs w:val="24"/>
-        </w:rPr>
-        <w:t xml:space="preserve">。Martinez对2023年至2026年的45项研究进行了批判性综述，认为GEO是覆盖检索激活、抓取索引、检索、重排与上下文分配、引用和用户行为的多阶段过程；其中话题相关性和上下文位置是最可靠的因素，通用改写技巧的迁移性较差，多方同时优化时个体增益会被侵蚀，商业审计中不同次运行之间的引用来源重叠度低</w:t>
-      </w:r>
-      <w:r>
-        <w:rPr>
-          <w:rFonts w:ascii="Times New Roman" w:cs="Times New Roman" w:eastAsia="宋体" w:hAnsi="Times New Roman"/>
-          <w:b w:val="false"/>
-          <w:bCs w:val="false"/>
-          <w:sz w:val="24"/>
-          <w:szCs w:val="24"/>
-          <w:vertAlign w:val="superscript"/>
-        </w:rPr>
-        <w:t xml:space="preserve">[23]</w:t>
-      </w:r>
-      <w:r>
-        <w:rPr>
-          <w:rFonts w:ascii="Times New Roman" w:cs="Times New Roman" w:eastAsia="宋体" w:hAnsi="Times New Roman"/>
-          <w:b w:val="false"/>
-          <w:bCs w:val="false"/>
-          <w:sz w:val="24"/>
-          <w:szCs w:val="24"/>
-        </w:rPr>
-        <w:t xml:space="preserve">。</w:t>
+        <w:t xml:space="preserve">。Martinez的综述进一步指出，GEO是覆盖检索激活、抓取索引、检索、重排与上下文分配、引用和用户行为的多阶段过程，其中话题相关性和上下文位置是最可靠的影响因素，通用改写技巧的迁移性较差</w:t>
+      </w:r>
+      <w:r>
+        <w:rPr>
+          <w:rFonts w:ascii="Times New Roman" w:cs="Times New Roman" w:eastAsia="宋体" w:hAnsi="Times New Roman"/>
+          <w:b w:val="false"/>
+          <w:bCs w:val="false"/>
+          <w:sz w:val="24"/>
+          <w:szCs w:val="24"/>
+          <w:vertAlign w:val="superscript"/>
+        </w:rPr>
+        <w:t xml:space="preserve">[16]</w:t>
+      </w:r>
+      <w:r>
+        <w:rPr>
+          <w:rFonts w:ascii="Times New Roman" w:cs="Times New Roman" w:eastAsia="宋体" w:hAnsi="Times New Roman"/>
+          <w:b w:val="false"/>
+          <w:bCs w:val="false"/>
+          <w:sz w:val="24"/>
+          <w:szCs w:val="24"/>
+        </w:rPr>
+        <w:t xml:space="preserve">。本文在此基础上，把以推销特定商品或服务为目的、由广告主出资实施的GEO称为GEO广告化。</w:t>
       </w:r>
     </w:p>
     <w:p>
@@ -1028,7 +1795,7 @@
           <w:sz w:val="24"/>
           <w:szCs w:val="24"/>
         </w:rPr>
-        <w:t xml:space="preserve">3.2 GEO与搜索引擎优化、付费搜索广告的比较</w:t>
+        <w:t xml:space="preserve">4.2 GEO与搜索引擎优化、付费搜索广告的比较</w:t>
       </w:r>
     </w:p>
     <w:p>
@@ -1045,60 +1812,60 @@
           <w:sz w:val="24"/>
           <w:szCs w:val="24"/>
         </w:rPr>
-        <w:t xml:space="preserve">在搜索广告时代，品牌进入搜索结果页有两条路径。一是付费搜索广告，平台通过广义二价拍卖出售关键词对应的广告位</w:t>
-      </w:r>
-      <w:r>
-        <w:rPr>
-          <w:rFonts w:ascii="Times New Roman" w:cs="Times New Roman" w:eastAsia="宋体" w:hAnsi="Times New Roman"/>
-          <w:b w:val="false"/>
-          <w:bCs w:val="false"/>
-          <w:sz w:val="24"/>
-          <w:szCs w:val="24"/>
-          <w:vertAlign w:val="superscript"/>
-        </w:rPr>
-        <w:t xml:space="preserve">[24]</w:t>
-      </w:r>
-      <w:r>
-        <w:rPr>
-          <w:rFonts w:ascii="Times New Roman" w:cs="Times New Roman" w:eastAsia="宋体" w:hAnsi="Times New Roman"/>
-          <w:b w:val="false"/>
-          <w:bCs w:val="false"/>
-          <w:sz w:val="24"/>
-          <w:szCs w:val="24"/>
-        </w:rPr>
-        <w:t xml:space="preserve">，广告效果可以按排名、点击率和转化率追踪。Ghose和Yang的实证研究发现，转化率随排名下降而降低，但最靠前的位置并不总是对广告主最有利</w:t>
-      </w:r>
-      <w:r>
-        <w:rPr>
-          <w:rFonts w:ascii="Times New Roman" w:cs="Times New Roman" w:eastAsia="宋体" w:hAnsi="Times New Roman"/>
-          <w:b w:val="false"/>
-          <w:bCs w:val="false"/>
-          <w:sz w:val="24"/>
-          <w:szCs w:val="24"/>
-          <w:vertAlign w:val="superscript"/>
-        </w:rPr>
-        <w:t xml:space="preserve">[25]</w:t>
-      </w:r>
-      <w:r>
-        <w:rPr>
-          <w:rFonts w:ascii="Times New Roman" w:cs="Times New Roman" w:eastAsia="宋体" w:hAnsi="Times New Roman"/>
-          <w:b w:val="false"/>
-          <w:bCs w:val="false"/>
-          <w:sz w:val="24"/>
-          <w:szCs w:val="24"/>
-        </w:rPr>
-        <w:t xml:space="preserve">。二是搜索引擎优化(SEO)，即通过改进网页争取自然排名。Berman和Katona证明，在没有赞助链接的情形下，只有当网站质量与其对消费者的价值足够正相关时，SEO才会改善自然排名</w:t>
-      </w:r>
-      <w:r>
-        <w:rPr>
-          <w:rFonts w:ascii="Times New Roman" w:cs="Times New Roman" w:eastAsia="宋体" w:hAnsi="Times New Roman"/>
-          <w:b w:val="false"/>
-          <w:bCs w:val="false"/>
-          <w:sz w:val="24"/>
-          <w:szCs w:val="24"/>
-          <w:vertAlign w:val="superscript"/>
-        </w:rPr>
-        <w:t xml:space="preserve">[26]</w:t>
+        <w:t xml:space="preserve">在搜索广告时代，品牌进入搜索结果页有两条路径。一是付费搜索广告，平台通过拍卖出售关键词对应的广告位</w:t>
+      </w:r>
+      <w:r>
+        <w:rPr>
+          <w:rFonts w:ascii="Times New Roman" w:cs="Times New Roman" w:eastAsia="宋体" w:hAnsi="Times New Roman"/>
+          <w:b w:val="false"/>
+          <w:bCs w:val="false"/>
+          <w:sz w:val="24"/>
+          <w:szCs w:val="24"/>
+          <w:vertAlign w:val="superscript"/>
+        </w:rPr>
+        <w:t xml:space="preserve">[28]</w:t>
+      </w:r>
+      <w:r>
+        <w:rPr>
+          <w:rFonts w:ascii="Times New Roman" w:cs="Times New Roman" w:eastAsia="宋体" w:hAnsi="Times New Roman"/>
+          <w:b w:val="false"/>
+          <w:bCs w:val="false"/>
+          <w:sz w:val="24"/>
+          <w:szCs w:val="24"/>
+        </w:rPr>
+        <w:t xml:space="preserve">，出价、排名、点击与转化可以逐词追踪</w:t>
+      </w:r>
+      <w:r>
+        <w:rPr>
+          <w:rFonts w:ascii="Times New Roman" w:cs="Times New Roman" w:eastAsia="宋体" w:hAnsi="Times New Roman"/>
+          <w:b w:val="false"/>
+          <w:bCs w:val="false"/>
+          <w:sz w:val="24"/>
+          <w:szCs w:val="24"/>
+          <w:vertAlign w:val="superscript"/>
+        </w:rPr>
+        <w:t xml:space="preserve">[29,30]</w:t>
+      </w:r>
+      <w:r>
+        <w:rPr>
+          <w:rFonts w:ascii="Times New Roman" w:cs="Times New Roman" w:eastAsia="宋体" w:hAnsi="Times New Roman"/>
+          <w:b w:val="false"/>
+          <w:bCs w:val="false"/>
+          <w:sz w:val="24"/>
+          <w:szCs w:val="24"/>
+        </w:rPr>
+        <w:t xml:space="preserve">。二是搜索引擎优化（SEO），即通过改进网页争取自然排名。Berman和Katona证明，在没有赞助链接的情形下，只有当网站质量与网站对消费者点击的估值足够正相关时，SEO才会改善自然排名</w:t>
+      </w:r>
+      <w:r>
+        <w:rPr>
+          <w:rFonts w:ascii="Times New Roman" w:cs="Times New Roman" w:eastAsia="宋体" w:hAnsi="Times New Roman"/>
+          <w:b w:val="false"/>
+          <w:bCs w:val="false"/>
+          <w:sz w:val="24"/>
+          <w:szCs w:val="24"/>
+          <w:vertAlign w:val="superscript"/>
+        </w:rPr>
+        <w:t xml:space="preserve">[31]</w:t>
       </w:r>
       <w:r>
         <w:rPr>
@@ -1119,7 +1886,7 @@
           <w:szCs w:val="24"/>
           <w:vertAlign w:val="superscript"/>
         </w:rPr>
-        <w:t xml:space="preserve">[27]</w:t>
+        <w:t xml:space="preserve">[45]</w:t>
       </w:r>
       <w:r>
         <w:rPr>
@@ -1140,7 +1907,7 @@
           <w:szCs w:val="24"/>
           <w:vertAlign w:val="superscript"/>
         </w:rPr>
-        <w:t xml:space="preserve">[28]</w:t>
+        <w:t xml:space="preserve">[46]</w:t>
       </w:r>
       <w:r>
         <w:rPr>
@@ -1167,7 +1934,7 @@
           <w:sz w:val="24"/>
           <w:szCs w:val="24"/>
         </w:rPr>
-        <w:t xml:space="preserve">GEO兼有两条路径的特征。与SEO相同，它不向引擎平台付费，争取的是“自然”位置；与付费广告相同，它由品牌出资委托服务商实施，目的在于推销特定商品或服务，而且其产物直接以引擎的口吻呈现给用户。表1对三者进行了比较。</w:t>
+        <w:t xml:space="preserve">GEO兼有两条路径的特征。与SEO相同，它不向引擎平台付费，争取的是“自然”位置；与付费广告相同，它由品牌出资委托服务商实施，目的在于推销特定商品或服务，而且其产物以引擎的口吻呈现给用户。表1对三者进行了比较。</w:t>
       </w:r>
     </w:p>
     <w:p>
@@ -1201,10 +1968,10 @@
         </w:tblBorders>
       </w:tblPr>
       <w:tblGrid>
-        <w:gridCol w:w="1500"/>
-        <w:gridCol w:w="2500"/>
-        <w:gridCol w:w="2500"/>
-        <w:gridCol w:w="2500"/>
+        <w:gridCol w:w="1430"/>
+        <w:gridCol w:w="2334"/>
+        <w:gridCol w:w="2260"/>
+        <w:gridCol w:w="2976"/>
       </w:tblGrid>
       <w:tr>
         <w:trPr>
@@ -1213,7 +1980,7 @@
         </w:trPr>
         <w:tc>
           <w:tcPr>
-            <w:tcW w:type="dxa" w:w="1500"/>
+            <w:tcW w:type="dxa" w:w="1430"/>
             <w:tcBorders>
               <w:top w:val="single" w:color="000000" w:sz="12"/>
               <w:left w:val="none" w:color="FFFFFF" w:sz="0"/>
@@ -1231,7 +1998,7 @@
           </w:tcPr>
           <w:p>
             <w:pPr>
-              <w:spacing w:line="260"/>
+              <w:spacing w:line="240"/>
               <w:jc w:val="center"/>
             </w:pPr>
             <w:r>
@@ -1239,8 +2006,8 @@
                 <w:rFonts w:ascii="Times New Roman" w:cs="Times New Roman" w:eastAsia="黑体" w:hAnsi="Times New Roman"/>
                 <w:b/>
                 <w:bCs/>
-                <w:sz w:val="21"/>
-                <w:szCs w:val="21"/>
+                <w:sz w:val="18"/>
+                <w:szCs w:val="18"/>
               </w:rPr>
               <w:t xml:space="preserve">维度</w:t>
             </w:r>
@@ -1248,7 +2015,7 @@
         </w:tc>
         <w:tc>
           <w:tcPr>
-            <w:tcW w:type="dxa" w:w="2500"/>
+            <w:tcW w:type="dxa" w:w="2334"/>
             <w:tcBorders>
               <w:top w:val="single" w:color="000000" w:sz="12"/>
               <w:left w:val="none" w:color="FFFFFF" w:sz="0"/>
@@ -1266,7 +2033,7 @@
           </w:tcPr>
           <w:p>
             <w:pPr>
-              <w:spacing w:line="260"/>
+              <w:spacing w:line="240"/>
               <w:jc w:val="center"/>
             </w:pPr>
             <w:r>
@@ -1274,8 +2041,8 @@
                 <w:rFonts w:ascii="Times New Roman" w:cs="Times New Roman" w:eastAsia="黑体" w:hAnsi="Times New Roman"/>
                 <w:b/>
                 <w:bCs/>
-                <w:sz w:val="21"/>
-                <w:szCs w:val="21"/>
+                <w:sz w:val="18"/>
+                <w:szCs w:val="18"/>
               </w:rPr>
               <w:t xml:space="preserve">付费搜索广告</w:t>
             </w:r>
@@ -1283,7 +2050,7 @@
         </w:tc>
         <w:tc>
           <w:tcPr>
-            <w:tcW w:type="dxa" w:w="2500"/>
+            <w:tcW w:type="dxa" w:w="2260"/>
             <w:tcBorders>
               <w:top w:val="single" w:color="000000" w:sz="12"/>
               <w:left w:val="none" w:color="FFFFFF" w:sz="0"/>
@@ -1301,7 +2068,7 @@
           </w:tcPr>
           <w:p>
             <w:pPr>
-              <w:spacing w:line="260"/>
+              <w:spacing w:line="240"/>
               <w:jc w:val="center"/>
             </w:pPr>
             <w:r>
@@ -1309,16 +2076,16 @@
                 <w:rFonts w:ascii="Times New Roman" w:cs="Times New Roman" w:eastAsia="黑体" w:hAnsi="Times New Roman"/>
                 <w:b/>
                 <w:bCs/>
-                <w:sz w:val="21"/>
-                <w:szCs w:val="21"/>
+                <w:sz w:val="18"/>
+                <w:szCs w:val="18"/>
               </w:rPr>
-              <w:t xml:space="preserve">搜索引擎优化(SEO)</w:t>
+              <w:t xml:space="preserve">搜索引擎优化（SEO）</w:t>
             </w:r>
           </w:p>
         </w:tc>
         <w:tc>
           <w:tcPr>
-            <w:tcW w:type="dxa" w:w="2500"/>
+            <w:tcW w:type="dxa" w:w="2976"/>
             <w:tcBorders>
               <w:top w:val="single" w:color="000000" w:sz="12"/>
               <w:left w:val="none" w:color="FFFFFF" w:sz="0"/>
@@ -1336,7 +2103,7 @@
           </w:tcPr>
           <w:p>
             <w:pPr>
-              <w:spacing w:line="260"/>
+              <w:spacing w:line="240"/>
               <w:jc w:val="center"/>
             </w:pPr>
             <w:r>
@@ -1344,10 +2111,10 @@
                 <w:rFonts w:ascii="Times New Roman" w:cs="Times New Roman" w:eastAsia="黑体" w:hAnsi="Times New Roman"/>
                 <w:b/>
                 <w:bCs/>
-                <w:sz w:val="21"/>
-                <w:szCs w:val="21"/>
+                <w:sz w:val="18"/>
+                <w:szCs w:val="18"/>
               </w:rPr>
-              <w:t xml:space="preserve">生成式引擎优化(GEO)</w:t>
+              <w:t xml:space="preserve">生成式引擎优化（GEO）</w:t>
             </w:r>
           </w:p>
         </w:tc>
@@ -1359,7 +2126,7 @@
         </w:trPr>
         <w:tc>
           <w:tcPr>
-            <w:tcW w:type="dxa" w:w="1500"/>
+            <w:tcW w:type="dxa" w:w="1430"/>
             <w:tcBorders>
               <w:top w:val="none" w:color="FFFFFF" w:sz="0"/>
               <w:left w:val="none" w:color="FFFFFF" w:sz="0"/>
@@ -1377,7 +2144,7 @@
           </w:tcPr>
           <w:p>
             <w:pPr>
-              <w:spacing w:line="260"/>
+              <w:spacing w:line="240"/>
               <w:jc w:val="center"/>
             </w:pPr>
             <w:r>
@@ -1385,8 +2152,8 @@
                 <w:rFonts w:ascii="Times New Roman" w:cs="Times New Roman" w:eastAsia="宋体" w:hAnsi="Times New Roman"/>
                 <w:b w:val="false"/>
                 <w:bCs w:val="false"/>
-                <w:sz w:val="21"/>
-                <w:szCs w:val="21"/>
+                <w:sz w:val="18"/>
+                <w:szCs w:val="18"/>
               </w:rPr>
               <w:t xml:space="preserve">作用对象</w:t>
             </w:r>
@@ -1394,7 +2161,7 @@
         </w:tc>
         <w:tc>
           <w:tcPr>
-            <w:tcW w:type="dxa" w:w="2500"/>
+            <w:tcW w:type="dxa" w:w="2334"/>
             <w:tcBorders>
               <w:top w:val="none" w:color="FFFFFF" w:sz="0"/>
               <w:left w:val="none" w:color="FFFFFF" w:sz="0"/>
@@ -1412,7 +2179,7 @@
           </w:tcPr>
           <w:p>
             <w:pPr>
-              <w:spacing w:line="260"/>
+              <w:spacing w:line="240"/>
               <w:jc w:val="center"/>
             </w:pPr>
             <w:r>
@@ -1420,8 +2187,8 @@
                 <w:rFonts w:ascii="Times New Roman" w:cs="Times New Roman" w:eastAsia="宋体" w:hAnsi="Times New Roman"/>
                 <w:b w:val="false"/>
                 <w:bCs w:val="false"/>
-                <w:sz w:val="21"/>
-                <w:szCs w:val="21"/>
+                <w:sz w:val="18"/>
+                <w:szCs w:val="18"/>
               </w:rPr>
               <w:t xml:space="preserve">关键词拍卖中的广告位</w:t>
             </w:r>
@@ -1429,7 +2196,7 @@
         </w:tc>
         <w:tc>
           <w:tcPr>
-            <w:tcW w:type="dxa" w:w="2500"/>
+            <w:tcW w:type="dxa" w:w="2260"/>
             <w:tcBorders>
               <w:top w:val="none" w:color="FFFFFF" w:sz="0"/>
               <w:left w:val="none" w:color="FFFFFF" w:sz="0"/>
@@ -1447,7 +2214,7 @@
           </w:tcPr>
           <w:p>
             <w:pPr>
-              <w:spacing w:line="260"/>
+              <w:spacing w:line="240"/>
               <w:jc w:val="center"/>
             </w:pPr>
             <w:r>
@@ -1455,8 +2222,8 @@
                 <w:rFonts w:ascii="Times New Roman" w:cs="Times New Roman" w:eastAsia="宋体" w:hAnsi="Times New Roman"/>
                 <w:b w:val="false"/>
                 <w:bCs w:val="false"/>
-                <w:sz w:val="21"/>
-                <w:szCs w:val="21"/>
+                <w:sz w:val="18"/>
+                <w:szCs w:val="18"/>
               </w:rPr>
               <w:t xml:space="preserve">搜索引擎的排序算法</w:t>
             </w:r>
@@ -1464,7 +2231,7 @@
         </w:tc>
         <w:tc>
           <w:tcPr>
-            <w:tcW w:type="dxa" w:w="2500"/>
+            <w:tcW w:type="dxa" w:w="2976"/>
             <w:tcBorders>
               <w:top w:val="none" w:color="FFFFFF" w:sz="0"/>
               <w:left w:val="none" w:color="FFFFFF" w:sz="0"/>
@@ -1482,7 +2249,7 @@
           </w:tcPr>
           <w:p>
             <w:pPr>
-              <w:spacing w:line="260"/>
+              <w:spacing w:line="240"/>
               <w:jc w:val="center"/>
             </w:pPr>
             <w:r>
@@ -1490,8 +2257,8 @@
                 <w:rFonts w:ascii="Times New Roman" w:cs="Times New Roman" w:eastAsia="宋体" w:hAnsi="Times New Roman"/>
                 <w:b w:val="false"/>
                 <w:bCs w:val="false"/>
-                <w:sz w:val="21"/>
-                <w:szCs w:val="21"/>
+                <w:sz w:val="18"/>
+                <w:szCs w:val="18"/>
               </w:rPr>
               <w:t xml:space="preserve">生成式引擎的检索、上下文分配与引用</w:t>
             </w:r>
@@ -1505,7 +2272,7 @@
         </w:trPr>
         <w:tc>
           <w:tcPr>
-            <w:tcW w:type="dxa" w:w="1500"/>
+            <w:tcW w:type="dxa" w:w="1430"/>
             <w:tcBorders>
               <w:top w:val="none" w:color="FFFFFF" w:sz="0"/>
               <w:left w:val="none" w:color="FFFFFF" w:sz="0"/>
@@ -1523,7 +2290,7 @@
           </w:tcPr>
           <w:p>
             <w:pPr>
-              <w:spacing w:line="260"/>
+              <w:spacing w:line="240"/>
               <w:jc w:val="center"/>
             </w:pPr>
             <w:r>
@@ -1531,8 +2298,8 @@
                 <w:rFonts w:ascii="Times New Roman" w:cs="Times New Roman" w:eastAsia="宋体" w:hAnsi="Times New Roman"/>
                 <w:b w:val="false"/>
                 <w:bCs w:val="false"/>
-                <w:sz w:val="21"/>
-                <w:szCs w:val="21"/>
+                <w:sz w:val="18"/>
+                <w:szCs w:val="18"/>
               </w:rPr>
               <w:t xml:space="preserve">呈现位置</w:t>
             </w:r>
@@ -1540,7 +2307,7 @@
         </w:tc>
         <w:tc>
           <w:tcPr>
-            <w:tcW w:type="dxa" w:w="2500"/>
+            <w:tcW w:type="dxa" w:w="2334"/>
             <w:tcBorders>
               <w:top w:val="none" w:color="FFFFFF" w:sz="0"/>
               <w:left w:val="none" w:color="FFFFFF" w:sz="0"/>
@@ -1558,7 +2325,7 @@
           </w:tcPr>
           <w:p>
             <w:pPr>
-              <w:spacing w:line="260"/>
+              <w:spacing w:line="240"/>
               <w:jc w:val="center"/>
             </w:pPr>
             <w:r>
@@ -1566,8 +2333,8 @@
                 <w:rFonts w:ascii="Times New Roman" w:cs="Times New Roman" w:eastAsia="宋体" w:hAnsi="Times New Roman"/>
                 <w:b w:val="false"/>
                 <w:bCs w:val="false"/>
-                <w:sz w:val="21"/>
-                <w:szCs w:val="21"/>
+                <w:sz w:val="18"/>
+                <w:szCs w:val="18"/>
               </w:rPr>
               <w:t xml:space="preserve">结果页中独立的广告位</w:t>
             </w:r>
@@ -1575,7 +2342,7 @@
         </w:tc>
         <w:tc>
           <w:tcPr>
-            <w:tcW w:type="dxa" w:w="2500"/>
+            <w:tcW w:type="dxa" w:w="2260"/>
             <w:tcBorders>
               <w:top w:val="none" w:color="FFFFFF" w:sz="0"/>
               <w:left w:val="none" w:color="FFFFFF" w:sz="0"/>
@@ -1593,7 +2360,7 @@
           </w:tcPr>
           <w:p>
             <w:pPr>
-              <w:spacing w:line="260"/>
+              <w:spacing w:line="240"/>
               <w:jc w:val="center"/>
             </w:pPr>
             <w:r>
@@ -1601,8 +2368,8 @@
                 <w:rFonts w:ascii="Times New Roman" w:cs="Times New Roman" w:eastAsia="宋体" w:hAnsi="Times New Roman"/>
                 <w:b w:val="false"/>
                 <w:bCs w:val="false"/>
-                <w:sz w:val="21"/>
-                <w:szCs w:val="21"/>
+                <w:sz w:val="18"/>
+                <w:szCs w:val="18"/>
               </w:rPr>
               <w:t xml:space="preserve">自然结果列表中的链接</w:t>
             </w:r>
@@ -1610,7 +2377,7 @@
         </w:tc>
         <w:tc>
           <w:tcPr>
-            <w:tcW w:type="dxa" w:w="2500"/>
+            <w:tcW w:type="dxa" w:w="2976"/>
             <w:tcBorders>
               <w:top w:val="none" w:color="FFFFFF" w:sz="0"/>
               <w:left w:val="none" w:color="FFFFFF" w:sz="0"/>
@@ -1628,7 +2395,7 @@
           </w:tcPr>
           <w:p>
             <w:pPr>
-              <w:spacing w:line="260"/>
+              <w:spacing w:line="240"/>
               <w:jc w:val="center"/>
             </w:pPr>
             <w:r>
@@ -1636,8 +2403,8 @@
                 <w:rFonts w:ascii="Times New Roman" w:cs="Times New Roman" w:eastAsia="宋体" w:hAnsi="Times New Roman"/>
                 <w:b w:val="false"/>
                 <w:bCs w:val="false"/>
-                <w:sz w:val="21"/>
-                <w:szCs w:val="21"/>
+                <w:sz w:val="18"/>
+                <w:szCs w:val="18"/>
               </w:rPr>
               <w:t xml:space="preserve">回答正文中的表述或所引来源</w:t>
             </w:r>
@@ -1651,7 +2418,7 @@
         </w:trPr>
         <w:tc>
           <w:tcPr>
-            <w:tcW w:type="dxa" w:w="1500"/>
+            <w:tcW w:type="dxa" w:w="1430"/>
             <w:tcBorders>
               <w:top w:val="none" w:color="FFFFFF" w:sz="0"/>
               <w:left w:val="none" w:color="FFFFFF" w:sz="0"/>
@@ -1669,7 +2436,7 @@
           </w:tcPr>
           <w:p>
             <w:pPr>
-              <w:spacing w:line="260"/>
+              <w:spacing w:line="240"/>
               <w:jc w:val="center"/>
             </w:pPr>
             <w:r>
@@ -1677,8 +2444,8 @@
                 <w:rFonts w:ascii="Times New Roman" w:cs="Times New Roman" w:eastAsia="宋体" w:hAnsi="Times New Roman"/>
                 <w:b w:val="false"/>
                 <w:bCs w:val="false"/>
-                <w:sz w:val="21"/>
-                <w:szCs w:val="21"/>
+                <w:sz w:val="18"/>
+                <w:szCs w:val="18"/>
               </w:rPr>
               <w:t xml:space="preserve">资金流向</w:t>
             </w:r>
@@ -1686,7 +2453,7 @@
         </w:tc>
         <w:tc>
           <w:tcPr>
-            <w:tcW w:type="dxa" w:w="2500"/>
+            <w:tcW w:type="dxa" w:w="2334"/>
             <w:tcBorders>
               <w:top w:val="none" w:color="FFFFFF" w:sz="0"/>
               <w:left w:val="none" w:color="FFFFFF" w:sz="0"/>
@@ -1704,7 +2471,7 @@
           </w:tcPr>
           <w:p>
             <w:pPr>
-              <w:spacing w:line="260"/>
+              <w:spacing w:line="240"/>
               <w:jc w:val="center"/>
             </w:pPr>
             <w:r>
@@ -1712,8 +2479,8 @@
                 <w:rFonts w:ascii="Times New Roman" w:cs="Times New Roman" w:eastAsia="宋体" w:hAnsi="Times New Roman"/>
                 <w:b w:val="false"/>
                 <w:bCs w:val="false"/>
-                <w:sz w:val="21"/>
-                <w:szCs w:val="21"/>
+                <w:sz w:val="18"/>
+                <w:szCs w:val="18"/>
               </w:rPr>
               <w:t xml:space="preserve">支付给搜索引擎平台</w:t>
             </w:r>
@@ -1721,7 +2488,7 @@
         </w:tc>
         <w:tc>
           <w:tcPr>
-            <w:tcW w:type="dxa" w:w="2500"/>
+            <w:tcW w:type="dxa" w:w="2260"/>
             <w:tcBorders>
               <w:top w:val="none" w:color="FFFFFF" w:sz="0"/>
               <w:left w:val="none" w:color="FFFFFF" w:sz="0"/>
@@ -1739,7 +2506,7 @@
           </w:tcPr>
           <w:p>
             <w:pPr>
-              <w:spacing w:line="260"/>
+              <w:spacing w:line="240"/>
               <w:jc w:val="center"/>
             </w:pPr>
             <w:r>
@@ -1747,8 +2514,8 @@
                 <w:rFonts w:ascii="Times New Roman" w:cs="Times New Roman" w:eastAsia="宋体" w:hAnsi="Times New Roman"/>
                 <w:b w:val="false"/>
                 <w:bCs w:val="false"/>
-                <w:sz w:val="21"/>
-                <w:szCs w:val="21"/>
+                <w:sz w:val="18"/>
+                <w:szCs w:val="18"/>
               </w:rPr>
               <w:t xml:space="preserve">支付给优化服务商或内部团队</w:t>
             </w:r>
@@ -1756,7 +2523,7 @@
         </w:tc>
         <w:tc>
           <w:tcPr>
-            <w:tcW w:type="dxa" w:w="2500"/>
+            <w:tcW w:type="dxa" w:w="2976"/>
             <w:tcBorders>
               <w:top w:val="none" w:color="FFFFFF" w:sz="0"/>
               <w:left w:val="none" w:color="FFFFFF" w:sz="0"/>
@@ -1774,7 +2541,7 @@
           </w:tcPr>
           <w:p>
             <w:pPr>
-              <w:spacing w:line="260"/>
+              <w:spacing w:line="240"/>
               <w:jc w:val="center"/>
             </w:pPr>
             <w:r>
@@ -1782,8 +2549,8 @@
                 <w:rFonts w:ascii="Times New Roman" w:cs="Times New Roman" w:eastAsia="宋体" w:hAnsi="Times New Roman"/>
                 <w:b w:val="false"/>
                 <w:bCs w:val="false"/>
-                <w:sz w:val="21"/>
-                <w:szCs w:val="21"/>
+                <w:sz w:val="18"/>
+                <w:szCs w:val="18"/>
               </w:rPr>
               <w:t xml:space="preserve">支付给GEO服务商和第三方内容渠道</w:t>
             </w:r>
@@ -1797,7 +2564,7 @@
         </w:trPr>
         <w:tc>
           <w:tcPr>
-            <w:tcW w:type="dxa" w:w="1500"/>
+            <w:tcW w:type="dxa" w:w="1430"/>
             <w:tcBorders>
               <w:top w:val="none" w:color="FFFFFF" w:sz="0"/>
               <w:left w:val="none" w:color="FFFFFF" w:sz="0"/>
@@ -1815,7 +2582,7 @@
           </w:tcPr>
           <w:p>
             <w:pPr>
-              <w:spacing w:line="260"/>
+              <w:spacing w:line="240"/>
               <w:jc w:val="center"/>
             </w:pPr>
             <w:r>
@@ -1823,8 +2590,8 @@
                 <w:rFonts w:ascii="Times New Roman" w:cs="Times New Roman" w:eastAsia="宋体" w:hAnsi="Times New Roman"/>
                 <w:b w:val="false"/>
                 <w:bCs w:val="false"/>
-                <w:sz w:val="21"/>
-                <w:szCs w:val="21"/>
+                <w:sz w:val="18"/>
+                <w:szCs w:val="18"/>
               </w:rPr>
               <w:t xml:space="preserve">用户可识别性</w:t>
             </w:r>
@@ -1832,7 +2599,7 @@
         </w:tc>
         <w:tc>
           <w:tcPr>
-            <w:tcW w:type="dxa" w:w="2500"/>
+            <w:tcW w:type="dxa" w:w="2334"/>
             <w:tcBorders>
               <w:top w:val="none" w:color="FFFFFF" w:sz="0"/>
               <w:left w:val="none" w:color="FFFFFF" w:sz="0"/>
@@ -1850,7 +2617,7 @@
           </w:tcPr>
           <w:p>
             <w:pPr>
-              <w:spacing w:line="260"/>
+              <w:spacing w:line="240"/>
               <w:jc w:val="center"/>
             </w:pPr>
             <w:r>
@@ -1858,8 +2625,8 @@
                 <w:rFonts w:ascii="Times New Roman" w:cs="Times New Roman" w:eastAsia="宋体" w:hAnsi="Times New Roman"/>
                 <w:b w:val="false"/>
                 <w:bCs w:val="false"/>
-                <w:sz w:val="21"/>
-                <w:szCs w:val="21"/>
+                <w:sz w:val="18"/>
+                <w:szCs w:val="18"/>
               </w:rPr>
               <w:t xml:space="preserve">须显著标明“广告”</w:t>
             </w:r>
@@ -1867,7 +2634,7 @@
         </w:tc>
         <w:tc>
           <w:tcPr>
-            <w:tcW w:type="dxa" w:w="2500"/>
+            <w:tcW w:type="dxa" w:w="2260"/>
             <w:tcBorders>
               <w:top w:val="none" w:color="FFFFFF" w:sz="0"/>
               <w:left w:val="none" w:color="FFFFFF" w:sz="0"/>
@@ -1885,7 +2652,7 @@
           </w:tcPr>
           <w:p>
             <w:pPr>
-              <w:spacing w:line="260"/>
+              <w:spacing w:line="240"/>
               <w:jc w:val="center"/>
             </w:pPr>
             <w:r>
@@ -1893,8 +2660,8 @@
                 <w:rFonts w:ascii="Times New Roman" w:cs="Times New Roman" w:eastAsia="宋体" w:hAnsi="Times New Roman"/>
                 <w:b w:val="false"/>
                 <w:bCs w:val="false"/>
-                <w:sz w:val="21"/>
-                <w:szCs w:val="21"/>
+                <w:sz w:val="18"/>
+                <w:szCs w:val="18"/>
               </w:rPr>
               <w:t xml:space="preserve">用户知道是排序结果，可点击核验</w:t>
             </w:r>
@@ -1902,7 +2669,7 @@
         </w:tc>
         <w:tc>
           <w:tcPr>
-            <w:tcW w:type="dxa" w:w="2500"/>
+            <w:tcW w:type="dxa" w:w="2976"/>
             <w:tcBorders>
               <w:top w:val="none" w:color="FFFFFF" w:sz="0"/>
               <w:left w:val="none" w:color="FFFFFF" w:sz="0"/>
@@ -1920,7 +2687,7 @@
           </w:tcPr>
           <w:p>
             <w:pPr>
-              <w:spacing w:line="260"/>
+              <w:spacing w:line="240"/>
               <w:jc w:val="center"/>
             </w:pPr>
             <w:r>
@@ -1928,10 +2695,10 @@
                 <w:rFonts w:ascii="Times New Roman" w:cs="Times New Roman" w:eastAsia="宋体" w:hAnsi="Times New Roman"/>
                 <w:b w:val="false"/>
                 <w:bCs w:val="false"/>
-                <w:sz w:val="21"/>
-                <w:szCs w:val="21"/>
+                <w:sz w:val="18"/>
+                <w:szCs w:val="18"/>
               </w:rPr>
-              <w:t xml:space="preserve">无标识，与引擎的回答混为一体</w:t>
+              <w:t xml:space="preserve">不带广告标识，与引擎的回答混为一体</w:t>
             </w:r>
           </w:p>
         </w:tc>
@@ -1943,7 +2710,7 @@
         </w:trPr>
         <w:tc>
           <w:tcPr>
-            <w:tcW w:type="dxa" w:w="1500"/>
+            <w:tcW w:type="dxa" w:w="1430"/>
             <w:tcBorders>
               <w:top w:val="none" w:color="FFFFFF" w:sz="0"/>
               <w:left w:val="none" w:color="FFFFFF" w:sz="0"/>
@@ -1961,7 +2728,7 @@
           </w:tcPr>
           <w:p>
             <w:pPr>
-              <w:spacing w:line="260"/>
+              <w:spacing w:line="240"/>
               <w:jc w:val="center"/>
             </w:pPr>
             <w:r>
@@ -1969,8 +2736,8 @@
                 <w:rFonts w:ascii="Times New Roman" w:cs="Times New Roman" w:eastAsia="宋体" w:hAnsi="Times New Roman"/>
                 <w:b w:val="false"/>
                 <w:bCs w:val="false"/>
-                <w:sz w:val="21"/>
-                <w:szCs w:val="21"/>
+                <w:sz w:val="18"/>
+                <w:szCs w:val="18"/>
               </w:rPr>
               <w:t xml:space="preserve">效果度量</w:t>
             </w:r>
@@ -1978,7 +2745,7 @@
         </w:tc>
         <w:tc>
           <w:tcPr>
-            <w:tcW w:type="dxa" w:w="2500"/>
+            <w:tcW w:type="dxa" w:w="2334"/>
             <w:tcBorders>
               <w:top w:val="none" w:color="FFFFFF" w:sz="0"/>
               <w:left w:val="none" w:color="FFFFFF" w:sz="0"/>
@@ -1996,7 +2763,7 @@
           </w:tcPr>
           <w:p>
             <w:pPr>
-              <w:spacing w:line="260"/>
+              <w:spacing w:line="240"/>
               <w:jc w:val="center"/>
             </w:pPr>
             <w:r>
@@ -2004,16 +2771,16 @@
                 <w:rFonts w:ascii="Times New Roman" w:cs="Times New Roman" w:eastAsia="宋体" w:hAnsi="Times New Roman"/>
                 <w:b w:val="false"/>
                 <w:bCs w:val="false"/>
-                <w:sz w:val="21"/>
-                <w:szCs w:val="21"/>
+                <w:sz w:val="18"/>
+                <w:szCs w:val="18"/>
               </w:rPr>
-              <w:t xml:space="preserve">展示、点击、转化可追踪</w:t>
+              <w:t xml:space="preserve">出价、排名、点击、转化可逐词追踪</w:t>
             </w:r>
           </w:p>
         </w:tc>
         <w:tc>
           <w:tcPr>
-            <w:tcW w:type="dxa" w:w="2500"/>
+            <w:tcW w:type="dxa" w:w="2260"/>
             <w:tcBorders>
               <w:top w:val="none" w:color="FFFFFF" w:sz="0"/>
               <w:left w:val="none" w:color="FFFFFF" w:sz="0"/>
@@ -2031,7 +2798,7 @@
           </w:tcPr>
           <w:p>
             <w:pPr>
-              <w:spacing w:line="260"/>
+              <w:spacing w:line="240"/>
               <w:jc w:val="center"/>
             </w:pPr>
             <w:r>
@@ -2039,8 +2806,8 @@
                 <w:rFonts w:ascii="Times New Roman" w:cs="Times New Roman" w:eastAsia="宋体" w:hAnsi="Times New Roman"/>
                 <w:b w:val="false"/>
                 <w:bCs w:val="false"/>
-                <w:sz w:val="21"/>
-                <w:szCs w:val="21"/>
+                <w:sz w:val="18"/>
+                <w:szCs w:val="18"/>
               </w:rPr>
               <w:t xml:space="preserve">排名与流量可追踪</w:t>
             </w:r>
@@ -2048,7 +2815,7 @@
         </w:tc>
         <w:tc>
           <w:tcPr>
-            <w:tcW w:type="dxa" w:w="2500"/>
+            <w:tcW w:type="dxa" w:w="2976"/>
             <w:tcBorders>
               <w:top w:val="none" w:color="FFFFFF" w:sz="0"/>
               <w:left w:val="none" w:color="FFFFFF" w:sz="0"/>
@@ -2066,7 +2833,7 @@
           </w:tcPr>
           <w:p>
             <w:pPr>
-              <w:spacing w:line="260"/>
+              <w:spacing w:line="240"/>
               <w:jc w:val="center"/>
             </w:pPr>
             <w:r>
@@ -2074,10 +2841,10 @@
                 <w:rFonts w:ascii="Times New Roman" w:cs="Times New Roman" w:eastAsia="宋体" w:hAnsi="Times New Roman"/>
                 <w:b w:val="false"/>
                 <w:bCs w:val="false"/>
-                <w:sz w:val="21"/>
-                <w:szCs w:val="21"/>
+                <w:sz w:val="18"/>
+                <w:szCs w:val="18"/>
               </w:rPr>
-              <w:t xml:space="preserve">被提及率和提及位置，点击极少，结果随机波动</w:t>
+              <w:t xml:space="preserve">被提及率和提及位置；点击稀少，结果随生成的随机性波动</w:t>
             </w:r>
           </w:p>
         </w:tc>
@@ -2089,7 +2856,7 @@
         </w:trPr>
         <w:tc>
           <w:tcPr>
-            <w:tcW w:type="dxa" w:w="1500"/>
+            <w:tcW w:type="dxa" w:w="1430"/>
             <w:tcBorders>
               <w:top w:val="none" w:color="FFFFFF" w:sz="0"/>
               <w:left w:val="none" w:color="FFFFFF" w:sz="0"/>
@@ -2107,7 +2874,7 @@
           </w:tcPr>
           <w:p>
             <w:pPr>
-              <w:spacing w:line="260"/>
+              <w:spacing w:line="240"/>
               <w:jc w:val="center"/>
             </w:pPr>
             <w:r>
@@ -2115,8 +2882,8 @@
                 <w:rFonts w:ascii="Times New Roman" w:cs="Times New Roman" w:eastAsia="宋体" w:hAnsi="Times New Roman"/>
                 <w:b w:val="false"/>
                 <w:bCs w:val="false"/>
-                <w:sz w:val="21"/>
-                <w:szCs w:val="21"/>
+                <w:sz w:val="18"/>
+                <w:szCs w:val="18"/>
               </w:rPr>
               <w:t xml:space="preserve">现行规则定位</w:t>
             </w:r>
@@ -2124,7 +2891,7 @@
         </w:tc>
         <w:tc>
           <w:tcPr>
-            <w:tcW w:type="dxa" w:w="2500"/>
+            <w:tcW w:type="dxa" w:w="2334"/>
             <w:tcBorders>
               <w:top w:val="none" w:color="FFFFFF" w:sz="0"/>
               <w:left w:val="none" w:color="FFFFFF" w:sz="0"/>
@@ -2142,7 +2909,7 @@
           </w:tcPr>
           <w:p>
             <w:pPr>
-              <w:spacing w:line="260"/>
+              <w:spacing w:line="240"/>
               <w:jc w:val="center"/>
             </w:pPr>
             <w:r>
@@ -2150,8 +2917,8 @@
                 <w:rFonts w:ascii="Times New Roman" w:cs="Times New Roman" w:eastAsia="宋体" w:hAnsi="Times New Roman"/>
                 <w:b w:val="false"/>
                 <w:bCs w:val="false"/>
-                <w:sz w:val="21"/>
-                <w:szCs w:val="21"/>
+                <w:sz w:val="18"/>
+                <w:szCs w:val="18"/>
               </w:rPr>
               <w:t xml:space="preserve">互联网广告</w:t>
             </w:r>
@@ -2159,7 +2926,7 @@
         </w:tc>
         <w:tc>
           <w:tcPr>
-            <w:tcW w:type="dxa" w:w="2500"/>
+            <w:tcW w:type="dxa" w:w="2260"/>
             <w:tcBorders>
               <w:top w:val="none" w:color="FFFFFF" w:sz="0"/>
               <w:left w:val="none" w:color="FFFFFF" w:sz="0"/>
@@ -2177,7 +2944,7 @@
           </w:tcPr>
           <w:p>
             <w:pPr>
-              <w:spacing w:line="260"/>
+              <w:spacing w:line="240"/>
               <w:jc w:val="center"/>
             </w:pPr>
             <w:r>
@@ -2185,8 +2952,8 @@
                 <w:rFonts w:ascii="Times New Roman" w:cs="Times New Roman" w:eastAsia="宋体" w:hAnsi="Times New Roman"/>
                 <w:b w:val="false"/>
                 <w:bCs w:val="false"/>
-                <w:sz w:val="21"/>
-                <w:szCs w:val="21"/>
+                <w:sz w:val="18"/>
+                <w:szCs w:val="18"/>
               </w:rPr>
               <w:t xml:space="preserve">一般不视为广告</w:t>
             </w:r>
@@ -2194,7 +2961,7 @@
         </w:tc>
         <w:tc>
           <w:tcPr>
-            <w:tcW w:type="dxa" w:w="2500"/>
+            <w:tcW w:type="dxa" w:w="2976"/>
             <w:tcBorders>
               <w:top w:val="none" w:color="FFFFFF" w:sz="0"/>
               <w:left w:val="none" w:color="FFFFFF" w:sz="0"/>
@@ -2212,7 +2979,7 @@
           </w:tcPr>
           <w:p>
             <w:pPr>
-              <w:spacing w:line="260"/>
+              <w:spacing w:line="240"/>
               <w:jc w:val="center"/>
             </w:pPr>
             <w:r>
@@ -2220,10 +2987,10 @@
                 <w:rFonts w:ascii="Times New Roman" w:cs="Times New Roman" w:eastAsia="宋体" w:hAnsi="Times New Roman"/>
                 <w:b w:val="false"/>
                 <w:bCs w:val="false"/>
-                <w:sz w:val="21"/>
-                <w:szCs w:val="21"/>
+                <w:sz w:val="18"/>
+                <w:szCs w:val="18"/>
               </w:rPr>
-              <w:t xml:space="preserve">尚无明确定位</w:t>
+              <w:t xml:space="preserve">信源端内容可认定为广告；回答环节无标识义务主体</w:t>
             </w:r>
           </w:p>
         </w:tc>
@@ -2249,7 +3016,7 @@
           <w:sz w:val="24"/>
           <w:szCs w:val="24"/>
         </w:rPr>
-        <w:t xml:space="preserve">3.3 理论基础：说服知识与“对代理人的说服”</w:t>
+        <w:t xml:space="preserve">4.3 理论基础：说服知识与“对代理人的说服”</w:t>
       </w:r>
     </w:p>
     <w:p>
@@ -2266,60 +3033,60 @@
           <w:sz w:val="24"/>
           <w:szCs w:val="24"/>
         </w:rPr>
-        <w:t xml:space="preserve">说服知识模型认为，消费者在长期接触营销信息的过程中积累了关于说服企图的知识，一旦识别出某条信息是说服企图，就会调用这些知识加以应对，例如提高警惕、降低对信息的信任</w:t>
-      </w:r>
-      <w:r>
-        <w:rPr>
-          <w:rFonts w:ascii="Times New Roman" w:cs="Times New Roman" w:eastAsia="宋体" w:hAnsi="Times New Roman"/>
-          <w:b w:val="false"/>
-          <w:bCs w:val="false"/>
-          <w:sz w:val="24"/>
-          <w:szCs w:val="24"/>
-          <w:vertAlign w:val="superscript"/>
-        </w:rPr>
-        <w:t xml:space="preserve">[29]</w:t>
-      </w:r>
-      <w:r>
-        <w:rPr>
-          <w:rFonts w:ascii="Times New Roman" w:cs="Times New Roman" w:eastAsia="宋体" w:hAnsi="Times New Roman"/>
-          <w:b w:val="false"/>
-          <w:bCs w:val="false"/>
-          <w:sz w:val="24"/>
-          <w:szCs w:val="24"/>
-        </w:rPr>
-        <w:t xml:space="preserve">。广告标识的作用就在于触发这一识别过程。Boerman等的实验显示，6秒时长的赞助披露能够激活消费者的概念性和态度性说服知识，并经由后者降低品牌态度</w:t>
-      </w:r>
-      <w:r>
-        <w:rPr>
-          <w:rFonts w:ascii="Times New Roman" w:cs="Times New Roman" w:eastAsia="宋体" w:hAnsi="Times New Roman"/>
-          <w:b w:val="false"/>
-          <w:bCs w:val="false"/>
-          <w:sz w:val="24"/>
-          <w:szCs w:val="24"/>
-          <w:vertAlign w:val="superscript"/>
-        </w:rPr>
-        <w:t xml:space="preserve">[30]</w:t>
-      </w:r>
-      <w:r>
-        <w:rPr>
-          <w:rFonts w:ascii="Times New Roman" w:cs="Times New Roman" w:eastAsia="宋体" w:hAnsi="Times New Roman"/>
-          <w:b w:val="false"/>
-          <w:bCs w:val="false"/>
-          <w:sz w:val="24"/>
-          <w:szCs w:val="24"/>
-        </w:rPr>
-        <w:t xml:space="preserve">；Wojdynski和Evans对网络原生广告的实验发现，能够识别出赞助文章是广告的读者比例很低，披露的位置和措辞显著影响识别率</w:t>
-      </w:r>
-      <w:r>
-        <w:rPr>
-          <w:rFonts w:ascii="Times New Roman" w:cs="Times New Roman" w:eastAsia="宋体" w:hAnsi="Times New Roman"/>
-          <w:b w:val="false"/>
-          <w:bCs w:val="false"/>
-          <w:sz w:val="24"/>
-          <w:szCs w:val="24"/>
-          <w:vertAlign w:val="superscript"/>
-        </w:rPr>
-        <w:t xml:space="preserve">[31]</w:t>
+        <w:t xml:space="preserve">说服知识模型认为，人们通过亲身经历、与他人交流和观察营销者等途径，逐步积累关于说服者目标与策略的知识；一旦识别出某种信息是说服企图，该信息对其的意义随之改变，人们会调用这些知识对其进行解读、评估并选择应对方式</w:t>
+      </w:r>
+      <w:r>
+        <w:rPr>
+          <w:rFonts w:ascii="Times New Roman" w:cs="Times New Roman" w:eastAsia="宋体" w:hAnsi="Times New Roman"/>
+          <w:b w:val="false"/>
+          <w:bCs w:val="false"/>
+          <w:sz w:val="24"/>
+          <w:szCs w:val="24"/>
+          <w:vertAlign w:val="superscript"/>
+        </w:rPr>
+        <w:t xml:space="preserve">[34,35]</w:t>
+      </w:r>
+      <w:r>
+        <w:rPr>
+          <w:rFonts w:ascii="Times New Roman" w:cs="Times New Roman" w:eastAsia="宋体" w:hAnsi="Times New Roman"/>
+          <w:b w:val="false"/>
+          <w:bCs w:val="false"/>
+          <w:sz w:val="24"/>
+          <w:szCs w:val="24"/>
+        </w:rPr>
+        <w:t xml:space="preserve">。广告标识的作用在于提供识别说服企图的线索。Boerman等的实验显示，6秒时长的赞助披露能够激活消费者的概念性和态度性说服知识</w:t>
+      </w:r>
+      <w:r>
+        <w:rPr>
+          <w:rFonts w:ascii="Times New Roman" w:cs="Times New Roman" w:eastAsia="宋体" w:hAnsi="Times New Roman"/>
+          <w:b w:val="false"/>
+          <w:bCs w:val="false"/>
+          <w:sz w:val="24"/>
+          <w:szCs w:val="24"/>
+          <w:vertAlign w:val="superscript"/>
+        </w:rPr>
+        <w:t xml:space="preserve">[36]</w:t>
+      </w:r>
+      <w:r>
+        <w:rPr>
+          <w:rFonts w:ascii="Times New Roman" w:cs="Times New Roman" w:eastAsia="宋体" w:hAnsi="Times New Roman"/>
+          <w:b w:val="false"/>
+          <w:bCs w:val="false"/>
+          <w:sz w:val="24"/>
+          <w:szCs w:val="24"/>
+        </w:rPr>
+        <w:t xml:space="preserve">；Wojdynski和Evans发现，能够识别出赞助文章是广告的读者比例很低，披露的位置和措辞显著影响识别率</w:t>
+      </w:r>
+      <w:r>
+        <w:rPr>
+          <w:rFonts w:ascii="Times New Roman" w:cs="Times New Roman" w:eastAsia="宋体" w:hAnsi="Times New Roman"/>
+          <w:b w:val="false"/>
+          <w:bCs w:val="false"/>
+          <w:sz w:val="24"/>
+          <w:szCs w:val="24"/>
+          <w:vertAlign w:val="superscript"/>
+        </w:rPr>
+        <w:t xml:space="preserve">[37]</w:t>
       </w:r>
       <w:r>
         <w:rPr>
@@ -2346,49 +3113,70 @@
           <w:sz w:val="24"/>
           <w:szCs w:val="24"/>
         </w:rPr>
-        <w:t xml:space="preserve">生成式回答进一步削弱了这一识别过程。Zelch等让大语言模型在生成结果中植入品牌信息后开展用户调查，发现相当一部分参与者没有注意到这些非预期的品牌和产品植入</w:t>
-      </w:r>
-      <w:r>
-        <w:rPr>
-          <w:rFonts w:ascii="Times New Roman" w:cs="Times New Roman" w:eastAsia="宋体" w:hAnsi="Times New Roman"/>
-          <w:b w:val="false"/>
-          <w:bCs w:val="false"/>
-          <w:sz w:val="24"/>
-          <w:szCs w:val="24"/>
-          <w:vertAlign w:val="superscript"/>
-        </w:rPr>
-        <w:t xml:space="preserve">[18]</w:t>
-      </w:r>
-      <w:r>
-        <w:rPr>
-          <w:rFonts w:ascii="Times New Roman" w:cs="Times New Roman" w:eastAsia="宋体" w:hAnsi="Times New Roman"/>
-          <w:b w:val="false"/>
-          <w:bCs w:val="false"/>
-          <w:sz w:val="24"/>
-          <w:szCs w:val="24"/>
-        </w:rPr>
-        <w:t xml:space="preserve">。原因在于，回答以中立助手的身份给出，用户把筛选信息的工作委托给了引擎，被说服的对象首先是引擎，其次才是用户。GEO利用的正是这种委托关系：品牌不再直接说服消费者，而是通过影响引擎所依据的材料，让引擎替自己说话。消费者没有识别出说服企图，说服知识就不会被激活，广告信息以“答案”的形式被接受。唐欣琳所说的广告逻辑由争夺注意力转向影响AI对用户偏好的判断</w:t>
-      </w:r>
-      <w:r>
-        <w:rPr>
-          <w:rFonts w:ascii="Times New Roman" w:cs="Times New Roman" w:eastAsia="宋体" w:hAnsi="Times New Roman"/>
-          <w:b w:val="false"/>
-          <w:bCs w:val="false"/>
-          <w:sz w:val="24"/>
-          <w:szCs w:val="24"/>
-          <w:vertAlign w:val="superscript"/>
-        </w:rPr>
-        <w:t xml:space="preserve">[17]</w:t>
-      </w:r>
-      <w:r>
-        <w:rPr>
-          <w:rFonts w:ascii="Times New Roman" w:cs="Times New Roman" w:eastAsia="宋体" w:hAnsi="Times New Roman"/>
-          <w:b w:val="false"/>
-          <w:bCs w:val="false"/>
-          <w:sz w:val="24"/>
-          <w:szCs w:val="24"/>
-        </w:rPr>
-        <w:t xml:space="preserve">，在GEO上表现为说服对象从人转向了作为代理人的模型。这一机制既解释了GEO对广告主的吸引力，也说明了它为什么构成消费者保护问题。</w:t>
+        <w:t xml:space="preserve">生成式回答改变了这一识别过程的结构。Zelch等的用户研究表明，由大语言模型融入回答的品牌植入在未作标注时可以不被用户察觉</w:t>
+      </w:r>
+      <w:r>
+        <w:rPr>
+          <w:rFonts w:ascii="Times New Roman" w:cs="Times New Roman" w:eastAsia="宋体" w:hAnsi="Times New Roman"/>
+          <w:b w:val="false"/>
+          <w:bCs w:val="false"/>
+          <w:sz w:val="24"/>
+          <w:szCs w:val="24"/>
+          <w:vertAlign w:val="superscript"/>
+        </w:rPr>
+        <w:t xml:space="preserve">[26]</w:t>
+      </w:r>
+      <w:r>
+        <w:rPr>
+          <w:rFonts w:ascii="Times New Roman" w:cs="Times New Roman" w:eastAsia="宋体" w:hAnsi="Times New Roman"/>
+          <w:b w:val="false"/>
+          <w:bCs w:val="false"/>
+          <w:sz w:val="24"/>
+          <w:szCs w:val="24"/>
+        </w:rPr>
+        <w:t xml:space="preserve">。本文据此提出一个命题：回答以中立助手的身份给出，用户把筛选信息的工作委托给了引擎，GEO的说服企图先作用于引擎的输入材料，再经由引擎的回答到达用户；用户面对的信息没有可辨认的说服者，说服知识缺少被激活的线索。本文将这一机制称为“对代理人的说服”。说服对象从人转为模型，起作用的线索也随之改变。Stöckl和Nitu在酒店与旅游预订场景中发现，AI代理既不忽视也不系统回避广告，而是偏好关键词以及价格、可订状态、规格等结构化数据，人类用户则更多受视觉线索和情感诉求影响</w:t>
+      </w:r>
+      <w:r>
+        <w:rPr>
+          <w:rFonts w:ascii="Times New Roman" w:cs="Times New Roman" w:eastAsia="宋体" w:hAnsi="Times New Roman"/>
+          <w:b w:val="false"/>
+          <w:bCs w:val="false"/>
+          <w:sz w:val="24"/>
+          <w:szCs w:val="24"/>
+          <w:vertAlign w:val="superscript"/>
+        </w:rPr>
+        <w:t xml:space="preserve">[47]</w:t>
+      </w:r>
+      <w:r>
+        <w:rPr>
+          <w:rFonts w:ascii="Times New Roman" w:cs="Times New Roman" w:eastAsia="宋体" w:hAnsi="Times New Roman"/>
+          <w:b w:val="false"/>
+          <w:bCs w:val="false"/>
+          <w:sz w:val="24"/>
+          <w:szCs w:val="24"/>
+        </w:rPr>
+        <w:t xml:space="preserve">；唐欣琳据此指出，广告创意工作的重心需要从视觉设计和情感表达转向具体产品信息的呈现</w:t>
+      </w:r>
+      <w:r>
+        <w:rPr>
+          <w:rFonts w:ascii="Times New Roman" w:cs="Times New Roman" w:eastAsia="宋体" w:hAnsi="Times New Roman"/>
+          <w:b w:val="false"/>
+          <w:bCs w:val="false"/>
+          <w:sz w:val="24"/>
+          <w:szCs w:val="24"/>
+          <w:vertAlign w:val="superscript"/>
+        </w:rPr>
+        <w:t xml:space="preserve">[43]</w:t>
+      </w:r>
+      <w:r>
+        <w:rPr>
+          <w:rFonts w:ascii="Times New Roman" w:cs="Times New Roman" w:eastAsia="宋体" w:hAnsi="Times New Roman"/>
+          <w:b w:val="false"/>
+          <w:bCs w:val="false"/>
+          <w:sz w:val="24"/>
+          <w:szCs w:val="24"/>
+        </w:rPr>
+        <w:t xml:space="preserve">。“对代理人的说服”既解释了GEO对广告主的吸引力，也是第6节分析可识别性风险、第7节设计商业标记的出发点。</w:t>
       </w:r>
     </w:p>
     <w:p>
@@ -2405,7 +3193,7 @@
           <w:sz w:val="28"/>
           <w:szCs w:val="28"/>
         </w:rPr>
-        <w:t xml:space="preserve">4 GEO广告化的运作机制</w:t>
+        <w:t xml:space="preserve">5 GEO广告化的运作机制</w:t>
       </w:r>
     </w:p>
     <w:p>
@@ -2422,7 +3210,7 @@
           <w:sz w:val="24"/>
           <w:szCs w:val="24"/>
         </w:rPr>
-        <w:t xml:space="preserve">4.1 作用环节：从购买广告位到经营信源</w:t>
+        <w:t xml:space="preserve">5.1 作用环节：从购买广告位到经营信源</w:t>
       </w:r>
     </w:p>
     <w:p>
@@ -2439,7 +3227,70 @@
           <w:sz w:val="24"/>
           <w:szCs w:val="24"/>
         </w:rPr>
-        <w:t xml:space="preserve">按照3.1节所述的三道关口，GEO的商业实践可以分为三类操作。</w:t>
+        <w:t xml:space="preserve">GEO的第一步是让内容被引擎召回。Chen等的对照实验显示，主流AI搜索系统偏好第三方赢得媒体（earned media），较少引用品牌自有网站和社交平台内容，不同引擎在域名多样性、时效性和措辞敏感性上差异显著</w:t>
+      </w:r>
+      <w:r>
+        <w:rPr>
+          <w:rFonts w:ascii="Times New Roman" w:cs="Times New Roman" w:eastAsia="宋体" w:hAnsi="Times New Roman"/>
+          <w:b w:val="false"/>
+          <w:bCs w:val="false"/>
+          <w:sz w:val="24"/>
+          <w:szCs w:val="24"/>
+          <w:vertAlign w:val="superscript"/>
+        </w:rPr>
+        <w:t xml:space="preserve">[14]</w:t>
+      </w:r>
+      <w:r>
+        <w:rPr>
+          <w:rFonts w:ascii="Times New Roman" w:cs="Times New Roman" w:eastAsia="宋体" w:hAnsi="Times New Roman"/>
+          <w:b w:val="false"/>
+          <w:bCs w:val="false"/>
+          <w:sz w:val="24"/>
+          <w:szCs w:val="24"/>
+        </w:rPr>
+        <w:t xml:space="preserve">。GEO的重心因此转向第三方信源，即在资讯站点、测评文章和行业榜单中铺设内容。新华社调查揭示的广告代理机构摸索大模型资料索引来源、向相关内容平台定向投放软文的做法</w:t>
+      </w:r>
+      <w:r>
+        <w:rPr>
+          <w:rFonts w:ascii="Times New Roman" w:cs="Times New Roman" w:eastAsia="宋体" w:hAnsi="Times New Roman"/>
+          <w:b w:val="false"/>
+          <w:bCs w:val="false"/>
+          <w:sz w:val="24"/>
+          <w:szCs w:val="24"/>
+          <w:vertAlign w:val="superscript"/>
+        </w:rPr>
+        <w:t xml:space="preserve">[11]</w:t>
+      </w:r>
+      <w:r>
+        <w:rPr>
+          <w:rFonts w:ascii="Times New Roman" w:cs="Times New Roman" w:eastAsia="宋体" w:hAnsi="Times New Roman"/>
+          <w:b w:val="false"/>
+          <w:bCs w:val="false"/>
+          <w:sz w:val="24"/>
+          <w:szCs w:val="24"/>
+        </w:rPr>
+        <w:t xml:space="preserve">，以及媒体披露的借助GEO工具批量生成虚假评测、伪造用户评价、杜撰行业排名并经自媒体账号发布的做法</w:t>
+      </w:r>
+      <w:r>
+        <w:rPr>
+          <w:rFonts w:ascii="Times New Roman" w:cs="Times New Roman" w:eastAsia="宋体" w:hAnsi="Times New Roman"/>
+          <w:b w:val="false"/>
+          <w:bCs w:val="false"/>
+          <w:sz w:val="24"/>
+          <w:szCs w:val="24"/>
+          <w:vertAlign w:val="superscript"/>
+        </w:rPr>
+        <w:t xml:space="preserve">[48]</w:t>
+      </w:r>
+      <w:r>
+        <w:rPr>
+          <w:rFonts w:ascii="Times New Roman" w:cs="Times New Roman" w:eastAsia="宋体" w:hAnsi="Times New Roman"/>
+          <w:b w:val="false"/>
+          <w:bCs w:val="false"/>
+          <w:sz w:val="24"/>
+          <w:szCs w:val="24"/>
+        </w:rPr>
+        <w:t xml:space="preserve">，都发生在这一环节。搜索广告的媒介购买对象是平台广告位，GEO的购买对象则是引擎所信任的信源。</w:t>
       </w:r>
     </w:p>
     <w:p>
@@ -2456,70 +3307,28 @@
           <w:sz w:val="24"/>
           <w:szCs w:val="24"/>
         </w:rPr>
-        <w:t xml:space="preserve">在检索进入环节，内容必须先被引擎召回。AI搜索偏好第三方赢得媒体</w:t>
-      </w:r>
-      <w:r>
-        <w:rPr>
-          <w:rFonts w:ascii="Times New Roman" w:cs="Times New Roman" w:eastAsia="宋体" w:hAnsi="Times New Roman"/>
-          <w:b w:val="false"/>
-          <w:bCs w:val="false"/>
-          <w:sz w:val="24"/>
-          <w:szCs w:val="24"/>
-          <w:vertAlign w:val="superscript"/>
-        </w:rPr>
-        <w:t xml:space="preserve">[21]</w:t>
-      </w:r>
-      <w:r>
-        <w:rPr>
-          <w:rFonts w:ascii="Times New Roman" w:cs="Times New Roman" w:eastAsia="宋体" w:hAnsi="Times New Roman"/>
-          <w:b w:val="false"/>
-          <w:bCs w:val="false"/>
-          <w:sz w:val="24"/>
-          <w:szCs w:val="24"/>
-        </w:rPr>
-        <w:t xml:space="preserve">，品牌自有网站即使经过改写，也未必能进入候选集，GEO的重心因此转到第三方信源上，即在资讯站点、测评文章、问答社区和行业榜单中铺设内容。新华社调查所描述的“提升信源权威性”</w:t>
-      </w:r>
-      <w:r>
-        <w:rPr>
-          <w:rFonts w:ascii="Times New Roman" w:cs="Times New Roman" w:eastAsia="宋体" w:hAnsi="Times New Roman"/>
-          <w:b w:val="false"/>
-          <w:bCs w:val="false"/>
-          <w:sz w:val="24"/>
-          <w:szCs w:val="24"/>
-          <w:vertAlign w:val="superscript"/>
-        </w:rPr>
-        <w:t xml:space="preserve">[11]</w:t>
-      </w:r>
-      <w:r>
-        <w:rPr>
-          <w:rFonts w:ascii="Times New Roman" w:cs="Times New Roman" w:eastAsia="宋体" w:hAnsi="Times New Roman"/>
-          <w:b w:val="false"/>
-          <w:bCs w:val="false"/>
-          <w:sz w:val="24"/>
-          <w:szCs w:val="24"/>
-        </w:rPr>
-        <w:t xml:space="preserve">，以及“3·15”晚会后被披露的批量生成虚假评测、伪造用户评价、杜撰行业排名并经自媒体账号发布</w:t>
-      </w:r>
-      <w:r>
-        <w:rPr>
-          <w:rFonts w:ascii="Times New Roman" w:cs="Times New Roman" w:eastAsia="宋体" w:hAnsi="Times New Roman"/>
-          <w:b w:val="false"/>
-          <w:bCs w:val="false"/>
-          <w:sz w:val="24"/>
-          <w:szCs w:val="24"/>
-          <w:vertAlign w:val="superscript"/>
-        </w:rPr>
-        <w:t xml:space="preserve">[32]</w:t>
-      </w:r>
-      <w:r>
-        <w:rPr>
-          <w:rFonts w:ascii="Times New Roman" w:cs="Times New Roman" w:eastAsia="宋体" w:hAnsi="Times New Roman"/>
-          <w:b w:val="false"/>
-          <w:bCs w:val="false"/>
-          <w:sz w:val="24"/>
-          <w:szCs w:val="24"/>
-        </w:rPr>
-        <w:t xml:space="preserve">，都发生在这一环节。搜索广告时代的媒介购买对象是平台广告位，GEO时代的购买对象变成了引擎所信任的信源。</w:t>
+        <w:t xml:space="preserve">召回之后，内容还要在有限的上下文中占据有利位置。Pfrommer等发现，不同大语言模型对产品名称、文档内容和上下文位置的依赖程度差异很大，针对性构造的注入文本能够提升低排名产品在对话式搜索引用中的次序，且这一效果可迁移到perplexity.ai等实际系统</w:t>
+      </w:r>
+      <w:r>
+        <w:rPr>
+          <w:rFonts w:ascii="Times New Roman" w:cs="Times New Roman" w:eastAsia="宋体" w:hAnsi="Times New Roman"/>
+          <w:b w:val="false"/>
+          <w:bCs w:val="false"/>
+          <w:sz w:val="24"/>
+          <w:szCs w:val="24"/>
+          <w:vertAlign w:val="superscript"/>
+        </w:rPr>
+        <w:t xml:space="preserve">[19]</w:t>
+      </w:r>
+      <w:r>
+        <w:rPr>
+          <w:rFonts w:ascii="Times New Roman" w:cs="Times New Roman" w:eastAsia="宋体" w:hAnsi="Times New Roman"/>
+          <w:b w:val="false"/>
+          <w:bCs w:val="false"/>
+          <w:sz w:val="24"/>
+          <w:szCs w:val="24"/>
+        </w:rPr>
+        <w:t xml:space="preserve">。</w:t>
       </w:r>
     </w:p>
     <w:p>
@@ -2536,39 +3345,60 @@
           <w:sz w:val="24"/>
           <w:szCs w:val="24"/>
         </w:rPr>
-        <w:t xml:space="preserve">在上下文分配环节，被召回的内容还要在有限的上下文中占据有利位置。Pfrommer等发现，不同大语言模型对产品名称、文档内容和上下文位置的依赖程度差异很大，针对性构造的注入文本能够提升低排名产品在对话式搜索引用中的次序，且这一效果可迁移到perplexity.ai等实际系统</w:t>
-      </w:r>
-      <w:r>
-        <w:rPr>
-          <w:rFonts w:ascii="Times New Roman" w:cs="Times New Roman" w:eastAsia="宋体" w:hAnsi="Times New Roman"/>
-          <w:b w:val="false"/>
-          <w:bCs w:val="false"/>
-          <w:sz w:val="24"/>
-          <w:szCs w:val="24"/>
-          <w:vertAlign w:val="superscript"/>
-        </w:rPr>
-        <w:t xml:space="preserve">[33]</w:t>
-      </w:r>
-      <w:r>
-        <w:rPr>
-          <w:rFonts w:ascii="Times New Roman" w:cs="Times New Roman" w:eastAsia="宋体" w:hAnsi="Times New Roman"/>
-          <w:b w:val="false"/>
-          <w:bCs w:val="false"/>
-          <w:sz w:val="24"/>
-          <w:szCs w:val="24"/>
-        </w:rPr>
-        <w:t xml:space="preserve">。Martinez的综述也将上下文位置列为最可靠的影响因素之一</w:t>
-      </w:r>
-      <w:r>
-        <w:rPr>
-          <w:rFonts w:ascii="Times New Roman" w:cs="Times New Roman" w:eastAsia="宋体" w:hAnsi="Times New Roman"/>
-          <w:b w:val="false"/>
-          <w:bCs w:val="false"/>
-          <w:sz w:val="24"/>
-          <w:szCs w:val="24"/>
-          <w:vertAlign w:val="superscript"/>
-        </w:rPr>
-        <w:t xml:space="preserve">[23]</w:t>
+        <w:t xml:space="preserve">能否最终写入回答，还取决于内容的表述。Aggarwal等在GEO-bench上发现，加入引用来源、相关引语和统计数据等改写方式能够显著提升可见度，最高约40%，效果随领域而变化</w:t>
+      </w:r>
+      <w:r>
+        <w:rPr>
+          <w:rFonts w:ascii="Times New Roman" w:cs="Times New Roman" w:eastAsia="宋体" w:hAnsi="Times New Roman"/>
+          <w:b w:val="false"/>
+          <w:bCs w:val="false"/>
+          <w:sz w:val="24"/>
+          <w:szCs w:val="24"/>
+          <w:vertAlign w:val="superscript"/>
+        </w:rPr>
+        <w:t xml:space="preserve">[10]</w:t>
+      </w:r>
+      <w:r>
+        <w:rPr>
+          <w:rFonts w:ascii="Times New Roman" w:cs="Times New Roman" w:eastAsia="宋体" w:hAnsi="Times New Roman"/>
+          <w:b w:val="false"/>
+          <w:bCs w:val="false"/>
+          <w:sz w:val="24"/>
+          <w:szCs w:val="24"/>
+        </w:rPr>
+        <w:t xml:space="preserve">。Kumar和Lakkaraju表明，在产品信息页中加入经过优化的策略性文本序列，可以显著提高该产品成为大语言模型首要推荐的概率</w:t>
+      </w:r>
+      <w:r>
+        <w:rPr>
+          <w:rFonts w:ascii="Times New Roman" w:cs="Times New Roman" w:eastAsia="宋体" w:hAnsi="Times New Roman"/>
+          <w:b w:val="false"/>
+          <w:bCs w:val="false"/>
+          <w:sz w:val="24"/>
+          <w:szCs w:val="24"/>
+          <w:vertAlign w:val="superscript"/>
+        </w:rPr>
+        <w:t xml:space="preserve">[17]</w:t>
+      </w:r>
+      <w:r>
+        <w:rPr>
+          <w:rFonts w:ascii="Times New Roman" w:cs="Times New Roman" w:eastAsia="宋体" w:hAnsi="Times New Roman"/>
+          <w:b w:val="false"/>
+          <w:bCs w:val="false"/>
+          <w:sz w:val="24"/>
+          <w:szCs w:val="24"/>
+        </w:rPr>
+        <w:t xml:space="preserve">。Wu等让模型从可见度不同的文档对中归纳引擎的偏好规则并据此改写内容，在提升内容被采用程度的同时没有降低引擎的回答质量</w:t>
+      </w:r>
+      <w:r>
+        <w:rPr>
+          <w:rFonts w:ascii="Times New Roman" w:cs="Times New Roman" w:eastAsia="宋体" w:hAnsi="Times New Roman"/>
+          <w:b w:val="false"/>
+          <w:bCs w:val="false"/>
+          <w:sz w:val="24"/>
+          <w:szCs w:val="24"/>
+          <w:vertAlign w:val="superscript"/>
+        </w:rPr>
+        <w:t xml:space="preserve">[15]</w:t>
       </w:r>
       <w:r>
         <w:rPr>
@@ -2595,49 +3425,45 @@
           <w:sz w:val="24"/>
           <w:szCs w:val="24"/>
         </w:rPr>
-        <w:t xml:space="preserve">在引用生成环节，内容的表述方式决定它能否被模型采纳。Aggarwal等发现统计数据、引语和引用来源能提升可见度</w:t>
-      </w:r>
-      <w:r>
-        <w:rPr>
-          <w:rFonts w:ascii="Times New Roman" w:cs="Times New Roman" w:eastAsia="宋体" w:hAnsi="Times New Roman"/>
-          <w:b w:val="false"/>
-          <w:bCs w:val="false"/>
-          <w:sz w:val="24"/>
-          <w:szCs w:val="24"/>
-          <w:vertAlign w:val="superscript"/>
-        </w:rPr>
-        <w:t xml:space="preserve">[10]</w:t>
-      </w:r>
-      <w:r>
-        <w:rPr>
-          <w:rFonts w:ascii="Times New Roman" w:cs="Times New Roman" w:eastAsia="宋体" w:hAnsi="Times New Roman"/>
-          <w:b w:val="false"/>
-          <w:bCs w:val="false"/>
-          <w:sz w:val="24"/>
-          <w:szCs w:val="24"/>
-        </w:rPr>
-        <w:t xml:space="preserve">。Kumar和Lakkaraju进一步表明，在产品信息页中加入经过优化的策略性文本序列，可以显著提高该产品成为大语言模型首要推荐的概率</w:t>
-      </w:r>
-      <w:r>
-        <w:rPr>
-          <w:rFonts w:ascii="Times New Roman" w:cs="Times New Roman" w:eastAsia="宋体" w:hAnsi="Times New Roman"/>
-          <w:b w:val="false"/>
-          <w:bCs w:val="false"/>
-          <w:sz w:val="24"/>
-          <w:szCs w:val="24"/>
-          <w:vertAlign w:val="superscript"/>
-        </w:rPr>
-        <w:t xml:space="preserve">[13]</w:t>
-      </w:r>
-      <w:r>
-        <w:rPr>
-          <w:rFonts w:ascii="Times New Roman" w:cs="Times New Roman" w:eastAsia="宋体" w:hAnsi="Times New Roman"/>
-          <w:b w:val="false"/>
-          <w:bCs w:val="false"/>
-          <w:sz w:val="24"/>
-          <w:szCs w:val="24"/>
-        </w:rPr>
-        <w:t xml:space="preserve">。</w:t>
+        <w:t xml:space="preserve">综合三个环节，GEO的效果主要取决于内容与查询的话题相关性、在上下文中的位置，以及信源是否属于引擎偏好的第三方媒体</w:t>
+      </w:r>
+      <w:r>
+        <w:rPr>
+          <w:rFonts w:ascii="Times New Roman" w:cs="Times New Roman" w:eastAsia="宋体" w:hAnsi="Times New Roman"/>
+          <w:b w:val="false"/>
+          <w:bCs w:val="false"/>
+          <w:sz w:val="24"/>
+          <w:szCs w:val="24"/>
+          <w:vertAlign w:val="superscript"/>
+        </w:rPr>
+        <w:t xml:space="preserve">[14,16]</w:t>
+      </w:r>
+      <w:r>
+        <w:rPr>
+          <w:rFonts w:ascii="Times New Roman" w:cs="Times New Roman" w:eastAsia="宋体" w:hAnsi="Times New Roman"/>
+          <w:b w:val="false"/>
+          <w:bCs w:val="false"/>
+          <w:sz w:val="24"/>
+          <w:szCs w:val="24"/>
+        </w:rPr>
+        <w:t xml:space="preserve">。现有GEO实验没有检验创意表现和情感诉求的作用，这与4.3节所述AI代理偏好结构化信息的发现方向一致。</w:t>
+      </w:r>
+    </w:p>
+    <w:p>
+      <w:pPr>
+        <w:keepNext/>
+        <w:spacing w:after="60" w:before="120" w:line="360"/>
+        <w:jc w:val="left"/>
+      </w:pPr>
+      <w:r>
+        <w:rPr>
+          <w:rFonts w:ascii="Times New Roman" w:cs="Times New Roman" w:eastAsia="黑体" w:hAnsi="Times New Roman"/>
+          <w:b/>
+          <w:bCs/>
+          <w:sz w:val="24"/>
+          <w:szCs w:val="24"/>
+        </w:rPr>
+        <w:t xml:space="preserve">5.2 平台广告与第三方GEO内容</w:t>
       </w:r>
     </w:p>
     <w:p>
@@ -2654,62 +3480,7 @@
           <w:sz w:val="24"/>
           <w:szCs w:val="24"/>
         </w:rPr>
-        <w:t xml:space="preserve">三个环节合在一起，GEO的效果主要来自信源的权威性、内容与查询的相关性以及文本对模型的适配程度，与传统广告所依赖的创意表现和情感诉求关系不大。唐欣琳观察到AI代理更偏好结构化数据而非视觉创意</w:t>
-      </w:r>
-      <w:r>
-        <w:rPr>
-          <w:rFonts w:ascii="Times New Roman" w:cs="Times New Roman" w:eastAsia="宋体" w:hAnsi="Times New Roman"/>
-          <w:b w:val="false"/>
-          <w:bCs w:val="false"/>
-          <w:sz w:val="24"/>
-          <w:szCs w:val="24"/>
-          <w:vertAlign w:val="superscript"/>
-        </w:rPr>
-        <w:t xml:space="preserve">[17]</w:t>
-      </w:r>
-      <w:r>
-        <w:rPr>
-          <w:rFonts w:ascii="Times New Roman" w:cs="Times New Roman" w:eastAsia="宋体" w:hAnsi="Times New Roman"/>
-          <w:b w:val="false"/>
-          <w:bCs w:val="false"/>
-          <w:sz w:val="24"/>
-          <w:szCs w:val="24"/>
-        </w:rPr>
-        <w:t xml:space="preserve">，GEO的实践印证了这一判断。</w:t>
-      </w:r>
-    </w:p>
-    <w:p>
-      <w:pPr>
-        <w:keepNext/>
-        <w:spacing w:after="60" w:before="120" w:line="360"/>
-        <w:jc w:val="left"/>
-      </w:pPr>
-      <w:r>
-        <w:rPr>
-          <w:rFonts w:ascii="Times New Roman" w:cs="Times New Roman" w:eastAsia="黑体" w:hAnsi="Times New Roman"/>
-          <w:b/>
-          <w:bCs/>
-          <w:sz w:val="24"/>
-          <w:szCs w:val="24"/>
-        </w:rPr>
-        <w:t xml:space="preserve">4.2 双轨结构：平台嵌入广告与第三方优化内容</w:t>
-      </w:r>
-    </w:p>
-    <w:p>
-      <w:pPr>
-        <w:spacing w:after="0" w:before="0" w:line="360"/>
-        <w:ind w:firstLine="480"/>
-        <w:jc w:val="both"/>
-      </w:pPr>
-      <w:r>
-        <w:rPr>
-          <w:rFonts w:ascii="Times New Roman" w:cs="Times New Roman" w:eastAsia="宋体" w:hAnsi="Times New Roman"/>
-          <w:b w:val="false"/>
-          <w:bCs w:val="false"/>
-          <w:sz w:val="24"/>
-          <w:szCs w:val="24"/>
-        </w:rPr>
-        <w:t xml:space="preserve">AI搜索中的商业信息目前沿两条轨道进入用户视野(图1、表2)。</w:t>
+        <w:t xml:space="preserve">AI搜索中的商业信息目前沿两条路径进入用户视野（图1、表2）。</w:t>
       </w:r>
     </w:p>
     <w:p>
@@ -2789,154 +3560,133 @@
           <w:sz w:val="24"/>
           <w:szCs w:val="24"/>
         </w:rPr>
-        <w:t xml:space="preserve">第一条轨道是平台嵌入广告。谷歌、Perplexity和OpenAI都以标注“赞助”的独立区块展示广告，与生成的回答正文相区分</w:t>
-      </w:r>
-      <w:r>
-        <w:rPr>
-          <w:rFonts w:ascii="Times New Roman" w:cs="Times New Roman" w:eastAsia="宋体" w:hAnsi="Times New Roman"/>
-          <w:b w:val="false"/>
-          <w:bCs w:val="false"/>
-          <w:sz w:val="24"/>
-          <w:szCs w:val="24"/>
-          <w:vertAlign w:val="superscript"/>
-        </w:rPr>
-        <w:t xml:space="preserve">[5-7]</w:t>
-      </w:r>
-      <w:r>
-        <w:rPr>
-          <w:rFonts w:ascii="Times New Roman" w:cs="Times New Roman" w:eastAsia="宋体" w:hAnsi="Times New Roman"/>
-          <w:b w:val="false"/>
-          <w:bCs w:val="false"/>
-          <w:sz w:val="24"/>
-          <w:szCs w:val="24"/>
-        </w:rPr>
-        <w:t xml:space="preserve">；OpenAI和Perplexity还明确声明广告主不能影响回答内容</w:t>
-      </w:r>
-      <w:r>
-        <w:rPr>
-          <w:rFonts w:ascii="Times New Roman" w:cs="Times New Roman" w:eastAsia="宋体" w:hAnsi="Times New Roman"/>
-          <w:b w:val="false"/>
-          <w:bCs w:val="false"/>
-          <w:sz w:val="24"/>
-          <w:szCs w:val="24"/>
-          <w:vertAlign w:val="superscript"/>
-        </w:rPr>
-        <w:t xml:space="preserve">[6,7]</w:t>
-      </w:r>
-      <w:r>
-        <w:rPr>
-          <w:rFonts w:ascii="Times New Roman" w:cs="Times New Roman" w:eastAsia="宋体" w:hAnsi="Times New Roman"/>
-          <w:b w:val="false"/>
-          <w:bCs w:val="false"/>
-          <w:sz w:val="24"/>
-          <w:szCs w:val="24"/>
-        </w:rPr>
-        <w:t xml:space="preserve">。机制设计研究为这条轨道提供了定价与分配方案：Dütting等设计了让多个以大语言模型表达偏好的广告主逐词元竞价的拍卖机制</w:t>
-      </w:r>
-      <w:r>
-        <w:rPr>
-          <w:rFonts w:ascii="Times New Roman" w:cs="Times New Roman" w:eastAsia="宋体" w:hAnsi="Times New Roman"/>
-          <w:b w:val="false"/>
-          <w:bCs w:val="false"/>
-          <w:sz w:val="24"/>
-          <w:szCs w:val="24"/>
-          <w:vertAlign w:val="superscript"/>
-        </w:rPr>
-        <w:t xml:space="preserve">[15]</w:t>
-      </w:r>
-      <w:r>
-        <w:rPr>
-          <w:rFonts w:ascii="Times New Roman" w:cs="Times New Roman" w:eastAsia="宋体" w:hAnsi="Times New Roman"/>
-          <w:b w:val="false"/>
-          <w:bCs w:val="false"/>
-          <w:sz w:val="24"/>
-          <w:szCs w:val="24"/>
-        </w:rPr>
-        <w:t xml:space="preserve">；Dubey等将位置拍卖推广到广告主竞争进入同一段LLM摘要的情形</w:t>
-      </w:r>
-      <w:r>
-        <w:rPr>
-          <w:rFonts w:ascii="Times New Roman" w:cs="Times New Roman" w:eastAsia="宋体" w:hAnsi="Times New Roman"/>
-          <w:b w:val="false"/>
-          <w:bCs w:val="false"/>
-          <w:sz w:val="24"/>
-          <w:szCs w:val="24"/>
-          <w:vertAlign w:val="superscript"/>
-        </w:rPr>
-        <w:t xml:space="preserve">[34]</w:t>
-      </w:r>
-      <w:r>
-        <w:rPr>
-          <w:rFonts w:ascii="Times New Roman" w:cs="Times New Roman" w:eastAsia="宋体" w:hAnsi="Times New Roman"/>
-          <w:b w:val="false"/>
-          <w:bCs w:val="false"/>
-          <w:sz w:val="24"/>
-          <w:szCs w:val="24"/>
-        </w:rPr>
-        <w:t xml:space="preserve">；Hajiaghayi等提出基于检索增强生成的分段拍卖，按出价和相关性为每个输出片段分配广告</w:t>
-      </w:r>
-      <w:r>
-        <w:rPr>
-          <w:rFonts w:ascii="Times New Roman" w:cs="Times New Roman" w:eastAsia="宋体" w:hAnsi="Times New Roman"/>
-          <w:b w:val="false"/>
-          <w:bCs w:val="false"/>
-          <w:sz w:val="24"/>
-          <w:szCs w:val="24"/>
-          <w:vertAlign w:val="superscript"/>
-        </w:rPr>
-        <w:t xml:space="preserve">[16]</w:t>
-      </w:r>
-      <w:r>
-        <w:rPr>
-          <w:rFonts w:ascii="Times New Roman" w:cs="Times New Roman" w:eastAsia="宋体" w:hAnsi="Times New Roman"/>
-          <w:b w:val="false"/>
-          <w:bCs w:val="false"/>
-          <w:sz w:val="24"/>
-          <w:szCs w:val="24"/>
-        </w:rPr>
-        <w:t xml:space="preserve">；Feizi等指出，搜索广告框架不能直接迁移到LLM广告，隐私、时延和可靠性都需要重新考虑</w:t>
-      </w:r>
-      <w:r>
-        <w:rPr>
-          <w:rFonts w:ascii="Times New Roman" w:cs="Times New Roman" w:eastAsia="宋体" w:hAnsi="Times New Roman"/>
-          <w:b w:val="false"/>
-          <w:bCs w:val="false"/>
-          <w:sz w:val="24"/>
-          <w:szCs w:val="24"/>
-          <w:vertAlign w:val="superscript"/>
-        </w:rPr>
-        <w:t xml:space="preserve">[35]</w:t>
-      </w:r>
-      <w:r>
-        <w:rPr>
-          <w:rFonts w:ascii="Times New Roman" w:cs="Times New Roman" w:eastAsia="宋体" w:hAnsi="Times New Roman"/>
-          <w:b w:val="false"/>
-          <w:bCs w:val="false"/>
-          <w:sz w:val="24"/>
-          <w:szCs w:val="24"/>
-        </w:rPr>
-        <w:t xml:space="preserve">。Hu等构建的基准显示，直接让模型在回答中植入广告虽能获得一定点击，却会降低用户满意度</w:t>
-      </w:r>
-      <w:r>
-        <w:rPr>
-          <w:rFonts w:ascii="Times New Roman" w:cs="Times New Roman" w:eastAsia="宋体" w:hAnsi="Times New Roman"/>
-          <w:b w:val="false"/>
-          <w:bCs w:val="false"/>
-          <w:sz w:val="24"/>
-          <w:szCs w:val="24"/>
-          <w:vertAlign w:val="superscript"/>
-        </w:rPr>
-        <w:t xml:space="preserve">[36]</w:t>
-      </w:r>
-      <w:r>
-        <w:rPr>
-          <w:rFonts w:ascii="Times New Roman" w:cs="Times New Roman" w:eastAsia="宋体" w:hAnsi="Times New Roman"/>
-          <w:b w:val="false"/>
-          <w:bCs w:val="false"/>
-          <w:sz w:val="24"/>
-          <w:szCs w:val="24"/>
-        </w:rPr>
-        <w:t xml:space="preserve">，这与平台把广告和回答分开展示的做法相一致。</w:t>
+        <w:t xml:space="preserve">第一条是平台广告。已上线的产品都以标注“赞助”的独立区块展示广告：谷歌的广告出现在AI概览之中或其上下方</w:t>
+      </w:r>
+      <w:r>
+        <w:rPr>
+          <w:rFonts w:ascii="Times New Roman" w:cs="Times New Roman" w:eastAsia="宋体" w:hAnsi="Times New Roman"/>
+          <w:b w:val="false"/>
+          <w:bCs w:val="false"/>
+          <w:sz w:val="24"/>
+          <w:szCs w:val="24"/>
+          <w:vertAlign w:val="superscript"/>
+        </w:rPr>
+        <w:t xml:space="preserve">[4]</w:t>
+      </w:r>
+      <w:r>
+        <w:rPr>
+          <w:rFonts w:ascii="Times New Roman" w:cs="Times New Roman" w:eastAsia="宋体" w:hAnsi="Times New Roman"/>
+          <w:b w:val="false"/>
+          <w:bCs w:val="false"/>
+          <w:sz w:val="24"/>
+          <w:szCs w:val="24"/>
+        </w:rPr>
+        <w:t xml:space="preserve">；OpenAI承诺广告始终标注为赞助、与回答视觉分离，且不影响ChatGPT的回答</w:t>
+      </w:r>
+      <w:r>
+        <w:rPr>
+          <w:rFonts w:ascii="Times New Roman" w:cs="Times New Roman" w:eastAsia="宋体" w:hAnsi="Times New Roman"/>
+          <w:b w:val="false"/>
+          <w:bCs w:val="false"/>
+          <w:sz w:val="24"/>
+          <w:szCs w:val="24"/>
+          <w:vertAlign w:val="superscript"/>
+        </w:rPr>
+        <w:t xml:space="preserve">[7]</w:t>
+      </w:r>
+      <w:r>
+        <w:rPr>
+          <w:rFonts w:ascii="Times New Roman" w:cs="Times New Roman" w:eastAsia="宋体" w:hAnsi="Times New Roman"/>
+          <w:b w:val="false"/>
+          <w:bCs w:val="false"/>
+          <w:sz w:val="24"/>
+          <w:szCs w:val="24"/>
+        </w:rPr>
+        <w:t xml:space="preserve">；Perplexity的赞助追问显示在回答旁，追问的回答由其系统生成，品牌不能撰写或编辑</w:t>
+      </w:r>
+      <w:r>
+        <w:rPr>
+          <w:rFonts w:ascii="Times New Roman" w:cs="Times New Roman" w:eastAsia="宋体" w:hAnsi="Times New Roman"/>
+          <w:b w:val="false"/>
+          <w:bCs w:val="false"/>
+          <w:sz w:val="24"/>
+          <w:szCs w:val="24"/>
+          <w:vertAlign w:val="superscript"/>
+        </w:rPr>
+        <w:t xml:space="preserve">[5]</w:t>
+      </w:r>
+      <w:r>
+        <w:rPr>
+          <w:rFonts w:ascii="Times New Roman" w:cs="Times New Roman" w:eastAsia="宋体" w:hAnsi="Times New Roman"/>
+          <w:b w:val="false"/>
+          <w:bCs w:val="false"/>
+          <w:sz w:val="24"/>
+          <w:szCs w:val="24"/>
+        </w:rPr>
+        <w:t xml:space="preserve">。国内方面，百度在探寻在AI搜索结果中嵌入赞助内容的变现路径</w:t>
+      </w:r>
+      <w:r>
+        <w:rPr>
+          <w:rFonts w:ascii="Times New Roman" w:cs="Times New Roman" w:eastAsia="宋体" w:hAnsi="Times New Roman"/>
+          <w:b w:val="false"/>
+          <w:bCs w:val="false"/>
+          <w:sz w:val="24"/>
+          <w:szCs w:val="24"/>
+          <w:vertAlign w:val="superscript"/>
+        </w:rPr>
+        <w:t xml:space="preserve">[43]</w:t>
+      </w:r>
+      <w:r>
+        <w:rPr>
+          <w:rFonts w:ascii="Times New Roman" w:cs="Times New Roman" w:eastAsia="宋体" w:hAnsi="Times New Roman"/>
+          <w:b w:val="false"/>
+          <w:bCs w:val="false"/>
+          <w:sz w:val="24"/>
+          <w:szCs w:val="24"/>
+        </w:rPr>
+        <w:t xml:space="preserve">。机制设计研究则提出了另一种平台方案，即把广告直接写入生成文本，2.2节所述的词元拍卖、摘要拍卖和分段拍卖都属此类</w:t>
+      </w:r>
+      <w:r>
+        <w:rPr>
+          <w:rFonts w:ascii="Times New Roman" w:cs="Times New Roman" w:eastAsia="宋体" w:hAnsi="Times New Roman"/>
+          <w:b w:val="false"/>
+          <w:bCs w:val="false"/>
+          <w:sz w:val="24"/>
+          <w:szCs w:val="24"/>
+          <w:vertAlign w:val="superscript"/>
+        </w:rPr>
+        <w:t xml:space="preserve">[22-24]</w:t>
+      </w:r>
+      <w:r>
+        <w:rPr>
+          <w:rFonts w:ascii="Times New Roman" w:cs="Times New Roman" w:eastAsia="宋体" w:hAnsi="Times New Roman"/>
+          <w:b w:val="false"/>
+          <w:bCs w:val="false"/>
+          <w:sz w:val="24"/>
+          <w:szCs w:val="24"/>
+        </w:rPr>
+        <w:t xml:space="preserve">。GEM-Bench的初步结果显示这种写法往往降低用户满意度</w:t>
+      </w:r>
+      <w:r>
+        <w:rPr>
+          <w:rFonts w:ascii="Times New Roman" w:cs="Times New Roman" w:eastAsia="宋体" w:hAnsi="Times New Roman"/>
+          <w:b w:val="false"/>
+          <w:bCs w:val="false"/>
+          <w:sz w:val="24"/>
+          <w:szCs w:val="24"/>
+          <w:vertAlign w:val="superscript"/>
+        </w:rPr>
+        <w:t xml:space="preserve">[25]</w:t>
+      </w:r>
+      <w:r>
+        <w:rPr>
+          <w:rFonts w:ascii="Times New Roman" w:cs="Times New Roman" w:eastAsia="宋体" w:hAnsi="Times New Roman"/>
+          <w:b w:val="false"/>
+          <w:bCs w:val="false"/>
+          <w:sz w:val="24"/>
+          <w:szCs w:val="24"/>
+        </w:rPr>
+        <w:t xml:space="preserve">，上述已上线的平台广告都没有采用它；一旦采用，平台广告就会与第三方GEO内容出现在回答的同一位置。</w:t>
       </w:r>
     </w:p>
     <w:p>
@@ -2953,7 +3703,7 @@
           <w:sz w:val="24"/>
           <w:szCs w:val="24"/>
         </w:rPr>
-        <w:t xml:space="preserve">第二条轨道是第三方GEO内容。它不经过平台的广告系统，不向平台付费，以回答正文的形式出现，没有任何标识，收入归属GEO服务商和内容渠道。按内容是否真实，这条轨道又分为基于真实信息的合规优化和虚构内容的对抗性操纵。</w:t>
+        <w:t xml:space="preserve">第二条是第三方GEO内容。它不经过平台的广告系统，不向平台付费，以回答正文的形式出现，不带广告标识，收入归属GEO服务商和内容渠道。按内容是否真实、是否利用模型漏洞，这条路径又分为两类：以真实信息改写和分发内容的信息型GEO，以及虚构测评、评价和排名，或嵌入策略性文本、提示注入等利用模型漏洞的操纵型GEO。信息型GEO内容真实，但同样没有标识其商业属性。</w:t>
       </w:r>
     </w:p>
     <w:p>
@@ -2970,28 +3720,70 @@
           <w:sz w:val="24"/>
           <w:szCs w:val="24"/>
         </w:rPr>
-        <w:t xml:space="preserve">两条轨道之间存在张力。平台嵌入广告的商业价值以“回答独立于广告”为前提，OpenAI和Perplexity都就此作出了公开承诺；第三方GEO的价值恰恰来自影响回答。前者越依赖回答的公信力，后者越有动力利用这份公信力。前述Berman和Katona关于SEO的结论在此可以移用：提供可核验信息的GEO接近“质量与消费者价值正相关”的条件，能够改善回答质量；伪造测评和排名的GEO与之相反</w:t>
-      </w:r>
-      <w:r>
-        <w:rPr>
-          <w:rFonts w:ascii="Times New Roman" w:cs="Times New Roman" w:eastAsia="宋体" w:hAnsi="Times New Roman"/>
-          <w:b w:val="false"/>
-          <w:bCs w:val="false"/>
-          <w:sz w:val="24"/>
-          <w:szCs w:val="24"/>
-          <w:vertAlign w:val="superscript"/>
-        </w:rPr>
-        <w:t xml:space="preserve">[26]</w:t>
-      </w:r>
-      <w:r>
-        <w:rPr>
-          <w:rFonts w:ascii="Times New Roman" w:cs="Times New Roman" w:eastAsia="宋体" w:hAnsi="Times New Roman"/>
-          <w:b w:val="false"/>
-          <w:bCs w:val="false"/>
-          <w:sz w:val="24"/>
-          <w:szCs w:val="24"/>
-        </w:rPr>
-        <w:t xml:space="preserve">。</w:t>
+        <w:t xml:space="preserve">两条路径之间存在张力。平台广告的商业价值建立在用户相信回答独立于广告的基础上，OpenAI和Perplexity都就此作出了公开承诺</w:t>
+      </w:r>
+      <w:r>
+        <w:rPr>
+          <w:rFonts w:ascii="Times New Roman" w:cs="Times New Roman" w:eastAsia="宋体" w:hAnsi="Times New Roman"/>
+          <w:b w:val="false"/>
+          <w:bCs w:val="false"/>
+          <w:sz w:val="24"/>
+          <w:szCs w:val="24"/>
+          <w:vertAlign w:val="superscript"/>
+        </w:rPr>
+        <w:t xml:space="preserve">[5,7]</w:t>
+      </w:r>
+      <w:r>
+        <w:rPr>
+          <w:rFonts w:ascii="Times New Roman" w:cs="Times New Roman" w:eastAsia="宋体" w:hAnsi="Times New Roman"/>
+          <w:b w:val="false"/>
+          <w:bCs w:val="false"/>
+          <w:sz w:val="24"/>
+          <w:szCs w:val="24"/>
+        </w:rPr>
+        <w:t xml:space="preserve">；Perplexity退出广告业务时，给出的理由正是广告会损害用户对回答的信任</w:t>
+      </w:r>
+      <w:r>
+        <w:rPr>
+          <w:rFonts w:ascii="Times New Roman" w:cs="Times New Roman" w:eastAsia="宋体" w:hAnsi="Times New Roman"/>
+          <w:b w:val="false"/>
+          <w:bCs w:val="false"/>
+          <w:sz w:val="24"/>
+          <w:szCs w:val="24"/>
+          <w:vertAlign w:val="superscript"/>
+        </w:rPr>
+        <w:t xml:space="preserve">[6]</w:t>
+      </w:r>
+      <w:r>
+        <w:rPr>
+          <w:rFonts w:ascii="Times New Roman" w:cs="Times New Roman" w:eastAsia="宋体" w:hAnsi="Times New Roman"/>
+          <w:b w:val="false"/>
+          <w:bCs w:val="false"/>
+          <w:sz w:val="24"/>
+          <w:szCs w:val="24"/>
+        </w:rPr>
+        <w:t xml:space="preserve">。第三方GEO的价值则恰恰来自影响回答。Berman和Katona关于SEO的结论在此可以移用：SEO改善自然排名的条件是网站质量与网站对点击的估值足够正相关，即为流量投入最多的网站同时是质量较高的网站</w:t>
+      </w:r>
+      <w:r>
+        <w:rPr>
+          <w:rFonts w:ascii="Times New Roman" w:cs="Times New Roman" w:eastAsia="宋体" w:hAnsi="Times New Roman"/>
+          <w:b w:val="false"/>
+          <w:bCs w:val="false"/>
+          <w:sz w:val="24"/>
+          <w:szCs w:val="24"/>
+          <w:vertAlign w:val="superscript"/>
+        </w:rPr>
+        <w:t xml:space="preserve">[31]</w:t>
+      </w:r>
+      <w:r>
+        <w:rPr>
+          <w:rFonts w:ascii="Times New Roman" w:cs="Times New Roman" w:eastAsia="宋体" w:hAnsi="Times New Roman"/>
+          <w:b w:val="false"/>
+          <w:bCs w:val="false"/>
+          <w:sz w:val="24"/>
+          <w:szCs w:val="24"/>
+        </w:rPr>
+        <w:t xml:space="preserve">。信息型GEO使品牌投入与内容质量保持关联，操纵型GEO切断了这一关联。</w:t>
       </w:r>
     </w:p>
     <w:p>
@@ -3025,10 +3817,10 @@
         </w:tblBorders>
       </w:tblPr>
       <w:tblGrid>
-        <w:gridCol w:w="1500"/>
-        <w:gridCol w:w="2500"/>
-        <w:gridCol w:w="2500"/>
-        <w:gridCol w:w="2500"/>
+        <w:gridCol w:w="1340"/>
+        <w:gridCol w:w="3047"/>
+        <w:gridCol w:w="2047"/>
+        <w:gridCol w:w="2566"/>
       </w:tblGrid>
       <w:tr>
         <w:trPr>
@@ -3037,7 +3829,7 @@
         </w:trPr>
         <w:tc>
           <w:tcPr>
-            <w:tcW w:type="dxa" w:w="1500"/>
+            <w:tcW w:type="dxa" w:w="1340"/>
             <w:tcBorders>
               <w:top w:val="single" w:color="000000" w:sz="12"/>
               <w:left w:val="none" w:color="FFFFFF" w:sz="0"/>
@@ -3055,7 +3847,7 @@
           </w:tcPr>
           <w:p>
             <w:pPr>
-              <w:spacing w:line="260"/>
+              <w:spacing w:line="240"/>
               <w:jc w:val="center"/>
             </w:pPr>
             <w:r>
@@ -3063,8 +3855,8 @@
                 <w:rFonts w:ascii="Times New Roman" w:cs="Times New Roman" w:eastAsia="黑体" w:hAnsi="Times New Roman"/>
                 <w:b/>
                 <w:bCs/>
-                <w:sz w:val="21"/>
-                <w:szCs w:val="21"/>
+                <w:sz w:val="18"/>
+                <w:szCs w:val="18"/>
               </w:rPr>
               <w:t xml:space="preserve">维度</w:t>
             </w:r>
@@ -3072,7 +3864,7 @@
         </w:tc>
         <w:tc>
           <w:tcPr>
-            <w:tcW w:type="dxa" w:w="2500"/>
+            <w:tcW w:type="dxa" w:w="3047"/>
             <w:tcBorders>
               <w:top w:val="single" w:color="000000" w:sz="12"/>
               <w:left w:val="none" w:color="FFFFFF" w:sz="0"/>
@@ -3090,7 +3882,7 @@
           </w:tcPr>
           <w:p>
             <w:pPr>
-              <w:spacing w:line="260"/>
+              <w:spacing w:line="240"/>
               <w:jc w:val="center"/>
             </w:pPr>
             <w:r>
@@ -3098,16 +3890,16 @@
                 <w:rFonts w:ascii="Times New Roman" w:cs="Times New Roman" w:eastAsia="黑体" w:hAnsi="Times New Roman"/>
                 <w:b/>
                 <w:bCs/>
-                <w:sz w:val="21"/>
-                <w:szCs w:val="21"/>
+                <w:sz w:val="18"/>
+                <w:szCs w:val="18"/>
               </w:rPr>
-              <w:t xml:space="preserve">平台嵌入广告</w:t>
+              <w:t xml:space="preserve">平台广告</w:t>
             </w:r>
           </w:p>
         </w:tc>
         <w:tc>
           <w:tcPr>
-            <w:tcW w:type="dxa" w:w="2500"/>
+            <w:tcW w:type="dxa" w:w="2047"/>
             <w:tcBorders>
               <w:top w:val="single" w:color="000000" w:sz="12"/>
               <w:left w:val="none" w:color="FFFFFF" w:sz="0"/>
@@ -3125,7 +3917,7 @@
           </w:tcPr>
           <w:p>
             <w:pPr>
-              <w:spacing w:line="260"/>
+              <w:spacing w:line="240"/>
               <w:jc w:val="center"/>
             </w:pPr>
             <w:r>
@@ -3133,16 +3925,16 @@
                 <w:rFonts w:ascii="Times New Roman" w:cs="Times New Roman" w:eastAsia="黑体" w:hAnsi="Times New Roman"/>
                 <w:b/>
                 <w:bCs/>
-                <w:sz w:val="21"/>
-                <w:szCs w:val="21"/>
+                <w:sz w:val="18"/>
+                <w:szCs w:val="18"/>
               </w:rPr>
-              <w:t xml:space="preserve">合规GEO</w:t>
+              <w:t xml:space="preserve">信息型GEO</w:t>
             </w:r>
           </w:p>
         </w:tc>
         <w:tc>
           <w:tcPr>
-            <w:tcW w:type="dxa" w:w="2500"/>
+            <w:tcW w:type="dxa" w:w="2566"/>
             <w:tcBorders>
               <w:top w:val="single" w:color="000000" w:sz="12"/>
               <w:left w:val="none" w:color="FFFFFF" w:sz="0"/>
@@ -3160,7 +3952,7 @@
           </w:tcPr>
           <w:p>
             <w:pPr>
-              <w:spacing w:line="260"/>
+              <w:spacing w:line="240"/>
               <w:jc w:val="center"/>
             </w:pPr>
             <w:r>
@@ -3168,10 +3960,10 @@
                 <w:rFonts w:ascii="Times New Roman" w:cs="Times New Roman" w:eastAsia="黑体" w:hAnsi="Times New Roman"/>
                 <w:b/>
                 <w:bCs/>
-                <w:sz w:val="21"/>
-                <w:szCs w:val="21"/>
+                <w:sz w:val="18"/>
+                <w:szCs w:val="18"/>
               </w:rPr>
-              <w:t xml:space="preserve">对抗性操纵</w:t>
+              <w:t xml:space="preserve">操纵型GEO</w:t>
             </w:r>
           </w:p>
         </w:tc>
@@ -3183,7 +3975,7 @@
         </w:trPr>
         <w:tc>
           <w:tcPr>
-            <w:tcW w:type="dxa" w:w="1500"/>
+            <w:tcW w:type="dxa" w:w="1340"/>
             <w:tcBorders>
               <w:top w:val="none" w:color="FFFFFF" w:sz="0"/>
               <w:left w:val="none" w:color="FFFFFF" w:sz="0"/>
@@ -3201,7 +3993,7 @@
           </w:tcPr>
           <w:p>
             <w:pPr>
-              <w:spacing w:line="260"/>
+              <w:spacing w:line="240"/>
               <w:jc w:val="center"/>
             </w:pPr>
             <w:r>
@@ -3209,8 +4001,8 @@
                 <w:rFonts w:ascii="Times New Roman" w:cs="Times New Roman" w:eastAsia="宋体" w:hAnsi="Times New Roman"/>
                 <w:b w:val="false"/>
                 <w:bCs w:val="false"/>
-                <w:sz w:val="21"/>
-                <w:szCs w:val="21"/>
+                <w:sz w:val="18"/>
+                <w:szCs w:val="18"/>
               </w:rPr>
               <w:t xml:space="preserve">实施主体</w:t>
             </w:r>
@@ -3218,7 +4010,7 @@
         </w:tc>
         <w:tc>
           <w:tcPr>
-            <w:tcW w:type="dxa" w:w="2500"/>
+            <w:tcW w:type="dxa" w:w="3047"/>
             <w:tcBorders>
               <w:top w:val="none" w:color="FFFFFF" w:sz="0"/>
               <w:left w:val="none" w:color="FFFFFF" w:sz="0"/>
@@ -3236,7 +4028,7 @@
           </w:tcPr>
           <w:p>
             <w:pPr>
-              <w:spacing w:line="260"/>
+              <w:spacing w:line="240"/>
               <w:jc w:val="center"/>
             </w:pPr>
             <w:r>
@@ -3244,8 +4036,8 @@
                 <w:rFonts w:ascii="Times New Roman" w:cs="Times New Roman" w:eastAsia="宋体" w:hAnsi="Times New Roman"/>
                 <w:b w:val="false"/>
                 <w:bCs w:val="false"/>
-                <w:sz w:val="21"/>
-                <w:szCs w:val="21"/>
+                <w:sz w:val="18"/>
+                <w:szCs w:val="18"/>
               </w:rPr>
               <w:t xml:space="preserve">引擎平台与广告主</w:t>
             </w:r>
@@ -3253,7 +4045,7 @@
         </w:tc>
         <w:tc>
           <w:tcPr>
-            <w:tcW w:type="dxa" w:w="2500"/>
+            <w:tcW w:type="dxa" w:w="2047"/>
             <w:tcBorders>
               <w:top w:val="none" w:color="FFFFFF" w:sz="0"/>
               <w:left w:val="none" w:color="FFFFFF" w:sz="0"/>
@@ -3271,7 +4063,7 @@
           </w:tcPr>
           <w:p>
             <w:pPr>
-              <w:spacing w:line="260"/>
+              <w:spacing w:line="240"/>
               <w:jc w:val="center"/>
             </w:pPr>
             <w:r>
@@ -3279,8 +4071,8 @@
                 <w:rFonts w:ascii="Times New Roman" w:cs="Times New Roman" w:eastAsia="宋体" w:hAnsi="Times New Roman"/>
                 <w:b w:val="false"/>
                 <w:bCs w:val="false"/>
-                <w:sz w:val="21"/>
-                <w:szCs w:val="21"/>
+                <w:sz w:val="18"/>
+                <w:szCs w:val="18"/>
               </w:rPr>
               <w:t xml:space="preserve">广告主委托GEO服务商</w:t>
             </w:r>
@@ -3288,7 +4080,7 @@
         </w:tc>
         <w:tc>
           <w:tcPr>
-            <w:tcW w:type="dxa" w:w="2500"/>
+            <w:tcW w:type="dxa" w:w="2566"/>
             <w:tcBorders>
               <w:top w:val="none" w:color="FFFFFF" w:sz="0"/>
               <w:left w:val="none" w:color="FFFFFF" w:sz="0"/>
@@ -3306,7 +4098,7 @@
           </w:tcPr>
           <w:p>
             <w:pPr>
-              <w:spacing w:line="260"/>
+              <w:spacing w:line="240"/>
               <w:jc w:val="center"/>
             </w:pPr>
             <w:r>
@@ -3314,8 +4106,8 @@
                 <w:rFonts w:ascii="Times New Roman" w:cs="Times New Roman" w:eastAsia="宋体" w:hAnsi="Times New Roman"/>
                 <w:b w:val="false"/>
                 <w:bCs w:val="false"/>
-                <w:sz w:val="21"/>
-                <w:szCs w:val="21"/>
+                <w:sz w:val="18"/>
+                <w:szCs w:val="18"/>
               </w:rPr>
               <w:t xml:space="preserve">GEO服务商或其他第三方</w:t>
             </w:r>
@@ -3329,7 +4121,7 @@
         </w:trPr>
         <w:tc>
           <w:tcPr>
-            <w:tcW w:type="dxa" w:w="1500"/>
+            <w:tcW w:type="dxa" w:w="1340"/>
             <w:tcBorders>
               <w:top w:val="none" w:color="FFFFFF" w:sz="0"/>
               <w:left w:val="none" w:color="FFFFFF" w:sz="0"/>
@@ -3347,7 +4139,7 @@
           </w:tcPr>
           <w:p>
             <w:pPr>
-              <w:spacing w:line="260"/>
+              <w:spacing w:line="240"/>
               <w:jc w:val="center"/>
             </w:pPr>
             <w:r>
@@ -3355,16 +4147,16 @@
                 <w:rFonts w:ascii="Times New Roman" w:cs="Times New Roman" w:eastAsia="宋体" w:hAnsi="Times New Roman"/>
                 <w:b w:val="false"/>
                 <w:bCs w:val="false"/>
-                <w:sz w:val="21"/>
-                <w:szCs w:val="21"/>
+                <w:sz w:val="18"/>
+                <w:szCs w:val="18"/>
               </w:rPr>
-              <w:t xml:space="preserve">作用位置</w:t>
+              <w:t xml:space="preserve">呈现位置</w:t>
             </w:r>
           </w:p>
         </w:tc>
         <w:tc>
           <w:tcPr>
-            <w:tcW w:type="dxa" w:w="2500"/>
+            <w:tcW w:type="dxa" w:w="3047"/>
             <w:tcBorders>
               <w:top w:val="none" w:color="FFFFFF" w:sz="0"/>
               <w:left w:val="none" w:color="FFFFFF" w:sz="0"/>
@@ -3382,7 +4174,7 @@
           </w:tcPr>
           <w:p>
             <w:pPr>
-              <w:spacing w:line="260"/>
+              <w:spacing w:line="240"/>
               <w:jc w:val="center"/>
             </w:pPr>
             <w:r>
@@ -3390,16 +4182,16 @@
                 <w:rFonts w:ascii="Times New Roman" w:cs="Times New Roman" w:eastAsia="宋体" w:hAnsi="Times New Roman"/>
                 <w:b w:val="false"/>
                 <w:bCs w:val="false"/>
-                <w:sz w:val="21"/>
-                <w:szCs w:val="21"/>
+                <w:sz w:val="18"/>
+                <w:szCs w:val="18"/>
               </w:rPr>
-              <w:t xml:space="preserve">回答区域内或周边的独立标注区块</w:t>
+              <w:t xml:space="preserve">已上线产品为回答之中或周边的标注区块；机制设计研究提出文内写入</w:t>
             </w:r>
           </w:p>
         </w:tc>
         <w:tc>
           <w:tcPr>
-            <w:tcW w:type="dxa" w:w="2500"/>
+            <w:tcW w:type="dxa" w:w="2047"/>
             <w:tcBorders>
               <w:top w:val="none" w:color="FFFFFF" w:sz="0"/>
               <w:left w:val="none" w:color="FFFFFF" w:sz="0"/>
@@ -3417,7 +4209,7 @@
           </w:tcPr>
           <w:p>
             <w:pPr>
-              <w:spacing w:line="260"/>
+              <w:spacing w:line="240"/>
               <w:jc w:val="center"/>
             </w:pPr>
             <w:r>
@@ -3425,8 +4217,8 @@
                 <w:rFonts w:ascii="Times New Roman" w:cs="Times New Roman" w:eastAsia="宋体" w:hAnsi="Times New Roman"/>
                 <w:b w:val="false"/>
                 <w:bCs w:val="false"/>
-                <w:sz w:val="21"/>
-                <w:szCs w:val="21"/>
+                <w:sz w:val="18"/>
+                <w:szCs w:val="18"/>
               </w:rPr>
               <w:t xml:space="preserve">回答正文与引用来源</w:t>
             </w:r>
@@ -3434,7 +4226,7 @@
         </w:tc>
         <w:tc>
           <w:tcPr>
-            <w:tcW w:type="dxa" w:w="2500"/>
+            <w:tcW w:type="dxa" w:w="2566"/>
             <w:tcBorders>
               <w:top w:val="none" w:color="FFFFFF" w:sz="0"/>
               <w:left w:val="none" w:color="FFFFFF" w:sz="0"/>
@@ -3452,7 +4244,7 @@
           </w:tcPr>
           <w:p>
             <w:pPr>
-              <w:spacing w:line="260"/>
+              <w:spacing w:line="240"/>
               <w:jc w:val="center"/>
             </w:pPr>
             <w:r>
@@ -3460,8 +4252,8 @@
                 <w:rFonts w:ascii="Times New Roman" w:cs="Times New Roman" w:eastAsia="宋体" w:hAnsi="Times New Roman"/>
                 <w:b w:val="false"/>
                 <w:bCs w:val="false"/>
-                <w:sz w:val="21"/>
-                <w:szCs w:val="21"/>
+                <w:sz w:val="18"/>
+                <w:szCs w:val="18"/>
               </w:rPr>
               <w:t xml:space="preserve">回答正文与引用来源</w:t>
             </w:r>
@@ -3475,7 +4267,7 @@
         </w:trPr>
         <w:tc>
           <w:tcPr>
-            <w:tcW w:type="dxa" w:w="1500"/>
+            <w:tcW w:type="dxa" w:w="1340"/>
             <w:tcBorders>
               <w:top w:val="none" w:color="FFFFFF" w:sz="0"/>
               <w:left w:val="none" w:color="FFFFFF" w:sz="0"/>
@@ -3493,7 +4285,7 @@
           </w:tcPr>
           <w:p>
             <w:pPr>
-              <w:spacing w:line="260"/>
+              <w:spacing w:line="240"/>
               <w:jc w:val="center"/>
             </w:pPr>
             <w:r>
@@ -3501,16 +4293,16 @@
                 <w:rFonts w:ascii="Times New Roman" w:cs="Times New Roman" w:eastAsia="宋体" w:hAnsi="Times New Roman"/>
                 <w:b w:val="false"/>
                 <w:bCs w:val="false"/>
-                <w:sz w:val="21"/>
-                <w:szCs w:val="21"/>
+                <w:sz w:val="18"/>
+                <w:szCs w:val="18"/>
               </w:rPr>
-              <w:t xml:space="preserve">内容真实性</w:t>
+              <w:t xml:space="preserve">内容</w:t>
             </w:r>
           </w:p>
         </w:tc>
         <w:tc>
           <w:tcPr>
-            <w:tcW w:type="dxa" w:w="2500"/>
+            <w:tcW w:type="dxa" w:w="3047"/>
             <w:tcBorders>
               <w:top w:val="none" w:color="FFFFFF" w:sz="0"/>
               <w:left w:val="none" w:color="FFFFFF" w:sz="0"/>
@@ -3528,7 +4320,7 @@
           </w:tcPr>
           <w:p>
             <w:pPr>
-              <w:spacing w:line="260"/>
+              <w:spacing w:line="240"/>
               <w:jc w:val="center"/>
             </w:pPr>
             <w:r>
@@ -3536,8 +4328,8 @@
                 <w:rFonts w:ascii="Times New Roman" w:cs="Times New Roman" w:eastAsia="宋体" w:hAnsi="Times New Roman"/>
                 <w:b w:val="false"/>
                 <w:bCs w:val="false"/>
-                <w:sz w:val="21"/>
-                <w:szCs w:val="21"/>
+                <w:sz w:val="18"/>
+                <w:szCs w:val="18"/>
               </w:rPr>
               <w:t xml:space="preserve">受平台广告审核约束</w:t>
             </w:r>
@@ -3545,7 +4337,7 @@
         </w:tc>
         <w:tc>
           <w:tcPr>
-            <w:tcW w:type="dxa" w:w="2500"/>
+            <w:tcW w:type="dxa" w:w="2047"/>
             <w:tcBorders>
               <w:top w:val="none" w:color="FFFFFF" w:sz="0"/>
               <w:left w:val="none" w:color="FFFFFF" w:sz="0"/>
@@ -3563,7 +4355,7 @@
           </w:tcPr>
           <w:p>
             <w:pPr>
-              <w:spacing w:line="260"/>
+              <w:spacing w:line="240"/>
               <w:jc w:val="center"/>
             </w:pPr>
             <w:r>
@@ -3571,16 +4363,16 @@
                 <w:rFonts w:ascii="Times New Roman" w:cs="Times New Roman" w:eastAsia="宋体" w:hAnsi="Times New Roman"/>
                 <w:b w:val="false"/>
                 <w:bCs w:val="false"/>
-                <w:sz w:val="21"/>
-                <w:szCs w:val="21"/>
+                <w:sz w:val="18"/>
+                <w:szCs w:val="18"/>
               </w:rPr>
-              <w:t xml:space="preserve">基于真实信息的改写与分发</w:t>
+              <w:t xml:space="preserve">真实信息的改写与分发</w:t>
             </w:r>
           </w:p>
         </w:tc>
         <w:tc>
           <w:tcPr>
-            <w:tcW w:type="dxa" w:w="2500"/>
+            <w:tcW w:type="dxa" w:w="2566"/>
             <w:tcBorders>
               <w:top w:val="none" w:color="FFFFFF" w:sz="0"/>
               <w:left w:val="none" w:color="FFFFFF" w:sz="0"/>
@@ -3598,7 +4390,7 @@
           </w:tcPr>
           <w:p>
             <w:pPr>
-              <w:spacing w:line="260"/>
+              <w:spacing w:line="240"/>
               <w:jc w:val="center"/>
             </w:pPr>
             <w:r>
@@ -3606,10 +4398,10 @@
                 <w:rFonts w:ascii="Times New Roman" w:cs="Times New Roman" w:eastAsia="宋体" w:hAnsi="Times New Roman"/>
                 <w:b w:val="false"/>
                 <w:bCs w:val="false"/>
-                <w:sz w:val="21"/>
-                <w:szCs w:val="21"/>
+                <w:sz w:val="18"/>
+                <w:szCs w:val="18"/>
               </w:rPr>
-              <w:t xml:space="preserve">虚构测评、评价、排名或嵌入策略性文本</w:t>
+              <w:t xml:space="preserve">虚构测评、评价、排名，或策略性文本、提示注入</w:t>
             </w:r>
           </w:p>
         </w:tc>
@@ -3621,7 +4413,7 @@
         </w:trPr>
         <w:tc>
           <w:tcPr>
-            <w:tcW w:type="dxa" w:w="1500"/>
+            <w:tcW w:type="dxa" w:w="1340"/>
             <w:tcBorders>
               <w:top w:val="none" w:color="FFFFFF" w:sz="0"/>
               <w:left w:val="none" w:color="FFFFFF" w:sz="0"/>
@@ -3639,7 +4431,7 @@
           </w:tcPr>
           <w:p>
             <w:pPr>
-              <w:spacing w:line="260"/>
+              <w:spacing w:line="240"/>
               <w:jc w:val="center"/>
             </w:pPr>
             <w:r>
@@ -3647,8 +4439,8 @@
                 <w:rFonts w:ascii="Times New Roman" w:cs="Times New Roman" w:eastAsia="宋体" w:hAnsi="Times New Roman"/>
                 <w:b w:val="false"/>
                 <w:bCs w:val="false"/>
-                <w:sz w:val="21"/>
-                <w:szCs w:val="21"/>
+                <w:sz w:val="18"/>
+                <w:szCs w:val="18"/>
               </w:rPr>
               <w:t xml:space="preserve">用户可识别性</w:t>
             </w:r>
@@ -3656,7 +4448,7 @@
         </w:tc>
         <w:tc>
           <w:tcPr>
-            <w:tcW w:type="dxa" w:w="2500"/>
+            <w:tcW w:type="dxa" w:w="3047"/>
             <w:tcBorders>
               <w:top w:val="none" w:color="FFFFFF" w:sz="0"/>
               <w:left w:val="none" w:color="FFFFFF" w:sz="0"/>
@@ -3674,7 +4466,7 @@
           </w:tcPr>
           <w:p>
             <w:pPr>
-              <w:spacing w:line="260"/>
+              <w:spacing w:line="240"/>
               <w:jc w:val="center"/>
             </w:pPr>
             <w:r>
@@ -3682,8 +4474,8 @@
                 <w:rFonts w:ascii="Times New Roman" w:cs="Times New Roman" w:eastAsia="宋体" w:hAnsi="Times New Roman"/>
                 <w:b w:val="false"/>
                 <w:bCs w:val="false"/>
-                <w:sz w:val="21"/>
-                <w:szCs w:val="21"/>
+                <w:sz w:val="18"/>
+                <w:szCs w:val="18"/>
               </w:rPr>
               <w:t xml:space="preserve">标注“赞助”</w:t>
             </w:r>
@@ -3691,7 +4483,7 @@
         </w:tc>
         <w:tc>
           <w:tcPr>
-            <w:tcW w:type="dxa" w:w="2500"/>
+            <w:tcW w:type="dxa" w:w="2047"/>
             <w:tcBorders>
               <w:top w:val="none" w:color="FFFFFF" w:sz="0"/>
               <w:left w:val="none" w:color="FFFFFF" w:sz="0"/>
@@ -3709,7 +4501,7 @@
           </w:tcPr>
           <w:p>
             <w:pPr>
-              <w:spacing w:line="260"/>
+              <w:spacing w:line="240"/>
               <w:jc w:val="center"/>
             </w:pPr>
             <w:r>
@@ -3717,8 +4509,8 @@
                 <w:rFonts w:ascii="Times New Roman" w:cs="Times New Roman" w:eastAsia="宋体" w:hAnsi="Times New Roman"/>
                 <w:b w:val="false"/>
                 <w:bCs w:val="false"/>
-                <w:sz w:val="21"/>
-                <w:szCs w:val="21"/>
+                <w:sz w:val="18"/>
+                <w:szCs w:val="18"/>
               </w:rPr>
               <w:t xml:space="preserve">无标识</w:t>
             </w:r>
@@ -3726,7 +4518,7 @@
         </w:tc>
         <w:tc>
           <w:tcPr>
-            <w:tcW w:type="dxa" w:w="2500"/>
+            <w:tcW w:type="dxa" w:w="2566"/>
             <w:tcBorders>
               <w:top w:val="none" w:color="FFFFFF" w:sz="0"/>
               <w:left w:val="none" w:color="FFFFFF" w:sz="0"/>
@@ -3744,7 +4536,7 @@
           </w:tcPr>
           <w:p>
             <w:pPr>
-              <w:spacing w:line="260"/>
+              <w:spacing w:line="240"/>
               <w:jc w:val="center"/>
             </w:pPr>
             <w:r>
@@ -3752,8 +4544,8 @@
                 <w:rFonts w:ascii="Times New Roman" w:cs="Times New Roman" w:eastAsia="宋体" w:hAnsi="Times New Roman"/>
                 <w:b w:val="false"/>
                 <w:bCs w:val="false"/>
-                <w:sz w:val="21"/>
-                <w:szCs w:val="21"/>
+                <w:sz w:val="18"/>
+                <w:szCs w:val="18"/>
               </w:rPr>
               <w:t xml:space="preserve">无标识</w:t>
             </w:r>
@@ -3767,7 +4559,7 @@
         </w:trPr>
         <w:tc>
           <w:tcPr>
-            <w:tcW w:type="dxa" w:w="1500"/>
+            <w:tcW w:type="dxa" w:w="1340"/>
             <w:tcBorders>
               <w:top w:val="none" w:color="FFFFFF" w:sz="0"/>
               <w:left w:val="none" w:color="FFFFFF" w:sz="0"/>
@@ -3785,7 +4577,7 @@
           </w:tcPr>
           <w:p>
             <w:pPr>
-              <w:spacing w:line="260"/>
+              <w:spacing w:line="240"/>
               <w:jc w:val="center"/>
             </w:pPr>
             <w:r>
@@ -3793,8 +4585,8 @@
                 <w:rFonts w:ascii="Times New Roman" w:cs="Times New Roman" w:eastAsia="宋体" w:hAnsi="Times New Roman"/>
                 <w:b w:val="false"/>
                 <w:bCs w:val="false"/>
-                <w:sz w:val="21"/>
-                <w:szCs w:val="21"/>
+                <w:sz w:val="18"/>
+                <w:szCs w:val="18"/>
               </w:rPr>
               <w:t xml:space="preserve">收入归属</w:t>
             </w:r>
@@ -3802,7 +4594,7 @@
         </w:tc>
         <w:tc>
           <w:tcPr>
-            <w:tcW w:type="dxa" w:w="2500"/>
+            <w:tcW w:type="dxa" w:w="3047"/>
             <w:tcBorders>
               <w:top w:val="none" w:color="FFFFFF" w:sz="0"/>
               <w:left w:val="none" w:color="FFFFFF" w:sz="0"/>
@@ -3820,7 +4612,7 @@
           </w:tcPr>
           <w:p>
             <w:pPr>
-              <w:spacing w:line="260"/>
+              <w:spacing w:line="240"/>
               <w:jc w:val="center"/>
             </w:pPr>
             <w:r>
@@ -3828,8 +4620,8 @@
                 <w:rFonts w:ascii="Times New Roman" w:cs="Times New Roman" w:eastAsia="宋体" w:hAnsi="Times New Roman"/>
                 <w:b w:val="false"/>
                 <w:bCs w:val="false"/>
-                <w:sz w:val="21"/>
-                <w:szCs w:val="21"/>
+                <w:sz w:val="18"/>
+                <w:szCs w:val="18"/>
               </w:rPr>
               <w:t xml:space="preserve">引擎平台</w:t>
             </w:r>
@@ -3837,7 +4629,7 @@
         </w:tc>
         <w:tc>
           <w:tcPr>
-            <w:tcW w:type="dxa" w:w="2500"/>
+            <w:tcW w:type="dxa" w:w="2047"/>
             <w:tcBorders>
               <w:top w:val="none" w:color="FFFFFF" w:sz="0"/>
               <w:left w:val="none" w:color="FFFFFF" w:sz="0"/>
@@ -3855,7 +4647,7 @@
           </w:tcPr>
           <w:p>
             <w:pPr>
-              <w:spacing w:line="260"/>
+              <w:spacing w:line="240"/>
               <w:jc w:val="center"/>
             </w:pPr>
             <w:r>
@@ -3863,8 +4655,8 @@
                 <w:rFonts w:ascii="Times New Roman" w:cs="Times New Roman" w:eastAsia="宋体" w:hAnsi="Times New Roman"/>
                 <w:b w:val="false"/>
                 <w:bCs w:val="false"/>
-                <w:sz w:val="21"/>
-                <w:szCs w:val="21"/>
+                <w:sz w:val="18"/>
+                <w:szCs w:val="18"/>
               </w:rPr>
               <w:t xml:space="preserve">服务商与内容渠道</w:t>
             </w:r>
@@ -3872,7 +4664,7 @@
         </w:tc>
         <w:tc>
           <w:tcPr>
-            <w:tcW w:type="dxa" w:w="2500"/>
+            <w:tcW w:type="dxa" w:w="2566"/>
             <w:tcBorders>
               <w:top w:val="none" w:color="FFFFFF" w:sz="0"/>
               <w:left w:val="none" w:color="FFFFFF" w:sz="0"/>
@@ -3890,7 +4682,7 @@
           </w:tcPr>
           <w:p>
             <w:pPr>
-              <w:spacing w:line="260"/>
+              <w:spacing w:line="240"/>
               <w:jc w:val="center"/>
             </w:pPr>
             <w:r>
@@ -3898,8 +4690,8 @@
                 <w:rFonts w:ascii="Times New Roman" w:cs="Times New Roman" w:eastAsia="宋体" w:hAnsi="Times New Roman"/>
                 <w:b w:val="false"/>
                 <w:bCs w:val="false"/>
-                <w:sz w:val="21"/>
-                <w:szCs w:val="21"/>
+                <w:sz w:val="18"/>
+                <w:szCs w:val="18"/>
               </w:rPr>
               <w:t xml:space="preserve">服务商与内容渠道</w:t>
             </w:r>
@@ -3913,7 +4705,7 @@
         </w:trPr>
         <w:tc>
           <w:tcPr>
-            <w:tcW w:type="dxa" w:w="1500"/>
+            <w:tcW w:type="dxa" w:w="1340"/>
             <w:tcBorders>
               <w:top w:val="none" w:color="FFFFFF" w:sz="0"/>
               <w:left w:val="none" w:color="FFFFFF" w:sz="0"/>
@@ -3931,7 +4723,7 @@
           </w:tcPr>
           <w:p>
             <w:pPr>
-              <w:spacing w:line="260"/>
+              <w:spacing w:line="240"/>
               <w:jc w:val="center"/>
             </w:pPr>
             <w:r>
@@ -3939,8 +4731,8 @@
                 <w:rFonts w:ascii="Times New Roman" w:cs="Times New Roman" w:eastAsia="宋体" w:hAnsi="Times New Roman"/>
                 <w:b w:val="false"/>
                 <w:bCs w:val="false"/>
-                <w:sz w:val="21"/>
-                <w:szCs w:val="21"/>
+                <w:sz w:val="18"/>
+                <w:szCs w:val="18"/>
               </w:rPr>
               <w:t xml:space="preserve">典型例子</w:t>
             </w:r>
@@ -3948,7 +4740,7 @@
         </w:tc>
         <w:tc>
           <w:tcPr>
-            <w:tcW w:type="dxa" w:w="2500"/>
+            <w:tcW w:type="dxa" w:w="3047"/>
             <w:tcBorders>
               <w:top w:val="none" w:color="FFFFFF" w:sz="0"/>
               <w:left w:val="none" w:color="FFFFFF" w:sz="0"/>
@@ -3966,7 +4758,7 @@
           </w:tcPr>
           <w:p>
             <w:pPr>
-              <w:spacing w:line="260"/>
+              <w:spacing w:line="240"/>
               <w:jc w:val="center"/>
             </w:pPr>
             <w:r>
@@ -3974,16 +4766,16 @@
                 <w:rFonts w:ascii="Times New Roman" w:cs="Times New Roman" w:eastAsia="宋体" w:hAnsi="Times New Roman"/>
                 <w:b w:val="false"/>
                 <w:bCs w:val="false"/>
-                <w:sz w:val="21"/>
-                <w:szCs w:val="21"/>
+                <w:sz w:val="18"/>
+                <w:szCs w:val="18"/>
               </w:rPr>
-              <w:t xml:space="preserve">谷歌AI概览广告、Perplexity赞助追问、ChatGPT广告</w:t>
+              <w:t xml:space="preserve">谷歌AI概览广告、ChatGPT广告、Perplexity赞助追问（已退出）</w:t>
             </w:r>
           </w:p>
         </w:tc>
         <w:tc>
           <w:tcPr>
-            <w:tcW w:type="dxa" w:w="2500"/>
+            <w:tcW w:type="dxa" w:w="2047"/>
             <w:tcBorders>
               <w:top w:val="none" w:color="FFFFFF" w:sz="0"/>
               <w:left w:val="none" w:color="FFFFFF" w:sz="0"/>
@@ -4001,7 +4793,7 @@
           </w:tcPr>
           <w:p>
             <w:pPr>
-              <w:spacing w:line="260"/>
+              <w:spacing w:line="240"/>
               <w:jc w:val="center"/>
             </w:pPr>
             <w:r>
@@ -4009,8 +4801,8 @@
                 <w:rFonts w:ascii="Times New Roman" w:cs="Times New Roman" w:eastAsia="宋体" w:hAnsi="Times New Roman"/>
                 <w:b w:val="false"/>
                 <w:bCs w:val="false"/>
-                <w:sz w:val="21"/>
-                <w:szCs w:val="21"/>
+                <w:sz w:val="18"/>
+                <w:szCs w:val="18"/>
               </w:rPr>
               <w:t xml:space="preserve">补充产品参数、争取第三方报道</w:t>
             </w:r>
@@ -4018,7 +4810,7 @@
         </w:tc>
         <w:tc>
           <w:tcPr>
-            <w:tcW w:type="dxa" w:w="2500"/>
+            <w:tcW w:type="dxa" w:w="2566"/>
             <w:tcBorders>
               <w:top w:val="none" w:color="FFFFFF" w:sz="0"/>
               <w:left w:val="none" w:color="FFFFFF" w:sz="0"/>
@@ -4036,7 +4828,7 @@
           </w:tcPr>
           <w:p>
             <w:pPr>
-              <w:spacing w:line="260"/>
+              <w:spacing w:line="240"/>
               <w:jc w:val="center"/>
             </w:pPr>
             <w:r>
@@ -4044,8 +4836,8 @@
                 <w:rFonts w:ascii="Times New Roman" w:cs="Times New Roman" w:eastAsia="宋体" w:hAnsi="Times New Roman"/>
                 <w:b w:val="false"/>
                 <w:bCs w:val="false"/>
-                <w:sz w:val="21"/>
-                <w:szCs w:val="21"/>
+                <w:sz w:val="18"/>
+                <w:szCs w:val="18"/>
               </w:rPr>
               <w:t xml:space="preserve">“3·15”晚会曝光的虚构手环推荐</w:t>
             </w:r>
@@ -4073,7 +4865,7 @@
           <w:sz w:val="28"/>
           <w:szCs w:val="28"/>
         </w:rPr>
-        <w:t xml:space="preserve">5 GEO广告化的风险</w:t>
+        <w:t xml:space="preserve">6 GEO广告化的风险</w:t>
       </w:r>
     </w:p>
     <w:p>
@@ -4090,7 +4882,7 @@
           <w:sz w:val="24"/>
           <w:szCs w:val="24"/>
         </w:rPr>
-        <w:t xml:space="preserve">5.1 广告可识别性被消解</w:t>
+        <w:t xml:space="preserve">6.1 可识别性：回答环节没有广告发布者</w:t>
       </w:r>
     </w:p>
     <w:p>
@@ -4107,71 +4899,1681 @@
           <w:sz w:val="24"/>
           <w:szCs w:val="24"/>
         </w:rPr>
-        <w:t xml:space="preserve">《广告法》第十四条要求广告具有可识别性，能够使消费者辨明其为广告</w:t>
-      </w:r>
-      <w:r>
-        <w:rPr>
-          <w:rFonts w:ascii="Times New Roman" w:cs="Times New Roman" w:eastAsia="宋体" w:hAnsi="Times New Roman"/>
-          <w:b w:val="false"/>
-          <w:bCs w:val="false"/>
-          <w:sz w:val="24"/>
-          <w:szCs w:val="24"/>
-          <w:vertAlign w:val="superscript"/>
-        </w:rPr>
-        <w:t xml:space="preserve">[37]</w:t>
-      </w:r>
-      <w:r>
-        <w:rPr>
-          <w:rFonts w:ascii="Times New Roman" w:cs="Times New Roman" w:eastAsia="宋体" w:hAnsi="Times New Roman"/>
-          <w:b w:val="false"/>
-          <w:bCs w:val="false"/>
-          <w:sz w:val="24"/>
-          <w:szCs w:val="24"/>
-        </w:rPr>
-        <w:t xml:space="preserve">。《互联网广告管理办法》第九条将这一要求具体化为两类情形：竞价排名的商品或服务须显著标明“广告”，并与自然搜索结果明显区分；以知识介绍、体验分享、消费测评等形式推销商品或服务并附加购物链接等购买方式的，须显著标明“广告”</w:t>
-      </w:r>
-      <w:r>
-        <w:rPr>
-          <w:rFonts w:ascii="Times New Roman" w:cs="Times New Roman" w:eastAsia="宋体" w:hAnsi="Times New Roman"/>
-          <w:b w:val="false"/>
-          <w:bCs w:val="false"/>
-          <w:sz w:val="24"/>
-          <w:szCs w:val="24"/>
-          <w:vertAlign w:val="superscript"/>
-        </w:rPr>
-        <w:t xml:space="preserve">[28]</w:t>
-      </w:r>
-      <w:r>
-        <w:rPr>
-          <w:rFonts w:ascii="Times New Roman" w:cs="Times New Roman" w:eastAsia="宋体" w:hAnsi="Times New Roman"/>
-          <w:b w:val="false"/>
-          <w:bCs w:val="false"/>
-          <w:sz w:val="24"/>
-          <w:szCs w:val="24"/>
-        </w:rPr>
-        <w:t xml:space="preserve">。GEO内容落在这两类情形之外。它不是竞价排名，因为品牌没有向引擎平台付费；进入AI回答后，它通常也不附带购物链接。《互联网广告可识别性执法指南》指出，是否标明“广告”不是判断某一内容是否构成广告的依据</w:t>
-      </w:r>
-      <w:r>
-        <w:rPr>
-          <w:rFonts w:ascii="Times New Roman" w:cs="Times New Roman" w:eastAsia="宋体" w:hAnsi="Times New Roman"/>
-          <w:b w:val="false"/>
-          <w:bCs w:val="false"/>
-          <w:sz w:val="24"/>
-          <w:szCs w:val="24"/>
-          <w:vertAlign w:val="superscript"/>
-        </w:rPr>
-        <w:t xml:space="preserve">[38]</w:t>
-      </w:r>
-      <w:r>
-        <w:rPr>
-          <w:rFonts w:ascii="Times New Roman" w:cs="Times New Roman" w:eastAsia="宋体" w:hAnsi="Times New Roman"/>
-          <w:b w:val="false"/>
-          <w:bCs w:val="false"/>
-          <w:sz w:val="24"/>
-          <w:szCs w:val="24"/>
-        </w:rPr>
-        <w:t xml:space="preserve">，这为把GEO内容认定为广告留出了空间，但标识义务由谁在哪个环节履行，现有规则没有回答。</w:t>
-      </w:r>
+        <w:t xml:space="preserve">按照4.3节的命题，GEO内容在回答中不带标识，用户的说服知识就无从激活。问题在于，现行规则能否要求某个主体为这些内容加上标识。表3按规范对象、相关义务和适用环节比对了8部规范文本。</w:t>
+      </w:r>
+    </w:p>
+    <w:p>
+      <w:pPr>
+        <w:keepNext/>
+        <w:spacing w:after="60" w:before="120" w:line="360"/>
+        <w:jc w:val="center"/>
+      </w:pPr>
+      <w:r>
+        <w:rPr>
+          <w:rFonts w:ascii="Times New Roman" w:cs="Times New Roman" w:eastAsia="黑体" w:hAnsi="Times New Roman"/>
+          <w:b/>
+          <w:bCs/>
+          <w:sz w:val="21"/>
+          <w:szCs w:val="21"/>
+        </w:rPr>
+        <w:t xml:space="preserve">表3　相关规范文本对GEO各环节的覆盖情况</w:t>
+      </w:r>
+    </w:p>
+    <w:tbl>
+      <w:tblPr>
+        <w:tblW w:type="dxa" w:w="9000"/>
+        <w:jc w:val="center"/>
+        <w:tblBorders>
+          <w:top w:val="single" w:color="auto" w:sz="4"/>
+          <w:left w:val="single" w:color="auto" w:sz="4"/>
+          <w:bottom w:val="single" w:color="auto" w:sz="4"/>
+          <w:right w:val="single" w:color="auto" w:sz="4"/>
+          <w:insideH w:val="single" w:color="auto" w:sz="4"/>
+          <w:insideV w:val="single" w:color="auto" w:sz="4"/>
+        </w:tblBorders>
+      </w:tblPr>
+      <w:tblGrid>
+        <w:gridCol w:w="1734"/>
+        <w:gridCol w:w="1524"/>
+        <w:gridCol w:w="2452"/>
+        <w:gridCol w:w="1811"/>
+        <w:gridCol w:w="1479"/>
+      </w:tblGrid>
+      <w:tr>
+        <w:trPr>
+          <w:cantSplit/>
+          <w:tblHeader/>
+        </w:trPr>
+        <w:tc>
+          <w:tcPr>
+            <w:tcW w:type="dxa" w:w="1734"/>
+            <w:tcBorders>
+              <w:top w:val="single" w:color="000000" w:sz="12"/>
+              <w:left w:val="none" w:color="FFFFFF" w:sz="0"/>
+              <w:bottom w:val="single" w:color="000000" w:sz="6"/>
+              <w:right w:val="none" w:color="FFFFFF" w:sz="0"/>
+            </w:tcBorders>
+            <w:shd w:fill="FFFFFF" w:color="auto" w:val="clear"/>
+            <w:tcMar>
+              <w:top w:type="dxa" w:w="60"/>
+              <w:left w:type="dxa" w:w="80"/>
+              <w:bottom w:type="dxa" w:w="60"/>
+              <w:right w:type="dxa" w:w="80"/>
+            </w:tcMar>
+            <w:vAlign w:val="center"/>
+          </w:tcPr>
+          <w:p>
+            <w:pPr>
+              <w:spacing w:line="240"/>
+              <w:jc w:val="center"/>
+            </w:pPr>
+            <w:r>
+              <w:rPr>
+                <w:rFonts w:ascii="Times New Roman" w:cs="Times New Roman" w:eastAsia="黑体" w:hAnsi="Times New Roman"/>
+                <w:b/>
+                <w:bCs/>
+                <w:sz w:val="18"/>
+                <w:szCs w:val="18"/>
+              </w:rPr>
+              <w:t xml:space="preserve">规范文本</w:t>
+            </w:r>
+          </w:p>
+        </w:tc>
+        <w:tc>
+          <w:tcPr>
+            <w:tcW w:type="dxa" w:w="1524"/>
+            <w:tcBorders>
+              <w:top w:val="single" w:color="000000" w:sz="12"/>
+              <w:left w:val="none" w:color="FFFFFF" w:sz="0"/>
+              <w:bottom w:val="single" w:color="000000" w:sz="6"/>
+              <w:right w:val="none" w:color="FFFFFF" w:sz="0"/>
+            </w:tcBorders>
+            <w:shd w:fill="FFFFFF" w:color="auto" w:val="clear"/>
+            <w:tcMar>
+              <w:top w:type="dxa" w:w="60"/>
+              <w:left w:type="dxa" w:w="80"/>
+              <w:bottom w:type="dxa" w:w="60"/>
+              <w:right w:type="dxa" w:w="80"/>
+            </w:tcMar>
+            <w:vAlign w:val="center"/>
+          </w:tcPr>
+          <w:p>
+            <w:pPr>
+              <w:spacing w:line="240"/>
+              <w:jc w:val="center"/>
+            </w:pPr>
+            <w:r>
+              <w:rPr>
+                <w:rFonts w:ascii="Times New Roman" w:cs="Times New Roman" w:eastAsia="黑体" w:hAnsi="Times New Roman"/>
+                <w:b/>
+                <w:bCs/>
+                <w:sz w:val="18"/>
+                <w:szCs w:val="18"/>
+              </w:rPr>
+              <w:t xml:space="preserve">规范对象</w:t>
+            </w:r>
+          </w:p>
+        </w:tc>
+        <w:tc>
+          <w:tcPr>
+            <w:tcW w:type="dxa" w:w="2452"/>
+            <w:tcBorders>
+              <w:top w:val="single" w:color="000000" w:sz="12"/>
+              <w:left w:val="none" w:color="FFFFFF" w:sz="0"/>
+              <w:bottom w:val="single" w:color="000000" w:sz="6"/>
+              <w:right w:val="none" w:color="FFFFFF" w:sz="0"/>
+            </w:tcBorders>
+            <w:shd w:fill="FFFFFF" w:color="auto" w:val="clear"/>
+            <w:tcMar>
+              <w:top w:type="dxa" w:w="60"/>
+              <w:left w:type="dxa" w:w="80"/>
+              <w:bottom w:type="dxa" w:w="60"/>
+              <w:right w:type="dxa" w:w="80"/>
+            </w:tcMar>
+            <w:vAlign w:val="center"/>
+          </w:tcPr>
+          <w:p>
+            <w:pPr>
+              <w:spacing w:line="240"/>
+              <w:jc w:val="center"/>
+            </w:pPr>
+            <w:r>
+              <w:rPr>
+                <w:rFonts w:ascii="Times New Roman" w:cs="Times New Roman" w:eastAsia="黑体" w:hAnsi="Times New Roman"/>
+                <w:b/>
+                <w:bCs/>
+                <w:sz w:val="18"/>
+                <w:szCs w:val="18"/>
+              </w:rPr>
+              <w:t xml:space="preserve">与GEO相关的规定</w:t>
+            </w:r>
+          </w:p>
+        </w:tc>
+        <w:tc>
+          <w:tcPr>
+            <w:tcW w:type="dxa" w:w="1811"/>
+            <w:tcBorders>
+              <w:top w:val="single" w:color="000000" w:sz="12"/>
+              <w:left w:val="none" w:color="FFFFFF" w:sz="0"/>
+              <w:bottom w:val="single" w:color="000000" w:sz="6"/>
+              <w:right w:val="none" w:color="FFFFFF" w:sz="0"/>
+            </w:tcBorders>
+            <w:shd w:fill="FFFFFF" w:color="auto" w:val="clear"/>
+            <w:tcMar>
+              <w:top w:type="dxa" w:w="60"/>
+              <w:left w:type="dxa" w:w="80"/>
+              <w:bottom w:type="dxa" w:w="60"/>
+              <w:right w:type="dxa" w:w="80"/>
+            </w:tcMar>
+            <w:vAlign w:val="center"/>
+          </w:tcPr>
+          <w:p>
+            <w:pPr>
+              <w:spacing w:line="240"/>
+              <w:jc w:val="center"/>
+            </w:pPr>
+            <w:r>
+              <w:rPr>
+                <w:rFonts w:ascii="Times New Roman" w:cs="Times New Roman" w:eastAsia="黑体" w:hAnsi="Times New Roman"/>
+                <w:b/>
+                <w:bCs/>
+                <w:sz w:val="18"/>
+                <w:szCs w:val="18"/>
+              </w:rPr>
+              <w:t xml:space="preserve">信源发布环节</w:t>
+            </w:r>
+          </w:p>
+        </w:tc>
+        <w:tc>
+          <w:tcPr>
+            <w:tcW w:type="dxa" w:w="1479"/>
+            <w:tcBorders>
+              <w:top w:val="single" w:color="000000" w:sz="12"/>
+              <w:left w:val="none" w:color="FFFFFF" w:sz="0"/>
+              <w:bottom w:val="single" w:color="000000" w:sz="6"/>
+              <w:right w:val="none" w:color="FFFFFF" w:sz="0"/>
+            </w:tcBorders>
+            <w:shd w:fill="FFFFFF" w:color="auto" w:val="clear"/>
+            <w:tcMar>
+              <w:top w:type="dxa" w:w="60"/>
+              <w:left w:type="dxa" w:w="80"/>
+              <w:bottom w:type="dxa" w:w="60"/>
+              <w:right w:type="dxa" w:w="80"/>
+            </w:tcMar>
+            <w:vAlign w:val="center"/>
+          </w:tcPr>
+          <w:p>
+            <w:pPr>
+              <w:spacing w:line="240"/>
+              <w:jc w:val="center"/>
+            </w:pPr>
+            <w:r>
+              <w:rPr>
+                <w:rFonts w:ascii="Times New Roman" w:cs="Times New Roman" w:eastAsia="黑体" w:hAnsi="Times New Roman"/>
+                <w:b/>
+                <w:bCs/>
+                <w:sz w:val="18"/>
+                <w:szCs w:val="18"/>
+              </w:rPr>
+              <w:t xml:space="preserve">AI回答呈现环节</w:t>
+            </w:r>
+          </w:p>
+        </w:tc>
+      </w:tr>
+      <w:tr>
+        <w:trPr>
+          <w:cantSplit/>
+          <w:tblHeader w:val="false"/>
+        </w:trPr>
+        <w:tc>
+          <w:tcPr>
+            <w:tcW w:type="dxa" w:w="1734"/>
+            <w:tcBorders>
+              <w:top w:val="none" w:color="FFFFFF" w:sz="0"/>
+              <w:left w:val="none" w:color="FFFFFF" w:sz="0"/>
+              <w:bottom w:val="none" w:color="FFFFFF" w:sz="0"/>
+              <w:right w:val="none" w:color="FFFFFF" w:sz="0"/>
+            </w:tcBorders>
+            <w:shd w:fill="FFFFFF" w:color="auto" w:val="clear"/>
+            <w:tcMar>
+              <w:top w:type="dxa" w:w="60"/>
+              <w:left w:type="dxa" w:w="80"/>
+              <w:bottom w:type="dxa" w:w="60"/>
+              <w:right w:type="dxa" w:w="80"/>
+            </w:tcMar>
+            <w:vAlign w:val="center"/>
+          </w:tcPr>
+          <w:p>
+            <w:pPr>
+              <w:spacing w:line="240"/>
+              <w:jc w:val="center"/>
+            </w:pPr>
+            <w:r>
+              <w:rPr>
+                <w:rFonts w:ascii="Times New Roman" w:cs="Times New Roman" w:eastAsia="宋体" w:hAnsi="Times New Roman"/>
+                <w:b w:val="false"/>
+                <w:bCs w:val="false"/>
+                <w:sz w:val="18"/>
+                <w:szCs w:val="18"/>
+              </w:rPr>
+              <w:t xml:space="preserve">《广告法》（2021年修正）</w:t>
+            </w:r>
+          </w:p>
+        </w:tc>
+        <w:tc>
+          <w:tcPr>
+            <w:tcW w:type="dxa" w:w="1524"/>
+            <w:tcBorders>
+              <w:top w:val="none" w:color="FFFFFF" w:sz="0"/>
+              <w:left w:val="none" w:color="FFFFFF" w:sz="0"/>
+              <w:bottom w:val="none" w:color="FFFFFF" w:sz="0"/>
+              <w:right w:val="none" w:color="FFFFFF" w:sz="0"/>
+            </w:tcBorders>
+            <w:shd w:fill="FFFFFF" w:color="auto" w:val="clear"/>
+            <w:tcMar>
+              <w:top w:type="dxa" w:w="60"/>
+              <w:left w:type="dxa" w:w="80"/>
+              <w:bottom w:type="dxa" w:w="60"/>
+              <w:right w:type="dxa" w:w="80"/>
+            </w:tcMar>
+            <w:vAlign w:val="center"/>
+          </w:tcPr>
+          <w:p>
+            <w:pPr>
+              <w:spacing w:line="240"/>
+              <w:jc w:val="center"/>
+            </w:pPr>
+            <w:r>
+              <w:rPr>
+                <w:rFonts w:ascii="Times New Roman" w:cs="Times New Roman" w:eastAsia="宋体" w:hAnsi="Times New Roman"/>
+                <w:b w:val="false"/>
+                <w:bCs w:val="false"/>
+                <w:sz w:val="18"/>
+                <w:szCs w:val="18"/>
+              </w:rPr>
+              <w:t xml:space="preserve">广告主、广告经营者、广告发布者</w:t>
+            </w:r>
+          </w:p>
+        </w:tc>
+        <w:tc>
+          <w:tcPr>
+            <w:tcW w:type="dxa" w:w="2452"/>
+            <w:tcBorders>
+              <w:top w:val="none" w:color="FFFFFF" w:sz="0"/>
+              <w:left w:val="none" w:color="FFFFFF" w:sz="0"/>
+              <w:bottom w:val="none" w:color="FFFFFF" w:sz="0"/>
+              <w:right w:val="none" w:color="FFFFFF" w:sz="0"/>
+            </w:tcBorders>
+            <w:shd w:fill="FFFFFF" w:color="auto" w:val="clear"/>
+            <w:tcMar>
+              <w:top w:type="dxa" w:w="60"/>
+              <w:left w:type="dxa" w:w="80"/>
+              <w:bottom w:type="dxa" w:w="60"/>
+              <w:right w:type="dxa" w:w="80"/>
+            </w:tcMar>
+            <w:vAlign w:val="center"/>
+          </w:tcPr>
+          <w:p>
+            <w:pPr>
+              <w:spacing w:line="240"/>
+              <w:jc w:val="center"/>
+            </w:pPr>
+            <w:r>
+              <w:rPr>
+                <w:rFonts w:ascii="Times New Roman" w:cs="Times New Roman" w:eastAsia="宋体" w:hAnsi="Times New Roman"/>
+                <w:b w:val="false"/>
+                <w:bCs w:val="false"/>
+                <w:sz w:val="18"/>
+                <w:szCs w:val="18"/>
+              </w:rPr>
+              <w:t xml:space="preserve">第二条界定商业广告与各类主体；第十四条要求广告具有可识别性</w:t>
+            </w:r>
+          </w:p>
+        </w:tc>
+        <w:tc>
+          <w:tcPr>
+            <w:tcW w:type="dxa" w:w="1811"/>
+            <w:tcBorders>
+              <w:top w:val="none" w:color="FFFFFF" w:sz="0"/>
+              <w:left w:val="none" w:color="FFFFFF" w:sz="0"/>
+              <w:bottom w:val="none" w:color="FFFFFF" w:sz="0"/>
+              <w:right w:val="none" w:color="FFFFFF" w:sz="0"/>
+            </w:tcBorders>
+            <w:shd w:fill="FFFFFF" w:color="auto" w:val="clear"/>
+            <w:tcMar>
+              <w:top w:type="dxa" w:w="60"/>
+              <w:left w:type="dxa" w:w="80"/>
+              <w:bottom w:type="dxa" w:w="60"/>
+              <w:right w:type="dxa" w:w="80"/>
+            </w:tcMar>
+            <w:vAlign w:val="center"/>
+          </w:tcPr>
+          <w:p>
+            <w:pPr>
+              <w:spacing w:line="240"/>
+              <w:jc w:val="center"/>
+            </w:pPr>
+            <w:r>
+              <w:rPr>
+                <w:rFonts w:ascii="Times New Roman" w:cs="Times New Roman" w:eastAsia="宋体" w:hAnsi="Times New Roman"/>
+                <w:b w:val="false"/>
+                <w:bCs w:val="false"/>
+                <w:sz w:val="18"/>
+                <w:szCs w:val="18"/>
+              </w:rPr>
+              <w:t xml:space="preserve">推销内容可认定为广告，发布者负标识义务</w:t>
+            </w:r>
+          </w:p>
+        </w:tc>
+        <w:tc>
+          <w:tcPr>
+            <w:tcW w:type="dxa" w:w="1479"/>
+            <w:tcBorders>
+              <w:top w:val="none" w:color="FFFFFF" w:sz="0"/>
+              <w:left w:val="none" w:color="FFFFFF" w:sz="0"/>
+              <w:bottom w:val="none" w:color="FFFFFF" w:sz="0"/>
+              <w:right w:val="none" w:color="FFFFFF" w:sz="0"/>
+            </w:tcBorders>
+            <w:shd w:fill="FFFFFF" w:color="auto" w:val="clear"/>
+            <w:tcMar>
+              <w:top w:type="dxa" w:w="60"/>
+              <w:left w:type="dxa" w:w="80"/>
+              <w:bottom w:type="dxa" w:w="60"/>
+              <w:right w:type="dxa" w:w="80"/>
+            </w:tcMar>
+            <w:vAlign w:val="center"/>
+          </w:tcPr>
+          <w:p>
+            <w:pPr>
+              <w:spacing w:line="240"/>
+              <w:jc w:val="center"/>
+            </w:pPr>
+            <w:r>
+              <w:rPr>
+                <w:rFonts w:ascii="Times New Roman" w:cs="Times New Roman" w:eastAsia="宋体" w:hAnsi="Times New Roman"/>
+                <w:b w:val="false"/>
+                <w:bCs w:val="false"/>
+                <w:sz w:val="18"/>
+                <w:szCs w:val="18"/>
+              </w:rPr>
+              <w:t xml:space="preserve">未规定由谁标识</w:t>
+            </w:r>
+          </w:p>
+        </w:tc>
+      </w:tr>
+      <w:tr>
+        <w:trPr>
+          <w:cantSplit/>
+          <w:tblHeader w:val="false"/>
+        </w:trPr>
+        <w:tc>
+          <w:tcPr>
+            <w:tcW w:type="dxa" w:w="1734"/>
+            <w:tcBorders>
+              <w:top w:val="none" w:color="FFFFFF" w:sz="0"/>
+              <w:left w:val="none" w:color="FFFFFF" w:sz="0"/>
+              <w:bottom w:val="none" w:color="FFFFFF" w:sz="0"/>
+              <w:right w:val="none" w:color="FFFFFF" w:sz="0"/>
+            </w:tcBorders>
+            <w:shd w:fill="FFFFFF" w:color="auto" w:val="clear"/>
+            <w:tcMar>
+              <w:top w:type="dxa" w:w="60"/>
+              <w:left w:type="dxa" w:w="80"/>
+              <w:bottom w:type="dxa" w:w="60"/>
+              <w:right w:type="dxa" w:w="80"/>
+            </w:tcMar>
+            <w:vAlign w:val="center"/>
+          </w:tcPr>
+          <w:p>
+            <w:pPr>
+              <w:spacing w:line="240"/>
+              <w:jc w:val="center"/>
+            </w:pPr>
+            <w:r>
+              <w:rPr>
+                <w:rFonts w:ascii="Times New Roman" w:cs="Times New Roman" w:eastAsia="宋体" w:hAnsi="Times New Roman"/>
+                <w:b w:val="false"/>
+                <w:bCs w:val="false"/>
+                <w:sz w:val="18"/>
+                <w:szCs w:val="18"/>
+              </w:rPr>
+              <w:t xml:space="preserve">《互联网广告管理暂行办法》（2016年，已废止）</w:t>
+            </w:r>
+          </w:p>
+        </w:tc>
+        <w:tc>
+          <w:tcPr>
+            <w:tcW w:type="dxa" w:w="1524"/>
+            <w:tcBorders>
+              <w:top w:val="none" w:color="FFFFFF" w:sz="0"/>
+              <w:left w:val="none" w:color="FFFFFF" w:sz="0"/>
+              <w:bottom w:val="none" w:color="FFFFFF" w:sz="0"/>
+              <w:right w:val="none" w:color="FFFFFF" w:sz="0"/>
+            </w:tcBorders>
+            <w:shd w:fill="FFFFFF" w:color="auto" w:val="clear"/>
+            <w:tcMar>
+              <w:top w:type="dxa" w:w="60"/>
+              <w:left w:type="dxa" w:w="80"/>
+              <w:bottom w:type="dxa" w:w="60"/>
+              <w:right w:type="dxa" w:w="80"/>
+            </w:tcMar>
+            <w:vAlign w:val="center"/>
+          </w:tcPr>
+          <w:p>
+            <w:pPr>
+              <w:spacing w:line="240"/>
+              <w:jc w:val="center"/>
+            </w:pPr>
+            <w:r>
+              <w:rPr>
+                <w:rFonts w:ascii="Times New Roman" w:cs="Times New Roman" w:eastAsia="宋体" w:hAnsi="Times New Roman"/>
+                <w:b w:val="false"/>
+                <w:bCs w:val="false"/>
+                <w:sz w:val="18"/>
+                <w:szCs w:val="18"/>
+              </w:rPr>
+              <w:t xml:space="preserve">互联网广告各类主体</w:t>
+            </w:r>
+          </w:p>
+        </w:tc>
+        <w:tc>
+          <w:tcPr>
+            <w:tcW w:type="dxa" w:w="2452"/>
+            <w:tcBorders>
+              <w:top w:val="none" w:color="FFFFFF" w:sz="0"/>
+              <w:left w:val="none" w:color="FFFFFF" w:sz="0"/>
+              <w:bottom w:val="none" w:color="FFFFFF" w:sz="0"/>
+              <w:right w:val="none" w:color="FFFFFF" w:sz="0"/>
+            </w:tcBorders>
+            <w:shd w:fill="FFFFFF" w:color="auto" w:val="clear"/>
+            <w:tcMar>
+              <w:top w:type="dxa" w:w="60"/>
+              <w:left w:type="dxa" w:w="80"/>
+              <w:bottom w:type="dxa" w:w="60"/>
+              <w:right w:type="dxa" w:w="80"/>
+            </w:tcMar>
+            <w:vAlign w:val="center"/>
+          </w:tcPr>
+          <w:p>
+            <w:pPr>
+              <w:spacing w:line="240"/>
+              <w:jc w:val="center"/>
+            </w:pPr>
+            <w:r>
+              <w:rPr>
+                <w:rFonts w:ascii="Times New Roman" w:cs="Times New Roman" w:eastAsia="宋体" w:hAnsi="Times New Roman"/>
+                <w:b w:val="false"/>
+                <w:bCs w:val="false"/>
+                <w:sz w:val="18"/>
+                <w:szCs w:val="18"/>
+              </w:rPr>
+              <w:t xml:space="preserve">付费搜索广告与自然搜索结果明显区分</w:t>
+            </w:r>
+          </w:p>
+        </w:tc>
+        <w:tc>
+          <w:tcPr>
+            <w:tcW w:type="dxa" w:w="1811"/>
+            <w:tcBorders>
+              <w:top w:val="none" w:color="FFFFFF" w:sz="0"/>
+              <w:left w:val="none" w:color="FFFFFF" w:sz="0"/>
+              <w:bottom w:val="none" w:color="FFFFFF" w:sz="0"/>
+              <w:right w:val="none" w:color="FFFFFF" w:sz="0"/>
+            </w:tcBorders>
+            <w:shd w:fill="FFFFFF" w:color="auto" w:val="clear"/>
+            <w:tcMar>
+              <w:top w:type="dxa" w:w="60"/>
+              <w:left w:type="dxa" w:w="80"/>
+              <w:bottom w:type="dxa" w:w="60"/>
+              <w:right w:type="dxa" w:w="80"/>
+            </w:tcMar>
+            <w:vAlign w:val="center"/>
+          </w:tcPr>
+          <w:p>
+            <w:pPr>
+              <w:spacing w:line="240"/>
+              <w:jc w:val="center"/>
+            </w:pPr>
+            <w:r>
+              <w:rPr>
+                <w:rFonts w:ascii="Times New Roman" w:cs="Times New Roman" w:eastAsia="宋体" w:hAnsi="Times New Roman"/>
+                <w:b w:val="false"/>
+                <w:bCs w:val="false"/>
+                <w:sz w:val="18"/>
+                <w:szCs w:val="18"/>
+              </w:rPr>
+              <w:t xml:space="preserve">仅涉及付费搜索</w:t>
+            </w:r>
+          </w:p>
+        </w:tc>
+        <w:tc>
+          <w:tcPr>
+            <w:tcW w:type="dxa" w:w="1479"/>
+            <w:tcBorders>
+              <w:top w:val="none" w:color="FFFFFF" w:sz="0"/>
+              <w:left w:val="none" w:color="FFFFFF" w:sz="0"/>
+              <w:bottom w:val="none" w:color="FFFFFF" w:sz="0"/>
+              <w:right w:val="none" w:color="FFFFFF" w:sz="0"/>
+            </w:tcBorders>
+            <w:shd w:fill="FFFFFF" w:color="auto" w:val="clear"/>
+            <w:tcMar>
+              <w:top w:type="dxa" w:w="60"/>
+              <w:left w:type="dxa" w:w="80"/>
+              <w:bottom w:type="dxa" w:w="60"/>
+              <w:right w:type="dxa" w:w="80"/>
+            </w:tcMar>
+            <w:vAlign w:val="center"/>
+          </w:tcPr>
+          <w:p>
+            <w:pPr>
+              <w:spacing w:line="240"/>
+              <w:jc w:val="center"/>
+            </w:pPr>
+            <w:r>
+              <w:rPr>
+                <w:rFonts w:ascii="Times New Roman" w:cs="Times New Roman" w:eastAsia="宋体" w:hAnsi="Times New Roman"/>
+                <w:b w:val="false"/>
+                <w:bCs w:val="false"/>
+                <w:sz w:val="18"/>
+                <w:szCs w:val="18"/>
+              </w:rPr>
+              <w:t xml:space="preserve">不涉及</w:t>
+            </w:r>
+          </w:p>
+        </w:tc>
+      </w:tr>
+      <w:tr>
+        <w:trPr>
+          <w:cantSplit/>
+          <w:tblHeader w:val="false"/>
+        </w:trPr>
+        <w:tc>
+          <w:tcPr>
+            <w:tcW w:type="dxa" w:w="1734"/>
+            <w:tcBorders>
+              <w:top w:val="none" w:color="FFFFFF" w:sz="0"/>
+              <w:left w:val="none" w:color="FFFFFF" w:sz="0"/>
+              <w:bottom w:val="none" w:color="FFFFFF" w:sz="0"/>
+              <w:right w:val="none" w:color="FFFFFF" w:sz="0"/>
+            </w:tcBorders>
+            <w:shd w:fill="FFFFFF" w:color="auto" w:val="clear"/>
+            <w:tcMar>
+              <w:top w:type="dxa" w:w="60"/>
+              <w:left w:type="dxa" w:w="80"/>
+              <w:bottom w:type="dxa" w:w="60"/>
+              <w:right w:type="dxa" w:w="80"/>
+            </w:tcMar>
+            <w:vAlign w:val="center"/>
+          </w:tcPr>
+          <w:p>
+            <w:pPr>
+              <w:spacing w:line="240"/>
+              <w:jc w:val="center"/>
+            </w:pPr>
+            <w:r>
+              <w:rPr>
+                <w:rFonts w:ascii="Times New Roman" w:cs="Times New Roman" w:eastAsia="宋体" w:hAnsi="Times New Roman"/>
+                <w:b w:val="false"/>
+                <w:bCs w:val="false"/>
+                <w:sz w:val="18"/>
+                <w:szCs w:val="18"/>
+              </w:rPr>
+              <w:t xml:space="preserve">《互联网广告管理办法》（2023年）</w:t>
+            </w:r>
+          </w:p>
+        </w:tc>
+        <w:tc>
+          <w:tcPr>
+            <w:tcW w:type="dxa" w:w="1524"/>
+            <w:tcBorders>
+              <w:top w:val="none" w:color="FFFFFF" w:sz="0"/>
+              <w:left w:val="none" w:color="FFFFFF" w:sz="0"/>
+              <w:bottom w:val="none" w:color="FFFFFF" w:sz="0"/>
+              <w:right w:val="none" w:color="FFFFFF" w:sz="0"/>
+            </w:tcBorders>
+            <w:shd w:fill="FFFFFF" w:color="auto" w:val="clear"/>
+            <w:tcMar>
+              <w:top w:type="dxa" w:w="60"/>
+              <w:left w:type="dxa" w:w="80"/>
+              <w:bottom w:type="dxa" w:w="60"/>
+              <w:right w:type="dxa" w:w="80"/>
+            </w:tcMar>
+            <w:vAlign w:val="center"/>
+          </w:tcPr>
+          <w:p>
+            <w:pPr>
+              <w:spacing w:line="240"/>
+              <w:jc w:val="center"/>
+            </w:pPr>
+            <w:r>
+              <w:rPr>
+                <w:rFonts w:ascii="Times New Roman" w:cs="Times New Roman" w:eastAsia="宋体" w:hAnsi="Times New Roman"/>
+                <w:b w:val="false"/>
+                <w:bCs w:val="false"/>
+                <w:sz w:val="18"/>
+                <w:szCs w:val="18"/>
+              </w:rPr>
+              <w:t xml:space="preserve">广告主、经营者、发布者、平台经营者</w:t>
+            </w:r>
+          </w:p>
+        </w:tc>
+        <w:tc>
+          <w:tcPr>
+            <w:tcW w:type="dxa" w:w="2452"/>
+            <w:tcBorders>
+              <w:top w:val="none" w:color="FFFFFF" w:sz="0"/>
+              <w:left w:val="none" w:color="FFFFFF" w:sz="0"/>
+              <w:bottom w:val="none" w:color="FFFFFF" w:sz="0"/>
+              <w:right w:val="none" w:color="FFFFFF" w:sz="0"/>
+            </w:tcBorders>
+            <w:shd w:fill="FFFFFF" w:color="auto" w:val="clear"/>
+            <w:tcMar>
+              <w:top w:type="dxa" w:w="60"/>
+              <w:left w:type="dxa" w:w="80"/>
+              <w:bottom w:type="dxa" w:w="60"/>
+              <w:right w:type="dxa" w:w="80"/>
+            </w:tcMar>
+            <w:vAlign w:val="center"/>
+          </w:tcPr>
+          <w:p>
+            <w:pPr>
+              <w:spacing w:line="240"/>
+              <w:jc w:val="center"/>
+            </w:pPr>
+            <w:r>
+              <w:rPr>
+                <w:rFonts w:ascii="Times New Roman" w:cs="Times New Roman" w:eastAsia="宋体" w:hAnsi="Times New Roman"/>
+                <w:b w:val="false"/>
+                <w:bCs w:val="false"/>
+                <w:sz w:val="18"/>
+                <w:szCs w:val="18"/>
+              </w:rPr>
+              <w:t xml:space="preserve">第九条可识别性及竞价排名、附购物链接的“种草”内容标识；第十四条承接登记、审核、档案管理</w:t>
+            </w:r>
+          </w:p>
+        </w:tc>
+        <w:tc>
+          <w:tcPr>
+            <w:tcW w:type="dxa" w:w="1811"/>
+            <w:tcBorders>
+              <w:top w:val="none" w:color="FFFFFF" w:sz="0"/>
+              <w:left w:val="none" w:color="FFFFFF" w:sz="0"/>
+              <w:bottom w:val="none" w:color="FFFFFF" w:sz="0"/>
+              <w:right w:val="none" w:color="FFFFFF" w:sz="0"/>
+            </w:tcBorders>
+            <w:shd w:fill="FFFFFF" w:color="auto" w:val="clear"/>
+            <w:tcMar>
+              <w:top w:type="dxa" w:w="60"/>
+              <w:left w:type="dxa" w:w="80"/>
+              <w:bottom w:type="dxa" w:w="60"/>
+              <w:right w:type="dxa" w:w="80"/>
+            </w:tcMar>
+            <w:vAlign w:val="center"/>
+          </w:tcPr>
+          <w:p>
+            <w:pPr>
+              <w:spacing w:line="240"/>
+              <w:jc w:val="center"/>
+            </w:pPr>
+            <w:r>
+              <w:rPr>
+                <w:rFonts w:ascii="Times New Roman" w:cs="Times New Roman" w:eastAsia="宋体" w:hAnsi="Times New Roman"/>
+                <w:b w:val="false"/>
+                <w:bCs w:val="false"/>
+                <w:sz w:val="18"/>
+                <w:szCs w:val="18"/>
+              </w:rPr>
+              <w:t xml:space="preserve">适用</w:t>
+            </w:r>
+          </w:p>
+        </w:tc>
+        <w:tc>
+          <w:tcPr>
+            <w:tcW w:type="dxa" w:w="1479"/>
+            <w:tcBorders>
+              <w:top w:val="none" w:color="FFFFFF" w:sz="0"/>
+              <w:left w:val="none" w:color="FFFFFF" w:sz="0"/>
+              <w:bottom w:val="none" w:color="FFFFFF" w:sz="0"/>
+              <w:right w:val="none" w:color="FFFFFF" w:sz="0"/>
+            </w:tcBorders>
+            <w:shd w:fill="FFFFFF" w:color="auto" w:val="clear"/>
+            <w:tcMar>
+              <w:top w:type="dxa" w:w="60"/>
+              <w:left w:type="dxa" w:w="80"/>
+              <w:bottom w:type="dxa" w:w="60"/>
+              <w:right w:type="dxa" w:w="80"/>
+            </w:tcMar>
+            <w:vAlign w:val="center"/>
+          </w:tcPr>
+          <w:p>
+            <w:pPr>
+              <w:spacing w:line="240"/>
+              <w:jc w:val="center"/>
+            </w:pPr>
+            <w:r>
+              <w:rPr>
+                <w:rFonts w:ascii="Times New Roman" w:cs="Times New Roman" w:eastAsia="宋体" w:hAnsi="Times New Roman"/>
+                <w:b w:val="false"/>
+                <w:bCs w:val="false"/>
+                <w:sz w:val="18"/>
+                <w:szCs w:val="18"/>
+              </w:rPr>
+              <w:t xml:space="preserve">未涉及生成式回答</w:t>
+            </w:r>
+          </w:p>
+        </w:tc>
+      </w:tr>
+      <w:tr>
+        <w:trPr>
+          <w:cantSplit/>
+          <w:tblHeader w:val="false"/>
+        </w:trPr>
+        <w:tc>
+          <w:tcPr>
+            <w:tcW w:type="dxa" w:w="1734"/>
+            <w:tcBorders>
+              <w:top w:val="none" w:color="FFFFFF" w:sz="0"/>
+              <w:left w:val="none" w:color="FFFFFF" w:sz="0"/>
+              <w:bottom w:val="none" w:color="FFFFFF" w:sz="0"/>
+              <w:right w:val="none" w:color="FFFFFF" w:sz="0"/>
+            </w:tcBorders>
+            <w:shd w:fill="FFFFFF" w:color="auto" w:val="clear"/>
+            <w:tcMar>
+              <w:top w:type="dxa" w:w="60"/>
+              <w:left w:type="dxa" w:w="80"/>
+              <w:bottom w:type="dxa" w:w="60"/>
+              <w:right w:type="dxa" w:w="80"/>
+            </w:tcMar>
+            <w:vAlign w:val="center"/>
+          </w:tcPr>
+          <w:p>
+            <w:pPr>
+              <w:spacing w:line="240"/>
+              <w:jc w:val="center"/>
+            </w:pPr>
+            <w:r>
+              <w:rPr>
+                <w:rFonts w:ascii="Times New Roman" w:cs="Times New Roman" w:eastAsia="宋体" w:hAnsi="Times New Roman"/>
+                <w:b w:val="false"/>
+                <w:bCs w:val="false"/>
+                <w:sz w:val="18"/>
+                <w:szCs w:val="18"/>
+              </w:rPr>
+              <w:t xml:space="preserve">《互联网广告可识别性执法指南》（2024年）</w:t>
+            </w:r>
+          </w:p>
+        </w:tc>
+        <w:tc>
+          <w:tcPr>
+            <w:tcW w:type="dxa" w:w="1524"/>
+            <w:tcBorders>
+              <w:top w:val="none" w:color="FFFFFF" w:sz="0"/>
+              <w:left w:val="none" w:color="FFFFFF" w:sz="0"/>
+              <w:bottom w:val="none" w:color="FFFFFF" w:sz="0"/>
+              <w:right w:val="none" w:color="FFFFFF" w:sz="0"/>
+            </w:tcBorders>
+            <w:shd w:fill="FFFFFF" w:color="auto" w:val="clear"/>
+            <w:tcMar>
+              <w:top w:type="dxa" w:w="60"/>
+              <w:left w:type="dxa" w:w="80"/>
+              <w:bottom w:type="dxa" w:w="60"/>
+              <w:right w:type="dxa" w:w="80"/>
+            </w:tcMar>
+            <w:vAlign w:val="center"/>
+          </w:tcPr>
+          <w:p>
+            <w:pPr>
+              <w:spacing w:line="240"/>
+              <w:jc w:val="center"/>
+            </w:pPr>
+            <w:r>
+              <w:rPr>
+                <w:rFonts w:ascii="Times New Roman" w:cs="Times New Roman" w:eastAsia="宋体" w:hAnsi="Times New Roman"/>
+                <w:b w:val="false"/>
+                <w:bCs w:val="false"/>
+                <w:sz w:val="18"/>
+                <w:szCs w:val="18"/>
+              </w:rPr>
+              <w:t xml:space="preserve">执法部门参考</w:t>
+            </w:r>
+          </w:p>
+        </w:tc>
+        <w:tc>
+          <w:tcPr>
+            <w:tcW w:type="dxa" w:w="2452"/>
+            <w:tcBorders>
+              <w:top w:val="none" w:color="FFFFFF" w:sz="0"/>
+              <w:left w:val="none" w:color="FFFFFF" w:sz="0"/>
+              <w:bottom w:val="none" w:color="FFFFFF" w:sz="0"/>
+              <w:right w:val="none" w:color="FFFFFF" w:sz="0"/>
+            </w:tcBorders>
+            <w:shd w:fill="FFFFFF" w:color="auto" w:val="clear"/>
+            <w:tcMar>
+              <w:top w:type="dxa" w:w="60"/>
+              <w:left w:type="dxa" w:w="80"/>
+              <w:bottom w:type="dxa" w:w="60"/>
+              <w:right w:type="dxa" w:w="80"/>
+            </w:tcMar>
+            <w:vAlign w:val="center"/>
+          </w:tcPr>
+          <w:p>
+            <w:pPr>
+              <w:spacing w:line="240"/>
+              <w:jc w:val="center"/>
+            </w:pPr>
+            <w:r>
+              <w:rPr>
+                <w:rFonts w:ascii="Times New Roman" w:cs="Times New Roman" w:eastAsia="宋体" w:hAnsi="Times New Roman"/>
+                <w:b w:val="false"/>
+                <w:bCs w:val="false"/>
+                <w:sz w:val="18"/>
+                <w:szCs w:val="18"/>
+              </w:rPr>
+              <w:t xml:space="preserve">不以是否标注认定广告；划分平台用户与平台经营者的发布者责任</w:t>
+            </w:r>
+          </w:p>
+        </w:tc>
+        <w:tc>
+          <w:tcPr>
+            <w:tcW w:type="dxa" w:w="1811"/>
+            <w:tcBorders>
+              <w:top w:val="none" w:color="FFFFFF" w:sz="0"/>
+              <w:left w:val="none" w:color="FFFFFF" w:sz="0"/>
+              <w:bottom w:val="none" w:color="FFFFFF" w:sz="0"/>
+              <w:right w:val="none" w:color="FFFFFF" w:sz="0"/>
+            </w:tcBorders>
+            <w:shd w:fill="FFFFFF" w:color="auto" w:val="clear"/>
+            <w:tcMar>
+              <w:top w:type="dxa" w:w="60"/>
+              <w:left w:type="dxa" w:w="80"/>
+              <w:bottom w:type="dxa" w:w="60"/>
+              <w:right w:type="dxa" w:w="80"/>
+            </w:tcMar>
+            <w:vAlign w:val="center"/>
+          </w:tcPr>
+          <w:p>
+            <w:pPr>
+              <w:spacing w:line="240"/>
+              <w:jc w:val="center"/>
+            </w:pPr>
+            <w:r>
+              <w:rPr>
+                <w:rFonts w:ascii="Times New Roman" w:cs="Times New Roman" w:eastAsia="宋体" w:hAnsi="Times New Roman"/>
+                <w:b w:val="false"/>
+                <w:bCs w:val="false"/>
+                <w:sz w:val="18"/>
+                <w:szCs w:val="18"/>
+              </w:rPr>
+              <w:t xml:space="preserve">适用</w:t>
+            </w:r>
+          </w:p>
+        </w:tc>
+        <w:tc>
+          <w:tcPr>
+            <w:tcW w:type="dxa" w:w="1479"/>
+            <w:tcBorders>
+              <w:top w:val="none" w:color="FFFFFF" w:sz="0"/>
+              <w:left w:val="none" w:color="FFFFFF" w:sz="0"/>
+              <w:bottom w:val="none" w:color="FFFFFF" w:sz="0"/>
+              <w:right w:val="none" w:color="FFFFFF" w:sz="0"/>
+            </w:tcBorders>
+            <w:shd w:fill="FFFFFF" w:color="auto" w:val="clear"/>
+            <w:tcMar>
+              <w:top w:type="dxa" w:w="60"/>
+              <w:left w:type="dxa" w:w="80"/>
+              <w:bottom w:type="dxa" w:w="60"/>
+              <w:right w:type="dxa" w:w="80"/>
+            </w:tcMar>
+            <w:vAlign w:val="center"/>
+          </w:tcPr>
+          <w:p>
+            <w:pPr>
+              <w:spacing w:line="240"/>
+              <w:jc w:val="center"/>
+            </w:pPr>
+            <w:r>
+              <w:rPr>
+                <w:rFonts w:ascii="Times New Roman" w:cs="Times New Roman" w:eastAsia="宋体" w:hAnsi="Times New Roman"/>
+                <w:b w:val="false"/>
+                <w:bCs w:val="false"/>
+                <w:sz w:val="18"/>
+                <w:szCs w:val="18"/>
+              </w:rPr>
+              <w:t xml:space="preserve">未涉及生成式回答</w:t>
+            </w:r>
+          </w:p>
+        </w:tc>
+      </w:tr>
+      <w:tr>
+        <w:trPr>
+          <w:cantSplit/>
+          <w:tblHeader w:val="false"/>
+        </w:trPr>
+        <w:tc>
+          <w:tcPr>
+            <w:tcW w:type="dxa" w:w="1734"/>
+            <w:tcBorders>
+              <w:top w:val="none" w:color="FFFFFF" w:sz="0"/>
+              <w:left w:val="none" w:color="FFFFFF" w:sz="0"/>
+              <w:bottom w:val="none" w:color="FFFFFF" w:sz="0"/>
+              <w:right w:val="none" w:color="FFFFFF" w:sz="0"/>
+            </w:tcBorders>
+            <w:shd w:fill="FFFFFF" w:color="auto" w:val="clear"/>
+            <w:tcMar>
+              <w:top w:type="dxa" w:w="60"/>
+              <w:left w:type="dxa" w:w="80"/>
+              <w:bottom w:type="dxa" w:w="60"/>
+              <w:right w:type="dxa" w:w="80"/>
+            </w:tcMar>
+            <w:vAlign w:val="center"/>
+          </w:tcPr>
+          <w:p>
+            <w:pPr>
+              <w:spacing w:line="240"/>
+              <w:jc w:val="center"/>
+            </w:pPr>
+            <w:r>
+              <w:rPr>
+                <w:rFonts w:ascii="Times New Roman" w:cs="Times New Roman" w:eastAsia="宋体" w:hAnsi="Times New Roman"/>
+                <w:b w:val="false"/>
+                <w:bCs w:val="false"/>
+                <w:sz w:val="18"/>
+                <w:szCs w:val="18"/>
+              </w:rPr>
+              <w:t xml:space="preserve">《互联网信息服务算法推荐管理规定》（2021年）</w:t>
+            </w:r>
+          </w:p>
+        </w:tc>
+        <w:tc>
+          <w:tcPr>
+            <w:tcW w:type="dxa" w:w="1524"/>
+            <w:tcBorders>
+              <w:top w:val="none" w:color="FFFFFF" w:sz="0"/>
+              <w:left w:val="none" w:color="FFFFFF" w:sz="0"/>
+              <w:bottom w:val="none" w:color="FFFFFF" w:sz="0"/>
+              <w:right w:val="none" w:color="FFFFFF" w:sz="0"/>
+            </w:tcBorders>
+            <w:shd w:fill="FFFFFF" w:color="auto" w:val="clear"/>
+            <w:tcMar>
+              <w:top w:type="dxa" w:w="60"/>
+              <w:left w:type="dxa" w:w="80"/>
+              <w:bottom w:type="dxa" w:w="60"/>
+              <w:right w:type="dxa" w:w="80"/>
+            </w:tcMar>
+            <w:vAlign w:val="center"/>
+          </w:tcPr>
+          <w:p>
+            <w:pPr>
+              <w:spacing w:line="240"/>
+              <w:jc w:val="center"/>
+            </w:pPr>
+            <w:r>
+              <w:rPr>
+                <w:rFonts w:ascii="Times New Roman" w:cs="Times New Roman" w:eastAsia="宋体" w:hAnsi="Times New Roman"/>
+                <w:b w:val="false"/>
+                <w:bCs w:val="false"/>
+                <w:sz w:val="18"/>
+                <w:szCs w:val="18"/>
+              </w:rPr>
+              <w:t xml:space="preserve">算法推荐服务提供者</w:t>
+            </w:r>
+          </w:p>
+        </w:tc>
+        <w:tc>
+          <w:tcPr>
+            <w:tcW w:type="dxa" w:w="2452"/>
+            <w:tcBorders>
+              <w:top w:val="none" w:color="FFFFFF" w:sz="0"/>
+              <w:left w:val="none" w:color="FFFFFF" w:sz="0"/>
+              <w:bottom w:val="none" w:color="FFFFFF" w:sz="0"/>
+              <w:right w:val="none" w:color="FFFFFF" w:sz="0"/>
+            </w:tcBorders>
+            <w:shd w:fill="FFFFFF" w:color="auto" w:val="clear"/>
+            <w:tcMar>
+              <w:top w:type="dxa" w:w="60"/>
+              <w:left w:type="dxa" w:w="80"/>
+              <w:bottom w:type="dxa" w:w="60"/>
+              <w:right w:type="dxa" w:w="80"/>
+            </w:tcMar>
+            <w:vAlign w:val="center"/>
+          </w:tcPr>
+          <w:p>
+            <w:pPr>
+              <w:spacing w:line="240"/>
+              <w:jc w:val="center"/>
+            </w:pPr>
+            <w:r>
+              <w:rPr>
+                <w:rFonts w:ascii="Times New Roman" w:cs="Times New Roman" w:eastAsia="宋体" w:hAnsi="Times New Roman"/>
+                <w:b w:val="false"/>
+                <w:bCs w:val="false"/>
+                <w:sz w:val="18"/>
+                <w:szCs w:val="18"/>
+              </w:rPr>
+              <w:t xml:space="preserve">第十四条禁止服务提供者操纵检索结果排序等以影响网络舆论或规避监管</w:t>
+            </w:r>
+          </w:p>
+        </w:tc>
+        <w:tc>
+          <w:tcPr>
+            <w:tcW w:type="dxa" w:w="1811"/>
+            <w:tcBorders>
+              <w:top w:val="none" w:color="FFFFFF" w:sz="0"/>
+              <w:left w:val="none" w:color="FFFFFF" w:sz="0"/>
+              <w:bottom w:val="none" w:color="FFFFFF" w:sz="0"/>
+              <w:right w:val="none" w:color="FFFFFF" w:sz="0"/>
+            </w:tcBorders>
+            <w:shd w:fill="FFFFFF" w:color="auto" w:val="clear"/>
+            <w:tcMar>
+              <w:top w:type="dxa" w:w="60"/>
+              <w:left w:type="dxa" w:w="80"/>
+              <w:bottom w:type="dxa" w:w="60"/>
+              <w:right w:type="dxa" w:w="80"/>
+            </w:tcMar>
+            <w:vAlign w:val="center"/>
+          </w:tcPr>
+          <w:p>
+            <w:pPr>
+              <w:spacing w:line="240"/>
+              <w:jc w:val="center"/>
+            </w:pPr>
+            <w:r>
+              <w:rPr>
+                <w:rFonts w:ascii="Times New Roman" w:cs="Times New Roman" w:eastAsia="宋体" w:hAnsi="Times New Roman"/>
+                <w:b w:val="false"/>
+                <w:bCs w:val="false"/>
+                <w:sz w:val="18"/>
+                <w:szCs w:val="18"/>
+              </w:rPr>
+              <w:t xml:space="preserve">不约束第三方投放者</w:t>
+            </w:r>
+          </w:p>
+        </w:tc>
+        <w:tc>
+          <w:tcPr>
+            <w:tcW w:type="dxa" w:w="1479"/>
+            <w:tcBorders>
+              <w:top w:val="none" w:color="FFFFFF" w:sz="0"/>
+              <w:left w:val="none" w:color="FFFFFF" w:sz="0"/>
+              <w:bottom w:val="none" w:color="FFFFFF" w:sz="0"/>
+              <w:right w:val="none" w:color="FFFFFF" w:sz="0"/>
+            </w:tcBorders>
+            <w:shd w:fill="FFFFFF" w:color="auto" w:val="clear"/>
+            <w:tcMar>
+              <w:top w:type="dxa" w:w="60"/>
+              <w:left w:type="dxa" w:w="80"/>
+              <w:bottom w:type="dxa" w:w="60"/>
+              <w:right w:type="dxa" w:w="80"/>
+            </w:tcMar>
+            <w:vAlign w:val="center"/>
+          </w:tcPr>
+          <w:p>
+            <w:pPr>
+              <w:spacing w:line="240"/>
+              <w:jc w:val="center"/>
+            </w:pPr>
+            <w:r>
+              <w:rPr>
+                <w:rFonts w:ascii="Times New Roman" w:cs="Times New Roman" w:eastAsia="宋体" w:hAnsi="Times New Roman"/>
+                <w:b w:val="false"/>
+                <w:bCs w:val="false"/>
+                <w:sz w:val="18"/>
+                <w:szCs w:val="18"/>
+              </w:rPr>
+              <w:t xml:space="preserve">约束平台自身，不涉及商业标识</w:t>
+            </w:r>
+          </w:p>
+        </w:tc>
+      </w:tr>
+      <w:tr>
+        <w:trPr>
+          <w:cantSplit/>
+          <w:tblHeader w:val="false"/>
+        </w:trPr>
+        <w:tc>
+          <w:tcPr>
+            <w:tcW w:type="dxa" w:w="1734"/>
+            <w:tcBorders>
+              <w:top w:val="none" w:color="FFFFFF" w:sz="0"/>
+              <w:left w:val="none" w:color="FFFFFF" w:sz="0"/>
+              <w:bottom w:val="none" w:color="FFFFFF" w:sz="0"/>
+              <w:right w:val="none" w:color="FFFFFF" w:sz="0"/>
+            </w:tcBorders>
+            <w:shd w:fill="FFFFFF" w:color="auto" w:val="clear"/>
+            <w:tcMar>
+              <w:top w:type="dxa" w:w="60"/>
+              <w:left w:type="dxa" w:w="80"/>
+              <w:bottom w:type="dxa" w:w="60"/>
+              <w:right w:type="dxa" w:w="80"/>
+            </w:tcMar>
+            <w:vAlign w:val="center"/>
+          </w:tcPr>
+          <w:p>
+            <w:pPr>
+              <w:spacing w:line="240"/>
+              <w:jc w:val="center"/>
+            </w:pPr>
+            <w:r>
+              <w:rPr>
+                <w:rFonts w:ascii="Times New Roman" w:cs="Times New Roman" w:eastAsia="宋体" w:hAnsi="Times New Roman"/>
+                <w:b w:val="false"/>
+                <w:bCs w:val="false"/>
+                <w:sz w:val="18"/>
+                <w:szCs w:val="18"/>
+              </w:rPr>
+              <w:t xml:space="preserve">《生成式人工智能服务管理暂行办法》（2023年）</w:t>
+            </w:r>
+          </w:p>
+        </w:tc>
+        <w:tc>
+          <w:tcPr>
+            <w:tcW w:type="dxa" w:w="1524"/>
+            <w:tcBorders>
+              <w:top w:val="none" w:color="FFFFFF" w:sz="0"/>
+              <w:left w:val="none" w:color="FFFFFF" w:sz="0"/>
+              <w:bottom w:val="none" w:color="FFFFFF" w:sz="0"/>
+              <w:right w:val="none" w:color="FFFFFF" w:sz="0"/>
+            </w:tcBorders>
+            <w:shd w:fill="FFFFFF" w:color="auto" w:val="clear"/>
+            <w:tcMar>
+              <w:top w:type="dxa" w:w="60"/>
+              <w:left w:type="dxa" w:w="80"/>
+              <w:bottom w:type="dxa" w:w="60"/>
+              <w:right w:type="dxa" w:w="80"/>
+            </w:tcMar>
+            <w:vAlign w:val="center"/>
+          </w:tcPr>
+          <w:p>
+            <w:pPr>
+              <w:spacing w:line="240"/>
+              <w:jc w:val="center"/>
+            </w:pPr>
+            <w:r>
+              <w:rPr>
+                <w:rFonts w:ascii="Times New Roman" w:cs="Times New Roman" w:eastAsia="宋体" w:hAnsi="Times New Roman"/>
+                <w:b w:val="false"/>
+                <w:bCs w:val="false"/>
+                <w:sz w:val="18"/>
+                <w:szCs w:val="18"/>
+              </w:rPr>
+              <w:t xml:space="preserve">生成式人工智能服务提供者</w:t>
+            </w:r>
+          </w:p>
+        </w:tc>
+        <w:tc>
+          <w:tcPr>
+            <w:tcW w:type="dxa" w:w="2452"/>
+            <w:tcBorders>
+              <w:top w:val="none" w:color="FFFFFF" w:sz="0"/>
+              <w:left w:val="none" w:color="FFFFFF" w:sz="0"/>
+              <w:bottom w:val="none" w:color="FFFFFF" w:sz="0"/>
+              <w:right w:val="none" w:color="FFFFFF" w:sz="0"/>
+            </w:tcBorders>
+            <w:shd w:fill="FFFFFF" w:color="auto" w:val="clear"/>
+            <w:tcMar>
+              <w:top w:type="dxa" w:w="60"/>
+              <w:left w:type="dxa" w:w="80"/>
+              <w:bottom w:type="dxa" w:w="60"/>
+              <w:right w:type="dxa" w:w="80"/>
+            </w:tcMar>
+            <w:vAlign w:val="center"/>
+          </w:tcPr>
+          <w:p>
+            <w:pPr>
+              <w:spacing w:line="240"/>
+              <w:jc w:val="center"/>
+            </w:pPr>
+            <w:r>
+              <w:rPr>
+                <w:rFonts w:ascii="Times New Roman" w:cs="Times New Roman" w:eastAsia="宋体" w:hAnsi="Times New Roman"/>
+                <w:b w:val="false"/>
+                <w:bCs w:val="false"/>
+                <w:sz w:val="18"/>
+                <w:szCs w:val="18"/>
+              </w:rPr>
+              <w:t xml:space="preserve">第十二条按深度合成规定对生成内容进行标识</w:t>
+            </w:r>
+          </w:p>
+        </w:tc>
+        <w:tc>
+          <w:tcPr>
+            <w:tcW w:type="dxa" w:w="1811"/>
+            <w:tcBorders>
+              <w:top w:val="none" w:color="FFFFFF" w:sz="0"/>
+              <w:left w:val="none" w:color="FFFFFF" w:sz="0"/>
+              <w:bottom w:val="none" w:color="FFFFFF" w:sz="0"/>
+              <w:right w:val="none" w:color="FFFFFF" w:sz="0"/>
+            </w:tcBorders>
+            <w:shd w:fill="FFFFFF" w:color="auto" w:val="clear"/>
+            <w:tcMar>
+              <w:top w:type="dxa" w:w="60"/>
+              <w:left w:type="dxa" w:w="80"/>
+              <w:bottom w:type="dxa" w:w="60"/>
+              <w:right w:type="dxa" w:w="80"/>
+            </w:tcMar>
+            <w:vAlign w:val="center"/>
+          </w:tcPr>
+          <w:p>
+            <w:pPr>
+              <w:spacing w:line="240"/>
+              <w:jc w:val="center"/>
+            </w:pPr>
+            <w:r>
+              <w:rPr>
+                <w:rFonts w:ascii="Times New Roman" w:cs="Times New Roman" w:eastAsia="宋体" w:hAnsi="Times New Roman"/>
+                <w:b w:val="false"/>
+                <w:bCs w:val="false"/>
+                <w:sz w:val="18"/>
+                <w:szCs w:val="18"/>
+              </w:rPr>
+              <w:t xml:space="preserve">不涉及</w:t>
+            </w:r>
+          </w:p>
+        </w:tc>
+        <w:tc>
+          <w:tcPr>
+            <w:tcW w:type="dxa" w:w="1479"/>
+            <w:tcBorders>
+              <w:top w:val="none" w:color="FFFFFF" w:sz="0"/>
+              <w:left w:val="none" w:color="FFFFFF" w:sz="0"/>
+              <w:bottom w:val="none" w:color="FFFFFF" w:sz="0"/>
+              <w:right w:val="none" w:color="FFFFFF" w:sz="0"/>
+            </w:tcBorders>
+            <w:shd w:fill="FFFFFF" w:color="auto" w:val="clear"/>
+            <w:tcMar>
+              <w:top w:type="dxa" w:w="60"/>
+              <w:left w:type="dxa" w:w="80"/>
+              <w:bottom w:type="dxa" w:w="60"/>
+              <w:right w:type="dxa" w:w="80"/>
+            </w:tcMar>
+            <w:vAlign w:val="center"/>
+          </w:tcPr>
+          <w:p>
+            <w:pPr>
+              <w:spacing w:line="240"/>
+              <w:jc w:val="center"/>
+            </w:pPr>
+            <w:r>
+              <w:rPr>
+                <w:rFonts w:ascii="Times New Roman" w:cs="Times New Roman" w:eastAsia="宋体" w:hAnsi="Times New Roman"/>
+                <w:b w:val="false"/>
+                <w:bCs w:val="false"/>
+                <w:sz w:val="18"/>
+                <w:szCs w:val="18"/>
+              </w:rPr>
+              <w:t xml:space="preserve">标识“由AI生成”，不标识商业属性</w:t>
+            </w:r>
+          </w:p>
+        </w:tc>
+      </w:tr>
+      <w:tr>
+        <w:trPr>
+          <w:cantSplit/>
+          <w:tblHeader w:val="false"/>
+        </w:trPr>
+        <w:tc>
+          <w:tcPr>
+            <w:tcW w:type="dxa" w:w="1734"/>
+            <w:tcBorders>
+              <w:top w:val="none" w:color="FFFFFF" w:sz="0"/>
+              <w:left w:val="none" w:color="FFFFFF" w:sz="0"/>
+              <w:bottom w:val="none" w:color="FFFFFF" w:sz="0"/>
+              <w:right w:val="none" w:color="FFFFFF" w:sz="0"/>
+            </w:tcBorders>
+            <w:shd w:fill="FFFFFF" w:color="auto" w:val="clear"/>
+            <w:tcMar>
+              <w:top w:type="dxa" w:w="60"/>
+              <w:left w:type="dxa" w:w="80"/>
+              <w:bottom w:type="dxa" w:w="60"/>
+              <w:right w:type="dxa" w:w="80"/>
+            </w:tcMar>
+            <w:vAlign w:val="center"/>
+          </w:tcPr>
+          <w:p>
+            <w:pPr>
+              <w:spacing w:line="240"/>
+              <w:jc w:val="center"/>
+            </w:pPr>
+            <w:r>
+              <w:rPr>
+                <w:rFonts w:ascii="Times New Roman" w:cs="Times New Roman" w:eastAsia="宋体" w:hAnsi="Times New Roman"/>
+                <w:b w:val="false"/>
+                <w:bCs w:val="false"/>
+                <w:sz w:val="18"/>
+                <w:szCs w:val="18"/>
+              </w:rPr>
+              <w:t xml:space="preserve">《人工智能生成合成内容标识办法》（2025年）</w:t>
+            </w:r>
+          </w:p>
+        </w:tc>
+        <w:tc>
+          <w:tcPr>
+            <w:tcW w:type="dxa" w:w="1524"/>
+            <w:tcBorders>
+              <w:top w:val="none" w:color="FFFFFF" w:sz="0"/>
+              <w:left w:val="none" w:color="FFFFFF" w:sz="0"/>
+              <w:bottom w:val="none" w:color="FFFFFF" w:sz="0"/>
+              <w:right w:val="none" w:color="FFFFFF" w:sz="0"/>
+            </w:tcBorders>
+            <w:shd w:fill="FFFFFF" w:color="auto" w:val="clear"/>
+            <w:tcMar>
+              <w:top w:type="dxa" w:w="60"/>
+              <w:left w:type="dxa" w:w="80"/>
+              <w:bottom w:type="dxa" w:w="60"/>
+              <w:right w:type="dxa" w:w="80"/>
+            </w:tcMar>
+            <w:vAlign w:val="center"/>
+          </w:tcPr>
+          <w:p>
+            <w:pPr>
+              <w:spacing w:line="240"/>
+              <w:jc w:val="center"/>
+            </w:pPr>
+            <w:r>
+              <w:rPr>
+                <w:rFonts w:ascii="Times New Roman" w:cs="Times New Roman" w:eastAsia="宋体" w:hAnsi="Times New Roman"/>
+                <w:b w:val="false"/>
+                <w:bCs w:val="false"/>
+                <w:sz w:val="18"/>
+                <w:szCs w:val="18"/>
+              </w:rPr>
+              <w:t xml:space="preserve">服务提供者、传播平台、用户</w:t>
+            </w:r>
+          </w:p>
+        </w:tc>
+        <w:tc>
+          <w:tcPr>
+            <w:tcW w:type="dxa" w:w="2452"/>
+            <w:tcBorders>
+              <w:top w:val="none" w:color="FFFFFF" w:sz="0"/>
+              <w:left w:val="none" w:color="FFFFFF" w:sz="0"/>
+              <w:bottom w:val="none" w:color="FFFFFF" w:sz="0"/>
+              <w:right w:val="none" w:color="FFFFFF" w:sz="0"/>
+            </w:tcBorders>
+            <w:shd w:fill="FFFFFF" w:color="auto" w:val="clear"/>
+            <w:tcMar>
+              <w:top w:type="dxa" w:w="60"/>
+              <w:left w:type="dxa" w:w="80"/>
+              <w:bottom w:type="dxa" w:w="60"/>
+              <w:right w:type="dxa" w:w="80"/>
+            </w:tcMar>
+            <w:vAlign w:val="center"/>
+          </w:tcPr>
+          <w:p>
+            <w:pPr>
+              <w:spacing w:line="240"/>
+              <w:jc w:val="center"/>
+            </w:pPr>
+            <w:r>
+              <w:rPr>
+                <w:rFonts w:ascii="Times New Roman" w:cs="Times New Roman" w:eastAsia="宋体" w:hAnsi="Times New Roman"/>
+                <w:b w:val="false"/>
+                <w:bCs w:val="false"/>
+                <w:sz w:val="18"/>
+                <w:szCs w:val="18"/>
+              </w:rPr>
+              <w:t xml:space="preserve">显式标识与隐式标识；禁止删改标识</w:t>
+            </w:r>
+          </w:p>
+        </w:tc>
+        <w:tc>
+          <w:tcPr>
+            <w:tcW w:type="dxa" w:w="1811"/>
+            <w:tcBorders>
+              <w:top w:val="none" w:color="FFFFFF" w:sz="0"/>
+              <w:left w:val="none" w:color="FFFFFF" w:sz="0"/>
+              <w:bottom w:val="none" w:color="FFFFFF" w:sz="0"/>
+              <w:right w:val="none" w:color="FFFFFF" w:sz="0"/>
+            </w:tcBorders>
+            <w:shd w:fill="FFFFFF" w:color="auto" w:val="clear"/>
+            <w:tcMar>
+              <w:top w:type="dxa" w:w="60"/>
+              <w:left w:type="dxa" w:w="80"/>
+              <w:bottom w:type="dxa" w:w="60"/>
+              <w:right w:type="dxa" w:w="80"/>
+            </w:tcMar>
+            <w:vAlign w:val="center"/>
+          </w:tcPr>
+          <w:p>
+            <w:pPr>
+              <w:spacing w:line="240"/>
+              <w:jc w:val="center"/>
+            </w:pPr>
+            <w:r>
+              <w:rPr>
+                <w:rFonts w:ascii="Times New Roman" w:cs="Times New Roman" w:eastAsia="宋体" w:hAnsi="Times New Roman"/>
+                <w:b w:val="false"/>
+                <w:bCs w:val="false"/>
+                <w:sz w:val="18"/>
+                <w:szCs w:val="18"/>
+              </w:rPr>
+              <w:t xml:space="preserve">不涉及</w:t>
+            </w:r>
+          </w:p>
+        </w:tc>
+        <w:tc>
+          <w:tcPr>
+            <w:tcW w:type="dxa" w:w="1479"/>
+            <w:tcBorders>
+              <w:top w:val="none" w:color="FFFFFF" w:sz="0"/>
+              <w:left w:val="none" w:color="FFFFFF" w:sz="0"/>
+              <w:bottom w:val="none" w:color="FFFFFF" w:sz="0"/>
+              <w:right w:val="none" w:color="FFFFFF" w:sz="0"/>
+            </w:tcBorders>
+            <w:shd w:fill="FFFFFF" w:color="auto" w:val="clear"/>
+            <w:tcMar>
+              <w:top w:type="dxa" w:w="60"/>
+              <w:left w:type="dxa" w:w="80"/>
+              <w:bottom w:type="dxa" w:w="60"/>
+              <w:right w:type="dxa" w:w="80"/>
+            </w:tcMar>
+            <w:vAlign w:val="center"/>
+          </w:tcPr>
+          <w:p>
+            <w:pPr>
+              <w:spacing w:line="240"/>
+              <w:jc w:val="center"/>
+            </w:pPr>
+            <w:r>
+              <w:rPr>
+                <w:rFonts w:ascii="Times New Roman" w:cs="Times New Roman" w:eastAsia="宋体" w:hAnsi="Times New Roman"/>
+                <w:b w:val="false"/>
+                <w:bCs w:val="false"/>
+                <w:sz w:val="18"/>
+                <w:szCs w:val="18"/>
+              </w:rPr>
+              <w:t xml:space="preserve">标识“由AI生成”，不标识商业属性</w:t>
+            </w:r>
+          </w:p>
+        </w:tc>
+      </w:tr>
+      <w:tr>
+        <w:trPr>
+          <w:cantSplit/>
+          <w:tblHeader w:val="false"/>
+        </w:trPr>
+        <w:tc>
+          <w:tcPr>
+            <w:tcW w:type="dxa" w:w="1734"/>
+            <w:tcBorders>
+              <w:top w:val="none" w:color="FFFFFF" w:sz="0"/>
+              <w:left w:val="none" w:color="FFFFFF" w:sz="0"/>
+              <w:bottom w:val="single" w:color="000000" w:sz="12"/>
+              <w:right w:val="none" w:color="FFFFFF" w:sz="0"/>
+            </w:tcBorders>
+            <w:shd w:fill="FFFFFF" w:color="auto" w:val="clear"/>
+            <w:tcMar>
+              <w:top w:type="dxa" w:w="60"/>
+              <w:left w:type="dxa" w:w="80"/>
+              <w:bottom w:type="dxa" w:w="60"/>
+              <w:right w:type="dxa" w:w="80"/>
+            </w:tcMar>
+            <w:vAlign w:val="center"/>
+          </w:tcPr>
+          <w:p>
+            <w:pPr>
+              <w:spacing w:line="240"/>
+              <w:jc w:val="center"/>
+            </w:pPr>
+            <w:r>
+              <w:rPr>
+                <w:rFonts w:ascii="Times New Roman" w:cs="Times New Roman" w:eastAsia="宋体" w:hAnsi="Times New Roman"/>
+                <w:b w:val="false"/>
+                <w:bCs w:val="false"/>
+                <w:sz w:val="18"/>
+                <w:szCs w:val="18"/>
+              </w:rPr>
+              <w:t xml:space="preserve">《反不正当竞争法》（2025年修订）</w:t>
+            </w:r>
+          </w:p>
+        </w:tc>
+        <w:tc>
+          <w:tcPr>
+            <w:tcW w:type="dxa" w:w="1524"/>
+            <w:tcBorders>
+              <w:top w:val="none" w:color="FFFFFF" w:sz="0"/>
+              <w:left w:val="none" w:color="FFFFFF" w:sz="0"/>
+              <w:bottom w:val="single" w:color="000000" w:sz="12"/>
+              <w:right w:val="none" w:color="FFFFFF" w:sz="0"/>
+            </w:tcBorders>
+            <w:shd w:fill="FFFFFF" w:color="auto" w:val="clear"/>
+            <w:tcMar>
+              <w:top w:type="dxa" w:w="60"/>
+              <w:left w:type="dxa" w:w="80"/>
+              <w:bottom w:type="dxa" w:w="60"/>
+              <w:right w:type="dxa" w:w="80"/>
+            </w:tcMar>
+            <w:vAlign w:val="center"/>
+          </w:tcPr>
+          <w:p>
+            <w:pPr>
+              <w:spacing w:line="240"/>
+              <w:jc w:val="center"/>
+            </w:pPr>
+            <w:r>
+              <w:rPr>
+                <w:rFonts w:ascii="Times New Roman" w:cs="Times New Roman" w:eastAsia="宋体" w:hAnsi="Times New Roman"/>
+                <w:b w:val="false"/>
+                <w:bCs w:val="false"/>
+                <w:sz w:val="18"/>
+                <w:szCs w:val="18"/>
+              </w:rPr>
+              <w:t xml:space="preserve">经营者</w:t>
+            </w:r>
+          </w:p>
+        </w:tc>
+        <w:tc>
+          <w:tcPr>
+            <w:tcW w:type="dxa" w:w="2452"/>
+            <w:tcBorders>
+              <w:top w:val="none" w:color="FFFFFF" w:sz="0"/>
+              <w:left w:val="none" w:color="FFFFFF" w:sz="0"/>
+              <w:bottom w:val="single" w:color="000000" w:sz="12"/>
+              <w:right w:val="none" w:color="FFFFFF" w:sz="0"/>
+            </w:tcBorders>
+            <w:shd w:fill="FFFFFF" w:color="auto" w:val="clear"/>
+            <w:tcMar>
+              <w:top w:type="dxa" w:w="60"/>
+              <w:left w:type="dxa" w:w="80"/>
+              <w:bottom w:type="dxa" w:w="60"/>
+              <w:right w:type="dxa" w:w="80"/>
+            </w:tcMar>
+            <w:vAlign w:val="center"/>
+          </w:tcPr>
+          <w:p>
+            <w:pPr>
+              <w:spacing w:line="240"/>
+              <w:jc w:val="center"/>
+            </w:pPr>
+            <w:r>
+              <w:rPr>
+                <w:rFonts w:ascii="Times New Roman" w:cs="Times New Roman" w:eastAsia="宋体" w:hAnsi="Times New Roman"/>
+                <w:b w:val="false"/>
+                <w:bCs w:val="false"/>
+                <w:sz w:val="18"/>
+                <w:szCs w:val="18"/>
+              </w:rPr>
+              <w:t xml:space="preserve">第九条虚假宣传；组织虚假评价帮助他人宣传</w:t>
+            </w:r>
+          </w:p>
+        </w:tc>
+        <w:tc>
+          <w:tcPr>
+            <w:tcW w:type="dxa" w:w="1811"/>
+            <w:tcBorders>
+              <w:top w:val="none" w:color="FFFFFF" w:sz="0"/>
+              <w:left w:val="none" w:color="FFFFFF" w:sz="0"/>
+              <w:bottom w:val="single" w:color="000000" w:sz="12"/>
+              <w:right w:val="none" w:color="FFFFFF" w:sz="0"/>
+            </w:tcBorders>
+            <w:shd w:fill="FFFFFF" w:color="auto" w:val="clear"/>
+            <w:tcMar>
+              <w:top w:type="dxa" w:w="60"/>
+              <w:left w:type="dxa" w:w="80"/>
+              <w:bottom w:type="dxa" w:w="60"/>
+              <w:right w:type="dxa" w:w="80"/>
+            </w:tcMar>
+            <w:vAlign w:val="center"/>
+          </w:tcPr>
+          <w:p>
+            <w:pPr>
+              <w:spacing w:line="240"/>
+              <w:jc w:val="center"/>
+            </w:pPr>
+            <w:r>
+              <w:rPr>
+                <w:rFonts w:ascii="Times New Roman" w:cs="Times New Roman" w:eastAsia="宋体" w:hAnsi="Times New Roman"/>
+                <w:b w:val="false"/>
+                <w:bCs w:val="false"/>
+                <w:sz w:val="18"/>
+                <w:szCs w:val="18"/>
+              </w:rPr>
+              <w:t xml:space="preserve">可追究虚构测评与评价；真实但未标注的内容不在其内</w:t>
+            </w:r>
+          </w:p>
+        </w:tc>
+        <w:tc>
+          <w:tcPr>
+            <w:tcW w:type="dxa" w:w="1479"/>
+            <w:tcBorders>
+              <w:top w:val="none" w:color="FFFFFF" w:sz="0"/>
+              <w:left w:val="none" w:color="FFFFFF" w:sz="0"/>
+              <w:bottom w:val="single" w:color="000000" w:sz="12"/>
+              <w:right w:val="none" w:color="FFFFFF" w:sz="0"/>
+            </w:tcBorders>
+            <w:shd w:fill="FFFFFF" w:color="auto" w:val="clear"/>
+            <w:tcMar>
+              <w:top w:type="dxa" w:w="60"/>
+              <w:left w:type="dxa" w:w="80"/>
+              <w:bottom w:type="dxa" w:w="60"/>
+              <w:right w:type="dxa" w:w="80"/>
+            </w:tcMar>
+            <w:vAlign w:val="center"/>
+          </w:tcPr>
+          <w:p>
+            <w:pPr>
+              <w:spacing w:line="240"/>
+              <w:jc w:val="center"/>
+            </w:pPr>
+            <w:r>
+              <w:rPr>
+                <w:rFonts w:ascii="Times New Roman" w:cs="Times New Roman" w:eastAsia="宋体" w:hAnsi="Times New Roman"/>
+                <w:b w:val="false"/>
+                <w:bCs w:val="false"/>
+                <w:sz w:val="18"/>
+                <w:szCs w:val="18"/>
+              </w:rPr>
+              <w:t xml:space="preserve">不涉及</w:t>
+            </w:r>
+          </w:p>
+        </w:tc>
+      </w:tr>
+    </w:tbl>
+    <w:p>
+      <w:pPr>
+        <w:spacing w:after="120" w:before="0" w:line="360"/>
+        <w:jc w:val="both"/>
+      </w:pPr>
     </w:p>
     <w:p>
       <w:pPr>
@@ -4187,28 +6589,70 @@
           <w:sz w:val="24"/>
           <w:szCs w:val="24"/>
         </w:rPr>
-        <w:t xml:space="preserve">李剑在研究植入式广告时指出，植入式广告本质上仍是广告，其隐蔽性与可识别性要求相冲突，应按危害程度分类规制并健全披露制度</w:t>
-      </w:r>
-      <w:r>
-        <w:rPr>
-          <w:rFonts w:ascii="Times New Roman" w:cs="Times New Roman" w:eastAsia="宋体" w:hAnsi="Times New Roman"/>
-          <w:b w:val="false"/>
-          <w:bCs w:val="false"/>
-          <w:sz w:val="24"/>
-          <w:szCs w:val="24"/>
-          <w:vertAlign w:val="superscript"/>
-        </w:rPr>
-        <w:t xml:space="preserve">[39]</w:t>
-      </w:r>
-      <w:r>
-        <w:rPr>
-          <w:rFonts w:ascii="Times New Roman" w:cs="Times New Roman" w:eastAsia="宋体" w:hAnsi="Times New Roman"/>
-          <w:b w:val="false"/>
-          <w:bCs w:val="false"/>
-          <w:sz w:val="24"/>
-          <w:szCs w:val="24"/>
-        </w:rPr>
-        <w:t xml:space="preserve">。GEO可以看作植入式广告在生成式引擎中的延伸，区别在于执行“植入”的是模型：广告主和服务商影响的是模型的输入材料，最终决定写入哪些内容、如何表述的是模型。这使广告发布者的认定变得困难。引擎平台没有收取广告费，也不知道哪些信源是付费内容，难以被认定为广告发布者；GEO服务商控制的是第三方信源，而不是回答本身。</w:t>
+        <w:t xml:space="preserve">在信源发布环节，规则是充分的。《广告法》第二条以直接或者间接介绍所推销的商品或服务界定商业广告，第十四条要求广告具有可识别性</w:t>
+      </w:r>
+      <w:r>
+        <w:rPr>
+          <w:rFonts w:ascii="Times New Roman" w:cs="Times New Roman" w:eastAsia="宋体" w:hAnsi="Times New Roman"/>
+          <w:b w:val="false"/>
+          <w:bCs w:val="false"/>
+          <w:sz w:val="24"/>
+          <w:szCs w:val="24"/>
+          <w:vertAlign w:val="superscript"/>
+        </w:rPr>
+        <w:t xml:space="preserve">[49]</w:t>
+      </w:r>
+      <w:r>
+        <w:rPr>
+          <w:rFonts w:ascii="Times New Roman" w:cs="Times New Roman" w:eastAsia="宋体" w:hAnsi="Times New Roman"/>
+          <w:b w:val="false"/>
+          <w:bCs w:val="false"/>
+          <w:sz w:val="24"/>
+          <w:szCs w:val="24"/>
+        </w:rPr>
+        <w:t xml:space="preserve">；《互联网广告管理办法》第九条重申可识别性要求，并对竞价排名和附有购物链接的知识介绍、体验分享、消费测评规定了标识义务</w:t>
+      </w:r>
+      <w:r>
+        <w:rPr>
+          <w:rFonts w:ascii="Times New Roman" w:cs="Times New Roman" w:eastAsia="宋体" w:hAnsi="Times New Roman"/>
+          <w:b w:val="false"/>
+          <w:bCs w:val="false"/>
+          <w:sz w:val="24"/>
+          <w:szCs w:val="24"/>
+          <w:vertAlign w:val="superscript"/>
+        </w:rPr>
+        <w:t xml:space="preserve">[46]</w:t>
+      </w:r>
+      <w:r>
+        <w:rPr>
+          <w:rFonts w:ascii="Times New Roman" w:cs="Times New Roman" w:eastAsia="宋体" w:hAnsi="Times New Roman"/>
+          <w:b w:val="false"/>
+          <w:bCs w:val="false"/>
+          <w:sz w:val="24"/>
+          <w:szCs w:val="24"/>
+        </w:rPr>
+        <w:t xml:space="preserve">；《互联网广告可识别性执法指南》明确是否标明“广告”不是认定广告的依据，并在平台用户与平台经营者之间划分了广告发布者责任</w:t>
+      </w:r>
+      <w:r>
+        <w:rPr>
+          <w:rFonts w:ascii="Times New Roman" w:cs="Times New Roman" w:eastAsia="宋体" w:hAnsi="Times New Roman"/>
+          <w:b w:val="false"/>
+          <w:bCs w:val="false"/>
+          <w:sz w:val="24"/>
+          <w:szCs w:val="24"/>
+          <w:vertAlign w:val="superscript"/>
+        </w:rPr>
+        <w:t xml:space="preserve">[50]</w:t>
+      </w:r>
+      <w:r>
+        <w:rPr>
+          <w:rFonts w:ascii="Times New Roman" w:cs="Times New Roman" w:eastAsia="宋体" w:hAnsi="Times New Roman"/>
+          <w:b w:val="false"/>
+          <w:bCs w:val="false"/>
+          <w:sz w:val="24"/>
+          <w:szCs w:val="24"/>
+        </w:rPr>
+        <w:t xml:space="preserve">。以推销为目的投放到第三方信源或品牌自有账号的GEO内容，在这一环节可以认定为广告，发布者负有标识义务。</w:t>
       </w:r>
     </w:p>
     <w:p>
@@ -4225,28 +6669,70 @@
           <w:sz w:val="24"/>
           <w:szCs w:val="24"/>
         </w:rPr>
-        <w:t xml:space="preserve">现有的AI内容标识规则也填补不了这一空白。《生成式人工智能服务管理暂行办法》和《人工智能生成合成内容标识办法》要求服务提供者对生成合成内容添加显式和隐式标识</w:t>
-      </w:r>
-      <w:r>
-        <w:rPr>
-          <w:rFonts w:ascii="Times New Roman" w:cs="Times New Roman" w:eastAsia="宋体" w:hAnsi="Times New Roman"/>
-          <w:b w:val="false"/>
-          <w:bCs w:val="false"/>
-          <w:sz w:val="24"/>
-          <w:szCs w:val="24"/>
-          <w:vertAlign w:val="superscript"/>
-        </w:rPr>
-        <w:t xml:space="preserve">[40,41]</w:t>
-      </w:r>
-      <w:r>
-        <w:rPr>
-          <w:rFonts w:ascii="Times New Roman" w:cs="Times New Roman" w:eastAsia="宋体" w:hAnsi="Times New Roman"/>
-          <w:b w:val="false"/>
-          <w:bCs w:val="false"/>
-          <w:sz w:val="24"/>
-          <w:szCs w:val="24"/>
-        </w:rPr>
-        <w:t xml:space="preserve">，标明的是“由AI生成”，而不是“含有商业推广”。一段混入GEO内容的AI回答可以完全符合AI标识要求，同时没有任何广告标识。</w:t>
+        <w:t xml:space="preserve">缺口出现在AI回答呈现环节。内容经检索和模型改写进入回答后，《广告法》意义上的广告发布者已不存在：引擎平台没有收取该内容的广告费，也不知道信源是付费内容，回答由模型自动生成，难以认定为“为广告主或者广告主委托的广告经营者发布广告”的主体</w:t>
+      </w:r>
+      <w:r>
+        <w:rPr>
+          <w:rFonts w:ascii="Times New Roman" w:cs="Times New Roman" w:eastAsia="宋体" w:hAnsi="Times New Roman"/>
+          <w:b w:val="false"/>
+          <w:bCs w:val="false"/>
+          <w:sz w:val="24"/>
+          <w:szCs w:val="24"/>
+          <w:vertAlign w:val="superscript"/>
+        </w:rPr>
+        <w:t xml:space="preserve">[49]</w:t>
+      </w:r>
+      <w:r>
+        <w:rPr>
+          <w:rFonts w:ascii="Times New Roman" w:cs="Times New Roman" w:eastAsia="宋体" w:hAnsi="Times New Roman"/>
+          <w:b w:val="false"/>
+          <w:bCs w:val="false"/>
+          <w:sz w:val="24"/>
+          <w:szCs w:val="24"/>
+        </w:rPr>
+        <w:t xml:space="preserve">；GEO服务商控制的是第三方信源，而不是回答本身；即使信源端作了标注，标注也可能在模型改写中丢失。李剑和韩红星等的研究都强调隐蔽广告的营销本质不因呈现形式而改变</w:t>
+      </w:r>
+      <w:r>
+        <w:rPr>
+          <w:rFonts w:ascii="Times New Roman" w:cs="Times New Roman" w:eastAsia="宋体" w:hAnsi="Times New Roman"/>
+          <w:b w:val="false"/>
+          <w:bCs w:val="false"/>
+          <w:sz w:val="24"/>
+          <w:szCs w:val="24"/>
+          <w:vertAlign w:val="superscript"/>
+        </w:rPr>
+        <w:t xml:space="preserve">[39,40]</w:t>
+      </w:r>
+      <w:r>
+        <w:rPr>
+          <w:rFonts w:ascii="Times New Roman" w:cs="Times New Roman" w:eastAsia="宋体" w:hAnsi="Times New Roman"/>
+          <w:b w:val="false"/>
+          <w:bCs w:val="false"/>
+          <w:sz w:val="24"/>
+          <w:szCs w:val="24"/>
+        </w:rPr>
+        <w:t xml:space="preserve">，GEO可以看作植入式广告在生成式引擎中的延伸，区别在于执行“植入”的是模型。竞价排名的经验也不能直接套用。宋亚辉指出，司法实践要求竞价排名服务商对关键词负主动审查义务</w:t>
+      </w:r>
+      <w:r>
+        <w:rPr>
+          <w:rFonts w:ascii="Times New Roman" w:cs="Times New Roman" w:eastAsia="宋体" w:hAnsi="Times New Roman"/>
+          <w:b w:val="false"/>
+          <w:bCs w:val="false"/>
+          <w:sz w:val="24"/>
+          <w:szCs w:val="24"/>
+          <w:vertAlign w:val="superscript"/>
+        </w:rPr>
+        <w:t xml:space="preserve">[41]</w:t>
+      </w:r>
+      <w:r>
+        <w:rPr>
+          <w:rFonts w:ascii="Times New Roman" w:cs="Times New Roman" w:eastAsia="宋体" w:hAnsi="Times New Roman"/>
+          <w:b w:val="false"/>
+          <w:bCs w:val="false"/>
+          <w:sz w:val="24"/>
+          <w:szCs w:val="24"/>
+        </w:rPr>
+        <w:t xml:space="preserve">，其事实基础是服务商出售关键词、参与了商业交易；GEO内容不经过平台的竞价与关键词设置环节，这一基础并不存在。</w:t>
       </w:r>
     </w:p>
     <w:p>
@@ -4263,28 +6749,87 @@
           <w:sz w:val="24"/>
           <w:szCs w:val="24"/>
         </w:rPr>
-        <w:t xml:space="preserve">技术检测同样存在难点。Schmidt等构建了在对话式搜索回答中插入广告的数据集，发现所测试的大语言模型难以识别这些广告，经过训练的句向量模型的精确率和召回率则均超过0.9；他们还发现，自然回答在复用品牌官网文本时同样会出现广告化表述</w:t>
-      </w:r>
-      <w:r>
-        <w:rPr>
-          <w:rFonts w:ascii="Times New Roman" w:cs="Times New Roman" w:eastAsia="宋体" w:hAnsi="Times New Roman"/>
-          <w:b w:val="false"/>
-          <w:bCs w:val="false"/>
-          <w:sz w:val="24"/>
-          <w:szCs w:val="24"/>
-          <w:vertAlign w:val="superscript"/>
-        </w:rPr>
-        <w:t xml:space="preserve">[42]</w:t>
-      </w:r>
-      <w:r>
-        <w:rPr>
-          <w:rFonts w:ascii="Times New Roman" w:cs="Times New Roman" w:eastAsia="宋体" w:hAnsi="Times New Roman"/>
-          <w:b w:val="false"/>
-          <w:bCs w:val="false"/>
-          <w:sz w:val="24"/>
-          <w:szCs w:val="24"/>
-        </w:rPr>
-        <w:t xml:space="preserve">。检测“回答中有没有推销性语言”在技术上可行，但要区分这类语言来自付费GEO还是来自引擎对品牌官网的正常引用，单靠文本本身做不到。</w:t>
+        <w:t xml:space="preserve">AI内容标识规则同样填补不了这一缺口。《生成式人工智能服务管理暂行办法》要求提供者按照深度合成管理规定对生成内容进行标识</w:t>
+      </w:r>
+      <w:r>
+        <w:rPr>
+          <w:rFonts w:ascii="Times New Roman" w:cs="Times New Roman" w:eastAsia="宋体" w:hAnsi="Times New Roman"/>
+          <w:b w:val="false"/>
+          <w:bCs w:val="false"/>
+          <w:sz w:val="24"/>
+          <w:szCs w:val="24"/>
+          <w:vertAlign w:val="superscript"/>
+        </w:rPr>
+        <w:t xml:space="preserve">[51]</w:t>
+      </w:r>
+      <w:r>
+        <w:rPr>
+          <w:rFonts w:ascii="Times New Roman" w:cs="Times New Roman" w:eastAsia="宋体" w:hAnsi="Times New Roman"/>
+          <w:b w:val="false"/>
+          <w:bCs w:val="false"/>
+          <w:sz w:val="24"/>
+          <w:szCs w:val="24"/>
+        </w:rPr>
+        <w:t xml:space="preserve">，《人工智能生成合成内容标识办法》进一步要求添加显式标识和隐式标识</w:t>
+      </w:r>
+      <w:r>
+        <w:rPr>
+          <w:rFonts w:ascii="Times New Roman" w:cs="Times New Roman" w:eastAsia="宋体" w:hAnsi="Times New Roman"/>
+          <w:b w:val="false"/>
+          <w:bCs w:val="false"/>
+          <w:sz w:val="24"/>
+          <w:szCs w:val="24"/>
+          <w:vertAlign w:val="superscript"/>
+        </w:rPr>
+        <w:t xml:space="preserve">[52]</w:t>
+      </w:r>
+      <w:r>
+        <w:rPr>
+          <w:rFonts w:ascii="Times New Roman" w:cs="Times New Roman" w:eastAsia="宋体" w:hAnsi="Times New Roman"/>
+          <w:b w:val="false"/>
+          <w:bCs w:val="false"/>
+          <w:sz w:val="24"/>
+          <w:szCs w:val="24"/>
+        </w:rPr>
+        <w:t xml:space="preserve">。这些标识说明内容由AI生成，不说明其中含有商业推广。一段混入GEO内容的AI回答可以完全符合AI标识要求，同时不带任何广告标识。</w:t>
+      </w:r>
+    </w:p>
+    <w:p>
+      <w:pPr>
+        <w:spacing w:after="0" w:before="0" w:line="360"/>
+        <w:ind w:firstLine="480"/>
+        <w:jc w:val="both"/>
+      </w:pPr>
+      <w:r>
+        <w:rPr>
+          <w:rFonts w:ascii="Times New Roman" w:cs="Times New Roman" w:eastAsia="宋体" w:hAnsi="Times New Roman"/>
+          <w:b w:val="false"/>
+          <w:bCs w:val="false"/>
+          <w:sz w:val="24"/>
+          <w:szCs w:val="24"/>
+        </w:rPr>
+        <w:t xml:space="preserve">技术检测也难以替代规则。Schmidt等在自动插入广告的生成式回答数据集上发现，微调后的句向量模型识别广告的精确率和召回率均超过0.9，所测大语言模型的检测效果较差；他们还发现，自然回答在复用品牌官网文本时同样会出现广告化表述</w:t>
+      </w:r>
+      <w:r>
+        <w:rPr>
+          <w:rFonts w:ascii="Times New Roman" w:cs="Times New Roman" w:eastAsia="宋体" w:hAnsi="Times New Roman"/>
+          <w:b w:val="false"/>
+          <w:bCs w:val="false"/>
+          <w:sz w:val="24"/>
+          <w:szCs w:val="24"/>
+          <w:vertAlign w:val="superscript"/>
+        </w:rPr>
+        <w:t xml:space="preserve">[27]</w:t>
+      </w:r>
+      <w:r>
+        <w:rPr>
+          <w:rFonts w:ascii="Times New Roman" w:cs="Times New Roman" w:eastAsia="宋体" w:hAnsi="Times New Roman"/>
+          <w:b w:val="false"/>
+          <w:bCs w:val="false"/>
+          <w:sz w:val="24"/>
+          <w:szCs w:val="24"/>
+        </w:rPr>
+        <w:t xml:space="preserve">。文本层面的检测能够发现推销性语言，但不能判断这类语言来自付费信源还是来自引擎对品牌官网的正常引用。</w:t>
       </w:r>
     </w:p>
     <w:p>
@@ -4301,7 +6846,7 @@
           <w:sz w:val="24"/>
           <w:szCs w:val="24"/>
         </w:rPr>
-        <w:t xml:space="preserve">5.2 信息污染与对抗性操纵</w:t>
+        <w:t xml:space="preserve">6.2 信息污染与对抗性操纵</w:t>
       </w:r>
     </w:p>
     <w:p>
@@ -4350,7 +6895,7 @@
           <w:szCs w:val="24"/>
           <w:vertAlign w:val="superscript"/>
         </w:rPr>
-        <w:t xml:space="preserve">[13]</w:t>
+        <w:t xml:space="preserve">[17]</w:t>
       </w:r>
       <w:r>
         <w:rPr>
@@ -4371,7 +6916,7 @@
           <w:szCs w:val="24"/>
           <w:vertAlign w:val="superscript"/>
         </w:rPr>
-        <w:t xml:space="preserve">[14]</w:t>
+        <w:t xml:space="preserve">[18]</w:t>
       </w:r>
       <w:r>
         <w:rPr>
@@ -4392,38 +6937,38 @@
           <w:szCs w:val="24"/>
           <w:vertAlign w:val="superscript"/>
         </w:rPr>
-        <w:t xml:space="preserve">[33]</w:t>
-      </w:r>
-      <w:r>
-        <w:rPr>
-          <w:rFonts w:ascii="Times New Roman" w:cs="Times New Roman" w:eastAsia="宋体" w:hAnsi="Times New Roman"/>
-          <w:b w:val="false"/>
-          <w:bCs w:val="false"/>
-          <w:sz w:val="24"/>
-          <w:szCs w:val="24"/>
-        </w:rPr>
-        <w:t xml:space="preserve">，最远端是向检索库注入虚假文本的知识投毒。Zou等的实验显示，在包含数百万条文本的知识库中，为每个目标问题注入5条恶意文本即可达到90%的攻击成功率，现有防御手段不足以应对</w:t>
-      </w:r>
-      <w:r>
-        <w:rPr>
-          <w:rFonts w:ascii="Times New Roman" w:cs="Times New Roman" w:eastAsia="宋体" w:hAnsi="Times New Roman"/>
-          <w:b w:val="false"/>
-          <w:bCs w:val="false"/>
-          <w:sz w:val="24"/>
-          <w:szCs w:val="24"/>
-          <w:vertAlign w:val="superscript"/>
-        </w:rPr>
-        <w:t xml:space="preserve">[43]</w:t>
-      </w:r>
-      <w:r>
-        <w:rPr>
-          <w:rFonts w:ascii="Times New Roman" w:cs="Times New Roman" w:eastAsia="宋体" w:hAnsi="Times New Roman"/>
-          <w:b w:val="false"/>
-          <w:bCs w:val="false"/>
-          <w:sz w:val="24"/>
-          <w:szCs w:val="24"/>
-        </w:rPr>
-        <w:t xml:space="preserve">。这些手段依据的是同一个原理：改变模型读到的材料。服务商从合规改写滑向操纵，不需要改变技术路线，只需要放弃内容的真实性。</w:t>
+        <w:t xml:space="preserve">[19]</w:t>
+      </w:r>
+      <w:r>
+        <w:rPr>
+          <w:rFonts w:ascii="Times New Roman" w:cs="Times New Roman" w:eastAsia="宋体" w:hAnsi="Times New Roman"/>
+          <w:b w:val="false"/>
+          <w:bCs w:val="false"/>
+          <w:sz w:val="24"/>
+          <w:szCs w:val="24"/>
+        </w:rPr>
+        <w:t xml:space="preserve">，最远端是向检索库注入虚假文本的知识投毒。Zou等的实验显示，在包含数百万条文本的知识库中，为每个目标问题注入5条恶意文本即可达到90%的攻击成功率，其测试的多种现有防御均不足以抵御该攻击</w:t>
+      </w:r>
+      <w:r>
+        <w:rPr>
+          <w:rFonts w:ascii="Times New Roman" w:cs="Times New Roman" w:eastAsia="宋体" w:hAnsi="Times New Roman"/>
+          <w:b w:val="false"/>
+          <w:bCs w:val="false"/>
+          <w:sz w:val="24"/>
+          <w:szCs w:val="24"/>
+          <w:vertAlign w:val="superscript"/>
+        </w:rPr>
+        <w:t xml:space="preserve">[20]</w:t>
+      </w:r>
+      <w:r>
+        <w:rPr>
+          <w:rFonts w:ascii="Times New Roman" w:cs="Times New Roman" w:eastAsia="宋体" w:hAnsi="Times New Roman"/>
+          <w:b w:val="false"/>
+          <w:bCs w:val="false"/>
+          <w:sz w:val="24"/>
+          <w:szCs w:val="24"/>
+        </w:rPr>
+        <w:t xml:space="preserve">。这些手段的共同点是改变模型读到的材料，且都不需要接触引擎系统本身。从内容改写到虚构测评，写作手段不变，变化的是内容的真实性；从内容改写到策略性文本和提示注入，手段由面向读者的写作转为面向模型的对抗性构造。</w:t>
       </w:r>
     </w:p>
     <w:p>
@@ -4440,7 +6985,7 @@
           <w:sz w:val="24"/>
           <w:szCs w:val="24"/>
         </w:rPr>
-        <w:t xml:space="preserve">国内已经出现了处在连续谱远端的案例。“3·15”晚会中，一款虚构的智能手环经GEO软件批量生成的文章投放后，被多个大模型抓取引用并给出推荐</w:t>
+        <w:t xml:space="preserve">国内已经出现了连续谱远端的案例。“3·15”晚会中，一款虚构的智能手环经GEO软件批量生成软文并投放后，被主流AI大模型列入推荐且排名靠前</w:t>
       </w:r>
       <w:r>
         <w:rPr>
@@ -4461,18 +7006,18 @@
           <w:sz w:val="24"/>
           <w:szCs w:val="24"/>
         </w:rPr>
-        <w:t xml:space="preserve">，伪造“市场共识”的成本之低由此可见。由于引用标注本身并不可靠</w:t>
-      </w:r>
-      <w:r>
-        <w:rPr>
-          <w:rFonts w:ascii="Times New Roman" w:cs="Times New Roman" w:eastAsia="宋体" w:hAnsi="Times New Roman"/>
-          <w:b w:val="false"/>
-          <w:bCs w:val="false"/>
-          <w:sz w:val="24"/>
-          <w:szCs w:val="24"/>
-          <w:vertAlign w:val="superscript"/>
-        </w:rPr>
-        <w:t xml:space="preserve">[20]</w:t>
+        <w:t xml:space="preserve">，说明在国内主流大模型上制造虚假推荐的门槛已经很低。由于引用标注本身不能作为回答可信的依据</w:t>
+      </w:r>
+      <w:r>
+        <w:rPr>
+          <w:rFonts w:ascii="Times New Roman" w:cs="Times New Roman" w:eastAsia="宋体" w:hAnsi="Times New Roman"/>
+          <w:b w:val="false"/>
+          <w:bCs w:val="false"/>
+          <w:sz w:val="24"/>
+          <w:szCs w:val="24"/>
+          <w:vertAlign w:val="superscript"/>
+        </w:rPr>
+        <w:t xml:space="preserve">[44]</w:t>
       </w:r>
       <w:r>
         <w:rPr>
@@ -4493,7 +7038,7 @@
           <w:szCs w:val="24"/>
           <w:vertAlign w:val="superscript"/>
         </w:rPr>
-        <w:t xml:space="preserve">[14]</w:t>
+        <w:t xml:space="preserve">[18]</w:t>
       </w:r>
       <w:r>
         <w:rPr>
@@ -4520,70 +7065,70 @@
           <w:sz w:val="24"/>
           <w:szCs w:val="24"/>
         </w:rPr>
-        <w:t xml:space="preserve">现行法律对这类行为有部分约束。2025年修订的《反不正当竞争法》第九条将虚假宣传的误导对象扩展到其他经营者，并新增“虚假评价”行为类型</w:t>
-      </w:r>
-      <w:r>
-        <w:rPr>
-          <w:rFonts w:ascii="Times New Roman" w:cs="Times New Roman" w:eastAsia="宋体" w:hAnsi="Times New Roman"/>
-          <w:b w:val="false"/>
-          <w:bCs w:val="false"/>
-          <w:sz w:val="24"/>
-          <w:szCs w:val="24"/>
-          <w:vertAlign w:val="superscript"/>
-        </w:rPr>
-        <w:t xml:space="preserve">[44]</w:t>
-      </w:r>
-      <w:r>
-        <w:rPr>
-          <w:rFonts w:ascii="Times New Roman" w:cs="Times New Roman" w:eastAsia="宋体" w:hAnsi="Times New Roman"/>
-          <w:b w:val="false"/>
-          <w:bCs w:val="false"/>
-          <w:sz w:val="24"/>
-          <w:szCs w:val="24"/>
-        </w:rPr>
-        <w:t xml:space="preserve">，伪造测评、评价和排名可以据此追究。《互联网信息服务算法推荐管理规定》第十四条禁止算法推荐服务提供者利用算法操纵榜单或检索结果排序等干预信息呈现</w:t>
-      </w:r>
-      <w:r>
-        <w:rPr>
-          <w:rFonts w:ascii="Times New Roman" w:cs="Times New Roman" w:eastAsia="宋体" w:hAnsi="Times New Roman"/>
-          <w:b w:val="false"/>
-          <w:bCs w:val="false"/>
-          <w:sz w:val="24"/>
-          <w:szCs w:val="24"/>
-          <w:vertAlign w:val="superscript"/>
-        </w:rPr>
-        <w:t xml:space="preserve">[45]</w:t>
-      </w:r>
-      <w:r>
-        <w:rPr>
-          <w:rFonts w:ascii="Times New Roman" w:cs="Times New Roman" w:eastAsia="宋体" w:hAnsi="Times New Roman"/>
-          <w:b w:val="false"/>
-          <w:bCs w:val="false"/>
-          <w:sz w:val="24"/>
-          <w:szCs w:val="24"/>
-        </w:rPr>
-        <w:t xml:space="preserve">，但该条约束的是服务提供者自身，GEO操纵者是影响引擎输入的第三方，不在其直接适用范围内。已有研究从信息内容治理的角度讨论了大模型输出的治理责任</w:t>
-      </w:r>
-      <w:r>
-        <w:rPr>
-          <w:rFonts w:ascii="Times New Roman" w:cs="Times New Roman" w:eastAsia="宋体" w:hAnsi="Times New Roman"/>
-          <w:b w:val="false"/>
-          <w:bCs w:val="false"/>
-          <w:sz w:val="24"/>
-          <w:szCs w:val="24"/>
-          <w:vertAlign w:val="superscript"/>
-        </w:rPr>
-        <w:t xml:space="preserve">[46]</w:t>
-      </w:r>
-      <w:r>
-        <w:rPr>
-          <w:rFonts w:ascii="Times New Roman" w:cs="Times New Roman" w:eastAsia="宋体" w:hAnsi="Times New Roman"/>
-          <w:b w:val="false"/>
-          <w:bCs w:val="false"/>
-          <w:sz w:val="24"/>
-          <w:szCs w:val="24"/>
-        </w:rPr>
-        <w:t xml:space="preserve">，GEO操纵把这一问题延伸到了模型的输入端。</w:t>
+        <w:t xml:space="preserve">现行法律对操纵型GEO的约束集中在两项规定上，二者都有缺口。2025年修订的《反不正当竞争法》第九条将虚假宣传的误导对象由消费者扩展为“消费者和其他经营者”，并把组织“虚假评价”与组织虚假交易并列为帮助其他经营者进行虚假宣传的方式</w:t>
+      </w:r>
+      <w:r>
+        <w:rPr>
+          <w:rFonts w:ascii="Times New Roman" w:cs="Times New Roman" w:eastAsia="宋体" w:hAnsi="Times New Roman"/>
+          <w:b w:val="false"/>
+          <w:bCs w:val="false"/>
+          <w:sz w:val="24"/>
+          <w:szCs w:val="24"/>
+          <w:vertAlign w:val="superscript"/>
+        </w:rPr>
+        <w:t xml:space="preserve">[53]</w:t>
+      </w:r>
+      <w:r>
+        <w:rPr>
+          <w:rFonts w:ascii="Times New Roman" w:cs="Times New Roman" w:eastAsia="宋体" w:hAnsi="Times New Roman"/>
+          <w:b w:val="false"/>
+          <w:bCs w:val="false"/>
+          <w:sz w:val="24"/>
+          <w:szCs w:val="24"/>
+        </w:rPr>
+        <w:t xml:space="preserve">，伪造测评、评价和排名可以据此追究，而策略性文本和提示注入可以不含任何关于商品的虚假陈述，难以纳入虚假宣传的范围。《互联网信息服务算法推荐管理规定》第十四条禁止算法推荐服务提供者利用算法操纵榜单或者检索结果排序、控制热搜或者精选等干预信息呈现，实施影响网络舆论或者规避监督管理的行为</w:t>
+      </w:r>
+      <w:r>
+        <w:rPr>
+          <w:rFonts w:ascii="Times New Roman" w:cs="Times New Roman" w:eastAsia="宋体" w:hAnsi="Times New Roman"/>
+          <w:b w:val="false"/>
+          <w:bCs w:val="false"/>
+          <w:sz w:val="24"/>
+          <w:szCs w:val="24"/>
+          <w:vertAlign w:val="superscript"/>
+        </w:rPr>
+        <w:t xml:space="preserve">[54]</w:t>
+      </w:r>
+      <w:r>
+        <w:rPr>
+          <w:rFonts w:ascii="Times New Roman" w:cs="Times New Roman" w:eastAsia="宋体" w:hAnsi="Times New Roman"/>
+          <w:b w:val="false"/>
+          <w:bCs w:val="false"/>
+          <w:sz w:val="24"/>
+          <w:szCs w:val="24"/>
+        </w:rPr>
+        <w:t xml:space="preserve">，该条约束的是服务提供者自身，GEO操纵者是影响引擎输入的第三方，不在其直接适用范围内。支振锋已指出初始信源被污染是大模型内容治理面临的风险之一</w:t>
+      </w:r>
+      <w:r>
+        <w:rPr>
+          <w:rFonts w:ascii="Times New Roman" w:cs="Times New Roman" w:eastAsia="宋体" w:hAnsi="Times New Roman"/>
+          <w:b w:val="false"/>
+          <w:bCs w:val="false"/>
+          <w:sz w:val="24"/>
+          <w:szCs w:val="24"/>
+          <w:vertAlign w:val="superscript"/>
+        </w:rPr>
+        <w:t xml:space="preserve">[42]</w:t>
+      </w:r>
+      <w:r>
+        <w:rPr>
+          <w:rFonts w:ascii="Times New Roman" w:cs="Times New Roman" w:eastAsia="宋体" w:hAnsi="Times New Roman"/>
+          <w:b w:val="false"/>
+          <w:bCs w:val="false"/>
+          <w:sz w:val="24"/>
+          <w:szCs w:val="24"/>
+        </w:rPr>
+        <w:t xml:space="preserve">，操纵型GEO是第三方有意经由检索信源影响模型回答，治理重点相应落在信源发布端。</w:t>
       </w:r>
     </w:p>
     <w:p>
@@ -4600,7 +7145,7 @@
           <w:sz w:val="24"/>
           <w:szCs w:val="24"/>
         </w:rPr>
-        <w:t xml:space="preserve">5.3 竞争结构失衡</w:t>
+        <w:t xml:space="preserve">6.3 竞争结构失衡</w:t>
       </w:r>
     </w:p>
     <w:p>
@@ -4617,70 +7162,112 @@
           <w:sz w:val="24"/>
           <w:szCs w:val="24"/>
         </w:rPr>
-        <w:t xml:space="preserve">AI搜索对第三方赢得媒体的偏好以及由此产生的大品牌偏向</w:t>
-      </w:r>
-      <w:r>
-        <w:rPr>
-          <w:rFonts w:ascii="Times New Roman" w:cs="Times New Roman" w:eastAsia="宋体" w:hAnsi="Times New Roman"/>
-          <w:b w:val="false"/>
-          <w:bCs w:val="false"/>
-          <w:sz w:val="24"/>
-          <w:szCs w:val="24"/>
-          <w:vertAlign w:val="superscript"/>
-        </w:rPr>
-        <w:t xml:space="preserve">[21]</w:t>
-      </w:r>
-      <w:r>
-        <w:rPr>
-          <w:rFonts w:ascii="Times New Roman" w:cs="Times New Roman" w:eastAsia="宋体" w:hAnsi="Times New Roman"/>
-          <w:b w:val="false"/>
-          <w:bCs w:val="false"/>
-          <w:sz w:val="24"/>
-          <w:szCs w:val="24"/>
-        </w:rPr>
-        <w:t xml:space="preserve">，使GEO的回报向已有媒体声量和第三方报道的大品牌集中。中小品牌缺少获得权威报道的渠道，更容易转向成本低廉的批量内容生成，而这正是“3·15”晚会所曝光的做法</w:t>
-      </w:r>
-      <w:r>
-        <w:rPr>
-          <w:rFonts w:ascii="Times New Roman" w:cs="Times New Roman" w:eastAsia="宋体" w:hAnsi="Times New Roman"/>
-          <w:b w:val="false"/>
-          <w:bCs w:val="false"/>
-          <w:sz w:val="24"/>
-          <w:szCs w:val="24"/>
-          <w:vertAlign w:val="superscript"/>
-        </w:rPr>
-        <w:t xml:space="preserve">[12,32]</w:t>
-      </w:r>
-      <w:r>
-        <w:rPr>
-          <w:rFonts w:ascii="Times New Roman" w:cs="Times New Roman" w:eastAsia="宋体" w:hAnsi="Times New Roman"/>
-          <w:b w:val="false"/>
-          <w:bCs w:val="false"/>
-          <w:sz w:val="24"/>
-          <w:szCs w:val="24"/>
-        </w:rPr>
-        <w:t xml:space="preserve">。结果是两种失衡同时出现：在合规路径上大品牌占优，在违规路径上中小商家承担法律风险。Martinez的综述还表明，多方同时优化时个体增益会相互侵蚀</w:t>
-      </w:r>
-      <w:r>
-        <w:rPr>
-          <w:rFonts w:ascii="Times New Roman" w:cs="Times New Roman" w:eastAsia="宋体" w:hAnsi="Times New Roman"/>
-          <w:b w:val="false"/>
-          <w:bCs w:val="false"/>
-          <w:sz w:val="24"/>
-          <w:szCs w:val="24"/>
-          <w:vertAlign w:val="superscript"/>
-        </w:rPr>
-        <w:t xml:space="preserve">[23]</w:t>
-      </w:r>
-      <w:r>
-        <w:rPr>
-          <w:rFonts w:ascii="Times New Roman" w:cs="Times New Roman" w:eastAsia="宋体" w:hAnsi="Times New Roman"/>
-          <w:b w:val="false"/>
-          <w:bCs w:val="false"/>
-          <w:sz w:val="24"/>
-          <w:szCs w:val="24"/>
-        </w:rPr>
-        <w:t xml:space="preserve">。GEO支出因此带有军备竞赛的性质，广告主为维持原有的可见度不得不持续投入，这些投入并不增加用户可获得的信息总量。</w:t>
+        <w:t xml:space="preserve">Chen等发现，AI搜索除偏好第三方赢得媒体外，还存在对大品牌的偏向</w:t>
+      </w:r>
+      <w:r>
+        <w:rPr>
+          <w:rFonts w:ascii="Times New Roman" w:cs="Times New Roman" w:eastAsia="宋体" w:hAnsi="Times New Roman"/>
+          <w:b w:val="false"/>
+          <w:bCs w:val="false"/>
+          <w:sz w:val="24"/>
+          <w:szCs w:val="24"/>
+          <w:vertAlign w:val="superscript"/>
+        </w:rPr>
+        <w:t xml:space="preserve">[14]</w:t>
+      </w:r>
+      <w:r>
+        <w:rPr>
+          <w:rFonts w:ascii="Times New Roman" w:cs="Times New Roman" w:eastAsia="宋体" w:hAnsi="Times New Roman"/>
+          <w:b w:val="false"/>
+          <w:bCs w:val="false"/>
+          <w:sz w:val="24"/>
+          <w:szCs w:val="24"/>
+        </w:rPr>
+        <w:t xml:space="preserve">，依靠第三方报道的GEO路径对已有媒体声量的品牌更有利。缺少这类资源的经营者如果以批量生成内容替代第三方报道，就进入了“3·15”晚会和相关报道所揭示的虚假评测、伪造评价路径</w:t>
+      </w:r>
+      <w:r>
+        <w:rPr>
+          <w:rFonts w:ascii="Times New Roman" w:cs="Times New Roman" w:eastAsia="宋体" w:hAnsi="Times New Roman"/>
+          <w:b w:val="false"/>
+          <w:bCs w:val="false"/>
+          <w:sz w:val="24"/>
+          <w:szCs w:val="24"/>
+          <w:vertAlign w:val="superscript"/>
+        </w:rPr>
+        <w:t xml:space="preserve">[12,48]</w:t>
+      </w:r>
+      <w:r>
+        <w:rPr>
+          <w:rFonts w:ascii="Times New Roman" w:cs="Times New Roman" w:eastAsia="宋体" w:hAnsi="Times New Roman"/>
+          <w:b w:val="false"/>
+          <w:bCs w:val="false"/>
+          <w:sz w:val="24"/>
+          <w:szCs w:val="24"/>
+        </w:rPr>
+        <w:t xml:space="preserve">，并面临《反不正当竞争法》第九条的追究</w:t>
+      </w:r>
+      <w:r>
+        <w:rPr>
+          <w:rFonts w:ascii="Times New Roman" w:cs="Times New Roman" w:eastAsia="宋体" w:hAnsi="Times New Roman"/>
+          <w:b w:val="false"/>
+          <w:bCs w:val="false"/>
+          <w:sz w:val="24"/>
+          <w:szCs w:val="24"/>
+          <w:vertAlign w:val="superscript"/>
+        </w:rPr>
+        <w:t xml:space="preserve">[53]</w:t>
+      </w:r>
+      <w:r>
+        <w:rPr>
+          <w:rFonts w:ascii="Times New Roman" w:cs="Times New Roman" w:eastAsia="宋体" w:hAnsi="Times New Roman"/>
+          <w:b w:val="false"/>
+          <w:bCs w:val="false"/>
+          <w:sz w:val="24"/>
+          <w:szCs w:val="24"/>
+        </w:rPr>
+        <w:t xml:space="preserve">。Martinez的综述表明，多方同时优化时个体的可见度增益相互侵蚀</w:t>
+      </w:r>
+      <w:r>
+        <w:rPr>
+          <w:rFonts w:ascii="Times New Roman" w:cs="Times New Roman" w:eastAsia="宋体" w:hAnsi="Times New Roman"/>
+          <w:b w:val="false"/>
+          <w:bCs w:val="false"/>
+          <w:sz w:val="24"/>
+          <w:szCs w:val="24"/>
+          <w:vertAlign w:val="superscript"/>
+        </w:rPr>
+        <w:t xml:space="preserve">[16]</w:t>
+      </w:r>
+      <w:r>
+        <w:rPr>
+          <w:rFonts w:ascii="Times New Roman" w:cs="Times New Roman" w:eastAsia="宋体" w:hAnsi="Times New Roman"/>
+          <w:b w:val="false"/>
+          <w:bCs w:val="false"/>
+          <w:sz w:val="24"/>
+          <w:szCs w:val="24"/>
+        </w:rPr>
+        <w:t xml:space="preserve">，广告主为维持原有可见度需要持续投入。在这场竞争中，社会成本主要来自操纵型GEO，它增加的是模型需要过滤的噪声，并使模型输出整体劣化</w:t>
+      </w:r>
+      <w:r>
+        <w:rPr>
+          <w:rFonts w:ascii="Times New Roman" w:cs="Times New Roman" w:eastAsia="宋体" w:hAnsi="Times New Roman"/>
+          <w:b w:val="false"/>
+          <w:bCs w:val="false"/>
+          <w:sz w:val="24"/>
+          <w:szCs w:val="24"/>
+          <w:vertAlign w:val="superscript"/>
+        </w:rPr>
+        <w:t xml:space="preserve">[18]</w:t>
+      </w:r>
+      <w:r>
+        <w:rPr>
+          <w:rFonts w:ascii="Times New Roman" w:cs="Times New Roman" w:eastAsia="宋体" w:hAnsi="Times New Roman"/>
+          <w:b w:val="false"/>
+          <w:bCs w:val="false"/>
+          <w:sz w:val="24"/>
+          <w:szCs w:val="24"/>
+        </w:rPr>
+        <w:t xml:space="preserve">。</w:t>
       </w:r>
     </w:p>
     <w:p>
@@ -4697,7 +7284,7 @@
           <w:sz w:val="24"/>
           <w:szCs w:val="24"/>
         </w:rPr>
-        <w:t xml:space="preserve">5.4 效果度量与计价失灵</w:t>
+        <w:t xml:space="preserve">6.4 效果度量与计价</w:t>
       </w:r>
     </w:p>
     <w:p>
@@ -4714,7 +7301,49 @@
           <w:sz w:val="24"/>
           <w:szCs w:val="24"/>
         </w:rPr>
-        <w:t xml:space="preserve">搜索广告的计价与归因建立在点击之上，AI回答减少了点击。皮尤的数据中，用户点击AI摘要内引用来源的访问只占1%</w:t>
+        <w:t xml:space="preserve">搜索广告的计价与归因建立在可追踪的点击之上</w:t>
+      </w:r>
+      <w:r>
+        <w:rPr>
+          <w:rFonts w:ascii="Times New Roman" w:cs="Times New Roman" w:eastAsia="宋体" w:hAnsi="Times New Roman"/>
+          <w:b w:val="false"/>
+          <w:bCs w:val="false"/>
+          <w:sz w:val="24"/>
+          <w:szCs w:val="24"/>
+          <w:vertAlign w:val="superscript"/>
+        </w:rPr>
+        <w:t xml:space="preserve">[29,30]</w:t>
+      </w:r>
+      <w:r>
+        <w:rPr>
+          <w:rFonts w:ascii="Times New Roman" w:cs="Times New Roman" w:eastAsia="宋体" w:hAnsi="Times New Roman"/>
+          <w:b w:val="false"/>
+          <w:bCs w:val="false"/>
+          <w:sz w:val="24"/>
+          <w:szCs w:val="24"/>
+        </w:rPr>
+        <w:t xml:space="preserve">，计算广告则依赖持续积累的用户数据，刘通等已指出这一模式存在“数据悖论”和决策短视等问题</w:t>
+      </w:r>
+      <w:r>
+        <w:rPr>
+          <w:rFonts w:ascii="Times New Roman" w:cs="Times New Roman" w:eastAsia="宋体" w:hAnsi="Times New Roman"/>
+          <w:b w:val="false"/>
+          <w:bCs w:val="false"/>
+          <w:sz w:val="24"/>
+          <w:szCs w:val="24"/>
+          <w:vertAlign w:val="superscript"/>
+        </w:rPr>
+        <w:t xml:space="preserve">[32]</w:t>
+      </w:r>
+      <w:r>
+        <w:rPr>
+          <w:rFonts w:ascii="Times New Roman" w:cs="Times New Roman" w:eastAsia="宋体" w:hAnsi="Times New Roman"/>
+          <w:b w:val="false"/>
+          <w:bCs w:val="false"/>
+          <w:sz w:val="24"/>
+          <w:szCs w:val="24"/>
+        </w:rPr>
+        <w:t xml:space="preserve">。在生成式回答中，这类数据进一步缺失：皮尤的浏览记录中，用户点击AI概览内所引来源的访问只占1%</w:t>
       </w:r>
       <w:r>
         <w:rPr>
@@ -4735,7 +7364,7 @@
           <w:sz w:val="24"/>
           <w:szCs w:val="24"/>
         </w:rPr>
-        <w:t xml:space="preserve">。即便谷歌所称的自然点击总量稳定属实</w:t>
+        <w:t xml:space="preserve">。平台广告的计价方式也尚未定型，谷歌AI概览广告沿用既有的搜索、购物和效果最大化广告系列</w:t>
       </w:r>
       <w:r>
         <w:rPr>
@@ -4756,49 +7385,28 @@
           <w:sz w:val="24"/>
           <w:szCs w:val="24"/>
         </w:rPr>
-        <w:t xml:space="preserve">，品牌信息的价值也越来越多地在回答内部实现，不再表现为可追踪的跳转。平台广告方面，Perplexity按千次展示计价</w:t>
-      </w:r>
-      <w:r>
-        <w:rPr>
-          <w:rFonts w:ascii="Times New Roman" w:cs="Times New Roman" w:eastAsia="宋体" w:hAnsi="Times New Roman"/>
-          <w:b w:val="false"/>
-          <w:bCs w:val="false"/>
-          <w:sz w:val="24"/>
-          <w:szCs w:val="24"/>
-          <w:vertAlign w:val="superscript"/>
-        </w:rPr>
-        <w:t xml:space="preserve">[6]</w:t>
-      </w:r>
-      <w:r>
-        <w:rPr>
-          <w:rFonts w:ascii="Times New Roman" w:cs="Times New Roman" w:eastAsia="宋体" w:hAnsi="Times New Roman"/>
-          <w:b w:val="false"/>
-          <w:bCs w:val="false"/>
-          <w:sz w:val="24"/>
-          <w:szCs w:val="24"/>
-        </w:rPr>
-        <w:t xml:space="preserve">，谷歌AI概览广告沿用既有的搜索广告系列</w:t>
-      </w:r>
-      <w:r>
-        <w:rPr>
-          <w:rFonts w:ascii="Times New Roman" w:cs="Times New Roman" w:eastAsia="宋体" w:hAnsi="Times New Roman"/>
-          <w:b w:val="false"/>
-          <w:bCs w:val="false"/>
-          <w:sz w:val="24"/>
-          <w:szCs w:val="24"/>
-          <w:vertAlign w:val="superscript"/>
-        </w:rPr>
-        <w:t xml:space="preserve">[5]</w:t>
-      </w:r>
-      <w:r>
-        <w:rPr>
-          <w:rFonts w:ascii="Times New Roman" w:cs="Times New Roman" w:eastAsia="宋体" w:hAnsi="Times New Roman"/>
-          <w:b w:val="false"/>
-          <w:bCs w:val="false"/>
-          <w:sz w:val="24"/>
-          <w:szCs w:val="24"/>
-        </w:rPr>
-        <w:t xml:space="preserve">，计价单位正由点击回到展示。</w:t>
+        <w:t xml:space="preserve">，Perplexity则在2024年11月开始测试、2026年2月宣布退出</w:t>
+      </w:r>
+      <w:r>
+        <w:rPr>
+          <w:rFonts w:ascii="Times New Roman" w:cs="Times New Roman" w:eastAsia="宋体" w:hAnsi="Times New Roman"/>
+          <w:b w:val="false"/>
+          <w:bCs w:val="false"/>
+          <w:sz w:val="24"/>
+          <w:szCs w:val="24"/>
+          <w:vertAlign w:val="superscript"/>
+        </w:rPr>
+        <w:t xml:space="preserve">[5,6]</w:t>
+      </w:r>
+      <w:r>
+        <w:rPr>
+          <w:rFonts w:ascii="Times New Roman" w:cs="Times New Roman" w:eastAsia="宋体" w:hAnsi="Times New Roman"/>
+          <w:b w:val="false"/>
+          <w:bCs w:val="false"/>
+          <w:sz w:val="24"/>
+          <w:szCs w:val="24"/>
+        </w:rPr>
+        <w:t xml:space="preserve">。</w:t>
       </w:r>
     </w:p>
     <w:p>
@@ -4826,17 +7434,17 @@
           <w:szCs w:val="24"/>
           <w:vertAlign w:val="superscript"/>
         </w:rPr>
-        <w:t xml:space="preserve">[23]</w:t>
-      </w:r>
-      <w:r>
-        <w:rPr>
-          <w:rFonts w:ascii="Times New Roman" w:cs="Times New Roman" w:eastAsia="宋体" w:hAnsi="Times New Roman"/>
-          <w:b w:val="false"/>
-          <w:bCs w:val="false"/>
-          <w:sz w:val="24"/>
-          <w:szCs w:val="24"/>
-        </w:rPr>
-        <w:t xml:space="preserve">。GEO服务以把客户信息植入AI回答为卖点</w:t>
+        <w:t xml:space="preserve">[16]</w:t>
+      </w:r>
+      <w:r>
+        <w:rPr>
+          <w:rFonts w:ascii="Times New Roman" w:cs="Times New Roman" w:eastAsia="宋体" w:hAnsi="Times New Roman"/>
+          <w:b w:val="false"/>
+          <w:bCs w:val="false"/>
+          <w:sz w:val="24"/>
+          <w:szCs w:val="24"/>
+        </w:rPr>
+        <w:t xml:space="preserve">。新华社调查也发现，现有GEO业务大多依靠海量投放软文，靠“概率”被大模型抓取</w:t>
       </w:r>
       <w:r>
         <w:rPr>
@@ -4857,7 +7465,7 @@
           <w:sz w:val="24"/>
           <w:szCs w:val="24"/>
         </w:rPr>
-        <w:t xml:space="preserve">，如果以单次提问的结果作为验收依据，广告主无法区分真实效果与随机波动。广告主购买的是一项难以审计的服务，信息优势在服务商一方，这为夸大效果和以操纵手段“保量”留下了空间。</w:t>
+        <w:t xml:space="preserve">。单次提问的结果因此不能作为验收依据，而效果信息又掌握在服务商一方，服务商有动机以操纵手段制造短期可见度。</w:t>
       </w:r>
     </w:p>
     <w:p>
@@ -4874,7 +7482,7 @@
           <w:sz w:val="28"/>
           <w:szCs w:val="28"/>
         </w:rPr>
-        <w:t xml:space="preserve">6 治理路径与管理启示</w:t>
+        <w:t xml:space="preserve">7 治理路径与管理启示</w:t>
       </w:r>
     </w:p>
     <w:p>
@@ -4891,7 +7499,7 @@
           <w:sz w:val="24"/>
           <w:szCs w:val="24"/>
         </w:rPr>
-        <w:t xml:space="preserve">6.1 以商业目的和对价关系认定GEO内容的广告属性</w:t>
+        <w:t xml:space="preserve">7.1 以推销目的认定GEO内容的广告属性</w:t>
       </w:r>
     </w:p>
     <w:p>
@@ -4908,49 +7516,87 @@
           <w:sz w:val="24"/>
           <w:szCs w:val="24"/>
         </w:rPr>
-        <w:t xml:space="preserve">可识别性执法指南已经确立了不以是否标注作为广告认定依据的原则</w:t>
-      </w:r>
-      <w:r>
-        <w:rPr>
-          <w:rFonts w:ascii="Times New Roman" w:cs="Times New Roman" w:eastAsia="宋体" w:hAnsi="Times New Roman"/>
-          <w:b w:val="false"/>
-          <w:bCs w:val="false"/>
-          <w:sz w:val="24"/>
-          <w:szCs w:val="24"/>
-          <w:vertAlign w:val="superscript"/>
-        </w:rPr>
-        <w:t xml:space="preserve">[38]</w:t>
-      </w:r>
-      <w:r>
-        <w:rPr>
-          <w:rFonts w:ascii="Times New Roman" w:cs="Times New Roman" w:eastAsia="宋体" w:hAnsi="Times New Roman"/>
-          <w:b w:val="false"/>
-          <w:bCs w:val="false"/>
-          <w:sz w:val="24"/>
-          <w:szCs w:val="24"/>
-        </w:rPr>
-        <w:t xml:space="preserve">。在此基础上，GEO内容的广告属性可以按两个条件认定：内容的制作和分发是否以推销特定商品或服务为目的；广告主是否为此向服务商或内容渠道支付了对价。两项条件同时满足的，应视为互联网广告。这一标准与正常的公关传播可以区分：媒体在未收取对价、保有编辑决定权的情况下独立撰写的报道，不构成广告；向内容渠道付费发布的测评、榜单和资讯，则与以新闻报道形式变相发布的广告性质相同，《广告法》第十四条对后者早有禁止</w:t>
-      </w:r>
-      <w:r>
-        <w:rPr>
-          <w:rFonts w:ascii="Times New Roman" w:cs="Times New Roman" w:eastAsia="宋体" w:hAnsi="Times New Roman"/>
-          <w:b w:val="false"/>
-          <w:bCs w:val="false"/>
-          <w:sz w:val="24"/>
-          <w:szCs w:val="24"/>
-          <w:vertAlign w:val="superscript"/>
-        </w:rPr>
-        <w:t xml:space="preserve">[37]</w:t>
-      </w:r>
-      <w:r>
-        <w:rPr>
-          <w:rFonts w:ascii="Times New Roman" w:cs="Times New Roman" w:eastAsia="宋体" w:hAnsi="Times New Roman"/>
-          <w:b w:val="false"/>
-          <w:bCs w:val="false"/>
-          <w:sz w:val="24"/>
-          <w:szCs w:val="24"/>
-        </w:rPr>
-        <w:t xml:space="preserve">。建议在《互联网广告管理办法》第九条的列举情形中增加“通过制作、分发内容影响生成式人工智能输出以推销商品或者服务”，明确广告主承担首要责任，GEO服务商承担广告经营者责任。</w:t>
+        <w:t xml:space="preserve">GEO内容的广告属性应按《广告法》第二条认定：内容的制作和分发以直接或者间接推销特定商品或服务为目的，即构成商业广告，发布在品牌自有网站还是第三方信源不影响认定</w:t>
+      </w:r>
+      <w:r>
+        <w:rPr>
+          <w:rFonts w:ascii="Times New Roman" w:cs="Times New Roman" w:eastAsia="宋体" w:hAnsi="Times New Roman"/>
+          <w:b w:val="false"/>
+          <w:bCs w:val="false"/>
+          <w:sz w:val="24"/>
+          <w:szCs w:val="24"/>
+          <w:vertAlign w:val="superscript"/>
+        </w:rPr>
+        <w:t xml:space="preserve">[49]</w:t>
+      </w:r>
+      <w:r>
+        <w:rPr>
+          <w:rFonts w:ascii="Times New Roman" w:cs="Times New Roman" w:eastAsia="宋体" w:hAnsi="Times New Roman"/>
+          <w:b w:val="false"/>
+          <w:bCs w:val="false"/>
+          <w:sz w:val="24"/>
+          <w:szCs w:val="24"/>
+        </w:rPr>
+        <w:t xml:space="preserve">。广告主向服务商或内容渠道支付对价，是证明推销目的的主要证据，不是认定的前提条件。这一标准与正常的公关传播可以区分：媒体在未收取对价、保有编辑决定权的情况下独立撰写的报道，不构成广告；向内容渠道付费发布的测评、榜单和资讯，以非广告的形式承载推销内容，与《广告法》第十四条禁止的大众传播媒介以新闻报道形式变相发布广告属于同一类可识别性问题</w:t>
+      </w:r>
+      <w:r>
+        <w:rPr>
+          <w:rFonts w:ascii="Times New Roman" w:cs="Times New Roman" w:eastAsia="宋体" w:hAnsi="Times New Roman"/>
+          <w:b w:val="false"/>
+          <w:bCs w:val="false"/>
+          <w:sz w:val="24"/>
+          <w:szCs w:val="24"/>
+          <w:vertAlign w:val="superscript"/>
+        </w:rPr>
+        <w:t xml:space="preserve">[49]</w:t>
+      </w:r>
+      <w:r>
+        <w:rPr>
+          <w:rFonts w:ascii="Times New Roman" w:cs="Times New Roman" w:eastAsia="宋体" w:hAnsi="Times New Roman"/>
+          <w:b w:val="false"/>
+          <w:bCs w:val="false"/>
+          <w:sz w:val="24"/>
+          <w:szCs w:val="24"/>
+        </w:rPr>
+        <w:t xml:space="preserve">，发布在自媒体账号和网站上的，适用《互联网广告管理办法》第九条的一般可识别性要求</w:t>
+      </w:r>
+      <w:r>
+        <w:rPr>
+          <w:rFonts w:ascii="Times New Roman" w:cs="Times New Roman" w:eastAsia="宋体" w:hAnsi="Times New Roman"/>
+          <w:b w:val="false"/>
+          <w:bCs w:val="false"/>
+          <w:sz w:val="24"/>
+          <w:szCs w:val="24"/>
+          <w:vertAlign w:val="superscript"/>
+        </w:rPr>
+        <w:t xml:space="preserve">[46]</w:t>
+      </w:r>
+      <w:r>
+        <w:rPr>
+          <w:rFonts w:ascii="Times New Roman" w:cs="Times New Roman" w:eastAsia="宋体" w:hAnsi="Times New Roman"/>
+          <w:b w:val="false"/>
+          <w:bCs w:val="false"/>
+          <w:sz w:val="24"/>
+          <w:szCs w:val="24"/>
+        </w:rPr>
+        <w:t xml:space="preserve">。</w:t>
+      </w:r>
+    </w:p>
+    <w:p>
+      <w:pPr>
+        <w:spacing w:after="0" w:before="0" w:line="360"/>
+        <w:ind w:firstLine="480"/>
+        <w:jc w:val="both"/>
+      </w:pPr>
+      <w:r>
+        <w:rPr>
+          <w:rFonts w:ascii="Times New Roman" w:cs="Times New Roman" w:eastAsia="宋体" w:hAnsi="Times New Roman"/>
+          <w:b w:val="false"/>
+          <w:bCs w:val="false"/>
+          <w:sz w:val="24"/>
+          <w:szCs w:val="24"/>
+        </w:rPr>
+        <w:t xml:space="preserve">针对6.1节所述的回答环节缺口，建议在《互联网广告管理办法》中明确生成式回答场景下的主体认定：委托他人制作、分发内容以影响生成式人工智能输出、推销商品或服务的，委托方为广告主，承接内容设计、制作和投放的为广告经营者，在信源端发布内容的为广告发布者；生成式人工智能服务提供者在回答中呈现带有商业标记的信源内容时，负有向用户提示的义务。</w:t>
       </w:r>
     </w:p>
     <w:p>
@@ -4967,7 +7613,7 @@
           <w:sz w:val="24"/>
           <w:szCs w:val="24"/>
         </w:rPr>
-        <w:t xml:space="preserve">6.2 在信源端设置可随检索传递的商业标记</w:t>
+        <w:t xml:space="preserve">7.2 在信源端设置随检索传递的商业标记</w:t>
       </w:r>
     </w:p>
     <w:p>
@@ -4984,28 +7630,49 @@
           <w:sz w:val="24"/>
           <w:szCs w:val="24"/>
         </w:rPr>
-        <w:t xml:space="preserve">GEO内容进入回答之前，最后一个由人控制的环节是在第三方信源上发布。标识义务应设在这一环节：广告主和服务商在投放的测评、榜单、资讯等内容上显著标注“广告”或“推广”，并在网页元数据中写入机器可读的商业属性标记。《人工智能生成合成内容标识办法》已经建立了显式标识与元数据隐式标识并行的做法</w:t>
-      </w:r>
-      <w:r>
-        <w:rPr>
-          <w:rFonts w:ascii="Times New Roman" w:cs="Times New Roman" w:eastAsia="宋体" w:hAnsi="Times New Roman"/>
-          <w:b w:val="false"/>
-          <w:bCs w:val="false"/>
-          <w:sz w:val="24"/>
-          <w:szCs w:val="24"/>
-          <w:vertAlign w:val="superscript"/>
-        </w:rPr>
-        <w:t xml:space="preserve">[41]</w:t>
-      </w:r>
-      <w:r>
-        <w:rPr>
-          <w:rFonts w:ascii="Times New Roman" w:cs="Times New Roman" w:eastAsia="宋体" w:hAnsi="Times New Roman"/>
-          <w:b w:val="false"/>
-          <w:bCs w:val="false"/>
-          <w:sz w:val="24"/>
-          <w:szCs w:val="24"/>
-        </w:rPr>
-        <w:t xml:space="preserve">，商业标记可以沿用这一结构。生成式引擎在检索时读取该标记，对带有商业标记的信源降低权重，或在引用该信源时向用户提示。这样，标识随内容进入引擎，平台无须事后判断哪些内容是付费的。</w:t>
+        <w:t xml:space="preserve">GEO内容进入回答之前，最后一个由人控制的环节是在信源上发布，标识义务应设在这一环节。广告主和服务商在投放的测评、榜单、资讯等内容上显著标注“广告”或“推广”，并在网页元数据中写入机器可读的商业属性标记。《人工智能生成合成内容标识办法》已经建立了显式标识与元数据隐式标识并行的做法</w:t>
+      </w:r>
+      <w:r>
+        <w:rPr>
+          <w:rFonts w:ascii="Times New Roman" w:cs="Times New Roman" w:eastAsia="宋体" w:hAnsi="Times New Roman"/>
+          <w:b w:val="false"/>
+          <w:bCs w:val="false"/>
+          <w:sz w:val="24"/>
+          <w:szCs w:val="24"/>
+          <w:vertAlign w:val="superscript"/>
+        </w:rPr>
+        <w:t xml:space="preserve">[52]</w:t>
+      </w:r>
+      <w:r>
+        <w:rPr>
+          <w:rFonts w:ascii="Times New Roman" w:cs="Times New Roman" w:eastAsia="宋体" w:hAnsi="Times New Roman"/>
+          <w:b w:val="false"/>
+          <w:bCs w:val="false"/>
+          <w:sz w:val="24"/>
+          <w:szCs w:val="24"/>
+        </w:rPr>
+        <w:t xml:space="preserve">，商业标记可以沿用这一结构。生成式引擎在检索时读取该标记，引用带有标记的信源时在回答中注明“含商业推广来源”，不因标记降低其权重，以免形成不标注的激励。未标注的付费内容按7.1节认定为未标识广告，由市场监管部门依法查处。按照4.3节的命题，这一设计的作用是在回答中恢复用户识别说服企图的线索。标识也不必然损害广告主：廖秉宜和梁瑄轩的研究显示，透明度较高的原生广告效果更好，感知信任在其中起中介作用</w:t>
+      </w:r>
+      <w:r>
+        <w:rPr>
+          <w:rFonts w:ascii="Times New Roman" w:cs="Times New Roman" w:eastAsia="宋体" w:hAnsi="Times New Roman"/>
+          <w:b w:val="false"/>
+          <w:bCs w:val="false"/>
+          <w:sz w:val="24"/>
+          <w:szCs w:val="24"/>
+          <w:vertAlign w:val="superscript"/>
+        </w:rPr>
+        <w:t xml:space="preserve">[38]</w:t>
+      </w:r>
+      <w:r>
+        <w:rPr>
+          <w:rFonts w:ascii="Times New Roman" w:cs="Times New Roman" w:eastAsia="宋体" w:hAnsi="Times New Roman"/>
+          <w:b w:val="false"/>
+          <w:bCs w:val="false"/>
+          <w:sz w:val="24"/>
+          <w:szCs w:val="24"/>
+        </w:rPr>
+        <w:t xml:space="preserve">。</w:t>
       </w:r>
     </w:p>
     <w:p>
@@ -5022,7 +7689,7 @@
           <w:sz w:val="24"/>
           <w:szCs w:val="24"/>
         </w:rPr>
-        <w:t xml:space="preserve">6.3 生成式引擎平台：维护回答的独立性</w:t>
+        <w:t xml:space="preserve">7.3 生成式引擎平台：兑现回答独立性承诺</w:t>
       </w:r>
     </w:p>
     <w:p>
@@ -5039,70 +7706,91 @@
           <w:sz w:val="24"/>
           <w:szCs w:val="24"/>
         </w:rPr>
-        <w:t xml:space="preserve">回答的独立性是生成式引擎平台广告业务成立的前提</w:t>
-      </w:r>
-      <w:r>
-        <w:rPr>
-          <w:rFonts w:ascii="Times New Roman" w:cs="Times New Roman" w:eastAsia="宋体" w:hAnsi="Times New Roman"/>
-          <w:b w:val="false"/>
-          <w:bCs w:val="false"/>
-          <w:sz w:val="24"/>
-          <w:szCs w:val="24"/>
-          <w:vertAlign w:val="superscript"/>
-        </w:rPr>
-        <w:t xml:space="preserve">[7]</w:t>
-      </w:r>
-      <w:r>
-        <w:rPr>
-          <w:rFonts w:ascii="Times New Roman" w:cs="Times New Roman" w:eastAsia="宋体" w:hAnsi="Times New Roman"/>
-          <w:b w:val="false"/>
-          <w:bCs w:val="false"/>
-          <w:sz w:val="24"/>
-          <w:szCs w:val="24"/>
-        </w:rPr>
-        <w:t xml:space="preserve">。平台应当做好三件事。其一，将付费广告与回答在位置和视觉上分开，并在广告政策中明确禁止广告主借助第三方内容影响回答。其二，建立信源可信度评估和异常内容识别机制，重点识别短时间内批量出现、措辞高度相似的测评和榜单；对生成式回答中广告内容的检测已有可行的技术方案</w:t>
-      </w:r>
-      <w:r>
-        <w:rPr>
-          <w:rFonts w:ascii="Times New Roman" w:cs="Times New Roman" w:eastAsia="宋体" w:hAnsi="Times New Roman"/>
-          <w:b w:val="false"/>
-          <w:bCs w:val="false"/>
-          <w:sz w:val="24"/>
-          <w:szCs w:val="24"/>
-          <w:vertAlign w:val="superscript"/>
-        </w:rPr>
-        <w:t xml:space="preserve">[42]</w:t>
-      </w:r>
-      <w:r>
-        <w:rPr>
-          <w:rFonts w:ascii="Times New Roman" w:cs="Times New Roman" w:eastAsia="宋体" w:hAnsi="Times New Roman"/>
-          <w:b w:val="false"/>
-          <w:bCs w:val="false"/>
-          <w:sz w:val="24"/>
-          <w:szCs w:val="24"/>
-        </w:rPr>
-        <w:t xml:space="preserve">。其三，公开内容质量准则，引导GEO走向与引擎目标一致的方向。Wu等的研究表明，按照引擎偏好规则优化内容，可以在提升内容被采用度的同时不降低回答质量</w:t>
-      </w:r>
-      <w:r>
-        <w:rPr>
-          <w:rFonts w:ascii="Times New Roman" w:cs="Times New Roman" w:eastAsia="宋体" w:hAnsi="Times New Roman"/>
-          <w:b w:val="false"/>
-          <w:bCs w:val="false"/>
-          <w:sz w:val="24"/>
-          <w:szCs w:val="24"/>
-          <w:vertAlign w:val="superscript"/>
-        </w:rPr>
-        <w:t xml:space="preserve">[22]</w:t>
-      </w:r>
-      <w:r>
-        <w:rPr>
-          <w:rFonts w:ascii="Times New Roman" w:cs="Times New Roman" w:eastAsia="宋体" w:hAnsi="Times New Roman"/>
-          <w:b w:val="false"/>
-          <w:bCs w:val="false"/>
-          <w:sz w:val="24"/>
-          <w:szCs w:val="24"/>
-        </w:rPr>
-        <w:t xml:space="preserve">。平台有条件把这类规则转化为面向内容方的公开指南，这与搜索引擎以站长指南规范SEO的做法类似。</w:t>
+        <w:t xml:space="preserve">OpenAI和Perplexity都公开承诺广告不影响回答</w:t>
+      </w:r>
+      <w:r>
+        <w:rPr>
+          <w:rFonts w:ascii="Times New Roman" w:cs="Times New Roman" w:eastAsia="宋体" w:hAnsi="Times New Roman"/>
+          <w:b w:val="false"/>
+          <w:bCs w:val="false"/>
+          <w:sz w:val="24"/>
+          <w:szCs w:val="24"/>
+          <w:vertAlign w:val="superscript"/>
+        </w:rPr>
+        <w:t xml:space="preserve">[5,7]</w:t>
+      </w:r>
+      <w:r>
+        <w:rPr>
+          <w:rFonts w:ascii="Times New Roman" w:cs="Times New Roman" w:eastAsia="宋体" w:hAnsi="Times New Roman"/>
+          <w:b w:val="false"/>
+          <w:bCs w:val="false"/>
+          <w:sz w:val="24"/>
+          <w:szCs w:val="24"/>
+        </w:rPr>
+        <w:t xml:space="preserve">，Perplexity退出广告业务也表明，回答独立性关系到平台的用户信任</w:t>
+      </w:r>
+      <w:r>
+        <w:rPr>
+          <w:rFonts w:ascii="Times New Roman" w:cs="Times New Roman" w:eastAsia="宋体" w:hAnsi="Times New Roman"/>
+          <w:b w:val="false"/>
+          <w:bCs w:val="false"/>
+          <w:sz w:val="24"/>
+          <w:szCs w:val="24"/>
+          <w:vertAlign w:val="superscript"/>
+        </w:rPr>
+        <w:t xml:space="preserve">[6]</w:t>
+      </w:r>
+      <w:r>
+        <w:rPr>
+          <w:rFonts w:ascii="Times New Roman" w:cs="Times New Roman" w:eastAsia="宋体" w:hAnsi="Times New Roman"/>
+          <w:b w:val="false"/>
+          <w:bCs w:val="false"/>
+          <w:sz w:val="24"/>
+          <w:szCs w:val="24"/>
+        </w:rPr>
+        <w:t xml:space="preserve">。兑现这一承诺，平台首先要把付费广告与回答在位置和视觉上分开，并在广告政策中禁止广告主借助第三方内容影响回答。在此基础上，平台需要识别信源端的异常发布行为。文本层面的检测不能判断推销性表述是否来自付费信源</w:t>
+      </w:r>
+      <w:r>
+        <w:rPr>
+          <w:rFonts w:ascii="Times New Roman" w:cs="Times New Roman" w:eastAsia="宋体" w:hAnsi="Times New Roman"/>
+          <w:b w:val="false"/>
+          <w:bCs w:val="false"/>
+          <w:sz w:val="24"/>
+          <w:szCs w:val="24"/>
+          <w:vertAlign w:val="superscript"/>
+        </w:rPr>
+        <w:t xml:space="preserve">[27]</w:t>
+      </w:r>
+      <w:r>
+        <w:rPr>
+          <w:rFonts w:ascii="Times New Roman" w:cs="Times New Roman" w:eastAsia="宋体" w:hAnsi="Times New Roman"/>
+          <w:b w:val="false"/>
+          <w:bCs w:val="false"/>
+          <w:sz w:val="24"/>
+          <w:szCs w:val="24"/>
+        </w:rPr>
+        <w:t xml:space="preserve">，识别重点因此应放在发布行为上，包括账号注册时间、发布时间分布和不同信源之间的文本相似度。平台还可以公开内容质量准则，引导GEO走向与引擎目标一致的方向。Wu等的研究表明，按照引擎偏好规则优化内容，可以在提升内容被采用度的同时不降低回答质量</w:t>
+      </w:r>
+      <w:r>
+        <w:rPr>
+          <w:rFonts w:ascii="Times New Roman" w:cs="Times New Roman" w:eastAsia="宋体" w:hAnsi="Times New Roman"/>
+          <w:b w:val="false"/>
+          <w:bCs w:val="false"/>
+          <w:sz w:val="24"/>
+          <w:szCs w:val="24"/>
+          <w:vertAlign w:val="superscript"/>
+        </w:rPr>
+        <w:t xml:space="preserve">[15]</w:t>
+      </w:r>
+      <w:r>
+        <w:rPr>
+          <w:rFonts w:ascii="Times New Roman" w:cs="Times New Roman" w:eastAsia="宋体" w:hAnsi="Times New Roman"/>
+          <w:b w:val="false"/>
+          <w:bCs w:val="false"/>
+          <w:sz w:val="24"/>
+          <w:szCs w:val="24"/>
+        </w:rPr>
+        <w:t xml:space="preserve">，这与搜索引擎以站长指南规范SEO的做法类似。</w:t>
       </w:r>
     </w:p>
     <w:p>
@@ -5119,7 +7807,7 @@
           <w:sz w:val="24"/>
           <w:szCs w:val="24"/>
         </w:rPr>
-        <w:t xml:space="preserve">6.4 广告主与GEO服务商：可核验的内容与可审计的效果</w:t>
+        <w:t xml:space="preserve">7.4 GEO服务商：履行广告经营者义务</w:t>
       </w:r>
     </w:p>
     <w:p>
@@ -5136,70 +7824,66 @@
           <w:sz w:val="24"/>
           <w:szCs w:val="24"/>
         </w:rPr>
-        <w:t xml:space="preserve">对广告主而言，在AI回答中获得可见度最稳妥的方式，是让引擎能够检索到完整、准确、可核验的产品信息，并通过真实的第三方报道和用户评价积累赢得媒体</w:t>
-      </w:r>
-      <w:r>
-        <w:rPr>
-          <w:rFonts w:ascii="Times New Roman" w:cs="Times New Roman" w:eastAsia="宋体" w:hAnsi="Times New Roman"/>
-          <w:b w:val="false"/>
-          <w:bCs w:val="false"/>
-          <w:sz w:val="24"/>
-          <w:szCs w:val="24"/>
-          <w:vertAlign w:val="superscript"/>
-        </w:rPr>
-        <w:t xml:space="preserve">[21]</w:t>
-      </w:r>
-      <w:r>
-        <w:rPr>
-          <w:rFonts w:ascii="Times New Roman" w:cs="Times New Roman" w:eastAsia="宋体" w:hAnsi="Times New Roman"/>
-          <w:b w:val="false"/>
-          <w:bCs w:val="false"/>
-          <w:sz w:val="24"/>
-          <w:szCs w:val="24"/>
-        </w:rPr>
-        <w:t xml:space="preserve">。与GEO服务商签约时，应在合同中禁止虚构测评、评价和排名，并约定违约责任。2025年修订的《反不正当竞争法》已将虚假评价列为规制对象</w:t>
-      </w:r>
-      <w:r>
-        <w:rPr>
-          <w:rFonts w:ascii="Times New Roman" w:cs="Times New Roman" w:eastAsia="宋体" w:hAnsi="Times New Roman"/>
-          <w:b w:val="false"/>
-          <w:bCs w:val="false"/>
-          <w:sz w:val="24"/>
-          <w:szCs w:val="24"/>
-          <w:vertAlign w:val="superscript"/>
-        </w:rPr>
-        <w:t xml:space="preserve">[44]</w:t>
-      </w:r>
-      <w:r>
-        <w:rPr>
-          <w:rFonts w:ascii="Times New Roman" w:cs="Times New Roman" w:eastAsia="宋体" w:hAnsi="Times New Roman"/>
-          <w:b w:val="false"/>
-          <w:bCs w:val="false"/>
-          <w:sz w:val="24"/>
-          <w:szCs w:val="24"/>
-        </w:rPr>
-        <w:t xml:space="preserve">，广告主是虚假评价的直接受益者，在合同中排除此类做法是控制自身法律风险的必要措施。效果验收应采用重复抽样：在多个引擎、多种问法和不同时间点上重复提问，统计品牌被提及的比例和位置分布，并设置不做优化的对照品类</w:t>
-      </w:r>
-      <w:r>
-        <w:rPr>
-          <w:rFonts w:ascii="Times New Roman" w:cs="Times New Roman" w:eastAsia="宋体" w:hAnsi="Times New Roman"/>
-          <w:b w:val="false"/>
-          <w:bCs w:val="false"/>
-          <w:sz w:val="24"/>
-          <w:szCs w:val="24"/>
-          <w:vertAlign w:val="superscript"/>
-        </w:rPr>
-        <w:t xml:space="preserve">[23]</w:t>
-      </w:r>
-      <w:r>
-        <w:rPr>
-          <w:rFonts w:ascii="Times New Roman" w:cs="Times New Roman" w:eastAsia="宋体" w:hAnsi="Times New Roman"/>
-          <w:b w:val="false"/>
-          <w:bCs w:val="false"/>
-          <w:sz w:val="24"/>
-          <w:szCs w:val="24"/>
-        </w:rPr>
-        <w:t xml:space="preserve">，以此取代单次截图。</w:t>
+        <w:t xml:space="preserve">GEO服务商接受广告主委托设计、制作和投放内容，属于《广告法》第二条所称的广告经营者</w:t>
+      </w:r>
+      <w:r>
+        <w:rPr>
+          <w:rFonts w:ascii="Times New Roman" w:cs="Times New Roman" w:eastAsia="宋体" w:hAnsi="Times New Roman"/>
+          <w:b w:val="false"/>
+          <w:bCs w:val="false"/>
+          <w:sz w:val="24"/>
+          <w:szCs w:val="24"/>
+          <w:vertAlign w:val="superscript"/>
+        </w:rPr>
+        <w:t xml:space="preserve">[49]</w:t>
+      </w:r>
+      <w:r>
+        <w:rPr>
+          <w:rFonts w:ascii="Times New Roman" w:cs="Times New Roman" w:eastAsia="宋体" w:hAnsi="Times New Roman"/>
+          <w:b w:val="false"/>
+          <w:bCs w:val="false"/>
+          <w:sz w:val="24"/>
+          <w:szCs w:val="24"/>
+        </w:rPr>
+        <w:t xml:space="preserve">，应当依照《互联网广告管理办法》第十四条建立并落实承接登记、审核和档案管理制度，核对广告内容，档案保存期限不少于三年</w:t>
+      </w:r>
+      <w:r>
+        <w:rPr>
+          <w:rFonts w:ascii="Times New Roman" w:cs="Times New Roman" w:eastAsia="宋体" w:hAnsi="Times New Roman"/>
+          <w:b w:val="false"/>
+          <w:bCs w:val="false"/>
+          <w:sz w:val="24"/>
+          <w:szCs w:val="24"/>
+          <w:vertAlign w:val="superscript"/>
+        </w:rPr>
+        <w:t xml:space="preserve">[46]</w:t>
+      </w:r>
+      <w:r>
+        <w:rPr>
+          <w:rFonts w:ascii="Times New Roman" w:cs="Times New Roman" w:eastAsia="宋体" w:hAnsi="Times New Roman"/>
+          <w:b w:val="false"/>
+          <w:bCs w:val="false"/>
+          <w:sz w:val="24"/>
+          <w:szCs w:val="24"/>
+        </w:rPr>
+        <w:t xml:space="preserve">。结合GEO的特点，服务商还应保存内容投放的渠道、数量和时间记录，在投放内容上标注商业属性并写入机器可读标记。承接发布的自媒体账号和网站经营者是广告发布者，负有显著标明“广告”的义务。行业组织可以在此基础上统一GEO效果报告的测量方法。</w:t>
+      </w:r>
+    </w:p>
+    <w:p>
+      <w:pPr>
+        <w:keepNext/>
+        <w:spacing w:after="60" w:before="120" w:line="360"/>
+        <w:jc w:val="left"/>
+      </w:pPr>
+      <w:r>
+        <w:rPr>
+          <w:rFonts w:ascii="Times New Roman" w:cs="Times New Roman" w:eastAsia="黑体" w:hAnsi="Times New Roman"/>
+          <w:b/>
+          <w:bCs/>
+          <w:sz w:val="24"/>
+          <w:szCs w:val="24"/>
+        </w:rPr>
+        <w:t xml:space="preserve">7.5 广告主：可核验的内容与可审计的效果</w:t>
       </w:r>
     </w:p>
     <w:p>
@@ -5216,7 +7900,70 @@
           <w:sz w:val="24"/>
           <w:szCs w:val="24"/>
         </w:rPr>
-        <w:t xml:space="preserve">对GEO服务商而言，行业组织可以制定服务规范，要求披露内容投放的渠道和数量、标注商业属性，并统一效果报告的测量方法。</w:t>
+        <w:t xml:space="preserve">对广告主而言，在AI回答中获得可见度的途径，是把产品信息组织成便于机器读取和引证的形式，并通过真实的第三方权威报道积累赢得媒体</w:t>
+      </w:r>
+      <w:r>
+        <w:rPr>
+          <w:rFonts w:ascii="Times New Roman" w:cs="Times New Roman" w:eastAsia="宋体" w:hAnsi="Times New Roman"/>
+          <w:b w:val="false"/>
+          <w:bCs w:val="false"/>
+          <w:sz w:val="24"/>
+          <w:szCs w:val="24"/>
+          <w:vertAlign w:val="superscript"/>
+        </w:rPr>
+        <w:t xml:space="preserve">[14]</w:t>
+      </w:r>
+      <w:r>
+        <w:rPr>
+          <w:rFonts w:ascii="Times New Roman" w:cs="Times New Roman" w:eastAsia="宋体" w:hAnsi="Times New Roman"/>
+          <w:b w:val="false"/>
+          <w:bCs w:val="false"/>
+          <w:sz w:val="24"/>
+          <w:szCs w:val="24"/>
+        </w:rPr>
+        <w:t xml:space="preserve">。与GEO服务商签约时，应在合同中禁止虚构测评、评价和排名，并约定违约责任。2025年修订的《反不正当竞争法》已将组织虚假评价列为规制对象</w:t>
+      </w:r>
+      <w:r>
+        <w:rPr>
+          <w:rFonts w:ascii="Times New Roman" w:cs="Times New Roman" w:eastAsia="宋体" w:hAnsi="Times New Roman"/>
+          <w:b w:val="false"/>
+          <w:bCs w:val="false"/>
+          <w:sz w:val="24"/>
+          <w:szCs w:val="24"/>
+          <w:vertAlign w:val="superscript"/>
+        </w:rPr>
+        <w:t xml:space="preserve">[53]</w:t>
+      </w:r>
+      <w:r>
+        <w:rPr>
+          <w:rFonts w:ascii="Times New Roman" w:cs="Times New Roman" w:eastAsia="宋体" w:hAnsi="Times New Roman"/>
+          <w:b w:val="false"/>
+          <w:bCs w:val="false"/>
+          <w:sz w:val="24"/>
+          <w:szCs w:val="24"/>
+        </w:rPr>
+        <w:t xml:space="preserve">，广告主是虚假评价的直接受益者，在合同中排除此类做法是控制自身法律风险的必要措施。效果验收应采用Martinez提出的可复现测量思路，在多个引擎上以多种问法、在不同时间点重复测量，设置对照，并人工核验引用内容的保真度</w:t>
+      </w:r>
+      <w:r>
+        <w:rPr>
+          <w:rFonts w:ascii="Times New Roman" w:cs="Times New Roman" w:eastAsia="宋体" w:hAnsi="Times New Roman"/>
+          <w:b w:val="false"/>
+          <w:bCs w:val="false"/>
+          <w:sz w:val="24"/>
+          <w:szCs w:val="24"/>
+          <w:vertAlign w:val="superscript"/>
+        </w:rPr>
+        <w:t xml:space="preserve">[16]</w:t>
+      </w:r>
+      <w:r>
+        <w:rPr>
+          <w:rFonts w:ascii="Times New Roman" w:cs="Times New Roman" w:eastAsia="宋体" w:hAnsi="Times New Roman"/>
+          <w:b w:val="false"/>
+          <w:bCs w:val="false"/>
+          <w:sz w:val="24"/>
+          <w:szCs w:val="24"/>
+        </w:rPr>
+        <w:t xml:space="preserve">；在此基础上统计品牌被引用的比例和位置分布。本文另建议以同品类中未做优化的品牌作为对照，以区分优化效果与引擎自身的变化。</w:t>
       </w:r>
     </w:p>
     <w:p>
@@ -5233,7 +7980,7 @@
           <w:sz w:val="24"/>
           <w:szCs w:val="24"/>
         </w:rPr>
-        <w:t xml:space="preserve">6.5 监管部门：协调两套标识规则</w:t>
+        <w:t xml:space="preserve">7.6 监管部门：协调两套标识规则</w:t>
       </w:r>
     </w:p>
     <w:p>
@@ -5250,28 +7997,49 @@
           <w:sz w:val="24"/>
           <w:szCs w:val="24"/>
         </w:rPr>
-        <w:t xml:space="preserve">市场监管部门负责广告标识，网信部门负责AI生成内容标识，两套规则目前各管一段</w:t>
-      </w:r>
-      <w:r>
-        <w:rPr>
-          <w:rFonts w:ascii="Times New Roman" w:cs="Times New Roman" w:eastAsia="宋体" w:hAnsi="Times New Roman"/>
-          <w:b w:val="false"/>
-          <w:bCs w:val="false"/>
-          <w:sz w:val="24"/>
-          <w:szCs w:val="24"/>
-          <w:vertAlign w:val="superscript"/>
-        </w:rPr>
-        <w:t xml:space="preserve">[28,41]</w:t>
-      </w:r>
-      <w:r>
-        <w:rPr>
-          <w:rFonts w:ascii="Times New Roman" w:cs="Times New Roman" w:eastAsia="宋体" w:hAnsi="Times New Roman"/>
-          <w:b w:val="false"/>
-          <w:bCs w:val="false"/>
-          <w:sz w:val="24"/>
-          <w:szCs w:val="24"/>
-        </w:rPr>
-        <w:t xml:space="preserve">。建议两部门在执法上建立协作：市场监管部门以广告可识别性和反不正当竞争规则为依据，查处未标识的GEO广告和虚假评价；网信部门在生成式人工智能服务的备案与安全评估中，加入防范信源投毒和商业内容渗透的要求。执法方式上，可以借鉴GEO效果审计的方法，以多引擎、多问法的抽样监测发现异常推荐，再沿信源追溯投放主体。</w:t>
+        <w:t xml:space="preserve">广告标识由市场监管部门负责</w:t>
+      </w:r>
+      <w:r>
+        <w:rPr>
+          <w:rFonts w:ascii="Times New Roman" w:cs="Times New Roman" w:eastAsia="宋体" w:hAnsi="Times New Roman"/>
+          <w:b w:val="false"/>
+          <w:bCs w:val="false"/>
+          <w:sz w:val="24"/>
+          <w:szCs w:val="24"/>
+          <w:vertAlign w:val="superscript"/>
+        </w:rPr>
+        <w:t xml:space="preserve">[46]</w:t>
+      </w:r>
+      <w:r>
+        <w:rPr>
+          <w:rFonts w:ascii="Times New Roman" w:cs="Times New Roman" w:eastAsia="宋体" w:hAnsi="Times New Roman"/>
+          <w:b w:val="false"/>
+          <w:bCs w:val="false"/>
+          <w:sz w:val="24"/>
+          <w:szCs w:val="24"/>
+        </w:rPr>
+        <w:t xml:space="preserve">，人工智能生成合成内容标识由网信、电信、公安和广播电视等主管部门依职责负责</w:t>
+      </w:r>
+      <w:r>
+        <w:rPr>
+          <w:rFonts w:ascii="Times New Roman" w:cs="Times New Roman" w:eastAsia="宋体" w:hAnsi="Times New Roman"/>
+          <w:b w:val="false"/>
+          <w:bCs w:val="false"/>
+          <w:sz w:val="24"/>
+          <w:szCs w:val="24"/>
+          <w:vertAlign w:val="superscript"/>
+        </w:rPr>
+        <w:t xml:space="preserve">[52]</w:t>
+      </w:r>
+      <w:r>
+        <w:rPr>
+          <w:rFonts w:ascii="Times New Roman" w:cs="Times New Roman" w:eastAsia="宋体" w:hAnsi="Times New Roman"/>
+          <w:b w:val="false"/>
+          <w:bCs w:val="false"/>
+          <w:sz w:val="24"/>
+          <w:szCs w:val="24"/>
+        </w:rPr>
+        <w:t xml:space="preserve">，两套规则目前各管一段。建议在执法上建立协作：市场监管部门以广告可识别性和反不正当竞争规则为依据，查处未标识的GEO广告和虚假评价；网信部门在生成式人工智能服务的备案与安全评估中，加入防范信源投毒和商业内容渗透的要求。执法方式上可以借鉴GEO效果审计的方法，以多引擎、多问法的抽样监测发现异常推荐，再沿信源追溯投放主体。</w:t>
       </w:r>
     </w:p>
     <w:p>
@@ -5288,7 +8056,7 @@
           <w:sz w:val="28"/>
           <w:szCs w:val="28"/>
         </w:rPr>
-        <w:t xml:space="preserve">7 结论</w:t>
+        <w:t xml:space="preserve">8 结论</w:t>
       </w:r>
     </w:p>
     <w:p>
@@ -5305,7 +8073,7 @@
           <w:sz w:val="24"/>
           <w:szCs w:val="24"/>
         </w:rPr>
-        <w:t xml:space="preserve">生成式引擎改变了品牌进入用户视野的方式，GEO随之成为一种不经过平台广告系统、以回答正文为载体的广告形态。本文得出四点结论。第一，GEO作用于检索进入、上下文分配和引用生成三个环节，媒介购买的对象由平台广告位转为引擎所信任的第三方信源，效果取决于信源权威性和检索相关性。第二，AI搜索中的商业信息沿平台嵌入广告和第三方GEO两条轨道进入回答，前者有标识、收入归平台，后者无标识、收入归服务商和内容渠道，《互联网广告管理办法》列举的标识情形只覆盖前者。第三，GEO与信息操纵依据同一套技术原理，从合规改写到知识投毒之间没有技术边界，“3·15”晚会曝光的案例已经显示了其现实危害。第四，零点击化和生成结果的随机性使按点击计价与单次截图验收都不再可靠。在治理上，本文主张以商业目的和对价关系认定GEO内容的广告属性，在信源端设置可随检索传递的商业标记，由平台维护回答的独立性，由广告主以重复抽样验收效果，并由市场监管与网信部门协调两套标识规则。</w:t>
+        <w:t xml:space="preserve">生成式引擎改变了品牌进入用户视野的方式，GEO随之成为一种不经过平台广告系统、以回答正文为载体的广告形态。本文得出四点结论。第一，GEO作用于检索召回、上下文分配和引用生成三个环节，媒介购买的对象由平台广告位转为引擎所信任的第三方信源，效果主要取决于话题相关性、上下文位置以及信源是否属于引擎偏好的第三方媒体。第二，AI搜索中的商业信息沿平台广告和第三方GEO两条路径进入回答，前者有标识、收入归平台，后者无标识、收入归服务商和内容渠道；现行广告规则能够约束信源端的付费内容，却约束不到其在AI回答中的呈现，回答环节没有承担标识义务的广告发布者。第三，GEO与信息操纵作用于同一路径，二者的区别在于内容是否真实、是否利用模型漏洞；“3·15”晚会中的测试表明，这类操纵能够在国内主流大模型上以低成本实现。第四，零点击化削弱了按点击计价与归因的基础，生成结果的随机性使单次提问不能作为GEO效果的验收依据。在治理上，本文主张按推销目的认定GEO内容的广告属性，明确生成式回答场景下各主体的认定规则，在信源端设置随检索传递、不影响权重的商业标记，要求GEO服务商履行广告经营者义务，由广告主以多引擎重复抽样验收效果，并由市场监管与网信等部门协调两套标识规则。</w:t>
       </w:r>
     </w:p>
     <w:p>
@@ -5322,7 +8090,7 @@
           <w:sz w:val="24"/>
           <w:szCs w:val="24"/>
         </w:rPr>
-        <w:t xml:space="preserve">本研究基于公开文献、政策文本和媒体报道，未取得GEO服务商和平台的内部数据；文中引用的多项GEO实验来自研究者自建的基准和预印本，其结论适用于相应的实验设置。后续研究可以在三个方向推进：通过田野实验测量GEO在真实引擎中的效果及其持续时间；通过消费者实验检验AI回答中不同广告标识方式对说服知识激活的影响；跟踪GEO相关执法案例，检验本文提出的认定规则在实践中的可操作性。</w:t>
+        <w:t xml:space="preserve">本研究有以下局限。平台证据以境外平台为主，国内AI助手的广告形态尚缺少官方公开说明；研究基于公开文献、规范文本和媒体报道，未取得GEO服务商和平台的内部数据；文中引用的多项GEO实验来自研究者自建的基准和预印本，其结论适用于相应的实验设置；以GEO为主题的中文同行评议文献仍很少。后续研究可以在三个方向推进：通过田野实验测量GEO在国内外真实引擎中的效果及其持续时间；通过消费者实验检验AI回答中不同商业标记方式对说服知识激活的影响；跟踪GEO相关执法案例，检验本文提出的主体认定规则在实践中的可操作性。</w:t>
       </w:r>
     </w:p>
     <w:p>
@@ -5449,7 +8217,7 @@
           <w:sz w:val="21"/>
           <w:szCs w:val="21"/>
         </w:rPr>
-        <w:t xml:space="preserve">Gartner. Gartner predicts search engine volume will drop 25% by 2026, due to AI chatbots and other virtual agents[EB/OL]. (2024-02-19). https://www.gartner.com/en/newsroom/press-releases/2024-02-19-gartner-predicts-search-engine-volume-will-drop-25-percent-by-2026-due-to-ai-chatbots-and-other-virtual-agents.</w:t>
+        <w:t xml:space="preserve">REID L. AI in Search is driving more queries and higher quality clicks[EB/OL]. (2025-08-06). https://blog.google/products/search/ai-search-driving-more-queries-higher-quality-clicks/.</w:t>
       </w:r>
     </w:p>
     <w:p>
@@ -5486,7 +8254,7 @@
           <w:sz w:val="21"/>
           <w:szCs w:val="21"/>
         </w:rPr>
-        <w:t xml:space="preserve">REID L. AI in Search is driving more queries and higher quality clicks[EB/OL]. (2025-08-06). https://blog.google/products/search/ai-search-driving-more-queries-higher-quality-clicks/.</w:t>
+        <w:t xml:space="preserve">Google. New ways for marketers to reach customers with AI Overviews and Lens[EB/OL]. (2024-10). https://blog.google/products/ads-commerce/google-lens-ai-overviews-ads-marketers/.</w:t>
       </w:r>
     </w:p>
     <w:p>
@@ -5523,7 +8291,7 @@
           <w:sz w:val="21"/>
           <w:szCs w:val="21"/>
         </w:rPr>
-        <w:t xml:space="preserve">Google. New ways for marketers to reach customers with AI Overviews and Lens[EB/OL]. (2024-10). https://blog.google/products/ads-commerce/google-lens-ai-overviews-ads-marketers/.</w:t>
+        <w:t xml:space="preserve">Search Engine Land. Perplexity begins testing ads as sponsored follow-up questions[EB/OL]. (2024-11). https://searchengineland.com/perplexity-begins-testing-ads-448277.</w:t>
       </w:r>
     </w:p>
     <w:p>
@@ -5560,7 +8328,7 @@
           <w:sz w:val="21"/>
           <w:szCs w:val="21"/>
         </w:rPr>
-        <w:t xml:space="preserve">Search Engine Land. Perplexity begins testing ads as sponsored follow-up questions[EB/OL]. (2024-11). https://searchengineland.com/perplexity-begins-testing-ads-448277.</w:t>
+        <w:t xml:space="preserve">Campaign. Perplexity pulls the plug on ads, citing trust concerns for AI[EB/OL]. (2026-02). https://www.campaignlive.com/article/perplexity-pulls-plug-ads-citing-trust-concerns-ai/1949142.</w:t>
       </w:r>
     </w:p>
     <w:p>
@@ -5782,7 +8550,7 @@
           <w:sz w:val="21"/>
           <w:szCs w:val="21"/>
         </w:rPr>
-        <w:t xml:space="preserve">新浪财经. 央视3·15晚会曝光AI大模型“投毒”黑产：「力擎GEO优化系统」被点名[EB/OL]. (2026-03-16). https://finance.sina.com.cn/stock/t/2026-03-16/doc-inhrcxwy9819362.shtml.</w:t>
+        <w:t xml:space="preserve">新浪财经. 央视3·15晚会曝光AI大模型“投毒”黑产：「力擎 GEO 优化系统」被点名[EB/OL]. (2026-03-16). https://finance.sina.com.cn/stock/t/2026-03-16/doc-inhrcxwy9819362.shtml.</w:t>
       </w:r>
     </w:p>
     <w:p>
@@ -5819,7 +8587,7 @@
           <w:sz w:val="21"/>
           <w:szCs w:val="21"/>
         </w:rPr>
-        <w:t xml:space="preserve">KUMAR A, LAKKARAJU H. Manipulating large language models to increase product visibility[EB/OL]. (2024-04-11). https://arxiv.org/abs/2404.07981.</w:t>
+        <w:t xml:space="preserve">LEWIS P, PEREZ E, PIKTUS A, et al. Retrieval-augmented generation for knowledge-intensive NLP tasks[C]//Advances in Neural Information Processing Systems 33. Red Hook: Curran Associates, 2020: 9459-9474.</w:t>
       </w:r>
     </w:p>
     <w:p>
@@ -5856,7 +8624,7 @@
           <w:sz w:val="21"/>
           <w:szCs w:val="21"/>
         </w:rPr>
-        <w:t xml:space="preserve">NESTAAS F, DEBENEDETTI E, TRAMÈR F. Adversarial search engine optimization for large language models[C]//The Thirteenth International Conference on Learning Representations. 2025.</w:t>
+        <w:t xml:space="preserve">CHEN M, WANG X, CHEN K, et al. Generative engine optimization: how to dominate AI search[EB/OL]. (2025-09-10). https://arxiv.org/abs/2509.08919.</w:t>
       </w:r>
     </w:p>
     <w:p>
@@ -5893,7 +8661,7 @@
           <w:sz w:val="21"/>
           <w:szCs w:val="21"/>
         </w:rPr>
-        <w:t xml:space="preserve">DÜTTING P, MIRROKNI V, PAES LEME R, et al. Mechanism design for large language models[C]//Proceedings of the ACM Web Conference 2024. New York: ACM, 2024: 144-155.</w:t>
+        <w:t xml:space="preserve">WU Y, ZHONG S, KIM Y, et al. What generative search engines like and how to optimize web content cooperatively[C]//The Fourteenth International Conference on Learning Representations. 2026.</w:t>
       </w:r>
     </w:p>
     <w:p>
@@ -5930,7 +8698,7 @@
           <w:sz w:val="21"/>
           <w:szCs w:val="21"/>
         </w:rPr>
-        <w:t xml:space="preserve">HAJIAGHAYI M, LAHAIE S, REZAEI K, et al. Ad auctions for LLMs via retrieval augmented generation[C]//Advances in Neural Information Processing Systems 37. Red Hook: Curran Associates, 2024. DOI: 10.52202/079017-0585.</w:t>
+        <w:t xml:space="preserve">MARTINEZ O. Optimizing visibility in generative engines: a critical survey of generative engine optimization (2023-2026)[EB/OL]. (2026-07-15). https://arxiv.org/abs/2607.14035.</w:t>
       </w:r>
     </w:p>
     <w:p>
@@ -5967,7 +8735,7 @@
           <w:sz w:val="21"/>
           <w:szCs w:val="21"/>
         </w:rPr>
-        <w:t xml:space="preserve">唐欣琳. AI驱动在线广告生态系统演化变革：管理策略的理论探索[J]. 管理科学与工程, 2026, 15(3): 721-731. DOI: 10.12677/mse.2026.153070.</w:t>
+        <w:t xml:space="preserve">KUMAR A, LAKKARAJU H. Manipulating large language models to increase product visibility[EB/OL]. (2024-04-11). https://arxiv.org/abs/2404.07981.</w:t>
       </w:r>
     </w:p>
     <w:p>
@@ -6004,7 +8772,7 @@
           <w:sz w:val="21"/>
           <w:szCs w:val="21"/>
         </w:rPr>
-        <w:t xml:space="preserve">ZELCH I, HAGEN M, POTTHAST M. A user study on the acceptance of native advertising in generative IR[C]//Proceedings of the 2024 Conference on Human Information Interaction and Retrieval. New York: ACM, 2024: 142-152. DOI: 10.1145/3627508.3638316.</w:t>
+        <w:t xml:space="preserve">NESTAAS F, DEBENEDETTI E, TRAMÈR F. Adversarial search engine optimization for large language models[C]//The Thirteenth International Conference on Learning Representations. 2025.</w:t>
       </w:r>
     </w:p>
     <w:p>
@@ -6041,7 +8809,7 @@
           <w:sz w:val="21"/>
           <w:szCs w:val="21"/>
         </w:rPr>
-        <w:t xml:space="preserve">LEWIS P, PEREZ E, PIKTUS A, et al. Retrieval-augmented generation for knowledge-intensive NLP tasks[C]//Advances in Neural Information Processing Systems 33. Red Hook: Curran Associates, 2020: 9459-9474.</w:t>
+        <w:t xml:space="preserve">PFROMMER S, BAI Y, GAUTAM T, et al. Ranking manipulation for conversational search engines[C]//Proceedings of the 2024 Conference on Empirical Methods in Natural Language Processing. Miami: ACL, 2024: 9523-9552. DOI: 10.18653/v1/2024.emnlp-main.534.</w:t>
       </w:r>
     </w:p>
     <w:p>
@@ -6078,7 +8846,7 @@
           <w:sz w:val="21"/>
           <w:szCs w:val="21"/>
         </w:rPr>
-        <w:t xml:space="preserve">LIU N F, ZHANG T, LIANG P. Evaluating verifiability in generative search engines[C]//Findings of the Association for Computational Linguistics: EMNLP 2023. Singapore: ACL, 2023: 7001-7025. DOI: 10.18653/v1/2023.findings-emnlp.467.</w:t>
+        <w:t xml:space="preserve">ZOU W, GENG R, WANG B, et al. PoisonedRAG: knowledge corruption attacks to retrieval-augmented generation of large language models[C]//Proceedings of the 34th USENIX Security Symposium. Seattle: USENIX Association, 2025: 3827-3844.</w:t>
       </w:r>
     </w:p>
     <w:p>
@@ -6115,7 +8883,7 @@
           <w:sz w:val="21"/>
           <w:szCs w:val="21"/>
         </w:rPr>
-        <w:t xml:space="preserve">CHEN M, WANG X, CHEN K, et al. Generative engine optimization: how to dominate AI search[EB/OL]. (2025-09-10). https://arxiv.org/abs/2509.08919.</w:t>
+        <w:t xml:space="preserve">FEIZI S, HAJIAGHAYI M, REZAEI K, et al. Online advertisements with LLMs: opportunities and challenges[J]. ACM SIGecom Exchanges, 2025, 22(2): 66-81.</w:t>
       </w:r>
     </w:p>
     <w:p>
@@ -6152,7 +8920,7 @@
           <w:sz w:val="21"/>
           <w:szCs w:val="21"/>
         </w:rPr>
-        <w:t xml:space="preserve">WU Y, ZHONG S, KIM Y, et al. What generative search engines like and how to optimize web content cooperatively[C]//The Fourteenth International Conference on Learning Representations. 2026.</w:t>
+        <w:t xml:space="preserve">DÜTTING P, MIRROKNI V, PAES LEME R, et al. Mechanism design for large language models[C]//Proceedings of the ACM Web Conference 2024. New York: ACM, 2024: 144-155.</w:t>
       </w:r>
     </w:p>
     <w:p>
@@ -6189,7 +8957,7 @@
           <w:sz w:val="21"/>
           <w:szCs w:val="21"/>
         </w:rPr>
-        <w:t xml:space="preserve">MARTINEZ O. Optimizing visibility in generative engines: a critical survey of generative engine optimization (2023-2026)[EB/OL]. (2026-07-15). https://arxiv.org/abs/2607.14035.</w:t>
+        <w:t xml:space="preserve">DUBEY K A, FENG Z, KIDAMBI R, et al. Auctions with LLM summaries[EB/OL]. (2024-04-11). https://arxiv.org/abs/2404.08126.</w:t>
       </w:r>
     </w:p>
     <w:p>
@@ -6226,7 +8994,7 @@
           <w:sz w:val="21"/>
           <w:szCs w:val="21"/>
         </w:rPr>
-        <w:t xml:space="preserve">EDELMAN B, OSTROVSKY M, SCHWARZ M. Internet advertising and the generalized second-price auction: selling billions of dollars worth of keywords[J]. American Economic Review, 2007, 97(1): 242-259. DOI: 10.1257/aer.97.1.242.</w:t>
+        <w:t xml:space="preserve">HAJIAGHAYI M, LAHAIE S, REZAEI K, et al. Ad auctions for LLMs via retrieval augmented generation[C]//Advances in Neural Information Processing Systems 37. Red Hook: Curran Associates, 2024. DOI: 10.52202/079017-0585.</w:t>
       </w:r>
     </w:p>
     <w:p>
@@ -6263,7 +9031,7 @@
           <w:sz w:val="21"/>
           <w:szCs w:val="21"/>
         </w:rPr>
-        <w:t xml:space="preserve">GHOSE A, YANG S. An empirical analysis of search engine advertising: sponsored search in electronic markets[J]. Management Science, 2009, 55(10): 1605-1622. DOI: 10.1287/mnsc.1090.1054.</w:t>
+        <w:t xml:space="preserve">HU S, ZHANG S, SHI Y, et al. GEM-Bench: a benchmark for ad-injected response generation within generative engine marketing[EB/OL]. (2025-09-17). https://arxiv.org/abs/2509.14221.</w:t>
       </w:r>
     </w:p>
     <w:p>
@@ -6300,7 +9068,7 @@
           <w:sz w:val="21"/>
           <w:szCs w:val="21"/>
         </w:rPr>
-        <w:t xml:space="preserve">BERMAN R, KATONA Z. The role of search engine optimization in search marketing[J]. Marketing Science, 2013, 32(4): 644-651. DOI: 10.1287/mksc.2013.0783.</w:t>
+        <w:t xml:space="preserve">ZELCH I, HAGEN M, POTTHAST M. A user study on the acceptance of native advertising in generative IR[C]//Proceedings of the 2024 Conference on Human Information Interaction and Retrieval. New York: ACM, 2024: 142-152. DOI: 10.1145/3627508.3638316.</w:t>
       </w:r>
     </w:p>
     <w:p>
@@ -6337,7 +9105,7 @@
           <w:sz w:val="21"/>
           <w:szCs w:val="21"/>
         </w:rPr>
-        <w:t xml:space="preserve">国家工商行政管理总局. 互联网广告管理暂行办法: 国家工商行政管理总局令第87号[Z]. 2016-07-04.</w:t>
+        <w:t xml:space="preserve">SCHMIDT S, ZELCH I, BEVENDORFF J, et al. Detecting generated native ads in conversational search[C]//Companion Proceedings of the ACM Web Conference 2024. New York: ACM, 2024: 722-725. DOI: 10.1145/3589335.3651489.</w:t>
       </w:r>
     </w:p>
     <w:p>
@@ -6374,7 +9142,7 @@
           <w:sz w:val="21"/>
           <w:szCs w:val="21"/>
         </w:rPr>
-        <w:t xml:space="preserve">国家市场监督管理总局. 互联网广告管理办法: 国家市场监督管理总局令第72号[Z]. 2023-02-25.</w:t>
+        <w:t xml:space="preserve">EDELMAN B, OSTROVSKY M, SCHWARZ M. Internet advertising and the generalized second-price auction: selling billions of dollars worth of keywords[J]. American Economic Review, 2007, 97(1): 242-259. DOI: 10.1257/aer.97.1.242.</w:t>
       </w:r>
     </w:p>
     <w:p>
@@ -6411,7 +9179,7 @@
           <w:sz w:val="21"/>
           <w:szCs w:val="21"/>
         </w:rPr>
-        <w:t xml:space="preserve">FRIESTAD M, WRIGHT P. The persuasion knowledge model: how people cope with persuasion attempts[J]. Journal of Consumer Research, 1994, 21(1): 1-31. DOI: 10.1086/209380.</w:t>
+        <w:t xml:space="preserve">GHOSE A, YANG S. An empirical analysis of search engine advertising: sponsored search in electronic markets[J]. Management Science, 2009, 55(10): 1605-1622. DOI: 10.1287/mnsc.1090.1054.</w:t>
       </w:r>
     </w:p>
     <w:p>
@@ -6448,7 +9216,7 @@
           <w:sz w:val="21"/>
           <w:szCs w:val="21"/>
         </w:rPr>
-        <w:t xml:space="preserve">BOERMAN S C, VAN REIJMERSDAL E A, NEIJENS P C. Sponsorship disclosure: effects of duration on persuasion knowledge and brand responses[J]. Journal of Communication, 2012, 62(6): 1047-1064. DOI: 10.1111/j.1460-2466.2012.01677.x.</w:t>
+        <w:t xml:space="preserve">卢向华. 竞价排名广告的关键词投放策略及其绩效研究：基于淘宝网的实证分析[J]. 管理科学学报, 2013, 16(6): 1-9.</w:t>
       </w:r>
     </w:p>
     <w:p>
@@ -6485,7 +9253,7 @@
           <w:sz w:val="21"/>
           <w:szCs w:val="21"/>
         </w:rPr>
-        <w:t xml:space="preserve">WOJDYNSKI B W, EVANS N J. Going native: effects of disclosure position and language on the recognition and evaluation of online native advertising[J]. Journal of Advertising, 2016, 45(2): 157-168.</w:t>
+        <w:t xml:space="preserve">BERMAN R, KATONA Z. The role of search engine optimization in search marketing[J]. Marketing Science, 2013, 32(4): 644-651. DOI: 10.1287/mksc.2013.0783.</w:t>
       </w:r>
     </w:p>
     <w:p>
@@ -6522,7 +9290,7 @@
           <w:sz w:val="21"/>
           <w:szCs w:val="21"/>
         </w:rPr>
-        <w:t xml:space="preserve">新华网. 热点追踪｜AI也会被“投毒”，我们该如何避坑？[EB/OL]. (2026-03-24). https://www.news.cn/sikepro/20260324/494ee57bffef4bab90d3ca0e0d9fcb0c/c.html.</w:t>
+        <w:t xml:space="preserve">刘通, 黄敏学, 余正东. 心理协同视角下的计算广告：研究述评与展望[J]. 外国经济与管理, 2022, 44(7): 101-125. DOI: 10.16538/j.cnki.fem.20220429.303.</w:t>
       </w:r>
     </w:p>
     <w:p>
@@ -6559,7 +9327,7 @@
           <w:sz w:val="21"/>
           <w:szCs w:val="21"/>
         </w:rPr>
-        <w:t xml:space="preserve">PFROMMER S, BAI Y, GAUTAM T, et al. Ranking manipulation for conversational search engines[C]//Proceedings of the 2024 Conference on Empirical Methods in Natural Language Processing. Miami: ACL, 2024: 9523-9552. DOI: 10.18653/v1/2024.emnlp-main.534.</w:t>
+        <w:t xml:space="preserve">沈俏蔚, 胡丹琪, 解海天. 生成式人工智能在营销创新中的应用与研究展望[J]. 中国科学基金, 2025, 39(5): 773-781. DOI: 10.3724/BNSFC-2025-0013.</w:t>
       </w:r>
     </w:p>
     <w:p>
@@ -6596,7 +9364,7 @@
           <w:sz w:val="21"/>
           <w:szCs w:val="21"/>
         </w:rPr>
-        <w:t xml:space="preserve">DUBEY K A, FENG Z, KIDAMBI R, et al. Auctions with LLM summaries[EB/OL]. (2024-04-11). https://arxiv.org/abs/2404.08126.</w:t>
+        <w:t xml:space="preserve">FRIESTAD M, WRIGHT P. The persuasion knowledge model: how people cope with persuasion attempts[J]. Journal of Consumer Research, 1994, 21(1): 1-31. DOI: 10.1086/209380.</w:t>
       </w:r>
     </w:p>
     <w:p>
@@ -6633,7 +9401,7 @@
           <w:sz w:val="21"/>
           <w:szCs w:val="21"/>
         </w:rPr>
-        <w:t xml:space="preserve">FEIZI S, HAJIAGHAYI M, REZAEI K, et al. Online advertisements with LLMs: opportunities and challenges[J]. ACM SIGecom Exchanges, 2025, 22(2): 66-81.</w:t>
+        <w:t xml:space="preserve">梁静. 消费者说服知识研究述评[J]. 外国经济与管理, 2008, 30(7): 39-44.</w:t>
       </w:r>
     </w:p>
     <w:p>
@@ -6670,7 +9438,7 @@
           <w:sz w:val="21"/>
           <w:szCs w:val="21"/>
         </w:rPr>
-        <w:t xml:space="preserve">HU S, ZHANG S, SHI Y, et al. GEM-Bench: a benchmark for ad-injected response generation within generative engine marketing[EB/OL]. (2025-09-17). https://arxiv.org/abs/2509.14221.</w:t>
+        <w:t xml:space="preserve">BOERMAN S C, VAN REIJMERSDAL E A, NEIJENS P C. Sponsorship disclosure: effects of duration on persuasion knowledge and brand responses[J]. Journal of Communication, 2012, 62(6): 1047-1064. DOI: 10.1111/j.1460-2466.2012.01677.x.</w:t>
       </w:r>
     </w:p>
     <w:p>
@@ -6707,7 +9475,7 @@
           <w:sz w:val="21"/>
           <w:szCs w:val="21"/>
         </w:rPr>
-        <w:t xml:space="preserve">全国人民代表大会常务委员会. 中华人民共和国广告法[Z]. 2021-04-29修正.</w:t>
+        <w:t xml:space="preserve">WOJDYNSKI B W, EVANS N J. Going native: effects of disclosure position and language on the recognition and evaluation of online native advertising[J]. Journal of Advertising, 2016, 45(2): 157-168.</w:t>
       </w:r>
     </w:p>
     <w:p>
@@ -6744,7 +9512,7 @@
           <w:sz w:val="21"/>
           <w:szCs w:val="21"/>
         </w:rPr>
-        <w:t xml:space="preserve">国家市场监督管理总局. 互联网广告可识别性执法指南[Z]. 2024-08-22.</w:t>
+        <w:t xml:space="preserve">廖秉宜, 梁瑄轩. 抖音短视频原生广告透明度对广告效果的影响研究[J]. 新闻大学, 2024(11): 51-69.</w:t>
       </w:r>
     </w:p>
     <w:p>
@@ -6818,7 +9586,7 @@
           <w:sz w:val="21"/>
           <w:szCs w:val="21"/>
         </w:rPr>
-        <w:t xml:space="preserve">国家互联网信息办公室, 国家发展和改革委员会, 教育部, 等. 生成式人工智能服务管理暂行办法[Z]. 2023-07-10.</w:t>
+        <w:t xml:space="preserve">韩红星, 覃玲. 美国经验：原生广告的原罪与规制[J]. 华南理工大学学报(社会科学版), 2018, 20(1): 90-102. DOI: 10.19366/j.cnki.1009-055X.2018.01.011.</w:t>
       </w:r>
     </w:p>
     <w:p>
@@ -6855,7 +9623,7 @@
           <w:sz w:val="21"/>
           <w:szCs w:val="21"/>
         </w:rPr>
-        <w:t xml:space="preserve">国家互联网信息办公室, 工业和信息化部, 公安部, 等. 人工智能生成合成内容标识办法[Z]. 2025-03-14.</w:t>
+        <w:t xml:space="preserve">宋亚辉. 竞价排名服务中的网络关键词审查义务研究[J]. 法学家, 2013(4): 83-94.</w:t>
       </w:r>
     </w:p>
     <w:p>
@@ -6892,7 +9660,7 @@
           <w:sz w:val="21"/>
           <w:szCs w:val="21"/>
         </w:rPr>
-        <w:t xml:space="preserve">SCHMIDT S, ZELCH I, BEVENDORFF J, et al. Detecting generated native ads in conversational search[C]//Companion Proceedings of the ACM Web Conference 2024. New York: ACM, 2024.</w:t>
+        <w:t xml:space="preserve">支振锋. 生成式人工智能大模型的信息内容治理[J]. 政法论坛, 2023, 41(4): 34-48.</w:t>
       </w:r>
     </w:p>
     <w:p>
@@ -6929,7 +9697,7 @@
           <w:sz w:val="21"/>
           <w:szCs w:val="21"/>
         </w:rPr>
-        <w:t xml:space="preserve">ZOU W, GENG R, WANG B, et al. PoisonedRAG: knowledge corruption attacks to retrieval-augmented generation of large language models[C]//Proceedings of the 34th USENIX Security Symposium. Seattle: USENIX Association, 2025.</w:t>
+        <w:t xml:space="preserve">唐欣琳. AI驱动在线广告生态系统演化变革：管理策略的理论探索[J]. 管理科学与工程, 2026, 15(3): 721-731. DOI: 10.12677/mse.2026.153070.</w:t>
       </w:r>
     </w:p>
     <w:p>
@@ -6966,7 +9734,7 @@
           <w:sz w:val="21"/>
           <w:szCs w:val="21"/>
         </w:rPr>
-        <w:t xml:space="preserve">全国人民代表大会常务委员会. 中华人民共和国反不正当竞争法[Z]. 2025-06-27修订.</w:t>
+        <w:t xml:space="preserve">LIU N F, ZHANG T, LIANG P. Evaluating verifiability in generative search engines[C]//Findings of the Association for Computational Linguistics: EMNLP 2023. Singapore: ACL, 2023: 7001-7025. DOI: 10.18653/v1/2023.findings-emnlp.467.</w:t>
       </w:r>
     </w:p>
     <w:p>
@@ -7003,7 +9771,7 @@
           <w:sz w:val="21"/>
           <w:szCs w:val="21"/>
         </w:rPr>
-        <w:t xml:space="preserve">国家互联网信息办公室, 工业和信息化部, 公安部, 等. 互联网信息服务算法推荐管理规定[Z]. 2021-12-31.</w:t>
+        <w:t xml:space="preserve">国家工商行政管理总局. 互联网广告管理暂行办法: 国家工商行政管理总局令第87号[Z]. 2016-07-04.</w:t>
       </w:r>
     </w:p>
     <w:p>
@@ -7040,7 +9808,303 @@
           <w:sz w:val="21"/>
           <w:szCs w:val="21"/>
         </w:rPr>
-        <w:t xml:space="preserve">支振锋. 生成式人工智能大模型的信息内容治理[J]. 政法论坛, 2023, 41(4): 34-48.</w:t>
+        <w:t xml:space="preserve">国家市场监督管理总局. 互联网广告管理办法: 国家市场监督管理总局令第72号[Z]. 2023-02-25.</w:t>
+      </w:r>
+    </w:p>
+    <w:p>
+      <w:pPr>
+        <w:tabs>
+          <w:tab w:val="left" w:pos="480"/>
+        </w:tabs>
+        <w:spacing w:after="40" w:line="280"/>
+        <w:ind w:left="480" w:hanging="480"/>
+        <w:jc w:val="left"/>
+      </w:pPr>
+      <w:r>
+        <w:rPr>
+          <w:rFonts w:ascii="Times New Roman" w:cs="Times New Roman" w:eastAsia="宋体" w:hAnsi="Times New Roman"/>
+          <w:b w:val="false"/>
+          <w:bCs w:val="false"/>
+          <w:sz w:val="21"/>
+          <w:szCs w:val="21"/>
+        </w:rPr>
+        <w:t xml:space="preserve">[47]</w:t>
+      </w:r>
+      <w:r>
+        <w:rPr>
+          <w:sz w:val="21"/>
+          <w:szCs w:val="21"/>
+        </w:rPr>
+        <w:t xml:space="preserve">	</w:t>
+      </w:r>
+      <w:r>
+        <w:rPr>
+          <w:rFonts w:ascii="Times New Roman" w:cs="Times New Roman" w:eastAsia="宋体" w:hAnsi="Times New Roman"/>
+          <w:b w:val="false"/>
+          <w:bCs w:val="false"/>
+          <w:sz w:val="21"/>
+          <w:szCs w:val="21"/>
+        </w:rPr>
+        <w:t xml:space="preserve">STÖCKL A, NITU J. Are AI agents interacting with online ads?[EB/OL]. (2025-04). https://arxiv.org/abs/2504.07112.</w:t>
+      </w:r>
+    </w:p>
+    <w:p>
+      <w:pPr>
+        <w:tabs>
+          <w:tab w:val="left" w:pos="480"/>
+        </w:tabs>
+        <w:spacing w:after="40" w:line="280"/>
+        <w:ind w:left="480" w:hanging="480"/>
+        <w:jc w:val="left"/>
+      </w:pPr>
+      <w:r>
+        <w:rPr>
+          <w:rFonts w:ascii="Times New Roman" w:cs="Times New Roman" w:eastAsia="宋体" w:hAnsi="Times New Roman"/>
+          <w:b w:val="false"/>
+          <w:bCs w:val="false"/>
+          <w:sz w:val="21"/>
+          <w:szCs w:val="21"/>
+        </w:rPr>
+        <w:t xml:space="preserve">[48]</w:t>
+      </w:r>
+      <w:r>
+        <w:rPr>
+          <w:sz w:val="21"/>
+          <w:szCs w:val="21"/>
+        </w:rPr>
+        <w:t xml:space="preserve">	</w:t>
+      </w:r>
+      <w:r>
+        <w:rPr>
+          <w:rFonts w:ascii="Times New Roman" w:cs="Times New Roman" w:eastAsia="宋体" w:hAnsi="Times New Roman"/>
+          <w:b w:val="false"/>
+          <w:bCs w:val="false"/>
+          <w:sz w:val="21"/>
+          <w:szCs w:val="21"/>
+        </w:rPr>
+        <w:t xml:space="preserve">经济日报. 斩断“投毒”AI的黑灰产业链[EB/OL]. 新华网, (2026-03-23). https://www.news.cn/tech/20260323/c91f52ec891a44bab8d7348b98989c2d/c.html.</w:t>
+      </w:r>
+    </w:p>
+    <w:p>
+      <w:pPr>
+        <w:tabs>
+          <w:tab w:val="left" w:pos="480"/>
+        </w:tabs>
+        <w:spacing w:after="40" w:line="280"/>
+        <w:ind w:left="480" w:hanging="480"/>
+        <w:jc w:val="left"/>
+      </w:pPr>
+      <w:r>
+        <w:rPr>
+          <w:rFonts w:ascii="Times New Roman" w:cs="Times New Roman" w:eastAsia="宋体" w:hAnsi="Times New Roman"/>
+          <w:b w:val="false"/>
+          <w:bCs w:val="false"/>
+          <w:sz w:val="21"/>
+          <w:szCs w:val="21"/>
+        </w:rPr>
+        <w:t xml:space="preserve">[49]</w:t>
+      </w:r>
+      <w:r>
+        <w:rPr>
+          <w:sz w:val="21"/>
+          <w:szCs w:val="21"/>
+        </w:rPr>
+        <w:t xml:space="preserve">	</w:t>
+      </w:r>
+      <w:r>
+        <w:rPr>
+          <w:rFonts w:ascii="Times New Roman" w:cs="Times New Roman" w:eastAsia="宋体" w:hAnsi="Times New Roman"/>
+          <w:b w:val="false"/>
+          <w:bCs w:val="false"/>
+          <w:sz w:val="21"/>
+          <w:szCs w:val="21"/>
+        </w:rPr>
+        <w:t xml:space="preserve">全国人民代表大会常务委员会. 中华人民共和国广告法[Z]. 2021-04-29修正.</w:t>
+      </w:r>
+    </w:p>
+    <w:p>
+      <w:pPr>
+        <w:tabs>
+          <w:tab w:val="left" w:pos="480"/>
+        </w:tabs>
+        <w:spacing w:after="40" w:line="280"/>
+        <w:ind w:left="480" w:hanging="480"/>
+        <w:jc w:val="left"/>
+      </w:pPr>
+      <w:r>
+        <w:rPr>
+          <w:rFonts w:ascii="Times New Roman" w:cs="Times New Roman" w:eastAsia="宋体" w:hAnsi="Times New Roman"/>
+          <w:b w:val="false"/>
+          <w:bCs w:val="false"/>
+          <w:sz w:val="21"/>
+          <w:szCs w:val="21"/>
+        </w:rPr>
+        <w:t xml:space="preserve">[50]</w:t>
+      </w:r>
+      <w:r>
+        <w:rPr>
+          <w:sz w:val="21"/>
+          <w:szCs w:val="21"/>
+        </w:rPr>
+        <w:t xml:space="preserve">	</w:t>
+      </w:r>
+      <w:r>
+        <w:rPr>
+          <w:rFonts w:ascii="Times New Roman" w:cs="Times New Roman" w:eastAsia="宋体" w:hAnsi="Times New Roman"/>
+          <w:b w:val="false"/>
+          <w:bCs w:val="false"/>
+          <w:sz w:val="21"/>
+          <w:szCs w:val="21"/>
+        </w:rPr>
+        <w:t xml:space="preserve">国家市场监督管理总局. 互联网广告可识别性执法指南[Z]. 2024-08-22.</w:t>
+      </w:r>
+    </w:p>
+    <w:p>
+      <w:pPr>
+        <w:tabs>
+          <w:tab w:val="left" w:pos="480"/>
+        </w:tabs>
+        <w:spacing w:after="40" w:line="280"/>
+        <w:ind w:left="480" w:hanging="480"/>
+        <w:jc w:val="left"/>
+      </w:pPr>
+      <w:r>
+        <w:rPr>
+          <w:rFonts w:ascii="Times New Roman" w:cs="Times New Roman" w:eastAsia="宋体" w:hAnsi="Times New Roman"/>
+          <w:b w:val="false"/>
+          <w:bCs w:val="false"/>
+          <w:sz w:val="21"/>
+          <w:szCs w:val="21"/>
+        </w:rPr>
+        <w:t xml:space="preserve">[51]</w:t>
+      </w:r>
+      <w:r>
+        <w:rPr>
+          <w:sz w:val="21"/>
+          <w:szCs w:val="21"/>
+        </w:rPr>
+        <w:t xml:space="preserve">	</w:t>
+      </w:r>
+      <w:r>
+        <w:rPr>
+          <w:rFonts w:ascii="Times New Roman" w:cs="Times New Roman" w:eastAsia="宋体" w:hAnsi="Times New Roman"/>
+          <w:b w:val="false"/>
+          <w:bCs w:val="false"/>
+          <w:sz w:val="21"/>
+          <w:szCs w:val="21"/>
+        </w:rPr>
+        <w:t xml:space="preserve">国家互联网信息办公室, 国家发展和改革委员会, 教育部, 等. 生成式人工智能服务管理暂行办法[Z]. 2023-07-10.</w:t>
+      </w:r>
+    </w:p>
+    <w:p>
+      <w:pPr>
+        <w:tabs>
+          <w:tab w:val="left" w:pos="480"/>
+        </w:tabs>
+        <w:spacing w:after="40" w:line="280"/>
+        <w:ind w:left="480" w:hanging="480"/>
+        <w:jc w:val="left"/>
+      </w:pPr>
+      <w:r>
+        <w:rPr>
+          <w:rFonts w:ascii="Times New Roman" w:cs="Times New Roman" w:eastAsia="宋体" w:hAnsi="Times New Roman"/>
+          <w:b w:val="false"/>
+          <w:bCs w:val="false"/>
+          <w:sz w:val="21"/>
+          <w:szCs w:val="21"/>
+        </w:rPr>
+        <w:t xml:space="preserve">[52]</w:t>
+      </w:r>
+      <w:r>
+        <w:rPr>
+          <w:sz w:val="21"/>
+          <w:szCs w:val="21"/>
+        </w:rPr>
+        <w:t xml:space="preserve">	</w:t>
+      </w:r>
+      <w:r>
+        <w:rPr>
+          <w:rFonts w:ascii="Times New Roman" w:cs="Times New Roman" w:eastAsia="宋体" w:hAnsi="Times New Roman"/>
+          <w:b w:val="false"/>
+          <w:bCs w:val="false"/>
+          <w:sz w:val="21"/>
+          <w:szCs w:val="21"/>
+        </w:rPr>
+        <w:t xml:space="preserve">国家互联网信息办公室, 工业和信息化部, 公安部, 等. 人工智能生成合成内容标识办法: 国信办通字〔2025〕2号[Z]. 2025-03-07.</w:t>
+      </w:r>
+    </w:p>
+    <w:p>
+      <w:pPr>
+        <w:tabs>
+          <w:tab w:val="left" w:pos="480"/>
+        </w:tabs>
+        <w:spacing w:after="40" w:line="280"/>
+        <w:ind w:left="480" w:hanging="480"/>
+        <w:jc w:val="left"/>
+      </w:pPr>
+      <w:r>
+        <w:rPr>
+          <w:rFonts w:ascii="Times New Roman" w:cs="Times New Roman" w:eastAsia="宋体" w:hAnsi="Times New Roman"/>
+          <w:b w:val="false"/>
+          <w:bCs w:val="false"/>
+          <w:sz w:val="21"/>
+          <w:szCs w:val="21"/>
+        </w:rPr>
+        <w:t xml:space="preserve">[53]</w:t>
+      </w:r>
+      <w:r>
+        <w:rPr>
+          <w:sz w:val="21"/>
+          <w:szCs w:val="21"/>
+        </w:rPr>
+        <w:t xml:space="preserve">	</w:t>
+      </w:r>
+      <w:r>
+        <w:rPr>
+          <w:rFonts w:ascii="Times New Roman" w:cs="Times New Roman" w:eastAsia="宋体" w:hAnsi="Times New Roman"/>
+          <w:b w:val="false"/>
+          <w:bCs w:val="false"/>
+          <w:sz w:val="21"/>
+          <w:szCs w:val="21"/>
+        </w:rPr>
+        <w:t xml:space="preserve">全国人民代表大会常务委员会. 中华人民共和国反不正当竞争法[Z]. 2025-06-27修订.</w:t>
+      </w:r>
+    </w:p>
+    <w:p>
+      <w:pPr>
+        <w:tabs>
+          <w:tab w:val="left" w:pos="480"/>
+        </w:tabs>
+        <w:spacing w:after="40" w:line="280"/>
+        <w:ind w:left="480" w:hanging="480"/>
+        <w:jc w:val="left"/>
+      </w:pPr>
+      <w:r>
+        <w:rPr>
+          <w:rFonts w:ascii="Times New Roman" w:cs="Times New Roman" w:eastAsia="宋体" w:hAnsi="Times New Roman"/>
+          <w:b w:val="false"/>
+          <w:bCs w:val="false"/>
+          <w:sz w:val="21"/>
+          <w:szCs w:val="21"/>
+        </w:rPr>
+        <w:t xml:space="preserve">[54]</w:t>
+      </w:r>
+      <w:r>
+        <w:rPr>
+          <w:sz w:val="21"/>
+          <w:szCs w:val="21"/>
+        </w:rPr>
+        <w:t xml:space="preserve">	</w:t>
+      </w:r>
+      <w:r>
+        <w:rPr>
+          <w:rFonts w:ascii="Times New Roman" w:cs="Times New Roman" w:eastAsia="宋体" w:hAnsi="Times New Roman"/>
+          <w:b w:val="false"/>
+          <w:bCs w:val="false"/>
+          <w:sz w:val="21"/>
+          <w:szCs w:val="21"/>
+        </w:rPr>
+        <w:t xml:space="preserve">国家互联网信息办公室, 工业和信息化部, 公安部, 等. 互联网信息服务算法推荐管理规定[Z]. 2021-12-31.</w:t>
       </w:r>
     </w:p>
     <w:sectPr>

--- a/geo-paper/GEO广告化论文.docx
+++ b/geo-paper/GEO广告化论文.docx
@@ -73,7 +73,7 @@
           <w:sz w:val="21"/>
           <w:szCs w:val="21"/>
         </w:rPr>
-        <w:t xml:space="preserve">生成式引擎以整合式回答取代链接列表，品牌争夺的对象随之由用户点击转向模型的检索与引用，生成式引擎优化（Generative Engine Optimization，GEO）也由一项内容可见性技术演变为不经平台广告系统的广告投放手段。本文综合计算机科学、广告学与法学文献，按规范对象、义务内容和适用环节比对8部规范文本，并结合平台公告与国内典型事件，分析GEO广告化的运作机制、风险与治理。研究发现：GEO作用于检索召回、上下文分配与引用生成三个环节，效果主要取决于内容与查询的话题相关性、在上下文中的位置以及信源是否属于引擎偏好的第三方媒体；AI搜索中的商业信息形成平台广告与第三方GEO内容并存的结构，后者在信源端可依《广告法》认定为广告，但经模型改写进入回答后，现行规则找不到承担标识义务的广告发布者；GEO与信息操纵作用于同一路径，区别在于内容是否真实、是否利用模型漏洞，2026年“3·15”晚会曝光的“AI投毒”表明操纵门槛已经很低；零点击化削弱了按点击计价与归因的基础，生成结果的随机性又使GEO服务的效果难以审计。据此，本文提出按推销目的认定GEO内容的广告属性，在信源端设置随检索传递、不影响权重的商业标记，明确GEO服务商的广告经营者义务，以多引擎重复抽样作为效果验收标准，并对生成式引擎平台与监管部门提出建议。</w:t>
+        <w:t xml:space="preserve">生成式引擎以整合式回答取代链接列表，生成式引擎优化（GEO）随之被经营者用作不经平台广告系统的广告投放手段。本文综合计算机科学、广告学与法学文献，比对10部规范文本，并结合2026年的平台与监管动态展开分析。研究发现：GEO作用于检索召回、上下文分配与引用生成三个环节，现有证据中最稳定的影响因素是话题相关性和上下文位置；AI搜索中的商业信息形成平台广告与第三方GEO内容并存的结构，后者在信源端可认定为广告，进入不附购买入口的回答后却没有承担标识义务的广告发布者；GEO与信息操纵的区别在于内容是否真实、是否利用模型漏洞；生成结果的随机性使GEO效果难以审计。据此，本文提出按推销目的认定广告属性、在信源端设置随检索传递的商业标记、明确GEO服务商的广告经营者与发布者责任、以多引擎重复抽样验收效果等治理建议。</w:t>
       </w:r>
     </w:p>
     <w:p>
@@ -99,7 +99,7 @@
           <w:sz w:val="21"/>
           <w:szCs w:val="21"/>
         </w:rPr>
-        <w:t xml:space="preserve">生成式引擎优化；AI搜索广告；广告可识别性；说服知识模型；广告发布者</w:t>
+        <w:t xml:space="preserve">生成式引擎优化；AI搜索广告；广告可识别性；广告发布者；说服知识模型</w:t>
       </w:r>
     </w:p>
     <w:p>
@@ -245,7 +245,7 @@
           <w:sz w:val="21"/>
           <w:szCs w:val="21"/>
         </w:rPr>
-        <w:t xml:space="preserve">Generative engines replace ranked links with synthesized answers, shifting brand competition from user clicks to model retrieval and citation. Generative Engine Optimization (GEO) has consequently evolved from a content-visibility technique into a way of advertising that bypasses platform ad systems. Combining literature from computer science, advertising and law, comparing eight regulatory texts by addressee, obligation and stage of application, and drawing on platform announcements and recent cases in China, this paper analyzes the mechanisms, risks and governance of GEO as advertising. GEO operates at three stages, namely retrieval, context allocation and citation generation, and its effect depends mainly on topical relevance, position in the context window, and whether the source belongs to the third-party media that engines favor. Commercial information in AI search now follows two tracks: platform ads and third-party GEO content. The latter can be identified as advertising at the source under China's Advertising Law, but once a model rewrites it into an answer, current rules assign the labeling duty to no advertising publisher. GEO and information manipulation travel the same path and differ in whether the content is truthful and whether it exploits model weaknesses; the "AI poisoning" exposed at the 2026 "3·15" gala shows how low the barrier to manipulation has become. Zero-click search weakens click-based pricing and attribution, and the randomness of generated answers makes GEO services hard to audit. The paper proposes judging the advertising nature of GEO content by promotional purpose, attaching source-level commercial markers that travel through retrieval without affecting ranking weight, specifying the duties of GEO providers as advertising operators, and adopting repeated multi-engine sampling as the standard for verifying results, with further recommendations for generative engine platforms and regulators.</w:t>
+        <w:t xml:space="preserve">As generative engines replace ranked links with synthesized answers, businesses have begun to use Generative Engine Optimization (GEO) to advertise without going through platform ad systems. Combining literature from computer science, advertising and law, comparing ten regulatory texts, and drawing on platform and regulatory developments in 2026, this paper finds the following. GEO works at three stages, namely retrieval, context allocation and citation generation, and the most stable factors in current evidence are topical relevance and position in the context window. Commercial information in AI search follows two tracks, platform ads and third-party GEO content; the latter can be identified as advertising at its source, but once a model rewrites it into an answer without a purchase entry, no party qualifies under current rules as the advertising publisher responsible for labeling it. GEO and information manipulation differ in whether the content is truthful and whether it exploits model weaknesses. The randomness of generated answers makes GEO results hard to audit. The paper proposes judging advertising nature by promotional purpose, attaching source-level commercial markers that travel through retrieval, clarifying GEO providers' liability as advertising operators and publishers, and verifying results by repeated multi-engine sampling.</w:t>
       </w:r>
     </w:p>
     <w:p>
@@ -271,7 +271,7 @@
           <w:sz w:val="21"/>
           <w:szCs w:val="21"/>
         </w:rPr>
-        <w:t xml:space="preserve">Generative Engine Optimization; AI Search Advertising; Advertising Identifiability; Persuasion Knowledge Model; Advertising Publisher</w:t>
+        <w:t xml:space="preserve">Generative Engine Optimization; AI Search Advertising; Advertising Identifiability; Advertising Publisher; Persuasion Knowledge Model</w:t>
       </w:r>
     </w:p>
     <w:p>
@@ -391,7 +391,7 @@
           <w:sz w:val="24"/>
           <w:szCs w:val="24"/>
         </w:rPr>
-        <w:t xml:space="preserve">广告投放随之进入AI回答。谷歌于2024年10月在美国移动端的AI概览中上线广告，现有的搜索、购物和效果最大化广告系列自动获得展示资格</w:t>
+        <w:t xml:space="preserve">商业信息随之进入AI回答。谷歌于2024年10月在美国移动端的AI概览中上线广告，现有的搜索、购物和效果最大化广告系列自动获得展示资格</w:t>
       </w:r>
       <w:r>
         <w:rPr>
@@ -454,7 +454,7 @@
           <w:sz w:val="24"/>
           <w:szCs w:val="24"/>
         </w:rPr>
-        <w:t xml:space="preserve">。OpenAI于2026年1月宣布在ChatGPT免费版和Go版中测试广告</w:t>
+        <w:t xml:space="preserve">。OpenAI于2026年1月宣布在ChatGPT中引入广告</w:t>
       </w:r>
       <w:r>
         <w:rPr>
@@ -475,7 +475,7 @@
           <w:sz w:val="24"/>
           <w:szCs w:val="24"/>
         </w:rPr>
-        <w:t xml:space="preserve">，同年8月称该业务上线不足200天即达到10亿美元的年化收入运行率</w:t>
+        <w:t xml:space="preserve">，2月起在美国面向免费版和Go版用户测试</w:t>
       </w:r>
       <w:r>
         <w:rPr>
@@ -496,7 +496,7 @@
           <w:sz w:val="24"/>
           <w:szCs w:val="24"/>
         </w:rPr>
-        <w:t xml:space="preserve">。国内方面，百度2025年第三季度在线营销收入为153亿元，同比减少18%，同期AI原生营销服务收入为28亿元，同比增长262%</w:t>
+        <w:t xml:space="preserve">，8月称该业务上线不足200天即达到10亿美元的年化收入运行率</w:t>
       </w:r>
       <w:r>
         <w:rPr>
@@ -517,7 +517,70 @@
           <w:sz w:val="24"/>
           <w:szCs w:val="24"/>
         </w:rPr>
-        <w:t xml:space="preserve">，营销收入结构正在向AI相关产品倾斜。</w:t>
+        <w:t xml:space="preserve">。国内的进入方式以购物为主：豆包App于2026年4月上线“帮你选”购物入口，与抖音电商打通交易闭环</w:t>
+      </w:r>
+      <w:r>
+        <w:rPr>
+          <w:rFonts w:ascii="Times New Roman" w:cs="Times New Roman" w:eastAsia="宋体" w:hAnsi="Times New Roman"/>
+          <w:b w:val="false"/>
+          <w:bCs w:val="false"/>
+          <w:sz w:val="24"/>
+          <w:szCs w:val="24"/>
+          <w:vertAlign w:val="superscript"/>
+        </w:rPr>
+        <w:t xml:space="preserve">[10]</w:t>
+      </w:r>
+      <w:r>
+        <w:rPr>
+          <w:rFonts w:ascii="Times New Roman" w:cs="Times New Roman" w:eastAsia="宋体" w:hAnsi="Times New Roman"/>
+          <w:b w:val="false"/>
+          <w:bCs w:val="false"/>
+          <w:sz w:val="24"/>
+          <w:szCs w:val="24"/>
+        </w:rPr>
+        <w:t xml:space="preserve">；千问App于同年5月与淘宝全面打通，用户可以在对话中完成选购和下单</w:t>
+      </w:r>
+      <w:r>
+        <w:rPr>
+          <w:rFonts w:ascii="Times New Roman" w:cs="Times New Roman" w:eastAsia="宋体" w:hAnsi="Times New Roman"/>
+          <w:b w:val="false"/>
+          <w:bCs w:val="false"/>
+          <w:sz w:val="24"/>
+          <w:szCs w:val="24"/>
+          <w:vertAlign w:val="superscript"/>
+        </w:rPr>
+        <w:t xml:space="preserve">[11]</w:t>
+      </w:r>
+      <w:r>
+        <w:rPr>
+          <w:rFonts w:ascii="Times New Roman" w:cs="Times New Roman" w:eastAsia="宋体" w:hAnsi="Times New Roman"/>
+          <w:b w:val="false"/>
+          <w:bCs w:val="false"/>
+          <w:sz w:val="24"/>
+          <w:szCs w:val="24"/>
+        </w:rPr>
+        <w:t xml:space="preserve">。百度2026年第二季度在线营销服务收入为131亿元，同比下降19%，管理层表示AI搜索当前优先改善回答质量和用户体验，有意推迟其商业化</w:t>
+      </w:r>
+      <w:r>
+        <w:rPr>
+          <w:rFonts w:ascii="Times New Roman" w:cs="Times New Roman" w:eastAsia="宋体" w:hAnsi="Times New Roman"/>
+          <w:b w:val="false"/>
+          <w:bCs w:val="false"/>
+          <w:sz w:val="24"/>
+          <w:szCs w:val="24"/>
+          <w:vertAlign w:val="superscript"/>
+        </w:rPr>
+        <w:t xml:space="preserve">[12,13]</w:t>
+      </w:r>
+      <w:r>
+        <w:rPr>
+          <w:rFonts w:ascii="Times New Roman" w:cs="Times New Roman" w:eastAsia="宋体" w:hAnsi="Times New Roman"/>
+          <w:b w:val="false"/>
+          <w:bCs w:val="false"/>
+          <w:sz w:val="24"/>
+          <w:szCs w:val="24"/>
+        </w:rPr>
+        <w:t xml:space="preserve">。</w:t>
       </w:r>
     </w:p>
     <w:p>
@@ -534,18 +597,18 @@
           <w:sz w:val="24"/>
           <w:szCs w:val="24"/>
         </w:rPr>
-        <w:t xml:space="preserve">平台广告体系之外，品牌还可以通过改写和投放内容，让自身信息出现在AI的“自然”回答中。Aggarwal等将这类做法命名为生成式引擎优化（Generative Engine Optimization，GEO），并在其构建的基准上报告了最高约40%的可见度提升</w:t>
-      </w:r>
-      <w:r>
-        <w:rPr>
-          <w:rFonts w:ascii="Times New Roman" w:cs="Times New Roman" w:eastAsia="宋体" w:hAnsi="Times New Roman"/>
-          <w:b w:val="false"/>
-          <w:bCs w:val="false"/>
-          <w:sz w:val="24"/>
-          <w:szCs w:val="24"/>
-          <w:vertAlign w:val="superscript"/>
-        </w:rPr>
-        <w:t xml:space="preserve">[10]</w:t>
+        <w:t xml:space="preserve">平台广告体系之外，经营者还可以通过改写和投放内容，让自身信息出现在AI的“自然”回答中。Aggarwal等将这类做法命名为生成式引擎优化（Generative Engine Optimization，GEO），并在其构建的基准上报告了最高约40%的可见度提升</w:t>
+      </w:r>
+      <w:r>
+        <w:rPr>
+          <w:rFonts w:ascii="Times New Roman" w:cs="Times New Roman" w:eastAsia="宋体" w:hAnsi="Times New Roman"/>
+          <w:b w:val="false"/>
+          <w:bCs w:val="false"/>
+          <w:sz w:val="24"/>
+          <w:szCs w:val="24"/>
+          <w:vertAlign w:val="superscript"/>
+        </w:rPr>
+        <w:t xml:space="preserve">[14]</w:t>
       </w:r>
       <w:r>
         <w:rPr>
@@ -566,7 +629,7 @@
           <w:szCs w:val="24"/>
           <w:vertAlign w:val="superscript"/>
         </w:rPr>
-        <w:t xml:space="preserve">[11]</w:t>
+        <w:t xml:space="preserve">[15]</w:t>
       </w:r>
       <w:r>
         <w:rPr>
@@ -587,17 +650,17 @@
           <w:szCs w:val="24"/>
           <w:vertAlign w:val="superscript"/>
         </w:rPr>
-        <w:t xml:space="preserve">[12]</w:t>
-      </w:r>
-      <w:r>
-        <w:rPr>
-          <w:rFonts w:ascii="Times New Roman" w:cs="Times New Roman" w:eastAsia="宋体" w:hAnsi="Times New Roman"/>
-          <w:b w:val="false"/>
-          <w:bCs w:val="false"/>
-          <w:sz w:val="24"/>
-          <w:szCs w:val="24"/>
-        </w:rPr>
-        <w:t xml:space="preserve">。广告主出资委托服务商影响AI回答的内容，目的在于推销商品，GEO在功能上与广告相同，进入AI回答时却不带广告标识。</w:t>
+        <w:t xml:space="preserve">[16]</w:t>
+      </w:r>
+      <w:r>
+        <w:rPr>
+          <w:rFonts w:ascii="Times New Roman" w:cs="Times New Roman" w:eastAsia="宋体" w:hAnsi="Times New Roman"/>
+          <w:b w:val="false"/>
+          <w:bCs w:val="false"/>
+          <w:sz w:val="24"/>
+          <w:szCs w:val="24"/>
+        </w:rPr>
+        <w:t xml:space="preserve">。经营者出资委托服务商影响AI回答的内容，目的在于推销商品，GEO在功能上与广告相同，进入AI回答时却不带广告标识。</w:t>
       </w:r>
     </w:p>
     <w:p>
@@ -614,7 +677,7 @@
           <w:sz w:val="24"/>
           <w:szCs w:val="24"/>
         </w:rPr>
-        <w:t xml:space="preserve">GEO由此提出了三个尚未得到系统回答的问题，本文依次讨论：（1）GEO通过哪些环节进入AI回答，与平台付费广告构成何种关系；（2）GEO广告化给广告可识别性、信息质量、市场竞争和效果计量带来哪些风险；（3）现行广告规则与人工智能规则在哪些环节失效，义务应如何在广告主、GEO服务商、生成式引擎平台与监管部门之间分配。本文的贡献有三点：把GEO界定为不经平台广告系统、以回答正文为载体的广告形态，提出平台广告与第三方GEO内容并存的分析框架；通过规范文本比对，指出现行规则在AI回答环节缺少承担标识义务的主体；提出按推销目的认定广告属性、在信源端设置可传递的商业标记、以重复抽样验收效果的治理方案。</w:t>
+        <w:t xml:space="preserve">GEO由此提出了三个尚未得到系统回答的问题，本文依次讨论：（1）GEO通过哪些环节进入AI回答，与平台广告构成何种关系；（2）GEO广告化给广告可识别性、信息质量、市场竞争和效果计量带来哪些风险；（3）现行广告规则与人工智能规则在哪些环节失效，义务应如何在广告主、GEO服务商、生成式引擎平台与监管部门之间分配。本文的贡献有三点：把GEO界定为不经平台广告系统、以回答正文为载体的广告形态，提出平台广告与第三方GEO内容并存的分析框架；通过规范文本比对，指出现行规则在不附购买入口的AI回答中缺少承担标识义务的主体；提出按推销目的认定广告属性、在信源端设置可传递的商业标记、以重复抽样验收效果的治理方案。</w:t>
       </w:r>
     </w:p>
     <w:p>
@@ -693,7 +756,7 @@
           <w:szCs w:val="24"/>
           <w:vertAlign w:val="superscript"/>
         </w:rPr>
-        <w:t xml:space="preserve">[13]</w:t>
+        <w:t xml:space="preserve">[17]</w:t>
       </w:r>
       <w:r>
         <w:rPr>
@@ -714,7 +777,7 @@
           <w:szCs w:val="24"/>
           <w:vertAlign w:val="superscript"/>
         </w:rPr>
-        <w:t xml:space="preserve">[10]</w:t>
+        <w:t xml:space="preserve">[14]</w:t>
       </w:r>
       <w:r>
         <w:rPr>
@@ -735,7 +798,7 @@
           <w:szCs w:val="24"/>
           <w:vertAlign w:val="superscript"/>
         </w:rPr>
-        <w:t xml:space="preserve">[14]</w:t>
+        <w:t xml:space="preserve">[18]</w:t>
       </w:r>
       <w:r>
         <w:rPr>
@@ -756,7 +819,7 @@
           <w:szCs w:val="24"/>
           <w:vertAlign w:val="superscript"/>
         </w:rPr>
-        <w:t xml:space="preserve">[15]</w:t>
+        <w:t xml:space="preserve">[19]</w:t>
       </w:r>
       <w:r>
         <w:rPr>
@@ -777,7 +840,7 @@
           <w:szCs w:val="24"/>
           <w:vertAlign w:val="superscript"/>
         </w:rPr>
-        <w:t xml:space="preserve">[16]</w:t>
+        <w:t xml:space="preserve">[20]</w:t>
       </w:r>
       <w:r>
         <w:rPr>
@@ -798,7 +861,7 @@
           <w:szCs w:val="24"/>
           <w:vertAlign w:val="superscript"/>
         </w:rPr>
-        <w:t xml:space="preserve">[17]</w:t>
+        <w:t xml:space="preserve">[21]</w:t>
       </w:r>
       <w:r>
         <w:rPr>
@@ -819,7 +882,7 @@
           <w:szCs w:val="24"/>
           <w:vertAlign w:val="superscript"/>
         </w:rPr>
-        <w:t xml:space="preserve">[18]</w:t>
+        <w:t xml:space="preserve">[22]</w:t>
       </w:r>
       <w:r>
         <w:rPr>
@@ -840,7 +903,7 @@
           <w:szCs w:val="24"/>
           <w:vertAlign w:val="superscript"/>
         </w:rPr>
-        <w:t xml:space="preserve">[19]</w:t>
+        <w:t xml:space="preserve">[23]</w:t>
       </w:r>
       <w:r>
         <w:rPr>
@@ -861,17 +924,17 @@
           <w:szCs w:val="24"/>
           <w:vertAlign w:val="superscript"/>
         </w:rPr>
-        <w:t xml:space="preserve">[20]</w:t>
-      </w:r>
-      <w:r>
-        <w:rPr>
-          <w:rFonts w:ascii="Times New Roman" w:cs="Times New Roman" w:eastAsia="宋体" w:hAnsi="Times New Roman"/>
-          <w:b w:val="false"/>
-          <w:bCs w:val="false"/>
-          <w:sz w:val="24"/>
-          <w:szCs w:val="24"/>
-        </w:rPr>
-        <w:t xml:space="preserve">都被证明能够改变模型的推荐或回答。两条线索关注的都是可见度和鲁棒性，研究对象是内容创作者或攻击者，没有把付费委托的GEO作为广告行为讨论。</w:t>
+        <w:t xml:space="preserve">[24]</w:t>
+      </w:r>
+      <w:r>
+        <w:rPr>
+          <w:rFonts w:ascii="Times New Roman" w:cs="Times New Roman" w:eastAsia="宋体" w:hAnsi="Times New Roman"/>
+          <w:b w:val="false"/>
+          <w:bCs w:val="false"/>
+          <w:sz w:val="24"/>
+          <w:szCs w:val="24"/>
+        </w:rPr>
+        <w:t xml:space="preserve">都被证明能够改变模型的推荐或回答。</w:t>
       </w:r>
     </w:p>
     <w:p>
@@ -916,28 +979,28 @@
           <w:szCs w:val="24"/>
           <w:vertAlign w:val="superscript"/>
         </w:rPr>
-        <w:t xml:space="preserve">[21]</w:t>
-      </w:r>
-      <w:r>
-        <w:rPr>
-          <w:rFonts w:ascii="Times New Roman" w:cs="Times New Roman" w:eastAsia="宋体" w:hAnsi="Times New Roman"/>
-          <w:b w:val="false"/>
-          <w:bCs w:val="false"/>
-          <w:sz w:val="24"/>
-          <w:szCs w:val="24"/>
-        </w:rPr>
-        <w:t xml:space="preserve">；Dütting等提出逐词元运行的“词元拍卖”，各广告主的偏好由大语言模型表示，广告主通过一维出价影响生成内容</w:t>
-      </w:r>
-      <w:r>
-        <w:rPr>
-          <w:rFonts w:ascii="Times New Roman" w:cs="Times New Roman" w:eastAsia="宋体" w:hAnsi="Times New Roman"/>
-          <w:b w:val="false"/>
-          <w:bCs w:val="false"/>
-          <w:sz w:val="24"/>
-          <w:szCs w:val="24"/>
-          <w:vertAlign w:val="superscript"/>
-        </w:rPr>
-        <w:t xml:space="preserve">[22]</w:t>
+        <w:t xml:space="preserve">[25]</w:t>
+      </w:r>
+      <w:r>
+        <w:rPr>
+          <w:rFonts w:ascii="Times New Roman" w:cs="Times New Roman" w:eastAsia="宋体" w:hAnsi="Times New Roman"/>
+          <w:b w:val="false"/>
+          <w:bCs w:val="false"/>
+          <w:sz w:val="24"/>
+          <w:szCs w:val="24"/>
+        </w:rPr>
+        <w:t xml:space="preserve">；Dütting等提出逐词元运行的“词元拍卖”，多个广告主的偏好由各自的大语言模型表示，通过一维出价共同影响生成的广告文本</w:t>
+      </w:r>
+      <w:r>
+        <w:rPr>
+          <w:rFonts w:ascii="Times New Roman" w:cs="Times New Roman" w:eastAsia="宋体" w:hAnsi="Times New Roman"/>
+          <w:b w:val="false"/>
+          <w:bCs w:val="false"/>
+          <w:sz w:val="24"/>
+          <w:szCs w:val="24"/>
+          <w:vertAlign w:val="superscript"/>
+        </w:rPr>
+        <w:t xml:space="preserve">[26]</w:t>
       </w:r>
       <w:r>
         <w:rPr>
@@ -958,7 +1021,7 @@
           <w:szCs w:val="24"/>
           <w:vertAlign w:val="superscript"/>
         </w:rPr>
-        <w:t xml:space="preserve">[23]</w:t>
+        <w:t xml:space="preserve">[27]</w:t>
       </w:r>
       <w:r>
         <w:rPr>
@@ -979,49 +1042,49 @@
           <w:szCs w:val="24"/>
           <w:vertAlign w:val="superscript"/>
         </w:rPr>
-        <w:t xml:space="preserve">[24]</w:t>
-      </w:r>
-      <w:r>
-        <w:rPr>
-          <w:rFonts w:ascii="Times New Roman" w:cs="Times New Roman" w:eastAsia="宋体" w:hAnsi="Times New Roman"/>
-          <w:b w:val="false"/>
-          <w:bCs w:val="false"/>
-          <w:sz w:val="24"/>
-          <w:szCs w:val="24"/>
-        </w:rPr>
-        <w:t xml:space="preserve">。信息检索研究则关注用户能否识别生成式回答中的广告：Hu等构建的GEM-Bench基准的初步结果显示，基于提示词让模型在回答中直接植入广告，能取得尚可的点击率，但往往降低用户满意度</w:t>
-      </w:r>
-      <w:r>
-        <w:rPr>
-          <w:rFonts w:ascii="Times New Roman" w:cs="Times New Roman" w:eastAsia="宋体" w:hAnsi="Times New Roman"/>
-          <w:b w:val="false"/>
-          <w:bCs w:val="false"/>
-          <w:sz w:val="24"/>
-          <w:szCs w:val="24"/>
-          <w:vertAlign w:val="superscript"/>
-        </w:rPr>
-        <w:t xml:space="preserve">[25]</w:t>
-      </w:r>
-      <w:r>
-        <w:rPr>
-          <w:rFonts w:ascii="Times New Roman" w:cs="Times New Roman" w:eastAsia="宋体" w:hAnsi="Times New Roman"/>
-          <w:b w:val="false"/>
-          <w:bCs w:val="false"/>
-          <w:sz w:val="24"/>
-          <w:szCs w:val="24"/>
-        </w:rPr>
-        <w:t xml:space="preserve">；Zelch等的用户研究表明，由模型融入回答的品牌植入在未作标注时可以不被用户察觉</w:t>
-      </w:r>
-      <w:r>
-        <w:rPr>
-          <w:rFonts w:ascii="Times New Roman" w:cs="Times New Roman" w:eastAsia="宋体" w:hAnsi="Times New Roman"/>
-          <w:b w:val="false"/>
-          <w:bCs w:val="false"/>
-          <w:sz w:val="24"/>
-          <w:szCs w:val="24"/>
-          <w:vertAlign w:val="superscript"/>
-        </w:rPr>
-        <w:t xml:space="preserve">[26]</w:t>
+        <w:t xml:space="preserve">[28]</w:t>
+      </w:r>
+      <w:r>
+        <w:rPr>
+          <w:rFonts w:ascii="Times New Roman" w:cs="Times New Roman" w:eastAsia="宋体" w:hAnsi="Times New Roman"/>
+          <w:b w:val="false"/>
+          <w:bCs w:val="false"/>
+          <w:sz w:val="24"/>
+          <w:szCs w:val="24"/>
+        </w:rPr>
+        <w:t xml:space="preserve">。信息检索研究则关注在生成式回答中植入广告的效果与识别：Hu等构建的GEM-Bench基准的初步结果显示，基于提示词让模型在回答中直接植入广告，能取得尚可的点击率，但往往降低用户满意度</w:t>
+      </w:r>
+      <w:r>
+        <w:rPr>
+          <w:rFonts w:ascii="Times New Roman" w:cs="Times New Roman" w:eastAsia="宋体" w:hAnsi="Times New Roman"/>
+          <w:b w:val="false"/>
+          <w:bCs w:val="false"/>
+          <w:sz w:val="24"/>
+          <w:szCs w:val="24"/>
+          <w:vertAlign w:val="superscript"/>
+        </w:rPr>
+        <w:t xml:space="preserve">[29]</w:t>
+      </w:r>
+      <w:r>
+        <w:rPr>
+          <w:rFonts w:ascii="Times New Roman" w:cs="Times New Roman" w:eastAsia="宋体" w:hAnsi="Times New Roman"/>
+          <w:b w:val="false"/>
+          <w:bCs w:val="false"/>
+          <w:sz w:val="24"/>
+          <w:szCs w:val="24"/>
+        </w:rPr>
+        <w:t xml:space="preserve">；Zelch等的用户研究表明，在用户未预期的情况下，由模型融入回答的品牌或产品植入在相当比例的情形中未被察觉</w:t>
+      </w:r>
+      <w:r>
+        <w:rPr>
+          <w:rFonts w:ascii="Times New Roman" w:cs="Times New Roman" w:eastAsia="宋体" w:hAnsi="Times New Roman"/>
+          <w:b w:val="false"/>
+          <w:bCs w:val="false"/>
+          <w:sz w:val="24"/>
+          <w:szCs w:val="24"/>
+          <w:vertAlign w:val="superscript"/>
+        </w:rPr>
+        <w:t xml:space="preserve">[30]</w:t>
       </w:r>
       <w:r>
         <w:rPr>
@@ -1042,17 +1105,17 @@
           <w:szCs w:val="24"/>
           <w:vertAlign w:val="superscript"/>
         </w:rPr>
-        <w:t xml:space="preserve">[27]</w:t>
-      </w:r>
-      <w:r>
-        <w:rPr>
-          <w:rFonts w:ascii="Times New Roman" w:cs="Times New Roman" w:eastAsia="宋体" w:hAnsi="Times New Roman"/>
-          <w:b w:val="false"/>
-          <w:bCs w:val="false"/>
-          <w:sz w:val="24"/>
-          <w:szCs w:val="24"/>
-        </w:rPr>
-        <w:t xml:space="preserve">。这些研究讨论的广告都由平台或系统写入回答，第三方经由检索信源进入回答的商业内容不在其范围内。</w:t>
+        <w:t xml:space="preserve">[31]</w:t>
+      </w:r>
+      <w:r>
+        <w:rPr>
+          <w:rFonts w:ascii="Times New Roman" w:cs="Times New Roman" w:eastAsia="宋体" w:hAnsi="Times New Roman"/>
+          <w:b w:val="false"/>
+          <w:bCs w:val="false"/>
+          <w:sz w:val="24"/>
+          <w:szCs w:val="24"/>
+        </w:rPr>
+        <w:t xml:space="preserve">。</w:t>
       </w:r>
     </w:p>
     <w:p>
@@ -1097,7 +1160,7 @@
           <w:szCs w:val="24"/>
           <w:vertAlign w:val="superscript"/>
         </w:rPr>
-        <w:t xml:space="preserve">[28]</w:t>
+        <w:t xml:space="preserve">[32]</w:t>
       </w:r>
       <w:r>
         <w:rPr>
@@ -1118,7 +1181,7 @@
           <w:szCs w:val="24"/>
           <w:vertAlign w:val="superscript"/>
         </w:rPr>
-        <w:t xml:space="preserve">[29]</w:t>
+        <w:t xml:space="preserve">[33]</w:t>
       </w:r>
       <w:r>
         <w:rPr>
@@ -1139,28 +1202,28 @@
           <w:szCs w:val="24"/>
           <w:vertAlign w:val="superscript"/>
         </w:rPr>
-        <w:t xml:space="preserve">[30]</w:t>
-      </w:r>
-      <w:r>
-        <w:rPr>
-          <w:rFonts w:ascii="Times New Roman" w:cs="Times New Roman" w:eastAsia="宋体" w:hAnsi="Times New Roman"/>
-          <w:b w:val="false"/>
-          <w:bCs w:val="false"/>
-          <w:sz w:val="24"/>
-          <w:szCs w:val="24"/>
-        </w:rPr>
-        <w:t xml:space="preserve">；Berman和Katona讨论了自然结果与赞助结果之间的竞争，证明SEO改善自然排名需要满足特定条件</w:t>
-      </w:r>
-      <w:r>
-        <w:rPr>
-          <w:rFonts w:ascii="Times New Roman" w:cs="Times New Roman" w:eastAsia="宋体" w:hAnsi="Times New Roman"/>
-          <w:b w:val="false"/>
-          <w:bCs w:val="false"/>
-          <w:sz w:val="24"/>
-          <w:szCs w:val="24"/>
-          <w:vertAlign w:val="superscript"/>
-        </w:rPr>
-        <w:t xml:space="preserve">[31]</w:t>
+        <w:t xml:space="preserve">[34]</w:t>
+      </w:r>
+      <w:r>
+        <w:rPr>
+          <w:rFonts w:ascii="Times New Roman" w:cs="Times New Roman" w:eastAsia="宋体" w:hAnsi="Times New Roman"/>
+          <w:b w:val="false"/>
+          <w:bCs w:val="false"/>
+          <w:sz w:val="24"/>
+          <w:szCs w:val="24"/>
+        </w:rPr>
+        <w:t xml:space="preserve">；Berman和Katona讨论了自然结果与赞助结果之间的竞争</w:t>
+      </w:r>
+      <w:r>
+        <w:rPr>
+          <w:rFonts w:ascii="Times New Roman" w:cs="Times New Roman" w:eastAsia="宋体" w:hAnsi="Times New Roman"/>
+          <w:b w:val="false"/>
+          <w:bCs w:val="false"/>
+          <w:sz w:val="24"/>
+          <w:szCs w:val="24"/>
+          <w:vertAlign w:val="superscript"/>
+        </w:rPr>
+        <w:t xml:space="preserve">[35]</w:t>
       </w:r>
       <w:r>
         <w:rPr>
@@ -1181,7 +1244,7 @@
           <w:szCs w:val="24"/>
           <w:vertAlign w:val="superscript"/>
         </w:rPr>
-        <w:t xml:space="preserve">[32]</w:t>
+        <w:t xml:space="preserve">[36]</w:t>
       </w:r>
       <w:r>
         <w:rPr>
@@ -1202,17 +1265,17 @@
           <w:szCs w:val="24"/>
           <w:vertAlign w:val="superscript"/>
         </w:rPr>
-        <w:t xml:space="preserve">[33]</w:t>
-      </w:r>
-      <w:r>
-        <w:rPr>
-          <w:rFonts w:ascii="Times New Roman" w:cs="Times New Roman" w:eastAsia="宋体" w:hAnsi="Times New Roman"/>
-          <w:b w:val="false"/>
-          <w:bCs w:val="false"/>
-          <w:sz w:val="24"/>
-          <w:szCs w:val="24"/>
-        </w:rPr>
-        <w:t xml:space="preserve">。这些研究都以可追踪的点击和可识别的广告位为前提，而这两点在GEO中都不再成立。</w:t>
+        <w:t xml:space="preserve">[37]</w:t>
+      </w:r>
+      <w:r>
+        <w:rPr>
+          <w:rFonts w:ascii="Times New Roman" w:cs="Times New Roman" w:eastAsia="宋体" w:hAnsi="Times New Roman"/>
+          <w:b w:val="false"/>
+          <w:bCs w:val="false"/>
+          <w:sz w:val="24"/>
+          <w:szCs w:val="24"/>
+        </w:rPr>
+        <w:t xml:space="preserve">。</w:t>
       </w:r>
     </w:p>
     <w:p>
@@ -1257,7 +1320,7 @@
           <w:szCs w:val="24"/>
           <w:vertAlign w:val="superscript"/>
         </w:rPr>
-        <w:t xml:space="preserve">[34]</w:t>
+        <w:t xml:space="preserve">[38]</w:t>
       </w:r>
       <w:r>
         <w:rPr>
@@ -1278,7 +1341,7 @@
           <w:szCs w:val="24"/>
           <w:vertAlign w:val="superscript"/>
         </w:rPr>
-        <w:t xml:space="preserve">[35]</w:t>
+        <w:t xml:space="preserve">[39]</w:t>
       </w:r>
       <w:r>
         <w:rPr>
@@ -1299,7 +1362,7 @@
           <w:szCs w:val="24"/>
           <w:vertAlign w:val="superscript"/>
         </w:rPr>
-        <w:t xml:space="preserve">[36]</w:t>
+        <w:t xml:space="preserve">[40]</w:t>
       </w:r>
       <w:r>
         <w:rPr>
@@ -1320,7 +1383,7 @@
           <w:szCs w:val="24"/>
           <w:vertAlign w:val="superscript"/>
         </w:rPr>
-        <w:t xml:space="preserve">[37]</w:t>
+        <w:t xml:space="preserve">[41]</w:t>
       </w:r>
       <w:r>
         <w:rPr>
@@ -1341,17 +1404,17 @@
           <w:szCs w:val="24"/>
           <w:vertAlign w:val="superscript"/>
         </w:rPr>
-        <w:t xml:space="preserve">[38]</w:t>
-      </w:r>
-      <w:r>
-        <w:rPr>
-          <w:rFonts w:ascii="Times New Roman" w:cs="Times New Roman" w:eastAsia="宋体" w:hAnsi="Times New Roman"/>
-          <w:b w:val="false"/>
-          <w:bCs w:val="false"/>
-          <w:sz w:val="24"/>
-          <w:szCs w:val="24"/>
-        </w:rPr>
-        <w:t xml:space="preserve">。这些研究的对象是由人撰写、由人阅读的广告，说服者与受众之间没有模型这一中介。</w:t>
+        <w:t xml:space="preserve">[42]</w:t>
+      </w:r>
+      <w:r>
+        <w:rPr>
+          <w:rFonts w:ascii="Times New Roman" w:cs="Times New Roman" w:eastAsia="宋体" w:hAnsi="Times New Roman"/>
+          <w:b w:val="false"/>
+          <w:bCs w:val="false"/>
+          <w:sz w:val="24"/>
+          <w:szCs w:val="24"/>
+        </w:rPr>
+        <w:t xml:space="preserve">。</w:t>
       </w:r>
     </w:p>
     <w:p>
@@ -1396,7 +1459,7 @@
           <w:szCs w:val="24"/>
           <w:vertAlign w:val="superscript"/>
         </w:rPr>
-        <w:t xml:space="preserve">[39]</w:t>
+        <w:t xml:space="preserve">[43]</w:t>
       </w:r>
       <w:r>
         <w:rPr>
@@ -1417,7 +1480,7 @@
           <w:szCs w:val="24"/>
           <w:vertAlign w:val="superscript"/>
         </w:rPr>
-        <w:t xml:space="preserve">[40]</w:t>
+        <w:t xml:space="preserve">[44]</w:t>
       </w:r>
       <w:r>
         <w:rPr>
@@ -1438,7 +1501,7 @@
           <w:szCs w:val="24"/>
           <w:vertAlign w:val="superscript"/>
         </w:rPr>
-        <w:t xml:space="preserve">[41]</w:t>
+        <w:t xml:space="preserve">[45]</w:t>
       </w:r>
       <w:r>
         <w:rPr>
@@ -1459,17 +1522,17 @@
           <w:szCs w:val="24"/>
           <w:vertAlign w:val="superscript"/>
         </w:rPr>
-        <w:t xml:space="preserve">[42]</w:t>
-      </w:r>
-      <w:r>
-        <w:rPr>
-          <w:rFonts w:ascii="Times New Roman" w:cs="Times New Roman" w:eastAsia="宋体" w:hAnsi="Times New Roman"/>
-          <w:b w:val="false"/>
-          <w:bCs w:val="false"/>
-          <w:sz w:val="24"/>
-          <w:szCs w:val="24"/>
-        </w:rPr>
-        <w:t xml:space="preserve">。这些研究处理的或是能够找到发布者的隐蔽广告，或是模型输出的一般治理，没有讨论付费内容经模型改写后在回答中呈现时的责任归属。</w:t>
+        <w:t xml:space="preserve">[46]</w:t>
+      </w:r>
+      <w:r>
+        <w:rPr>
+          <w:rFonts w:ascii="Times New Roman" w:cs="Times New Roman" w:eastAsia="宋体" w:hAnsi="Times New Roman"/>
+          <w:b w:val="false"/>
+          <w:bCs w:val="false"/>
+          <w:sz w:val="24"/>
+          <w:szCs w:val="24"/>
+        </w:rPr>
+        <w:t xml:space="preserve">。</w:t>
       </w:r>
     </w:p>
     <w:p>
@@ -1503,28 +1566,28 @@
           <w:sz w:val="24"/>
           <w:szCs w:val="24"/>
         </w:rPr>
-        <w:t xml:space="preserve">唐欣琳在梳理AI对在线广告生态的冲击时，把GEO列为出版商应对流量下滑的策略之一，并指出广告逻辑正从争夺用户注意力转向影响AI对用户偏好的判断</w:t>
-      </w:r>
-      <w:r>
-        <w:rPr>
-          <w:rFonts w:ascii="Times New Roman" w:cs="Times New Roman" w:eastAsia="宋体" w:hAnsi="Times New Roman"/>
-          <w:b w:val="false"/>
-          <w:bCs w:val="false"/>
-          <w:sz w:val="24"/>
-          <w:szCs w:val="24"/>
-          <w:vertAlign w:val="superscript"/>
-        </w:rPr>
-        <w:t xml:space="preserve">[43]</w:t>
-      </w:r>
-      <w:r>
-        <w:rPr>
-          <w:rFonts w:ascii="Times New Roman" w:cs="Times New Roman" w:eastAsia="宋体" w:hAnsi="Times New Roman"/>
-          <w:b w:val="false"/>
-          <w:bCs w:val="false"/>
-          <w:sz w:val="24"/>
-          <w:szCs w:val="24"/>
-        </w:rPr>
-        <w:t xml:space="preserve">。在本文检索的中英文文献中（检索截至2026年10月12日），尚无研究把GEO本身作为广告行为，从运作机制、可识别性与责任分配三个方面加以分析。本文试图填补这一缺口。</w:t>
+        <w:t xml:space="preserve">上述研究分别处理了内容在生成式回答中的可见度与鲁棒性、由平台写入回答的广告、以点击为中心的搜索广告、人与人之间的广告披露，以及有明确发布者的隐蔽广告和模型输出的一般治理。经营者付费委托的第三方内容经模型改写进入回答，正处在这些研究的交叉地带。唐欣琳在梳理AI对在线广告生态的冲击时，把GEO列为出版商应对流量下滑的策略之一，并指出广告逻辑正从争夺用户注意力转向影响AI对用户偏好的判断</w:t>
+      </w:r>
+      <w:r>
+        <w:rPr>
+          <w:rFonts w:ascii="Times New Roman" w:cs="Times New Roman" w:eastAsia="宋体" w:hAnsi="Times New Roman"/>
+          <w:b w:val="false"/>
+          <w:bCs w:val="false"/>
+          <w:sz w:val="24"/>
+          <w:szCs w:val="24"/>
+          <w:vertAlign w:val="superscript"/>
+        </w:rPr>
+        <w:t xml:space="preserve">[47]</w:t>
+      </w:r>
+      <w:r>
+        <w:rPr>
+          <w:rFonts w:ascii="Times New Roman" w:cs="Times New Roman" w:eastAsia="宋体" w:hAnsi="Times New Roman"/>
+          <w:b w:val="false"/>
+          <w:bCs w:val="false"/>
+          <w:sz w:val="24"/>
+          <w:szCs w:val="24"/>
+        </w:rPr>
+        <w:t xml:space="preserve">。在本文检索的中英文文献中（检索截至2026年10月12日），尚无研究把GEO本身作为广告行为，从运作机制、可识别性与责任分配三个方面加以分析。下文从这三个方面展开。</w:t>
       </w:r>
     </w:p>
     <w:p>
@@ -1575,7 +1638,7 @@
           <w:sz w:val="24"/>
           <w:szCs w:val="24"/>
         </w:rPr>
-        <w:t xml:space="preserve">文献检索于2026年10月完成。检索入口包括学术搜索引擎，ACM Digital Library、ACL Anthology、NeurIPS、ICLR与USENIX Security会议论文集，arXiv，INFORMS期刊平台，以及国内期刊官网、国家自然科学基金委员会网站和国家哲学社会科学文献中心。英文检索词为generative engine optimization、generative search engine、LLM advertising、ad auction、native advertising disclosure、persuasion knowledge等，中文检索词为生成式引擎优化、AI搜索、计算广告、原生广告、植入式广告、竞价排名、可识别性等。纳入标准为：①研究对象是生成式引擎或对话式搜索中的内容可见性、广告投放或排序操纵；②属于搜索广告、计算广告、广告披露或隐蔽广告规制领域的基础研究；③界定检索增强生成、生成式人工智能内容治理等本文核心概念所必需；④能够在出版方、期刊官网、数据库或预印本平台核实作者、出处与主要结论。每条文献的著录信息均在上述页面核对，正文引用的每项结论均回到原文摘要或正文核对，前后进行两轮；无法核实作者、卷期或主要结论的候选文献一律剔除。行业白皮书中的国内GEO市场规模估计口径不一，且多数无法回溯原始数据，本文不予使用。最终纳入学术文献34篇，包括生成式引擎与GEO研究10篇、大语言模型广告与生成式原生广告研究8篇、搜索广告与计算广告研究6篇、广告披露与说服知识研究5篇、法学与治理研究4篇，以及作为对话对象的唐欣琳（2026）。</w:t>
+        <w:t xml:space="preserve">文献检索于2026年10月完成。检索入口包括Google Scholar，ACM Digital Library、ACL Anthology、NeurIPS、ICLR与USENIX Security会议论文集，arXiv，INFORMS期刊平台，以及国内期刊官网、国家自然科学基金委员会网站和国家哲学社会科学文献中心。英文检索词为generative engine optimization、generative search engine、LLM advertising、ad auction、native advertising disclosure、persuasion knowledge等，中文检索词为生成式引擎优化、AI搜索、计算广告、原生广告、植入式广告、竞价排名、可识别性等。纳入标准为：①研究对象是生成式引擎或对话式搜索中的内容可见性、广告投放或排序操纵；②属于搜索广告、计算广告、广告披露或隐蔽广告规制领域的基础研究；③界定检索增强生成、生成式人工智能内容治理等本文核心概念所必需；④能够在出版方、期刊官网、数据库或预印本平台核实作者、出处与主要结论。最终纳入学术文献34篇，包括生成式引擎与GEO研究10篇、大语言模型广告与生成式原生广告研究8篇、搜索广告与计算广告研究6篇、广告披露与说服知识研究5篇、法学与治理研究4篇，以及作为对话对象的唐欣琳（2026）。</w:t>
       </w:r>
     </w:p>
     <w:p>
@@ -1592,7 +1655,7 @@
           <w:sz w:val="24"/>
           <w:szCs w:val="24"/>
         </w:rPr>
-        <w:t xml:space="preserve">规范文本共8部，包括《中华人民共和国广告法》、已于2023年废止的《互联网广告管理暂行办法》、《互联网广告管理办法》、《互联网广告可识别性执法指南》、《互联网信息服务算法推荐管理规定》、《生成式人工智能服务管理暂行办法》、《人工智能生成合成内容标识办法》和2025年修订的《中华人民共和国反不正当竞争法》。本文对每部文本提取规范对象和与GEO相关的义务内容，判断其能否覆盖GEO的信源发布与AI回答呈现两个环节，结果见表3。</w:t>
+        <w:t xml:space="preserve">规范文本共10部，包括《中华人民共和国广告法》《中华人民共和国电子商务法》《网络信息内容生态治理规定》、已于2023年废止的《互联网广告管理暂行办法》《互联网信息服务算法推荐管理规定》《互联网广告管理办法》《生成式人工智能服务管理暂行办法》《互联网广告可识别性执法指南》《人工智能生成合成内容标识办法》和2025年修订的《中华人民共和国反不正当竞争法》。本文对每部文本提取规范对象和与GEO相关的规定，判断其能否覆盖GEO的信源发布与AI回答呈现两个环节，结果见表3；讨论立法建议时另行援引《中华人民共和国立法法》。2026年的监管与行业文件4份作为政策材料纳入：市场监管总局关于深化互联网广告生态治理的通知及整治重点任务、中央网信办“清朗·整治AI应用乱象”专项行动、市场监管总局《广告引证内容执法指南》，以及中国商务广告协会的GEO系列团体标准。</w:t>
       </w:r>
     </w:p>
     <w:p>
@@ -1609,7 +1672,7 @@
           <w:sz w:val="24"/>
           <w:szCs w:val="24"/>
         </w:rPr>
-        <w:t xml:space="preserve">事件材料的选择标准为：由国家级媒体发布或转载、记录了GEO的具体操作过程、可以公开核验。据此选取新华社2026年1月的调查和央视2026年“3·15”晚会的曝光，并以经济日报的相关评论补充操作细节。平台材料取自谷歌、Perplexity、OpenAI的官方公告或权威媒体报道，以及百度财报的媒体报道。国内AI助手的广告形态尚缺少官方公开说明，本文的平台证据因此以境外平台为主。</w:t>
+        <w:t xml:space="preserve">事件材料的选择标准为：由国家级媒体发布或转载、记录了GEO的具体操作过程、可以公开核验。据此选取新华社2026年1月的调查和央视2026年“3·15”晚会的曝光，并以经济日报的相关评论补充操作细节。平台材料取自谷歌、Perplexity、OpenAI、百度的官方公告、财报和业绩会实录，以及关于豆包、千问购物功能的媒体报道。</w:t>
       </w:r>
     </w:p>
     <w:p>
@@ -1660,18 +1723,18 @@
           <w:sz w:val="24"/>
           <w:szCs w:val="24"/>
         </w:rPr>
-        <w:t xml:space="preserve">本文所称生成式引擎，包括以谷歌AI概览为代表的搜索内嵌回答、以Perplexity为代表的AI搜索和以ChatGPT为代表的对话式助手，引述文献时保留原文术语。这类系统收到查询后检索相关网页，把检索结果放入模型上下文，由模型生成带有来源标注的自然语言回答</w:t>
-      </w:r>
-      <w:r>
-        <w:rPr>
-          <w:rFonts w:ascii="Times New Roman" w:cs="Times New Roman" w:eastAsia="宋体" w:hAnsi="Times New Roman"/>
-          <w:b w:val="false"/>
-          <w:bCs w:val="false"/>
-          <w:sz w:val="24"/>
-          <w:szCs w:val="24"/>
-          <w:vertAlign w:val="superscript"/>
-        </w:rPr>
-        <w:t xml:space="preserve">[13]</w:t>
+        <w:t xml:space="preserve">本文所称生成式引擎（下文亦称AI搜索），包括以谷歌AI概览为代表的搜索内嵌回答、以Perplexity为代表的独立AI搜索引擎和以ChatGPT、豆包、千问为代表的对话式助手，引述文献时保留原文术语。这类系统收到查询后检索相关网页，把检索结果放入模型上下文，由模型生成带有来源标注的自然语言回答</w:t>
+      </w:r>
+      <w:r>
+        <w:rPr>
+          <w:rFonts w:ascii="Times New Roman" w:cs="Times New Roman" w:eastAsia="宋体" w:hAnsi="Times New Roman"/>
+          <w:b w:val="false"/>
+          <w:bCs w:val="false"/>
+          <w:sz w:val="24"/>
+          <w:szCs w:val="24"/>
+          <w:vertAlign w:val="superscript"/>
+        </w:rPr>
+        <w:t xml:space="preserve">[14,48]</w:t>
       </w:r>
       <w:r>
         <w:rPr>
@@ -1709,7 +1772,7 @@
           <w:szCs w:val="24"/>
           <w:vertAlign w:val="superscript"/>
         </w:rPr>
-        <w:t xml:space="preserve">[44]</w:t>
+        <w:t xml:space="preserve">[48]</w:t>
       </w:r>
       <w:r>
         <w:rPr>
@@ -1747,38 +1810,38 @@
           <w:szCs w:val="24"/>
           <w:vertAlign w:val="superscript"/>
         </w:rPr>
-        <w:t xml:space="preserve">[10]</w:t>
-      </w:r>
-      <w:r>
-        <w:rPr>
-          <w:rFonts w:ascii="Times New Roman" w:cs="Times New Roman" w:eastAsia="宋体" w:hAnsi="Times New Roman"/>
-          <w:b w:val="false"/>
-          <w:bCs w:val="false"/>
-          <w:sz w:val="24"/>
-          <w:szCs w:val="24"/>
-        </w:rPr>
-        <w:t xml:space="preserve">。Martinez的综述进一步指出，GEO是覆盖检索激活、抓取索引、检索、重排与上下文分配、引用和用户行为的多阶段过程，其中话题相关性和上下文位置是最可靠的影响因素，通用改写技巧的迁移性较差</w:t>
-      </w:r>
-      <w:r>
-        <w:rPr>
-          <w:rFonts w:ascii="Times New Roman" w:cs="Times New Roman" w:eastAsia="宋体" w:hAnsi="Times New Roman"/>
-          <w:b w:val="false"/>
-          <w:bCs w:val="false"/>
-          <w:sz w:val="24"/>
-          <w:szCs w:val="24"/>
-          <w:vertAlign w:val="superscript"/>
-        </w:rPr>
-        <w:t xml:space="preserve">[16]</w:t>
-      </w:r>
-      <w:r>
-        <w:rPr>
-          <w:rFonts w:ascii="Times New Roman" w:cs="Times New Roman" w:eastAsia="宋体" w:hAnsi="Times New Roman"/>
-          <w:b w:val="false"/>
-          <w:bCs w:val="false"/>
-          <w:sz w:val="24"/>
-          <w:szCs w:val="24"/>
-        </w:rPr>
-        <w:t xml:space="preserve">。本文在此基础上，把以推销特定商品或服务为目的、由广告主出资实施的GEO称为GEO广告化。</w:t>
+        <w:t xml:space="preserve">[14]</w:t>
+      </w:r>
+      <w:r>
+        <w:rPr>
+          <w:rFonts w:ascii="Times New Roman" w:cs="Times New Roman" w:eastAsia="宋体" w:hAnsi="Times New Roman"/>
+          <w:b w:val="false"/>
+          <w:bCs w:val="false"/>
+          <w:sz w:val="24"/>
+          <w:szCs w:val="24"/>
+        </w:rPr>
+        <w:t xml:space="preserve">。Martinez的综述进一步指出，GEO是覆盖检索激活、抓取索引、检索、重排与上下文分配、引用和用户行为的多阶段过程，其中话题相关性和上下文位置是现有研究中最可靠的影响因素，通用改写技巧的迁移性较差</w:t>
+      </w:r>
+      <w:r>
+        <w:rPr>
+          <w:rFonts w:ascii="Times New Roman" w:cs="Times New Roman" w:eastAsia="宋体" w:hAnsi="Times New Roman"/>
+          <w:b w:val="false"/>
+          <w:bCs w:val="false"/>
+          <w:sz w:val="24"/>
+          <w:szCs w:val="24"/>
+          <w:vertAlign w:val="superscript"/>
+        </w:rPr>
+        <w:t xml:space="preserve">[20]</w:t>
+      </w:r>
+      <w:r>
+        <w:rPr>
+          <w:rFonts w:ascii="Times New Roman" w:cs="Times New Roman" w:eastAsia="宋体" w:hAnsi="Times New Roman"/>
+          <w:b w:val="false"/>
+          <w:bCs w:val="false"/>
+          <w:sz w:val="24"/>
+          <w:szCs w:val="24"/>
+        </w:rPr>
+        <w:t xml:space="preserve">。本文把经营者以推销其商品或服务为目的、自行或委托服务商实施的GEO称为广告性GEO，把GEO由内容可见性技术转为此类用途的过程称为GEO广告化。</w:t>
       </w:r>
     </w:p>
     <w:p>
@@ -1823,7 +1886,7 @@
           <w:szCs w:val="24"/>
           <w:vertAlign w:val="superscript"/>
         </w:rPr>
-        <w:t xml:space="preserve">[28]</w:t>
+        <w:t xml:space="preserve">[32]</w:t>
       </w:r>
       <w:r>
         <w:rPr>
@@ -1844,49 +1907,49 @@
           <w:szCs w:val="24"/>
           <w:vertAlign w:val="superscript"/>
         </w:rPr>
-        <w:t xml:space="preserve">[29,30]</w:t>
-      </w:r>
-      <w:r>
-        <w:rPr>
-          <w:rFonts w:ascii="Times New Roman" w:cs="Times New Roman" w:eastAsia="宋体" w:hAnsi="Times New Roman"/>
-          <w:b w:val="false"/>
-          <w:bCs w:val="false"/>
-          <w:sz w:val="24"/>
-          <w:szCs w:val="24"/>
-        </w:rPr>
-        <w:t xml:space="preserve">。二是搜索引擎优化（SEO），即通过改进网页争取自然排名。Berman和Katona证明，在没有赞助链接的情形下，只有当网站质量与网站对消费者点击的估值足够正相关时，SEO才会改善自然排名</w:t>
-      </w:r>
-      <w:r>
-        <w:rPr>
-          <w:rFonts w:ascii="Times New Roman" w:cs="Times New Roman" w:eastAsia="宋体" w:hAnsi="Times New Roman"/>
-          <w:b w:val="false"/>
-          <w:bCs w:val="false"/>
-          <w:sz w:val="24"/>
-          <w:szCs w:val="24"/>
-          <w:vertAlign w:val="superscript"/>
-        </w:rPr>
-        <w:t xml:space="preserve">[31]</w:t>
-      </w:r>
-      <w:r>
-        <w:rPr>
-          <w:rFonts w:ascii="Times New Roman" w:cs="Times New Roman" w:eastAsia="宋体" w:hAnsi="Times New Roman"/>
-          <w:b w:val="false"/>
-          <w:bCs w:val="false"/>
-          <w:sz w:val="24"/>
-          <w:szCs w:val="24"/>
-        </w:rPr>
-        <w:t xml:space="preserve">。两条路径在我国受到不同的规则约束：2016年《互联网广告管理暂行办法》要求付费搜索广告与自然搜索结果明显区分</w:t>
-      </w:r>
-      <w:r>
-        <w:rPr>
-          <w:rFonts w:ascii="Times New Roman" w:cs="Times New Roman" w:eastAsia="宋体" w:hAnsi="Times New Roman"/>
-          <w:b w:val="false"/>
-          <w:bCs w:val="false"/>
-          <w:sz w:val="24"/>
-          <w:szCs w:val="24"/>
-          <w:vertAlign w:val="superscript"/>
-        </w:rPr>
-        <w:t xml:space="preserve">[45]</w:t>
+        <w:t xml:space="preserve">[33]</w:t>
+      </w:r>
+      <w:r>
+        <w:rPr>
+          <w:rFonts w:ascii="Times New Roman" w:cs="Times New Roman" w:eastAsia="宋体" w:hAnsi="Times New Roman"/>
+          <w:b w:val="false"/>
+          <w:bCs w:val="false"/>
+          <w:sz w:val="24"/>
+          <w:szCs w:val="24"/>
+        </w:rPr>
+        <w:t xml:space="preserve">，广告主可以据此比较不同关键词投放策略的回报</w:t>
+      </w:r>
+      <w:r>
+        <w:rPr>
+          <w:rFonts w:ascii="Times New Roman" w:cs="Times New Roman" w:eastAsia="宋体" w:hAnsi="Times New Roman"/>
+          <w:b w:val="false"/>
+          <w:bCs w:val="false"/>
+          <w:sz w:val="24"/>
+          <w:szCs w:val="24"/>
+          <w:vertAlign w:val="superscript"/>
+        </w:rPr>
+        <w:t xml:space="preserve">[34]</w:t>
+      </w:r>
+      <w:r>
+        <w:rPr>
+          <w:rFonts w:ascii="Times New Roman" w:cs="Times New Roman" w:eastAsia="宋体" w:hAnsi="Times New Roman"/>
+          <w:b w:val="false"/>
+          <w:bCs w:val="false"/>
+          <w:sz w:val="24"/>
+          <w:szCs w:val="24"/>
+        </w:rPr>
+        <w:t xml:space="preserve">。二是搜索引擎优化（SEO），即通过改进网页争取自然排名。两条路径在我国受到不同的规则约束：2016年《互联网广告管理暂行办法》要求付费搜索广告与自然搜索结果明显区分</w:t>
+      </w:r>
+      <w:r>
+        <w:rPr>
+          <w:rFonts w:ascii="Times New Roman" w:cs="Times New Roman" w:eastAsia="宋体" w:hAnsi="Times New Roman"/>
+          <w:b w:val="false"/>
+          <w:bCs w:val="false"/>
+          <w:sz w:val="24"/>
+          <w:szCs w:val="24"/>
+          <w:vertAlign w:val="superscript"/>
+        </w:rPr>
+        <w:t xml:space="preserve">[49]</w:t>
       </w:r>
       <w:r>
         <w:rPr>
@@ -1907,17 +1970,17 @@
           <w:szCs w:val="24"/>
           <w:vertAlign w:val="superscript"/>
         </w:rPr>
-        <w:t xml:space="preserve">[46]</w:t>
-      </w:r>
-      <w:r>
-        <w:rPr>
-          <w:rFonts w:ascii="Times New Roman" w:cs="Times New Roman" w:eastAsia="宋体" w:hAnsi="Times New Roman"/>
-          <w:b w:val="false"/>
-          <w:bCs w:val="false"/>
-          <w:sz w:val="24"/>
-          <w:szCs w:val="24"/>
-        </w:rPr>
-        <w:t xml:space="preserve">，自然排名则不属于广告。</w:t>
+        <w:t xml:space="preserve">[50]</w:t>
+      </w:r>
+      <w:r>
+        <w:rPr>
+          <w:rFonts w:ascii="Times New Roman" w:cs="Times New Roman" w:eastAsia="宋体" w:hAnsi="Times New Roman"/>
+          <w:b w:val="false"/>
+          <w:bCs w:val="false"/>
+          <w:sz w:val="24"/>
+          <w:szCs w:val="24"/>
+        </w:rPr>
+        <w:t xml:space="preserve">，自然排名本身不属于广告。</w:t>
       </w:r>
     </w:p>
     <w:p>
@@ -1934,7 +1997,7 @@
           <w:sz w:val="24"/>
           <w:szCs w:val="24"/>
         </w:rPr>
-        <w:t xml:space="preserve">GEO兼有两条路径的特征。与SEO相同，它不向引擎平台付费，争取的是“自然”位置；与付费广告相同，它由品牌出资委托服务商实施，目的在于推销特定商品或服务，而且其产物以引擎的口吻呈现给用户。表1对三者进行了比较。</w:t>
+        <w:t xml:space="preserve">GEO兼有两条路径的特征。与SEO相同，它不向引擎平台付费，争取的是“自然”位置；与付费广告相同，它以推销特定商品或服务为目的，而且其产物以引擎的口吻呈现给用户。表1对三者进行了比较。</w:t>
       </w:r>
     </w:p>
     <w:p>
@@ -1968,10 +2031,10 @@
         </w:tblBorders>
       </w:tblPr>
       <w:tblGrid>
-        <w:gridCol w:w="1430"/>
-        <w:gridCol w:w="2334"/>
-        <w:gridCol w:w="2260"/>
-        <w:gridCol w:w="2976"/>
+        <w:gridCol w:w="1185"/>
+        <w:gridCol w:w="1936"/>
+        <w:gridCol w:w="2561"/>
+        <w:gridCol w:w="3318"/>
       </w:tblGrid>
       <w:tr>
         <w:trPr>
@@ -1980,7 +2043,7 @@
         </w:trPr>
         <w:tc>
           <w:tcPr>
-            <w:tcW w:type="dxa" w:w="1430"/>
+            <w:tcW w:type="dxa" w:w="1185"/>
             <w:tcBorders>
               <w:top w:val="single" w:color="000000" w:sz="12"/>
               <w:left w:val="none" w:color="FFFFFF" w:sz="0"/>
@@ -2015,7 +2078,7 @@
         </w:tc>
         <w:tc>
           <w:tcPr>
-            <w:tcW w:type="dxa" w:w="2334"/>
+            <w:tcW w:type="dxa" w:w="1936"/>
             <w:tcBorders>
               <w:top w:val="single" w:color="000000" w:sz="12"/>
               <w:left w:val="none" w:color="FFFFFF" w:sz="0"/>
@@ -2050,7 +2113,7 @@
         </w:tc>
         <w:tc>
           <w:tcPr>
-            <w:tcW w:type="dxa" w:w="2260"/>
+            <w:tcW w:type="dxa" w:w="2561"/>
             <w:tcBorders>
               <w:top w:val="single" w:color="000000" w:sz="12"/>
               <w:left w:val="none" w:color="FFFFFF" w:sz="0"/>
@@ -2085,7 +2148,7 @@
         </w:tc>
         <w:tc>
           <w:tcPr>
-            <w:tcW w:type="dxa" w:w="2976"/>
+            <w:tcW w:type="dxa" w:w="3318"/>
             <w:tcBorders>
               <w:top w:val="single" w:color="000000" w:sz="12"/>
               <w:left w:val="none" w:color="FFFFFF" w:sz="0"/>
@@ -2126,7 +2189,7 @@
         </w:trPr>
         <w:tc>
           <w:tcPr>
-            <w:tcW w:type="dxa" w:w="1430"/>
+            <w:tcW w:type="dxa" w:w="1185"/>
             <w:tcBorders>
               <w:top w:val="none" w:color="FFFFFF" w:sz="0"/>
               <w:left w:val="none" w:color="FFFFFF" w:sz="0"/>
@@ -2161,7 +2224,7 @@
         </w:tc>
         <w:tc>
           <w:tcPr>
-            <w:tcW w:type="dxa" w:w="2334"/>
+            <w:tcW w:type="dxa" w:w="1936"/>
             <w:tcBorders>
               <w:top w:val="none" w:color="FFFFFF" w:sz="0"/>
               <w:left w:val="none" w:color="FFFFFF" w:sz="0"/>
@@ -2196,7 +2259,7 @@
         </w:tc>
         <w:tc>
           <w:tcPr>
-            <w:tcW w:type="dxa" w:w="2260"/>
+            <w:tcW w:type="dxa" w:w="2561"/>
             <w:tcBorders>
               <w:top w:val="none" w:color="FFFFFF" w:sz="0"/>
               <w:left w:val="none" w:color="FFFFFF" w:sz="0"/>
@@ -2231,7 +2294,7 @@
         </w:tc>
         <w:tc>
           <w:tcPr>
-            <w:tcW w:type="dxa" w:w="2976"/>
+            <w:tcW w:type="dxa" w:w="3318"/>
             <w:tcBorders>
               <w:top w:val="none" w:color="FFFFFF" w:sz="0"/>
               <w:left w:val="none" w:color="FFFFFF" w:sz="0"/>
@@ -2272,7 +2335,7 @@
         </w:trPr>
         <w:tc>
           <w:tcPr>
-            <w:tcW w:type="dxa" w:w="1430"/>
+            <w:tcW w:type="dxa" w:w="1185"/>
             <w:tcBorders>
               <w:top w:val="none" w:color="FFFFFF" w:sz="0"/>
               <w:left w:val="none" w:color="FFFFFF" w:sz="0"/>
@@ -2307,7 +2370,7 @@
         </w:tc>
         <w:tc>
           <w:tcPr>
-            <w:tcW w:type="dxa" w:w="2334"/>
+            <w:tcW w:type="dxa" w:w="1936"/>
             <w:tcBorders>
               <w:top w:val="none" w:color="FFFFFF" w:sz="0"/>
               <w:left w:val="none" w:color="FFFFFF" w:sz="0"/>
@@ -2342,7 +2405,7 @@
         </w:tc>
         <w:tc>
           <w:tcPr>
-            <w:tcW w:type="dxa" w:w="2260"/>
+            <w:tcW w:type="dxa" w:w="2561"/>
             <w:tcBorders>
               <w:top w:val="none" w:color="FFFFFF" w:sz="0"/>
               <w:left w:val="none" w:color="FFFFFF" w:sz="0"/>
@@ -2377,7 +2440,7 @@
         </w:tc>
         <w:tc>
           <w:tcPr>
-            <w:tcW w:type="dxa" w:w="2976"/>
+            <w:tcW w:type="dxa" w:w="3318"/>
             <w:tcBorders>
               <w:top w:val="none" w:color="FFFFFF" w:sz="0"/>
               <w:left w:val="none" w:color="FFFFFF" w:sz="0"/>
@@ -2418,7 +2481,7 @@
         </w:trPr>
         <w:tc>
           <w:tcPr>
-            <w:tcW w:type="dxa" w:w="1430"/>
+            <w:tcW w:type="dxa" w:w="1185"/>
             <w:tcBorders>
               <w:top w:val="none" w:color="FFFFFF" w:sz="0"/>
               <w:left w:val="none" w:color="FFFFFF" w:sz="0"/>
@@ -2453,7 +2516,7 @@
         </w:tc>
         <w:tc>
           <w:tcPr>
-            <w:tcW w:type="dxa" w:w="2334"/>
+            <w:tcW w:type="dxa" w:w="1936"/>
             <w:tcBorders>
               <w:top w:val="none" w:color="FFFFFF" w:sz="0"/>
               <w:left w:val="none" w:color="FFFFFF" w:sz="0"/>
@@ -2488,7 +2551,7 @@
         </w:tc>
         <w:tc>
           <w:tcPr>
-            <w:tcW w:type="dxa" w:w="2260"/>
+            <w:tcW w:type="dxa" w:w="2561"/>
             <w:tcBorders>
               <w:top w:val="none" w:color="FFFFFF" w:sz="0"/>
               <w:left w:val="none" w:color="FFFFFF" w:sz="0"/>
@@ -2523,7 +2586,7 @@
         </w:tc>
         <w:tc>
           <w:tcPr>
-            <w:tcW w:type="dxa" w:w="2976"/>
+            <w:tcW w:type="dxa" w:w="3318"/>
             <w:tcBorders>
               <w:top w:val="none" w:color="FFFFFF" w:sz="0"/>
               <w:left w:val="none" w:color="FFFFFF" w:sz="0"/>
@@ -2564,7 +2627,7 @@
         </w:trPr>
         <w:tc>
           <w:tcPr>
-            <w:tcW w:type="dxa" w:w="1430"/>
+            <w:tcW w:type="dxa" w:w="1185"/>
             <w:tcBorders>
               <w:top w:val="none" w:color="FFFFFF" w:sz="0"/>
               <w:left w:val="none" w:color="FFFFFF" w:sz="0"/>
@@ -2599,7 +2662,7 @@
         </w:tc>
         <w:tc>
           <w:tcPr>
-            <w:tcW w:type="dxa" w:w="2334"/>
+            <w:tcW w:type="dxa" w:w="1936"/>
             <w:tcBorders>
               <w:top w:val="none" w:color="FFFFFF" w:sz="0"/>
               <w:left w:val="none" w:color="FFFFFF" w:sz="0"/>
@@ -2634,7 +2697,7 @@
         </w:tc>
         <w:tc>
           <w:tcPr>
-            <w:tcW w:type="dxa" w:w="2260"/>
+            <w:tcW w:type="dxa" w:w="2561"/>
             <w:tcBorders>
               <w:top w:val="none" w:color="FFFFFF" w:sz="0"/>
               <w:left w:val="none" w:color="FFFFFF" w:sz="0"/>
@@ -2669,7 +2732,7 @@
         </w:tc>
         <w:tc>
           <w:tcPr>
-            <w:tcW w:type="dxa" w:w="2976"/>
+            <w:tcW w:type="dxa" w:w="3318"/>
             <w:tcBorders>
               <w:top w:val="none" w:color="FFFFFF" w:sz="0"/>
               <w:left w:val="none" w:color="FFFFFF" w:sz="0"/>
@@ -2710,7 +2773,7 @@
         </w:trPr>
         <w:tc>
           <w:tcPr>
-            <w:tcW w:type="dxa" w:w="1430"/>
+            <w:tcW w:type="dxa" w:w="1185"/>
             <w:tcBorders>
               <w:top w:val="none" w:color="FFFFFF" w:sz="0"/>
               <w:left w:val="none" w:color="FFFFFF" w:sz="0"/>
@@ -2745,7 +2808,7 @@
         </w:tc>
         <w:tc>
           <w:tcPr>
-            <w:tcW w:type="dxa" w:w="2334"/>
+            <w:tcW w:type="dxa" w:w="1936"/>
             <w:tcBorders>
               <w:top w:val="none" w:color="FFFFFF" w:sz="0"/>
               <w:left w:val="none" w:color="FFFFFF" w:sz="0"/>
@@ -2780,7 +2843,7 @@
         </w:tc>
         <w:tc>
           <w:tcPr>
-            <w:tcW w:type="dxa" w:w="2260"/>
+            <w:tcW w:type="dxa" w:w="2561"/>
             <w:tcBorders>
               <w:top w:val="none" w:color="FFFFFF" w:sz="0"/>
               <w:left w:val="none" w:color="FFFFFF" w:sz="0"/>
@@ -2815,7 +2878,7 @@
         </w:tc>
         <w:tc>
           <w:tcPr>
-            <w:tcW w:type="dxa" w:w="2976"/>
+            <w:tcW w:type="dxa" w:w="3318"/>
             <w:tcBorders>
               <w:top w:val="none" w:color="FFFFFF" w:sz="0"/>
               <w:left w:val="none" w:color="FFFFFF" w:sz="0"/>
@@ -2844,7 +2907,7 @@
                 <w:sz w:val="18"/>
                 <w:szCs w:val="18"/>
               </w:rPr>
-              <w:t xml:space="preserve">被提及率和提及位置；点击稀少，结果随生成的随机性波动</w:t>
+              <w:t xml:space="preserve">被提及率与提及位置；点击稀少，结果随生成的随机性波动</w:t>
             </w:r>
           </w:p>
         </w:tc>
@@ -2856,7 +2919,7 @@
         </w:trPr>
         <w:tc>
           <w:tcPr>
-            <w:tcW w:type="dxa" w:w="1430"/>
+            <w:tcW w:type="dxa" w:w="1185"/>
             <w:tcBorders>
               <w:top w:val="none" w:color="FFFFFF" w:sz="0"/>
               <w:left w:val="none" w:color="FFFFFF" w:sz="0"/>
@@ -2891,7 +2954,7 @@
         </w:tc>
         <w:tc>
           <w:tcPr>
-            <w:tcW w:type="dxa" w:w="2334"/>
+            <w:tcW w:type="dxa" w:w="1936"/>
             <w:tcBorders>
               <w:top w:val="none" w:color="FFFFFF" w:sz="0"/>
               <w:left w:val="none" w:color="FFFFFF" w:sz="0"/>
@@ -2926,7 +2989,7 @@
         </w:tc>
         <w:tc>
           <w:tcPr>
-            <w:tcW w:type="dxa" w:w="2260"/>
+            <w:tcW w:type="dxa" w:w="2561"/>
             <w:tcBorders>
               <w:top w:val="none" w:color="FFFFFF" w:sz="0"/>
               <w:left w:val="none" w:color="FFFFFF" w:sz="0"/>
@@ -2955,13 +3018,13 @@
                 <w:sz w:val="18"/>
                 <w:szCs w:val="18"/>
               </w:rPr>
-              <w:t xml:space="preserve">一般不视为广告</w:t>
+              <w:t xml:space="preserve">自然排名本身不是广告；被排序网页中的推销内容按其性质认定</w:t>
             </w:r>
           </w:p>
         </w:tc>
         <w:tc>
           <w:tcPr>
-            <w:tcW w:type="dxa" w:w="2976"/>
+            <w:tcW w:type="dxa" w:w="3318"/>
             <w:tcBorders>
               <w:top w:val="none" w:color="FFFFFF" w:sz="0"/>
               <w:left w:val="none" w:color="FFFFFF" w:sz="0"/>
@@ -2990,7 +3053,7 @@
                 <w:sz w:val="18"/>
                 <w:szCs w:val="18"/>
               </w:rPr>
-              <w:t xml:space="preserve">信源端内容可认定为广告；回答环节无标识义务主体</w:t>
+              <w:t xml:space="preserve">信源端内容可认定为广告；附购买入口的回答由平台作为发布者标识，不附购买入口的回答无标识义务主体</w:t>
             </w:r>
           </w:p>
         </w:tc>
@@ -3016,7 +3079,7 @@
           <w:sz w:val="24"/>
           <w:szCs w:val="24"/>
         </w:rPr>
-        <w:t xml:space="preserve">4.3 理论基础：说服知识与“对代理人的说服”</w:t>
+        <w:t xml:space="preserve">4.3 理论基础：说服知识与“对模型中介的说服”</w:t>
       </w:r>
     </w:p>
     <w:p>
@@ -3044,7 +3107,7 @@
           <w:szCs w:val="24"/>
           <w:vertAlign w:val="superscript"/>
         </w:rPr>
-        <w:t xml:space="preserve">[34,35]</w:t>
+        <w:t xml:space="preserve">[38]</w:t>
       </w:r>
       <w:r>
         <w:rPr>
@@ -3065,28 +3128,28 @@
           <w:szCs w:val="24"/>
           <w:vertAlign w:val="superscript"/>
         </w:rPr>
-        <w:t xml:space="preserve">[36]</w:t>
-      </w:r>
-      <w:r>
-        <w:rPr>
-          <w:rFonts w:ascii="Times New Roman" w:cs="Times New Roman" w:eastAsia="宋体" w:hAnsi="Times New Roman"/>
-          <w:b w:val="false"/>
-          <w:bCs w:val="false"/>
-          <w:sz w:val="24"/>
-          <w:szCs w:val="24"/>
-        </w:rPr>
-        <w:t xml:space="preserve">；Wojdynski和Evans发现，能够识别出赞助文章是广告的读者比例很低，披露的位置和措辞显著影响识别率</w:t>
-      </w:r>
-      <w:r>
-        <w:rPr>
-          <w:rFonts w:ascii="Times New Roman" w:cs="Times New Roman" w:eastAsia="宋体" w:hAnsi="Times New Roman"/>
-          <w:b w:val="false"/>
-          <w:bCs w:val="false"/>
-          <w:sz w:val="24"/>
-          <w:szCs w:val="24"/>
-          <w:vertAlign w:val="superscript"/>
-        </w:rPr>
-        <w:t xml:space="preserve">[37]</w:t>
+        <w:t xml:space="preserve">[40]</w:t>
+      </w:r>
+      <w:r>
+        <w:rPr>
+          <w:rFonts w:ascii="Times New Roman" w:cs="Times New Roman" w:eastAsia="宋体" w:hAnsi="Times New Roman"/>
+          <w:b w:val="false"/>
+          <w:bCs w:val="false"/>
+          <w:sz w:val="24"/>
+          <w:szCs w:val="24"/>
+        </w:rPr>
+        <w:t xml:space="preserve">；Wojdynski和Evans发现，在其研究一的242名参与者中，只有17人识别出赞助文章是广告，披露的位置和措辞显著影响识别率</w:t>
+      </w:r>
+      <w:r>
+        <w:rPr>
+          <w:rFonts w:ascii="Times New Roman" w:cs="Times New Roman" w:eastAsia="宋体" w:hAnsi="Times New Roman"/>
+          <w:b w:val="false"/>
+          <w:bCs w:val="false"/>
+          <w:sz w:val="24"/>
+          <w:szCs w:val="24"/>
+          <w:vertAlign w:val="superscript"/>
+        </w:rPr>
+        <w:t xml:space="preserve">[41]</w:t>
       </w:r>
       <w:r>
         <w:rPr>
@@ -3113,28 +3176,49 @@
           <w:sz w:val="24"/>
           <w:szCs w:val="24"/>
         </w:rPr>
-        <w:t xml:space="preserve">生成式回答改变了这一识别过程的结构。Zelch等的用户研究表明，由大语言模型融入回答的品牌植入在未作标注时可以不被用户察觉</w:t>
-      </w:r>
-      <w:r>
-        <w:rPr>
-          <w:rFonts w:ascii="Times New Roman" w:cs="Times New Roman" w:eastAsia="宋体" w:hAnsi="Times New Roman"/>
-          <w:b w:val="false"/>
-          <w:bCs w:val="false"/>
-          <w:sz w:val="24"/>
-          <w:szCs w:val="24"/>
-          <w:vertAlign w:val="superscript"/>
-        </w:rPr>
-        <w:t xml:space="preserve">[26]</w:t>
-      </w:r>
-      <w:r>
-        <w:rPr>
-          <w:rFonts w:ascii="Times New Roman" w:cs="Times New Roman" w:eastAsia="宋体" w:hAnsi="Times New Roman"/>
-          <w:b w:val="false"/>
-          <w:bCs w:val="false"/>
-          <w:sz w:val="24"/>
-          <w:szCs w:val="24"/>
-        </w:rPr>
-        <w:t xml:space="preserve">。本文据此提出一个命题：回答以中立助手的身份给出，用户把筛选信息的工作委托给了引擎，GEO的说服企图先作用于引擎的输入材料，再经由引擎的回答到达用户；用户面对的信息没有可辨认的说服者，说服知识缺少被激活的线索。本文将这一机制称为“对代理人的说服”。说服对象从人转为模型，起作用的线索也随之改变。Stöckl和Nitu在酒店与旅游预订场景中发现，AI代理既不忽视也不系统回避广告，而是偏好关键词以及价格、可订状态、规格等结构化数据，人类用户则更多受视觉线索和情感诉求影响</w:t>
+        <w:t xml:space="preserve">生成式回答改变了这一识别过程的结构。Zelch等的用户研究表明，在用户未预期的情况下，由大语言模型融入回答的品牌或产品植入在相当比例的情形中未被察觉</w:t>
+      </w:r>
+      <w:r>
+        <w:rPr>
+          <w:rFonts w:ascii="Times New Roman" w:cs="Times New Roman" w:eastAsia="宋体" w:hAnsi="Times New Roman"/>
+          <w:b w:val="false"/>
+          <w:bCs w:val="false"/>
+          <w:sz w:val="24"/>
+          <w:szCs w:val="24"/>
+          <w:vertAlign w:val="superscript"/>
+        </w:rPr>
+        <w:t xml:space="preserve">[30]</w:t>
+      </w:r>
+      <w:r>
+        <w:rPr>
+          <w:rFonts w:ascii="Times New Roman" w:cs="Times New Roman" w:eastAsia="宋体" w:hAnsi="Times New Roman"/>
+          <w:b w:val="false"/>
+          <w:bCs w:val="false"/>
+          <w:sz w:val="24"/>
+          <w:szCs w:val="24"/>
+        </w:rPr>
+        <w:t xml:space="preserve">。本文据此提出一个命题：回答以中立助手的身份给出，用户把筛选信息的工作委托给了引擎，GEO的说服企图先作用于引擎的输入材料，再经由引擎的回答到达用户；用户面对的信息没有可辨认的说服者，说服知识缺少被激活的线索。本文将这一机制称为“对模型中介的说服”。说服对象从人转为模型，起作用的线索也随之改变。Stöckl和Nitu研究的是代人浏览网页、完成预订的AI代理，并非生成式引擎，但两者都由模型替用户筛选信息。他们在酒店与旅游预订场景中发现，AI代理既不忽视也不系统回避广告，而是偏好关键词以及价格、可订状态、规格等结构化数据；作者将其与人类消费者对照，指出后者可能受视觉线索、情感诉求和品牌信息左右</w:t>
+      </w:r>
+      <w:r>
+        <w:rPr>
+          <w:rFonts w:ascii="Times New Roman" w:cs="Times New Roman" w:eastAsia="宋体" w:hAnsi="Times New Roman"/>
+          <w:b w:val="false"/>
+          <w:bCs w:val="false"/>
+          <w:sz w:val="24"/>
+          <w:szCs w:val="24"/>
+          <w:vertAlign w:val="superscript"/>
+        </w:rPr>
+        <w:t xml:space="preserve">[51]</w:t>
+      </w:r>
+      <w:r>
+        <w:rPr>
+          <w:rFonts w:ascii="Times New Roman" w:cs="Times New Roman" w:eastAsia="宋体" w:hAnsi="Times New Roman"/>
+          <w:b w:val="false"/>
+          <w:bCs w:val="false"/>
+          <w:sz w:val="24"/>
+          <w:szCs w:val="24"/>
+        </w:rPr>
+        <w:t xml:space="preserve">。唐欣琳据此指出，广告创意工作的重心需要从视觉设计和情感表达转向具体产品信息的呈现</w:t>
       </w:r>
       <w:r>
         <w:rPr>
@@ -3155,28 +3239,7 @@
           <w:sz w:val="24"/>
           <w:szCs w:val="24"/>
         </w:rPr>
-        <w:t xml:space="preserve">；唐欣琳据此指出，广告创意工作的重心需要从视觉设计和情感表达转向具体产品信息的呈现</w:t>
-      </w:r>
-      <w:r>
-        <w:rPr>
-          <w:rFonts w:ascii="Times New Roman" w:cs="Times New Roman" w:eastAsia="宋体" w:hAnsi="Times New Roman"/>
-          <w:b w:val="false"/>
-          <w:bCs w:val="false"/>
-          <w:sz w:val="24"/>
-          <w:szCs w:val="24"/>
-          <w:vertAlign w:val="superscript"/>
-        </w:rPr>
-        <w:t xml:space="preserve">[43]</w:t>
-      </w:r>
-      <w:r>
-        <w:rPr>
-          <w:rFonts w:ascii="Times New Roman" w:cs="Times New Roman" w:eastAsia="宋体" w:hAnsi="Times New Roman"/>
-          <w:b w:val="false"/>
-          <w:bCs w:val="false"/>
-          <w:sz w:val="24"/>
-          <w:szCs w:val="24"/>
-        </w:rPr>
-        <w:t xml:space="preserve">。“对代理人的说服”既解释了GEO对广告主的吸引力，也是第6节分析可识别性风险、第7节设计商业标记的出发点。</w:t>
+        <w:t xml:space="preserve">。第6节对可识别性风险的分析和第7节商业标记的设计都以这一命题为依据。</w:t>
       </w:r>
     </w:p>
     <w:p>
@@ -3238,7 +3301,7 @@
           <w:szCs w:val="24"/>
           <w:vertAlign w:val="superscript"/>
         </w:rPr>
-        <w:t xml:space="preserve">[14]</w:t>
+        <w:t xml:space="preserve">[18]</w:t>
       </w:r>
       <w:r>
         <w:rPr>
@@ -3259,7 +3322,7 @@
           <w:szCs w:val="24"/>
           <w:vertAlign w:val="superscript"/>
         </w:rPr>
-        <w:t xml:space="preserve">[11]</w:t>
+        <w:t xml:space="preserve">[15]</w:t>
       </w:r>
       <w:r>
         <w:rPr>
@@ -3280,17 +3343,17 @@
           <w:szCs w:val="24"/>
           <w:vertAlign w:val="superscript"/>
         </w:rPr>
-        <w:t xml:space="preserve">[48]</w:t>
-      </w:r>
-      <w:r>
-        <w:rPr>
-          <w:rFonts w:ascii="Times New Roman" w:cs="Times New Roman" w:eastAsia="宋体" w:hAnsi="Times New Roman"/>
-          <w:b w:val="false"/>
-          <w:bCs w:val="false"/>
-          <w:sz w:val="24"/>
-          <w:szCs w:val="24"/>
-        </w:rPr>
-        <w:t xml:space="preserve">，都发生在这一环节。搜索广告的媒介购买对象是平台广告位，GEO的购买对象则是引擎所信任的信源。</w:t>
+        <w:t xml:space="preserve">[52]</w:t>
+      </w:r>
+      <w:r>
+        <w:rPr>
+          <w:rFonts w:ascii="Times New Roman" w:cs="Times New Roman" w:eastAsia="宋体" w:hAnsi="Times New Roman"/>
+          <w:b w:val="false"/>
+          <w:bCs w:val="false"/>
+          <w:sz w:val="24"/>
+          <w:szCs w:val="24"/>
+        </w:rPr>
+        <w:t xml:space="preserve">，都发生在这一环节。GEO服务采购的因此是第三方信源上的发布机会，而不是平台广告位。</w:t>
       </w:r>
     </w:p>
     <w:p>
@@ -3307,18 +3370,18 @@
           <w:sz w:val="24"/>
           <w:szCs w:val="24"/>
         </w:rPr>
-        <w:t xml:space="preserve">召回之后，内容还要在有限的上下文中占据有利位置。Pfrommer等发现，不同大语言模型对产品名称、文档内容和上下文位置的依赖程度差异很大，针对性构造的注入文本能够提升低排名产品在对话式搜索引用中的次序，且这一效果可迁移到perplexity.ai等实际系统</w:t>
-      </w:r>
-      <w:r>
-        <w:rPr>
-          <w:rFonts w:ascii="Times New Roman" w:cs="Times New Roman" w:eastAsia="宋体" w:hAnsi="Times New Roman"/>
-          <w:b w:val="false"/>
-          <w:bCs w:val="false"/>
-          <w:sz w:val="24"/>
-          <w:szCs w:val="24"/>
-          <w:vertAlign w:val="superscript"/>
-        </w:rPr>
-        <w:t xml:space="preserve">[19]</w:t>
+        <w:t xml:space="preserve">召回之后，内容还要在有限的上下文中占据有利位置。Pfrommer等发现，不同大语言模型对产品名称、文档内容和上下文位置的依赖程度差异很大，针对性构造的注入文本能够提升低排名产品在对话式搜索引用中的次序，且这一效果可迁移到perplexity.ai</w:t>
+      </w:r>
+      <w:r>
+        <w:rPr>
+          <w:rFonts w:ascii="Times New Roman" w:cs="Times New Roman" w:eastAsia="宋体" w:hAnsi="Times New Roman"/>
+          <w:b w:val="false"/>
+          <w:bCs w:val="false"/>
+          <w:sz w:val="24"/>
+          <w:szCs w:val="24"/>
+          <w:vertAlign w:val="superscript"/>
+        </w:rPr>
+        <w:t xml:space="preserve">[23]</w:t>
       </w:r>
       <w:r>
         <w:rPr>
@@ -3356,7 +3419,7 @@
           <w:szCs w:val="24"/>
           <w:vertAlign w:val="superscript"/>
         </w:rPr>
-        <w:t xml:space="preserve">[10]</w:t>
+        <w:t xml:space="preserve">[14]</w:t>
       </w:r>
       <w:r>
         <w:rPr>
@@ -3377,7 +3440,7 @@
           <w:szCs w:val="24"/>
           <w:vertAlign w:val="superscript"/>
         </w:rPr>
-        <w:t xml:space="preserve">[17]</w:t>
+        <w:t xml:space="preserve">[21]</w:t>
       </w:r>
       <w:r>
         <w:rPr>
@@ -3398,7 +3461,7 @@
           <w:szCs w:val="24"/>
           <w:vertAlign w:val="superscript"/>
         </w:rPr>
-        <w:t xml:space="preserve">[15]</w:t>
+        <w:t xml:space="preserve">[19]</w:t>
       </w:r>
       <w:r>
         <w:rPr>
@@ -3425,28 +3488,49 @@
           <w:sz w:val="24"/>
           <w:szCs w:val="24"/>
         </w:rPr>
-        <w:t xml:space="preserve">综合三个环节，GEO的效果主要取决于内容与查询的话题相关性、在上下文中的位置，以及信源是否属于引擎偏好的第三方媒体</w:t>
-      </w:r>
-      <w:r>
-        <w:rPr>
-          <w:rFonts w:ascii="Times New Roman" w:cs="Times New Roman" w:eastAsia="宋体" w:hAnsi="Times New Roman"/>
-          <w:b w:val="false"/>
-          <w:bCs w:val="false"/>
-          <w:sz w:val="24"/>
-          <w:szCs w:val="24"/>
-          <w:vertAlign w:val="superscript"/>
-        </w:rPr>
-        <w:t xml:space="preserve">[14,16]</w:t>
-      </w:r>
-      <w:r>
-        <w:rPr>
-          <w:rFonts w:ascii="Times New Roman" w:cs="Times New Roman" w:eastAsia="宋体" w:hAnsi="Times New Roman"/>
-          <w:b w:val="false"/>
-          <w:bCs w:val="false"/>
-          <w:sz w:val="24"/>
-          <w:szCs w:val="24"/>
-        </w:rPr>
-        <w:t xml:space="preserve">。现有GEO实验没有检验创意表现和情感诉求的作用，这与4.3节所述AI代理偏好结构化信息的发现方向一致。</w:t>
+        <w:t xml:space="preserve">综合三个环节，现有研究中最稳定的影响因素是内容与查询的话题相关性和内容在上下文中的位置</w:t>
+      </w:r>
+      <w:r>
+        <w:rPr>
+          <w:rFonts w:ascii="Times New Roman" w:cs="Times New Roman" w:eastAsia="宋体" w:hAnsi="Times New Roman"/>
+          <w:b w:val="false"/>
+          <w:bCs w:val="false"/>
+          <w:sz w:val="24"/>
+          <w:szCs w:val="24"/>
+          <w:vertAlign w:val="superscript"/>
+        </w:rPr>
+        <w:t xml:space="preserve">[20]</w:t>
+      </w:r>
+      <w:r>
+        <w:rPr>
+          <w:rFonts w:ascii="Times New Roman" w:cs="Times New Roman" w:eastAsia="宋体" w:hAnsi="Times New Roman"/>
+          <w:b w:val="false"/>
+          <w:bCs w:val="false"/>
+          <w:sz w:val="24"/>
+          <w:szCs w:val="24"/>
+        </w:rPr>
+        <w:t xml:space="preserve">；信源是否属于引擎偏好的第三方媒体，也影响内容被引用的机会</w:t>
+      </w:r>
+      <w:r>
+        <w:rPr>
+          <w:rFonts w:ascii="Times New Roman" w:cs="Times New Roman" w:eastAsia="宋体" w:hAnsi="Times New Roman"/>
+          <w:b w:val="false"/>
+          <w:bCs w:val="false"/>
+          <w:sz w:val="24"/>
+          <w:szCs w:val="24"/>
+          <w:vertAlign w:val="superscript"/>
+        </w:rPr>
+        <w:t xml:space="preserve">[18]</w:t>
+      </w:r>
+      <w:r>
+        <w:rPr>
+          <w:rFonts w:ascii="Times New Roman" w:cs="Times New Roman" w:eastAsia="宋体" w:hAnsi="Times New Roman"/>
+          <w:b w:val="false"/>
+          <w:bCs w:val="false"/>
+          <w:sz w:val="24"/>
+          <w:szCs w:val="24"/>
+        </w:rPr>
+        <w:t xml:space="preserve">。现有GEO实验没有检验创意表现和情感诉求的作用。结合4.3节所述Stöckl和Nitu的发现，本文提出一个可供检验的假设：在生成式引擎中，结构化产品信息对内容被采纳概率的影响大于创意表现和情感诉求。</w:t>
       </w:r>
     </w:p>
     <w:p>
@@ -3560,7 +3644,7 @@
           <w:sz w:val="24"/>
           <w:szCs w:val="24"/>
         </w:rPr>
-        <w:t xml:space="preserve">第一条是平台广告。已上线的产品都以标注“赞助”的独立区块展示广告：谷歌的广告出现在AI概览之中或其上下方</w:t>
+        <w:t xml:space="preserve">第一条是平台广告和平台的购物功能。已上线的平台广告都以标注“赞助”的独立区块展示：谷歌的广告出现在AI概览之中或其上下方</w:t>
       </w:r>
       <w:r>
         <w:rPr>
@@ -3581,18 +3665,18 @@
           <w:sz w:val="24"/>
           <w:szCs w:val="24"/>
         </w:rPr>
-        <w:t xml:space="preserve">；OpenAI承诺广告始终标注为赞助、与回答视觉分离，且不影响ChatGPT的回答</w:t>
-      </w:r>
-      <w:r>
-        <w:rPr>
-          <w:rFonts w:ascii="Times New Roman" w:cs="Times New Roman" w:eastAsia="宋体" w:hAnsi="Times New Roman"/>
-          <w:b w:val="false"/>
-          <w:bCs w:val="false"/>
-          <w:sz w:val="24"/>
-          <w:szCs w:val="24"/>
-          <w:vertAlign w:val="superscript"/>
-        </w:rPr>
-        <w:t xml:space="preserve">[7]</w:t>
+        <w:t xml:space="preserve">；OpenAI规定广告始终标注为赞助、与自然回答视觉分离，且不影响ChatGPT的回答</w:t>
+      </w:r>
+      <w:r>
+        <w:rPr>
+          <w:rFonts w:ascii="Times New Roman" w:cs="Times New Roman" w:eastAsia="宋体" w:hAnsi="Times New Roman"/>
+          <w:b w:val="false"/>
+          <w:bCs w:val="false"/>
+          <w:sz w:val="24"/>
+          <w:szCs w:val="24"/>
+          <w:vertAlign w:val="superscript"/>
+        </w:rPr>
+        <w:t xml:space="preserve">[8]</w:t>
       </w:r>
       <w:r>
         <w:rPr>
@@ -3623,60 +3707,81 @@
           <w:sz w:val="24"/>
           <w:szCs w:val="24"/>
         </w:rPr>
-        <w:t xml:space="preserve">。国内方面，百度在探寻在AI搜索结果中嵌入赞助内容的变现路径</w:t>
-      </w:r>
-      <w:r>
-        <w:rPr>
-          <w:rFonts w:ascii="Times New Roman" w:cs="Times New Roman" w:eastAsia="宋体" w:hAnsi="Times New Roman"/>
-          <w:b w:val="false"/>
-          <w:bCs w:val="false"/>
-          <w:sz w:val="24"/>
-          <w:szCs w:val="24"/>
-          <w:vertAlign w:val="superscript"/>
-        </w:rPr>
-        <w:t xml:space="preserve">[43]</w:t>
-      </w:r>
-      <w:r>
-        <w:rPr>
-          <w:rFonts w:ascii="Times New Roman" w:cs="Times New Roman" w:eastAsia="宋体" w:hAnsi="Times New Roman"/>
-          <w:b w:val="false"/>
-          <w:bCs w:val="false"/>
-          <w:sz w:val="24"/>
-          <w:szCs w:val="24"/>
-        </w:rPr>
-        <w:t xml:space="preserve">。机制设计研究则提出了另一种平台方案，即把广告直接写入生成文本，2.2节所述的词元拍卖、摘要拍卖和分段拍卖都属此类</w:t>
-      </w:r>
-      <w:r>
-        <w:rPr>
-          <w:rFonts w:ascii="Times New Roman" w:cs="Times New Roman" w:eastAsia="宋体" w:hAnsi="Times New Roman"/>
-          <w:b w:val="false"/>
-          <w:bCs w:val="false"/>
-          <w:sz w:val="24"/>
-          <w:szCs w:val="24"/>
-          <w:vertAlign w:val="superscript"/>
-        </w:rPr>
-        <w:t xml:space="preserve">[22-24]</w:t>
-      </w:r>
-      <w:r>
-        <w:rPr>
-          <w:rFonts w:ascii="Times New Roman" w:cs="Times New Roman" w:eastAsia="宋体" w:hAnsi="Times New Roman"/>
-          <w:b w:val="false"/>
-          <w:bCs w:val="false"/>
-          <w:sz w:val="24"/>
-          <w:szCs w:val="24"/>
-        </w:rPr>
-        <w:t xml:space="preserve">。GEM-Bench的初步结果显示这种写法往往降低用户满意度</w:t>
-      </w:r>
-      <w:r>
-        <w:rPr>
-          <w:rFonts w:ascii="Times New Roman" w:cs="Times New Roman" w:eastAsia="宋体" w:hAnsi="Times New Roman"/>
-          <w:b w:val="false"/>
-          <w:bCs w:val="false"/>
-          <w:sz w:val="24"/>
-          <w:szCs w:val="24"/>
-          <w:vertAlign w:val="superscript"/>
-        </w:rPr>
-        <w:t xml:space="preserve">[25]</w:t>
+        <w:t xml:space="preserve">。国内平台则在回答中直接嵌入购买入口，豆包与抖音电商、千问与淘宝的打通都属此类</w:t>
+      </w:r>
+      <w:r>
+        <w:rPr>
+          <w:rFonts w:ascii="Times New Roman" w:cs="Times New Roman" w:eastAsia="宋体" w:hAnsi="Times New Roman"/>
+          <w:b w:val="false"/>
+          <w:bCs w:val="false"/>
+          <w:sz w:val="24"/>
+          <w:szCs w:val="24"/>
+          <w:vertAlign w:val="superscript"/>
+        </w:rPr>
+        <w:t xml:space="preserve">[10,11]</w:t>
+      </w:r>
+      <w:r>
+        <w:rPr>
+          <w:rFonts w:ascii="Times New Roman" w:cs="Times New Roman" w:eastAsia="宋体" w:hAnsi="Times New Roman"/>
+          <w:b w:val="false"/>
+          <w:bCs w:val="false"/>
+          <w:sz w:val="24"/>
+          <w:szCs w:val="24"/>
+        </w:rPr>
+        <w:t xml:space="preserve">。机制设计研究提出了让广告主经由出价直接影响生成文本的方案：词元拍卖用于由多个广告主共同生成广告文本</w:t>
+      </w:r>
+      <w:r>
+        <w:rPr>
+          <w:rFonts w:ascii="Times New Roman" w:cs="Times New Roman" w:eastAsia="宋体" w:hAnsi="Times New Roman"/>
+          <w:b w:val="false"/>
+          <w:bCs w:val="false"/>
+          <w:sz w:val="24"/>
+          <w:szCs w:val="24"/>
+          <w:vertAlign w:val="superscript"/>
+        </w:rPr>
+        <w:t xml:space="preserve">[26]</w:t>
+      </w:r>
+      <w:r>
+        <w:rPr>
+          <w:rFonts w:ascii="Times New Roman" w:cs="Times New Roman" w:eastAsia="宋体" w:hAnsi="Times New Roman"/>
+          <w:b w:val="false"/>
+          <w:bCs w:val="false"/>
+          <w:sz w:val="24"/>
+          <w:szCs w:val="24"/>
+        </w:rPr>
+        <w:t xml:space="preserve">，摘要拍卖和分段拍卖则把广告直接写入面向用户的模型输出</w:t>
+      </w:r>
+      <w:r>
+        <w:rPr>
+          <w:rFonts w:ascii="Times New Roman" w:cs="Times New Roman" w:eastAsia="宋体" w:hAnsi="Times New Roman"/>
+          <w:b w:val="false"/>
+          <w:bCs w:val="false"/>
+          <w:sz w:val="24"/>
+          <w:szCs w:val="24"/>
+          <w:vertAlign w:val="superscript"/>
+        </w:rPr>
+        <w:t xml:space="preserve">[27,28]</w:t>
+      </w:r>
+      <w:r>
+        <w:rPr>
+          <w:rFonts w:ascii="Times New Roman" w:cs="Times New Roman" w:eastAsia="宋体" w:hAnsi="Times New Roman"/>
+          <w:b w:val="false"/>
+          <w:bCs w:val="false"/>
+          <w:sz w:val="24"/>
+          <w:szCs w:val="24"/>
+        </w:rPr>
+        <w:t xml:space="preserve">。GEM-Bench的初步结果显示后一种写法往往降低用户满意度</w:t>
+      </w:r>
+      <w:r>
+        <w:rPr>
+          <w:rFonts w:ascii="Times New Roman" w:cs="Times New Roman" w:eastAsia="宋体" w:hAnsi="Times New Roman"/>
+          <w:b w:val="false"/>
+          <w:bCs w:val="false"/>
+          <w:sz w:val="24"/>
+          <w:szCs w:val="24"/>
+          <w:vertAlign w:val="superscript"/>
+        </w:rPr>
+        <w:t xml:space="preserve">[29]</w:t>
       </w:r>
       <w:r>
         <w:rPr>
@@ -3731,7 +3836,7 @@
           <w:szCs w:val="24"/>
           <w:vertAlign w:val="superscript"/>
         </w:rPr>
-        <w:t xml:space="preserve">[5,7]</w:t>
+        <w:t xml:space="preserve">[5,8]</w:t>
       </w:r>
       <w:r>
         <w:rPr>
@@ -3762,28 +3867,28 @@
           <w:sz w:val="24"/>
           <w:szCs w:val="24"/>
         </w:rPr>
-        <w:t xml:space="preserve">。第三方GEO的价值则恰恰来自影响回答。Berman和Katona关于SEO的结论在此可以移用：SEO改善自然排名的条件是网站质量与网站对点击的估值足够正相关，即为流量投入最多的网站同时是质量较高的网站</w:t>
-      </w:r>
-      <w:r>
-        <w:rPr>
-          <w:rFonts w:ascii="Times New Roman" w:cs="Times New Roman" w:eastAsia="宋体" w:hAnsi="Times New Roman"/>
-          <w:b w:val="false"/>
-          <w:bCs w:val="false"/>
-          <w:sz w:val="24"/>
-          <w:szCs w:val="24"/>
-          <w:vertAlign w:val="superscript"/>
-        </w:rPr>
-        <w:t xml:space="preserve">[31]</w:t>
-      </w:r>
-      <w:r>
-        <w:rPr>
-          <w:rFonts w:ascii="Times New Roman" w:cs="Times New Roman" w:eastAsia="宋体" w:hAnsi="Times New Roman"/>
-          <w:b w:val="false"/>
-          <w:bCs w:val="false"/>
-          <w:sz w:val="24"/>
-          <w:szCs w:val="24"/>
-        </w:rPr>
-        <w:t xml:space="preserve">。信息型GEO使品牌投入与内容质量保持关联，操纵型GEO切断了这一关联。</w:t>
+        <w:t xml:space="preserve">；百度管理层也表示，AI搜索当前优先保证回答质量和用户体验，有意推迟其商业化</w:t>
+      </w:r>
+      <w:r>
+        <w:rPr>
+          <w:rFonts w:ascii="Times New Roman" w:cs="Times New Roman" w:eastAsia="宋体" w:hAnsi="Times New Roman"/>
+          <w:b w:val="false"/>
+          <w:bCs w:val="false"/>
+          <w:sz w:val="24"/>
+          <w:szCs w:val="24"/>
+          <w:vertAlign w:val="superscript"/>
+        </w:rPr>
+        <w:t xml:space="preserve">[13]</w:t>
+      </w:r>
+      <w:r>
+        <w:rPr>
+          <w:rFonts w:ascii="Times New Roman" w:cs="Times New Roman" w:eastAsia="宋体" w:hAnsi="Times New Roman"/>
+          <w:b w:val="false"/>
+          <w:bCs w:val="false"/>
+          <w:sz w:val="24"/>
+          <w:szCs w:val="24"/>
+        </w:rPr>
+        <w:t xml:space="preserve">。第三方GEO的价值来自影响回答，平台若不加约束，就会损及自己作出的回答独立性承诺，7.3节据此讨论平台的义务。</w:t>
       </w:r>
     </w:p>
     <w:p>
@@ -3817,10 +3922,10 @@
         </w:tblBorders>
       </w:tblPr>
       <w:tblGrid>
-        <w:gridCol w:w="1340"/>
-        <w:gridCol w:w="3047"/>
-        <w:gridCol w:w="2047"/>
-        <w:gridCol w:w="2566"/>
+        <w:gridCol w:w="1206"/>
+        <w:gridCol w:w="3074"/>
+        <w:gridCol w:w="2411"/>
+        <w:gridCol w:w="2309"/>
       </w:tblGrid>
       <w:tr>
         <w:trPr>
@@ -3829,7 +3934,7 @@
         </w:trPr>
         <w:tc>
           <w:tcPr>
-            <w:tcW w:type="dxa" w:w="1340"/>
+            <w:tcW w:type="dxa" w:w="1206"/>
             <w:tcBorders>
               <w:top w:val="single" w:color="000000" w:sz="12"/>
               <w:left w:val="none" w:color="FFFFFF" w:sz="0"/>
@@ -3864,7 +3969,7 @@
         </w:tc>
         <w:tc>
           <w:tcPr>
-            <w:tcW w:type="dxa" w:w="3047"/>
+            <w:tcW w:type="dxa" w:w="3074"/>
             <w:tcBorders>
               <w:top w:val="single" w:color="000000" w:sz="12"/>
               <w:left w:val="none" w:color="FFFFFF" w:sz="0"/>
@@ -3893,13 +3998,13 @@
                 <w:sz w:val="18"/>
                 <w:szCs w:val="18"/>
               </w:rPr>
-              <w:t xml:space="preserve">平台广告</w:t>
+              <w:t xml:space="preserve">平台广告与购物功能</w:t>
             </w:r>
           </w:p>
         </w:tc>
         <w:tc>
           <w:tcPr>
-            <w:tcW w:type="dxa" w:w="2047"/>
+            <w:tcW w:type="dxa" w:w="2411"/>
             <w:tcBorders>
               <w:top w:val="single" w:color="000000" w:sz="12"/>
               <w:left w:val="none" w:color="FFFFFF" w:sz="0"/>
@@ -3934,7 +4039,7 @@
         </w:tc>
         <w:tc>
           <w:tcPr>
-            <w:tcW w:type="dxa" w:w="2566"/>
+            <w:tcW w:type="dxa" w:w="2309"/>
             <w:tcBorders>
               <w:top w:val="single" w:color="000000" w:sz="12"/>
               <w:left w:val="none" w:color="FFFFFF" w:sz="0"/>
@@ -3975,7 +4080,7 @@
         </w:trPr>
         <w:tc>
           <w:tcPr>
-            <w:tcW w:type="dxa" w:w="1340"/>
+            <w:tcW w:type="dxa" w:w="1206"/>
             <w:tcBorders>
               <w:top w:val="none" w:color="FFFFFF" w:sz="0"/>
               <w:left w:val="none" w:color="FFFFFF" w:sz="0"/>
@@ -4010,7 +4115,7 @@
         </w:tc>
         <w:tc>
           <w:tcPr>
-            <w:tcW w:type="dxa" w:w="3047"/>
+            <w:tcW w:type="dxa" w:w="3074"/>
             <w:tcBorders>
               <w:top w:val="none" w:color="FFFFFF" w:sz="0"/>
               <w:left w:val="none" w:color="FFFFFF" w:sz="0"/>
@@ -4039,13 +4144,13 @@
                 <w:sz w:val="18"/>
                 <w:szCs w:val="18"/>
               </w:rPr>
-              <w:t xml:space="preserve">引擎平台与广告主</w:t>
+              <w:t xml:space="preserve">引擎平台与广告主、入驻商家</w:t>
             </w:r>
           </w:p>
         </w:tc>
         <w:tc>
           <w:tcPr>
-            <w:tcW w:type="dxa" w:w="2047"/>
+            <w:tcW w:type="dxa" w:w="2411"/>
             <w:tcBorders>
               <w:top w:val="none" w:color="FFFFFF" w:sz="0"/>
               <w:left w:val="none" w:color="FFFFFF" w:sz="0"/>
@@ -4074,13 +4179,13 @@
                 <w:sz w:val="18"/>
                 <w:szCs w:val="18"/>
               </w:rPr>
-              <w:t xml:space="preserve">广告主委托GEO服务商</w:t>
+              <w:t xml:space="preserve">广告主自行或委托GEO服务商</w:t>
             </w:r>
           </w:p>
         </w:tc>
         <w:tc>
           <w:tcPr>
-            <w:tcW w:type="dxa" w:w="2566"/>
+            <w:tcW w:type="dxa" w:w="2309"/>
             <w:tcBorders>
               <w:top w:val="none" w:color="FFFFFF" w:sz="0"/>
               <w:left w:val="none" w:color="FFFFFF" w:sz="0"/>
@@ -4121,7 +4226,7 @@
         </w:trPr>
         <w:tc>
           <w:tcPr>
-            <w:tcW w:type="dxa" w:w="1340"/>
+            <w:tcW w:type="dxa" w:w="1206"/>
             <w:tcBorders>
               <w:top w:val="none" w:color="FFFFFF" w:sz="0"/>
               <w:left w:val="none" w:color="FFFFFF" w:sz="0"/>
@@ -4156,7 +4261,7 @@
         </w:tc>
         <w:tc>
           <w:tcPr>
-            <w:tcW w:type="dxa" w:w="3047"/>
+            <w:tcW w:type="dxa" w:w="3074"/>
             <w:tcBorders>
               <w:top w:val="none" w:color="FFFFFF" w:sz="0"/>
               <w:left w:val="none" w:color="FFFFFF" w:sz="0"/>
@@ -4185,13 +4290,13 @@
                 <w:sz w:val="18"/>
                 <w:szCs w:val="18"/>
               </w:rPr>
-              <w:t xml:space="preserve">已上线产品为回答之中或周边的标注区块；机制设计研究提出文内写入</w:t>
+              <w:t xml:space="preserve">回答之中或周边的标注区块；回答内的商品卡片与下单入口；机制设计研究提出文内写入</w:t>
             </w:r>
           </w:p>
         </w:tc>
         <w:tc>
           <w:tcPr>
-            <w:tcW w:type="dxa" w:w="2047"/>
+            <w:tcW w:type="dxa" w:w="2411"/>
             <w:tcBorders>
               <w:top w:val="none" w:color="FFFFFF" w:sz="0"/>
               <w:left w:val="none" w:color="FFFFFF" w:sz="0"/>
@@ -4226,7 +4331,7 @@
         </w:tc>
         <w:tc>
           <w:tcPr>
-            <w:tcW w:type="dxa" w:w="2566"/>
+            <w:tcW w:type="dxa" w:w="2309"/>
             <w:tcBorders>
               <w:top w:val="none" w:color="FFFFFF" w:sz="0"/>
               <w:left w:val="none" w:color="FFFFFF" w:sz="0"/>
@@ -4267,7 +4372,7 @@
         </w:trPr>
         <w:tc>
           <w:tcPr>
-            <w:tcW w:type="dxa" w:w="1340"/>
+            <w:tcW w:type="dxa" w:w="1206"/>
             <w:tcBorders>
               <w:top w:val="none" w:color="FFFFFF" w:sz="0"/>
               <w:left w:val="none" w:color="FFFFFF" w:sz="0"/>
@@ -4302,7 +4407,7 @@
         </w:tc>
         <w:tc>
           <w:tcPr>
-            <w:tcW w:type="dxa" w:w="3047"/>
+            <w:tcW w:type="dxa" w:w="3074"/>
             <w:tcBorders>
               <w:top w:val="none" w:color="FFFFFF" w:sz="0"/>
               <w:left w:val="none" w:color="FFFFFF" w:sz="0"/>
@@ -4331,13 +4436,13 @@
                 <w:sz w:val="18"/>
                 <w:szCs w:val="18"/>
               </w:rPr>
-              <w:t xml:space="preserve">受平台广告审核约束</w:t>
+              <w:t xml:space="preserve">受平台广告与商品审核约束</w:t>
             </w:r>
           </w:p>
         </w:tc>
         <w:tc>
           <w:tcPr>
-            <w:tcW w:type="dxa" w:w="2047"/>
+            <w:tcW w:type="dxa" w:w="2411"/>
             <w:tcBorders>
               <w:top w:val="none" w:color="FFFFFF" w:sz="0"/>
               <w:left w:val="none" w:color="FFFFFF" w:sz="0"/>
@@ -4372,7 +4477,7 @@
         </w:tc>
         <w:tc>
           <w:tcPr>
-            <w:tcW w:type="dxa" w:w="2566"/>
+            <w:tcW w:type="dxa" w:w="2309"/>
             <w:tcBorders>
               <w:top w:val="none" w:color="FFFFFF" w:sz="0"/>
               <w:left w:val="none" w:color="FFFFFF" w:sz="0"/>
@@ -4413,7 +4518,7 @@
         </w:trPr>
         <w:tc>
           <w:tcPr>
-            <w:tcW w:type="dxa" w:w="1340"/>
+            <w:tcW w:type="dxa" w:w="1206"/>
             <w:tcBorders>
               <w:top w:val="none" w:color="FFFFFF" w:sz="0"/>
               <w:left w:val="none" w:color="FFFFFF" w:sz="0"/>
@@ -4448,7 +4553,7 @@
         </w:tc>
         <w:tc>
           <w:tcPr>
-            <w:tcW w:type="dxa" w:w="3047"/>
+            <w:tcW w:type="dxa" w:w="3074"/>
             <w:tcBorders>
               <w:top w:val="none" w:color="FFFFFF" w:sz="0"/>
               <w:left w:val="none" w:color="FFFFFF" w:sz="0"/>
@@ -4477,13 +4582,13 @@
                 <w:sz w:val="18"/>
                 <w:szCs w:val="18"/>
               </w:rPr>
-              <w:t xml:space="preserve">标注“赞助”</w:t>
+              <w:t xml:space="preserve">标注“赞助”或可见的购买入口</w:t>
             </w:r>
           </w:p>
         </w:tc>
         <w:tc>
           <w:tcPr>
-            <w:tcW w:type="dxa" w:w="2047"/>
+            <w:tcW w:type="dxa" w:w="2411"/>
             <w:tcBorders>
               <w:top w:val="none" w:color="FFFFFF" w:sz="0"/>
               <w:left w:val="none" w:color="FFFFFF" w:sz="0"/>
@@ -4518,7 +4623,7 @@
         </w:tc>
         <w:tc>
           <w:tcPr>
-            <w:tcW w:type="dxa" w:w="2566"/>
+            <w:tcW w:type="dxa" w:w="2309"/>
             <w:tcBorders>
               <w:top w:val="none" w:color="FFFFFF" w:sz="0"/>
               <w:left w:val="none" w:color="FFFFFF" w:sz="0"/>
@@ -4559,7 +4664,7 @@
         </w:trPr>
         <w:tc>
           <w:tcPr>
-            <w:tcW w:type="dxa" w:w="1340"/>
+            <w:tcW w:type="dxa" w:w="1206"/>
             <w:tcBorders>
               <w:top w:val="none" w:color="FFFFFF" w:sz="0"/>
               <w:left w:val="none" w:color="FFFFFF" w:sz="0"/>
@@ -4594,7 +4699,7 @@
         </w:tc>
         <w:tc>
           <w:tcPr>
-            <w:tcW w:type="dxa" w:w="3047"/>
+            <w:tcW w:type="dxa" w:w="3074"/>
             <w:tcBorders>
               <w:top w:val="none" w:color="FFFFFF" w:sz="0"/>
               <w:left w:val="none" w:color="FFFFFF" w:sz="0"/>
@@ -4629,7 +4734,7 @@
         </w:tc>
         <w:tc>
           <w:tcPr>
-            <w:tcW w:type="dxa" w:w="2047"/>
+            <w:tcW w:type="dxa" w:w="2411"/>
             <w:tcBorders>
               <w:top w:val="none" w:color="FFFFFF" w:sz="0"/>
               <w:left w:val="none" w:color="FFFFFF" w:sz="0"/>
@@ -4664,7 +4769,7 @@
         </w:tc>
         <w:tc>
           <w:tcPr>
-            <w:tcW w:type="dxa" w:w="2566"/>
+            <w:tcW w:type="dxa" w:w="2309"/>
             <w:tcBorders>
               <w:top w:val="none" w:color="FFFFFF" w:sz="0"/>
               <w:left w:val="none" w:color="FFFFFF" w:sz="0"/>
@@ -4705,7 +4810,7 @@
         </w:trPr>
         <w:tc>
           <w:tcPr>
-            <w:tcW w:type="dxa" w:w="1340"/>
+            <w:tcW w:type="dxa" w:w="1206"/>
             <w:tcBorders>
               <w:top w:val="none" w:color="FFFFFF" w:sz="0"/>
               <w:left w:val="none" w:color="FFFFFF" w:sz="0"/>
@@ -4740,7 +4845,7 @@
         </w:tc>
         <w:tc>
           <w:tcPr>
-            <w:tcW w:type="dxa" w:w="3047"/>
+            <w:tcW w:type="dxa" w:w="3074"/>
             <w:tcBorders>
               <w:top w:val="none" w:color="FFFFFF" w:sz="0"/>
               <w:left w:val="none" w:color="FFFFFF" w:sz="0"/>
@@ -4769,13 +4874,13 @@
                 <w:sz w:val="18"/>
                 <w:szCs w:val="18"/>
               </w:rPr>
-              <w:t xml:space="preserve">谷歌AI概览广告、ChatGPT广告、Perplexity赞助追问（已退出）</w:t>
+              <w:t xml:space="preserve">谷歌AI概览广告、ChatGPT广告、豆包与千问的购物功能</w:t>
             </w:r>
           </w:p>
         </w:tc>
         <w:tc>
           <w:tcPr>
-            <w:tcW w:type="dxa" w:w="2047"/>
+            <w:tcW w:type="dxa" w:w="2411"/>
             <w:tcBorders>
               <w:top w:val="none" w:color="FFFFFF" w:sz="0"/>
               <w:left w:val="none" w:color="FFFFFF" w:sz="0"/>
@@ -4804,13 +4909,13 @@
                 <w:sz w:val="18"/>
                 <w:szCs w:val="18"/>
               </w:rPr>
-              <w:t xml:space="preserve">补充产品参数、争取第三方报道</w:t>
+              <w:t xml:space="preserve">在自有网站补充产品参数；付费发布的真实测评与资讯</w:t>
             </w:r>
           </w:p>
         </w:tc>
         <w:tc>
           <w:tcPr>
-            <w:tcW w:type="dxa" w:w="2566"/>
+            <w:tcW w:type="dxa" w:w="2309"/>
             <w:tcBorders>
               <w:top w:val="none" w:color="FFFFFF" w:sz="0"/>
               <w:left w:val="none" w:color="FFFFFF" w:sz="0"/>
@@ -4882,7 +4987,7 @@
           <w:sz w:val="24"/>
           <w:szCs w:val="24"/>
         </w:rPr>
-        <w:t xml:space="preserve">6.1 可识别性：回答环节没有广告发布者</w:t>
+        <w:t xml:space="preserve">6.1 可识别性：不附购买入口的回答没有广告发布者</w:t>
       </w:r>
     </w:p>
     <w:p>
@@ -4899,7 +5004,7 @@
           <w:sz w:val="24"/>
           <w:szCs w:val="24"/>
         </w:rPr>
-        <w:t xml:space="preserve">按照4.3节的命题，GEO内容在回答中不带标识，用户的说服知识就无从激活。问题在于，现行规则能否要求某个主体为这些内容加上标识。表3按规范对象、相关义务和适用环节比对了8部规范文本。</w:t>
+        <w:t xml:space="preserve">按照4.3节的命题，GEO内容在回答中不带标识，用户的说服知识就无从激活。问题在于，现行规则能否要求某个主体为这些内容加上标识。表3按规范对象、相关规定和适用环节比对了10部规范文本。</w:t>
       </w:r>
     </w:p>
     <w:p>
@@ -4933,11 +5038,11 @@
         </w:tblBorders>
       </w:tblPr>
       <w:tblGrid>
-        <w:gridCol w:w="1734"/>
-        <w:gridCol w:w="1524"/>
-        <w:gridCol w:w="2452"/>
-        <w:gridCol w:w="1811"/>
-        <w:gridCol w:w="1479"/>
+        <w:gridCol w:w="1451"/>
+        <w:gridCol w:w="1577"/>
+        <w:gridCol w:w="2624"/>
+        <w:gridCol w:w="1417"/>
+        <w:gridCol w:w="1931"/>
       </w:tblGrid>
       <w:tr>
         <w:trPr>
@@ -4946,7 +5051,7 @@
         </w:trPr>
         <w:tc>
           <w:tcPr>
-            <w:tcW w:type="dxa" w:w="1734"/>
+            <w:tcW w:type="dxa" w:w="1451"/>
             <w:tcBorders>
               <w:top w:val="single" w:color="000000" w:sz="12"/>
               <w:left w:val="none" w:color="FFFFFF" w:sz="0"/>
@@ -4981,7 +5086,7 @@
         </w:tc>
         <w:tc>
           <w:tcPr>
-            <w:tcW w:type="dxa" w:w="1524"/>
+            <w:tcW w:type="dxa" w:w="1577"/>
             <w:tcBorders>
               <w:top w:val="single" w:color="000000" w:sz="12"/>
               <w:left w:val="none" w:color="FFFFFF" w:sz="0"/>
@@ -5016,7 +5121,7 @@
         </w:tc>
         <w:tc>
           <w:tcPr>
-            <w:tcW w:type="dxa" w:w="2452"/>
+            <w:tcW w:type="dxa" w:w="2624"/>
             <w:tcBorders>
               <w:top w:val="single" w:color="000000" w:sz="12"/>
               <w:left w:val="none" w:color="FFFFFF" w:sz="0"/>
@@ -5051,7 +5156,7 @@
         </w:tc>
         <w:tc>
           <w:tcPr>
-            <w:tcW w:type="dxa" w:w="1811"/>
+            <w:tcW w:type="dxa" w:w="1417"/>
             <w:tcBorders>
               <w:top w:val="single" w:color="000000" w:sz="12"/>
               <w:left w:val="none" w:color="FFFFFF" w:sz="0"/>
@@ -5086,7 +5191,7 @@
         </w:tc>
         <w:tc>
           <w:tcPr>
-            <w:tcW w:type="dxa" w:w="1479"/>
+            <w:tcW w:type="dxa" w:w="1931"/>
             <w:tcBorders>
               <w:top w:val="single" w:color="000000" w:sz="12"/>
               <w:left w:val="none" w:color="FFFFFF" w:sz="0"/>
@@ -5127,7 +5232,7 @@
         </w:trPr>
         <w:tc>
           <w:tcPr>
-            <w:tcW w:type="dxa" w:w="1734"/>
+            <w:tcW w:type="dxa" w:w="1451"/>
             <w:tcBorders>
               <w:top w:val="none" w:color="FFFFFF" w:sz="0"/>
               <w:left w:val="none" w:color="FFFFFF" w:sz="0"/>
@@ -5162,7 +5267,7 @@
         </w:tc>
         <w:tc>
           <w:tcPr>
-            <w:tcW w:type="dxa" w:w="1524"/>
+            <w:tcW w:type="dxa" w:w="1577"/>
             <w:tcBorders>
               <w:top w:val="none" w:color="FFFFFF" w:sz="0"/>
               <w:left w:val="none" w:color="FFFFFF" w:sz="0"/>
@@ -5191,13 +5296,13 @@
                 <w:sz w:val="18"/>
                 <w:szCs w:val="18"/>
               </w:rPr>
-              <w:t xml:space="preserve">广告主、广告经营者、广告发布者</w:t>
+              <w:t xml:space="preserve">广告主、广告经营者、广告发布者；互联网信息服务提供者</w:t>
             </w:r>
           </w:p>
         </w:tc>
         <w:tc>
           <w:tcPr>
-            <w:tcW w:type="dxa" w:w="2452"/>
+            <w:tcW w:type="dxa" w:w="2624"/>
             <w:tcBorders>
               <w:top w:val="none" w:color="FFFFFF" w:sz="0"/>
               <w:left w:val="none" w:color="FFFFFF" w:sz="0"/>
@@ -5226,13 +5331,13 @@
                 <w:sz w:val="18"/>
                 <w:szCs w:val="18"/>
               </w:rPr>
-              <w:t xml:space="preserve">第二条界定商业广告与各类主体；第十四条要求广告具有可识别性</w:t>
+              <w:t xml:space="preserve">第二条界定商业广告与各类主体；第十四条可识别性；第二十八条虚假广告；第四十五条制止明知或应知的违法广告；第五十九条第三款可识别性罚则只针对发布者</w:t>
             </w:r>
           </w:p>
         </w:tc>
         <w:tc>
           <w:tcPr>
-            <w:tcW w:type="dxa" w:w="1811"/>
+            <w:tcW w:type="dxa" w:w="1417"/>
             <w:tcBorders>
               <w:top w:val="none" w:color="FFFFFF" w:sz="0"/>
               <w:left w:val="none" w:color="FFFFFF" w:sz="0"/>
@@ -5261,13 +5366,13 @@
                 <w:sz w:val="18"/>
                 <w:szCs w:val="18"/>
               </w:rPr>
-              <w:t xml:space="preserve">推销内容可认定为广告，发布者负标识义务</w:t>
+              <w:t xml:space="preserve">推销内容可认定为广告，发布者负可识别性义务</w:t>
             </w:r>
           </w:p>
         </w:tc>
         <w:tc>
           <w:tcPr>
-            <w:tcW w:type="dxa" w:w="1479"/>
+            <w:tcW w:type="dxa" w:w="1931"/>
             <w:tcBorders>
               <w:top w:val="none" w:color="FFFFFF" w:sz="0"/>
               <w:left w:val="none" w:color="FFFFFF" w:sz="0"/>
@@ -5296,7 +5401,7 @@
                 <w:sz w:val="18"/>
                 <w:szCs w:val="18"/>
               </w:rPr>
-              <w:t xml:space="preserve">未规定由谁标识</w:t>
+              <w:t xml:space="preserve">未规定由谁标识；平台对明知或应知的违法广告负制止义务</w:t>
             </w:r>
           </w:p>
         </w:tc>
@@ -5308,7 +5413,7 @@
         </w:trPr>
         <w:tc>
           <w:tcPr>
-            <w:tcW w:type="dxa" w:w="1734"/>
+            <w:tcW w:type="dxa" w:w="1451"/>
             <w:tcBorders>
               <w:top w:val="none" w:color="FFFFFF" w:sz="0"/>
               <w:left w:val="none" w:color="FFFFFF" w:sz="0"/>
@@ -5337,13 +5442,13 @@
                 <w:sz w:val="18"/>
                 <w:szCs w:val="18"/>
               </w:rPr>
-              <w:t xml:space="preserve">《互联网广告管理暂行办法》（2016年，已废止）</w:t>
+              <w:t xml:space="preserve">《电子商务法》（2018年）</w:t>
             </w:r>
           </w:p>
         </w:tc>
         <w:tc>
           <w:tcPr>
-            <w:tcW w:type="dxa" w:w="1524"/>
+            <w:tcW w:type="dxa" w:w="1577"/>
             <w:tcBorders>
               <w:top w:val="none" w:color="FFFFFF" w:sz="0"/>
               <w:left w:val="none" w:color="FFFFFF" w:sz="0"/>
@@ -5372,13 +5477,13 @@
                 <w:sz w:val="18"/>
                 <w:szCs w:val="18"/>
               </w:rPr>
-              <w:t xml:space="preserve">互联网广告各类主体</w:t>
+              <w:t xml:space="preserve">电子商务经营者、平台经营者</w:t>
             </w:r>
           </w:p>
         </w:tc>
         <w:tc>
           <w:tcPr>
-            <w:tcW w:type="dxa" w:w="2452"/>
+            <w:tcW w:type="dxa" w:w="2624"/>
             <w:tcBorders>
               <w:top w:val="none" w:color="FFFFFF" w:sz="0"/>
               <w:left w:val="none" w:color="FFFFFF" w:sz="0"/>
@@ -5407,13 +5512,13 @@
                 <w:sz w:val="18"/>
                 <w:szCs w:val="18"/>
               </w:rPr>
-              <w:t xml:space="preserve">付费搜索广告与自然搜索结果明显区分</w:t>
+              <w:t xml:space="preserve">第十七条禁止编造用户评价等虚假宣传；第四十条竞价排名显著标明“广告”</w:t>
             </w:r>
           </w:p>
         </w:tc>
         <w:tc>
           <w:tcPr>
-            <w:tcW w:type="dxa" w:w="1811"/>
+            <w:tcW w:type="dxa" w:w="1417"/>
             <w:tcBorders>
               <w:top w:val="none" w:color="FFFFFF" w:sz="0"/>
               <w:left w:val="none" w:color="FFFFFF" w:sz="0"/>
@@ -5442,13 +5547,13 @@
                 <w:sz w:val="18"/>
                 <w:szCs w:val="18"/>
               </w:rPr>
-              <w:t xml:space="preserve">仅涉及付费搜索</w:t>
+              <w:t xml:space="preserve">可追究编造的用户评价</w:t>
             </w:r>
           </w:p>
         </w:tc>
         <w:tc>
           <w:tcPr>
-            <w:tcW w:type="dxa" w:w="1479"/>
+            <w:tcW w:type="dxa" w:w="1931"/>
             <w:tcBorders>
               <w:top w:val="none" w:color="FFFFFF" w:sz="0"/>
               <w:left w:val="none" w:color="FFFFFF" w:sz="0"/>
@@ -5489,7 +5594,7 @@
         </w:trPr>
         <w:tc>
           <w:tcPr>
-            <w:tcW w:type="dxa" w:w="1734"/>
+            <w:tcW w:type="dxa" w:w="1451"/>
             <w:tcBorders>
               <w:top w:val="none" w:color="FFFFFF" w:sz="0"/>
               <w:left w:val="none" w:color="FFFFFF" w:sz="0"/>
@@ -5518,13 +5623,13 @@
                 <w:sz w:val="18"/>
                 <w:szCs w:val="18"/>
               </w:rPr>
-              <w:t xml:space="preserve">《互联网广告管理办法》（2023年）</w:t>
+              <w:t xml:space="preserve">《网络信息内容生态治理规定》（2019年）</w:t>
             </w:r>
           </w:p>
         </w:tc>
         <w:tc>
           <w:tcPr>
-            <w:tcW w:type="dxa" w:w="1524"/>
+            <w:tcW w:type="dxa" w:w="1577"/>
             <w:tcBorders>
               <w:top w:val="none" w:color="FFFFFF" w:sz="0"/>
               <w:left w:val="none" w:color="FFFFFF" w:sz="0"/>
@@ -5553,13 +5658,13 @@
                 <w:sz w:val="18"/>
                 <w:szCs w:val="18"/>
               </w:rPr>
-              <w:t xml:space="preserve">广告主、经营者、发布者、平台经营者</w:t>
+              <w:t xml:space="preserve">内容服务使用者、生产者、平台</w:t>
             </w:r>
           </w:p>
         </w:tc>
         <w:tc>
           <w:tcPr>
-            <w:tcW w:type="dxa" w:w="2452"/>
+            <w:tcW w:type="dxa" w:w="2624"/>
             <w:tcBorders>
               <w:top w:val="none" w:color="FFFFFF" w:sz="0"/>
               <w:left w:val="none" w:color="FFFFFF" w:sz="0"/>
@@ -5588,13 +5693,13 @@
                 <w:sz w:val="18"/>
                 <w:szCs w:val="18"/>
               </w:rPr>
-              <w:t xml:space="preserve">第九条可识别性及竞价排名、附购物链接的“种草”内容标识；第十四条承接登记、审核、档案管理</w:t>
+              <w:t xml:space="preserve">第二十四条禁止流量造假、虚假注册账号、操纵用户账号</w:t>
             </w:r>
           </w:p>
         </w:tc>
         <w:tc>
           <w:tcPr>
-            <w:tcW w:type="dxa" w:w="1811"/>
+            <w:tcW w:type="dxa" w:w="1417"/>
             <w:tcBorders>
               <w:top w:val="none" w:color="FFFFFF" w:sz="0"/>
               <w:left w:val="none" w:color="FFFFFF" w:sz="0"/>
@@ -5623,13 +5728,13 @@
                 <w:sz w:val="18"/>
                 <w:szCs w:val="18"/>
               </w:rPr>
-              <w:t xml:space="preserve">适用</w:t>
+              <w:t xml:space="preserve">可追究批量投放中的账号操纵</w:t>
             </w:r>
           </w:p>
         </w:tc>
         <w:tc>
           <w:tcPr>
-            <w:tcW w:type="dxa" w:w="1479"/>
+            <w:tcW w:type="dxa" w:w="1931"/>
             <w:tcBorders>
               <w:top w:val="none" w:color="FFFFFF" w:sz="0"/>
               <w:left w:val="none" w:color="FFFFFF" w:sz="0"/>
@@ -5658,7 +5763,7 @@
                 <w:sz w:val="18"/>
                 <w:szCs w:val="18"/>
               </w:rPr>
-              <w:t xml:space="preserve">未涉及生成式回答</w:t>
+              <w:t xml:space="preserve">不涉及</w:t>
             </w:r>
           </w:p>
         </w:tc>
@@ -5670,7 +5775,7 @@
         </w:trPr>
         <w:tc>
           <w:tcPr>
-            <w:tcW w:type="dxa" w:w="1734"/>
+            <w:tcW w:type="dxa" w:w="1451"/>
             <w:tcBorders>
               <w:top w:val="none" w:color="FFFFFF" w:sz="0"/>
               <w:left w:val="none" w:color="FFFFFF" w:sz="0"/>
@@ -5699,13 +5804,13 @@
                 <w:sz w:val="18"/>
                 <w:szCs w:val="18"/>
               </w:rPr>
-              <w:t xml:space="preserve">《互联网广告可识别性执法指南》（2024年）</w:t>
+              <w:t xml:space="preserve">《互联网广告管理暂行办法》（2016年，已废止）</w:t>
             </w:r>
           </w:p>
         </w:tc>
         <w:tc>
           <w:tcPr>
-            <w:tcW w:type="dxa" w:w="1524"/>
+            <w:tcW w:type="dxa" w:w="1577"/>
             <w:tcBorders>
               <w:top w:val="none" w:color="FFFFFF" w:sz="0"/>
               <w:left w:val="none" w:color="FFFFFF" w:sz="0"/>
@@ -5734,13 +5839,13 @@
                 <w:sz w:val="18"/>
                 <w:szCs w:val="18"/>
               </w:rPr>
-              <w:t xml:space="preserve">执法部门参考</w:t>
+              <w:t xml:space="preserve">互联网广告各类主体</w:t>
             </w:r>
           </w:p>
         </w:tc>
         <w:tc>
           <w:tcPr>
-            <w:tcW w:type="dxa" w:w="2452"/>
+            <w:tcW w:type="dxa" w:w="2624"/>
             <w:tcBorders>
               <w:top w:val="none" w:color="FFFFFF" w:sz="0"/>
               <w:left w:val="none" w:color="FFFFFF" w:sz="0"/>
@@ -5769,13 +5874,13 @@
                 <w:sz w:val="18"/>
                 <w:szCs w:val="18"/>
               </w:rPr>
-              <w:t xml:space="preserve">不以是否标注认定广告；划分平台用户与平台经营者的发布者责任</w:t>
+              <w:t xml:space="preserve">付费搜索广告与自然搜索结果明显区分</w:t>
             </w:r>
           </w:p>
         </w:tc>
         <w:tc>
           <w:tcPr>
-            <w:tcW w:type="dxa" w:w="1811"/>
+            <w:tcW w:type="dxa" w:w="1417"/>
             <w:tcBorders>
               <w:top w:val="none" w:color="FFFFFF" w:sz="0"/>
               <w:left w:val="none" w:color="FFFFFF" w:sz="0"/>
@@ -5804,13 +5909,13 @@
                 <w:sz w:val="18"/>
                 <w:szCs w:val="18"/>
               </w:rPr>
-              <w:t xml:space="preserve">适用</w:t>
+              <w:t xml:space="preserve">仅涉及付费搜索</w:t>
             </w:r>
           </w:p>
         </w:tc>
         <w:tc>
           <w:tcPr>
-            <w:tcW w:type="dxa" w:w="1479"/>
+            <w:tcW w:type="dxa" w:w="1931"/>
             <w:tcBorders>
               <w:top w:val="none" w:color="FFFFFF" w:sz="0"/>
               <w:left w:val="none" w:color="FFFFFF" w:sz="0"/>
@@ -5839,7 +5944,7 @@
                 <w:sz w:val="18"/>
                 <w:szCs w:val="18"/>
               </w:rPr>
-              <w:t xml:space="preserve">未涉及生成式回答</w:t>
+              <w:t xml:space="preserve">不涉及</w:t>
             </w:r>
           </w:p>
         </w:tc>
@@ -5851,7 +5956,7 @@
         </w:trPr>
         <w:tc>
           <w:tcPr>
-            <w:tcW w:type="dxa" w:w="1734"/>
+            <w:tcW w:type="dxa" w:w="1451"/>
             <w:tcBorders>
               <w:top w:val="none" w:color="FFFFFF" w:sz="0"/>
               <w:left w:val="none" w:color="FFFFFF" w:sz="0"/>
@@ -5886,7 +5991,7 @@
         </w:tc>
         <w:tc>
           <w:tcPr>
-            <w:tcW w:type="dxa" w:w="1524"/>
+            <w:tcW w:type="dxa" w:w="1577"/>
             <w:tcBorders>
               <w:top w:val="none" w:color="FFFFFF" w:sz="0"/>
               <w:left w:val="none" w:color="FFFFFF" w:sz="0"/>
@@ -5921,7 +6026,7 @@
         </w:tc>
         <w:tc>
           <w:tcPr>
-            <w:tcW w:type="dxa" w:w="2452"/>
+            <w:tcW w:type="dxa" w:w="2624"/>
             <w:tcBorders>
               <w:top w:val="none" w:color="FFFFFF" w:sz="0"/>
               <w:left w:val="none" w:color="FFFFFF" w:sz="0"/>
@@ -5950,13 +6055,13 @@
                 <w:sz w:val="18"/>
                 <w:szCs w:val="18"/>
               </w:rPr>
-              <w:t xml:space="preserve">第十四条禁止服务提供者操纵检索结果排序等以影响网络舆论或规避监管</w:t>
+              <w:t xml:space="preserve">第十四条禁止操纵检索结果排序等以影响网络舆论或规避监管；第三条市场监管等部门依职责监管</w:t>
             </w:r>
           </w:p>
         </w:tc>
         <w:tc>
           <w:tcPr>
-            <w:tcW w:type="dxa" w:w="1811"/>
+            <w:tcW w:type="dxa" w:w="1417"/>
             <w:tcBorders>
               <w:top w:val="none" w:color="FFFFFF" w:sz="0"/>
               <w:left w:val="none" w:color="FFFFFF" w:sz="0"/>
@@ -5991,7 +6096,7 @@
         </w:tc>
         <w:tc>
           <w:tcPr>
-            <w:tcW w:type="dxa" w:w="1479"/>
+            <w:tcW w:type="dxa" w:w="1931"/>
             <w:tcBorders>
               <w:top w:val="none" w:color="FFFFFF" w:sz="0"/>
               <w:left w:val="none" w:color="FFFFFF" w:sz="0"/>
@@ -6032,7 +6137,188 @@
         </w:trPr>
         <w:tc>
           <w:tcPr>
-            <w:tcW w:type="dxa" w:w="1734"/>
+            <w:tcW w:type="dxa" w:w="1451"/>
+            <w:tcBorders>
+              <w:top w:val="none" w:color="FFFFFF" w:sz="0"/>
+              <w:left w:val="none" w:color="FFFFFF" w:sz="0"/>
+              <w:bottom w:val="none" w:color="FFFFFF" w:sz="0"/>
+              <w:right w:val="none" w:color="FFFFFF" w:sz="0"/>
+            </w:tcBorders>
+            <w:shd w:fill="FFFFFF" w:color="auto" w:val="clear"/>
+            <w:tcMar>
+              <w:top w:type="dxa" w:w="60"/>
+              <w:left w:type="dxa" w:w="80"/>
+              <w:bottom w:type="dxa" w:w="60"/>
+              <w:right w:type="dxa" w:w="80"/>
+            </w:tcMar>
+            <w:vAlign w:val="center"/>
+          </w:tcPr>
+          <w:p>
+            <w:pPr>
+              <w:spacing w:line="240"/>
+              <w:jc w:val="center"/>
+            </w:pPr>
+            <w:r>
+              <w:rPr>
+                <w:rFonts w:ascii="Times New Roman" w:cs="Times New Roman" w:eastAsia="宋体" w:hAnsi="Times New Roman"/>
+                <w:b w:val="false"/>
+                <w:bCs w:val="false"/>
+                <w:sz w:val="18"/>
+                <w:szCs w:val="18"/>
+              </w:rPr>
+              <w:t xml:space="preserve">《互联网广告管理办法》（2023年）</w:t>
+            </w:r>
+          </w:p>
+        </w:tc>
+        <w:tc>
+          <w:tcPr>
+            <w:tcW w:type="dxa" w:w="1577"/>
+            <w:tcBorders>
+              <w:top w:val="none" w:color="FFFFFF" w:sz="0"/>
+              <w:left w:val="none" w:color="FFFFFF" w:sz="0"/>
+              <w:bottom w:val="none" w:color="FFFFFF" w:sz="0"/>
+              <w:right w:val="none" w:color="FFFFFF" w:sz="0"/>
+            </w:tcBorders>
+            <w:shd w:fill="FFFFFF" w:color="auto" w:val="clear"/>
+            <w:tcMar>
+              <w:top w:type="dxa" w:w="60"/>
+              <w:left w:type="dxa" w:w="80"/>
+              <w:bottom w:type="dxa" w:w="60"/>
+              <w:right w:type="dxa" w:w="80"/>
+            </w:tcMar>
+            <w:vAlign w:val="center"/>
+          </w:tcPr>
+          <w:p>
+            <w:pPr>
+              <w:spacing w:line="240"/>
+              <w:jc w:val="center"/>
+            </w:pPr>
+            <w:r>
+              <w:rPr>
+                <w:rFonts w:ascii="Times New Roman" w:cs="Times New Roman" w:eastAsia="宋体" w:hAnsi="Times New Roman"/>
+                <w:b w:val="false"/>
+                <w:bCs w:val="false"/>
+                <w:sz w:val="18"/>
+                <w:szCs w:val="18"/>
+              </w:rPr>
+              <w:t xml:space="preserve">广告主、经营者、发布者、平台经营者</w:t>
+            </w:r>
+          </w:p>
+        </w:tc>
+        <w:tc>
+          <w:tcPr>
+            <w:tcW w:type="dxa" w:w="2624"/>
+            <w:tcBorders>
+              <w:top w:val="none" w:color="FFFFFF" w:sz="0"/>
+              <w:left w:val="none" w:color="FFFFFF" w:sz="0"/>
+              <w:bottom w:val="none" w:color="FFFFFF" w:sz="0"/>
+              <w:right w:val="none" w:color="FFFFFF" w:sz="0"/>
+            </w:tcBorders>
+            <w:shd w:fill="FFFFFF" w:color="auto" w:val="clear"/>
+            <w:tcMar>
+              <w:top w:type="dxa" w:w="60"/>
+              <w:left w:type="dxa" w:w="80"/>
+              <w:bottom w:type="dxa" w:w="60"/>
+              <w:right w:type="dxa" w:w="80"/>
+            </w:tcMar>
+            <w:vAlign w:val="center"/>
+          </w:tcPr>
+          <w:p>
+            <w:pPr>
+              <w:spacing w:line="240"/>
+              <w:jc w:val="center"/>
+            </w:pPr>
+            <w:r>
+              <w:rPr>
+                <w:rFonts w:ascii="Times New Roman" w:cs="Times New Roman" w:eastAsia="宋体" w:hAnsi="Times New Roman"/>
+                <w:b w:val="false"/>
+                <w:bCs w:val="false"/>
+                <w:sz w:val="18"/>
+                <w:szCs w:val="18"/>
+              </w:rPr>
+              <w:t xml:space="preserve">第九条可识别性及竞价排名、附购物链接内容的标识；第十三条广告主自行发布；第十四条、第十五条档案与投放记录；第十六条平台防范、制止违法广告</w:t>
+            </w:r>
+          </w:p>
+        </w:tc>
+        <w:tc>
+          <w:tcPr>
+            <w:tcW w:type="dxa" w:w="1417"/>
+            <w:tcBorders>
+              <w:top w:val="none" w:color="FFFFFF" w:sz="0"/>
+              <w:left w:val="none" w:color="FFFFFF" w:sz="0"/>
+              <w:bottom w:val="none" w:color="FFFFFF" w:sz="0"/>
+              <w:right w:val="none" w:color="FFFFFF" w:sz="0"/>
+            </w:tcBorders>
+            <w:shd w:fill="FFFFFF" w:color="auto" w:val="clear"/>
+            <w:tcMar>
+              <w:top w:type="dxa" w:w="60"/>
+              <w:left w:type="dxa" w:w="80"/>
+              <w:bottom w:type="dxa" w:w="60"/>
+              <w:right w:type="dxa" w:w="80"/>
+            </w:tcMar>
+            <w:vAlign w:val="center"/>
+          </w:tcPr>
+          <w:p>
+            <w:pPr>
+              <w:spacing w:line="240"/>
+              <w:jc w:val="center"/>
+            </w:pPr>
+            <w:r>
+              <w:rPr>
+                <w:rFonts w:ascii="Times New Roman" w:cs="Times New Roman" w:eastAsia="宋体" w:hAnsi="Times New Roman"/>
+                <w:b w:val="false"/>
+                <w:bCs w:val="false"/>
+                <w:sz w:val="18"/>
+                <w:szCs w:val="18"/>
+              </w:rPr>
+              <w:t xml:space="preserve">适用</w:t>
+            </w:r>
+          </w:p>
+        </w:tc>
+        <w:tc>
+          <w:tcPr>
+            <w:tcW w:type="dxa" w:w="1931"/>
+            <w:tcBorders>
+              <w:top w:val="none" w:color="FFFFFF" w:sz="0"/>
+              <w:left w:val="none" w:color="FFFFFF" w:sz="0"/>
+              <w:bottom w:val="none" w:color="FFFFFF" w:sz="0"/>
+              <w:right w:val="none" w:color="FFFFFF" w:sz="0"/>
+            </w:tcBorders>
+            <w:shd w:fill="FFFFFF" w:color="auto" w:val="clear"/>
+            <w:tcMar>
+              <w:top w:type="dxa" w:w="60"/>
+              <w:left w:type="dxa" w:w="80"/>
+              <w:bottom w:type="dxa" w:w="60"/>
+              <w:right w:type="dxa" w:w="80"/>
+            </w:tcMar>
+            <w:vAlign w:val="center"/>
+          </w:tcPr>
+          <w:p>
+            <w:pPr>
+              <w:spacing w:line="240"/>
+              <w:jc w:val="center"/>
+            </w:pPr>
+            <w:r>
+              <w:rPr>
+                <w:rFonts w:ascii="Times New Roman" w:cs="Times New Roman" w:eastAsia="宋体" w:hAnsi="Times New Roman"/>
+                <w:b w:val="false"/>
+                <w:bCs w:val="false"/>
+                <w:sz w:val="18"/>
+                <w:szCs w:val="18"/>
+              </w:rPr>
+              <w:t xml:space="preserve">回答附购物链接并构成广告的适用第九条第三款；不附购买入口的回答未涉及</w:t>
+            </w:r>
+          </w:p>
+        </w:tc>
+      </w:tr>
+      <w:tr>
+        <w:trPr>
+          <w:cantSplit/>
+          <w:tblHeader w:val="false"/>
+        </w:trPr>
+        <w:tc>
+          <w:tcPr>
+            <w:tcW w:type="dxa" w:w="1451"/>
             <w:tcBorders>
               <w:top w:val="none" w:color="FFFFFF" w:sz="0"/>
               <w:left w:val="none" w:color="FFFFFF" w:sz="0"/>
@@ -6067,7 +6353,7 @@
         </w:tc>
         <w:tc>
           <w:tcPr>
-            <w:tcW w:type="dxa" w:w="1524"/>
+            <w:tcW w:type="dxa" w:w="1577"/>
             <w:tcBorders>
               <w:top w:val="none" w:color="FFFFFF" w:sz="0"/>
               <w:left w:val="none" w:color="FFFFFF" w:sz="0"/>
@@ -6102,7 +6388,7 @@
         </w:tc>
         <w:tc>
           <w:tcPr>
-            <w:tcW w:type="dxa" w:w="2452"/>
+            <w:tcW w:type="dxa" w:w="2624"/>
             <w:tcBorders>
               <w:top w:val="none" w:color="FFFFFF" w:sz="0"/>
               <w:left w:val="none" w:color="FFFFFF" w:sz="0"/>
@@ -6131,13 +6417,13 @@
                 <w:sz w:val="18"/>
                 <w:szCs w:val="18"/>
               </w:rPr>
-              <w:t xml:space="preserve">第十二条按深度合成规定对生成内容进行标识</w:t>
+              <w:t xml:space="preserve">第九条网络信息内容生产者责任；第十二条生成内容标识；第十四条违法内容处置</w:t>
             </w:r>
           </w:p>
         </w:tc>
         <w:tc>
           <w:tcPr>
-            <w:tcW w:type="dxa" w:w="1811"/>
+            <w:tcW w:type="dxa" w:w="1417"/>
             <w:tcBorders>
               <w:top w:val="none" w:color="FFFFFF" w:sz="0"/>
               <w:left w:val="none" w:color="FFFFFF" w:sz="0"/>
@@ -6172,7 +6458,369 @@
         </w:tc>
         <w:tc>
           <w:tcPr>
-            <w:tcW w:type="dxa" w:w="1479"/>
+            <w:tcW w:type="dxa" w:w="1931"/>
+            <w:tcBorders>
+              <w:top w:val="none" w:color="FFFFFF" w:sz="0"/>
+              <w:left w:val="none" w:color="FFFFFF" w:sz="0"/>
+              <w:bottom w:val="none" w:color="FFFFFF" w:sz="0"/>
+              <w:right w:val="none" w:color="FFFFFF" w:sz="0"/>
+            </w:tcBorders>
+            <w:shd w:fill="FFFFFF" w:color="auto" w:val="clear"/>
+            <w:tcMar>
+              <w:top w:type="dxa" w:w="60"/>
+              <w:left w:type="dxa" w:w="80"/>
+              <w:bottom w:type="dxa" w:w="60"/>
+              <w:right w:type="dxa" w:w="80"/>
+            </w:tcMar>
+            <w:vAlign w:val="center"/>
+          </w:tcPr>
+          <w:p>
+            <w:pPr>
+              <w:spacing w:line="240"/>
+              <w:jc w:val="center"/>
+            </w:pPr>
+            <w:r>
+              <w:rPr>
+                <w:rFonts w:ascii="Times New Roman" w:cs="Times New Roman" w:eastAsia="宋体" w:hAnsi="Times New Roman"/>
+                <w:b w:val="false"/>
+                <w:bCs w:val="false"/>
+                <w:sz w:val="18"/>
+                <w:szCs w:val="18"/>
+              </w:rPr>
+              <w:t xml:space="preserve">标识“由AI生成”；发现违法内容须处置；不标识商业属性</w:t>
+            </w:r>
+          </w:p>
+        </w:tc>
+      </w:tr>
+      <w:tr>
+        <w:trPr>
+          <w:cantSplit/>
+          <w:tblHeader w:val="false"/>
+        </w:trPr>
+        <w:tc>
+          <w:tcPr>
+            <w:tcW w:type="dxa" w:w="1451"/>
+            <w:tcBorders>
+              <w:top w:val="none" w:color="FFFFFF" w:sz="0"/>
+              <w:left w:val="none" w:color="FFFFFF" w:sz="0"/>
+              <w:bottom w:val="none" w:color="FFFFFF" w:sz="0"/>
+              <w:right w:val="none" w:color="FFFFFF" w:sz="0"/>
+            </w:tcBorders>
+            <w:shd w:fill="FFFFFF" w:color="auto" w:val="clear"/>
+            <w:tcMar>
+              <w:top w:type="dxa" w:w="60"/>
+              <w:left w:type="dxa" w:w="80"/>
+              <w:bottom w:type="dxa" w:w="60"/>
+              <w:right w:type="dxa" w:w="80"/>
+            </w:tcMar>
+            <w:vAlign w:val="center"/>
+          </w:tcPr>
+          <w:p>
+            <w:pPr>
+              <w:spacing w:line="240"/>
+              <w:jc w:val="center"/>
+            </w:pPr>
+            <w:r>
+              <w:rPr>
+                <w:rFonts w:ascii="Times New Roman" w:cs="Times New Roman" w:eastAsia="宋体" w:hAnsi="Times New Roman"/>
+                <w:b w:val="false"/>
+                <w:bCs w:val="false"/>
+                <w:sz w:val="18"/>
+                <w:szCs w:val="18"/>
+              </w:rPr>
+              <w:t xml:space="preserve">《互联网广告可识别性执法指南》（2024年）</w:t>
+            </w:r>
+          </w:p>
+        </w:tc>
+        <w:tc>
+          <w:tcPr>
+            <w:tcW w:type="dxa" w:w="1577"/>
+            <w:tcBorders>
+              <w:top w:val="none" w:color="FFFFFF" w:sz="0"/>
+              <w:left w:val="none" w:color="FFFFFF" w:sz="0"/>
+              <w:bottom w:val="none" w:color="FFFFFF" w:sz="0"/>
+              <w:right w:val="none" w:color="FFFFFF" w:sz="0"/>
+            </w:tcBorders>
+            <w:shd w:fill="FFFFFF" w:color="auto" w:val="clear"/>
+            <w:tcMar>
+              <w:top w:type="dxa" w:w="60"/>
+              <w:left w:type="dxa" w:w="80"/>
+              <w:bottom w:type="dxa" w:w="60"/>
+              <w:right w:type="dxa" w:w="80"/>
+            </w:tcMar>
+            <w:vAlign w:val="center"/>
+          </w:tcPr>
+          <w:p>
+            <w:pPr>
+              <w:spacing w:line="240"/>
+              <w:jc w:val="center"/>
+            </w:pPr>
+            <w:r>
+              <w:rPr>
+                <w:rFonts w:ascii="Times New Roman" w:cs="Times New Roman" w:eastAsia="宋体" w:hAnsi="Times New Roman"/>
+                <w:b w:val="false"/>
+                <w:bCs w:val="false"/>
+                <w:sz w:val="18"/>
+                <w:szCs w:val="18"/>
+              </w:rPr>
+              <w:t xml:space="preserve">执法参考</w:t>
+            </w:r>
+          </w:p>
+        </w:tc>
+        <w:tc>
+          <w:tcPr>
+            <w:tcW w:type="dxa" w:w="2624"/>
+            <w:tcBorders>
+              <w:top w:val="none" w:color="FFFFFF" w:sz="0"/>
+              <w:left w:val="none" w:color="FFFFFF" w:sz="0"/>
+              <w:bottom w:val="none" w:color="FFFFFF" w:sz="0"/>
+              <w:right w:val="none" w:color="FFFFFF" w:sz="0"/>
+            </w:tcBorders>
+            <w:shd w:fill="FFFFFF" w:color="auto" w:val="clear"/>
+            <w:tcMar>
+              <w:top w:type="dxa" w:w="60"/>
+              <w:left w:type="dxa" w:w="80"/>
+              <w:bottom w:type="dxa" w:w="60"/>
+              <w:right w:type="dxa" w:w="80"/>
+            </w:tcMar>
+            <w:vAlign w:val="center"/>
+          </w:tcPr>
+          <w:p>
+            <w:pPr>
+              <w:spacing w:line="240"/>
+              <w:jc w:val="center"/>
+            </w:pPr>
+            <w:r>
+              <w:rPr>
+                <w:rFonts w:ascii="Times New Roman" w:cs="Times New Roman" w:eastAsia="宋体" w:hAnsi="Times New Roman"/>
+                <w:b w:val="false"/>
+                <w:bCs w:val="false"/>
+                <w:sz w:val="18"/>
+                <w:szCs w:val="18"/>
+              </w:rPr>
+              <w:t xml:space="preserve">不以是否标注认定广告；第五项划分平台用户与平台经营者的发布者身份；第八项自有渠道发布可认定具有可识别性；第十三项初次轻微违法可不罚</w:t>
+            </w:r>
+          </w:p>
+        </w:tc>
+        <w:tc>
+          <w:tcPr>
+            <w:tcW w:type="dxa" w:w="1417"/>
+            <w:tcBorders>
+              <w:top w:val="none" w:color="FFFFFF" w:sz="0"/>
+              <w:left w:val="none" w:color="FFFFFF" w:sz="0"/>
+              <w:bottom w:val="none" w:color="FFFFFF" w:sz="0"/>
+              <w:right w:val="none" w:color="FFFFFF" w:sz="0"/>
+            </w:tcBorders>
+            <w:shd w:fill="FFFFFF" w:color="auto" w:val="clear"/>
+            <w:tcMar>
+              <w:top w:type="dxa" w:w="60"/>
+              <w:left w:type="dxa" w:w="80"/>
+              <w:bottom w:type="dxa" w:w="60"/>
+              <w:right w:type="dxa" w:w="80"/>
+            </w:tcMar>
+            <w:vAlign w:val="center"/>
+          </w:tcPr>
+          <w:p>
+            <w:pPr>
+              <w:spacing w:line="240"/>
+              <w:jc w:val="center"/>
+            </w:pPr>
+            <w:r>
+              <w:rPr>
+                <w:rFonts w:ascii="Times New Roman" w:cs="Times New Roman" w:eastAsia="宋体" w:hAnsi="Times New Roman"/>
+                <w:b w:val="false"/>
+                <w:bCs w:val="false"/>
+                <w:sz w:val="18"/>
+                <w:szCs w:val="18"/>
+              </w:rPr>
+              <w:t xml:space="preserve">适用</w:t>
+            </w:r>
+          </w:p>
+        </w:tc>
+        <w:tc>
+          <w:tcPr>
+            <w:tcW w:type="dxa" w:w="1931"/>
+            <w:tcBorders>
+              <w:top w:val="none" w:color="FFFFFF" w:sz="0"/>
+              <w:left w:val="none" w:color="FFFFFF" w:sz="0"/>
+              <w:bottom w:val="none" w:color="FFFFFF" w:sz="0"/>
+              <w:right w:val="none" w:color="FFFFFF" w:sz="0"/>
+            </w:tcBorders>
+            <w:shd w:fill="FFFFFF" w:color="auto" w:val="clear"/>
+            <w:tcMar>
+              <w:top w:type="dxa" w:w="60"/>
+              <w:left w:type="dxa" w:w="80"/>
+              <w:bottom w:type="dxa" w:w="60"/>
+              <w:right w:type="dxa" w:w="80"/>
+            </w:tcMar>
+            <w:vAlign w:val="center"/>
+          </w:tcPr>
+          <w:p>
+            <w:pPr>
+              <w:spacing w:line="240"/>
+              <w:jc w:val="center"/>
+            </w:pPr>
+            <w:r>
+              <w:rPr>
+                <w:rFonts w:ascii="Times New Roman" w:cs="Times New Roman" w:eastAsia="宋体" w:hAnsi="Times New Roman"/>
+                <w:b w:val="false"/>
+                <w:bCs w:val="false"/>
+                <w:sz w:val="18"/>
+                <w:szCs w:val="18"/>
+              </w:rPr>
+              <w:t xml:space="preserve">平台以算法干预排序或附加购物链接并构成广告的为发布者；不附购买入口的回答未涉及</w:t>
+            </w:r>
+          </w:p>
+        </w:tc>
+      </w:tr>
+      <w:tr>
+        <w:trPr>
+          <w:cantSplit/>
+          <w:tblHeader w:val="false"/>
+        </w:trPr>
+        <w:tc>
+          <w:tcPr>
+            <w:tcW w:type="dxa" w:w="1451"/>
+            <w:tcBorders>
+              <w:top w:val="none" w:color="FFFFFF" w:sz="0"/>
+              <w:left w:val="none" w:color="FFFFFF" w:sz="0"/>
+              <w:bottom w:val="none" w:color="FFFFFF" w:sz="0"/>
+              <w:right w:val="none" w:color="FFFFFF" w:sz="0"/>
+            </w:tcBorders>
+            <w:shd w:fill="FFFFFF" w:color="auto" w:val="clear"/>
+            <w:tcMar>
+              <w:top w:type="dxa" w:w="60"/>
+              <w:left w:type="dxa" w:w="80"/>
+              <w:bottom w:type="dxa" w:w="60"/>
+              <w:right w:type="dxa" w:w="80"/>
+            </w:tcMar>
+            <w:vAlign w:val="center"/>
+          </w:tcPr>
+          <w:p>
+            <w:pPr>
+              <w:spacing w:line="240"/>
+              <w:jc w:val="center"/>
+            </w:pPr>
+            <w:r>
+              <w:rPr>
+                <w:rFonts w:ascii="Times New Roman" w:cs="Times New Roman" w:eastAsia="宋体" w:hAnsi="Times New Roman"/>
+                <w:b w:val="false"/>
+                <w:bCs w:val="false"/>
+                <w:sz w:val="18"/>
+                <w:szCs w:val="18"/>
+              </w:rPr>
+              <w:t xml:space="preserve">《人工智能生成合成内容标识办法》（2025年）</w:t>
+            </w:r>
+          </w:p>
+        </w:tc>
+        <w:tc>
+          <w:tcPr>
+            <w:tcW w:type="dxa" w:w="1577"/>
+            <w:tcBorders>
+              <w:top w:val="none" w:color="FFFFFF" w:sz="0"/>
+              <w:left w:val="none" w:color="FFFFFF" w:sz="0"/>
+              <w:bottom w:val="none" w:color="FFFFFF" w:sz="0"/>
+              <w:right w:val="none" w:color="FFFFFF" w:sz="0"/>
+            </w:tcBorders>
+            <w:shd w:fill="FFFFFF" w:color="auto" w:val="clear"/>
+            <w:tcMar>
+              <w:top w:type="dxa" w:w="60"/>
+              <w:left w:type="dxa" w:w="80"/>
+              <w:bottom w:type="dxa" w:w="60"/>
+              <w:right w:type="dxa" w:w="80"/>
+            </w:tcMar>
+            <w:vAlign w:val="center"/>
+          </w:tcPr>
+          <w:p>
+            <w:pPr>
+              <w:spacing w:line="240"/>
+              <w:jc w:val="center"/>
+            </w:pPr>
+            <w:r>
+              <w:rPr>
+                <w:rFonts w:ascii="Times New Roman" w:cs="Times New Roman" w:eastAsia="宋体" w:hAnsi="Times New Roman"/>
+                <w:b w:val="false"/>
+                <w:bCs w:val="false"/>
+                <w:sz w:val="18"/>
+                <w:szCs w:val="18"/>
+              </w:rPr>
+              <w:t xml:space="preserve">服务提供者、传播平台、用户</w:t>
+            </w:r>
+          </w:p>
+        </w:tc>
+        <w:tc>
+          <w:tcPr>
+            <w:tcW w:type="dxa" w:w="2624"/>
+            <w:tcBorders>
+              <w:top w:val="none" w:color="FFFFFF" w:sz="0"/>
+              <w:left w:val="none" w:color="FFFFFF" w:sz="0"/>
+              <w:bottom w:val="none" w:color="FFFFFF" w:sz="0"/>
+              <w:right w:val="none" w:color="FFFFFF" w:sz="0"/>
+            </w:tcBorders>
+            <w:shd w:fill="FFFFFF" w:color="auto" w:val="clear"/>
+            <w:tcMar>
+              <w:top w:type="dxa" w:w="60"/>
+              <w:left w:type="dxa" w:w="80"/>
+              <w:bottom w:type="dxa" w:w="60"/>
+              <w:right w:type="dxa" w:w="80"/>
+            </w:tcMar>
+            <w:vAlign w:val="center"/>
+          </w:tcPr>
+          <w:p>
+            <w:pPr>
+              <w:spacing w:line="240"/>
+              <w:jc w:val="center"/>
+            </w:pPr>
+            <w:r>
+              <w:rPr>
+                <w:rFonts w:ascii="Times New Roman" w:cs="Times New Roman" w:eastAsia="宋体" w:hAnsi="Times New Roman"/>
+                <w:b w:val="false"/>
+                <w:bCs w:val="false"/>
+                <w:sz w:val="18"/>
+                <w:szCs w:val="18"/>
+              </w:rPr>
+              <w:t xml:space="preserve">显式标识与隐式标识；禁止删改标识</w:t>
+            </w:r>
+          </w:p>
+        </w:tc>
+        <w:tc>
+          <w:tcPr>
+            <w:tcW w:type="dxa" w:w="1417"/>
+            <w:tcBorders>
+              <w:top w:val="none" w:color="FFFFFF" w:sz="0"/>
+              <w:left w:val="none" w:color="FFFFFF" w:sz="0"/>
+              <w:bottom w:val="none" w:color="FFFFFF" w:sz="0"/>
+              <w:right w:val="none" w:color="FFFFFF" w:sz="0"/>
+            </w:tcBorders>
+            <w:shd w:fill="FFFFFF" w:color="auto" w:val="clear"/>
+            <w:tcMar>
+              <w:top w:type="dxa" w:w="60"/>
+              <w:left w:type="dxa" w:w="80"/>
+              <w:bottom w:type="dxa" w:w="60"/>
+              <w:right w:type="dxa" w:w="80"/>
+            </w:tcMar>
+            <w:vAlign w:val="center"/>
+          </w:tcPr>
+          <w:p>
+            <w:pPr>
+              <w:spacing w:line="240"/>
+              <w:jc w:val="center"/>
+            </w:pPr>
+            <w:r>
+              <w:rPr>
+                <w:rFonts w:ascii="Times New Roman" w:cs="Times New Roman" w:eastAsia="宋体" w:hAnsi="Times New Roman"/>
+                <w:b w:val="false"/>
+                <w:bCs w:val="false"/>
+                <w:sz w:val="18"/>
+                <w:szCs w:val="18"/>
+              </w:rPr>
+              <w:t xml:space="preserve">不涉及</w:t>
+            </w:r>
+          </w:p>
+        </w:tc>
+        <w:tc>
+          <w:tcPr>
+            <w:tcW w:type="dxa" w:w="1931"/>
             <w:tcBorders>
               <w:top w:val="none" w:color="FFFFFF" w:sz="0"/>
               <w:left w:val="none" w:color="FFFFFF" w:sz="0"/>
@@ -6213,188 +6861,7 @@
         </w:trPr>
         <w:tc>
           <w:tcPr>
-            <w:tcW w:type="dxa" w:w="1734"/>
-            <w:tcBorders>
-              <w:top w:val="none" w:color="FFFFFF" w:sz="0"/>
-              <w:left w:val="none" w:color="FFFFFF" w:sz="0"/>
-              <w:bottom w:val="none" w:color="FFFFFF" w:sz="0"/>
-              <w:right w:val="none" w:color="FFFFFF" w:sz="0"/>
-            </w:tcBorders>
-            <w:shd w:fill="FFFFFF" w:color="auto" w:val="clear"/>
-            <w:tcMar>
-              <w:top w:type="dxa" w:w="60"/>
-              <w:left w:type="dxa" w:w="80"/>
-              <w:bottom w:type="dxa" w:w="60"/>
-              <w:right w:type="dxa" w:w="80"/>
-            </w:tcMar>
-            <w:vAlign w:val="center"/>
-          </w:tcPr>
-          <w:p>
-            <w:pPr>
-              <w:spacing w:line="240"/>
-              <w:jc w:val="center"/>
-            </w:pPr>
-            <w:r>
-              <w:rPr>
-                <w:rFonts w:ascii="Times New Roman" w:cs="Times New Roman" w:eastAsia="宋体" w:hAnsi="Times New Roman"/>
-                <w:b w:val="false"/>
-                <w:bCs w:val="false"/>
-                <w:sz w:val="18"/>
-                <w:szCs w:val="18"/>
-              </w:rPr>
-              <w:t xml:space="preserve">《人工智能生成合成内容标识办法》（2025年）</w:t>
-            </w:r>
-          </w:p>
-        </w:tc>
-        <w:tc>
-          <w:tcPr>
-            <w:tcW w:type="dxa" w:w="1524"/>
-            <w:tcBorders>
-              <w:top w:val="none" w:color="FFFFFF" w:sz="0"/>
-              <w:left w:val="none" w:color="FFFFFF" w:sz="0"/>
-              <w:bottom w:val="none" w:color="FFFFFF" w:sz="0"/>
-              <w:right w:val="none" w:color="FFFFFF" w:sz="0"/>
-            </w:tcBorders>
-            <w:shd w:fill="FFFFFF" w:color="auto" w:val="clear"/>
-            <w:tcMar>
-              <w:top w:type="dxa" w:w="60"/>
-              <w:left w:type="dxa" w:w="80"/>
-              <w:bottom w:type="dxa" w:w="60"/>
-              <w:right w:type="dxa" w:w="80"/>
-            </w:tcMar>
-            <w:vAlign w:val="center"/>
-          </w:tcPr>
-          <w:p>
-            <w:pPr>
-              <w:spacing w:line="240"/>
-              <w:jc w:val="center"/>
-            </w:pPr>
-            <w:r>
-              <w:rPr>
-                <w:rFonts w:ascii="Times New Roman" w:cs="Times New Roman" w:eastAsia="宋体" w:hAnsi="Times New Roman"/>
-                <w:b w:val="false"/>
-                <w:bCs w:val="false"/>
-                <w:sz w:val="18"/>
-                <w:szCs w:val="18"/>
-              </w:rPr>
-              <w:t xml:space="preserve">服务提供者、传播平台、用户</w:t>
-            </w:r>
-          </w:p>
-        </w:tc>
-        <w:tc>
-          <w:tcPr>
-            <w:tcW w:type="dxa" w:w="2452"/>
-            <w:tcBorders>
-              <w:top w:val="none" w:color="FFFFFF" w:sz="0"/>
-              <w:left w:val="none" w:color="FFFFFF" w:sz="0"/>
-              <w:bottom w:val="none" w:color="FFFFFF" w:sz="0"/>
-              <w:right w:val="none" w:color="FFFFFF" w:sz="0"/>
-            </w:tcBorders>
-            <w:shd w:fill="FFFFFF" w:color="auto" w:val="clear"/>
-            <w:tcMar>
-              <w:top w:type="dxa" w:w="60"/>
-              <w:left w:type="dxa" w:w="80"/>
-              <w:bottom w:type="dxa" w:w="60"/>
-              <w:right w:type="dxa" w:w="80"/>
-            </w:tcMar>
-            <w:vAlign w:val="center"/>
-          </w:tcPr>
-          <w:p>
-            <w:pPr>
-              <w:spacing w:line="240"/>
-              <w:jc w:val="center"/>
-            </w:pPr>
-            <w:r>
-              <w:rPr>
-                <w:rFonts w:ascii="Times New Roman" w:cs="Times New Roman" w:eastAsia="宋体" w:hAnsi="Times New Roman"/>
-                <w:b w:val="false"/>
-                <w:bCs w:val="false"/>
-                <w:sz w:val="18"/>
-                <w:szCs w:val="18"/>
-              </w:rPr>
-              <w:t xml:space="preserve">显式标识与隐式标识；禁止删改标识</w:t>
-            </w:r>
-          </w:p>
-        </w:tc>
-        <w:tc>
-          <w:tcPr>
-            <w:tcW w:type="dxa" w:w="1811"/>
-            <w:tcBorders>
-              <w:top w:val="none" w:color="FFFFFF" w:sz="0"/>
-              <w:left w:val="none" w:color="FFFFFF" w:sz="0"/>
-              <w:bottom w:val="none" w:color="FFFFFF" w:sz="0"/>
-              <w:right w:val="none" w:color="FFFFFF" w:sz="0"/>
-            </w:tcBorders>
-            <w:shd w:fill="FFFFFF" w:color="auto" w:val="clear"/>
-            <w:tcMar>
-              <w:top w:type="dxa" w:w="60"/>
-              <w:left w:type="dxa" w:w="80"/>
-              <w:bottom w:type="dxa" w:w="60"/>
-              <w:right w:type="dxa" w:w="80"/>
-            </w:tcMar>
-            <w:vAlign w:val="center"/>
-          </w:tcPr>
-          <w:p>
-            <w:pPr>
-              <w:spacing w:line="240"/>
-              <w:jc w:val="center"/>
-            </w:pPr>
-            <w:r>
-              <w:rPr>
-                <w:rFonts w:ascii="Times New Roman" w:cs="Times New Roman" w:eastAsia="宋体" w:hAnsi="Times New Roman"/>
-                <w:b w:val="false"/>
-                <w:bCs w:val="false"/>
-                <w:sz w:val="18"/>
-                <w:szCs w:val="18"/>
-              </w:rPr>
-              <w:t xml:space="preserve">不涉及</w:t>
-            </w:r>
-          </w:p>
-        </w:tc>
-        <w:tc>
-          <w:tcPr>
-            <w:tcW w:type="dxa" w:w="1479"/>
-            <w:tcBorders>
-              <w:top w:val="none" w:color="FFFFFF" w:sz="0"/>
-              <w:left w:val="none" w:color="FFFFFF" w:sz="0"/>
-              <w:bottom w:val="none" w:color="FFFFFF" w:sz="0"/>
-              <w:right w:val="none" w:color="FFFFFF" w:sz="0"/>
-            </w:tcBorders>
-            <w:shd w:fill="FFFFFF" w:color="auto" w:val="clear"/>
-            <w:tcMar>
-              <w:top w:type="dxa" w:w="60"/>
-              <w:left w:type="dxa" w:w="80"/>
-              <w:bottom w:type="dxa" w:w="60"/>
-              <w:right w:type="dxa" w:w="80"/>
-            </w:tcMar>
-            <w:vAlign w:val="center"/>
-          </w:tcPr>
-          <w:p>
-            <w:pPr>
-              <w:spacing w:line="240"/>
-              <w:jc w:val="center"/>
-            </w:pPr>
-            <w:r>
-              <w:rPr>
-                <w:rFonts w:ascii="Times New Roman" w:cs="Times New Roman" w:eastAsia="宋体" w:hAnsi="Times New Roman"/>
-                <w:b w:val="false"/>
-                <w:bCs w:val="false"/>
-                <w:sz w:val="18"/>
-                <w:szCs w:val="18"/>
-              </w:rPr>
-              <w:t xml:space="preserve">标识“由AI生成”，不标识商业属性</w:t>
-            </w:r>
-          </w:p>
-        </w:tc>
-      </w:tr>
-      <w:tr>
-        <w:trPr>
-          <w:cantSplit/>
-          <w:tblHeader w:val="false"/>
-        </w:trPr>
-        <w:tc>
-          <w:tcPr>
-            <w:tcW w:type="dxa" w:w="1734"/>
+            <w:tcW w:type="dxa" w:w="1451"/>
             <w:tcBorders>
               <w:top w:val="none" w:color="FFFFFF" w:sz="0"/>
               <w:left w:val="none" w:color="FFFFFF" w:sz="0"/>
@@ -6429,7 +6896,7 @@
         </w:tc>
         <w:tc>
           <w:tcPr>
-            <w:tcW w:type="dxa" w:w="1524"/>
+            <w:tcW w:type="dxa" w:w="1577"/>
             <w:tcBorders>
               <w:top w:val="none" w:color="FFFFFF" w:sz="0"/>
               <w:left w:val="none" w:color="FFFFFF" w:sz="0"/>
@@ -6464,7 +6931,7 @@
         </w:tc>
         <w:tc>
           <w:tcPr>
-            <w:tcW w:type="dxa" w:w="2452"/>
+            <w:tcW w:type="dxa" w:w="2624"/>
             <w:tcBorders>
               <w:top w:val="none" w:color="FFFFFF" w:sz="0"/>
               <w:left w:val="none" w:color="FFFFFF" w:sz="0"/>
@@ -6493,13 +6960,13 @@
                 <w:sz w:val="18"/>
                 <w:szCs w:val="18"/>
               </w:rPr>
-              <w:t xml:space="preserve">第九条虚假宣传；组织虚假评价帮助他人宣传</w:t>
+              <w:t xml:space="preserve">第九条虚假宣传与组织虚假评价；第十三条禁止以技术手段妨碍、破坏其他经营者的网络服务</w:t>
             </w:r>
           </w:p>
         </w:tc>
         <w:tc>
           <w:tcPr>
-            <w:tcW w:type="dxa" w:w="1811"/>
+            <w:tcW w:type="dxa" w:w="1417"/>
             <w:tcBorders>
               <w:top w:val="none" w:color="FFFFFF" w:sz="0"/>
               <w:left w:val="none" w:color="FFFFFF" w:sz="0"/>
@@ -6528,13 +6995,13 @@
                 <w:sz w:val="18"/>
                 <w:szCs w:val="18"/>
               </w:rPr>
-              <w:t xml:space="preserve">可追究虚构测评与评价；真实但未标注的内容不在其内</w:t>
+              <w:t xml:space="preserve">可追究虚构测评与评价</w:t>
             </w:r>
           </w:p>
         </w:tc>
         <w:tc>
           <w:tcPr>
-            <w:tcW w:type="dxa" w:w="1479"/>
+            <w:tcW w:type="dxa" w:w="1931"/>
             <w:tcBorders>
               <w:top w:val="none" w:color="FFFFFF" w:sz="0"/>
               <w:left w:val="none" w:color="FFFFFF" w:sz="0"/>
@@ -6563,7 +7030,7 @@
                 <w:sz w:val="18"/>
                 <w:szCs w:val="18"/>
               </w:rPr>
-              <w:t xml:space="preserve">不涉及</w:t>
+              <w:t xml:space="preserve">第十三条可追究干扰引擎服务的提示注入；不涉及商业标识</w:t>
             </w:r>
           </w:p>
         </w:tc>
@@ -6589,49 +7056,28 @@
           <w:sz w:val="24"/>
           <w:szCs w:val="24"/>
         </w:rPr>
-        <w:t xml:space="preserve">在信源发布环节，规则是充分的。《广告法》第二条以直接或者间接介绍所推销的商品或服务界定商业广告，第十四条要求广告具有可识别性</w:t>
-      </w:r>
-      <w:r>
-        <w:rPr>
-          <w:rFonts w:ascii="Times New Roman" w:cs="Times New Roman" w:eastAsia="宋体" w:hAnsi="Times New Roman"/>
-          <w:b w:val="false"/>
-          <w:bCs w:val="false"/>
-          <w:sz w:val="24"/>
-          <w:szCs w:val="24"/>
-          <w:vertAlign w:val="superscript"/>
-        </w:rPr>
-        <w:t xml:space="preserve">[49]</w:t>
-      </w:r>
-      <w:r>
-        <w:rPr>
-          <w:rFonts w:ascii="Times New Roman" w:cs="Times New Roman" w:eastAsia="宋体" w:hAnsi="Times New Roman"/>
-          <w:b w:val="false"/>
-          <w:bCs w:val="false"/>
-          <w:sz w:val="24"/>
-          <w:szCs w:val="24"/>
-        </w:rPr>
-        <w:t xml:space="preserve">；《互联网广告管理办法》第九条重申可识别性要求，并对竞价排名和附有购物链接的知识介绍、体验分享、消费测评规定了标识义务</w:t>
-      </w:r>
-      <w:r>
-        <w:rPr>
-          <w:rFonts w:ascii="Times New Roman" w:cs="Times New Roman" w:eastAsia="宋体" w:hAnsi="Times New Roman"/>
-          <w:b w:val="false"/>
-          <w:bCs w:val="false"/>
-          <w:sz w:val="24"/>
-          <w:szCs w:val="24"/>
-          <w:vertAlign w:val="superscript"/>
-        </w:rPr>
-        <w:t xml:space="preserve">[46]</w:t>
-      </w:r>
-      <w:r>
-        <w:rPr>
-          <w:rFonts w:ascii="Times New Roman" w:cs="Times New Roman" w:eastAsia="宋体" w:hAnsi="Times New Roman"/>
-          <w:b w:val="false"/>
-          <w:bCs w:val="false"/>
-          <w:sz w:val="24"/>
-          <w:szCs w:val="24"/>
-        </w:rPr>
-        <w:t xml:space="preserve">；《互联网广告可识别性执法指南》明确是否标明“广告”不是认定广告的依据，并在平台用户与平台经营者之间划分了广告发布者责任</w:t>
+        <w:t xml:space="preserve">在信源发布环节，规则能够覆盖，但责任落在分散的发布者身上。《广告法》第二条以商品经营者或者服务提供者通过一定媒介和形式直接或者间接地介绍自己所推销的商品或者服务界定商业广告，第十四条要求广告具有可识别性</w:t>
+      </w:r>
+      <w:r>
+        <w:rPr>
+          <w:rFonts w:ascii="Times New Roman" w:cs="Times New Roman" w:eastAsia="宋体" w:hAnsi="Times New Roman"/>
+          <w:b w:val="false"/>
+          <w:bCs w:val="false"/>
+          <w:sz w:val="24"/>
+          <w:szCs w:val="24"/>
+          <w:vertAlign w:val="superscript"/>
+        </w:rPr>
+        <w:t xml:space="preserve">[53]</w:t>
+      </w:r>
+      <w:r>
+        <w:rPr>
+          <w:rFonts w:ascii="Times New Roman" w:cs="Times New Roman" w:eastAsia="宋体" w:hAnsi="Times New Roman"/>
+          <w:b w:val="false"/>
+          <w:bCs w:val="false"/>
+          <w:sz w:val="24"/>
+          <w:szCs w:val="24"/>
+        </w:rPr>
+        <w:t xml:space="preserve">；《互联网广告管理办法》第九条重申可识别性要求，并对竞价排名和附有购物链接的知识介绍、体验分享、消费测评规定了显著标明“广告”的义务</w:t>
       </w:r>
       <w:r>
         <w:rPr>
@@ -6652,7 +7098,112 @@
           <w:sz w:val="24"/>
           <w:szCs w:val="24"/>
         </w:rPr>
-        <w:t xml:space="preserve">。以推销为目的投放到第三方信源或品牌自有账号的GEO内容，在这一环节可以认定为广告，发布者负有标识义务。</w:t>
+        <w:t xml:space="preserve">；《互联网广告可识别性执法指南》明确是否标明“广告”不是认定广告的依据，并规定平台用户利用平台信息服务发布广告的，该用户是广告发布者</w:t>
+      </w:r>
+      <w:r>
+        <w:rPr>
+          <w:rFonts w:ascii="Times New Roman" w:cs="Times New Roman" w:eastAsia="宋体" w:hAnsi="Times New Roman"/>
+          <w:b w:val="false"/>
+          <w:bCs w:val="false"/>
+          <w:sz w:val="24"/>
+          <w:szCs w:val="24"/>
+          <w:vertAlign w:val="superscript"/>
+        </w:rPr>
+        <w:t xml:space="preserve">[54]</w:t>
+      </w:r>
+      <w:r>
+        <w:rPr>
+          <w:rFonts w:ascii="Times New Roman" w:cs="Times New Roman" w:eastAsia="宋体" w:hAnsi="Times New Roman"/>
+          <w:b w:val="false"/>
+          <w:bCs w:val="false"/>
+          <w:sz w:val="24"/>
+          <w:szCs w:val="24"/>
+        </w:rPr>
+        <w:t xml:space="preserve">。以推销为目的投放到第三方信源的GEO内容，在这一环节可以认定为广告，发布者负有使其具有可识别性的义务。品牌在自建网站和自有账号上发布的内容同样是广告，属于广告主自行发布</w:t>
+      </w:r>
+      <w:r>
+        <w:rPr>
+          <w:rFonts w:ascii="Times New Roman" w:cs="Times New Roman" w:eastAsia="宋体" w:hAnsi="Times New Roman"/>
+          <w:b w:val="false"/>
+          <w:bCs w:val="false"/>
+          <w:sz w:val="24"/>
+          <w:szCs w:val="24"/>
+          <w:vertAlign w:val="superscript"/>
+        </w:rPr>
+        <w:t xml:space="preserve">[50]</w:t>
+      </w:r>
+      <w:r>
+        <w:rPr>
+          <w:rFonts w:ascii="Times New Roman" w:cs="Times New Roman" w:eastAsia="宋体" w:hAnsi="Times New Roman"/>
+          <w:b w:val="false"/>
+          <w:bCs w:val="false"/>
+          <w:sz w:val="24"/>
+          <w:szCs w:val="24"/>
+        </w:rPr>
+        <w:t xml:space="preserve">；执法指南把经营者通过自有网站、应用程序，或在平台上以账号名称、店铺名称公开身份后对自己的商品发布广告的情形，列为可以认定具有可识别性的情形</w:t>
+      </w:r>
+      <w:r>
+        <w:rPr>
+          <w:rFonts w:ascii="Times New Roman" w:cs="Times New Roman" w:eastAsia="宋体" w:hAnsi="Times New Roman"/>
+          <w:b w:val="false"/>
+          <w:bCs w:val="false"/>
+          <w:sz w:val="24"/>
+          <w:szCs w:val="24"/>
+          <w:vertAlign w:val="superscript"/>
+        </w:rPr>
+        <w:t xml:space="preserve">[54]</w:t>
+      </w:r>
+      <w:r>
+        <w:rPr>
+          <w:rFonts w:ascii="Times New Roman" w:cs="Times New Roman" w:eastAsia="宋体" w:hAnsi="Times New Roman"/>
+          <w:b w:val="false"/>
+          <w:bCs w:val="false"/>
+          <w:sz w:val="24"/>
+          <w:szCs w:val="24"/>
+        </w:rPr>
+        <w:t xml:space="preserve">。这一判断以用户看到发布主体为前提，内容经检索和改写进入回答后，发布主体从用户视野中消失，信源端成立的可识别性在回答中随之丧失。责任结构同样不利于约束GEO：《广告法》第五十九条第三款对不具可识别性的广告只处罚广告发布者，罚款上限为十万元</w:t>
+      </w:r>
+      <w:r>
+        <w:rPr>
+          <w:rFonts w:ascii="Times New Roman" w:cs="Times New Roman" w:eastAsia="宋体" w:hAnsi="Times New Roman"/>
+          <w:b w:val="false"/>
+          <w:bCs w:val="false"/>
+          <w:sz w:val="24"/>
+          <w:szCs w:val="24"/>
+          <w:vertAlign w:val="superscript"/>
+        </w:rPr>
+        <w:t xml:space="preserve">[53]</w:t>
+      </w:r>
+      <w:r>
+        <w:rPr>
+          <w:rFonts w:ascii="Times New Roman" w:cs="Times New Roman" w:eastAsia="宋体" w:hAnsi="Times New Roman"/>
+          <w:b w:val="false"/>
+          <w:bCs w:val="false"/>
+          <w:sz w:val="24"/>
+          <w:szCs w:val="24"/>
+        </w:rPr>
+        <w:t xml:space="preserve">，执法指南还规定初次违反、危害后果轻微并及时改正的可以依法不予行政处罚</w:t>
+      </w:r>
+      <w:r>
+        <w:rPr>
+          <w:rFonts w:ascii="Times New Roman" w:cs="Times New Roman" w:eastAsia="宋体" w:hAnsi="Times New Roman"/>
+          <w:b w:val="false"/>
+          <w:bCs w:val="false"/>
+          <w:sz w:val="24"/>
+          <w:szCs w:val="24"/>
+          <w:vertAlign w:val="superscript"/>
+        </w:rPr>
+        <w:t xml:space="preserve">[54]</w:t>
+      </w:r>
+      <w:r>
+        <w:rPr>
+          <w:rFonts w:ascii="Times New Roman" w:cs="Times New Roman" w:eastAsia="宋体" w:hAnsi="Times New Roman"/>
+          <w:b w:val="false"/>
+          <w:bCs w:val="false"/>
+          <w:sz w:val="24"/>
+          <w:szCs w:val="24"/>
+        </w:rPr>
+        <w:t xml:space="preserve">。以矩阵账号海量投放的GEO内容，面对的是一个威慑有限的责任结构。</w:t>
       </w:r>
     </w:p>
     <w:p>
@@ -6669,70 +7220,133 @@
           <w:sz w:val="24"/>
           <w:szCs w:val="24"/>
         </w:rPr>
-        <w:t xml:space="preserve">缺口出现在AI回答呈现环节。内容经检索和模型改写进入回答后，《广告法》意义上的广告发布者已不存在：引擎平台没有收取该内容的广告费，也不知道信源是付费内容，回答由模型自动生成，难以认定为“为广告主或者广告主委托的广告经营者发布广告”的主体</w:t>
-      </w:r>
-      <w:r>
-        <w:rPr>
-          <w:rFonts w:ascii="Times New Roman" w:cs="Times New Roman" w:eastAsia="宋体" w:hAnsi="Times New Roman"/>
-          <w:b w:val="false"/>
-          <w:bCs w:val="false"/>
-          <w:sz w:val="24"/>
-          <w:szCs w:val="24"/>
-          <w:vertAlign w:val="superscript"/>
-        </w:rPr>
-        <w:t xml:space="preserve">[49]</w:t>
-      </w:r>
-      <w:r>
-        <w:rPr>
-          <w:rFonts w:ascii="Times New Roman" w:cs="Times New Roman" w:eastAsia="宋体" w:hAnsi="Times New Roman"/>
-          <w:b w:val="false"/>
-          <w:bCs w:val="false"/>
-          <w:sz w:val="24"/>
-          <w:szCs w:val="24"/>
-        </w:rPr>
-        <w:t xml:space="preserve">；GEO服务商控制的是第三方信源，而不是回答本身；即使信源端作了标注，标注也可能在模型改写中丢失。李剑和韩红星等的研究都强调隐蔽广告的营销本质不因呈现形式而改变</w:t>
-      </w:r>
-      <w:r>
-        <w:rPr>
-          <w:rFonts w:ascii="Times New Roman" w:cs="Times New Roman" w:eastAsia="宋体" w:hAnsi="Times New Roman"/>
-          <w:b w:val="false"/>
-          <w:bCs w:val="false"/>
-          <w:sz w:val="24"/>
-          <w:szCs w:val="24"/>
-          <w:vertAlign w:val="superscript"/>
-        </w:rPr>
-        <w:t xml:space="preserve">[39,40]</w:t>
-      </w:r>
-      <w:r>
-        <w:rPr>
-          <w:rFonts w:ascii="Times New Roman" w:cs="Times New Roman" w:eastAsia="宋体" w:hAnsi="Times New Roman"/>
-          <w:b w:val="false"/>
-          <w:bCs w:val="false"/>
-          <w:sz w:val="24"/>
-          <w:szCs w:val="24"/>
-        </w:rPr>
-        <w:t xml:space="preserve">，GEO可以看作植入式广告在生成式引擎中的延伸，区别在于执行“植入”的是模型。竞价排名的经验也不能直接套用。宋亚辉指出，司法实践要求竞价排名服务商对关键词负主动审查义务</w:t>
-      </w:r>
-      <w:r>
-        <w:rPr>
-          <w:rFonts w:ascii="Times New Roman" w:cs="Times New Roman" w:eastAsia="宋体" w:hAnsi="Times New Roman"/>
-          <w:b w:val="false"/>
-          <w:bCs w:val="false"/>
-          <w:sz w:val="24"/>
-          <w:szCs w:val="24"/>
-          <w:vertAlign w:val="superscript"/>
-        </w:rPr>
-        <w:t xml:space="preserve">[41]</w:t>
-      </w:r>
-      <w:r>
-        <w:rPr>
-          <w:rFonts w:ascii="Times New Roman" w:cs="Times New Roman" w:eastAsia="宋体" w:hAnsi="Times New Roman"/>
-          <w:b w:val="false"/>
-          <w:bCs w:val="false"/>
-          <w:sz w:val="24"/>
-          <w:szCs w:val="24"/>
-        </w:rPr>
-        <w:t xml:space="preserve">，其事实基础是服务商出售关键词、参与了商业交易；GEO内容不经过平台的竞价与关键词设置环节，这一基础并不存在。</w:t>
+        <w:t xml:space="preserve">缺口出现在AI回答呈现环节，但要区分回答是否附有购买入口。执法指南规定，互联网平台经营者以人工、算法等方式干预自然排序、展示效果，或附加购物链接等并构成广告的，认定为广告发布者</w:t>
+      </w:r>
+      <w:r>
+        <w:rPr>
+          <w:rFonts w:ascii="Times New Roman" w:cs="Times New Roman" w:eastAsia="宋体" w:hAnsi="Times New Roman"/>
+          <w:b w:val="false"/>
+          <w:bCs w:val="false"/>
+          <w:sz w:val="24"/>
+          <w:szCs w:val="24"/>
+          <w:vertAlign w:val="superscript"/>
+        </w:rPr>
+        <w:t xml:space="preserve">[54]</w:t>
+      </w:r>
+      <w:r>
+        <w:rPr>
+          <w:rFonts w:ascii="Times New Roman" w:cs="Times New Roman" w:eastAsia="宋体" w:hAnsi="Times New Roman"/>
+          <w:b w:val="false"/>
+          <w:bCs w:val="false"/>
+          <w:sz w:val="24"/>
+          <w:szCs w:val="24"/>
+        </w:rPr>
+        <w:t xml:space="preserve">；《互联网广告管理办法》第九条第三款要求附加购物链接的推销内容显著标明“广告”</w:t>
+      </w:r>
+      <w:r>
+        <w:rPr>
+          <w:rFonts w:ascii="Times New Roman" w:cs="Times New Roman" w:eastAsia="宋体" w:hAnsi="Times New Roman"/>
+          <w:b w:val="false"/>
+          <w:bCs w:val="false"/>
+          <w:sz w:val="24"/>
+          <w:szCs w:val="24"/>
+          <w:vertAlign w:val="superscript"/>
+        </w:rPr>
+        <w:t xml:space="preserve">[50]</w:t>
+      </w:r>
+      <w:r>
+        <w:rPr>
+          <w:rFonts w:ascii="Times New Roman" w:cs="Times New Roman" w:eastAsia="宋体" w:hAnsi="Times New Roman"/>
+          <w:b w:val="false"/>
+          <w:bCs w:val="false"/>
+          <w:sz w:val="24"/>
+          <w:szCs w:val="24"/>
+        </w:rPr>
+        <w:t xml:space="preserve">。豆包、千问等已在回答中嵌入商品和下单入口</w:t>
+      </w:r>
+      <w:r>
+        <w:rPr>
+          <w:rFonts w:ascii="Times New Roman" w:cs="Times New Roman" w:eastAsia="宋体" w:hAnsi="Times New Roman"/>
+          <w:b w:val="false"/>
+          <w:bCs w:val="false"/>
+          <w:sz w:val="24"/>
+          <w:szCs w:val="24"/>
+          <w:vertAlign w:val="superscript"/>
+        </w:rPr>
+        <w:t xml:space="preserve">[10,11]</w:t>
+      </w:r>
+      <w:r>
+        <w:rPr>
+          <w:rFonts w:ascii="Times New Roman" w:cs="Times New Roman" w:eastAsia="宋体" w:hAnsi="Times New Roman"/>
+          <w:b w:val="false"/>
+          <w:bCs w:val="false"/>
+          <w:sz w:val="24"/>
+          <w:szCs w:val="24"/>
+        </w:rPr>
+        <w:t xml:space="preserve">，这类回答构成广告的，平台即为广告发布者，标识义务有明确的承担者。缺口存在于不附购买入口、平台也未就该内容收取对价的回答。在这类回答中，回答由平台的模型自动生成，平台并未受广告主或者广告经营者委托发布该内容，介绍的也不是自己所推销的商品，不符合《广告法》第二条对广告主和广告发布者的界定</w:t>
+      </w:r>
+      <w:r>
+        <w:rPr>
+          <w:rFonts w:ascii="Times New Roman" w:cs="Times New Roman" w:eastAsia="宋体" w:hAnsi="Times New Roman"/>
+          <w:b w:val="false"/>
+          <w:bCs w:val="false"/>
+          <w:sz w:val="24"/>
+          <w:szCs w:val="24"/>
+          <w:vertAlign w:val="superscript"/>
+        </w:rPr>
+        <w:t xml:space="preserve">[53]</w:t>
+      </w:r>
+      <w:r>
+        <w:rPr>
+          <w:rFonts w:ascii="Times New Roman" w:cs="Times New Roman" w:eastAsia="宋体" w:hAnsi="Times New Roman"/>
+          <w:b w:val="false"/>
+          <w:bCs w:val="false"/>
+          <w:sz w:val="24"/>
+          <w:szCs w:val="24"/>
+        </w:rPr>
+        <w:t xml:space="preserve">；GEO服务商控制的是第三方信源，而不是回答本身；信源端的“广告”标注能否随内容进入回答，取决于模型如何改写，现行规则对此没有要求。李剑和韩红星等的研究都强调隐蔽广告的营销本质不因呈现形式而改变</w:t>
+      </w:r>
+      <w:r>
+        <w:rPr>
+          <w:rFonts w:ascii="Times New Roman" w:cs="Times New Roman" w:eastAsia="宋体" w:hAnsi="Times New Roman"/>
+          <w:b w:val="false"/>
+          <w:bCs w:val="false"/>
+          <w:sz w:val="24"/>
+          <w:szCs w:val="24"/>
+          <w:vertAlign w:val="superscript"/>
+        </w:rPr>
+        <w:t xml:space="preserve">[43,44]</w:t>
+      </w:r>
+      <w:r>
+        <w:rPr>
+          <w:rFonts w:ascii="Times New Roman" w:cs="Times New Roman" w:eastAsia="宋体" w:hAnsi="Times New Roman"/>
+          <w:b w:val="false"/>
+          <w:bCs w:val="false"/>
+          <w:sz w:val="24"/>
+          <w:szCs w:val="24"/>
+        </w:rPr>
+        <w:t xml:space="preserve">，GEO可以看作植入式广告在生成式引擎中的延伸，区别在于执行“植入”的是模型。竞价排名的经验也不能直接套用。宋亚辉指出，司法实践要求竞价排名服务商对关键词负主动审查义务，该规则的合理性在于借助服务商的信息优势和监控优势遏制“搭便车”行为</w:t>
+      </w:r>
+      <w:r>
+        <w:rPr>
+          <w:rFonts w:ascii="Times New Roman" w:cs="Times New Roman" w:eastAsia="宋体" w:hAnsi="Times New Roman"/>
+          <w:b w:val="false"/>
+          <w:bCs w:val="false"/>
+          <w:sz w:val="24"/>
+          <w:szCs w:val="24"/>
+          <w:vertAlign w:val="superscript"/>
+        </w:rPr>
+        <w:t xml:space="preserve">[45]</w:t>
+      </w:r>
+      <w:r>
+        <w:rPr>
+          <w:rFonts w:ascii="Times New Roman" w:cs="Times New Roman" w:eastAsia="宋体" w:hAnsi="Times New Roman"/>
+          <w:b w:val="false"/>
+          <w:bCs w:val="false"/>
+          <w:sz w:val="24"/>
+          <w:szCs w:val="24"/>
+        </w:rPr>
+        <w:t xml:space="preserve">；在GEO中，平台对信源是否付费并不掌握这种信息优势。</w:t>
       </w:r>
     </w:p>
     <w:p>
@@ -6749,49 +7363,70 @@
           <w:sz w:val="24"/>
           <w:szCs w:val="24"/>
         </w:rPr>
-        <w:t xml:space="preserve">AI内容标识规则同样填补不了这一缺口。《生成式人工智能服务管理暂行办法》要求提供者按照深度合成管理规定对生成内容进行标识</w:t>
-      </w:r>
-      <w:r>
-        <w:rPr>
-          <w:rFonts w:ascii="Times New Roman" w:cs="Times New Roman" w:eastAsia="宋体" w:hAnsi="Times New Roman"/>
-          <w:b w:val="false"/>
-          <w:bCs w:val="false"/>
-          <w:sz w:val="24"/>
-          <w:szCs w:val="24"/>
-          <w:vertAlign w:val="superscript"/>
-        </w:rPr>
-        <w:t xml:space="preserve">[51]</w:t>
-      </w:r>
-      <w:r>
-        <w:rPr>
-          <w:rFonts w:ascii="Times New Roman" w:cs="Times New Roman" w:eastAsia="宋体" w:hAnsi="Times New Roman"/>
-          <w:b w:val="false"/>
-          <w:bCs w:val="false"/>
-          <w:sz w:val="24"/>
-          <w:szCs w:val="24"/>
-        </w:rPr>
-        <w:t xml:space="preserve">，《人工智能生成合成内容标识办法》进一步要求添加显式标识和隐式标识</w:t>
-      </w:r>
-      <w:r>
-        <w:rPr>
-          <w:rFonts w:ascii="Times New Roman" w:cs="Times New Roman" w:eastAsia="宋体" w:hAnsi="Times New Roman"/>
-          <w:b w:val="false"/>
-          <w:bCs w:val="false"/>
-          <w:sz w:val="24"/>
-          <w:szCs w:val="24"/>
-          <w:vertAlign w:val="superscript"/>
-        </w:rPr>
-        <w:t xml:space="preserve">[52]</w:t>
-      </w:r>
-      <w:r>
-        <w:rPr>
-          <w:rFonts w:ascii="Times New Roman" w:cs="Times New Roman" w:eastAsia="宋体" w:hAnsi="Times New Roman"/>
-          <w:b w:val="false"/>
-          <w:bCs w:val="false"/>
-          <w:sz w:val="24"/>
-          <w:szCs w:val="24"/>
-        </w:rPr>
-        <w:t xml:space="preserve">。这些标识说明内容由AI生成，不说明其中含有商业推广。一段混入GEO内容的AI回答可以完全符合AI标识要求，同时不带任何广告标识。</w:t>
+        <w:t xml:space="preserve">回答环节并非没有任何平台义务。《广告法》第四十五条要求互联网信息服务提供者对其明知或者应知的、利用其信息传输、发布平台发送、发布的违法广告予以制止，第六十三条规定了不予制止的罚则</w:t>
+      </w:r>
+      <w:r>
+        <w:rPr>
+          <w:rFonts w:ascii="Times New Roman" w:cs="Times New Roman" w:eastAsia="宋体" w:hAnsi="Times New Roman"/>
+          <w:b w:val="false"/>
+          <w:bCs w:val="false"/>
+          <w:sz w:val="24"/>
+          <w:szCs w:val="24"/>
+          <w:vertAlign w:val="superscript"/>
+        </w:rPr>
+        <w:t xml:space="preserve">[53]</w:t>
+      </w:r>
+      <w:r>
+        <w:rPr>
+          <w:rFonts w:ascii="Times New Roman" w:cs="Times New Roman" w:eastAsia="宋体" w:hAnsi="Times New Roman"/>
+          <w:b w:val="false"/>
+          <w:bCs w:val="false"/>
+          <w:sz w:val="24"/>
+          <w:szCs w:val="24"/>
+        </w:rPr>
+        <w:t xml:space="preserve">；《互联网广告管理办法》第十六条要求互联网平台经营者采取措施防范、制止违法广告</w:t>
+      </w:r>
+      <w:r>
+        <w:rPr>
+          <w:rFonts w:ascii="Times New Roman" w:cs="Times New Roman" w:eastAsia="宋体" w:hAnsi="Times New Roman"/>
+          <w:b w:val="false"/>
+          <w:bCs w:val="false"/>
+          <w:sz w:val="24"/>
+          <w:szCs w:val="24"/>
+          <w:vertAlign w:val="superscript"/>
+        </w:rPr>
+        <w:t xml:space="preserve">[50]</w:t>
+      </w:r>
+      <w:r>
+        <w:rPr>
+          <w:rFonts w:ascii="Times New Roman" w:cs="Times New Roman" w:eastAsia="宋体" w:hAnsi="Times New Roman"/>
+          <w:b w:val="false"/>
+          <w:bCs w:val="false"/>
+          <w:sz w:val="24"/>
+          <w:szCs w:val="24"/>
+        </w:rPr>
+        <w:t xml:space="preserve">；《生成式人工智能服务管理暂行办法》第九条规定提供者承担网络信息内容生产者责任，第十四条要求其发现违法内容时停止生成、停止传输、消除并整改</w:t>
+      </w:r>
+      <w:r>
+        <w:rPr>
+          <w:rFonts w:ascii="Times New Roman" w:cs="Times New Roman" w:eastAsia="宋体" w:hAnsi="Times New Roman"/>
+          <w:b w:val="false"/>
+          <w:bCs w:val="false"/>
+          <w:sz w:val="24"/>
+          <w:szCs w:val="24"/>
+          <w:vertAlign w:val="superscript"/>
+        </w:rPr>
+        <w:t xml:space="preserve">[55]</w:t>
+      </w:r>
+      <w:r>
+        <w:rPr>
+          <w:rFonts w:ascii="Times New Roman" w:cs="Times New Roman" w:eastAsia="宋体" w:hAnsi="Times New Roman"/>
+          <w:b w:val="false"/>
+          <w:bCs w:val="false"/>
+          <w:sz w:val="24"/>
+          <w:szCs w:val="24"/>
+        </w:rPr>
+        <w:t xml:space="preserve">。这些规定与GEO之间有三处断裂：制止和处置义务以平台明知、应知或发现违法内容为前提，而平台通常无从得知某一信源是付费内容；GEO投放者并不直接利用引擎的信息服务发布内容，内容是由引擎检索抓取的；义务内容是删除、屏蔽和整改，不是向用户标示商业属性。回答环节缺少的是标识义务，而不是平台责任的全部。</w:t>
       </w:r>
     </w:p>
     <w:p>
@@ -6808,28 +7443,70 @@
           <w:sz w:val="24"/>
           <w:szCs w:val="24"/>
         </w:rPr>
-        <w:t xml:space="preserve">技术检测也难以替代规则。Schmidt等在自动插入广告的生成式回答数据集上发现，微调后的句向量模型识别广告的精确率和召回率均超过0.9，所测大语言模型的检测效果较差；他们还发现，自然回答在复用品牌官网文本时同样会出现广告化表述</w:t>
-      </w:r>
-      <w:r>
-        <w:rPr>
-          <w:rFonts w:ascii="Times New Roman" w:cs="Times New Roman" w:eastAsia="宋体" w:hAnsi="Times New Roman"/>
-          <w:b w:val="false"/>
-          <w:bCs w:val="false"/>
-          <w:sz w:val="24"/>
-          <w:szCs w:val="24"/>
-          <w:vertAlign w:val="superscript"/>
-        </w:rPr>
-        <w:t xml:space="preserve">[27]</w:t>
-      </w:r>
-      <w:r>
-        <w:rPr>
-          <w:rFonts w:ascii="Times New Roman" w:cs="Times New Roman" w:eastAsia="宋体" w:hAnsi="Times New Roman"/>
-          <w:b w:val="false"/>
-          <w:bCs w:val="false"/>
-          <w:sz w:val="24"/>
-          <w:szCs w:val="24"/>
-        </w:rPr>
-        <w:t xml:space="preserve">。文本层面的检测能够发现推销性语言，但不能判断这类语言来自付费信源还是来自引擎对品牌官网的正常引用。</w:t>
+        <w:t xml:space="preserve">AI内容标识规则同样填补不了这一缺口。《生成式人工智能服务管理暂行办法》要求提供者按照深度合成管理规定对生成内容进行标识</w:t>
+      </w:r>
+      <w:r>
+        <w:rPr>
+          <w:rFonts w:ascii="Times New Roman" w:cs="Times New Roman" w:eastAsia="宋体" w:hAnsi="Times New Roman"/>
+          <w:b w:val="false"/>
+          <w:bCs w:val="false"/>
+          <w:sz w:val="24"/>
+          <w:szCs w:val="24"/>
+          <w:vertAlign w:val="superscript"/>
+        </w:rPr>
+        <w:t xml:space="preserve">[55]</w:t>
+      </w:r>
+      <w:r>
+        <w:rPr>
+          <w:rFonts w:ascii="Times New Roman" w:cs="Times New Roman" w:eastAsia="宋体" w:hAnsi="Times New Roman"/>
+          <w:b w:val="false"/>
+          <w:bCs w:val="false"/>
+          <w:sz w:val="24"/>
+          <w:szCs w:val="24"/>
+        </w:rPr>
+        <w:t xml:space="preserve">，《人工智能生成合成内容标识办法》进一步要求添加显式标识和隐式标识</w:t>
+      </w:r>
+      <w:r>
+        <w:rPr>
+          <w:rFonts w:ascii="Times New Roman" w:cs="Times New Roman" w:eastAsia="宋体" w:hAnsi="Times New Roman"/>
+          <w:b w:val="false"/>
+          <w:bCs w:val="false"/>
+          <w:sz w:val="24"/>
+          <w:szCs w:val="24"/>
+          <w:vertAlign w:val="superscript"/>
+        </w:rPr>
+        <w:t xml:space="preserve">[56]</w:t>
+      </w:r>
+      <w:r>
+        <w:rPr>
+          <w:rFonts w:ascii="Times New Roman" w:cs="Times New Roman" w:eastAsia="宋体" w:hAnsi="Times New Roman"/>
+          <w:b w:val="false"/>
+          <w:bCs w:val="false"/>
+          <w:sz w:val="24"/>
+          <w:szCs w:val="24"/>
+        </w:rPr>
+        <w:t xml:space="preserve">。这些标识说明内容由AI生成，不说明其中含有商业推广。技术检测也难以替代规则。Schmidt等在自动插入广告的生成式回答数据集上发现，微调后的句向量模型识别广告的精确率和召回率均超过0.9，所测大语言模型的检测效果较差；他们的误判分析还显示，未插入广告的回答在原样复用品牌官网文本时同样带有广告化表述</w:t>
+      </w:r>
+      <w:r>
+        <w:rPr>
+          <w:rFonts w:ascii="Times New Roman" w:cs="Times New Roman" w:eastAsia="宋体" w:hAnsi="Times New Roman"/>
+          <w:b w:val="false"/>
+          <w:bCs w:val="false"/>
+          <w:sz w:val="24"/>
+          <w:szCs w:val="24"/>
+          <w:vertAlign w:val="superscript"/>
+        </w:rPr>
+        <w:t xml:space="preserve">[31]</w:t>
+      </w:r>
+      <w:r>
+        <w:rPr>
+          <w:rFonts w:ascii="Times New Roman" w:cs="Times New Roman" w:eastAsia="宋体" w:hAnsi="Times New Roman"/>
+          <w:b w:val="false"/>
+          <w:bCs w:val="false"/>
+          <w:sz w:val="24"/>
+          <w:szCs w:val="24"/>
+        </w:rPr>
+        <w:t xml:space="preserve">。仅凭文本难以区分付费内容与对品牌官网的正常引用。</w:t>
       </w:r>
     </w:p>
     <w:p>
@@ -6863,39 +7540,39 @@
           <w:sz w:val="24"/>
           <w:szCs w:val="24"/>
         </w:rPr>
-        <w:t xml:space="preserve">GEO与操纵处在同一条连续谱上。一端是补充统计数据和引语的内容改写</w:t>
-      </w:r>
-      <w:r>
-        <w:rPr>
-          <w:rFonts w:ascii="Times New Roman" w:cs="Times New Roman" w:eastAsia="宋体" w:hAnsi="Times New Roman"/>
-          <w:b w:val="false"/>
-          <w:bCs w:val="false"/>
-          <w:sz w:val="24"/>
-          <w:szCs w:val="24"/>
-          <w:vertAlign w:val="superscript"/>
-        </w:rPr>
-        <w:t xml:space="preserve">[10]</w:t>
-      </w:r>
-      <w:r>
-        <w:rPr>
-          <w:rFonts w:ascii="Times New Roman" w:cs="Times New Roman" w:eastAsia="宋体" w:hAnsi="Times New Roman"/>
-          <w:b w:val="false"/>
-          <w:bCs w:val="false"/>
-          <w:sz w:val="24"/>
-          <w:szCs w:val="24"/>
-        </w:rPr>
-        <w:t xml:space="preserve">，向另一端依次是针对模型优化的策略性文本</w:t>
-      </w:r>
-      <w:r>
-        <w:rPr>
-          <w:rFonts w:ascii="Times New Roman" w:cs="Times New Roman" w:eastAsia="宋体" w:hAnsi="Times New Roman"/>
-          <w:b w:val="false"/>
-          <w:bCs w:val="false"/>
-          <w:sz w:val="24"/>
-          <w:szCs w:val="24"/>
-          <w:vertAlign w:val="superscript"/>
-        </w:rPr>
-        <w:t xml:space="preserve">[17]</w:t>
+        <w:t xml:space="preserve">GEO与操纵之间的差别可以沿两个维度描述。一是内容是否真实：从补充统计数据和引语的内容改写</w:t>
+      </w:r>
+      <w:r>
+        <w:rPr>
+          <w:rFonts w:ascii="Times New Roman" w:cs="Times New Roman" w:eastAsia="宋体" w:hAnsi="Times New Roman"/>
+          <w:b w:val="false"/>
+          <w:bCs w:val="false"/>
+          <w:sz w:val="24"/>
+          <w:szCs w:val="24"/>
+          <w:vertAlign w:val="superscript"/>
+        </w:rPr>
+        <w:t xml:space="preserve">[14]</w:t>
+      </w:r>
+      <w:r>
+        <w:rPr>
+          <w:rFonts w:ascii="Times New Roman" w:cs="Times New Roman" w:eastAsia="宋体" w:hAnsi="Times New Roman"/>
+          <w:b w:val="false"/>
+          <w:bCs w:val="false"/>
+          <w:sz w:val="24"/>
+          <w:szCs w:val="24"/>
+        </w:rPr>
+        <w:t xml:space="preserve">到虚构测评、评价和排名，写作手段不变，变化的是内容的真实性。二是是否利用模型漏洞：从面向读者的写作，到针对模型优化的策略性文本</w:t>
+      </w:r>
+      <w:r>
+        <w:rPr>
+          <w:rFonts w:ascii="Times New Roman" w:cs="Times New Roman" w:eastAsia="宋体" w:hAnsi="Times New Roman"/>
+          <w:b w:val="false"/>
+          <w:bCs w:val="false"/>
+          <w:sz w:val="24"/>
+          <w:szCs w:val="24"/>
+          <w:vertAlign w:val="superscript"/>
+        </w:rPr>
+        <w:t xml:space="preserve">[21]</w:t>
       </w:r>
       <w:r>
         <w:rPr>
@@ -6916,7 +7593,7 @@
           <w:szCs w:val="24"/>
           <w:vertAlign w:val="superscript"/>
         </w:rPr>
-        <w:t xml:space="preserve">[18]</w:t>
+        <w:t xml:space="preserve">[22]</w:t>
       </w:r>
       <w:r>
         <w:rPr>
@@ -6937,38 +7614,38 @@
           <w:szCs w:val="24"/>
           <w:vertAlign w:val="superscript"/>
         </w:rPr>
-        <w:t xml:space="preserve">[19]</w:t>
-      </w:r>
-      <w:r>
-        <w:rPr>
-          <w:rFonts w:ascii="Times New Roman" w:cs="Times New Roman" w:eastAsia="宋体" w:hAnsi="Times New Roman"/>
-          <w:b w:val="false"/>
-          <w:bCs w:val="false"/>
-          <w:sz w:val="24"/>
-          <w:szCs w:val="24"/>
-        </w:rPr>
-        <w:t xml:space="preserve">，最远端是向检索库注入虚假文本的知识投毒。Zou等的实验显示，在包含数百万条文本的知识库中，为每个目标问题注入5条恶意文本即可达到90%的攻击成功率，其测试的多种现有防御均不足以抵御该攻击</w:t>
-      </w:r>
-      <w:r>
-        <w:rPr>
-          <w:rFonts w:ascii="Times New Roman" w:cs="Times New Roman" w:eastAsia="宋体" w:hAnsi="Times New Roman"/>
-          <w:b w:val="false"/>
-          <w:bCs w:val="false"/>
-          <w:sz w:val="24"/>
-          <w:szCs w:val="24"/>
-          <w:vertAlign w:val="superscript"/>
-        </w:rPr>
-        <w:t xml:space="preserve">[20]</w:t>
-      </w:r>
-      <w:r>
-        <w:rPr>
-          <w:rFonts w:ascii="Times New Roman" w:cs="Times New Roman" w:eastAsia="宋体" w:hAnsi="Times New Roman"/>
-          <w:b w:val="false"/>
-          <w:bCs w:val="false"/>
-          <w:sz w:val="24"/>
-          <w:szCs w:val="24"/>
-        </w:rPr>
-        <w:t xml:space="preserve">。这些手段的共同点是改变模型读到的材料，且都不需要接触引擎系统本身。从内容改写到虚构测评，写作手段不变，变化的是内容的真实性；从内容改写到策略性文本和提示注入，手段由面向读者的写作转为面向模型的对抗性构造。</w:t>
+        <w:t xml:space="preserve">[23]</w:t>
+      </w:r>
+      <w:r>
+        <w:rPr>
+          <w:rFonts w:ascii="Times New Roman" w:cs="Times New Roman" w:eastAsia="宋体" w:hAnsi="Times New Roman"/>
+          <w:b w:val="false"/>
+          <w:bCs w:val="false"/>
+          <w:sz w:val="24"/>
+          <w:szCs w:val="24"/>
+        </w:rPr>
+        <w:t xml:space="preserve">，手段逐步转为面向模型的对抗性构造。向检索库批量注入虚假文本的知识投毒同时处在两个维度的极端，Zou等的实验显示，在包含数百万条文本的知识库中，为每个目标问题注入5条恶意文本即可达到90%的攻击成功率，其测试的多种现有防御均不足以抵御该攻击</w:t>
+      </w:r>
+      <w:r>
+        <w:rPr>
+          <w:rFonts w:ascii="Times New Roman" w:cs="Times New Roman" w:eastAsia="宋体" w:hAnsi="Times New Roman"/>
+          <w:b w:val="false"/>
+          <w:bCs w:val="false"/>
+          <w:sz w:val="24"/>
+          <w:szCs w:val="24"/>
+          <w:vertAlign w:val="superscript"/>
+        </w:rPr>
+        <w:t xml:space="preserve">[24]</w:t>
+      </w:r>
+      <w:r>
+        <w:rPr>
+          <w:rFonts w:ascii="Times New Roman" w:cs="Times New Roman" w:eastAsia="宋体" w:hAnsi="Times New Roman"/>
+          <w:b w:val="false"/>
+          <w:bCs w:val="false"/>
+          <w:sz w:val="24"/>
+          <w:szCs w:val="24"/>
+        </w:rPr>
+        <w:t xml:space="preserve">。这些手段的共同点是改变模型读到的材料，且都不需要接触引擎系统本身。</w:t>
       </w:r>
     </w:p>
     <w:p>
@@ -6985,18 +7662,18 @@
           <w:sz w:val="24"/>
           <w:szCs w:val="24"/>
         </w:rPr>
-        <w:t xml:space="preserve">国内已经出现了连续谱远端的案例。“3·15”晚会中，一款虚构的智能手环经GEO软件批量生成软文并投放后，被主流AI大模型列入推荐且排名靠前</w:t>
-      </w:r>
-      <w:r>
-        <w:rPr>
-          <w:rFonts w:ascii="Times New Roman" w:cs="Times New Roman" w:eastAsia="宋体" w:hAnsi="Times New Roman"/>
-          <w:b w:val="false"/>
-          <w:bCs w:val="false"/>
-          <w:sz w:val="24"/>
-          <w:szCs w:val="24"/>
-          <w:vertAlign w:val="superscript"/>
-        </w:rPr>
-        <w:t xml:space="preserve">[12]</w:t>
+        <w:t xml:space="preserve">国内已经出现了以批量虚构内容污染检索信源的案例。“3·15”晚会中，一款虚构的智能手环经GEO软件批量生成软文并投放后，被主流AI大模型列入推荐且排名靠前</w:t>
+      </w:r>
+      <w:r>
+        <w:rPr>
+          <w:rFonts w:ascii="Times New Roman" w:cs="Times New Roman" w:eastAsia="宋体" w:hAnsi="Times New Roman"/>
+          <w:b w:val="false"/>
+          <w:bCs w:val="false"/>
+          <w:sz w:val="24"/>
+          <w:szCs w:val="24"/>
+          <w:vertAlign w:val="superscript"/>
+        </w:rPr>
+        <w:t xml:space="preserve">[16]</w:t>
       </w:r>
       <w:r>
         <w:rPr>
@@ -7017,7 +7694,7 @@
           <w:szCs w:val="24"/>
           <w:vertAlign w:val="superscript"/>
         </w:rPr>
-        <w:t xml:space="preserve">[44]</w:t>
+        <w:t xml:space="preserve">[48]</w:t>
       </w:r>
       <w:r>
         <w:rPr>
@@ -7038,7 +7715,7 @@
           <w:szCs w:val="24"/>
           <w:vertAlign w:val="superscript"/>
         </w:rPr>
-        <w:t xml:space="preserve">[18]</w:t>
+        <w:t xml:space="preserve">[22]</w:t>
       </w:r>
       <w:r>
         <w:rPr>
@@ -7065,7 +7742,7 @@
           <w:sz w:val="24"/>
           <w:szCs w:val="24"/>
         </w:rPr>
-        <w:t xml:space="preserve">现行法律对操纵型GEO的约束集中在两项规定上，二者都有缺口。2025年修订的《反不正当竞争法》第九条将虚假宣传的误导对象由消费者扩展为“消费者和其他经营者”，并把组织“虚假评价”与组织虚假交易并列为帮助其他经营者进行虚假宣传的方式</w:t>
+        <w:t xml:space="preserve">按7.1节的标准，受托投放的GEO内容本身是广告，操纵型GEO首先受《广告法》虚假广告规则约束。第二十八条把“商品或者服务不存在的”“使用虚构、伪造或者无法验证的科研成果、统计资料、调查结果、文摘、引用语等信息作证明材料的”“虚构使用商品或者接受服务的效果的”列为虚假广告，第十一条要求广告使用的数据、统计资料、调查结果、引用语等引证内容真实、准确并表明出处</w:t>
       </w:r>
       <w:r>
         <w:rPr>
@@ -7086,18 +7763,161 @@
           <w:sz w:val="24"/>
           <w:szCs w:val="24"/>
         </w:rPr>
-        <w:t xml:space="preserve">，伪造测评、评价和排名可以据此追究，而策略性文本和提示注入可以不含任何关于商品的虚假陈述，难以纳入虚假宣传的范围。《互联网信息服务算法推荐管理规定》第十四条禁止算法推荐服务提供者利用算法操纵榜单或者检索结果排序、控制热搜或者精选等干预信息呈现，实施影响网络舆论或者规避监督管理的行为</w:t>
-      </w:r>
-      <w:r>
-        <w:rPr>
-          <w:rFonts w:ascii="Times New Roman" w:cs="Times New Roman" w:eastAsia="宋体" w:hAnsi="Times New Roman"/>
-          <w:b w:val="false"/>
-          <w:bCs w:val="false"/>
-          <w:sz w:val="24"/>
-          <w:szCs w:val="24"/>
-          <w:vertAlign w:val="superscript"/>
-        </w:rPr>
-        <w:t xml:space="preserve">[54]</w:t>
+        <w:t xml:space="preserve">，市场监管总局2026年6月又发布了《广告引证内容执法指南》</w:t>
+      </w:r>
+      <w:r>
+        <w:rPr>
+          <w:rFonts w:ascii="Times New Roman" w:cs="Times New Roman" w:eastAsia="宋体" w:hAnsi="Times New Roman"/>
+          <w:b w:val="false"/>
+          <w:bCs w:val="false"/>
+          <w:sz w:val="24"/>
+          <w:szCs w:val="24"/>
+          <w:vertAlign w:val="superscript"/>
+        </w:rPr>
+        <w:t xml:space="preserve">[57]</w:t>
+      </w:r>
+      <w:r>
+        <w:rPr>
+          <w:rFonts w:ascii="Times New Roman" w:cs="Times New Roman" w:eastAsia="宋体" w:hAnsi="Times New Roman"/>
+          <w:b w:val="false"/>
+          <w:bCs w:val="false"/>
+          <w:sz w:val="24"/>
+          <w:szCs w:val="24"/>
+        </w:rPr>
+        <w:t xml:space="preserve">。“3·15”晚会中为不存在的手环批量生成的推荐软文，属于第二十八条第二款第（一）项的情形；GEO改写常用的补充统计数据和引语，一旦使用无法验证的数据，就落入第（三）项。广告主依第五十五条承担罚款责任，明知或者应知广告虚假仍设计、制作、代理、发布的广告经营者和广告发布者一并受罚</w:t>
+      </w:r>
+      <w:r>
+        <w:rPr>
+          <w:rFonts w:ascii="Times New Roman" w:cs="Times New Roman" w:eastAsia="宋体" w:hAnsi="Times New Roman"/>
+          <w:b w:val="false"/>
+          <w:bCs w:val="false"/>
+          <w:sz w:val="24"/>
+          <w:szCs w:val="24"/>
+          <w:vertAlign w:val="superscript"/>
+        </w:rPr>
+        <w:t xml:space="preserve">[53]</w:t>
+      </w:r>
+      <w:r>
+        <w:rPr>
+          <w:rFonts w:ascii="Times New Roman" w:cs="Times New Roman" w:eastAsia="宋体" w:hAnsi="Times New Roman"/>
+          <w:b w:val="false"/>
+          <w:bCs w:val="false"/>
+          <w:sz w:val="24"/>
+          <w:szCs w:val="24"/>
+        </w:rPr>
+        <w:t xml:space="preserve">。以矩阵账号批量发布的，还违反《网络信息内容生态治理规定》第二十四条关于不得通过人工方式或者技术手段实施流量造假、虚假注册账号、操纵用户账号的规定</w:t>
+      </w:r>
+      <w:r>
+        <w:rPr>
+          <w:rFonts w:ascii="Times New Roman" w:cs="Times New Roman" w:eastAsia="宋体" w:hAnsi="Times New Roman"/>
+          <w:b w:val="false"/>
+          <w:bCs w:val="false"/>
+          <w:sz w:val="24"/>
+          <w:szCs w:val="24"/>
+          <w:vertAlign w:val="superscript"/>
+        </w:rPr>
+        <w:t xml:space="preserve">[58]</w:t>
+      </w:r>
+      <w:r>
+        <w:rPr>
+          <w:rFonts w:ascii="Times New Roman" w:cs="Times New Roman" w:eastAsia="宋体" w:hAnsi="Times New Roman"/>
+          <w:b w:val="false"/>
+          <w:bCs w:val="false"/>
+          <w:sz w:val="24"/>
+          <w:szCs w:val="24"/>
+        </w:rPr>
+        <w:t xml:space="preserve">；编造用户评价的，另受《电子商务法》第十七条约束</w:t>
+      </w:r>
+      <w:r>
+        <w:rPr>
+          <w:rFonts w:ascii="Times New Roman" w:cs="Times New Roman" w:eastAsia="宋体" w:hAnsi="Times New Roman"/>
+          <w:b w:val="false"/>
+          <w:bCs w:val="false"/>
+          <w:sz w:val="24"/>
+          <w:szCs w:val="24"/>
+          <w:vertAlign w:val="superscript"/>
+        </w:rPr>
+        <w:t xml:space="preserve">[59]</w:t>
+      </w:r>
+      <w:r>
+        <w:rPr>
+          <w:rFonts w:ascii="Times New Roman" w:cs="Times New Roman" w:eastAsia="宋体" w:hAnsi="Times New Roman"/>
+          <w:b w:val="false"/>
+          <w:bCs w:val="false"/>
+          <w:sz w:val="24"/>
+          <w:szCs w:val="24"/>
+        </w:rPr>
+        <w:t xml:space="preserve">。</w:t>
+      </w:r>
+    </w:p>
+    <w:p>
+      <w:pPr>
+        <w:spacing w:after="0" w:before="0" w:line="360"/>
+        <w:ind w:firstLine="480"/>
+        <w:jc w:val="both"/>
+      </w:pPr>
+      <w:r>
+        <w:rPr>
+          <w:rFonts w:ascii="Times New Roman" w:cs="Times New Roman" w:eastAsia="宋体" w:hAnsi="Times New Roman"/>
+          <w:b w:val="false"/>
+          <w:bCs w:val="false"/>
+          <w:sz w:val="24"/>
+          <w:szCs w:val="24"/>
+        </w:rPr>
+        <w:t xml:space="preserve">广告规则之外，还有两项规定，二者都有缺口。2025年修订的《反不正当竞争法》第九条将虚假宣传的误导对象由消费者扩展为“消费者和其他经营者”，并把组织“虚假评价”与组织虚假交易并列为帮助其他经营者进行虚假宣传的方式</w:t>
+      </w:r>
+      <w:r>
+        <w:rPr>
+          <w:rFonts w:ascii="Times New Roman" w:cs="Times New Roman" w:eastAsia="宋体" w:hAnsi="Times New Roman"/>
+          <w:b w:val="false"/>
+          <w:bCs w:val="false"/>
+          <w:sz w:val="24"/>
+          <w:szCs w:val="24"/>
+          <w:vertAlign w:val="superscript"/>
+        </w:rPr>
+        <w:t xml:space="preserve">[60]</w:t>
+      </w:r>
+      <w:r>
+        <w:rPr>
+          <w:rFonts w:ascii="Times New Roman" w:cs="Times New Roman" w:eastAsia="宋体" w:hAnsi="Times New Roman"/>
+          <w:b w:val="false"/>
+          <w:bCs w:val="false"/>
+          <w:sz w:val="24"/>
+          <w:szCs w:val="24"/>
+        </w:rPr>
+        <w:t xml:space="preserve">，伪造测评、评价和排名可以据此追究；策略性文本和提示注入则可以不含任何关于商品的陈述，其作用对象是模型而非消费者或其他经营者，难以认定为该条所称的虚假或者引人误解的商业宣传。提示注入针对的是生成式引擎经营者的服务，该法第十三条禁止经营者利用数据和算法、技术、平台规则等，通过影响用户选择或者其他方式，妨碍、破坏其他经营者合法提供的网络产品或者服务正常运行</w:t>
+      </w:r>
+      <w:r>
+        <w:rPr>
+          <w:rFonts w:ascii="Times New Roman" w:cs="Times New Roman" w:eastAsia="宋体" w:hAnsi="Times New Roman"/>
+          <w:b w:val="false"/>
+          <w:bCs w:val="false"/>
+          <w:sz w:val="24"/>
+          <w:szCs w:val="24"/>
+          <w:vertAlign w:val="superscript"/>
+        </w:rPr>
+        <w:t xml:space="preserve">[60]</w:t>
+      </w:r>
+      <w:r>
+        <w:rPr>
+          <w:rFonts w:ascii="Times New Roman" w:cs="Times New Roman" w:eastAsia="宋体" w:hAnsi="Times New Roman"/>
+          <w:b w:val="false"/>
+          <w:bCs w:val="false"/>
+          <w:sz w:val="24"/>
+          <w:szCs w:val="24"/>
+        </w:rPr>
+        <w:t xml:space="preserve">，引擎经营者可以据此追究以提示注入操纵回答的行为，但这一路径依赖引擎经营者主张权利，不能替代面向用户的标识。《互联网信息服务算法推荐管理规定》第十四条禁止算法推荐服务提供者利用算法操纵榜单或者检索结果排序、控制热搜或者精选等干预信息呈现，实施影响网络舆论或者规避监督管理的行为</w:t>
+      </w:r>
+      <w:r>
+        <w:rPr>
+          <w:rFonts w:ascii="Times New Roman" w:cs="Times New Roman" w:eastAsia="宋体" w:hAnsi="Times New Roman"/>
+          <w:b w:val="false"/>
+          <w:bCs w:val="false"/>
+          <w:sz w:val="24"/>
+          <w:szCs w:val="24"/>
+          <w:vertAlign w:val="superscript"/>
+        </w:rPr>
+        <w:t xml:space="preserve">[61]</w:t>
       </w:r>
       <w:r>
         <w:rPr>
@@ -7118,7 +7938,7 @@
           <w:szCs w:val="24"/>
           <w:vertAlign w:val="superscript"/>
         </w:rPr>
-        <w:t xml:space="preserve">[42]</w:t>
+        <w:t xml:space="preserve">[46]</w:t>
       </w:r>
       <w:r>
         <w:rPr>
@@ -7173,7 +7993,7 @@
           <w:szCs w:val="24"/>
           <w:vertAlign w:val="superscript"/>
         </w:rPr>
-        <w:t xml:space="preserve">[14]</w:t>
+        <w:t xml:space="preserve">[18]</w:t>
       </w:r>
       <w:r>
         <w:rPr>
@@ -7194,80 +8014,80 @@
           <w:szCs w:val="24"/>
           <w:vertAlign w:val="superscript"/>
         </w:rPr>
-        <w:t xml:space="preserve">[12,48]</w:t>
-      </w:r>
-      <w:r>
-        <w:rPr>
-          <w:rFonts w:ascii="Times New Roman" w:cs="Times New Roman" w:eastAsia="宋体" w:hAnsi="Times New Roman"/>
-          <w:b w:val="false"/>
-          <w:bCs w:val="false"/>
-          <w:sz w:val="24"/>
-          <w:szCs w:val="24"/>
-        </w:rPr>
-        <w:t xml:space="preserve">，并面临《反不正当竞争法》第九条的追究</w:t>
-      </w:r>
-      <w:r>
-        <w:rPr>
-          <w:rFonts w:ascii="Times New Roman" w:cs="Times New Roman" w:eastAsia="宋体" w:hAnsi="Times New Roman"/>
-          <w:b w:val="false"/>
-          <w:bCs w:val="false"/>
-          <w:sz w:val="24"/>
-          <w:szCs w:val="24"/>
-          <w:vertAlign w:val="superscript"/>
-        </w:rPr>
-        <w:t xml:space="preserve">[53]</w:t>
-      </w:r>
-      <w:r>
-        <w:rPr>
-          <w:rFonts w:ascii="Times New Roman" w:cs="Times New Roman" w:eastAsia="宋体" w:hAnsi="Times New Roman"/>
-          <w:b w:val="false"/>
-          <w:bCs w:val="false"/>
-          <w:sz w:val="24"/>
-          <w:szCs w:val="24"/>
-        </w:rPr>
-        <w:t xml:space="preserve">。Martinez的综述表明，多方同时优化时个体的可见度增益相互侵蚀</w:t>
-      </w:r>
-      <w:r>
-        <w:rPr>
-          <w:rFonts w:ascii="Times New Roman" w:cs="Times New Roman" w:eastAsia="宋体" w:hAnsi="Times New Roman"/>
-          <w:b w:val="false"/>
-          <w:bCs w:val="false"/>
-          <w:sz w:val="24"/>
-          <w:szCs w:val="24"/>
-          <w:vertAlign w:val="superscript"/>
-        </w:rPr>
-        <w:t xml:space="preserve">[16]</w:t>
-      </w:r>
-      <w:r>
-        <w:rPr>
-          <w:rFonts w:ascii="Times New Roman" w:cs="Times New Roman" w:eastAsia="宋体" w:hAnsi="Times New Roman"/>
-          <w:b w:val="false"/>
-          <w:bCs w:val="false"/>
-          <w:sz w:val="24"/>
-          <w:szCs w:val="24"/>
-        </w:rPr>
-        <w:t xml:space="preserve">，广告主为维持原有可见度需要持续投入。在这场竞争中，社会成本主要来自操纵型GEO，它增加的是模型需要过滤的噪声，并使模型输出整体劣化</w:t>
-      </w:r>
-      <w:r>
-        <w:rPr>
-          <w:rFonts w:ascii="Times New Roman" w:cs="Times New Roman" w:eastAsia="宋体" w:hAnsi="Times New Roman"/>
-          <w:b w:val="false"/>
-          <w:bCs w:val="false"/>
-          <w:sz w:val="24"/>
-          <w:szCs w:val="24"/>
-          <w:vertAlign w:val="superscript"/>
-        </w:rPr>
-        <w:t xml:space="preserve">[18]</w:t>
-      </w:r>
-      <w:r>
-        <w:rPr>
-          <w:rFonts w:ascii="Times New Roman" w:cs="Times New Roman" w:eastAsia="宋体" w:hAnsi="Times New Roman"/>
-          <w:b w:val="false"/>
-          <w:bCs w:val="false"/>
-          <w:sz w:val="24"/>
-          <w:szCs w:val="24"/>
-        </w:rPr>
-        <w:t xml:space="preserve">。</w:t>
+        <w:t xml:space="preserve">[16,52]</w:t>
+      </w:r>
+      <w:r>
+        <w:rPr>
+          <w:rFonts w:ascii="Times New Roman" w:cs="Times New Roman" w:eastAsia="宋体" w:hAnsi="Times New Roman"/>
+          <w:b w:val="false"/>
+          <w:bCs w:val="false"/>
+          <w:sz w:val="24"/>
+          <w:szCs w:val="24"/>
+        </w:rPr>
+        <w:t xml:space="preserve">，并面临6.2节所述的法律责任。Martinez的综述表明，多方同时优化时个体的可见度增益相互侵蚀</w:t>
+      </w:r>
+      <w:r>
+        <w:rPr>
+          <w:rFonts w:ascii="Times New Roman" w:cs="Times New Roman" w:eastAsia="宋体" w:hAnsi="Times New Roman"/>
+          <w:b w:val="false"/>
+          <w:bCs w:val="false"/>
+          <w:sz w:val="24"/>
+          <w:szCs w:val="24"/>
+          <w:vertAlign w:val="superscript"/>
+        </w:rPr>
+        <w:t xml:space="preserve">[20]</w:t>
+      </w:r>
+      <w:r>
+        <w:rPr>
+          <w:rFonts w:ascii="Times New Roman" w:cs="Times New Roman" w:eastAsia="宋体" w:hAnsi="Times New Roman"/>
+          <w:b w:val="false"/>
+          <w:bCs w:val="false"/>
+          <w:sz w:val="24"/>
+          <w:szCs w:val="24"/>
+        </w:rPr>
+        <w:t xml:space="preserve">，广告主为维持原有可见度需要持续投入。操纵型GEO还会带来社会成本：Nestaas等指出，每个参与方都有动机发起偏好操纵攻击，而所有人都攻击时，模型的输出质量整体下降</w:t>
+      </w:r>
+      <w:r>
+        <w:rPr>
+          <w:rFonts w:ascii="Times New Roman" w:cs="Times New Roman" w:eastAsia="宋体" w:hAnsi="Times New Roman"/>
+          <w:b w:val="false"/>
+          <w:bCs w:val="false"/>
+          <w:sz w:val="24"/>
+          <w:szCs w:val="24"/>
+          <w:vertAlign w:val="superscript"/>
+        </w:rPr>
+        <w:t xml:space="preserve">[22]</w:t>
+      </w:r>
+      <w:r>
+        <w:rPr>
+          <w:rFonts w:ascii="Times New Roman" w:cs="Times New Roman" w:eastAsia="宋体" w:hAnsi="Times New Roman"/>
+          <w:b w:val="false"/>
+          <w:bCs w:val="false"/>
+          <w:sz w:val="24"/>
+          <w:szCs w:val="24"/>
+        </w:rPr>
+        <w:t xml:space="preserve">。Berman和Katona证明，在没有赞助链接的情形下，只有当网站质量与网站对消费者的估值足够正相关时，SEO才会改善自然排名</w:t>
+      </w:r>
+      <w:r>
+        <w:rPr>
+          <w:rFonts w:ascii="Times New Roman" w:cs="Times New Roman" w:eastAsia="宋体" w:hAnsi="Times New Roman"/>
+          <w:b w:val="false"/>
+          <w:bCs w:val="false"/>
+          <w:sz w:val="24"/>
+          <w:szCs w:val="24"/>
+          <w:vertAlign w:val="superscript"/>
+        </w:rPr>
+        <w:t xml:space="preserve">[35]</w:t>
+      </w:r>
+      <w:r>
+        <w:rPr>
+          <w:rFonts w:ascii="Times New Roman" w:cs="Times New Roman" w:eastAsia="宋体" w:hAnsi="Times New Roman"/>
+          <w:b w:val="false"/>
+          <w:bCs w:val="false"/>
+          <w:sz w:val="24"/>
+          <w:szCs w:val="24"/>
+        </w:rPr>
+        <w:t xml:space="preserve">。按这一思路，信息型GEO的可见度仍受内容真实性约束，操纵型GEO则以虚构内容和对抗性构造换取可见度，使可见度与内容质量脱钩。</w:t>
       </w:r>
     </w:p>
     <w:p>
@@ -7284,7 +8104,7 @@
           <w:sz w:val="24"/>
           <w:szCs w:val="24"/>
         </w:rPr>
-        <w:t xml:space="preserve">6.4 效果度量与计价</w:t>
+        <w:t xml:space="preserve">6.4 效果度量</w:t>
       </w:r>
     </w:p>
     <w:p>
@@ -7312,38 +8132,59 @@
           <w:szCs w:val="24"/>
           <w:vertAlign w:val="superscript"/>
         </w:rPr>
-        <w:t xml:space="preserve">[29,30]</w:t>
-      </w:r>
-      <w:r>
-        <w:rPr>
-          <w:rFonts w:ascii="Times New Roman" w:cs="Times New Roman" w:eastAsia="宋体" w:hAnsi="Times New Roman"/>
-          <w:b w:val="false"/>
-          <w:bCs w:val="false"/>
-          <w:sz w:val="24"/>
-          <w:szCs w:val="24"/>
-        </w:rPr>
-        <w:t xml:space="preserve">，计算广告则依赖持续积累的用户数据，刘通等已指出这一模式存在“数据悖论”和决策短视等问题</w:t>
-      </w:r>
-      <w:r>
-        <w:rPr>
-          <w:rFonts w:ascii="Times New Roman" w:cs="Times New Roman" w:eastAsia="宋体" w:hAnsi="Times New Roman"/>
-          <w:b w:val="false"/>
-          <w:bCs w:val="false"/>
-          <w:sz w:val="24"/>
-          <w:szCs w:val="24"/>
-          <w:vertAlign w:val="superscript"/>
-        </w:rPr>
-        <w:t xml:space="preserve">[32]</w:t>
-      </w:r>
-      <w:r>
-        <w:rPr>
-          <w:rFonts w:ascii="Times New Roman" w:cs="Times New Roman" w:eastAsia="宋体" w:hAnsi="Times New Roman"/>
-          <w:b w:val="false"/>
-          <w:bCs w:val="false"/>
-          <w:sz w:val="24"/>
-          <w:szCs w:val="24"/>
-        </w:rPr>
-        <w:t xml:space="preserve">。在生成式回答中，这类数据进一步缺失：皮尤的浏览记录中，用户点击AI概览内所引来源的访问只占1%</w:t>
+        <w:t xml:space="preserve">[33]</w:t>
+      </w:r>
+      <w:r>
+        <w:rPr>
+          <w:rFonts w:ascii="Times New Roman" w:cs="Times New Roman" w:eastAsia="宋体" w:hAnsi="Times New Roman"/>
+          <w:b w:val="false"/>
+          <w:bCs w:val="false"/>
+          <w:sz w:val="24"/>
+          <w:szCs w:val="24"/>
+        </w:rPr>
+        <w:t xml:space="preserve">，广告主可以据此把关键词出价与销售回报直接关联</w:t>
+      </w:r>
+      <w:r>
+        <w:rPr>
+          <w:rFonts w:ascii="Times New Roman" w:cs="Times New Roman" w:eastAsia="宋体" w:hAnsi="Times New Roman"/>
+          <w:b w:val="false"/>
+          <w:bCs w:val="false"/>
+          <w:sz w:val="24"/>
+          <w:szCs w:val="24"/>
+          <w:vertAlign w:val="superscript"/>
+        </w:rPr>
+        <w:t xml:space="preserve">[34]</w:t>
+      </w:r>
+      <w:r>
+        <w:rPr>
+          <w:rFonts w:ascii="Times New Roman" w:cs="Times New Roman" w:eastAsia="宋体" w:hAnsi="Times New Roman"/>
+          <w:b w:val="false"/>
+          <w:bCs w:val="false"/>
+          <w:sz w:val="24"/>
+          <w:szCs w:val="24"/>
+        </w:rPr>
+        <w:t xml:space="preserve">；计算广告则依赖持续积累的用户数据，刘通等已指出这一模式存在“数据悖论”和决策短视等问题</w:t>
+      </w:r>
+      <w:r>
+        <w:rPr>
+          <w:rFonts w:ascii="Times New Roman" w:cs="Times New Roman" w:eastAsia="宋体" w:hAnsi="Times New Roman"/>
+          <w:b w:val="false"/>
+          <w:bCs w:val="false"/>
+          <w:sz w:val="24"/>
+          <w:szCs w:val="24"/>
+          <w:vertAlign w:val="superscript"/>
+        </w:rPr>
+        <w:t xml:space="preserve">[36]</w:t>
+      </w:r>
+      <w:r>
+        <w:rPr>
+          <w:rFonts w:ascii="Times New Roman" w:cs="Times New Roman" w:eastAsia="宋体" w:hAnsi="Times New Roman"/>
+          <w:b w:val="false"/>
+          <w:bCs w:val="false"/>
+          <w:sz w:val="24"/>
+          <w:szCs w:val="24"/>
+        </w:rPr>
+        <w:t xml:space="preserve">。在生成式回答中，这类数据进一步缺失：皮尤的浏览记录显示，在出现AI概览的访问中，用户点击概览内所引来源的只占1%</w:t>
       </w:r>
       <w:r>
         <w:rPr>
@@ -7364,7 +8205,7 @@
           <w:sz w:val="24"/>
           <w:szCs w:val="24"/>
         </w:rPr>
-        <w:t xml:space="preserve">。平台广告的计价方式也尚未定型，谷歌AI概览广告沿用既有的搜索、购物和效果最大化广告系列</w:t>
+        <w:t xml:space="preserve">。用户在回答页面内获得信息而不再点击外部链接，本文称之为零点击化。平台广告的形态与商业模式也尚未定型，谷歌AI概览广告沿用既有的搜索、购物和效果最大化广告系列</w:t>
       </w:r>
       <w:r>
         <w:rPr>
@@ -7385,7 +8226,7 @@
           <w:sz w:val="24"/>
           <w:szCs w:val="24"/>
         </w:rPr>
-        <w:t xml:space="preserve">，Perplexity则在2024年11月开始测试、2026年2月宣布退出</w:t>
+        <w:t xml:space="preserve">，Perplexity在2024年11月开始测试广告、2026年2月宣布逐步退出广告业务</w:t>
       </w:r>
       <w:r>
         <w:rPr>
@@ -7423,18 +8264,18 @@
           <w:sz w:val="24"/>
           <w:szCs w:val="24"/>
         </w:rPr>
-        <w:t xml:space="preserve">GEO的度量问题更为突出。它的效果体现为品牌在回答中被提及的频率和位置，而生成式回答具有随机性。Martinez指出，商业审计中不同次运行之间引用来源的重叠度低、波动大，其综述的研究中没有一种GEO技术在跨平台的自然可发现性上显示出稳定效果</w:t>
-      </w:r>
-      <w:r>
-        <w:rPr>
-          <w:rFonts w:ascii="Times New Roman" w:cs="Times New Roman" w:eastAsia="宋体" w:hAnsi="Times New Roman"/>
-          <w:b w:val="false"/>
-          <w:bCs w:val="false"/>
-          <w:sz w:val="24"/>
-          <w:szCs w:val="24"/>
-          <w:vertAlign w:val="superscript"/>
-        </w:rPr>
-        <w:t xml:space="preserve">[16]</w:t>
+        <w:t xml:space="preserve">GEO的度量问题更为突出。它的效果体现为品牌在回答中的被提及率与提及位置，而生成式回答具有随机性。Martinez指出，商业审计中不同次运行之间引用来源的重叠度低、波动大，其综述的研究中没有一种GEO技术在跨平台的自然可发现性上显示出稳定效果</w:t>
+      </w:r>
+      <w:r>
+        <w:rPr>
+          <w:rFonts w:ascii="Times New Roman" w:cs="Times New Roman" w:eastAsia="宋体" w:hAnsi="Times New Roman"/>
+          <w:b w:val="false"/>
+          <w:bCs w:val="false"/>
+          <w:sz w:val="24"/>
+          <w:szCs w:val="24"/>
+          <w:vertAlign w:val="superscript"/>
+        </w:rPr>
+        <w:t xml:space="preserve">[20]</w:t>
       </w:r>
       <w:r>
         <w:rPr>
@@ -7455,7 +8296,7 @@
           <w:szCs w:val="24"/>
           <w:vertAlign w:val="superscript"/>
         </w:rPr>
-        <w:t xml:space="preserve">[11]</w:t>
+        <w:t xml:space="preserve">[15]</w:t>
       </w:r>
       <w:r>
         <w:rPr>
@@ -7516,39 +8357,39 @@
           <w:sz w:val="24"/>
           <w:szCs w:val="24"/>
         </w:rPr>
-        <w:t xml:space="preserve">GEO内容的广告属性应按《广告法》第二条认定：内容的制作和分发以直接或者间接推销特定商品或服务为目的，即构成商业广告，发布在品牌自有网站还是第三方信源不影响认定</w:t>
-      </w:r>
-      <w:r>
-        <w:rPr>
-          <w:rFonts w:ascii="Times New Roman" w:cs="Times New Roman" w:eastAsia="宋体" w:hAnsi="Times New Roman"/>
-          <w:b w:val="false"/>
-          <w:bCs w:val="false"/>
-          <w:sz w:val="24"/>
-          <w:szCs w:val="24"/>
-          <w:vertAlign w:val="superscript"/>
-        </w:rPr>
-        <w:t xml:space="preserve">[49]</w:t>
-      </w:r>
-      <w:r>
-        <w:rPr>
-          <w:rFonts w:ascii="Times New Roman" w:cs="Times New Roman" w:eastAsia="宋体" w:hAnsi="Times New Roman"/>
-          <w:b w:val="false"/>
-          <w:bCs w:val="false"/>
-          <w:sz w:val="24"/>
-          <w:szCs w:val="24"/>
-        </w:rPr>
-        <w:t xml:space="preserve">。广告主向服务商或内容渠道支付对价，是证明推销目的的主要证据，不是认定的前提条件。这一标准与正常的公关传播可以区分：媒体在未收取对价、保有编辑决定权的情况下独立撰写的报道，不构成广告；向内容渠道付费发布的测评、榜单和资讯，以非广告的形式承载推销内容，与《广告法》第十四条禁止的大众传播媒介以新闻报道形式变相发布广告属于同一类可识别性问题</w:t>
-      </w:r>
-      <w:r>
-        <w:rPr>
-          <w:rFonts w:ascii="Times New Roman" w:cs="Times New Roman" w:eastAsia="宋体" w:hAnsi="Times New Roman"/>
-          <w:b w:val="false"/>
-          <w:bCs w:val="false"/>
-          <w:sz w:val="24"/>
-          <w:szCs w:val="24"/>
-          <w:vertAlign w:val="superscript"/>
-        </w:rPr>
-        <w:t xml:space="preserve">[49]</w:t>
+        <w:t xml:space="preserve">GEO内容的广告属性应按《广告法》第二条认定：内容由商品经营者或者服务提供者自行或者委托他人制作和分发，以直接或者间接推销其商品或者服务为目的，即构成商业广告，发布在品牌自有网站还是第三方信源不影响认定</w:t>
+      </w:r>
+      <w:r>
+        <w:rPr>
+          <w:rFonts w:ascii="Times New Roman" w:cs="Times New Roman" w:eastAsia="宋体" w:hAnsi="Times New Roman"/>
+          <w:b w:val="false"/>
+          <w:bCs w:val="false"/>
+          <w:sz w:val="24"/>
+          <w:szCs w:val="24"/>
+          <w:vertAlign w:val="superscript"/>
+        </w:rPr>
+        <w:t xml:space="preserve">[53]</w:t>
+      </w:r>
+      <w:r>
+        <w:rPr>
+          <w:rFonts w:ascii="Times New Roman" w:cs="Times New Roman" w:eastAsia="宋体" w:hAnsi="Times New Roman"/>
+          <w:b w:val="false"/>
+          <w:bCs w:val="false"/>
+          <w:sz w:val="24"/>
+          <w:szCs w:val="24"/>
+        </w:rPr>
+        <w:t xml:space="preserve">。广告主向服务商或内容渠道支付对价，是证明推销目的的主要证据，不是认定的前提条件。这一标准与正常的公关传播可以区分：媒体在未收取对价、保有编辑决定权的情况下独立撰写的报道，不构成广告；由服务商代为联络、但是否报道以及如何报道都由媒体独立决定的内容，属于公关传播，不在信息型GEO之列；媒体收取对价或让渡编辑决定权的，按付费内容认定。向内容渠道付费发布的测评、榜单和资讯，以非广告的形式承载推销内容，与《广告法》第十四条禁止的大众传播媒介以新闻报道形式变相发布广告属于同一类可识别性问题</w:t>
+      </w:r>
+      <w:r>
+        <w:rPr>
+          <w:rFonts w:ascii="Times New Roman" w:cs="Times New Roman" w:eastAsia="宋体" w:hAnsi="Times New Roman"/>
+          <w:b w:val="false"/>
+          <w:bCs w:val="false"/>
+          <w:sz w:val="24"/>
+          <w:szCs w:val="24"/>
+          <w:vertAlign w:val="superscript"/>
+        </w:rPr>
+        <w:t xml:space="preserve">[53]</w:t>
       </w:r>
       <w:r>
         <w:rPr>
@@ -7569,7 +8410,7 @@
           <w:szCs w:val="24"/>
           <w:vertAlign w:val="superscript"/>
         </w:rPr>
-        <w:t xml:space="preserve">[46]</w:t>
+        <w:t xml:space="preserve">[50]</w:t>
       </w:r>
       <w:r>
         <w:rPr>
@@ -7596,7 +8437,49 @@
           <w:sz w:val="24"/>
           <w:szCs w:val="24"/>
         </w:rPr>
-        <w:t xml:space="preserve">针对6.1节所述的回答环节缺口，建议在《互联网广告管理办法》中明确生成式回答场景下的主体认定：委托他人制作、分发内容以影响生成式人工智能输出、推销商品或服务的，委托方为广告主，承接内容设计、制作和投放的为广告经营者，在信源端发布内容的为广告发布者；生成式人工智能服务提供者在回答中呈现带有商业标记的信源内容时，负有向用户提示的义务。</w:t>
+        <w:t xml:space="preserve">针对6.1节所述不附购买入口的回答中的缺口，建议分两层处理。第一层在《互联网广告管理办法》中明确主体认定：委托他人制作、分发内容以影响生成式人工智能输出、推销商品或者服务的，委托方为广告主；承接内容设计、制作、代理的，为广告经营者；在信源端发布内容的，为广告发布者。这属于执行《广告法》第二条的事项，可以由部门规章作出。第二层是生成式人工智能服务提供者的提示义务，即在回答中呈现带有商业标记的信源内容时，向用户提示其商业来源。提供者在这一场景下不是广告发布者，依《立法法》第九十一条第二款，没有法律或者国务院的行政法规、决定、命令的依据，部门规章不得设定增加其义务的规范；该事项又涉及网信部门与市场监管部门的职权，依第九十二条应由有关部门联合制定规章</w:t>
+      </w:r>
+      <w:r>
+        <w:rPr>
+          <w:rFonts w:ascii="Times New Roman" w:cs="Times New Roman" w:eastAsia="宋体" w:hAnsi="Times New Roman"/>
+          <w:b w:val="false"/>
+          <w:bCs w:val="false"/>
+          <w:sz w:val="24"/>
+          <w:szCs w:val="24"/>
+          <w:vertAlign w:val="superscript"/>
+        </w:rPr>
+        <w:t xml:space="preserve">[62]</w:t>
+      </w:r>
+      <w:r>
+        <w:rPr>
+          <w:rFonts w:ascii="Times New Roman" w:cs="Times New Roman" w:eastAsia="宋体" w:hAnsi="Times New Roman"/>
+          <w:b w:val="false"/>
+          <w:bCs w:val="false"/>
+          <w:sz w:val="24"/>
+          <w:szCs w:val="24"/>
+        </w:rPr>
+        <w:t xml:space="preserve">。可行的载体有两种：修订《人工智能生成合成内容标识办法》，增设商业来源提示；或者依托市场监管部门参与制定的《互联网信息服务算法推荐管理规定》，该规定已把生成合成类算法纳入算法推荐技术</w:t>
+      </w:r>
+      <w:r>
+        <w:rPr>
+          <w:rFonts w:ascii="Times New Roman" w:cs="Times New Roman" w:eastAsia="宋体" w:hAnsi="Times New Roman"/>
+          <w:b w:val="false"/>
+          <w:bCs w:val="false"/>
+          <w:sz w:val="24"/>
+          <w:szCs w:val="24"/>
+          <w:vertAlign w:val="superscript"/>
+        </w:rPr>
+        <w:t xml:space="preserve">[61]</w:t>
+      </w:r>
+      <w:r>
+        <w:rPr>
+          <w:rFonts w:ascii="Times New Roman" w:cs="Times New Roman" w:eastAsia="宋体" w:hAnsi="Times New Roman"/>
+          <w:b w:val="false"/>
+          <w:bCs w:val="false"/>
+          <w:sz w:val="24"/>
+          <w:szCs w:val="24"/>
+        </w:rPr>
+        <w:t xml:space="preserve">。修改《广告法》时，也可以在第四十五条中增加互联网信息服务提供者对可识别的商业来源予以提示的义务。</w:t>
       </w:r>
     </w:p>
     <w:p>
@@ -7641,38 +8524,76 @@
           <w:szCs w:val="24"/>
           <w:vertAlign w:val="superscript"/>
         </w:rPr>
-        <w:t xml:space="preserve">[52]</w:t>
-      </w:r>
-      <w:r>
-        <w:rPr>
-          <w:rFonts w:ascii="Times New Roman" w:cs="Times New Roman" w:eastAsia="宋体" w:hAnsi="Times New Roman"/>
-          <w:b w:val="false"/>
-          <w:bCs w:val="false"/>
-          <w:sz w:val="24"/>
-          <w:szCs w:val="24"/>
-        </w:rPr>
-        <w:t xml:space="preserve">，商业标记可以沿用这一结构。生成式引擎在检索时读取该标记，引用带有标记的信源时在回答中注明“含商业推广来源”，不因标记降低其权重，以免形成不标注的激励。未标注的付费内容按7.1节认定为未标识广告，由市场监管部门依法查处。按照4.3节的命题，这一设计的作用是在回答中恢复用户识别说服企图的线索。标识也不必然损害广告主：廖秉宜和梁瑄轩的研究显示，透明度较高的原生广告效果更好，感知信任在其中起中介作用</w:t>
-      </w:r>
-      <w:r>
-        <w:rPr>
-          <w:rFonts w:ascii="Times New Roman" w:cs="Times New Roman" w:eastAsia="宋体" w:hAnsi="Times New Roman"/>
-          <w:b w:val="false"/>
-          <w:bCs w:val="false"/>
-          <w:sz w:val="24"/>
-          <w:szCs w:val="24"/>
-          <w:vertAlign w:val="superscript"/>
-        </w:rPr>
-        <w:t xml:space="preserve">[38]</w:t>
-      </w:r>
-      <w:r>
-        <w:rPr>
-          <w:rFonts w:ascii="Times New Roman" w:cs="Times New Roman" w:eastAsia="宋体" w:hAnsi="Times New Roman"/>
-          <w:b w:val="false"/>
-          <w:bCs w:val="false"/>
-          <w:sz w:val="24"/>
-          <w:szCs w:val="24"/>
-        </w:rPr>
-        <w:t xml:space="preserve">。</w:t>
+        <w:t xml:space="preserve">[56]</w:t>
+      </w:r>
+      <w:r>
+        <w:rPr>
+          <w:rFonts w:ascii="Times New Roman" w:cs="Times New Roman" w:eastAsia="宋体" w:hAnsi="Times New Roman"/>
+          <w:b w:val="false"/>
+          <w:bCs w:val="false"/>
+          <w:sz w:val="24"/>
+          <w:szCs w:val="24"/>
+        </w:rPr>
+        <w:t xml:space="preserve">，商业标记可以沿用这一结构。生成式引擎在检索时读取该标记，引用带有标记的信源时在回答中注明“含商业推广来源”，不因标记降低其权重，以免平台一侧形成惩罚。按照4.3节的命题，这一设计的作用是在回答中恢复用户识别说服企图的线索。</w:t>
+      </w:r>
+    </w:p>
+    <w:p>
+      <w:pPr>
+        <w:spacing w:after="0" w:before="0" w:line="360"/>
+        <w:ind w:firstLine="480"/>
+        <w:jc w:val="both"/>
+      </w:pPr>
+      <w:r>
+        <w:rPr>
+          <w:rFonts w:ascii="Times New Roman" w:cs="Times New Roman" w:eastAsia="宋体" w:hAnsi="Times New Roman"/>
+          <w:b w:val="false"/>
+          <w:bCs w:val="false"/>
+          <w:sz w:val="24"/>
+          <w:szCs w:val="24"/>
+        </w:rPr>
+        <w:t xml:space="preserve">提示会帮助用户识别说服企图，广告主因此仍有不标注的动机。已有研究对披露效果的结论方向不同：Boerman等发现赞助披露经由说服知识间接降低品牌态度</w:t>
+      </w:r>
+      <w:r>
+        <w:rPr>
+          <w:rFonts w:ascii="Times New Roman" w:cs="Times New Roman" w:eastAsia="宋体" w:hAnsi="Times New Roman"/>
+          <w:b w:val="false"/>
+          <w:bCs w:val="false"/>
+          <w:sz w:val="24"/>
+          <w:szCs w:val="24"/>
+          <w:vertAlign w:val="superscript"/>
+        </w:rPr>
+        <w:t xml:space="preserve">[40]</w:t>
+      </w:r>
+      <w:r>
+        <w:rPr>
+          <w:rFonts w:ascii="Times New Roman" w:cs="Times New Roman" w:eastAsia="宋体" w:hAnsi="Times New Roman"/>
+          <w:b w:val="false"/>
+          <w:bCs w:val="false"/>
+          <w:sz w:val="24"/>
+          <w:szCs w:val="24"/>
+        </w:rPr>
+        <w:t xml:space="preserve">，廖秉宜和梁瑄轩则发现透明度较高的原生广告效果更好，感知信任在其中起中介作用</w:t>
+      </w:r>
+      <w:r>
+        <w:rPr>
+          <w:rFonts w:ascii="Times New Roman" w:cs="Times New Roman" w:eastAsia="宋体" w:hAnsi="Times New Roman"/>
+          <w:b w:val="false"/>
+          <w:bCs w:val="false"/>
+          <w:sz w:val="24"/>
+          <w:szCs w:val="24"/>
+          <w:vertAlign w:val="superscript"/>
+        </w:rPr>
+        <w:t xml:space="preserve">[42]</w:t>
+      </w:r>
+      <w:r>
+        <w:rPr>
+          <w:rFonts w:ascii="Times New Roman" w:cs="Times New Roman" w:eastAsia="宋体" w:hAnsi="Times New Roman"/>
+          <w:b w:val="false"/>
+          <w:bCs w:val="false"/>
+          <w:sz w:val="24"/>
+          <w:szCs w:val="24"/>
+        </w:rPr>
+        <w:t xml:space="preserve">。不降权只消除了平台一侧的惩罚，商业标记能否落实，取决于未标注付费内容被查处的概率。查处线索来自7.4节要求服务商保存的投放记录，以及7.6节所述的多引擎抽样监测。</w:t>
       </w:r>
     </w:p>
     <w:p>
@@ -7717,70 +8638,70 @@
           <w:szCs w:val="24"/>
           <w:vertAlign w:val="superscript"/>
         </w:rPr>
-        <w:t xml:space="preserve">[5,7]</w:t>
-      </w:r>
-      <w:r>
-        <w:rPr>
-          <w:rFonts w:ascii="Times New Roman" w:cs="Times New Roman" w:eastAsia="宋体" w:hAnsi="Times New Roman"/>
-          <w:b w:val="false"/>
-          <w:bCs w:val="false"/>
-          <w:sz w:val="24"/>
-          <w:szCs w:val="24"/>
-        </w:rPr>
-        <w:t xml:space="preserve">，Perplexity退出广告业务也表明，回答独立性关系到平台的用户信任</w:t>
-      </w:r>
-      <w:r>
-        <w:rPr>
-          <w:rFonts w:ascii="Times New Roman" w:cs="Times New Roman" w:eastAsia="宋体" w:hAnsi="Times New Roman"/>
-          <w:b w:val="false"/>
-          <w:bCs w:val="false"/>
-          <w:sz w:val="24"/>
-          <w:szCs w:val="24"/>
-          <w:vertAlign w:val="superscript"/>
-        </w:rPr>
-        <w:t xml:space="preserve">[6]</w:t>
-      </w:r>
-      <w:r>
-        <w:rPr>
-          <w:rFonts w:ascii="Times New Roman" w:cs="Times New Roman" w:eastAsia="宋体" w:hAnsi="Times New Roman"/>
-          <w:b w:val="false"/>
-          <w:bCs w:val="false"/>
-          <w:sz w:val="24"/>
-          <w:szCs w:val="24"/>
-        </w:rPr>
-        <w:t xml:space="preserve">。兑现这一承诺，平台首先要把付费广告与回答在位置和视觉上分开，并在广告政策中禁止广告主借助第三方内容影响回答。在此基础上，平台需要识别信源端的异常发布行为。文本层面的检测不能判断推销性表述是否来自付费信源</w:t>
-      </w:r>
-      <w:r>
-        <w:rPr>
-          <w:rFonts w:ascii="Times New Roman" w:cs="Times New Roman" w:eastAsia="宋体" w:hAnsi="Times New Roman"/>
-          <w:b w:val="false"/>
-          <w:bCs w:val="false"/>
-          <w:sz w:val="24"/>
-          <w:szCs w:val="24"/>
-          <w:vertAlign w:val="superscript"/>
-        </w:rPr>
-        <w:t xml:space="preserve">[27]</w:t>
-      </w:r>
-      <w:r>
-        <w:rPr>
-          <w:rFonts w:ascii="Times New Roman" w:cs="Times New Roman" w:eastAsia="宋体" w:hAnsi="Times New Roman"/>
-          <w:b w:val="false"/>
-          <w:bCs w:val="false"/>
-          <w:sz w:val="24"/>
-          <w:szCs w:val="24"/>
-        </w:rPr>
-        <w:t xml:space="preserve">，识别重点因此应放在发布行为上，包括账号注册时间、发布时间分布和不同信源之间的文本相似度。平台还可以公开内容质量准则，引导GEO走向与引擎目标一致的方向。Wu等的研究表明，按照引擎偏好规则优化内容，可以在提升内容被采用度的同时不降低回答质量</w:t>
-      </w:r>
-      <w:r>
-        <w:rPr>
-          <w:rFonts w:ascii="Times New Roman" w:cs="Times New Roman" w:eastAsia="宋体" w:hAnsi="Times New Roman"/>
-          <w:b w:val="false"/>
-          <w:bCs w:val="false"/>
-          <w:sz w:val="24"/>
-          <w:szCs w:val="24"/>
-          <w:vertAlign w:val="superscript"/>
-        </w:rPr>
-        <w:t xml:space="preserve">[15]</w:t>
+        <w:t xml:space="preserve">[5,8]</w:t>
+      </w:r>
+      <w:r>
+        <w:rPr>
+          <w:rFonts w:ascii="Times New Roman" w:cs="Times New Roman" w:eastAsia="宋体" w:hAnsi="Times New Roman"/>
+          <w:b w:val="false"/>
+          <w:bCs w:val="false"/>
+          <w:sz w:val="24"/>
+          <w:szCs w:val="24"/>
+        </w:rPr>
+        <w:t xml:space="preserve">，Perplexity退出广告业务、百度推迟AI搜索商业化，也都以回答质量和用户信任为理由</w:t>
+      </w:r>
+      <w:r>
+        <w:rPr>
+          <w:rFonts w:ascii="Times New Roman" w:cs="Times New Roman" w:eastAsia="宋体" w:hAnsi="Times New Roman"/>
+          <w:b w:val="false"/>
+          <w:bCs w:val="false"/>
+          <w:sz w:val="24"/>
+          <w:szCs w:val="24"/>
+          <w:vertAlign w:val="superscript"/>
+        </w:rPr>
+        <w:t xml:space="preserve">[6,13]</w:t>
+      </w:r>
+      <w:r>
+        <w:rPr>
+          <w:rFonts w:ascii="Times New Roman" w:cs="Times New Roman" w:eastAsia="宋体" w:hAnsi="Times New Roman"/>
+          <w:b w:val="false"/>
+          <w:bCs w:val="false"/>
+          <w:sz w:val="24"/>
+          <w:szCs w:val="24"/>
+        </w:rPr>
+        <w:t xml:space="preserve">。兑现这一承诺，平台首先要把付费广告与回答在位置和视觉上分开，并在广告政策中禁止广告主借助第三方内容影响回答；在回答中嵌入购买入口的平台，应依执法指南和《互联网广告管理办法》第九条第三款对构成广告的回答履行发布者的标识义务</w:t>
+      </w:r>
+      <w:r>
+        <w:rPr>
+          <w:rFonts w:ascii="Times New Roman" w:cs="Times New Roman" w:eastAsia="宋体" w:hAnsi="Times New Roman"/>
+          <w:b w:val="false"/>
+          <w:bCs w:val="false"/>
+          <w:sz w:val="24"/>
+          <w:szCs w:val="24"/>
+          <w:vertAlign w:val="superscript"/>
+        </w:rPr>
+        <w:t xml:space="preserve">[50,54]</w:t>
+      </w:r>
+      <w:r>
+        <w:rPr>
+          <w:rFonts w:ascii="Times New Roman" w:cs="Times New Roman" w:eastAsia="宋体" w:hAnsi="Times New Roman"/>
+          <w:b w:val="false"/>
+          <w:bCs w:val="false"/>
+          <w:sz w:val="24"/>
+          <w:szCs w:val="24"/>
+        </w:rPr>
+        <w:t xml:space="preserve">。在此基础上，平台需要识别信源端的异常发布行为。6.1节已说明仅凭文本难以区分付费内容与正常引用，识别重点因此应放在发布行为上，包括账号注册时间、发布时间分布和不同信源之间的文本相似度。平台还可以公开内容质量准则，引导GEO走向与引擎目标一致的方向。Wu等的研究表明，按照引擎偏好规则优化内容，可以在提升内容被采用度的同时不降低回答质量</w:t>
+      </w:r>
+      <w:r>
+        <w:rPr>
+          <w:rFonts w:ascii="Times New Roman" w:cs="Times New Roman" w:eastAsia="宋体" w:hAnsi="Times New Roman"/>
+          <w:b w:val="false"/>
+          <w:bCs w:val="false"/>
+          <w:sz w:val="24"/>
+          <w:szCs w:val="24"/>
+          <w:vertAlign w:val="superscript"/>
+        </w:rPr>
+        <w:t xml:space="preserve">[19]</w:t>
       </w:r>
       <w:r>
         <w:rPr>
@@ -7807,7 +8728,7 @@
           <w:sz w:val="24"/>
           <w:szCs w:val="24"/>
         </w:rPr>
-        <w:t xml:space="preserve">7.4 GEO服务商：履行广告经营者义务</w:t>
+        <w:t xml:space="preserve">7.4 GEO服务商：广告经营者与广告发布者的责任</w:t>
       </w:r>
     </w:p>
     <w:p>
@@ -7824,49 +8745,112 @@
           <w:sz w:val="24"/>
           <w:szCs w:val="24"/>
         </w:rPr>
-        <w:t xml:space="preserve">GEO服务商接受广告主委托设计、制作和投放内容，属于《广告法》第二条所称的广告经营者</w:t>
-      </w:r>
-      <w:r>
-        <w:rPr>
-          <w:rFonts w:ascii="Times New Roman" w:cs="Times New Roman" w:eastAsia="宋体" w:hAnsi="Times New Roman"/>
-          <w:b w:val="false"/>
-          <w:bCs w:val="false"/>
-          <w:sz w:val="24"/>
-          <w:szCs w:val="24"/>
-          <w:vertAlign w:val="superscript"/>
-        </w:rPr>
-        <w:t xml:space="preserve">[49]</w:t>
-      </w:r>
-      <w:r>
-        <w:rPr>
-          <w:rFonts w:ascii="Times New Roman" w:cs="Times New Roman" w:eastAsia="宋体" w:hAnsi="Times New Roman"/>
-          <w:b w:val="false"/>
-          <w:bCs w:val="false"/>
-          <w:sz w:val="24"/>
-          <w:szCs w:val="24"/>
-        </w:rPr>
-        <w:t xml:space="preserve">，应当依照《互联网广告管理办法》第十四条建立并落实承接登记、审核和档案管理制度，核对广告内容，档案保存期限不少于三年</w:t>
-      </w:r>
-      <w:r>
-        <w:rPr>
-          <w:rFonts w:ascii="Times New Roman" w:cs="Times New Roman" w:eastAsia="宋体" w:hAnsi="Times New Roman"/>
-          <w:b w:val="false"/>
-          <w:bCs w:val="false"/>
-          <w:sz w:val="24"/>
-          <w:szCs w:val="24"/>
-          <w:vertAlign w:val="superscript"/>
-        </w:rPr>
-        <w:t xml:space="preserve">[46]</w:t>
-      </w:r>
-      <w:r>
-        <w:rPr>
-          <w:rFonts w:ascii="Times New Roman" w:cs="Times New Roman" w:eastAsia="宋体" w:hAnsi="Times New Roman"/>
-          <w:b w:val="false"/>
-          <w:bCs w:val="false"/>
-          <w:sz w:val="24"/>
-          <w:szCs w:val="24"/>
-        </w:rPr>
-        <w:t xml:space="preserve">。结合GEO的特点，服务商还应保存内容投放的渠道、数量和时间记录，在投放内容上标注商业属性并写入机器可读标记。承接发布的自媒体账号和网站经营者是广告发布者，负有显著标明“广告”的义务。行业组织可以在此基础上统一GEO效果报告的测量方法。</w:t>
+        <w:t xml:space="preserve">GEO服务商接受委托设计、制作、代理内容的，属于《广告法》第二条所称的广告经营者；以自建站群、自营自媒体矩阵账号发布内容的，同时是广告发布者，直接承担可识别性义务和第五十九条第三款的责任，明知或者应知内容虚假的，还应依第五十五条承担责任</w:t>
+      </w:r>
+      <w:r>
+        <w:rPr>
+          <w:rFonts w:ascii="Times New Roman" w:cs="Times New Roman" w:eastAsia="宋体" w:hAnsi="Times New Roman"/>
+          <w:b w:val="false"/>
+          <w:bCs w:val="false"/>
+          <w:sz w:val="24"/>
+          <w:szCs w:val="24"/>
+          <w:vertAlign w:val="superscript"/>
+        </w:rPr>
+        <w:t xml:space="preserve">[53]</w:t>
+      </w:r>
+      <w:r>
+        <w:rPr>
+          <w:rFonts w:ascii="Times New Roman" w:cs="Times New Roman" w:eastAsia="宋体" w:hAnsi="Times New Roman"/>
+          <w:b w:val="false"/>
+          <w:bCs w:val="false"/>
+          <w:sz w:val="24"/>
+          <w:szCs w:val="24"/>
+        </w:rPr>
+        <w:t xml:space="preserve">。市场监管总局2026年把规范“矩阵式”广告投放列为互联网广告整治的重点任务之一</w:t>
+      </w:r>
+      <w:r>
+        <w:rPr>
+          <w:rFonts w:ascii="Times New Roman" w:cs="Times New Roman" w:eastAsia="宋体" w:hAnsi="Times New Roman"/>
+          <w:b w:val="false"/>
+          <w:bCs w:val="false"/>
+          <w:sz w:val="24"/>
+          <w:szCs w:val="24"/>
+          <w:vertAlign w:val="superscript"/>
+        </w:rPr>
+        <w:t xml:space="preserve">[63]</w:t>
+      </w:r>
+      <w:r>
+        <w:rPr>
+          <w:rFonts w:ascii="Times New Roman" w:cs="Times New Roman" w:eastAsia="宋体" w:hAnsi="Times New Roman"/>
+          <w:b w:val="false"/>
+          <w:bCs w:val="false"/>
+          <w:sz w:val="24"/>
+          <w:szCs w:val="24"/>
+        </w:rPr>
+        <w:t xml:space="preserve">，这类服务商是其主要对象。《互联网广告管理办法》第十四条已要求广告经营者、广告发布者建立承接登记、审核和档案管理制度，记录、保存广告活动的有关电子数据，档案保存不少于三年；第十五条要求利用算法推荐等方式发布广告的，把算法推荐服务相关规则和广告投放记录记入广告档案</w:t>
+      </w:r>
+      <w:r>
+        <w:rPr>
+          <w:rFonts w:ascii="Times New Roman" w:cs="Times New Roman" w:eastAsia="宋体" w:hAnsi="Times New Roman"/>
+          <w:b w:val="false"/>
+          <w:bCs w:val="false"/>
+          <w:sz w:val="24"/>
+          <w:szCs w:val="24"/>
+          <w:vertAlign w:val="superscript"/>
+        </w:rPr>
+        <w:t xml:space="preserve">[50]</w:t>
+      </w:r>
+      <w:r>
+        <w:rPr>
+          <w:rFonts w:ascii="Times New Roman" w:cs="Times New Roman" w:eastAsia="宋体" w:hAnsi="Times New Roman"/>
+          <w:b w:val="false"/>
+          <w:bCs w:val="false"/>
+          <w:sz w:val="24"/>
+          <w:szCs w:val="24"/>
+        </w:rPr>
+        <w:t xml:space="preserve">。GEO服务商据此应保存内容投放的渠道、账号、数量和时间记录。通过平台账号承接发布的自媒体运营者，是平台用户身份的广告发布者，负有使广告具有可识别性的义务，附加购物链接的测评和体验分享须显著标明“广告”；平台经营者不得阻碍平台用户依法进行文字标注、语音提示等行为</w:t>
+      </w:r>
+      <w:r>
+        <w:rPr>
+          <w:rFonts w:ascii="Times New Roman" w:cs="Times New Roman" w:eastAsia="宋体" w:hAnsi="Times New Roman"/>
+          <w:b w:val="false"/>
+          <w:bCs w:val="false"/>
+          <w:sz w:val="24"/>
+          <w:szCs w:val="24"/>
+          <w:vertAlign w:val="superscript"/>
+        </w:rPr>
+        <w:t xml:space="preserve">[50,54]</w:t>
+      </w:r>
+      <w:r>
+        <w:rPr>
+          <w:rFonts w:ascii="Times New Roman" w:cs="Times New Roman" w:eastAsia="宋体" w:hAnsi="Times New Roman"/>
+          <w:b w:val="false"/>
+          <w:bCs w:val="false"/>
+          <w:sz w:val="24"/>
+          <w:szCs w:val="24"/>
+        </w:rPr>
+        <w:t xml:space="preserve">。在投放内容上写入机器可读的商业标记，目前没有法律依据，属于7.2节的建议，可以先由行业标准规定。中国商务广告协会2026年发布的GEO系列团体标准覆盖基础定义与业务边界、服务商准入、报价计价与效果测量、可信语料质量管控和服务流程合规安全五个方面</w:t>
+      </w:r>
+      <w:r>
+        <w:rPr>
+          <w:rFonts w:ascii="Times New Roman" w:cs="Times New Roman" w:eastAsia="宋体" w:hAnsi="Times New Roman"/>
+          <w:b w:val="false"/>
+          <w:bCs w:val="false"/>
+          <w:sz w:val="24"/>
+          <w:szCs w:val="24"/>
+          <w:vertAlign w:val="superscript"/>
+        </w:rPr>
+        <w:t xml:space="preserve">[64]</w:t>
+      </w:r>
+      <w:r>
+        <w:rPr>
+          <w:rFonts w:ascii="Times New Roman" w:cs="Times New Roman" w:eastAsia="宋体" w:hAnsi="Times New Roman"/>
+          <w:b w:val="false"/>
+          <w:bCs w:val="false"/>
+          <w:sz w:val="24"/>
+          <w:szCs w:val="24"/>
+        </w:rPr>
+        <w:t xml:space="preserve">，标准全文公开后，可以对照本文7.2节和7.5节，检验其是否规定商业属性标注和多引擎重复抽样验收。</w:t>
       </w:r>
     </w:p>
     <w:p>
@@ -7900,28 +8884,28 @@
           <w:sz w:val="24"/>
           <w:szCs w:val="24"/>
         </w:rPr>
-        <w:t xml:space="preserve">对广告主而言，在AI回答中获得可见度的途径，是把产品信息组织成便于机器读取和引证的形式，并通过真实的第三方权威报道积累赢得媒体</w:t>
-      </w:r>
-      <w:r>
-        <w:rPr>
-          <w:rFonts w:ascii="Times New Roman" w:cs="Times New Roman" w:eastAsia="宋体" w:hAnsi="Times New Roman"/>
-          <w:b w:val="false"/>
-          <w:bCs w:val="false"/>
-          <w:sz w:val="24"/>
-          <w:szCs w:val="24"/>
-          <w:vertAlign w:val="superscript"/>
-        </w:rPr>
-        <w:t xml:space="preserve">[14]</w:t>
-      </w:r>
-      <w:r>
-        <w:rPr>
-          <w:rFonts w:ascii="Times New Roman" w:cs="Times New Roman" w:eastAsia="宋体" w:hAnsi="Times New Roman"/>
-          <w:b w:val="false"/>
-          <w:bCs w:val="false"/>
-          <w:sz w:val="24"/>
-          <w:szCs w:val="24"/>
-        </w:rPr>
-        <w:t xml:space="preserve">。与GEO服务商签约时，应在合同中禁止虚构测评、评价和排名，并约定违约责任。2025年修订的《反不正当竞争法》已将组织虚假评价列为规制对象</w:t>
+        <w:t xml:space="preserve">对广告主而言，在AI回答中获得可见度的途径，是把产品信息组织成便于机器读取和引证的形式，并通过由媒体独立决定的第三方报道积累赢得媒体</w:t>
+      </w:r>
+      <w:r>
+        <w:rPr>
+          <w:rFonts w:ascii="Times New Roman" w:cs="Times New Roman" w:eastAsia="宋体" w:hAnsi="Times New Roman"/>
+          <w:b w:val="false"/>
+          <w:bCs w:val="false"/>
+          <w:sz w:val="24"/>
+          <w:szCs w:val="24"/>
+          <w:vertAlign w:val="superscript"/>
+        </w:rPr>
+        <w:t xml:space="preserve">[18]</w:t>
+      </w:r>
+      <w:r>
+        <w:rPr>
+          <w:rFonts w:ascii="Times New Roman" w:cs="Times New Roman" w:eastAsia="宋体" w:hAnsi="Times New Roman"/>
+          <w:b w:val="false"/>
+          <w:bCs w:val="false"/>
+          <w:sz w:val="24"/>
+          <w:szCs w:val="24"/>
+        </w:rPr>
+        <w:t xml:space="preserve">。与GEO服务商签约时，应在合同中禁止虚构测评、评价和排名，并约定违约责任。虚构内容一经认定为虚假广告，广告主依《广告法》第五十五条承担罚款责任</w:t>
       </w:r>
       <w:r>
         <w:rPr>
@@ -7942,28 +8926,28 @@
           <w:sz w:val="24"/>
           <w:szCs w:val="24"/>
         </w:rPr>
-        <w:t xml:space="preserve">，广告主是虚假评价的直接受益者，在合同中排除此类做法是控制自身法律风险的必要措施。效果验收应采用Martinez提出的可复现测量思路，在多个引擎上以多种问法、在不同时间点重复测量，设置对照，并人工核验引用内容的保真度</w:t>
-      </w:r>
-      <w:r>
-        <w:rPr>
-          <w:rFonts w:ascii="Times New Roman" w:cs="Times New Roman" w:eastAsia="宋体" w:hAnsi="Times New Roman"/>
-          <w:b w:val="false"/>
-          <w:bCs w:val="false"/>
-          <w:sz w:val="24"/>
-          <w:szCs w:val="24"/>
-          <w:vertAlign w:val="superscript"/>
-        </w:rPr>
-        <w:t xml:space="preserve">[16]</w:t>
-      </w:r>
-      <w:r>
-        <w:rPr>
-          <w:rFonts w:ascii="Times New Roman" w:cs="Times New Roman" w:eastAsia="宋体" w:hAnsi="Times New Roman"/>
-          <w:b w:val="false"/>
-          <w:bCs w:val="false"/>
-          <w:sz w:val="24"/>
-          <w:szCs w:val="24"/>
-        </w:rPr>
-        <w:t xml:space="preserve">；在此基础上统计品牌被引用的比例和位置分布。本文另建议以同品类中未做优化的品牌作为对照，以区分优化效果与引擎自身的变化。</w:t>
+        <w:t xml:space="preserve">，在合同中排除此类做法是控制自身法律风险的必要措施。效果验收应采用Martinez提出的重复测量思路：在多个引擎上，以多种问法、在不同时间点重复提问，并人工核验引用内容的保真度</w:t>
+      </w:r>
+      <w:r>
+        <w:rPr>
+          <w:rFonts w:ascii="Times New Roman" w:cs="Times New Roman" w:eastAsia="宋体" w:hAnsi="Times New Roman"/>
+          <w:b w:val="false"/>
+          <w:bCs w:val="false"/>
+          <w:sz w:val="24"/>
+          <w:szCs w:val="24"/>
+          <w:vertAlign w:val="superscript"/>
+        </w:rPr>
+        <w:t xml:space="preserve">[20]</w:t>
+      </w:r>
+      <w:r>
+        <w:rPr>
+          <w:rFonts w:ascii="Times New Roman" w:cs="Times New Roman" w:eastAsia="宋体" w:hAnsi="Times New Roman"/>
+          <w:b w:val="false"/>
+          <w:bCs w:val="false"/>
+          <w:sz w:val="24"/>
+          <w:szCs w:val="24"/>
+        </w:rPr>
+        <w:t xml:space="preserve">，据此统计品牌的被提及率与提及位置分布。对照可取同品类中未做优化的品牌，用以区分优化效果与引擎自身的变化。</w:t>
       </w:r>
     </w:p>
     <w:p>
@@ -7980,7 +8964,7 @@
           <w:sz w:val="24"/>
           <w:szCs w:val="24"/>
         </w:rPr>
-        <w:t xml:space="preserve">7.6 监管部门：协调两套标识规则</w:t>
+        <w:t xml:space="preserve">7.6 监管部门：从专项整治到制度协同</w:t>
       </w:r>
     </w:p>
     <w:p>
@@ -8008,7 +8992,7 @@
           <w:szCs w:val="24"/>
           <w:vertAlign w:val="superscript"/>
         </w:rPr>
-        <w:t xml:space="preserve">[46]</w:t>
+        <w:t xml:space="preserve">[50]</w:t>
       </w:r>
       <w:r>
         <w:rPr>
@@ -8029,17 +9013,80 @@
           <w:szCs w:val="24"/>
           <w:vertAlign w:val="superscript"/>
         </w:rPr>
-        <w:t xml:space="preserve">[52]</w:t>
-      </w:r>
-      <w:r>
-        <w:rPr>
-          <w:rFonts w:ascii="Times New Roman" w:cs="Times New Roman" w:eastAsia="宋体" w:hAnsi="Times New Roman"/>
-          <w:b w:val="false"/>
-          <w:bCs w:val="false"/>
-          <w:sz w:val="24"/>
-          <w:szCs w:val="24"/>
-        </w:rPr>
-        <w:t xml:space="preserve">，两套规则目前各管一段。建议在执法上建立协作：市场监管部门以广告可识别性和反不正当竞争规则为依据，查处未标识的GEO广告和虚假评价；网信部门在生成式人工智能服务的备案与安全评估中，加入防范信源投毒和商业内容渗透的要求。执法方式上可以借鉴GEO效果审计的方法，以多引擎、多问法的抽样监测发现异常推荐，再沿信源追溯投放主体。</w:t>
+        <w:t xml:space="preserve">[56]</w:t>
+      </w:r>
+      <w:r>
+        <w:rPr>
+          <w:rFonts w:ascii="Times New Roman" w:cs="Times New Roman" w:eastAsia="宋体" w:hAnsi="Times New Roman"/>
+          <w:b w:val="false"/>
+          <w:bCs w:val="false"/>
+          <w:sz w:val="24"/>
+          <w:szCs w:val="24"/>
+        </w:rPr>
+        <w:t xml:space="preserve">。两套规则在2026年已开始交汇。市场监管总局4月印发关于深化互联网广告生态治理工作的通知，同步部署的整治重点任务把人工智能生成式广告、“矩阵式”广告投放和平台主体责任列为重点</w:t>
+      </w:r>
+      <w:r>
+        <w:rPr>
+          <w:rFonts w:ascii="Times New Roman" w:cs="Times New Roman" w:eastAsia="宋体" w:hAnsi="Times New Roman"/>
+          <w:b w:val="false"/>
+          <w:bCs w:val="false"/>
+          <w:sz w:val="24"/>
+          <w:szCs w:val="24"/>
+          <w:vertAlign w:val="superscript"/>
+        </w:rPr>
+        <w:t xml:space="preserve">[63]</w:t>
+      </w:r>
+      <w:r>
+        <w:rPr>
+          <w:rFonts w:ascii="Times New Roman" w:cs="Times New Roman" w:eastAsia="宋体" w:hAnsi="Times New Roman"/>
+          <w:b w:val="false"/>
+          <w:bCs w:val="false"/>
+          <w:sz w:val="24"/>
+          <w:szCs w:val="24"/>
+        </w:rPr>
+        <w:t xml:space="preserve">；中央网信办4月30日部署“清朗·整治AI应用乱象”专项行动，把大模型训练语料安全、AI数据投毒和生成合成内容标识落实不到位等列为第一阶段整治重点</w:t>
+      </w:r>
+      <w:r>
+        <w:rPr>
+          <w:rFonts w:ascii="Times New Roman" w:cs="Times New Roman" w:eastAsia="宋体" w:hAnsi="Times New Roman"/>
+          <w:b w:val="false"/>
+          <w:bCs w:val="false"/>
+          <w:sz w:val="24"/>
+          <w:szCs w:val="24"/>
+          <w:vertAlign w:val="superscript"/>
+        </w:rPr>
+        <w:t xml:space="preserve">[65]</w:t>
+      </w:r>
+      <w:r>
+        <w:rPr>
+          <w:rFonts w:ascii="Times New Roman" w:cs="Times New Roman" w:eastAsia="宋体" w:hAnsi="Times New Roman"/>
+          <w:b w:val="false"/>
+          <w:bCs w:val="false"/>
+          <w:sz w:val="24"/>
+          <w:szCs w:val="24"/>
+        </w:rPr>
+        <w:t xml:space="preserve">。两项行动都采取专项整治形式，针对的是投毒和违法内容，没有在制度上规定GEO内容在回答中的商业标识。协作的制度基础已经存在：《互联网信息服务算法推荐管理规定》第三条规定国务院电信、公安、市场监管等有关部门依据各自职责负责算法推荐服务监督管理工作</w:t>
+      </w:r>
+      <w:r>
+        <w:rPr>
+          <w:rFonts w:ascii="Times New Roman" w:cs="Times New Roman" w:eastAsia="宋体" w:hAnsi="Times New Roman"/>
+          <w:b w:val="false"/>
+          <w:bCs w:val="false"/>
+          <w:sz w:val="24"/>
+          <w:szCs w:val="24"/>
+          <w:vertAlign w:val="superscript"/>
+        </w:rPr>
+        <w:t xml:space="preserve">[61]</w:t>
+      </w:r>
+      <w:r>
+        <w:rPr>
+          <w:rFonts w:ascii="Times New Roman" w:cs="Times New Roman" w:eastAsia="宋体" w:hAnsi="Times New Roman"/>
+          <w:b w:val="false"/>
+          <w:bCs w:val="false"/>
+          <w:sz w:val="24"/>
+          <w:szCs w:val="24"/>
+        </w:rPr>
+        <w:t xml:space="preserve">。建议以此为依托，把专项整治中形成的做法固定为制度：市场监管部门以广告可识别性、虚假广告和反不正当竞争规则为依据，查处未标识的GEO广告、虚假广告和虚假评价；网信部门把投毒防范的范围从训练语料延伸到检索增强环节的外部信源，并在生成式人工智能服务的备案与安全评估中加入相应要求。执法方式上可以借鉴GEO效果审计的方法，以多引擎、多问法的抽样监测发现异常推荐，再沿信源追溯投放主体。</w:t>
       </w:r>
     </w:p>
     <w:p>
@@ -8073,7 +9120,7 @@
           <w:sz w:val="24"/>
           <w:szCs w:val="24"/>
         </w:rPr>
-        <w:t xml:space="preserve">生成式引擎改变了品牌进入用户视野的方式，GEO随之成为一种不经过平台广告系统、以回答正文为载体的广告形态。本文得出四点结论。第一，GEO作用于检索召回、上下文分配和引用生成三个环节，媒介购买的对象由平台广告位转为引擎所信任的第三方信源，效果主要取决于话题相关性、上下文位置以及信源是否属于引擎偏好的第三方媒体。第二，AI搜索中的商业信息沿平台广告和第三方GEO两条路径进入回答，前者有标识、收入归平台，后者无标识、收入归服务商和内容渠道；现行广告规则能够约束信源端的付费内容，却约束不到其在AI回答中的呈现，回答环节没有承担标识义务的广告发布者。第三，GEO与信息操纵作用于同一路径，二者的区别在于内容是否真实、是否利用模型漏洞；“3·15”晚会中的测试表明，这类操纵能够在国内主流大模型上以低成本实现。第四，零点击化削弱了按点击计价与归因的基础，生成结果的随机性使单次提问不能作为GEO效果的验收依据。在治理上，本文主张按推销目的认定GEO内容的广告属性，明确生成式回答场景下各主体的认定规则，在信源端设置随检索传递、不影响权重的商业标记，要求GEO服务商履行广告经营者义务，由广告主以多引擎重复抽样验收效果，并由市场监管与网信等部门协调两套标识规则。</w:t>
+        <w:t xml:space="preserve">生成式引擎改变了品牌进入用户视野的方式，GEO随之成为一种不经过平台广告系统、以回答正文为载体的广告形态。本文得出四点结论。第一，GEO作用于检索召回、上下文分配和引用生成三个环节，GEO服务采购的是第三方信源上的发布机会；现有研究中最稳定的影响因素是话题相关性和上下文位置，信源是否属于引擎偏好的第三方媒体也影响被引用的机会。第二，AI搜索中的商业信息沿平台广告与购物功能、第三方GEO两条路径进入回答；现行广告规则能够约束信源端的付费内容，附购买入口并构成广告的回答也有平台作为发布者，但在不附购买入口的回答中，没有承担标识义务的广告发布者。第三，GEO与信息操纵作用于同一路径，二者的区别在于内容是否真实、是否利用模型漏洞；操纵型GEO首先落入《广告法》的虚假广告规则，“3·15”晚会中的测试表明，这类操纵能够在国内主流大模型上以低成本实现。第四，零点击化削弱了按点击计价与归因的基础，生成结果的随机性使单次提问不能作为GEO效果的验收依据。在治理上，本文主张按推销目的认定GEO内容的广告属性，在部门规章中明确生成式回答场景下的主体认定，由有关部门联合设定平台的商业来源提示义务，在信源端设置随检索传递、不影响权重的商业标记，要求GEO服务商承担广告经营者与发布者的责任，由广告主以多引擎重复抽样验收效果，并把2026年的专项整治做法固定为跨部门的制度协同。</w:t>
       </w:r>
     </w:p>
     <w:p>
@@ -8090,7 +9137,7 @@
           <w:sz w:val="24"/>
           <w:szCs w:val="24"/>
         </w:rPr>
-        <w:t xml:space="preserve">本研究有以下局限。平台证据以境外平台为主，国内AI助手的广告形态尚缺少官方公开说明；研究基于公开文献、规范文本和媒体报道，未取得GEO服务商和平台的内部数据；文中引用的多项GEO实验来自研究者自建的基准和预印本，其结论适用于相应的实验设置；以GEO为主题的中文同行评议文献仍很少。后续研究可以在三个方向推进：通过田野实验测量GEO在国内外真实引擎中的效果及其持续时间；通过消费者实验检验AI回答中不同商业标记方式对说服知识激活的影响；跟踪GEO相关执法案例，检验本文提出的主体认定规则在实践中的可操作性。</w:t>
+        <w:t xml:space="preserve">本研究有以下局限。平台证据中，境外平台的广告规则有官方说明，国内平台的购物功能主要依据媒体报道；研究基于公开文献、规范文本和媒体报道，未取得GEO服务商和平台的内部数据；文中引用的多项GEO实验来自研究者自建的基准和预印本，其结论适用于相应的实验设置；中文文献通过期刊官网、国家哲学社会科学文献中心和国家自然科学基金委员会网站检索获取，未在中国知网全库检索。后续研究可以在三个方向推进：通过田野实验测量GEO在国内外真实引擎中的效果及其持续时间，检验5.1节提出的结构化信息假设；通过消费者实验检验AI回答中不同商业标记方式对说服知识激活的影响；跟踪GEO相关执法案例和团体标准的实施，检验本文提出的主体认定规则在实践中的可操作性。</w:t>
       </w:r>
     </w:p>
     <w:p>
@@ -8402,7 +9449,7 @@
           <w:sz w:val="21"/>
           <w:szCs w:val="21"/>
         </w:rPr>
-        <w:t xml:space="preserve">OpenAI. Expanding access to AI with ChatGPT ads[EB/OL]. (2026-08-31). https://openai.com/index/expanding-access-to-ai-with-chatgpt-ads/.</w:t>
+        <w:t xml:space="preserve">OpenAI. Testing ads in ChatGPT[EB/OL]. (2026-02-09). https://openai.com/index/testing-ads-in-chatgpt/.</w:t>
       </w:r>
     </w:p>
     <w:p>
@@ -8439,7 +9486,7 @@
           <w:sz w:val="21"/>
           <w:szCs w:val="21"/>
         </w:rPr>
-        <w:t xml:space="preserve">澎湃新闻. 百度三季度营收同比下滑7%，AI业务收入同比增超五成[EB/OL]. (2025-11-18). https://m.thepaper.cn/newsDetail_forward_31992080.</w:t>
+        <w:t xml:space="preserve">OpenAI. Expanding access to AI with ChatGPT ads[EB/OL]. (2026-08-31). https://openai.com/index/expanding-access-to-ai-with-chatgpt-ads/.</w:t>
       </w:r>
     </w:p>
     <w:p>
@@ -8476,7 +9523,7 @@
           <w:sz w:val="21"/>
           <w:szCs w:val="21"/>
         </w:rPr>
-        <w:t xml:space="preserve">AGGARWAL P, MURAHARI V, RAJPUROHIT T, et al. GEO: generative engine optimization[C]//Proceedings of the 30th ACM SIGKDD Conference on Knowledge Discovery and Data Mining. New York: ACM, 2024: 5-16. DOI: 10.1145/3637528.3671900.</w:t>
+        <w:t xml:space="preserve">IT之家. 豆包上线“帮你选”功能，与抖音电商实现交易闭环[EB/OL]. (2026-04-24). https://www.ithome.com/0/942/850.htm.</w:t>
       </w:r>
     </w:p>
     <w:p>
@@ -8513,7 +9560,7 @@
           <w:sz w:val="21"/>
           <w:szCs w:val="21"/>
         </w:rPr>
-        <w:t xml:space="preserve">新华社. 新华调查｜AI给出的搜索结果，可信吗？[EB/OL]. (2026-01-16). https://www.news.cn/tech/20260116/ad7da1553e80447fb47a7170d7412fde/c.html.</w:t>
+        <w:t xml:space="preserve">新华网. 阿里率先打通AI购物全链路，千问上也能“逛淘宝”了[EB/OL]. (2026-05-11). http://www.news.cn/tech/20260511/b94c26581d9c41ea8c3fd3b383ab2939/c.html.</w:t>
       </w:r>
     </w:p>
     <w:p>
@@ -8550,7 +9597,7 @@
           <w:sz w:val="21"/>
           <w:szCs w:val="21"/>
         </w:rPr>
-        <w:t xml:space="preserve">新浪财经. 央视3·15晚会曝光AI大模型“投毒”黑产：「力擎 GEO 优化系统」被点名[EB/OL]. (2026-03-16). https://finance.sina.com.cn/stock/t/2026-03-16/doc-inhrcxwy9819362.shtml.</w:t>
+        <w:t xml:space="preserve">Baidu, Inc. Baidu announces second quarter 2026 results[EB/OL]. (2026-08-18). https://www.prnewswire.com/news-releases/baidu-announces-second-quarter-2026-results-302853860.html.</w:t>
       </w:r>
     </w:p>
     <w:p>
@@ -8587,7 +9634,7 @@
           <w:sz w:val="21"/>
           <w:szCs w:val="21"/>
         </w:rPr>
-        <w:t xml:space="preserve">LEWIS P, PEREZ E, PIKTUS A, et al. Retrieval-augmented generation for knowledge-intensive NLP tasks[C]//Advances in Neural Information Processing Systems 33. Red Hook: Curran Associates, 2020: 9459-9474.</w:t>
+        <w:t xml:space="preserve">The Motley Fool. Baidu (BIDU) Q2 2026 earnings call transcript[EB/OL]. (2026-08-18). https://www.fool.com/earnings/call-transcripts/2026/08/18/baidu-bidu-q2-2026-earnings-call-transcript/.</w:t>
       </w:r>
     </w:p>
     <w:p>
@@ -8624,7 +9671,7 @@
           <w:sz w:val="21"/>
           <w:szCs w:val="21"/>
         </w:rPr>
-        <w:t xml:space="preserve">CHEN M, WANG X, CHEN K, et al. Generative engine optimization: how to dominate AI search[EB/OL]. (2025-09-10). https://arxiv.org/abs/2509.08919.</w:t>
+        <w:t xml:space="preserve">AGGARWAL P, MURAHARI V, RAJPUROHIT T, et al. GEO: generative engine optimization[C]//Proceedings of the 30th ACM SIGKDD Conference on Knowledge Discovery and Data Mining. New York: ACM, 2024: 5-16. DOI: 10.1145/3637528.3671900.</w:t>
       </w:r>
     </w:p>
     <w:p>
@@ -8661,7 +9708,7 @@
           <w:sz w:val="21"/>
           <w:szCs w:val="21"/>
         </w:rPr>
-        <w:t xml:space="preserve">WU Y, ZHONG S, KIM Y, et al. What generative search engines like and how to optimize web content cooperatively[C]//The Fourteenth International Conference on Learning Representations. 2026.</w:t>
+        <w:t xml:space="preserve">新华社. 新华调查｜AI给出的搜索结果，可信吗？[EB/OL]. (2026-01-16). https://www.news.cn/tech/20260116/ad7da1553e80447fb47a7170d7412fde/c.html.</w:t>
       </w:r>
     </w:p>
     <w:p>
@@ -8698,7 +9745,7 @@
           <w:sz w:val="21"/>
           <w:szCs w:val="21"/>
         </w:rPr>
-        <w:t xml:space="preserve">MARTINEZ O. Optimizing visibility in generative engines: a critical survey of generative engine optimization (2023-2026)[EB/OL]. (2026-07-15). https://arxiv.org/abs/2607.14035.</w:t>
+        <w:t xml:space="preserve">新浪财经. 央视3·15晚会曝光AI大模型“投毒”黑产：「力擎 GEO 优化系统」被点名[EB/OL]. (2026-03-16). https://finance.sina.com.cn/stock/t/2026-03-16/doc-inhrcxwy9819362.shtml.</w:t>
       </w:r>
     </w:p>
     <w:p>
@@ -8735,7 +9782,7 @@
           <w:sz w:val="21"/>
           <w:szCs w:val="21"/>
         </w:rPr>
-        <w:t xml:space="preserve">KUMAR A, LAKKARAJU H. Manipulating large language models to increase product visibility[EB/OL]. (2024-04-11). https://arxiv.org/abs/2404.07981.</w:t>
+        <w:t xml:space="preserve">LEWIS P, PEREZ E, PIKTUS A, et al. Retrieval-augmented generation for knowledge-intensive NLP tasks[C]//Advances in Neural Information Processing Systems 33. Red Hook: Curran Associates, 2020: 9459-9474.</w:t>
       </w:r>
     </w:p>
     <w:p>
@@ -8772,7 +9819,7 @@
           <w:sz w:val="21"/>
           <w:szCs w:val="21"/>
         </w:rPr>
-        <w:t xml:space="preserve">NESTAAS F, DEBENEDETTI E, TRAMÈR F. Adversarial search engine optimization for large language models[C]//The Thirteenth International Conference on Learning Representations. 2025.</w:t>
+        <w:t xml:space="preserve">CHEN M, WANG X, CHEN K, et al. Generative engine optimization: how to dominate AI search[EB/OL]. (2025-09-10). https://arxiv.org/abs/2509.08919.</w:t>
       </w:r>
     </w:p>
     <w:p>
@@ -8809,7 +9856,7 @@
           <w:sz w:val="21"/>
           <w:szCs w:val="21"/>
         </w:rPr>
-        <w:t xml:space="preserve">PFROMMER S, BAI Y, GAUTAM T, et al. Ranking manipulation for conversational search engines[C]//Proceedings of the 2024 Conference on Empirical Methods in Natural Language Processing. Miami: ACL, 2024: 9523-9552. DOI: 10.18653/v1/2024.emnlp-main.534.</w:t>
+        <w:t xml:space="preserve">WU Y, ZHONG S, KIM Y, et al. What generative search engines like and how to optimize web content cooperatively[C]//The Fourteenth International Conference on Learning Representations. 2026.</w:t>
       </w:r>
     </w:p>
     <w:p>
@@ -8846,7 +9893,7 @@
           <w:sz w:val="21"/>
           <w:szCs w:val="21"/>
         </w:rPr>
-        <w:t xml:space="preserve">ZOU W, GENG R, WANG B, et al. PoisonedRAG: knowledge corruption attacks to retrieval-augmented generation of large language models[C]//Proceedings of the 34th USENIX Security Symposium. Seattle: USENIX Association, 2025: 3827-3844.</w:t>
+        <w:t xml:space="preserve">MARTINEZ O. Optimizing visibility in generative engines: a critical survey of generative engine optimization (2023-2026)[EB/OL]. (2026-07-15). https://arxiv.org/abs/2607.14035.</w:t>
       </w:r>
     </w:p>
     <w:p>
@@ -8883,7 +9930,7 @@
           <w:sz w:val="21"/>
           <w:szCs w:val="21"/>
         </w:rPr>
-        <w:t xml:space="preserve">FEIZI S, HAJIAGHAYI M, REZAEI K, et al. Online advertisements with LLMs: opportunities and challenges[J]. ACM SIGecom Exchanges, 2025, 22(2): 66-81.</w:t>
+        <w:t xml:space="preserve">KUMAR A, LAKKARAJU H. Manipulating large language models to increase product visibility[EB/OL]. (2024-04-11). https://arxiv.org/abs/2404.07981.</w:t>
       </w:r>
     </w:p>
     <w:p>
@@ -8920,7 +9967,7 @@
           <w:sz w:val="21"/>
           <w:szCs w:val="21"/>
         </w:rPr>
-        <w:t xml:space="preserve">DÜTTING P, MIRROKNI V, PAES LEME R, et al. Mechanism design for large language models[C]//Proceedings of the ACM Web Conference 2024. New York: ACM, 2024: 144-155.</w:t>
+        <w:t xml:space="preserve">NESTAAS F, DEBENEDETTI E, TRAMÈR F. Adversarial search engine optimization for large language models[C]//The Thirteenth International Conference on Learning Representations. 2025.</w:t>
       </w:r>
     </w:p>
     <w:p>
@@ -8957,7 +10004,7 @@
           <w:sz w:val="21"/>
           <w:szCs w:val="21"/>
         </w:rPr>
-        <w:t xml:space="preserve">DUBEY K A, FENG Z, KIDAMBI R, et al. Auctions with LLM summaries[EB/OL]. (2024-04-11). https://arxiv.org/abs/2404.08126.</w:t>
+        <w:t xml:space="preserve">PFROMMER S, BAI Y, GAUTAM T, et al. Ranking manipulation for conversational search engines[C]//Proceedings of the 2024 Conference on Empirical Methods in Natural Language Processing. Miami: ACL, 2024: 9523-9552. DOI: 10.18653/v1/2024.emnlp-main.534.</w:t>
       </w:r>
     </w:p>
     <w:p>
@@ -8994,7 +10041,7 @@
           <w:sz w:val="21"/>
           <w:szCs w:val="21"/>
         </w:rPr>
-        <w:t xml:space="preserve">HAJIAGHAYI M, LAHAIE S, REZAEI K, et al. Ad auctions for LLMs via retrieval augmented generation[C]//Advances in Neural Information Processing Systems 37. Red Hook: Curran Associates, 2024. DOI: 10.52202/079017-0585.</w:t>
+        <w:t xml:space="preserve">ZOU W, GENG R, WANG B, et al. PoisonedRAG: knowledge corruption attacks to retrieval-augmented generation of large language models[C]//Proceedings of the 34th USENIX Security Symposium. Seattle: USENIX Association, 2025: 3827-3844.</w:t>
       </w:r>
     </w:p>
     <w:p>
@@ -9031,7 +10078,7 @@
           <w:sz w:val="21"/>
           <w:szCs w:val="21"/>
         </w:rPr>
-        <w:t xml:space="preserve">HU S, ZHANG S, SHI Y, et al. GEM-Bench: a benchmark for ad-injected response generation within generative engine marketing[EB/OL]. (2025-09-17). https://arxiv.org/abs/2509.14221.</w:t>
+        <w:t xml:space="preserve">FEIZI S, HAJIAGHAYI M, REZAEI K, et al. Online advertisements with LLMs: opportunities and challenges[J]. ACM SIGecom Exchanges, 2025, 22(2): 66-81.</w:t>
       </w:r>
     </w:p>
     <w:p>
@@ -9068,7 +10115,7 @@
           <w:sz w:val="21"/>
           <w:szCs w:val="21"/>
         </w:rPr>
-        <w:t xml:space="preserve">ZELCH I, HAGEN M, POTTHAST M. A user study on the acceptance of native advertising in generative IR[C]//Proceedings of the 2024 Conference on Human Information Interaction and Retrieval. New York: ACM, 2024: 142-152. DOI: 10.1145/3627508.3638316.</w:t>
+        <w:t xml:space="preserve">DÜTTING P, MIRROKNI V, PAES LEME R, et al. Mechanism design for large language models[C]//Proceedings of the ACM Web Conference 2024. New York: ACM, 2024: 144-155.</w:t>
       </w:r>
     </w:p>
     <w:p>
@@ -9105,7 +10152,7 @@
           <w:sz w:val="21"/>
           <w:szCs w:val="21"/>
         </w:rPr>
-        <w:t xml:space="preserve">SCHMIDT S, ZELCH I, BEVENDORFF J, et al. Detecting generated native ads in conversational search[C]//Companion Proceedings of the ACM Web Conference 2024. New York: ACM, 2024: 722-725. DOI: 10.1145/3589335.3651489.</w:t>
+        <w:t xml:space="preserve">DUBEY K A, FENG Z, KIDAMBI R, et al. Auctions with LLM summaries[EB/OL]. (2024-04-11). https://arxiv.org/abs/2404.08126.</w:t>
       </w:r>
     </w:p>
     <w:p>
@@ -9142,7 +10189,7 @@
           <w:sz w:val="21"/>
           <w:szCs w:val="21"/>
         </w:rPr>
-        <w:t xml:space="preserve">EDELMAN B, OSTROVSKY M, SCHWARZ M. Internet advertising and the generalized second-price auction: selling billions of dollars worth of keywords[J]. American Economic Review, 2007, 97(1): 242-259. DOI: 10.1257/aer.97.1.242.</w:t>
+        <w:t xml:space="preserve">HAJIAGHAYI M, LAHAIE S, REZAEI K, et al. Ad auctions for LLMs via retrieval augmented generation[C]//Advances in Neural Information Processing Systems 37. Red Hook: Curran Associates, 2024. DOI: 10.52202/079017-0585.</w:t>
       </w:r>
     </w:p>
     <w:p>
@@ -9179,7 +10226,7 @@
           <w:sz w:val="21"/>
           <w:szCs w:val="21"/>
         </w:rPr>
-        <w:t xml:space="preserve">GHOSE A, YANG S. An empirical analysis of search engine advertising: sponsored search in electronic markets[J]. Management Science, 2009, 55(10): 1605-1622. DOI: 10.1287/mnsc.1090.1054.</w:t>
+        <w:t xml:space="preserve">HU S, ZHANG S, SHI Y, et al. GEM-Bench: a benchmark for ad-injected response generation within generative engine marketing[EB/OL]. (2025-09-17). https://arxiv.org/abs/2509.14221.</w:t>
       </w:r>
     </w:p>
     <w:p>
@@ -9216,7 +10263,7 @@
           <w:sz w:val="21"/>
           <w:szCs w:val="21"/>
         </w:rPr>
-        <w:t xml:space="preserve">卢向华. 竞价排名广告的关键词投放策略及其绩效研究：基于淘宝网的实证分析[J]. 管理科学学报, 2013, 16(6): 1-9.</w:t>
+        <w:t xml:space="preserve">ZELCH I, HAGEN M, POTTHAST M. A user study on the acceptance of native advertising in generative IR[C]//Proceedings of the 2024 Conference on Human Information Interaction and Retrieval. New York: ACM, 2024: 142-152. DOI: 10.1145/3627508.3638316.</w:t>
       </w:r>
     </w:p>
     <w:p>
@@ -9253,7 +10300,7 @@
           <w:sz w:val="21"/>
           <w:szCs w:val="21"/>
         </w:rPr>
-        <w:t xml:space="preserve">BERMAN R, KATONA Z. The role of search engine optimization in search marketing[J]. Marketing Science, 2013, 32(4): 644-651. DOI: 10.1287/mksc.2013.0783.</w:t>
+        <w:t xml:space="preserve">SCHMIDT S, ZELCH I, BEVENDORFF J, et al. Detecting generated native ads in conversational search[C]//Companion Proceedings of the ACM Web Conference 2024. New York: ACM, 2024: 722-725. DOI: 10.1145/3589335.3651489.</w:t>
       </w:r>
     </w:p>
     <w:p>
@@ -9290,7 +10337,7 @@
           <w:sz w:val="21"/>
           <w:szCs w:val="21"/>
         </w:rPr>
-        <w:t xml:space="preserve">刘通, 黄敏学, 余正东. 心理协同视角下的计算广告：研究述评与展望[J]. 外国经济与管理, 2022, 44(7): 101-125. DOI: 10.16538/j.cnki.fem.20220429.303.</w:t>
+        <w:t xml:space="preserve">EDELMAN B, OSTROVSKY M, SCHWARZ M. Internet advertising and the generalized second-price auction: selling billions of dollars worth of keywords[J]. American Economic Review, 2007, 97(1): 242-259. DOI: 10.1257/aer.97.1.242.</w:t>
       </w:r>
     </w:p>
     <w:p>
@@ -9327,7 +10374,7 @@
           <w:sz w:val="21"/>
           <w:szCs w:val="21"/>
         </w:rPr>
-        <w:t xml:space="preserve">沈俏蔚, 胡丹琪, 解海天. 生成式人工智能在营销创新中的应用与研究展望[J]. 中国科学基金, 2025, 39(5): 773-781. DOI: 10.3724/BNSFC-2025-0013.</w:t>
+        <w:t xml:space="preserve">GHOSE A, YANG S. An empirical analysis of search engine advertising: sponsored search in electronic markets[J]. Management Science, 2009, 55(10): 1605-1622. DOI: 10.1287/mnsc.1090.1054.</w:t>
       </w:r>
     </w:p>
     <w:p>
@@ -9364,7 +10411,7 @@
           <w:sz w:val="21"/>
           <w:szCs w:val="21"/>
         </w:rPr>
-        <w:t xml:space="preserve">FRIESTAD M, WRIGHT P. The persuasion knowledge model: how people cope with persuasion attempts[J]. Journal of Consumer Research, 1994, 21(1): 1-31. DOI: 10.1086/209380.</w:t>
+        <w:t xml:space="preserve">卢向华. 竞价排名广告的关键词投放策略及其绩效研究：基于淘宝网的实证分析[J]. 管理科学学报, 2013, 16(6): 1-9.</w:t>
       </w:r>
     </w:p>
     <w:p>
@@ -9401,7 +10448,7 @@
           <w:sz w:val="21"/>
           <w:szCs w:val="21"/>
         </w:rPr>
-        <w:t xml:space="preserve">梁静. 消费者说服知识研究述评[J]. 外国经济与管理, 2008, 30(7): 39-44.</w:t>
+        <w:t xml:space="preserve">BERMAN R, KATONA Z. The role of search engine optimization in search marketing[J]. Marketing Science, 2013, 32(4): 644-651. DOI: 10.1287/mksc.2013.0783.</w:t>
       </w:r>
     </w:p>
     <w:p>
@@ -9438,7 +10485,7 @@
           <w:sz w:val="21"/>
           <w:szCs w:val="21"/>
         </w:rPr>
-        <w:t xml:space="preserve">BOERMAN S C, VAN REIJMERSDAL E A, NEIJENS P C. Sponsorship disclosure: effects of duration on persuasion knowledge and brand responses[J]. Journal of Communication, 2012, 62(6): 1047-1064. DOI: 10.1111/j.1460-2466.2012.01677.x.</w:t>
+        <w:t xml:space="preserve">刘通, 黄敏学, 余正东. 心理协同视角下的计算广告：研究述评与展望[J]. 外国经济与管理, 2022, 44(7): 101-125. DOI: 10.16538/j.cnki.fem.20220429.303.</w:t>
       </w:r>
     </w:p>
     <w:p>
@@ -9475,7 +10522,7 @@
           <w:sz w:val="21"/>
           <w:szCs w:val="21"/>
         </w:rPr>
-        <w:t xml:space="preserve">WOJDYNSKI B W, EVANS N J. Going native: effects of disclosure position and language on the recognition and evaluation of online native advertising[J]. Journal of Advertising, 2016, 45(2): 157-168.</w:t>
+        <w:t xml:space="preserve">沈俏蔚, 胡丹琪, 解海天. 生成式人工智能在营销创新中的应用与研究展望[J]. 中国科学基金, 2025, 39(5): 773-781. DOI: 10.3724/BNSFC-2025-0013.</w:t>
       </w:r>
     </w:p>
     <w:p>
@@ -9512,7 +10559,7 @@
           <w:sz w:val="21"/>
           <w:szCs w:val="21"/>
         </w:rPr>
-        <w:t xml:space="preserve">廖秉宜, 梁瑄轩. 抖音短视频原生广告透明度对广告效果的影响研究[J]. 新闻大学, 2024(11): 51-69.</w:t>
+        <w:t xml:space="preserve">FRIESTAD M, WRIGHT P. The persuasion knowledge model: how people cope with persuasion attempts[J]. Journal of Consumer Research, 1994, 21(1): 1-31. DOI: 10.1086/209380.</w:t>
       </w:r>
     </w:p>
     <w:p>
@@ -9549,7 +10596,7 @@
           <w:sz w:val="21"/>
           <w:szCs w:val="21"/>
         </w:rPr>
-        <w:t xml:space="preserve">李剑. 植入式广告的法律规制研究[J]. 法学家, 2011(3): 62-73.</w:t>
+        <w:t xml:space="preserve">梁静. 消费者说服知识研究述评[J]. 外国经济与管理, 2008, 30(7): 39-44.</w:t>
       </w:r>
     </w:p>
     <w:p>
@@ -9586,7 +10633,7 @@
           <w:sz w:val="21"/>
           <w:szCs w:val="21"/>
         </w:rPr>
-        <w:t xml:space="preserve">韩红星, 覃玲. 美国经验：原生广告的原罪与规制[J]. 华南理工大学学报(社会科学版), 2018, 20(1): 90-102. DOI: 10.19366/j.cnki.1009-055X.2018.01.011.</w:t>
+        <w:t xml:space="preserve">BOERMAN S C, VAN REIJMERSDAL E A, NEIJENS P C. Sponsorship disclosure: effects of duration on persuasion knowledge and brand responses[J]. Journal of Communication, 2012, 62(6): 1047-1064. DOI: 10.1111/j.1460-2466.2012.01677.x.</w:t>
       </w:r>
     </w:p>
     <w:p>
@@ -9623,7 +10670,7 @@
           <w:sz w:val="21"/>
           <w:szCs w:val="21"/>
         </w:rPr>
-        <w:t xml:space="preserve">宋亚辉. 竞价排名服务中的网络关键词审查义务研究[J]. 法学家, 2013(4): 83-94.</w:t>
+        <w:t xml:space="preserve">WOJDYNSKI B W, EVANS N J. Going native: effects of disclosure position and language on the recognition and evaluation of online native advertising[J]. Journal of Advertising, 2016, 45(2): 157-168.</w:t>
       </w:r>
     </w:p>
     <w:p>
@@ -9660,7 +10707,7 @@
           <w:sz w:val="21"/>
           <w:szCs w:val="21"/>
         </w:rPr>
-        <w:t xml:space="preserve">支振锋. 生成式人工智能大模型的信息内容治理[J]. 政法论坛, 2023, 41(4): 34-48.</w:t>
+        <w:t xml:space="preserve">廖秉宜, 梁瑄轩. 抖音短视频原生广告透明度对广告效果的影响研究[J]. 新闻大学, 2024(11): 51-69.</w:t>
       </w:r>
     </w:p>
     <w:p>
@@ -9697,7 +10744,7 @@
           <w:sz w:val="21"/>
           <w:szCs w:val="21"/>
         </w:rPr>
-        <w:t xml:space="preserve">唐欣琳. AI驱动在线广告生态系统演化变革：管理策略的理论探索[J]. 管理科学与工程, 2026, 15(3): 721-731. DOI: 10.12677/mse.2026.153070.</w:t>
+        <w:t xml:space="preserve">李剑. 植入式广告的法律规制研究[J]. 法学家, 2011(3): 62-73.</w:t>
       </w:r>
     </w:p>
     <w:p>
@@ -9734,7 +10781,7 @@
           <w:sz w:val="21"/>
           <w:szCs w:val="21"/>
         </w:rPr>
-        <w:t xml:space="preserve">LIU N F, ZHANG T, LIANG P. Evaluating verifiability in generative search engines[C]//Findings of the Association for Computational Linguistics: EMNLP 2023. Singapore: ACL, 2023: 7001-7025. DOI: 10.18653/v1/2023.findings-emnlp.467.</w:t>
+        <w:t xml:space="preserve">韩红星, 覃玲. 美国经验：原生广告的原罪与规制[J]. 华南理工大学学报(社会科学版), 2018, 20(1): 90-102. DOI: 10.19366/j.cnki.1009-055X.2018.01.011.</w:t>
       </w:r>
     </w:p>
     <w:p>
@@ -9771,7 +10818,7 @@
           <w:sz w:val="21"/>
           <w:szCs w:val="21"/>
         </w:rPr>
-        <w:t xml:space="preserve">国家工商行政管理总局. 互联网广告管理暂行办法: 国家工商行政管理总局令第87号[Z]. 2016-07-04.</w:t>
+        <w:t xml:space="preserve">宋亚辉. 竞价排名服务中的网络关键词审查义务研究[J]. 法学家, 2013(4): 83-94.</w:t>
       </w:r>
     </w:p>
     <w:p>
@@ -9808,7 +10855,7 @@
           <w:sz w:val="21"/>
           <w:szCs w:val="21"/>
         </w:rPr>
-        <w:t xml:space="preserve">国家市场监督管理总局. 互联网广告管理办法: 国家市场监督管理总局令第72号[Z]. 2023-02-25.</w:t>
+        <w:t xml:space="preserve">支振锋. 生成式人工智能大模型的信息内容治理[J]. 政法论坛, 2023, 41(4): 34-48.</w:t>
       </w:r>
     </w:p>
     <w:p>
@@ -9845,7 +10892,7 @@
           <w:sz w:val="21"/>
           <w:szCs w:val="21"/>
         </w:rPr>
-        <w:t xml:space="preserve">STÖCKL A, NITU J. Are AI agents interacting with online ads?[EB/OL]. (2025-04). https://arxiv.org/abs/2504.07112.</w:t>
+        <w:t xml:space="preserve">唐欣琳. AI驱动在线广告生态系统演化变革：管理策略的理论探索[J]. 管理科学与工程, 2026, 15(3): 721-731. DOI: 10.12677/mse.2026.153070.</w:t>
       </w:r>
     </w:p>
     <w:p>
@@ -9882,7 +10929,7 @@
           <w:sz w:val="21"/>
           <w:szCs w:val="21"/>
         </w:rPr>
-        <w:t xml:space="preserve">经济日报. 斩断“投毒”AI的黑灰产业链[EB/OL]. 新华网, (2026-03-23). https://www.news.cn/tech/20260323/c91f52ec891a44bab8d7348b98989c2d/c.html.</w:t>
+        <w:t xml:space="preserve">LIU N F, ZHANG T, LIANG P. Evaluating verifiability in generative search engines[C]//Findings of the Association for Computational Linguistics: EMNLP 2023. Singapore: ACL, 2023: 7001-7025. DOI: 10.18653/v1/2023.findings-emnlp.467.</w:t>
       </w:r>
     </w:p>
     <w:p>
@@ -9919,7 +10966,7 @@
           <w:sz w:val="21"/>
           <w:szCs w:val="21"/>
         </w:rPr>
-        <w:t xml:space="preserve">全国人民代表大会常务委员会. 中华人民共和国广告法[Z]. 2021-04-29修正.</w:t>
+        <w:t xml:space="preserve">国家工商行政管理总局. 互联网广告管理暂行办法: 国家工商行政管理总局令第87号[Z]. 2016-07-04.</w:t>
       </w:r>
     </w:p>
     <w:p>
@@ -9956,7 +11003,7 @@
           <w:sz w:val="21"/>
           <w:szCs w:val="21"/>
         </w:rPr>
-        <w:t xml:space="preserve">国家市场监督管理总局. 互联网广告可识别性执法指南[Z]. 2024-08-22.</w:t>
+        <w:t xml:space="preserve">国家市场监督管理总局. 互联网广告管理办法: 国家市场监督管理总局令第72号[Z]. 2023-02-25.</w:t>
       </w:r>
     </w:p>
     <w:p>
@@ -9993,7 +11040,7 @@
           <w:sz w:val="21"/>
           <w:szCs w:val="21"/>
         </w:rPr>
-        <w:t xml:space="preserve">国家互联网信息办公室, 国家发展和改革委员会, 教育部, 等. 生成式人工智能服务管理暂行办法[Z]. 2023-07-10.</w:t>
+        <w:t xml:space="preserve">STÖCKL A, NITU J. Are AI agents interacting with online ads?[EB/OL]. (2025-04). https://arxiv.org/abs/2504.07112.</w:t>
       </w:r>
     </w:p>
     <w:p>
@@ -10030,7 +11077,7 @@
           <w:sz w:val="21"/>
           <w:szCs w:val="21"/>
         </w:rPr>
-        <w:t xml:space="preserve">国家互联网信息办公室, 工业和信息化部, 公安部, 等. 人工智能生成合成内容标识办法: 国信办通字〔2025〕2号[Z]. 2025-03-07.</w:t>
+        <w:t xml:space="preserve">经济日报. 斩断“投毒”AI的黑灰产业链[EB/OL]. 新华网, (2026-03-23). https://www.news.cn/tech/20260323/c91f52ec891a44bab8d7348b98989c2d/c.html.</w:t>
       </w:r>
     </w:p>
     <w:p>
@@ -10067,7 +11114,7 @@
           <w:sz w:val="21"/>
           <w:szCs w:val="21"/>
         </w:rPr>
-        <w:t xml:space="preserve">全国人民代表大会常务委员会. 中华人民共和国反不正当竞争法[Z]. 2025-06-27修订.</w:t>
+        <w:t xml:space="preserve">全国人民代表大会常务委员会. 中华人民共和国广告法[Z]. 2021-04-29修正.</w:t>
       </w:r>
     </w:p>
     <w:p>
@@ -10104,7 +11151,414 @@
           <w:sz w:val="21"/>
           <w:szCs w:val="21"/>
         </w:rPr>
+        <w:t xml:space="preserve">国家市场监督管理总局. 互联网广告可识别性执法指南[Z]. 2024-08-22.</w:t>
+      </w:r>
+    </w:p>
+    <w:p>
+      <w:pPr>
+        <w:tabs>
+          <w:tab w:val="left" w:pos="480"/>
+        </w:tabs>
+        <w:spacing w:after="40" w:line="280"/>
+        <w:ind w:left="480" w:hanging="480"/>
+        <w:jc w:val="left"/>
+      </w:pPr>
+      <w:r>
+        <w:rPr>
+          <w:rFonts w:ascii="Times New Roman" w:cs="Times New Roman" w:eastAsia="宋体" w:hAnsi="Times New Roman"/>
+          <w:b w:val="false"/>
+          <w:bCs w:val="false"/>
+          <w:sz w:val="21"/>
+          <w:szCs w:val="21"/>
+        </w:rPr>
+        <w:t xml:space="preserve">[55]</w:t>
+      </w:r>
+      <w:r>
+        <w:rPr>
+          <w:sz w:val="21"/>
+          <w:szCs w:val="21"/>
+        </w:rPr>
+        <w:t xml:space="preserve">	</w:t>
+      </w:r>
+      <w:r>
+        <w:rPr>
+          <w:rFonts w:ascii="Times New Roman" w:cs="Times New Roman" w:eastAsia="宋体" w:hAnsi="Times New Roman"/>
+          <w:b w:val="false"/>
+          <w:bCs w:val="false"/>
+          <w:sz w:val="21"/>
+          <w:szCs w:val="21"/>
+        </w:rPr>
+        <w:t xml:space="preserve">国家互联网信息办公室, 国家发展和改革委员会, 教育部, 等. 生成式人工智能服务管理暂行办法[Z]. 2023-07-10.</w:t>
+      </w:r>
+    </w:p>
+    <w:p>
+      <w:pPr>
+        <w:tabs>
+          <w:tab w:val="left" w:pos="480"/>
+        </w:tabs>
+        <w:spacing w:after="40" w:line="280"/>
+        <w:ind w:left="480" w:hanging="480"/>
+        <w:jc w:val="left"/>
+      </w:pPr>
+      <w:r>
+        <w:rPr>
+          <w:rFonts w:ascii="Times New Roman" w:cs="Times New Roman" w:eastAsia="宋体" w:hAnsi="Times New Roman"/>
+          <w:b w:val="false"/>
+          <w:bCs w:val="false"/>
+          <w:sz w:val="21"/>
+          <w:szCs w:val="21"/>
+        </w:rPr>
+        <w:t xml:space="preserve">[56]</w:t>
+      </w:r>
+      <w:r>
+        <w:rPr>
+          <w:sz w:val="21"/>
+          <w:szCs w:val="21"/>
+        </w:rPr>
+        <w:t xml:space="preserve">	</w:t>
+      </w:r>
+      <w:r>
+        <w:rPr>
+          <w:rFonts w:ascii="Times New Roman" w:cs="Times New Roman" w:eastAsia="宋体" w:hAnsi="Times New Roman"/>
+          <w:b w:val="false"/>
+          <w:bCs w:val="false"/>
+          <w:sz w:val="21"/>
+          <w:szCs w:val="21"/>
+        </w:rPr>
+        <w:t xml:space="preserve">国家互联网信息办公室, 工业和信息化部, 公安部, 等. 人工智能生成合成内容标识办法: 国信办通字〔2025〕2号[Z]. 2025-03-07.</w:t>
+      </w:r>
+    </w:p>
+    <w:p>
+      <w:pPr>
+        <w:tabs>
+          <w:tab w:val="left" w:pos="480"/>
+        </w:tabs>
+        <w:spacing w:after="40" w:line="280"/>
+        <w:ind w:left="480" w:hanging="480"/>
+        <w:jc w:val="left"/>
+      </w:pPr>
+      <w:r>
+        <w:rPr>
+          <w:rFonts w:ascii="Times New Roman" w:cs="Times New Roman" w:eastAsia="宋体" w:hAnsi="Times New Roman"/>
+          <w:b w:val="false"/>
+          <w:bCs w:val="false"/>
+          <w:sz w:val="21"/>
+          <w:szCs w:val="21"/>
+        </w:rPr>
+        <w:t xml:space="preserve">[57]</w:t>
+      </w:r>
+      <w:r>
+        <w:rPr>
+          <w:sz w:val="21"/>
+          <w:szCs w:val="21"/>
+        </w:rPr>
+        <w:t xml:space="preserve">	</w:t>
+      </w:r>
+      <w:r>
+        <w:rPr>
+          <w:rFonts w:ascii="Times New Roman" w:cs="Times New Roman" w:eastAsia="宋体" w:hAnsi="Times New Roman"/>
+          <w:b w:val="false"/>
+          <w:bCs w:val="false"/>
+          <w:sz w:val="21"/>
+          <w:szCs w:val="21"/>
+        </w:rPr>
+        <w:t xml:space="preserve">国家市场监督管理总局. 市场监管总局关于发布《广告引证内容执法指南》的公告[EB/OL]. (2026-06-03). https://www.samr.gov.cn/zw/zfxxgk/fdzdgknr/ggjgs/art/2026/art_8962fc1e4eb44a87b93d265af43b6940.html.</w:t>
+      </w:r>
+    </w:p>
+    <w:p>
+      <w:pPr>
+        <w:tabs>
+          <w:tab w:val="left" w:pos="480"/>
+        </w:tabs>
+        <w:spacing w:after="40" w:line="280"/>
+        <w:ind w:left="480" w:hanging="480"/>
+        <w:jc w:val="left"/>
+      </w:pPr>
+      <w:r>
+        <w:rPr>
+          <w:rFonts w:ascii="Times New Roman" w:cs="Times New Roman" w:eastAsia="宋体" w:hAnsi="Times New Roman"/>
+          <w:b w:val="false"/>
+          <w:bCs w:val="false"/>
+          <w:sz w:val="21"/>
+          <w:szCs w:val="21"/>
+        </w:rPr>
+        <w:t xml:space="preserve">[58]</w:t>
+      </w:r>
+      <w:r>
+        <w:rPr>
+          <w:sz w:val="21"/>
+          <w:szCs w:val="21"/>
+        </w:rPr>
+        <w:t xml:space="preserve">	</w:t>
+      </w:r>
+      <w:r>
+        <w:rPr>
+          <w:rFonts w:ascii="Times New Roman" w:cs="Times New Roman" w:eastAsia="宋体" w:hAnsi="Times New Roman"/>
+          <w:b w:val="false"/>
+          <w:bCs w:val="false"/>
+          <w:sz w:val="21"/>
+          <w:szCs w:val="21"/>
+        </w:rPr>
+        <w:t xml:space="preserve">国家互联网信息办公室. 网络信息内容生态治理规定: 国家互联网信息办公室令第5号[Z]. 2019-12-15.</w:t>
+      </w:r>
+    </w:p>
+    <w:p>
+      <w:pPr>
+        <w:tabs>
+          <w:tab w:val="left" w:pos="480"/>
+        </w:tabs>
+        <w:spacing w:after="40" w:line="280"/>
+        <w:ind w:left="480" w:hanging="480"/>
+        <w:jc w:val="left"/>
+      </w:pPr>
+      <w:r>
+        <w:rPr>
+          <w:rFonts w:ascii="Times New Roman" w:cs="Times New Roman" w:eastAsia="宋体" w:hAnsi="Times New Roman"/>
+          <w:b w:val="false"/>
+          <w:bCs w:val="false"/>
+          <w:sz w:val="21"/>
+          <w:szCs w:val="21"/>
+        </w:rPr>
+        <w:t xml:space="preserve">[59]</w:t>
+      </w:r>
+      <w:r>
+        <w:rPr>
+          <w:sz w:val="21"/>
+          <w:szCs w:val="21"/>
+        </w:rPr>
+        <w:t xml:space="preserve">	</w:t>
+      </w:r>
+      <w:r>
+        <w:rPr>
+          <w:rFonts w:ascii="Times New Roman" w:cs="Times New Roman" w:eastAsia="宋体" w:hAnsi="Times New Roman"/>
+          <w:b w:val="false"/>
+          <w:bCs w:val="false"/>
+          <w:sz w:val="21"/>
+          <w:szCs w:val="21"/>
+        </w:rPr>
+        <w:t xml:space="preserve">全国人民代表大会常务委员会. 中华人民共和国电子商务法[Z]. 2018-08-31.</w:t>
+      </w:r>
+    </w:p>
+    <w:p>
+      <w:pPr>
+        <w:tabs>
+          <w:tab w:val="left" w:pos="480"/>
+        </w:tabs>
+        <w:spacing w:after="40" w:line="280"/>
+        <w:ind w:left="480" w:hanging="480"/>
+        <w:jc w:val="left"/>
+      </w:pPr>
+      <w:r>
+        <w:rPr>
+          <w:rFonts w:ascii="Times New Roman" w:cs="Times New Roman" w:eastAsia="宋体" w:hAnsi="Times New Roman"/>
+          <w:b w:val="false"/>
+          <w:bCs w:val="false"/>
+          <w:sz w:val="21"/>
+          <w:szCs w:val="21"/>
+        </w:rPr>
+        <w:t xml:space="preserve">[60]</w:t>
+      </w:r>
+      <w:r>
+        <w:rPr>
+          <w:sz w:val="21"/>
+          <w:szCs w:val="21"/>
+        </w:rPr>
+        <w:t xml:space="preserve">	</w:t>
+      </w:r>
+      <w:r>
+        <w:rPr>
+          <w:rFonts w:ascii="Times New Roman" w:cs="Times New Roman" w:eastAsia="宋体" w:hAnsi="Times New Roman"/>
+          <w:b w:val="false"/>
+          <w:bCs w:val="false"/>
+          <w:sz w:val="21"/>
+          <w:szCs w:val="21"/>
+        </w:rPr>
+        <w:t xml:space="preserve">全国人民代表大会常务委员会. 中华人民共和国反不正当竞争法[Z]. 2025-06-27修订.</w:t>
+      </w:r>
+    </w:p>
+    <w:p>
+      <w:pPr>
+        <w:tabs>
+          <w:tab w:val="left" w:pos="480"/>
+        </w:tabs>
+        <w:spacing w:after="40" w:line="280"/>
+        <w:ind w:left="480" w:hanging="480"/>
+        <w:jc w:val="left"/>
+      </w:pPr>
+      <w:r>
+        <w:rPr>
+          <w:rFonts w:ascii="Times New Roman" w:cs="Times New Roman" w:eastAsia="宋体" w:hAnsi="Times New Roman"/>
+          <w:b w:val="false"/>
+          <w:bCs w:val="false"/>
+          <w:sz w:val="21"/>
+          <w:szCs w:val="21"/>
+        </w:rPr>
+        <w:t xml:space="preserve">[61]</w:t>
+      </w:r>
+      <w:r>
+        <w:rPr>
+          <w:sz w:val="21"/>
+          <w:szCs w:val="21"/>
+        </w:rPr>
+        <w:t xml:space="preserve">	</w:t>
+      </w:r>
+      <w:r>
+        <w:rPr>
+          <w:rFonts w:ascii="Times New Roman" w:cs="Times New Roman" w:eastAsia="宋体" w:hAnsi="Times New Roman"/>
+          <w:b w:val="false"/>
+          <w:bCs w:val="false"/>
+          <w:sz w:val="21"/>
+          <w:szCs w:val="21"/>
+        </w:rPr>
         <w:t xml:space="preserve">国家互联网信息办公室, 工业和信息化部, 公安部, 等. 互联网信息服务算法推荐管理规定[Z]. 2021-12-31.</w:t>
+      </w:r>
+    </w:p>
+    <w:p>
+      <w:pPr>
+        <w:tabs>
+          <w:tab w:val="left" w:pos="480"/>
+        </w:tabs>
+        <w:spacing w:after="40" w:line="280"/>
+        <w:ind w:left="480" w:hanging="480"/>
+        <w:jc w:val="left"/>
+      </w:pPr>
+      <w:r>
+        <w:rPr>
+          <w:rFonts w:ascii="Times New Roman" w:cs="Times New Roman" w:eastAsia="宋体" w:hAnsi="Times New Roman"/>
+          <w:b w:val="false"/>
+          <w:bCs w:val="false"/>
+          <w:sz w:val="21"/>
+          <w:szCs w:val="21"/>
+        </w:rPr>
+        <w:t xml:space="preserve">[62]</w:t>
+      </w:r>
+      <w:r>
+        <w:rPr>
+          <w:sz w:val="21"/>
+          <w:szCs w:val="21"/>
+        </w:rPr>
+        <w:t xml:space="preserve">	</w:t>
+      </w:r>
+      <w:r>
+        <w:rPr>
+          <w:rFonts w:ascii="Times New Roman" w:cs="Times New Roman" w:eastAsia="宋体" w:hAnsi="Times New Roman"/>
+          <w:b w:val="false"/>
+          <w:bCs w:val="false"/>
+          <w:sz w:val="21"/>
+          <w:szCs w:val="21"/>
+        </w:rPr>
+        <w:t xml:space="preserve">全国人民代表大会. 中华人民共和国立法法（2023年修正）[Z]. 2023-03-13.</w:t>
+      </w:r>
+    </w:p>
+    <w:p>
+      <w:pPr>
+        <w:tabs>
+          <w:tab w:val="left" w:pos="480"/>
+        </w:tabs>
+        <w:spacing w:after="40" w:line="280"/>
+        <w:ind w:left="480" w:hanging="480"/>
+        <w:jc w:val="left"/>
+      </w:pPr>
+      <w:r>
+        <w:rPr>
+          <w:rFonts w:ascii="Times New Roman" w:cs="Times New Roman" w:eastAsia="宋体" w:hAnsi="Times New Roman"/>
+          <w:b w:val="false"/>
+          <w:bCs w:val="false"/>
+          <w:sz w:val="21"/>
+          <w:szCs w:val="21"/>
+        </w:rPr>
+        <w:t xml:space="preserve">[63]</w:t>
+      </w:r>
+      <w:r>
+        <w:rPr>
+          <w:sz w:val="21"/>
+          <w:szCs w:val="21"/>
+        </w:rPr>
+        <w:t xml:space="preserve">	</w:t>
+      </w:r>
+      <w:r>
+        <w:rPr>
+          <w:rFonts w:ascii="Times New Roman" w:cs="Times New Roman" w:eastAsia="宋体" w:hAnsi="Times New Roman"/>
+          <w:b w:val="false"/>
+          <w:bCs w:val="false"/>
+          <w:sz w:val="21"/>
+          <w:szCs w:val="21"/>
+        </w:rPr>
+        <w:t xml:space="preserve">新华网. 滥用人工智能、过度追求流量 市场监管总局着手整治互联网广告[EB/OL]. (2026-04-23). https://www.news.cn/fortune/20260423/d31695cfe2ae4557b0dfd27410f2f704/c.html.</w:t>
+      </w:r>
+    </w:p>
+    <w:p>
+      <w:pPr>
+        <w:tabs>
+          <w:tab w:val="left" w:pos="480"/>
+        </w:tabs>
+        <w:spacing w:after="40" w:line="280"/>
+        <w:ind w:left="480" w:hanging="480"/>
+        <w:jc w:val="left"/>
+      </w:pPr>
+      <w:r>
+        <w:rPr>
+          <w:rFonts w:ascii="Times New Roman" w:cs="Times New Roman" w:eastAsia="宋体" w:hAnsi="Times New Roman"/>
+          <w:b w:val="false"/>
+          <w:bCs w:val="false"/>
+          <w:sz w:val="21"/>
+          <w:szCs w:val="21"/>
+        </w:rPr>
+        <w:t xml:space="preserve">[64]</w:t>
+      </w:r>
+      <w:r>
+        <w:rPr>
+          <w:sz w:val="21"/>
+          <w:szCs w:val="21"/>
+        </w:rPr>
+        <w:t xml:space="preserve">	</w:t>
+      </w:r>
+      <w:r>
+        <w:rPr>
+          <w:rFonts w:ascii="Times New Roman" w:cs="Times New Roman" w:eastAsia="宋体" w:hAnsi="Times New Roman"/>
+          <w:b w:val="false"/>
+          <w:bCs w:val="false"/>
+          <w:sz w:val="21"/>
+          <w:szCs w:val="21"/>
+        </w:rPr>
+        <w:t xml:space="preserve">中国商务广告协会. 中国商务广告协会关于公开征求《生成引擎优化（GEO）团体标准》意见的通知[EB/OL]. (2026-07-28). http://www.caacchina.org/news/notice/2026/0728/523.html.</w:t>
+      </w:r>
+    </w:p>
+    <w:p>
+      <w:pPr>
+        <w:tabs>
+          <w:tab w:val="left" w:pos="480"/>
+        </w:tabs>
+        <w:spacing w:after="40" w:line="280"/>
+        <w:ind w:left="480" w:hanging="480"/>
+        <w:jc w:val="left"/>
+      </w:pPr>
+      <w:r>
+        <w:rPr>
+          <w:rFonts w:ascii="Times New Roman" w:cs="Times New Roman" w:eastAsia="宋体" w:hAnsi="Times New Roman"/>
+          <w:b w:val="false"/>
+          <w:bCs w:val="false"/>
+          <w:sz w:val="21"/>
+          <w:szCs w:val="21"/>
+        </w:rPr>
+        <w:t xml:space="preserve">[65]</w:t>
+      </w:r>
+      <w:r>
+        <w:rPr>
+          <w:sz w:val="21"/>
+          <w:szCs w:val="21"/>
+        </w:rPr>
+        <w:t xml:space="preserve">	</w:t>
+      </w:r>
+      <w:r>
+        <w:rPr>
+          <w:rFonts w:ascii="Times New Roman" w:cs="Times New Roman" w:eastAsia="宋体" w:hAnsi="Times New Roman"/>
+          <w:b w:val="false"/>
+          <w:bCs w:val="false"/>
+          <w:sz w:val="21"/>
+          <w:szCs w:val="21"/>
+        </w:rPr>
+        <w:t xml:space="preserve">中央网络安全和信息化委员会办公室. 中央网信办部署开展“清朗·整治AI应用乱象”专项行动[EB/OL]. (2026-04-30). https://www.cac.gov.cn/2026-04/30/c_1779289298718765.htm.</w:t>
       </w:r>
     </w:p>
     <w:sectPr>

--- a/geo-paper/GEO广告化论文.docx
+++ b/geo-paper/GEO广告化论文.docx
@@ -73,7 +73,7 @@
           <w:sz w:val="21"/>
           <w:szCs w:val="21"/>
         </w:rPr>
-        <w:t xml:space="preserve">生成式引擎以整合式回答取代链接列表，生成式引擎优化（GEO）随之被经营者用作不经平台广告系统的广告投放手段。本文综合计算机科学、广告学与法学文献，比对10部规范文本，并结合2026年的平台与监管动态展开分析。研究发现：GEO作用于检索召回、上下文分配与引用生成三个环节，现有证据中最稳定的影响因素是话题相关性和上下文位置；AI搜索中的商业信息形成平台广告与第三方GEO内容并存的结构，后者在信源端可认定为广告，进入不附购买入口的回答后却没有承担标识义务的广告发布者；GEO与信息操纵的区别在于内容是否真实、是否利用模型漏洞；生成结果的随机性使GEO效果难以审计。据此，本文提出按推销目的认定广告属性、在信源端设置随检索传递的商业标记、明确GEO服务商的广告经营者与发布者责任、以多引擎重复抽样验收效果等治理建议。</w:t>
+        <w:t xml:space="preserve">生成式引擎以整合式回答取代链接列表，生成式引擎优化（GEO）随之被经营者用作不经平台广告系统的广告投放手段。本文综合计算机科学、广告学与法学文献，比对10部规范文本，并结合2026年的平台与监管动态展开分析。研究发现：GEO作用于检索召回、上下文分配与引用生成三个环节，现有证据中最可靠的影响因素是话题相关性和上下文位置；AI搜索中的商业信息形成平台广告与第三方GEO内容并存的结构，后者在信源端可认定为广告，进入平台既未附加购买入口、也未收取对价的回答后，却没有承担标识义务的广告发布者；信息型GEO与操纵型GEO的区别在于内容是否真实、是否利用模型漏洞；生成结果的随机性使GEO效果难以审计。本文提出按推销目的认定广告属性、在信源端设置随检索传递的商业标记、通过修改《广告法》或制定行政法规设定商业来源提示义务、明确GEO服务商的责任、以多引擎重复抽样验收效果等建议。</w:t>
       </w:r>
     </w:p>
     <w:p>
@@ -245,7 +245,7 @@
           <w:sz w:val="21"/>
           <w:szCs w:val="21"/>
         </w:rPr>
-        <w:t xml:space="preserve">As generative engines replace ranked links with synthesized answers, businesses have begun to use Generative Engine Optimization (GEO) to advertise without going through platform ad systems. Combining literature from computer science, advertising and law, comparing ten regulatory texts, and drawing on platform and regulatory developments in 2026, this paper finds the following. GEO works at three stages, namely retrieval, context allocation and citation generation, and the most stable factors in current evidence are topical relevance and position in the context window. Commercial information in AI search follows two tracks, platform ads and third-party GEO content; the latter can be identified as advertising at its source, but once a model rewrites it into an answer without a purchase entry, no party qualifies under current rules as the advertising publisher responsible for labeling it. GEO and information manipulation differ in whether the content is truthful and whether it exploits model weaknesses. The randomness of generated answers makes GEO results hard to audit. The paper proposes judging advertising nature by promotional purpose, attaching source-level commercial markers that travel through retrieval, clarifying GEO providers' liability as advertising operators and publishers, and verifying results by repeated multi-engine sampling.</w:t>
+        <w:t xml:space="preserve">As generative engines replace ranked links with synthesized answers, businesses have begun to use Generative Engine Optimization (GEO) to advertise without going through platform ad systems. Combining literature from computer science, advertising and law, comparing ten regulatory texts, and drawing on platform and regulatory developments in 2026, this paper finds the following. GEO works at three stages, namely retrieval, context allocation and citation generation, and the most reliable factors in current evidence are topical relevance and position in the context window, while whether a source belongs to the third-party media that engines favor also affects its chance of being cited. Commercial information in AI search follows two tracks, platform ads and third-party GEO content; the latter can be identified as advertising at its source, but once a model rewrites it into an answer to which the platform neither attaches a purchase entry nor receives payment for, no party qualifies under current rules as the advertising publisher responsible for labeling it. Informational GEO and manipulative GEO differ in whether the content is truthful and whether it exploits model weaknesses. The randomness of generated answers makes GEO results hard to audit. The paper proposes judging advertising nature by promotional purpose, attaching source-level commercial markers that travel through retrieval, creating a duty for generative AI providers to disclose commercial sources through an amendment to the Advertising Law or an administrative regulation, clarifying GEO providers' liability as advertising operators and publishers, and verifying results by repeated multi-engine sampling.</w:t>
       </w:r>
     </w:p>
     <w:p>
@@ -391,7 +391,7 @@
           <w:sz w:val="24"/>
           <w:szCs w:val="24"/>
         </w:rPr>
-        <w:t xml:space="preserve">商业信息随之进入AI回答。谷歌于2024年10月在美国移动端的AI概览中上线广告，现有的搜索、购物和效果最大化广告系列自动获得展示资格</w:t>
+        <w:t xml:space="preserve">AI回答中也开始出现商业信息。谷歌于2024年10月在美国移动端的AI概览中上线广告，现有的搜索、购物和效果最大化广告系列自动获得展示资格</w:t>
       </w:r>
       <w:r>
         <w:rPr>
@@ -433,7 +433,7 @@
           <w:sz w:val="24"/>
           <w:szCs w:val="24"/>
         </w:rPr>
-        <w:t xml:space="preserve">，2026年2月又以用户信任为由宣布逐步退出广告业务</w:t>
+        <w:t xml:space="preserve">，2026年2月又以用户信任为由开始逐步退出广告业务</w:t>
       </w:r>
       <w:r>
         <w:rPr>
@@ -677,7 +677,7 @@
           <w:sz w:val="24"/>
           <w:szCs w:val="24"/>
         </w:rPr>
-        <w:t xml:space="preserve">GEO由此提出了三个尚未得到系统回答的问题，本文依次讨论：（1）GEO通过哪些环节进入AI回答，与平台广告构成何种关系；（2）GEO广告化给广告可识别性、信息质量、市场竞争和效果计量带来哪些风险；（3）现行广告规则与人工智能规则在哪些环节失效，义务应如何在广告主、GEO服务商、生成式引擎平台与监管部门之间分配。本文的贡献有三点：把GEO界定为不经平台广告系统、以回答正文为载体的广告形态，提出平台广告与第三方GEO内容并存的分析框架；通过规范文本比对，指出现行规则在不附购买入口的AI回答中缺少承担标识义务的主体；提出按推销目的认定广告属性、在信源端设置可传递的商业标记、以重复抽样验收效果的治理方案。</w:t>
+        <w:t xml:space="preserve">GEO由此提出了三个尚未得到系统回答的问题，本文依次讨论：（1）GEO通过哪些环节进入AI回答，与平台广告构成何种关系；（2）GEO广告化给广告可识别性、信息质量、市场竞争和效果计量带来哪些风险；（3）现行广告规则与人工智能规则在哪些环节失效，义务应如何在广告主、GEO服务商、生成式引擎平台与监管部门之间分配。本文的贡献有三点：把GEO界定为不经平台广告系统、以回答正文为载体的广告形态，提出平台广告与第三方GEO内容并存的分析框架；通过规范文本比对，指出现行规则在不附购买入口的AI回答中缺少承担标识义务的主体；提出按推销目的认定广告属性、在信源端设置可传递的商业标记、为生成式人工智能服务提供者设定商业来源提示义务、以重复抽样验收效果的治理方案。</w:t>
       </w:r>
     </w:p>
     <w:p>
@@ -1638,7 +1638,7 @@
           <w:sz w:val="24"/>
           <w:szCs w:val="24"/>
         </w:rPr>
-        <w:t xml:space="preserve">文献检索于2026年10月完成。检索入口包括Google Scholar，ACM Digital Library、ACL Anthology、NeurIPS、ICLR与USENIX Security会议论文集，arXiv，INFORMS期刊平台，以及国内期刊官网、国家自然科学基金委员会网站和国家哲学社会科学文献中心。英文检索词为generative engine optimization、generative search engine、LLM advertising、ad auction、native advertising disclosure、persuasion knowledge等，中文检索词为生成式引擎优化、AI搜索、计算广告、原生广告、植入式广告、竞价排名、可识别性等。纳入标准为：①研究对象是生成式引擎或对话式搜索中的内容可见性、广告投放或排序操纵；②属于搜索广告、计算广告、广告披露或隐蔽广告规制领域的基础研究；③界定检索增强生成、生成式人工智能内容治理等本文核心概念所必需；④能够在出版方、期刊官网、数据库或预印本平台核实作者、出处与主要结论。最终纳入学术文献34篇，包括生成式引擎与GEO研究10篇、大语言模型广告与生成式原生广告研究8篇、搜索广告与计算广告研究6篇、广告披露与说服知识研究5篇、法学与治理研究4篇，以及作为对话对象的唐欣琳（2026）。</w:t>
+        <w:t xml:space="preserve">文献检索于2026年10月完成。检索入口包括Google Scholar，ACM Digital Library、ACL Anthology、NeurIPS、ICLR与USENIX Security会议论文集，arXiv，INFORMS期刊平台，以及国内期刊官网、国家自然科学基金委员会网站和国家哲学社会科学文献中心。英文检索词为generative engine optimization、generative search engine、LLM advertising、ad auction、native advertising disclosure、persuasion knowledge等，中文检索词为生成式引擎优化、AI搜索、计算广告、原生广告、植入式广告、竞价排名、可识别性等。纳入标准为：①研究对象是生成式引擎、对话式搜索或大语言模型代理中的内容可见性、广告投放或排序操纵；②属于搜索广告、计算广告、广告披露或隐蔽广告规制领域的基础研究；③界定检索增强生成、生成式人工智能内容治理等本文核心概念所必需；④能够在出版方、期刊官网、数据库或预印本平台核实作者、出处与主要结论。最终纳入学术文献34篇，包括生成式引擎与GEO研究10篇、大语言模型广告与生成式原生广告研究8篇、搜索广告与计算广告研究6篇、广告披露与说服知识研究5篇、法学与治理研究4篇，以及作为对话对象的唐欣琳（2026）。</w:t>
       </w:r>
     </w:p>
     <w:p>
@@ -1655,7 +1655,7 @@
           <w:sz w:val="24"/>
           <w:szCs w:val="24"/>
         </w:rPr>
-        <w:t xml:space="preserve">规范文本共10部，包括《中华人民共和国广告法》《中华人民共和国电子商务法》《网络信息内容生态治理规定》、已于2023年废止的《互联网广告管理暂行办法》《互联网信息服务算法推荐管理规定》《互联网广告管理办法》《生成式人工智能服务管理暂行办法》《互联网广告可识别性执法指南》《人工智能生成合成内容标识办法》和2025年修订的《中华人民共和国反不正当竞争法》。本文对每部文本提取规范对象和与GEO相关的规定，判断其能否覆盖GEO的信源发布与AI回答呈现两个环节，结果见表3；讨论立法建议时另行援引《中华人民共和国立法法》。2026年的监管与行业文件4份作为政策材料纳入：市场监管总局关于深化互联网广告生态治理的通知及整治重点任务、中央网信办“清朗·整治AI应用乱象”专项行动、市场监管总局《广告引证内容执法指南》，以及中国商务广告协会的GEO系列团体标准。</w:t>
+        <w:t xml:space="preserve">规范文本共10部，包括《中华人民共和国广告法》《中华人民共和国电子商务法》《网络信息内容生态治理规定》、已于2023年废止的《互联网广告管理暂行办法》《互联网信息服务算法推荐管理规定》《互联网广告管理办法》《生成式人工智能服务管理暂行办法》《互联网广告可识别性执法指南》《人工智能生成合成内容标识办法》和2025年修订的《中华人民共和国反不正当竞争法》。本文对每部文本提取规范对象和与GEO相关的规定，判断其能否覆盖GEO的信源发布与AI回答呈现两个环节，结果见表3；讨论立法建议时另行援引《中华人民共和国立法法》。2026年的4项监管与行业动态作为政策材料纳入：市场监管总局关于深化互联网广告生态治理的通知及整治重点任务、中央网信办“清朗·整治AI应用乱象”专项行动、市场监管总局《广告引证内容执法指南》，以及中国商务广告协会的GEO系列团体标准。</w:t>
       </w:r>
     </w:p>
     <w:p>
@@ -1672,7 +1672,7 @@
           <w:sz w:val="24"/>
           <w:szCs w:val="24"/>
         </w:rPr>
-        <w:t xml:space="preserve">事件材料的选择标准为：由国家级媒体发布或转载、记录了GEO的具体操作过程、可以公开核验。据此选取新华社2026年1月的调查和央视2026年“3·15”晚会的曝光，并以经济日报的相关评论补充操作细节。平台材料取自谷歌、Perplexity、OpenAI、百度的官方公告、财报和业绩会实录，以及关于豆包、千问购物功能的媒体报道。</w:t>
+        <w:t xml:space="preserve">事件材料的选择标准为：由国家级媒体发布或转载、记录了GEO的具体操作过程、可以公开核验。据此选取新华社2026年1月的调查和央视2026年“3·15”晚会的曝光，晚会内容据新浪财经的报道转引，并以新华网转载的经济日报评论补充操作细节。平台材料取自谷歌、OpenAI的官方公告，百度的财报和第三方整理的业绩会实录，以及关于Perplexity广告业务和豆包、千问购物功能的行业媒体报道。</w:t>
       </w:r>
     </w:p>
     <w:p>
@@ -1761,7 +1761,7 @@
           <w:sz w:val="24"/>
           <w:szCs w:val="24"/>
         </w:rPr>
-        <w:t xml:space="preserve">引用标注并不保证回答可以核验。Liu等对Bing Chat、NeevaAI、perplexity.ai和YouChat的人工评估显示，平均只有51.5%的生成语句得到引用的完整支持，只有74.5%的引用支持其所附语句；在这四个系统之间，用户感知越有用的引擎，引用精确率越低（r=-0.96）</w:t>
+        <w:t xml:space="preserve">引用标注并不保证回答可以核验。Liu等对Bing Chat、NeevaAI、perplexity.ai和YouChat的人工评估显示，平均只有51.5%的生成语句得到引用的完整支持，只有74.5%的引用支持其所附语句；在这四个系统之间，用户感知越有用的引擎，引用精确率越低（r=−0.96）</w:t>
       </w:r>
       <w:r>
         <w:rPr>
@@ -1820,7 +1820,7 @@
           <w:sz w:val="24"/>
           <w:szCs w:val="24"/>
         </w:rPr>
-        <w:t xml:space="preserve">。Martinez的综述进一步指出，GEO是覆盖检索激活、抓取索引、检索、重排与上下文分配、引用和用户行为的多阶段过程，其中话题相关性和上下文位置是现有研究中最可靠的影响因素，通用改写技巧的迁移性较差</w:t>
+        <w:t xml:space="preserve">。Martinez的综述进一步指出，GEO是覆盖检索激活、抓取索引、检索、重排与上下文分配、引用、显著性、事实吸收、保真度和用户行为的多阶段过程，其中话题相关性和上下文位置是现有研究中最可靠的影响因素，通用优化技巧的迁移性较差</w:t>
       </w:r>
       <w:r>
         <w:rPr>
@@ -1841,7 +1841,7 @@
           <w:sz w:val="24"/>
           <w:szCs w:val="24"/>
         </w:rPr>
-        <w:t xml:space="preserve">。本文把经营者以推销其商品或服务为目的、自行或委托服务商实施的GEO称为广告性GEO，把GEO由内容可见性技术转为此类用途的过程称为GEO广告化。</w:t>
+        <w:t xml:space="preserve">。本文把经营者以推销其商品或服务为目的、自行或委托服务商实施的GEO称为广告性GEO，把GEO由内容可见性技术转为此类用途的过程称为GEO广告化。除引述文献外，下文所称GEO均指广告性GEO，并按5.2节分为信息型GEO与操纵型GEO。</w:t>
       </w:r>
     </w:p>
     <w:p>
@@ -2031,10 +2031,10 @@
         </w:tblBorders>
       </w:tblPr>
       <w:tblGrid>
-        <w:gridCol w:w="1185"/>
-        <w:gridCol w:w="1936"/>
-        <w:gridCol w:w="2561"/>
-        <w:gridCol w:w="3318"/>
+        <w:gridCol w:w="1163"/>
+        <w:gridCol w:w="1900"/>
+        <w:gridCol w:w="2513"/>
+        <w:gridCol w:w="3424"/>
       </w:tblGrid>
       <w:tr>
         <w:trPr>
@@ -2043,7 +2043,7 @@
         </w:trPr>
         <w:tc>
           <w:tcPr>
-            <w:tcW w:type="dxa" w:w="1185"/>
+            <w:tcW w:type="dxa" w:w="1163"/>
             <w:tcBorders>
               <w:top w:val="single" w:color="000000" w:sz="12"/>
               <w:left w:val="none" w:color="FFFFFF" w:sz="0"/>
@@ -2078,7 +2078,7 @@
         </w:tc>
         <w:tc>
           <w:tcPr>
-            <w:tcW w:type="dxa" w:w="1936"/>
+            <w:tcW w:type="dxa" w:w="1900"/>
             <w:tcBorders>
               <w:top w:val="single" w:color="000000" w:sz="12"/>
               <w:left w:val="none" w:color="FFFFFF" w:sz="0"/>
@@ -2113,7 +2113,7 @@
         </w:tc>
         <w:tc>
           <w:tcPr>
-            <w:tcW w:type="dxa" w:w="2561"/>
+            <w:tcW w:type="dxa" w:w="2513"/>
             <w:tcBorders>
               <w:top w:val="single" w:color="000000" w:sz="12"/>
               <w:left w:val="none" w:color="FFFFFF" w:sz="0"/>
@@ -2148,7 +2148,7 @@
         </w:tc>
         <w:tc>
           <w:tcPr>
-            <w:tcW w:type="dxa" w:w="3318"/>
+            <w:tcW w:type="dxa" w:w="3424"/>
             <w:tcBorders>
               <w:top w:val="single" w:color="000000" w:sz="12"/>
               <w:left w:val="none" w:color="FFFFFF" w:sz="0"/>
@@ -2189,7 +2189,7 @@
         </w:trPr>
         <w:tc>
           <w:tcPr>
-            <w:tcW w:type="dxa" w:w="1185"/>
+            <w:tcW w:type="dxa" w:w="1163"/>
             <w:tcBorders>
               <w:top w:val="none" w:color="FFFFFF" w:sz="0"/>
               <w:left w:val="none" w:color="FFFFFF" w:sz="0"/>
@@ -2224,7 +2224,7 @@
         </w:tc>
         <w:tc>
           <w:tcPr>
-            <w:tcW w:type="dxa" w:w="1936"/>
+            <w:tcW w:type="dxa" w:w="1900"/>
             <w:tcBorders>
               <w:top w:val="none" w:color="FFFFFF" w:sz="0"/>
               <w:left w:val="none" w:color="FFFFFF" w:sz="0"/>
@@ -2259,7 +2259,7 @@
         </w:tc>
         <w:tc>
           <w:tcPr>
-            <w:tcW w:type="dxa" w:w="2561"/>
+            <w:tcW w:type="dxa" w:w="2513"/>
             <w:tcBorders>
               <w:top w:val="none" w:color="FFFFFF" w:sz="0"/>
               <w:left w:val="none" w:color="FFFFFF" w:sz="0"/>
@@ -2294,7 +2294,7 @@
         </w:tc>
         <w:tc>
           <w:tcPr>
-            <w:tcW w:type="dxa" w:w="3318"/>
+            <w:tcW w:type="dxa" w:w="3424"/>
             <w:tcBorders>
               <w:top w:val="none" w:color="FFFFFF" w:sz="0"/>
               <w:left w:val="none" w:color="FFFFFF" w:sz="0"/>
@@ -2335,7 +2335,7 @@
         </w:trPr>
         <w:tc>
           <w:tcPr>
-            <w:tcW w:type="dxa" w:w="1185"/>
+            <w:tcW w:type="dxa" w:w="1163"/>
             <w:tcBorders>
               <w:top w:val="none" w:color="FFFFFF" w:sz="0"/>
               <w:left w:val="none" w:color="FFFFFF" w:sz="0"/>
@@ -2370,7 +2370,7 @@
         </w:tc>
         <w:tc>
           <w:tcPr>
-            <w:tcW w:type="dxa" w:w="1936"/>
+            <w:tcW w:type="dxa" w:w="1900"/>
             <w:tcBorders>
               <w:top w:val="none" w:color="FFFFFF" w:sz="0"/>
               <w:left w:val="none" w:color="FFFFFF" w:sz="0"/>
@@ -2405,7 +2405,7 @@
         </w:tc>
         <w:tc>
           <w:tcPr>
-            <w:tcW w:type="dxa" w:w="2561"/>
+            <w:tcW w:type="dxa" w:w="2513"/>
             <w:tcBorders>
               <w:top w:val="none" w:color="FFFFFF" w:sz="0"/>
               <w:left w:val="none" w:color="FFFFFF" w:sz="0"/>
@@ -2440,7 +2440,7 @@
         </w:tc>
         <w:tc>
           <w:tcPr>
-            <w:tcW w:type="dxa" w:w="3318"/>
+            <w:tcW w:type="dxa" w:w="3424"/>
             <w:tcBorders>
               <w:top w:val="none" w:color="FFFFFF" w:sz="0"/>
               <w:left w:val="none" w:color="FFFFFF" w:sz="0"/>
@@ -2481,7 +2481,7 @@
         </w:trPr>
         <w:tc>
           <w:tcPr>
-            <w:tcW w:type="dxa" w:w="1185"/>
+            <w:tcW w:type="dxa" w:w="1163"/>
             <w:tcBorders>
               <w:top w:val="none" w:color="FFFFFF" w:sz="0"/>
               <w:left w:val="none" w:color="FFFFFF" w:sz="0"/>
@@ -2516,7 +2516,7 @@
         </w:tc>
         <w:tc>
           <w:tcPr>
-            <w:tcW w:type="dxa" w:w="1936"/>
+            <w:tcW w:type="dxa" w:w="1900"/>
             <w:tcBorders>
               <w:top w:val="none" w:color="FFFFFF" w:sz="0"/>
               <w:left w:val="none" w:color="FFFFFF" w:sz="0"/>
@@ -2551,7 +2551,7 @@
         </w:tc>
         <w:tc>
           <w:tcPr>
-            <w:tcW w:type="dxa" w:w="2561"/>
+            <w:tcW w:type="dxa" w:w="2513"/>
             <w:tcBorders>
               <w:top w:val="none" w:color="FFFFFF" w:sz="0"/>
               <w:left w:val="none" w:color="FFFFFF" w:sz="0"/>
@@ -2586,7 +2586,7 @@
         </w:tc>
         <w:tc>
           <w:tcPr>
-            <w:tcW w:type="dxa" w:w="3318"/>
+            <w:tcW w:type="dxa" w:w="3424"/>
             <w:tcBorders>
               <w:top w:val="none" w:color="FFFFFF" w:sz="0"/>
               <w:left w:val="none" w:color="FFFFFF" w:sz="0"/>
@@ -2627,7 +2627,7 @@
         </w:trPr>
         <w:tc>
           <w:tcPr>
-            <w:tcW w:type="dxa" w:w="1185"/>
+            <w:tcW w:type="dxa" w:w="1163"/>
             <w:tcBorders>
               <w:top w:val="none" w:color="FFFFFF" w:sz="0"/>
               <w:left w:val="none" w:color="FFFFFF" w:sz="0"/>
@@ -2662,7 +2662,7 @@
         </w:tc>
         <w:tc>
           <w:tcPr>
-            <w:tcW w:type="dxa" w:w="1936"/>
+            <w:tcW w:type="dxa" w:w="1900"/>
             <w:tcBorders>
               <w:top w:val="none" w:color="FFFFFF" w:sz="0"/>
               <w:left w:val="none" w:color="FFFFFF" w:sz="0"/>
@@ -2697,7 +2697,7 @@
         </w:tc>
         <w:tc>
           <w:tcPr>
-            <w:tcW w:type="dxa" w:w="2561"/>
+            <w:tcW w:type="dxa" w:w="2513"/>
             <w:tcBorders>
               <w:top w:val="none" w:color="FFFFFF" w:sz="0"/>
               <w:left w:val="none" w:color="FFFFFF" w:sz="0"/>
@@ -2732,7 +2732,7 @@
         </w:tc>
         <w:tc>
           <w:tcPr>
-            <w:tcW w:type="dxa" w:w="3318"/>
+            <w:tcW w:type="dxa" w:w="3424"/>
             <w:tcBorders>
               <w:top w:val="none" w:color="FFFFFF" w:sz="0"/>
               <w:left w:val="none" w:color="FFFFFF" w:sz="0"/>
@@ -2773,7 +2773,7 @@
         </w:trPr>
         <w:tc>
           <w:tcPr>
-            <w:tcW w:type="dxa" w:w="1185"/>
+            <w:tcW w:type="dxa" w:w="1163"/>
             <w:tcBorders>
               <w:top w:val="none" w:color="FFFFFF" w:sz="0"/>
               <w:left w:val="none" w:color="FFFFFF" w:sz="0"/>
@@ -2808,7 +2808,7 @@
         </w:tc>
         <w:tc>
           <w:tcPr>
-            <w:tcW w:type="dxa" w:w="1936"/>
+            <w:tcW w:type="dxa" w:w="1900"/>
             <w:tcBorders>
               <w:top w:val="none" w:color="FFFFFF" w:sz="0"/>
               <w:left w:val="none" w:color="FFFFFF" w:sz="0"/>
@@ -2843,7 +2843,7 @@
         </w:tc>
         <w:tc>
           <w:tcPr>
-            <w:tcW w:type="dxa" w:w="2561"/>
+            <w:tcW w:type="dxa" w:w="2513"/>
             <w:tcBorders>
               <w:top w:val="none" w:color="FFFFFF" w:sz="0"/>
               <w:left w:val="none" w:color="FFFFFF" w:sz="0"/>
@@ -2878,7 +2878,7 @@
         </w:tc>
         <w:tc>
           <w:tcPr>
-            <w:tcW w:type="dxa" w:w="3318"/>
+            <w:tcW w:type="dxa" w:w="3424"/>
             <w:tcBorders>
               <w:top w:val="none" w:color="FFFFFF" w:sz="0"/>
               <w:left w:val="none" w:color="FFFFFF" w:sz="0"/>
@@ -2919,7 +2919,7 @@
         </w:trPr>
         <w:tc>
           <w:tcPr>
-            <w:tcW w:type="dxa" w:w="1185"/>
+            <w:tcW w:type="dxa" w:w="1163"/>
             <w:tcBorders>
               <w:top w:val="none" w:color="FFFFFF" w:sz="0"/>
               <w:left w:val="none" w:color="FFFFFF" w:sz="0"/>
@@ -2954,7 +2954,7 @@
         </w:tc>
         <w:tc>
           <w:tcPr>
-            <w:tcW w:type="dxa" w:w="1936"/>
+            <w:tcW w:type="dxa" w:w="1900"/>
             <w:tcBorders>
               <w:top w:val="none" w:color="FFFFFF" w:sz="0"/>
               <w:left w:val="none" w:color="FFFFFF" w:sz="0"/>
@@ -2989,7 +2989,7 @@
         </w:tc>
         <w:tc>
           <w:tcPr>
-            <w:tcW w:type="dxa" w:w="2561"/>
+            <w:tcW w:type="dxa" w:w="2513"/>
             <w:tcBorders>
               <w:top w:val="none" w:color="FFFFFF" w:sz="0"/>
               <w:left w:val="none" w:color="FFFFFF" w:sz="0"/>
@@ -3024,7 +3024,7 @@
         </w:tc>
         <w:tc>
           <w:tcPr>
-            <w:tcW w:type="dxa" w:w="3318"/>
+            <w:tcW w:type="dxa" w:w="3424"/>
             <w:tcBorders>
               <w:top w:val="none" w:color="FFFFFF" w:sz="0"/>
               <w:left w:val="none" w:color="FFFFFF" w:sz="0"/>
@@ -3053,7 +3053,7 @@
                 <w:sz w:val="18"/>
                 <w:szCs w:val="18"/>
               </w:rPr>
-              <w:t xml:space="preserve">信源端内容可认定为广告；附购买入口的回答由平台作为发布者标识，不附购买入口的回答无标识义务主体</w:t>
+              <w:t xml:space="preserve">信源端内容可认定为广告；附购买入口并构成广告的回答由平台作为发布者标识；不附购买入口的回答无标识义务主体</w:t>
             </w:r>
           </w:p>
         </w:tc>
@@ -3079,7 +3079,7 @@
           <w:sz w:val="24"/>
           <w:szCs w:val="24"/>
         </w:rPr>
-        <w:t xml:space="preserve">4.3 理论基础：说服知识与“对模型中介的说服”</w:t>
+        <w:t xml:space="preserve">4.3 理论基础：说服知识与“经模型中介的说服”</w:t>
       </w:r>
     </w:p>
     <w:p>
@@ -3197,7 +3197,7 @@
           <w:sz w:val="24"/>
           <w:szCs w:val="24"/>
         </w:rPr>
-        <w:t xml:space="preserve">。本文据此提出一个命题：回答以中立助手的身份给出，用户把筛选信息的工作委托给了引擎，GEO的说服企图先作用于引擎的输入材料，再经由引擎的回答到达用户；用户面对的信息没有可辨认的说服者，说服知识缺少被激活的线索。本文将这一机制称为“对模型中介的说服”。说服对象从人转为模型，起作用的线索也随之改变。Stöckl和Nitu研究的是代人浏览网页、完成预订的AI代理，并非生成式引擎，但两者都由模型替用户筛选信息。他们在酒店与旅游预订场景中发现，AI代理既不忽视也不系统回避广告，而是偏好关键词以及价格、可订状态、规格等结构化数据；作者将其与人类消费者对照，指出后者可能受视觉线索、情感诉求和品牌信息左右</w:t>
+        <w:t xml:space="preserve">。本文据此提出一个命题：回答以中立助手的身份给出，用户把筛选信息的工作委托给了引擎，GEO的说服企图先作用于引擎的输入材料，再经由引擎的回答到达用户；用户面对的信息没有可辨认的说服者，说服知识缺少被激活的线索。本文将这一机制称为“经模型中介的说服”。直接的说服对象从人转为模型，最终受影响的仍是用户，起作用的线索也发生了变化。Stöckl和Nitu研究的是代人浏览网页、完成预订的AI代理，并非生成式引擎，但两者都由模型替用户筛选信息。他们在酒店与旅游预订场景中发现，AI代理既不忽视也不系统回避广告，而是偏好关键词以及价格、可订状态、规格等结构化数据；作者把这一点与人类用户对照，认为视觉线索和情感诉求更能左右人类用户</w:t>
       </w:r>
       <w:r>
         <w:rPr>
@@ -3218,7 +3218,7 @@
           <w:sz w:val="24"/>
           <w:szCs w:val="24"/>
         </w:rPr>
-        <w:t xml:space="preserve">。唐欣琳据此指出，广告创意工作的重心需要从视觉设计和情感表达转向具体产品信息的呈现</w:t>
+        <w:t xml:space="preserve">。唐欣琳由此指出，广告创意工作的重心需要从视觉设计和情感表达转向具体产品信息的呈现</w:t>
       </w:r>
       <w:r>
         <w:rPr>
@@ -3353,7 +3353,7 @@
           <w:sz w:val="24"/>
           <w:szCs w:val="24"/>
         </w:rPr>
-        <w:t xml:space="preserve">，都发生在这一环节。GEO服务采购的因此是第三方信源上的发布机会，而不是平台广告位。</w:t>
+        <w:t xml:space="preserve">，都发生在这一环节。GEO服务采购的因此主要是第三方信源上的发布机会。</w:t>
       </w:r>
     </w:p>
     <w:p>
@@ -3488,7 +3488,7 @@
           <w:sz w:val="24"/>
           <w:szCs w:val="24"/>
         </w:rPr>
-        <w:t xml:space="preserve">综合三个环节，现有研究中最稳定的影响因素是内容与查询的话题相关性和内容在上下文中的位置</w:t>
+        <w:t xml:space="preserve">综合三个环节，现有研究中最可靠的影响因素是内容与查询的话题相关性和内容在上下文中的位置</w:t>
       </w:r>
       <w:r>
         <w:rPr>
@@ -3530,7 +3530,7 @@
           <w:sz w:val="24"/>
           <w:szCs w:val="24"/>
         </w:rPr>
-        <w:t xml:space="preserve">。现有GEO实验没有检验创意表现和情感诉求的作用。结合4.3节所述Stöckl和Nitu的发现，本文提出一个可供检验的假设：在生成式引擎中，结构化产品信息对内容被采纳概率的影响大于创意表现和情感诉求。</w:t>
+        <w:t xml:space="preserve">。本文所引的GEO实验均未把创意表现和情感诉求作为变量加以检验。结合4.3节所述Stöckl和Nitu的发现，本文提出一个可供检验的假设：在生成式引擎中，结构化产品信息对内容被采纳概率的影响大于创意表现和情感诉求。</w:t>
       </w:r>
     </w:p>
     <w:p>
@@ -3825,28 +3825,49 @@
           <w:sz w:val="24"/>
           <w:szCs w:val="24"/>
         </w:rPr>
-        <w:t xml:space="preserve">两条路径之间存在张力。平台广告的商业价值建立在用户相信回答独立于广告的基础上，OpenAI和Perplexity都就此作出了公开承诺</w:t>
-      </w:r>
-      <w:r>
-        <w:rPr>
-          <w:rFonts w:ascii="Times New Roman" w:cs="Times New Roman" w:eastAsia="宋体" w:hAnsi="Times New Roman"/>
-          <w:b w:val="false"/>
-          <w:bCs w:val="false"/>
-          <w:sz w:val="24"/>
-          <w:szCs w:val="24"/>
-          <w:vertAlign w:val="superscript"/>
-        </w:rPr>
-        <w:t xml:space="preserve">[5,8]</w:t>
-      </w:r>
-      <w:r>
-        <w:rPr>
-          <w:rFonts w:ascii="Times New Roman" w:cs="Times New Roman" w:eastAsia="宋体" w:hAnsi="Times New Roman"/>
-          <w:b w:val="false"/>
-          <w:bCs w:val="false"/>
-          <w:sz w:val="24"/>
-          <w:szCs w:val="24"/>
-        </w:rPr>
-        <w:t xml:space="preserve">；Perplexity退出广告业务时，给出的理由正是广告会损害用户对回答的信任</w:t>
+        <w:t xml:space="preserve">两条路径之间存在张力。平台广告的商业价值建立在用户相信回答独立于广告的基础上：OpenAI承诺广告不影响ChatGPT的回答</w:t>
+      </w:r>
+      <w:r>
+        <w:rPr>
+          <w:rFonts w:ascii="Times New Roman" w:cs="Times New Roman" w:eastAsia="宋体" w:hAnsi="Times New Roman"/>
+          <w:b w:val="false"/>
+          <w:bCs w:val="false"/>
+          <w:sz w:val="24"/>
+          <w:szCs w:val="24"/>
+          <w:vertAlign w:val="superscript"/>
+        </w:rPr>
+        <w:t xml:space="preserve">[8]</w:t>
+      </w:r>
+      <w:r>
+        <w:rPr>
+          <w:rFonts w:ascii="Times New Roman" w:cs="Times New Roman" w:eastAsia="宋体" w:hAnsi="Times New Roman"/>
+          <w:b w:val="false"/>
+          <w:bCs w:val="false"/>
+          <w:sz w:val="24"/>
+          <w:szCs w:val="24"/>
+        </w:rPr>
+        <w:t xml:space="preserve">，Perplexity承诺赞助追问的回答由其系统生成、品牌不能撰写或编辑</w:t>
+      </w:r>
+      <w:r>
+        <w:rPr>
+          <w:rFonts w:ascii="Times New Roman" w:cs="Times New Roman" w:eastAsia="宋体" w:hAnsi="Times New Roman"/>
+          <w:b w:val="false"/>
+          <w:bCs w:val="false"/>
+          <w:sz w:val="24"/>
+          <w:szCs w:val="24"/>
+          <w:vertAlign w:val="superscript"/>
+        </w:rPr>
+        <w:t xml:space="preserve">[5]</w:t>
+      </w:r>
+      <w:r>
+        <w:rPr>
+          <w:rFonts w:ascii="Times New Roman" w:cs="Times New Roman" w:eastAsia="宋体" w:hAnsi="Times New Roman"/>
+          <w:b w:val="false"/>
+          <w:bCs w:val="false"/>
+          <w:sz w:val="24"/>
+          <w:szCs w:val="24"/>
+        </w:rPr>
+        <w:t xml:space="preserve">；Perplexity逐步退出广告业务时，给出的理由正是广告会损害用户对回答的信任</w:t>
       </w:r>
       <w:r>
         <w:rPr>
@@ -3867,7 +3888,7 @@
           <w:sz w:val="24"/>
           <w:szCs w:val="24"/>
         </w:rPr>
-        <w:t xml:space="preserve">；百度管理层也表示，AI搜索当前优先保证回答质量和用户体验，有意推迟其商业化</w:t>
+        <w:t xml:space="preserve">；百度管理层也表示，AI搜索当前优先改善回答质量和用户体验，有意推迟其商业化</w:t>
       </w:r>
       <w:r>
         <w:rPr>
@@ -3888,7 +3909,7 @@
           <w:sz w:val="24"/>
           <w:szCs w:val="24"/>
         </w:rPr>
-        <w:t xml:space="preserve">。第三方GEO的价值来自影响回答，平台若不加约束，就会损及自己作出的回答独立性承诺，7.3节据此讨论平台的义务。</w:t>
+        <w:t xml:space="preserve">。这些承诺的字面范围只及于平台自身的广告，第三方GEO不在其内；但第三方GEO的价值正来自影响回答，平台若不加约束，承诺所要维护的用户信任同样会受损，7.3节讨论平台的相应义务。</w:t>
       </w:r>
     </w:p>
     <w:p>
@@ -3922,10 +3943,10 @@
         </w:tblBorders>
       </w:tblPr>
       <w:tblGrid>
-        <w:gridCol w:w="1206"/>
-        <w:gridCol w:w="3074"/>
-        <w:gridCol w:w="2411"/>
-        <w:gridCol w:w="2309"/>
+        <w:gridCol w:w="1193"/>
+        <w:gridCol w:w="3040"/>
+        <w:gridCol w:w="2483"/>
+        <w:gridCol w:w="2284"/>
       </w:tblGrid>
       <w:tr>
         <w:trPr>
@@ -3934,7 +3955,7 @@
         </w:trPr>
         <w:tc>
           <w:tcPr>
-            <w:tcW w:type="dxa" w:w="1206"/>
+            <w:tcW w:type="dxa" w:w="1193"/>
             <w:tcBorders>
               <w:top w:val="single" w:color="000000" w:sz="12"/>
               <w:left w:val="none" w:color="FFFFFF" w:sz="0"/>
@@ -3969,7 +3990,7 @@
         </w:tc>
         <w:tc>
           <w:tcPr>
-            <w:tcW w:type="dxa" w:w="3074"/>
+            <w:tcW w:type="dxa" w:w="3040"/>
             <w:tcBorders>
               <w:top w:val="single" w:color="000000" w:sz="12"/>
               <w:left w:val="none" w:color="FFFFFF" w:sz="0"/>
@@ -4004,7 +4025,7 @@
         </w:tc>
         <w:tc>
           <w:tcPr>
-            <w:tcW w:type="dxa" w:w="2411"/>
+            <w:tcW w:type="dxa" w:w="2483"/>
             <w:tcBorders>
               <w:top w:val="single" w:color="000000" w:sz="12"/>
               <w:left w:val="none" w:color="FFFFFF" w:sz="0"/>
@@ -4039,7 +4060,7 @@
         </w:tc>
         <w:tc>
           <w:tcPr>
-            <w:tcW w:type="dxa" w:w="2309"/>
+            <w:tcW w:type="dxa" w:w="2284"/>
             <w:tcBorders>
               <w:top w:val="single" w:color="000000" w:sz="12"/>
               <w:left w:val="none" w:color="FFFFFF" w:sz="0"/>
@@ -4080,7 +4101,7 @@
         </w:trPr>
         <w:tc>
           <w:tcPr>
-            <w:tcW w:type="dxa" w:w="1206"/>
+            <w:tcW w:type="dxa" w:w="1193"/>
             <w:tcBorders>
               <w:top w:val="none" w:color="FFFFFF" w:sz="0"/>
               <w:left w:val="none" w:color="FFFFFF" w:sz="0"/>
@@ -4115,7 +4136,7 @@
         </w:tc>
         <w:tc>
           <w:tcPr>
-            <w:tcW w:type="dxa" w:w="3074"/>
+            <w:tcW w:type="dxa" w:w="3040"/>
             <w:tcBorders>
               <w:top w:val="none" w:color="FFFFFF" w:sz="0"/>
               <w:left w:val="none" w:color="FFFFFF" w:sz="0"/>
@@ -4150,7 +4171,7 @@
         </w:tc>
         <w:tc>
           <w:tcPr>
-            <w:tcW w:type="dxa" w:w="2411"/>
+            <w:tcW w:type="dxa" w:w="2483"/>
             <w:tcBorders>
               <w:top w:val="none" w:color="FFFFFF" w:sz="0"/>
               <w:left w:val="none" w:color="FFFFFF" w:sz="0"/>
@@ -4185,7 +4206,7 @@
         </w:tc>
         <w:tc>
           <w:tcPr>
-            <w:tcW w:type="dxa" w:w="2309"/>
+            <w:tcW w:type="dxa" w:w="2284"/>
             <w:tcBorders>
               <w:top w:val="none" w:color="FFFFFF" w:sz="0"/>
               <w:left w:val="none" w:color="FFFFFF" w:sz="0"/>
@@ -4214,7 +4235,7 @@
                 <w:sz w:val="18"/>
                 <w:szCs w:val="18"/>
               </w:rPr>
-              <w:t xml:space="preserve">GEO服务商或其他第三方</w:t>
+              <w:t xml:space="preserve">广告主自行或委托GEO服务商，或其他第三方</w:t>
             </w:r>
           </w:p>
         </w:tc>
@@ -4226,7 +4247,7 @@
         </w:trPr>
         <w:tc>
           <w:tcPr>
-            <w:tcW w:type="dxa" w:w="1206"/>
+            <w:tcW w:type="dxa" w:w="1193"/>
             <w:tcBorders>
               <w:top w:val="none" w:color="FFFFFF" w:sz="0"/>
               <w:left w:val="none" w:color="FFFFFF" w:sz="0"/>
@@ -4261,7 +4282,7 @@
         </w:tc>
         <w:tc>
           <w:tcPr>
-            <w:tcW w:type="dxa" w:w="3074"/>
+            <w:tcW w:type="dxa" w:w="3040"/>
             <w:tcBorders>
               <w:top w:val="none" w:color="FFFFFF" w:sz="0"/>
               <w:left w:val="none" w:color="FFFFFF" w:sz="0"/>
@@ -4296,7 +4317,7 @@
         </w:tc>
         <w:tc>
           <w:tcPr>
-            <w:tcW w:type="dxa" w:w="2411"/>
+            <w:tcW w:type="dxa" w:w="2483"/>
             <w:tcBorders>
               <w:top w:val="none" w:color="FFFFFF" w:sz="0"/>
               <w:left w:val="none" w:color="FFFFFF" w:sz="0"/>
@@ -4331,7 +4352,7 @@
         </w:tc>
         <w:tc>
           <w:tcPr>
-            <w:tcW w:type="dxa" w:w="2309"/>
+            <w:tcW w:type="dxa" w:w="2284"/>
             <w:tcBorders>
               <w:top w:val="none" w:color="FFFFFF" w:sz="0"/>
               <w:left w:val="none" w:color="FFFFFF" w:sz="0"/>
@@ -4372,7 +4393,7 @@
         </w:trPr>
         <w:tc>
           <w:tcPr>
-            <w:tcW w:type="dxa" w:w="1206"/>
+            <w:tcW w:type="dxa" w:w="1193"/>
             <w:tcBorders>
               <w:top w:val="none" w:color="FFFFFF" w:sz="0"/>
               <w:left w:val="none" w:color="FFFFFF" w:sz="0"/>
@@ -4407,7 +4428,7 @@
         </w:tc>
         <w:tc>
           <w:tcPr>
-            <w:tcW w:type="dxa" w:w="3074"/>
+            <w:tcW w:type="dxa" w:w="3040"/>
             <w:tcBorders>
               <w:top w:val="none" w:color="FFFFFF" w:sz="0"/>
               <w:left w:val="none" w:color="FFFFFF" w:sz="0"/>
@@ -4442,7 +4463,7 @@
         </w:tc>
         <w:tc>
           <w:tcPr>
-            <w:tcW w:type="dxa" w:w="2411"/>
+            <w:tcW w:type="dxa" w:w="2483"/>
             <w:tcBorders>
               <w:top w:val="none" w:color="FFFFFF" w:sz="0"/>
               <w:left w:val="none" w:color="FFFFFF" w:sz="0"/>
@@ -4477,7 +4498,7 @@
         </w:tc>
         <w:tc>
           <w:tcPr>
-            <w:tcW w:type="dxa" w:w="2309"/>
+            <w:tcW w:type="dxa" w:w="2284"/>
             <w:tcBorders>
               <w:top w:val="none" w:color="FFFFFF" w:sz="0"/>
               <w:left w:val="none" w:color="FFFFFF" w:sz="0"/>
@@ -4518,7 +4539,7 @@
         </w:trPr>
         <w:tc>
           <w:tcPr>
-            <w:tcW w:type="dxa" w:w="1206"/>
+            <w:tcW w:type="dxa" w:w="1193"/>
             <w:tcBorders>
               <w:top w:val="none" w:color="FFFFFF" w:sz="0"/>
               <w:left w:val="none" w:color="FFFFFF" w:sz="0"/>
@@ -4553,7 +4574,7 @@
         </w:tc>
         <w:tc>
           <w:tcPr>
-            <w:tcW w:type="dxa" w:w="3074"/>
+            <w:tcW w:type="dxa" w:w="3040"/>
             <w:tcBorders>
               <w:top w:val="none" w:color="FFFFFF" w:sz="0"/>
               <w:left w:val="none" w:color="FFFFFF" w:sz="0"/>
@@ -4588,7 +4609,7 @@
         </w:tc>
         <w:tc>
           <w:tcPr>
-            <w:tcW w:type="dxa" w:w="2411"/>
+            <w:tcW w:type="dxa" w:w="2483"/>
             <w:tcBorders>
               <w:top w:val="none" w:color="FFFFFF" w:sz="0"/>
               <w:left w:val="none" w:color="FFFFFF" w:sz="0"/>
@@ -4623,7 +4644,7 @@
         </w:tc>
         <w:tc>
           <w:tcPr>
-            <w:tcW w:type="dxa" w:w="2309"/>
+            <w:tcW w:type="dxa" w:w="2284"/>
             <w:tcBorders>
               <w:top w:val="none" w:color="FFFFFF" w:sz="0"/>
               <w:left w:val="none" w:color="FFFFFF" w:sz="0"/>
@@ -4664,7 +4685,7 @@
         </w:trPr>
         <w:tc>
           <w:tcPr>
-            <w:tcW w:type="dxa" w:w="1206"/>
+            <w:tcW w:type="dxa" w:w="1193"/>
             <w:tcBorders>
               <w:top w:val="none" w:color="FFFFFF" w:sz="0"/>
               <w:left w:val="none" w:color="FFFFFF" w:sz="0"/>
@@ -4699,7 +4720,7 @@
         </w:tc>
         <w:tc>
           <w:tcPr>
-            <w:tcW w:type="dxa" w:w="3074"/>
+            <w:tcW w:type="dxa" w:w="3040"/>
             <w:tcBorders>
               <w:top w:val="none" w:color="FFFFFF" w:sz="0"/>
               <w:left w:val="none" w:color="FFFFFF" w:sz="0"/>
@@ -4734,7 +4755,7 @@
         </w:tc>
         <w:tc>
           <w:tcPr>
-            <w:tcW w:type="dxa" w:w="2411"/>
+            <w:tcW w:type="dxa" w:w="2483"/>
             <w:tcBorders>
               <w:top w:val="none" w:color="FFFFFF" w:sz="0"/>
               <w:left w:val="none" w:color="FFFFFF" w:sz="0"/>
@@ -4763,13 +4784,13 @@
                 <w:sz w:val="18"/>
                 <w:szCs w:val="18"/>
               </w:rPr>
-              <w:t xml:space="preserve">服务商与内容渠道</w:t>
+              <w:t xml:space="preserve">委托实施时归服务商与内容渠道；自行发布的无第三方收入</w:t>
             </w:r>
           </w:p>
         </w:tc>
         <w:tc>
           <w:tcPr>
-            <w:tcW w:type="dxa" w:w="2309"/>
+            <w:tcW w:type="dxa" w:w="2284"/>
             <w:tcBorders>
               <w:top w:val="none" w:color="FFFFFF" w:sz="0"/>
               <w:left w:val="none" w:color="FFFFFF" w:sz="0"/>
@@ -4798,7 +4819,7 @@
                 <w:sz w:val="18"/>
                 <w:szCs w:val="18"/>
               </w:rPr>
-              <w:t xml:space="preserve">服务商与内容渠道</w:t>
+              <w:t xml:space="preserve">委托实施时归服务商与内容渠道</w:t>
             </w:r>
           </w:p>
         </w:tc>
@@ -4810,7 +4831,7 @@
         </w:trPr>
         <w:tc>
           <w:tcPr>
-            <w:tcW w:type="dxa" w:w="1206"/>
+            <w:tcW w:type="dxa" w:w="1193"/>
             <w:tcBorders>
               <w:top w:val="none" w:color="FFFFFF" w:sz="0"/>
               <w:left w:val="none" w:color="FFFFFF" w:sz="0"/>
@@ -4845,7 +4866,7 @@
         </w:tc>
         <w:tc>
           <w:tcPr>
-            <w:tcW w:type="dxa" w:w="3074"/>
+            <w:tcW w:type="dxa" w:w="3040"/>
             <w:tcBorders>
               <w:top w:val="none" w:color="FFFFFF" w:sz="0"/>
               <w:left w:val="none" w:color="FFFFFF" w:sz="0"/>
@@ -4880,7 +4901,7 @@
         </w:tc>
         <w:tc>
           <w:tcPr>
-            <w:tcW w:type="dxa" w:w="2411"/>
+            <w:tcW w:type="dxa" w:w="2483"/>
             <w:tcBorders>
               <w:top w:val="none" w:color="FFFFFF" w:sz="0"/>
               <w:left w:val="none" w:color="FFFFFF" w:sz="0"/>
@@ -4915,7 +4936,7 @@
         </w:tc>
         <w:tc>
           <w:tcPr>
-            <w:tcW w:type="dxa" w:w="2309"/>
+            <w:tcW w:type="dxa" w:w="2284"/>
             <w:tcBorders>
               <w:top w:val="none" w:color="FFFFFF" w:sz="0"/>
               <w:left w:val="none" w:color="FFFFFF" w:sz="0"/>
@@ -5004,7 +5025,7 @@
           <w:sz w:val="24"/>
           <w:szCs w:val="24"/>
         </w:rPr>
-        <w:t xml:space="preserve">按照4.3节的命题，GEO内容在回答中不带标识，用户的说服知识就无从激活。问题在于，现行规则能否要求某个主体为这些内容加上标识。表3按规范对象、相关规定和适用环节比对了10部规范文本。</w:t>
+        <w:t xml:space="preserve">按照4.3节的命题，GEO内容在回答中不带标识，用户的说服知识就缺少被激活的线索。问题在于，现行规则能否要求某个主体为这些内容加上标识。表3按规范对象、相关规定和适用环节比对了10部规范文本。</w:t>
       </w:r>
     </w:p>
     <w:p>
@@ -5874,7 +5895,7 @@
                 <w:sz w:val="18"/>
                 <w:szCs w:val="18"/>
               </w:rPr>
-              <w:t xml:space="preserve">付费搜索广告与自然搜索结果明显区分</w:t>
+              <w:t xml:space="preserve">第七条：互联网广告应具有可识别性、显著标明“广告”；付费搜索广告与自然搜索结果明显区分</w:t>
             </w:r>
           </w:p>
         </w:tc>
@@ -5909,7 +5930,7 @@
                 <w:sz w:val="18"/>
                 <w:szCs w:val="18"/>
               </w:rPr>
-              <w:t xml:space="preserve">仅涉及付费搜索</w:t>
+              <w:t xml:space="preserve">已废止，可识别性要求由2023年办法第九条承继</w:t>
             </w:r>
           </w:p>
         </w:tc>
@@ -7119,7 +7140,7 @@
           <w:sz w:val="24"/>
           <w:szCs w:val="24"/>
         </w:rPr>
-        <w:t xml:space="preserve">。以推销为目的投放到第三方信源的GEO内容，在这一环节可以认定为广告，发布者负有使其具有可识别性的义务。品牌在自建网站和自有账号上发布的内容同样是广告，属于广告主自行发布</w:t>
+        <w:t xml:space="preserve">。以推销为目的投放到第三方信源的GEO内容，在这一环节可以认定为广告，发布者负有使其具有可识别性的义务。品牌在自建网站和自有账号上推销自身商品或者服务的内容构成广告的，属于广告主自行发布，《互联网广告管理办法》第十三条允许广告主通过自建网站以及自有的客户端、互联网应用程序、公众号、网络店铺页面等自行发布广告</w:t>
       </w:r>
       <w:r>
         <w:rPr>
@@ -7203,7 +7224,7 @@
           <w:sz w:val="24"/>
           <w:szCs w:val="24"/>
         </w:rPr>
-        <w:t xml:space="preserve">。以矩阵账号海量投放的GEO内容，面对的是一个威慑有限的责任结构。</w:t>
+        <w:t xml:space="preserve">。对以矩阵账号海量投放GEO内容的行为，这一罚则的威慑有限。</w:t>
       </w:r>
     </w:p>
     <w:p>
@@ -7241,7 +7262,7 @@
           <w:sz w:val="24"/>
           <w:szCs w:val="24"/>
         </w:rPr>
-        <w:t xml:space="preserve">；《互联网广告管理办法》第九条第三款要求附加购物链接的推销内容显著标明“广告”</w:t>
+        <w:t xml:space="preserve">；《互联网广告管理办法》第九条第三款要求，以知识介绍、体验分享、消费测评等形式推销商品或者服务并附加购物链接等购买方式的，广告发布者应当显著标明“广告”</w:t>
       </w:r>
       <w:r>
         <w:rPr>
@@ -7283,7 +7304,7 @@
           <w:sz w:val="24"/>
           <w:szCs w:val="24"/>
         </w:rPr>
-        <w:t xml:space="preserve">，这类回答构成广告的，平台即为广告发布者，标识义务有明确的承担者。缺口存在于不附购买入口、平台也未就该内容收取对价的回答。在这类回答中，回答由平台的模型自动生成，平台并未受广告主或者广告经营者委托发布该内容，介绍的也不是自己所推销的商品，不符合《广告法》第二条对广告主和广告发布者的界定</w:t>
+        <w:t xml:space="preserve">，这类回答构成广告的，平台即为广告发布者，标识义务有明确的承担者。缺口存在于平台既未附加购买入口、未就相关内容收取对价，也未以人工或算法干预其排序和展示的回答，下文简称“不附购买入口的回答”。在这类回答中，回答由平台的模型自动生成，平台并未受广告主或者广告经营者委托发布该内容，介绍的也不是自己所推销的商品，不符合《广告法》第二条对广告主和广告发布者的界定</w:t>
       </w:r>
       <w:r>
         <w:rPr>
@@ -7426,7 +7447,7 @@
           <w:sz w:val="24"/>
           <w:szCs w:val="24"/>
         </w:rPr>
-        <w:t xml:space="preserve">。这些规定与GEO之间有三处断裂：制止和处置义务以平台明知、应知或发现违法内容为前提，而平台通常无从得知某一信源是付费内容；GEO投放者并不直接利用引擎的信息服务发布内容，内容是由引擎检索抓取的；义务内容是删除、屏蔽和整改，不是向用户标示商业属性。回答环节缺少的是标识义务，而不是平台责任的全部。</w:t>
+        <w:t xml:space="preserve">。这些规定与GEO之间有三处断裂：制止和处置义务以平台明知、应知或发现违法内容为前提，而平台仅凭信源内容无从判断其是否付费（见本节末段Schmidt等的发现）；GEO投放者并不直接利用引擎的信息服务发布内容，内容是由引擎检索抓取的；义务内容是删除、屏蔽和整改，不是向用户标示商业属性。因此，平台在回答环节负有制止和处置义务，但不负标识义务。</w:t>
       </w:r>
     </w:p>
     <w:p>
@@ -7443,7 +7464,7 @@
           <w:sz w:val="24"/>
           <w:szCs w:val="24"/>
         </w:rPr>
-        <w:t xml:space="preserve">AI内容标识规则同样填补不了这一缺口。《生成式人工智能服务管理暂行办法》要求提供者按照深度合成管理规定对生成内容进行标识</w:t>
+        <w:t xml:space="preserve">AI内容标识规则同样填补不了这一缺口。《生成式人工智能服务管理暂行办法》第十二条要求提供者按照《互联网信息服务深度合成管理规定》对图片、视频等生成内容进行标识</w:t>
       </w:r>
       <w:r>
         <w:rPr>
@@ -7540,7 +7561,7 @@
           <w:sz w:val="24"/>
           <w:szCs w:val="24"/>
         </w:rPr>
-        <w:t xml:space="preserve">GEO与操纵之间的差别可以沿两个维度描述。一是内容是否真实：从补充统计数据和引语的内容改写</w:t>
+        <w:t xml:space="preserve">信息型GEO与操纵型GEO之间的差别可以沿两个维度描述。一是内容是否真实：从补充统计数据和引语的内容改写</w:t>
       </w:r>
       <w:r>
         <w:rPr>
@@ -7683,7 +7704,7 @@
           <w:sz w:val="24"/>
           <w:szCs w:val="24"/>
         </w:rPr>
-        <w:t xml:space="preserve">，说明在国内主流大模型上制造虚假推荐的门槛已经很低。由于引用标注本身不能作为回答可信的依据</w:t>
+        <w:t xml:space="preserve">，说明借助在电商平台即可购得的GEO软件，就能让国内主流大模型推荐一款并不存在的产品。由于引用标注本身不能作为回答可信的依据</w:t>
       </w:r>
       <w:r>
         <w:rPr>
@@ -7742,7 +7763,7 @@
           <w:sz w:val="24"/>
           <w:szCs w:val="24"/>
         </w:rPr>
-        <w:t xml:space="preserve">按7.1节的标准，受托投放的GEO内容本身是广告，操纵型GEO首先受《广告法》虚假广告规则约束。第二十八条把“商品或者服务不存在的”“使用虚构、伪造或者无法验证的科研成果、统计资料、调查结果、文摘、引用语等信息作证明材料的”“虚构使用商品或者接受服务的效果的”列为虚假广告，第十一条要求广告使用的数据、统计资料、调查结果、引用语等引证内容真实、准确并表明出处</w:t>
+        <w:t xml:space="preserve">按6.1节的分析，以推销为目的投放的GEO内容本身是广告（认定标准见7.1节），操纵型GEO因此首先受《广告法》虚假广告规则约束。第二十八条把“商品或者服务不存在的”“使用虚构、伪造或者无法验证的科研成果、统计资料、调查结果、文摘、引用语等信息作证明材料的”“虚构使用商品或者接受服务的效果的”列为虚假广告，第十一条要求广告使用的数据、统计资料、调查结果、引用语等引证内容真实、准确并表明出处</w:t>
       </w:r>
       <w:r>
         <w:rPr>
@@ -7805,7 +7826,7 @@
           <w:sz w:val="24"/>
           <w:szCs w:val="24"/>
         </w:rPr>
-        <w:t xml:space="preserve">。以矩阵账号批量发布的，还违反《网络信息内容生态治理规定》第二十四条关于不得通过人工方式或者技术手段实施流量造假、虚假注册账号、操纵用户账号的规定</w:t>
+        <w:t xml:space="preserve">。以虚假注册或者被操纵的矩阵账号批量发布、制造虚假流量的，还违反《网络信息内容生态治理规定》第二十四条关于不得通过人工方式或者技术手段实施流量造假、虚假注册账号、操纵用户账号的规定</w:t>
       </w:r>
       <w:r>
         <w:rPr>
@@ -7826,7 +7847,7 @@
           <w:sz w:val="24"/>
           <w:szCs w:val="24"/>
         </w:rPr>
-        <w:t xml:space="preserve">；编造用户评价的，另受《电子商务法》第十七条约束</w:t>
+        <w:t xml:space="preserve">；电子商务经营者编造用户评价的，另受《电子商务法》第十七条约束</w:t>
       </w:r>
       <w:r>
         <w:rPr>
@@ -7906,7 +7927,7 @@
           <w:sz w:val="24"/>
           <w:szCs w:val="24"/>
         </w:rPr>
-        <w:t xml:space="preserve">，引擎经营者可以据此追究以提示注入操纵回答的行为，但这一路径依赖引擎经营者主张权利，不能替代面向用户的标识。《互联网信息服务算法推荐管理规定》第十四条禁止算法推荐服务提供者利用算法操纵榜单或者检索结果排序、控制热搜或者精选等干预信息呈现，实施影响网络舆论或者规避监督管理的行为</w:t>
+        <w:t xml:space="preserve">，引擎经营者可以依该条追究以提示注入操纵回答的行为，但这一路径依赖引擎经营者主张权利，不能替代面向用户的标识。《互联网信息服务算法推荐管理规定》第十四条禁止算法推荐服务提供者利用算法操纵榜单或者检索结果排序、控制热搜或者精选等干预信息呈现，实施影响网络舆论或者规避监督管理的行为</w:t>
       </w:r>
       <w:r>
         <w:rPr>
@@ -8003,7 +8024,7 @@
           <w:sz w:val="24"/>
           <w:szCs w:val="24"/>
         </w:rPr>
-        <w:t xml:space="preserve">，依靠第三方报道的GEO路径对已有媒体声量的品牌更有利。缺少这类资源的经营者如果以批量生成内容替代第三方报道，就进入了“3·15”晚会和相关报道所揭示的虚假评测、伪造评价路径</w:t>
+        <w:t xml:space="preserve">，依靠第三方报道的GEO路径对已有媒体声量的品牌更有利。缺少这类资源的经营者如果以批量生成的虚构测评和评价替代第三方报道，就进入了“3·15”晚会和相关报道所揭示的路径</w:t>
       </w:r>
       <w:r>
         <w:rPr>
@@ -8045,7 +8066,7 @@
           <w:sz w:val="24"/>
           <w:szCs w:val="24"/>
         </w:rPr>
-        <w:t xml:space="preserve">，广告主为维持原有可见度需要持续投入。操纵型GEO还会带来社会成本：Nestaas等指出，每个参与方都有动机发起偏好操纵攻击，而所有人都攻击时，模型的输出质量整体下降</w:t>
+        <w:t xml:space="preserve">，广告主为维持原有可见度需要持续投入。操纵型GEO还会带来6.2节所述的囚徒困境式社会成本</w:t>
       </w:r>
       <w:r>
         <w:rPr>
@@ -8142,7 +8163,7 @@
           <w:sz w:val="24"/>
           <w:szCs w:val="24"/>
         </w:rPr>
-        <w:t xml:space="preserve">，广告主可以据此把关键词出价与销售回报直接关联</w:t>
+        <w:t xml:space="preserve">，广告主可以据此把关键词出价与投放绩效直接关联</w:t>
       </w:r>
       <w:r>
         <w:rPr>
@@ -8226,7 +8247,7 @@
           <w:sz w:val="24"/>
           <w:szCs w:val="24"/>
         </w:rPr>
-        <w:t xml:space="preserve">，Perplexity在2024年11月开始测试广告、2026年2月宣布逐步退出广告业务</w:t>
+        <w:t xml:space="preserve">，Perplexity在2024年11月开始测试广告、2026年2月开始逐步退出广告业务</w:t>
       </w:r>
       <w:r>
         <w:rPr>
@@ -8264,7 +8285,7 @@
           <w:sz w:val="24"/>
           <w:szCs w:val="24"/>
         </w:rPr>
-        <w:t xml:space="preserve">GEO的度量问题更为突出。它的效果体现为品牌在回答中的被提及率与提及位置，而生成式回答具有随机性。Martinez指出，商业审计中不同次运行之间引用来源的重叠度低、波动大，其综述的研究中没有一种GEO技术在跨平台的自然可发现性上显示出稳定效果</w:t>
+        <w:t xml:space="preserve">GEO的度量问题更为突出。它的效果体现为品牌在回答中的被提及率与提及位置，而生成式回答具有随机性。Martinez指出，商业审计显示引用来源的重叠度低，不同次运行之间的结果波动大，其综述的研究中没有一种GEO技术在跨平台的自然可发现性上显示出稳定效果</w:t>
       </w:r>
       <w:r>
         <w:rPr>
@@ -8357,7 +8378,7 @@
           <w:sz w:val="24"/>
           <w:szCs w:val="24"/>
         </w:rPr>
-        <w:t xml:space="preserve">GEO内容的广告属性应按《广告法》第二条认定：内容由商品经营者或者服务提供者自行或者委托他人制作和分发，以直接或者间接推销其商品或者服务为目的，即构成商业广告，发布在品牌自有网站还是第三方信源不影响认定</w:t>
+        <w:t xml:space="preserve">GEO内容的广告属性应按《广告法》第二条认定：商品经营者或者服务提供者通过一定媒介和形式直接或者间接地介绍自己所推销的商品或者服务的，属于商业广告活动；为推销商品或者服务，自行或者委托他人设计、制作、发布广告的，为广告主</w:t>
       </w:r>
       <w:r>
         <w:rPr>
@@ -8378,7 +8399,7 @@
           <w:sz w:val="24"/>
           <w:szCs w:val="24"/>
         </w:rPr>
-        <w:t xml:space="preserve">。广告主向服务商或内容渠道支付对价，是证明推销目的的主要证据，不是认定的前提条件。这一标准与正常的公关传播可以区分：媒体在未收取对价、保有编辑决定权的情况下独立撰写的报道，不构成广告；由服务商代为联络、但是否报道以及如何报道都由媒体独立决定的内容，属于公关传播，不在信息型GEO之列；媒体收取对价或让渡编辑决定权的，按付费内容认定。向内容渠道付费发布的测评、榜单和资讯，以非广告的形式承载推销内容，与《广告法》第十四条禁止的大众传播媒介以新闻报道形式变相发布广告属于同一类可识别性问题</w:t>
+        <w:t xml:space="preserve">。该条对“一定媒介和形式”不作限定，GEO内容发布在品牌自有网站还是第三方信源，不影响认定。广告主向服务商或内容渠道支付对价，是证明推销目的的主要证据，不是认定的前提条件。这一标准与正常的公关传播可以区分：媒体在未收取对价、保有编辑决定权的情况下独立撰写的报道，不构成广告；由服务商代为联络、但是否报道以及如何报道都由媒体独立决定的内容，属于公关传播，不在信息型GEO之列；媒体收取对价或让渡编辑决定权的，按付费内容认定。向内容渠道付费发布的测评、榜单和资讯，以非广告的形式承载推销内容，与《广告法》第十四条禁止的大众传播媒介以新闻报道形式变相发布广告属于同一类可识别性问题</w:t>
       </w:r>
       <w:r>
         <w:rPr>
@@ -8437,7 +8458,7 @@
           <w:sz w:val="24"/>
           <w:szCs w:val="24"/>
         </w:rPr>
-        <w:t xml:space="preserve">针对6.1节所述不附购买入口的回答中的缺口，建议分两层处理。第一层在《互联网广告管理办法》中明确主体认定：委托他人制作、分发内容以影响生成式人工智能输出、推销商品或者服务的，委托方为广告主；承接内容设计、制作、代理的，为广告经营者；在信源端发布内容的，为广告发布者。这属于执行《广告法》第二条的事项，可以由部门规章作出。第二层是生成式人工智能服务提供者的提示义务，即在回答中呈现带有商业标记的信源内容时，向用户提示其商业来源。提供者在这一场景下不是广告发布者，依《立法法》第九十一条第二款，没有法律或者国务院的行政法规、决定、命令的依据，部门规章不得设定增加其义务的规范；该事项又涉及网信部门与市场监管部门的职权，依第九十二条应由有关部门联合制定规章</w:t>
+        <w:t xml:space="preserve">针对6.1节所述不附购买入口的回答中的缺口，建议分两层处理。第一层在《互联网广告管理办法》中明确主体认定：委托他人制作、分发内容以影响生成式人工智能输出、推销商品或者服务的，委托方为广告主；承接内容设计、制作、代理的，为广告经营者；在信源端发布内容的，为广告发布者。这属于执行《广告法》第二条的事项，可以由部门规章作出。第二层是生成式人工智能服务提供者的提示义务，即在回答中呈现带有商业标记的信源内容时，向用户提示其商业来源。提供者在这一场景下不是广告发布者。依《立法法》第九十一条第二款，部门规章设定增加其义务的规范，须有法律或者国务院的行政法规、决定、命令作为依据；该事项又涉及网信部门与市场监管部门的职权，依第九十二条，应当提请国务院制定行政法规，或者由国务院有关部门联合制定规章</w:t>
       </w:r>
       <w:r>
         <w:rPr>
@@ -8458,7 +8479,49 @@
           <w:sz w:val="24"/>
           <w:szCs w:val="24"/>
         </w:rPr>
-        <w:t xml:space="preserve">。可行的载体有两种：修订《人工智能生成合成内容标识办法》，增设商业来源提示；或者依托市场监管部门参与制定的《互联网信息服务算法推荐管理规定》，该规定已把生成合成类算法纳入算法推荐技术</w:t>
+        <w:t xml:space="preserve">。较稳妥的路径是在修改《广告法》时，于第四十五条增加互联网信息服务提供者对可识别的商业来源予以提示的义务，或者由国务院以行政法规作出规定。在取得上位法依据之前，可以参照执法指南对人工智能技术应用于广告所采用的引导性条款</w:t>
+      </w:r>
+      <w:r>
+        <w:rPr>
+          <w:rFonts w:ascii="Times New Roman" w:cs="Times New Roman" w:eastAsia="宋体" w:hAnsi="Times New Roman"/>
+          <w:b w:val="false"/>
+          <w:bCs w:val="false"/>
+          <w:sz w:val="24"/>
+          <w:szCs w:val="24"/>
+          <w:vertAlign w:val="superscript"/>
+        </w:rPr>
+        <w:t xml:space="preserve">[54]</w:t>
+      </w:r>
+      <w:r>
+        <w:rPr>
+          <w:rFonts w:ascii="Times New Roman" w:cs="Times New Roman" w:eastAsia="宋体" w:hAnsi="Times New Roman"/>
+          <w:b w:val="false"/>
+          <w:bCs w:val="false"/>
+          <w:sz w:val="24"/>
+          <w:szCs w:val="24"/>
+        </w:rPr>
+        <w:t xml:space="preserve">，在《人工智能生成合成内容标识办法》或《互联网信息服务算法推荐管理规定》中以倡导性条款鼓励提供者提示商业来源；前者以国信办通字〔2025〕2号通知印发</w:t>
+      </w:r>
+      <w:r>
+        <w:rPr>
+          <w:rFonts w:ascii="Times New Roman" w:cs="Times New Roman" w:eastAsia="宋体" w:hAnsi="Times New Roman"/>
+          <w:b w:val="false"/>
+          <w:bCs w:val="false"/>
+          <w:sz w:val="24"/>
+          <w:szCs w:val="24"/>
+          <w:vertAlign w:val="superscript"/>
+        </w:rPr>
+        <w:t xml:space="preserve">[56]</w:t>
+      </w:r>
+      <w:r>
+        <w:rPr>
+          <w:rFonts w:ascii="Times New Roman" w:cs="Times New Roman" w:eastAsia="宋体" w:hAnsi="Times New Roman"/>
+          <w:b w:val="false"/>
+          <w:bCs w:val="false"/>
+          <w:sz w:val="24"/>
+          <w:szCs w:val="24"/>
+        </w:rPr>
+        <w:t xml:space="preserve">，后者已把生成合成类算法纳入算法推荐技术</w:t>
       </w:r>
       <w:r>
         <w:rPr>
@@ -8479,7 +8542,7 @@
           <w:sz w:val="24"/>
           <w:szCs w:val="24"/>
         </w:rPr>
-        <w:t xml:space="preserve">。修改《广告法》时，也可以在第四十五条中增加互联网信息服务提供者对可识别的商业来源予以提示的义务。</w:t>
+        <w:t xml:space="preserve">。</w:t>
       </w:r>
     </w:p>
     <w:p>
@@ -8610,7 +8673,7 @@
           <w:sz w:val="24"/>
           <w:szCs w:val="24"/>
         </w:rPr>
-        <w:t xml:space="preserve">7.3 生成式引擎平台：兑现回答独立性承诺</w:t>
+        <w:t xml:space="preserve">7.3 生成式引擎平台：维护回答的独立性</w:t>
       </w:r>
     </w:p>
     <w:p>
@@ -8627,49 +8690,91 @@
           <w:sz w:val="24"/>
           <w:szCs w:val="24"/>
         </w:rPr>
-        <w:t xml:space="preserve">OpenAI和Perplexity都公开承诺广告不影响回答</w:t>
-      </w:r>
-      <w:r>
-        <w:rPr>
-          <w:rFonts w:ascii="Times New Roman" w:cs="Times New Roman" w:eastAsia="宋体" w:hAnsi="Times New Roman"/>
-          <w:b w:val="false"/>
-          <w:bCs w:val="false"/>
-          <w:sz w:val="24"/>
-          <w:szCs w:val="24"/>
-          <w:vertAlign w:val="superscript"/>
-        </w:rPr>
-        <w:t xml:space="preserve">[5,8]</w:t>
-      </w:r>
-      <w:r>
-        <w:rPr>
-          <w:rFonts w:ascii="Times New Roman" w:cs="Times New Roman" w:eastAsia="宋体" w:hAnsi="Times New Roman"/>
-          <w:b w:val="false"/>
-          <w:bCs w:val="false"/>
-          <w:sz w:val="24"/>
-          <w:szCs w:val="24"/>
-        </w:rPr>
-        <w:t xml:space="preserve">，Perplexity退出广告业务、百度推迟AI搜索商业化，也都以回答质量和用户信任为理由</w:t>
-      </w:r>
-      <w:r>
-        <w:rPr>
-          <w:rFonts w:ascii="Times New Roman" w:cs="Times New Roman" w:eastAsia="宋体" w:hAnsi="Times New Roman"/>
-          <w:b w:val="false"/>
-          <w:bCs w:val="false"/>
-          <w:sz w:val="24"/>
-          <w:szCs w:val="24"/>
-          <w:vertAlign w:val="superscript"/>
-        </w:rPr>
-        <w:t xml:space="preserve">[6,13]</w:t>
-      </w:r>
-      <w:r>
-        <w:rPr>
-          <w:rFonts w:ascii="Times New Roman" w:cs="Times New Roman" w:eastAsia="宋体" w:hAnsi="Times New Roman"/>
-          <w:b w:val="false"/>
-          <w:bCs w:val="false"/>
-          <w:sz w:val="24"/>
-          <w:szCs w:val="24"/>
-        </w:rPr>
-        <w:t xml:space="preserve">。兑现这一承诺，平台首先要把付费广告与回答在位置和视觉上分开，并在广告政策中禁止广告主借助第三方内容影响回答；在回答中嵌入购买入口的平台，应依执法指南和《互联网广告管理办法》第九条第三款对构成广告的回答履行发布者的标识义务</w:t>
+        <w:t xml:space="preserve">OpenAI承诺广告不影响ChatGPT的回答</w:t>
+      </w:r>
+      <w:r>
+        <w:rPr>
+          <w:rFonts w:ascii="Times New Roman" w:cs="Times New Roman" w:eastAsia="宋体" w:hAnsi="Times New Roman"/>
+          <w:b w:val="false"/>
+          <w:bCs w:val="false"/>
+          <w:sz w:val="24"/>
+          <w:szCs w:val="24"/>
+          <w:vertAlign w:val="superscript"/>
+        </w:rPr>
+        <w:t xml:space="preserve">[8]</w:t>
+      </w:r>
+      <w:r>
+        <w:rPr>
+          <w:rFonts w:ascii="Times New Roman" w:cs="Times New Roman" w:eastAsia="宋体" w:hAnsi="Times New Roman"/>
+          <w:b w:val="false"/>
+          <w:bCs w:val="false"/>
+          <w:sz w:val="24"/>
+          <w:szCs w:val="24"/>
+        </w:rPr>
+        <w:t xml:space="preserve">，Perplexity承诺赞助追问的回答由其系统生成、品牌不能撰写或编辑</w:t>
+      </w:r>
+      <w:r>
+        <w:rPr>
+          <w:rFonts w:ascii="Times New Roman" w:cs="Times New Roman" w:eastAsia="宋体" w:hAnsi="Times New Roman"/>
+          <w:b w:val="false"/>
+          <w:bCs w:val="false"/>
+          <w:sz w:val="24"/>
+          <w:szCs w:val="24"/>
+          <w:vertAlign w:val="superscript"/>
+        </w:rPr>
+        <w:t xml:space="preserve">[5]</w:t>
+      </w:r>
+      <w:r>
+        <w:rPr>
+          <w:rFonts w:ascii="Times New Roman" w:cs="Times New Roman" w:eastAsia="宋体" w:hAnsi="Times New Roman"/>
+          <w:b w:val="false"/>
+          <w:bCs w:val="false"/>
+          <w:sz w:val="24"/>
+          <w:szCs w:val="24"/>
+        </w:rPr>
+        <w:t xml:space="preserve">；Perplexity以用户信任为由逐步退出广告业务</w:t>
+      </w:r>
+      <w:r>
+        <w:rPr>
+          <w:rFonts w:ascii="Times New Roman" w:cs="Times New Roman" w:eastAsia="宋体" w:hAnsi="Times New Roman"/>
+          <w:b w:val="false"/>
+          <w:bCs w:val="false"/>
+          <w:sz w:val="24"/>
+          <w:szCs w:val="24"/>
+          <w:vertAlign w:val="superscript"/>
+        </w:rPr>
+        <w:t xml:space="preserve">[6]</w:t>
+      </w:r>
+      <w:r>
+        <w:rPr>
+          <w:rFonts w:ascii="Times New Roman" w:cs="Times New Roman" w:eastAsia="宋体" w:hAnsi="Times New Roman"/>
+          <w:b w:val="false"/>
+          <w:bCs w:val="false"/>
+          <w:sz w:val="24"/>
+          <w:szCs w:val="24"/>
+        </w:rPr>
+        <w:t xml:space="preserve">，百度管理层以优先改善回答质量和用户体验为由推迟AI搜索商业化</w:t>
+      </w:r>
+      <w:r>
+        <w:rPr>
+          <w:rFonts w:ascii="Times New Roman" w:cs="Times New Roman" w:eastAsia="宋体" w:hAnsi="Times New Roman"/>
+          <w:b w:val="false"/>
+          <w:bCs w:val="false"/>
+          <w:sz w:val="24"/>
+          <w:szCs w:val="24"/>
+          <w:vertAlign w:val="superscript"/>
+        </w:rPr>
+        <w:t xml:space="preserve">[13]</w:t>
+      </w:r>
+      <w:r>
+        <w:rPr>
+          <w:rFonts w:ascii="Times New Roman" w:cs="Times New Roman" w:eastAsia="宋体" w:hAnsi="Times New Roman"/>
+          <w:b w:val="false"/>
+          <w:bCs w:val="false"/>
+          <w:sz w:val="24"/>
+          <w:szCs w:val="24"/>
+        </w:rPr>
+        <w:t xml:space="preserve">。这些承诺只针对平台自身的广告，但其维护的用户信任同样会因第三方付费内容左右回答而受损。平台首先要把付费广告与回答在位置和视觉上分开，并可在广告政策中禁止广告主以虚构内容或提示注入影响回答；在回答中嵌入购买入口的平台，应依执法指南和《互联网广告管理办法》第九条第三款对构成广告的回答履行发布者的标识义务</w:t>
       </w:r>
       <w:r>
         <w:rPr>
@@ -8787,7 +8892,7 @@
           <w:sz w:val="24"/>
           <w:szCs w:val="24"/>
         </w:rPr>
-        <w:t xml:space="preserve">，这类服务商是其主要对象。《互联网广告管理办法》第十四条已要求广告经营者、广告发布者建立承接登记、审核和档案管理制度，记录、保存广告活动的有关电子数据，档案保存不少于三年；第十五条要求利用算法推荐等方式发布广告的，把算法推荐服务相关规则和广告投放记录记入广告档案</w:t>
+        <w:t xml:space="preserve">，以自营矩阵账号批量发布GEO内容的，其投放方式属于这一任务所指的“矩阵式”投放。《互联网广告管理办法》第十四条已要求广告经营者、广告发布者建立承接登记、审核和档案管理制度，记录、保存广告活动的有关电子数据，档案保存不少于三年；第十五条要求利用算法推荐等方式发布广告的，把算法推荐服务相关规则和广告投放记录记入广告档案</w:t>
       </w:r>
       <w:r>
         <w:rPr>
@@ -8808,28 +8913,49 @@
           <w:sz w:val="24"/>
           <w:szCs w:val="24"/>
         </w:rPr>
-        <w:t xml:space="preserve">。GEO服务商据此应保存内容投放的渠道、账号、数量和时间记录。通过平台账号承接发布的自媒体运营者，是平台用户身份的广告发布者，负有使广告具有可识别性的义务，附加购物链接的测评和体验分享须显著标明“广告”；平台经营者不得阻碍平台用户依法进行文字标注、语音提示等行为</w:t>
-      </w:r>
-      <w:r>
-        <w:rPr>
-          <w:rFonts w:ascii="Times New Roman" w:cs="Times New Roman" w:eastAsia="宋体" w:hAnsi="Times New Roman"/>
-          <w:b w:val="false"/>
-          <w:bCs w:val="false"/>
-          <w:sz w:val="24"/>
-          <w:szCs w:val="24"/>
-          <w:vertAlign w:val="superscript"/>
-        </w:rPr>
-        <w:t xml:space="preserve">[50,54]</w:t>
-      </w:r>
-      <w:r>
-        <w:rPr>
-          <w:rFonts w:ascii="Times New Roman" w:cs="Times New Roman" w:eastAsia="宋体" w:hAnsi="Times New Roman"/>
-          <w:b w:val="false"/>
-          <w:bCs w:val="false"/>
-          <w:sz w:val="24"/>
-          <w:szCs w:val="24"/>
-        </w:rPr>
-        <w:t xml:space="preserve">。在投放内容上写入机器可读的商业标记，目前没有法律依据，属于7.2节的建议，可以先由行业标准规定。中国商务广告协会2026年发布的GEO系列团体标准覆盖基础定义与业务边界、服务商准入、报价计价与效果测量、可信语料质量管控和服务流程合规安全五个方面</w:t>
+        <w:t xml:space="preserve">。GEO服务商应当按照上述规定保存内容投放的渠道、账号、数量和时间记录。通过平台账号承接发布的自媒体运营者，是平台用户身份的广告发布者，负有使广告具有可识别性的义务，附加购物链接的测评和体验分享须显著标明“广告”</w:t>
+      </w:r>
+      <w:r>
+        <w:rPr>
+          <w:rFonts w:ascii="Times New Roman" w:cs="Times New Roman" w:eastAsia="宋体" w:hAnsi="Times New Roman"/>
+          <w:b w:val="false"/>
+          <w:bCs w:val="false"/>
+          <w:sz w:val="24"/>
+          <w:szCs w:val="24"/>
+          <w:vertAlign w:val="superscript"/>
+        </w:rPr>
+        <w:t xml:space="preserve">[50]</w:t>
+      </w:r>
+      <w:r>
+        <w:rPr>
+          <w:rFonts w:ascii="Times New Roman" w:cs="Times New Roman" w:eastAsia="宋体" w:hAnsi="Times New Roman"/>
+          <w:b w:val="false"/>
+          <w:bCs w:val="false"/>
+          <w:sz w:val="24"/>
+          <w:szCs w:val="24"/>
+        </w:rPr>
+        <w:t xml:space="preserve">；平台经营者不得阻碍平台用户依法进行文字标注、语音提示等行为</w:t>
+      </w:r>
+      <w:r>
+        <w:rPr>
+          <w:rFonts w:ascii="Times New Roman" w:cs="Times New Roman" w:eastAsia="宋体" w:hAnsi="Times New Roman"/>
+          <w:b w:val="false"/>
+          <w:bCs w:val="false"/>
+          <w:sz w:val="24"/>
+          <w:szCs w:val="24"/>
+          <w:vertAlign w:val="superscript"/>
+        </w:rPr>
+        <w:t xml:space="preserve">[54]</w:t>
+      </w:r>
+      <w:r>
+        <w:rPr>
+          <w:rFonts w:ascii="Times New Roman" w:cs="Times New Roman" w:eastAsia="宋体" w:hAnsi="Times New Roman"/>
+          <w:b w:val="false"/>
+          <w:bCs w:val="false"/>
+          <w:sz w:val="24"/>
+          <w:szCs w:val="24"/>
+        </w:rPr>
+        <w:t xml:space="preserve">。在投放内容上写入机器可读的商业标记，目前没有法律依据，属于7.2节的建议，可以先由行业标准规定。中国商务广告协会2026年7月就GEO系列团体标准公开征求意见，标准覆盖基础定义与业务边界、服务商准入、报价计价与效果测量、可信语料质量管控和服务流程合规安全五个方面</w:t>
       </w:r>
       <w:r>
         <w:rPr>
@@ -8850,7 +8976,7 @@
           <w:sz w:val="24"/>
           <w:szCs w:val="24"/>
         </w:rPr>
-        <w:t xml:space="preserve">，标准全文公开后，可以对照本文7.2节和7.5节，检验其是否规定商业属性标注和多引擎重复抽样验收。</w:t>
+        <w:t xml:space="preserve">；标准全文公开后，可以对照本文7.2节和7.5节，检验其是否规定商业属性标注和多引擎重复抽样验收。</w:t>
       </w:r>
     </w:p>
     <w:p>
@@ -8926,7 +9052,7 @@
           <w:sz w:val="24"/>
           <w:szCs w:val="24"/>
         </w:rPr>
-        <w:t xml:space="preserve">，在合同中排除此类做法是控制自身法律风险的必要措施。效果验收应采用Martinez提出的重复测量思路：在多个引擎上，以多种问法、在不同时间点重复提问，并人工核验引用内容的保真度</w:t>
+        <w:t xml:space="preserve">，在合同中排除此类做法是控制自身法律风险的必要措施。效果验收应借鉴Martinez提出的可复现测量方案，即重复测量、问法改写、设置对照和人工验证</w:t>
       </w:r>
       <w:r>
         <w:rPr>
@@ -8947,7 +9073,7 @@
           <w:sz w:val="24"/>
           <w:szCs w:val="24"/>
         </w:rPr>
-        <w:t xml:space="preserve">，据此统计品牌的被提及率与提及位置分布。对照可取同品类中未做优化的品牌，用以区分优化效果与引擎自身的变化。</w:t>
+        <w:t xml:space="preserve">：在多个引擎上，以多种问法、在不同时间点重复提问，人工核验引用内容的保真度，据此统计品牌的被提及率与提及位置分布。对照可取同品类中未做优化的品牌，用以区分优化效果与引擎自身的变化。</w:t>
       </w:r>
     </w:p>
     <w:p>
@@ -9065,7 +9191,7 @@
           <w:sz w:val="24"/>
           <w:szCs w:val="24"/>
         </w:rPr>
-        <w:t xml:space="preserve">。两项行动都采取专项整治形式，针对的是投毒和违法内容，没有在制度上规定GEO内容在回答中的商业标识。协作的制度基础已经存在：《互联网信息服务算法推荐管理规定》第三条规定国务院电信、公安、市场监管等有关部门依据各自职责负责算法推荐服务监督管理工作</w:t>
+        <w:t xml:space="preserve">。两项行动都采取专项整治形式：市场监管总局的整治针对人工智能生成式广告、“矩阵式”投放等违法广告及投放方式，中央网信办的专项行动针对训练语料安全、AI数据投毒和生成合成内容标识落实等问题，二者都没有在制度上规定GEO内容在回答中的商业标识。协作的制度基础已经存在：《互联网信息服务算法推荐管理规定》第三条规定国务院电信、公安、市场监管等有关部门依据各自职责负责算法推荐服务监督管理工作</w:t>
       </w:r>
       <w:r>
         <w:rPr>
@@ -9086,7 +9212,7 @@
           <w:sz w:val="24"/>
           <w:szCs w:val="24"/>
         </w:rPr>
-        <w:t xml:space="preserve">。建议以此为依托，把专项整治中形成的做法固定为制度：市场监管部门以广告可识别性、虚假广告和反不正当竞争规则为依据，查处未标识的GEO广告、虚假广告和虚假评价；网信部门把投毒防范的范围从训练语料延伸到检索增强环节的外部信源，并在生成式人工智能服务的备案与安全评估中加入相应要求。执法方式上可以借鉴GEO效果审计的方法，以多引擎、多问法的抽样监测发现异常推荐，再沿信源追溯投放主体。</w:t>
+        <w:t xml:space="preserve">。建议以此为依托，把专项整治中形成的做法固定为制度：市场监管部门以广告可识别性、虚假广告和反不正当竞争规则为依据，查处未标识的GEO广告、虚假广告和虚假评价；网信部门在生成式人工智能服务的备案与安全评估中，明确把检索增强环节所用的外部信源纳入数据投毒防范范围。执法方式上可以借鉴GEO效果审计的方法，以多引擎、多问法的抽样监测发现异常推荐，再沿信源追溯投放主体。</w:t>
       </w:r>
     </w:p>
     <w:p>
@@ -9120,7 +9246,7 @@
           <w:sz w:val="24"/>
           <w:szCs w:val="24"/>
         </w:rPr>
-        <w:t xml:space="preserve">生成式引擎改变了品牌进入用户视野的方式，GEO随之成为一种不经过平台广告系统、以回答正文为载体的广告形态。本文得出四点结论。第一，GEO作用于检索召回、上下文分配和引用生成三个环节，GEO服务采购的是第三方信源上的发布机会；现有研究中最稳定的影响因素是话题相关性和上下文位置，信源是否属于引擎偏好的第三方媒体也影响被引用的机会。第二，AI搜索中的商业信息沿平台广告与购物功能、第三方GEO两条路径进入回答；现行广告规则能够约束信源端的付费内容，附购买入口并构成广告的回答也有平台作为发布者，但在不附购买入口的回答中，没有承担标识义务的广告发布者。第三，GEO与信息操纵作用于同一路径，二者的区别在于内容是否真实、是否利用模型漏洞；操纵型GEO首先落入《广告法》的虚假广告规则，“3·15”晚会中的测试表明，这类操纵能够在国内主流大模型上以低成本实现。第四，零点击化削弱了按点击计价与归因的基础，生成结果的随机性使单次提问不能作为GEO效果的验收依据。在治理上，本文主张按推销目的认定GEO内容的广告属性，在部门规章中明确生成式回答场景下的主体认定，由有关部门联合设定平台的商业来源提示义务，在信源端设置随检索传递、不影响权重的商业标记，要求GEO服务商承担广告经营者与发布者的责任，由广告主以多引擎重复抽样验收效果，并把2026年的专项整治做法固定为跨部门的制度协同。</w:t>
+        <w:t xml:space="preserve">生成式引擎改变了品牌进入用户视野的方式，GEO已被经营者用作一种不经过平台广告系统、以回答正文为载体的广告形态。本文得出四点结论。第一，GEO作用于检索召回、上下文分配和引用生成三个环节，GEO服务采购的主要是第三方信源上的发布机会；现有研究中最可靠的影响因素是话题相关性和上下文位置，信源是否属于引擎偏好的第三方媒体也影响被引用的机会。第二，AI搜索中的商业信息沿平台广告与购物功能、第三方GEO两条路径进入回答；现行广告规则能够约束信源端的付费内容，附购买入口并构成广告的回答也有平台作为发布者，但在不附购买入口的回答中，没有承担标识义务的广告发布者。第三，信息型GEO与操纵型GEO作用于同一路径，二者的区别在于内容是否真实、是否利用模型漏洞；操纵型GEO首先落入《广告法》的虚假广告规则，“3·15”晚会中的测试表明，借助市售GEO软件即可在国内主流大模型上实现这类操纵。第四，零点击化削弱了按点击计价与归因的基础，生成结果的随机性使单次提问不能作为GEO效果的验收依据。在治理上，本文主张按推销目的认定GEO内容的广告属性，在部门规章中明确生成式回答场景下的主体认定，通过修改《广告法》或制定行政法规为生成式人工智能服务提供者设定商业来源提示义务，在信源端设置随检索传递、不影响权重的商业标记，要求GEO服务商承担广告经营者与发布者的责任，由广告主以多引擎重复抽样验收效果，并把2026年的专项整治做法固定为跨部门的制度协同。</w:t>
       </w:r>
     </w:p>
     <w:p>
@@ -9137,7 +9263,7 @@
           <w:sz w:val="24"/>
           <w:szCs w:val="24"/>
         </w:rPr>
-        <w:t xml:space="preserve">本研究有以下局限。平台证据中，境外平台的广告规则有官方说明，国内平台的购物功能主要依据媒体报道；研究基于公开文献、规范文本和媒体报道，未取得GEO服务商和平台的内部数据；文中引用的多项GEO实验来自研究者自建的基准和预印本，其结论适用于相应的实验设置；中文文献通过期刊官网、国家哲学社会科学文献中心和国家自然科学基金委员会网站检索获取，未在中国知网全库检索。后续研究可以在三个方向推进：通过田野实验测量GEO在国内外真实引擎中的效果及其持续时间，检验5.1节提出的结构化信息假设；通过消费者实验检验AI回答中不同商业标记方式对说服知识激活的影响；跟踪GEO相关执法案例和团体标准的实施，检验本文提出的主体认定规则在实践中的可操作性。</w:t>
+        <w:t xml:space="preserve">本研究有以下局限。平台证据中，谷歌和OpenAI的广告规则有官方说明，Perplexity的广告形式与退出决定、百度业绩会表态以及国内平台的购物功能，依据的是媒体报道或第三方实录；研究基于公开文献、规范文本和媒体报道，未取得GEO服务商和平台的内部数据；文中引用的多项GEO实验来自研究者自建的基准和预印本，其结论适用于相应的实验设置；中文文献通过期刊官网、国家哲学社会科学文献中心和国家自然科学基金委员会网站检索获取，未在中国知网全库检索。后续研究可以在三个方向推进：通过田野实验测量GEO在国内外真实引擎中的效果及其持续时间，检验5.1节提出的结构化信息假设；通过消费者实验检验AI回答中不同商业标记方式对说服知识激活的影响；跟踪GEO相关执法案例和团体标准的实施，检验本文提出的主体认定规则在实践中的可操作性。</w:t>
       </w:r>
     </w:p>
     <w:p>

--- a/geo-paper/GEO广告化论文.docx
+++ b/geo-paper/GEO广告化论文.docx
@@ -4,8 +4,7 @@
   <w:body>
     <w:p>
       <w:pPr>
-        <w:spacing w:after="240" w:before="0" w:line="500"/>
-        <w:jc w:val="center"/>
+        <w:pStyle w:val="Title"/>
       </w:pPr>
       <w:r>
         <w:rPr>
@@ -282,9 +281,7 @@
     </w:p>
     <w:p>
       <w:pPr>
-        <w:keepNext/>
-        <w:spacing w:after="120" w:before="240" w:line="360"/>
-        <w:jc w:val="left"/>
+        <w:pStyle w:val="Heading1"/>
       </w:pPr>
       <w:r>
         <w:rPr>
@@ -299,409 +296,292 @@
     </w:p>
     <w:p>
       <w:pPr>
-        <w:spacing w:after="0" w:before="0" w:line="360"/>
-        <w:ind w:firstLine="480"/>
-        <w:jc w:val="both"/>
-      </w:pPr>
-      <w:r>
-        <w:rPr>
-          <w:rFonts w:ascii="Times New Roman" w:cs="Times New Roman" w:eastAsia="宋体" w:hAnsi="Times New Roman"/>
-          <w:b w:val="false"/>
-          <w:bCs w:val="false"/>
-          <w:sz w:val="24"/>
-          <w:szCs w:val="24"/>
+        <w:pStyle w:val="BodyCN"/>
+      </w:pPr>
+      <w:r>
+        <w:rPr>
+          <w:b w:val="false"/>
+          <w:bCs w:val="false"/>
         </w:rPr>
         <w:t xml:space="preserve">截至2025年12月，我国生成式人工智能用户规模达6.02亿人，普及率为42.8%</w:t>
       </w:r>
       <w:r>
         <w:rPr>
-          <w:rFonts w:ascii="Times New Roman" w:cs="Times New Roman" w:eastAsia="宋体" w:hAnsi="Times New Roman"/>
-          <w:b w:val="false"/>
-          <w:bCs w:val="false"/>
-          <w:sz w:val="24"/>
-          <w:szCs w:val="24"/>
+          <w:b w:val="false"/>
+          <w:bCs w:val="false"/>
           <w:vertAlign w:val="superscript"/>
         </w:rPr>
         <w:t xml:space="preserve">[1]</w:t>
       </w:r>
       <w:r>
         <w:rPr>
-          <w:rFonts w:ascii="Times New Roman" w:cs="Times New Roman" w:eastAsia="宋体" w:hAnsi="Times New Roman"/>
-          <w:b w:val="false"/>
-          <w:bCs w:val="false"/>
-          <w:sz w:val="24"/>
-          <w:szCs w:val="24"/>
+          <w:b w:val="false"/>
+          <w:bCs w:val="false"/>
         </w:rPr>
         <w:t xml:space="preserve">。用户获取信息的入口正在从搜索结果页转向AI给出的整合式回答。皮尤研究中心对900名美国成年人2025年3月浏览记录的分析显示，在出现AI概览（AI Overviews）的谷歌搜索中，用户点击传统搜索结果的访问占8%，未出现时为15%；点击概览内所引来源的访问只占1%</w:t>
       </w:r>
       <w:r>
         <w:rPr>
-          <w:rFonts w:ascii="Times New Roman" w:cs="Times New Roman" w:eastAsia="宋体" w:hAnsi="Times New Roman"/>
-          <w:b w:val="false"/>
-          <w:bCs w:val="false"/>
-          <w:sz w:val="24"/>
-          <w:szCs w:val="24"/>
+          <w:b w:val="false"/>
+          <w:bCs w:val="false"/>
           <w:vertAlign w:val="superscript"/>
         </w:rPr>
         <w:t xml:space="preserve">[2]</w:t>
       </w:r>
       <w:r>
         <w:rPr>
-          <w:rFonts w:ascii="Times New Roman" w:cs="Times New Roman" w:eastAsia="宋体" w:hAnsi="Times New Roman"/>
-          <w:b w:val="false"/>
-          <w:bCs w:val="false"/>
-          <w:sz w:val="24"/>
-          <w:szCs w:val="24"/>
+          <w:b w:val="false"/>
+          <w:bCs w:val="false"/>
         </w:rPr>
         <w:t xml:space="preserve">。谷歌则称其自然点击总量同比“相对稳定”，但没有公布具体数据</w:t>
       </w:r>
       <w:r>
         <w:rPr>
-          <w:rFonts w:ascii="Times New Roman" w:cs="Times New Roman" w:eastAsia="宋体" w:hAnsi="Times New Roman"/>
-          <w:b w:val="false"/>
-          <w:bCs w:val="false"/>
-          <w:sz w:val="24"/>
-          <w:szCs w:val="24"/>
+          <w:b w:val="false"/>
+          <w:bCs w:val="false"/>
           <w:vertAlign w:val="superscript"/>
         </w:rPr>
         <w:t xml:space="preserve">[3]</w:t>
       </w:r>
       <w:r>
         <w:rPr>
-          <w:rFonts w:ascii="Times New Roman" w:cs="Times New Roman" w:eastAsia="宋体" w:hAnsi="Times New Roman"/>
-          <w:b w:val="false"/>
-          <w:bCs w:val="false"/>
-          <w:sz w:val="24"/>
-          <w:szCs w:val="24"/>
+          <w:b w:val="false"/>
+          <w:bCs w:val="false"/>
         </w:rPr>
         <w:t xml:space="preserve">。两组数据口径不同，皮尤比较的是单次访问中的点击比例，谷歌陈述的是点击总量；前者表明，在出现AI概览的查询中，用户点击外部结果的比例明显更低。</w:t>
       </w:r>
     </w:p>
     <w:p>
       <w:pPr>
-        <w:spacing w:after="0" w:before="0" w:line="360"/>
-        <w:ind w:firstLine="480"/>
-        <w:jc w:val="both"/>
-      </w:pPr>
-      <w:r>
-        <w:rPr>
-          <w:rFonts w:ascii="Times New Roman" w:cs="Times New Roman" w:eastAsia="宋体" w:hAnsi="Times New Roman"/>
-          <w:b w:val="false"/>
-          <w:bCs w:val="false"/>
-          <w:sz w:val="24"/>
-          <w:szCs w:val="24"/>
+        <w:pStyle w:val="BodyCN"/>
+      </w:pPr>
+      <w:r>
+        <w:rPr>
+          <w:b w:val="false"/>
+          <w:bCs w:val="false"/>
         </w:rPr>
         <w:t xml:space="preserve">AI回答中也开始出现商业信息。谷歌于2024年10月在美国移动端的AI概览中上线广告，现有的搜索、购物和效果最大化广告系列自动获得展示资格</w:t>
       </w:r>
       <w:r>
         <w:rPr>
-          <w:rFonts w:ascii="Times New Roman" w:cs="Times New Roman" w:eastAsia="宋体" w:hAnsi="Times New Roman"/>
-          <w:b w:val="false"/>
-          <w:bCs w:val="false"/>
-          <w:sz w:val="24"/>
-          <w:szCs w:val="24"/>
+          <w:b w:val="false"/>
+          <w:bCs w:val="false"/>
           <w:vertAlign w:val="superscript"/>
         </w:rPr>
         <w:t xml:space="preserve">[4]</w:t>
       </w:r>
       <w:r>
         <w:rPr>
-          <w:rFonts w:ascii="Times New Roman" w:cs="Times New Roman" w:eastAsia="宋体" w:hAnsi="Times New Roman"/>
-          <w:b w:val="false"/>
-          <w:bCs w:val="false"/>
-          <w:sz w:val="24"/>
-          <w:szCs w:val="24"/>
+          <w:b w:val="false"/>
+          <w:bCs w:val="false"/>
         </w:rPr>
         <w:t xml:space="preserve">。Perplexity于2024年11月以标注“赞助”的追问问题测试广告</w:t>
       </w:r>
       <w:r>
         <w:rPr>
-          <w:rFonts w:ascii="Times New Roman" w:cs="Times New Roman" w:eastAsia="宋体" w:hAnsi="Times New Roman"/>
-          <w:b w:val="false"/>
-          <w:bCs w:val="false"/>
-          <w:sz w:val="24"/>
-          <w:szCs w:val="24"/>
+          <w:b w:val="false"/>
+          <w:bCs w:val="false"/>
           <w:vertAlign w:val="superscript"/>
         </w:rPr>
         <w:t xml:space="preserve">[5]</w:t>
       </w:r>
       <w:r>
         <w:rPr>
-          <w:rFonts w:ascii="Times New Roman" w:cs="Times New Roman" w:eastAsia="宋体" w:hAnsi="Times New Roman"/>
-          <w:b w:val="false"/>
-          <w:bCs w:val="false"/>
-          <w:sz w:val="24"/>
-          <w:szCs w:val="24"/>
+          <w:b w:val="false"/>
+          <w:bCs w:val="false"/>
         </w:rPr>
         <w:t xml:space="preserve">，2026年2月又以用户信任为由开始逐步退出广告业务</w:t>
       </w:r>
       <w:r>
         <w:rPr>
-          <w:rFonts w:ascii="Times New Roman" w:cs="Times New Roman" w:eastAsia="宋体" w:hAnsi="Times New Roman"/>
-          <w:b w:val="false"/>
-          <w:bCs w:val="false"/>
-          <w:sz w:val="24"/>
-          <w:szCs w:val="24"/>
+          <w:b w:val="false"/>
+          <w:bCs w:val="false"/>
           <w:vertAlign w:val="superscript"/>
         </w:rPr>
         <w:t xml:space="preserve">[6]</w:t>
       </w:r>
       <w:r>
         <w:rPr>
-          <w:rFonts w:ascii="Times New Roman" w:cs="Times New Roman" w:eastAsia="宋体" w:hAnsi="Times New Roman"/>
-          <w:b w:val="false"/>
-          <w:bCs w:val="false"/>
-          <w:sz w:val="24"/>
-          <w:szCs w:val="24"/>
+          <w:b w:val="false"/>
+          <w:bCs w:val="false"/>
         </w:rPr>
         <w:t xml:space="preserve">。OpenAI于2026年1月宣布在ChatGPT中引入广告</w:t>
       </w:r>
       <w:r>
         <w:rPr>
-          <w:rFonts w:ascii="Times New Roman" w:cs="Times New Roman" w:eastAsia="宋体" w:hAnsi="Times New Roman"/>
-          <w:b w:val="false"/>
-          <w:bCs w:val="false"/>
-          <w:sz w:val="24"/>
-          <w:szCs w:val="24"/>
+          <w:b w:val="false"/>
+          <w:bCs w:val="false"/>
           <w:vertAlign w:val="superscript"/>
         </w:rPr>
         <w:t xml:space="preserve">[7]</w:t>
       </w:r>
       <w:r>
         <w:rPr>
-          <w:rFonts w:ascii="Times New Roman" w:cs="Times New Roman" w:eastAsia="宋体" w:hAnsi="Times New Roman"/>
-          <w:b w:val="false"/>
-          <w:bCs w:val="false"/>
-          <w:sz w:val="24"/>
-          <w:szCs w:val="24"/>
+          <w:b w:val="false"/>
+          <w:bCs w:val="false"/>
         </w:rPr>
         <w:t xml:space="preserve">，2月起在美国面向免费版和Go版用户测试</w:t>
       </w:r>
       <w:r>
         <w:rPr>
-          <w:rFonts w:ascii="Times New Roman" w:cs="Times New Roman" w:eastAsia="宋体" w:hAnsi="Times New Roman"/>
-          <w:b w:val="false"/>
-          <w:bCs w:val="false"/>
-          <w:sz w:val="24"/>
-          <w:szCs w:val="24"/>
+          <w:b w:val="false"/>
+          <w:bCs w:val="false"/>
           <w:vertAlign w:val="superscript"/>
         </w:rPr>
         <w:t xml:space="preserve">[8]</w:t>
       </w:r>
       <w:r>
         <w:rPr>
-          <w:rFonts w:ascii="Times New Roman" w:cs="Times New Roman" w:eastAsia="宋体" w:hAnsi="Times New Roman"/>
-          <w:b w:val="false"/>
-          <w:bCs w:val="false"/>
-          <w:sz w:val="24"/>
-          <w:szCs w:val="24"/>
+          <w:b w:val="false"/>
+          <w:bCs w:val="false"/>
         </w:rPr>
         <w:t xml:space="preserve">，8月称该业务上线不足200天即达到10亿美元的年化收入运行率</w:t>
       </w:r>
       <w:r>
         <w:rPr>
-          <w:rFonts w:ascii="Times New Roman" w:cs="Times New Roman" w:eastAsia="宋体" w:hAnsi="Times New Roman"/>
-          <w:b w:val="false"/>
-          <w:bCs w:val="false"/>
-          <w:sz w:val="24"/>
-          <w:szCs w:val="24"/>
+          <w:b w:val="false"/>
+          <w:bCs w:val="false"/>
           <w:vertAlign w:val="superscript"/>
         </w:rPr>
         <w:t xml:space="preserve">[9]</w:t>
       </w:r>
       <w:r>
         <w:rPr>
-          <w:rFonts w:ascii="Times New Roman" w:cs="Times New Roman" w:eastAsia="宋体" w:hAnsi="Times New Roman"/>
-          <w:b w:val="false"/>
-          <w:bCs w:val="false"/>
-          <w:sz w:val="24"/>
-          <w:szCs w:val="24"/>
+          <w:b w:val="false"/>
+          <w:bCs w:val="false"/>
         </w:rPr>
         <w:t xml:space="preserve">。国内的进入方式以购物为主：豆包App于2026年4月上线“帮你选”购物入口，与抖音电商打通交易闭环</w:t>
       </w:r>
       <w:r>
         <w:rPr>
-          <w:rFonts w:ascii="Times New Roman" w:cs="Times New Roman" w:eastAsia="宋体" w:hAnsi="Times New Roman"/>
-          <w:b w:val="false"/>
-          <w:bCs w:val="false"/>
-          <w:sz w:val="24"/>
-          <w:szCs w:val="24"/>
+          <w:b w:val="false"/>
+          <w:bCs w:val="false"/>
           <w:vertAlign w:val="superscript"/>
         </w:rPr>
         <w:t xml:space="preserve">[10]</w:t>
       </w:r>
       <w:r>
         <w:rPr>
-          <w:rFonts w:ascii="Times New Roman" w:cs="Times New Roman" w:eastAsia="宋体" w:hAnsi="Times New Roman"/>
-          <w:b w:val="false"/>
-          <w:bCs w:val="false"/>
-          <w:sz w:val="24"/>
-          <w:szCs w:val="24"/>
+          <w:b w:val="false"/>
+          <w:bCs w:val="false"/>
         </w:rPr>
         <w:t xml:space="preserve">；千问App于同年5月与淘宝全面打通，用户可以在对话中完成选购和下单</w:t>
       </w:r>
       <w:r>
         <w:rPr>
-          <w:rFonts w:ascii="Times New Roman" w:cs="Times New Roman" w:eastAsia="宋体" w:hAnsi="Times New Roman"/>
-          <w:b w:val="false"/>
-          <w:bCs w:val="false"/>
-          <w:sz w:val="24"/>
-          <w:szCs w:val="24"/>
+          <w:b w:val="false"/>
+          <w:bCs w:val="false"/>
           <w:vertAlign w:val="superscript"/>
         </w:rPr>
         <w:t xml:space="preserve">[11]</w:t>
       </w:r>
       <w:r>
         <w:rPr>
-          <w:rFonts w:ascii="Times New Roman" w:cs="Times New Roman" w:eastAsia="宋体" w:hAnsi="Times New Roman"/>
-          <w:b w:val="false"/>
-          <w:bCs w:val="false"/>
-          <w:sz w:val="24"/>
-          <w:szCs w:val="24"/>
+          <w:b w:val="false"/>
+          <w:bCs w:val="false"/>
         </w:rPr>
         <w:t xml:space="preserve">。百度2026年第二季度在线营销服务收入为131亿元，同比下降19%，管理层表示AI搜索当前优先改善回答质量和用户体验，有意推迟其商业化</w:t>
       </w:r>
       <w:r>
         <w:rPr>
-          <w:rFonts w:ascii="Times New Roman" w:cs="Times New Roman" w:eastAsia="宋体" w:hAnsi="Times New Roman"/>
-          <w:b w:val="false"/>
-          <w:bCs w:val="false"/>
-          <w:sz w:val="24"/>
-          <w:szCs w:val="24"/>
+          <w:b w:val="false"/>
+          <w:bCs w:val="false"/>
           <w:vertAlign w:val="superscript"/>
         </w:rPr>
         <w:t xml:space="preserve">[12,13]</w:t>
       </w:r>
       <w:r>
         <w:rPr>
-          <w:rFonts w:ascii="Times New Roman" w:cs="Times New Roman" w:eastAsia="宋体" w:hAnsi="Times New Roman"/>
-          <w:b w:val="false"/>
-          <w:bCs w:val="false"/>
-          <w:sz w:val="24"/>
-          <w:szCs w:val="24"/>
+          <w:b w:val="false"/>
+          <w:bCs w:val="false"/>
         </w:rPr>
         <w:t xml:space="preserve">。</w:t>
       </w:r>
     </w:p>
     <w:p>
       <w:pPr>
-        <w:spacing w:after="0" w:before="0" w:line="360"/>
-        <w:ind w:firstLine="480"/>
-        <w:jc w:val="both"/>
-      </w:pPr>
-      <w:r>
-        <w:rPr>
-          <w:rFonts w:ascii="Times New Roman" w:cs="Times New Roman" w:eastAsia="宋体" w:hAnsi="Times New Roman"/>
-          <w:b w:val="false"/>
-          <w:bCs w:val="false"/>
-          <w:sz w:val="24"/>
-          <w:szCs w:val="24"/>
+        <w:pStyle w:val="BodyCN"/>
+      </w:pPr>
+      <w:r>
+        <w:rPr>
+          <w:b w:val="false"/>
+          <w:bCs w:val="false"/>
         </w:rPr>
         <w:t xml:space="preserve">平台广告体系之外，经营者还可以通过改写和投放内容，让自身信息出现在AI的“自然”回答中。Aggarwal等将这类做法命名为生成式引擎优化（Generative Engine Optimization，GEO），并在其构建的基准上报告了最高约40%的可见度提升</w:t>
       </w:r>
       <w:r>
         <w:rPr>
-          <w:rFonts w:ascii="Times New Roman" w:cs="Times New Roman" w:eastAsia="宋体" w:hAnsi="Times New Roman"/>
-          <w:b w:val="false"/>
-          <w:bCs w:val="false"/>
-          <w:sz w:val="24"/>
-          <w:szCs w:val="24"/>
+          <w:b w:val="false"/>
+          <w:bCs w:val="false"/>
           <w:vertAlign w:val="superscript"/>
         </w:rPr>
         <w:t xml:space="preserve">[14]</w:t>
       </w:r>
       <w:r>
         <w:rPr>
-          <w:rFonts w:ascii="Times New Roman" w:cs="Times New Roman" w:eastAsia="宋体" w:hAnsi="Times New Roman"/>
-          <w:b w:val="false"/>
-          <w:bCs w:val="false"/>
-          <w:sz w:val="24"/>
-          <w:szCs w:val="24"/>
+          <w:b w:val="false"/>
+          <w:bCs w:val="false"/>
         </w:rPr>
         <w:t xml:space="preserve">。这项技术在国内很快被商品化。新华社2026年1月的调查发现，一些广告代理机构摸索大模型的资料索引来源，有意识地向相关内容平台海量投放软文，借此把广告信息植入AI搜索结果，且不标注为广告</w:t>
       </w:r>
       <w:r>
         <w:rPr>
-          <w:rFonts w:ascii="Times New Roman" w:cs="Times New Roman" w:eastAsia="宋体" w:hAnsi="Times New Roman"/>
-          <w:b w:val="false"/>
-          <w:bCs w:val="false"/>
-          <w:sz w:val="24"/>
-          <w:szCs w:val="24"/>
+          <w:b w:val="false"/>
+          <w:bCs w:val="false"/>
           <w:vertAlign w:val="superscript"/>
         </w:rPr>
         <w:t xml:space="preserve">[15]</w:t>
       </w:r>
       <w:r>
         <w:rPr>
-          <w:rFonts w:ascii="Times New Roman" w:cs="Times New Roman" w:eastAsia="宋体" w:hAnsi="Times New Roman"/>
-          <w:b w:val="false"/>
-          <w:bCs w:val="false"/>
-          <w:sz w:val="24"/>
-          <w:szCs w:val="24"/>
+          <w:b w:val="false"/>
+          <w:bCs w:val="false"/>
         </w:rPr>
         <w:t xml:space="preserve">。同年央视“3·15”晚会曝光，业内人士用购得的GEO软件虚构了一款智能手环并批量生成软文，发布后主流AI大模型在相关推荐中把这款并不存在的产品排在前列</w:t>
       </w:r>
       <w:r>
         <w:rPr>
-          <w:rFonts w:ascii="Times New Roman" w:cs="Times New Roman" w:eastAsia="宋体" w:hAnsi="Times New Roman"/>
-          <w:b w:val="false"/>
-          <w:bCs w:val="false"/>
-          <w:sz w:val="24"/>
-          <w:szCs w:val="24"/>
+          <w:b w:val="false"/>
+          <w:bCs w:val="false"/>
           <w:vertAlign w:val="superscript"/>
         </w:rPr>
         <w:t xml:space="preserve">[16]</w:t>
       </w:r>
       <w:r>
         <w:rPr>
-          <w:rFonts w:ascii="Times New Roman" w:cs="Times New Roman" w:eastAsia="宋体" w:hAnsi="Times New Roman"/>
-          <w:b w:val="false"/>
-          <w:bCs w:val="false"/>
-          <w:sz w:val="24"/>
-          <w:szCs w:val="24"/>
+          <w:b w:val="false"/>
+          <w:bCs w:val="false"/>
         </w:rPr>
         <w:t xml:space="preserve">。经营者出资委托服务商影响AI回答的内容，目的在于推销商品，GEO在功能上与广告相同，进入AI回答时却不带广告标识。</w:t>
       </w:r>
     </w:p>
     <w:p>
       <w:pPr>
-        <w:spacing w:after="0" w:before="0" w:line="360"/>
-        <w:ind w:firstLine="480"/>
-        <w:jc w:val="both"/>
-      </w:pPr>
-      <w:r>
-        <w:rPr>
-          <w:rFonts w:ascii="Times New Roman" w:cs="Times New Roman" w:eastAsia="宋体" w:hAnsi="Times New Roman"/>
-          <w:b w:val="false"/>
-          <w:bCs w:val="false"/>
-          <w:sz w:val="24"/>
-          <w:szCs w:val="24"/>
+        <w:pStyle w:val="BodyCN"/>
+      </w:pPr>
+      <w:r>
+        <w:rPr>
+          <w:b w:val="false"/>
+          <w:bCs w:val="false"/>
         </w:rPr>
         <w:t xml:space="preserve">GEO由此提出了三个尚未得到系统回答的问题，本文依次讨论：（1）GEO通过哪些环节进入AI回答，与平台广告构成何种关系；（2）GEO广告化给广告可识别性、信息质量、市场竞争和效果计量带来哪些风险；（3）现行广告规则与人工智能规则在哪些环节失效，义务应如何在广告主、GEO服务商、生成式引擎平台与监管部门之间分配。本文的贡献有三点：把GEO界定为不经平台广告系统、以回答正文为载体的广告形态，提出平台广告与第三方GEO内容并存的分析框架；通过规范文本比对，指出现行规则在不附购买入口的AI回答中缺少承担标识义务的主体；提出按推销目的认定广告属性、在信源端设置可传递的商业标记、为生成式人工智能服务提供者设定商业来源提示义务、以重复抽样验收效果的治理方案。</w:t>
       </w:r>
     </w:p>
     <w:p>
       <w:pPr>
-        <w:spacing w:after="0" w:before="0" w:line="360"/>
-        <w:ind w:firstLine="480"/>
-        <w:jc w:val="both"/>
-      </w:pPr>
-      <w:r>
-        <w:rPr>
-          <w:rFonts w:ascii="Times New Roman" w:cs="Times New Roman" w:eastAsia="宋体" w:hAnsi="Times New Roman"/>
-          <w:b w:val="false"/>
-          <w:bCs w:val="false"/>
-          <w:sz w:val="24"/>
-          <w:szCs w:val="24"/>
+        <w:pStyle w:val="BodyCN"/>
+      </w:pPr>
+      <w:r>
+        <w:rPr>
+          <w:b w:val="false"/>
+          <w:bCs w:val="false"/>
         </w:rPr>
         <w:t xml:space="preserve">全文结构如下：第2节回顾相关文献；第3节说明研究方法；第4节界定概念并提出理论命题；第5节分析GEO广告化的运作机制；第6节识别其风险；第7节提出治理路径与管理启示；第8节总结全文并说明研究局限。</w:t>
       </w:r>
     </w:p>
     <w:p>
       <w:pPr>
-        <w:keepNext/>
-        <w:spacing w:after="120" w:before="240" w:line="360"/>
-        <w:jc w:val="left"/>
+        <w:pStyle w:val="Heading1"/>
       </w:pPr>
       <w:r>
         <w:rPr>
@@ -716,9 +596,7 @@
     </w:p>
     <w:p>
       <w:pPr>
-        <w:keepNext/>
-        <w:spacing w:after="60" w:before="120" w:line="360"/>
-        <w:jc w:val="left"/>
+        <w:pStyle w:val="Heading2"/>
       </w:pPr>
       <w:r>
         <w:rPr>
@@ -733,215 +611,154 @@
     </w:p>
     <w:p>
       <w:pPr>
-        <w:spacing w:after="0" w:before="0" w:line="360"/>
-        <w:ind w:firstLine="480"/>
-        <w:jc w:val="both"/>
-      </w:pPr>
-      <w:r>
-        <w:rPr>
-          <w:rFonts w:ascii="Times New Roman" w:cs="Times New Roman" w:eastAsia="宋体" w:hAnsi="Times New Roman"/>
-          <w:b w:val="false"/>
-          <w:bCs w:val="false"/>
-          <w:sz w:val="24"/>
-          <w:szCs w:val="24"/>
+        <w:pStyle w:val="BodyCN"/>
+      </w:pPr>
+      <w:r>
+        <w:rPr>
+          <w:b w:val="false"/>
+          <w:bCs w:val="false"/>
         </w:rPr>
         <w:t xml:space="preserve">生成式引擎的技术基础是检索增强生成，即以外部文档库作为非参数记忆，补充模型参数中的知识</w:t>
       </w:r>
       <w:r>
         <w:rPr>
-          <w:rFonts w:ascii="Times New Roman" w:cs="Times New Roman" w:eastAsia="宋体" w:hAnsi="Times New Roman"/>
-          <w:b w:val="false"/>
-          <w:bCs w:val="false"/>
-          <w:sz w:val="24"/>
-          <w:szCs w:val="24"/>
+          <w:b w:val="false"/>
+          <w:bCs w:val="false"/>
           <w:vertAlign w:val="superscript"/>
         </w:rPr>
         <w:t xml:space="preserve">[17]</w:t>
       </w:r>
       <w:r>
         <w:rPr>
-          <w:rFonts w:ascii="Times New Roman" w:cs="Times New Roman" w:eastAsia="宋体" w:hAnsi="Times New Roman"/>
-          <w:b w:val="false"/>
-          <w:bCs w:val="false"/>
-          <w:sz w:val="24"/>
-          <w:szCs w:val="24"/>
+          <w:b w:val="false"/>
+          <w:bCs w:val="false"/>
         </w:rPr>
         <w:t xml:space="preserve">。围绕内容在生成式回答中的可见度，计算机科学研究形成了两条线索。一条把GEO视为内容创作者的优化问题：Aggarwal等提出GEO概念和评测基准</w:t>
       </w:r>
       <w:r>
         <w:rPr>
-          <w:rFonts w:ascii="Times New Roman" w:cs="Times New Roman" w:eastAsia="宋体" w:hAnsi="Times New Roman"/>
-          <w:b w:val="false"/>
-          <w:bCs w:val="false"/>
-          <w:sz w:val="24"/>
-          <w:szCs w:val="24"/>
+          <w:b w:val="false"/>
+          <w:bCs w:val="false"/>
           <w:vertAlign w:val="superscript"/>
         </w:rPr>
         <w:t xml:space="preserve">[14]</w:t>
       </w:r>
       <w:r>
         <w:rPr>
-          <w:rFonts w:ascii="Times New Roman" w:cs="Times New Roman" w:eastAsia="宋体" w:hAnsi="Times New Roman"/>
-          <w:b w:val="false"/>
-          <w:bCs w:val="false"/>
-          <w:sz w:val="24"/>
-          <w:szCs w:val="24"/>
+          <w:b w:val="false"/>
+          <w:bCs w:val="false"/>
         </w:rPr>
         <w:t xml:space="preserve">，Chen等比较了AI搜索与传统搜索的信源偏好</w:t>
       </w:r>
       <w:r>
         <w:rPr>
-          <w:rFonts w:ascii="Times New Roman" w:cs="Times New Roman" w:eastAsia="宋体" w:hAnsi="Times New Roman"/>
-          <w:b w:val="false"/>
-          <w:bCs w:val="false"/>
-          <w:sz w:val="24"/>
-          <w:szCs w:val="24"/>
+          <w:b w:val="false"/>
+          <w:bCs w:val="false"/>
           <w:vertAlign w:val="superscript"/>
         </w:rPr>
         <w:t xml:space="preserve">[18]</w:t>
       </w:r>
       <w:r>
         <w:rPr>
-          <w:rFonts w:ascii="Times New Roman" w:cs="Times New Roman" w:eastAsia="宋体" w:hAnsi="Times New Roman"/>
-          <w:b w:val="false"/>
-          <w:bCs w:val="false"/>
-          <w:sz w:val="24"/>
-          <w:szCs w:val="24"/>
+          <w:b w:val="false"/>
+          <w:bCs w:val="false"/>
         </w:rPr>
         <w:t xml:space="preserve">，Wu等从引擎偏好中归纳改写规则</w:t>
       </w:r>
       <w:r>
         <w:rPr>
-          <w:rFonts w:ascii="Times New Roman" w:cs="Times New Roman" w:eastAsia="宋体" w:hAnsi="Times New Roman"/>
-          <w:b w:val="false"/>
-          <w:bCs w:val="false"/>
-          <w:sz w:val="24"/>
-          <w:szCs w:val="24"/>
+          <w:b w:val="false"/>
+          <w:bCs w:val="false"/>
           <w:vertAlign w:val="superscript"/>
         </w:rPr>
         <w:t xml:space="preserve">[19]</w:t>
       </w:r>
       <w:r>
         <w:rPr>
-          <w:rFonts w:ascii="Times New Roman" w:cs="Times New Roman" w:eastAsia="宋体" w:hAnsi="Times New Roman"/>
-          <w:b w:val="false"/>
-          <w:bCs w:val="false"/>
-          <w:sz w:val="24"/>
-          <w:szCs w:val="24"/>
+          <w:b w:val="false"/>
+          <w:bCs w:val="false"/>
         </w:rPr>
         <w:t xml:space="preserve">，Martinez对2023年至2026年的45项研究做了批判性综述</w:t>
       </w:r>
       <w:r>
         <w:rPr>
-          <w:rFonts w:ascii="Times New Roman" w:cs="Times New Roman" w:eastAsia="宋体" w:hAnsi="Times New Roman"/>
-          <w:b w:val="false"/>
-          <w:bCs w:val="false"/>
-          <w:sz w:val="24"/>
-          <w:szCs w:val="24"/>
+          <w:b w:val="false"/>
+          <w:bCs w:val="false"/>
           <w:vertAlign w:val="superscript"/>
         </w:rPr>
         <w:t xml:space="preserve">[20]</w:t>
       </w:r>
       <w:r>
         <w:rPr>
-          <w:rFonts w:ascii="Times New Roman" w:cs="Times New Roman" w:eastAsia="宋体" w:hAnsi="Times New Roman"/>
-          <w:b w:val="false"/>
-          <w:bCs w:val="false"/>
-          <w:sz w:val="24"/>
-          <w:szCs w:val="24"/>
+          <w:b w:val="false"/>
+          <w:bCs w:val="false"/>
         </w:rPr>
         <w:t xml:space="preserve">。另一条把同类行为视为对抗攻击：策略性文本序列</w:t>
       </w:r>
       <w:r>
         <w:rPr>
-          <w:rFonts w:ascii="Times New Roman" w:cs="Times New Roman" w:eastAsia="宋体" w:hAnsi="Times New Roman"/>
-          <w:b w:val="false"/>
-          <w:bCs w:val="false"/>
-          <w:sz w:val="24"/>
-          <w:szCs w:val="24"/>
+          <w:b w:val="false"/>
+          <w:bCs w:val="false"/>
           <w:vertAlign w:val="superscript"/>
         </w:rPr>
         <w:t xml:space="preserve">[21]</w:t>
       </w:r>
       <w:r>
         <w:rPr>
-          <w:rFonts w:ascii="Times New Roman" w:cs="Times New Roman" w:eastAsia="宋体" w:hAnsi="Times New Roman"/>
-          <w:b w:val="false"/>
-          <w:bCs w:val="false"/>
-          <w:sz w:val="24"/>
-          <w:szCs w:val="24"/>
+          <w:b w:val="false"/>
+          <w:bCs w:val="false"/>
         </w:rPr>
         <w:t xml:space="preserve">、偏好操纵攻击</w:t>
       </w:r>
       <w:r>
         <w:rPr>
-          <w:rFonts w:ascii="Times New Roman" w:cs="Times New Roman" w:eastAsia="宋体" w:hAnsi="Times New Roman"/>
-          <w:b w:val="false"/>
-          <w:bCs w:val="false"/>
-          <w:sz w:val="24"/>
-          <w:szCs w:val="24"/>
+          <w:b w:val="false"/>
+          <w:bCs w:val="false"/>
           <w:vertAlign w:val="superscript"/>
         </w:rPr>
         <w:t xml:space="preserve">[22]</w:t>
       </w:r>
       <w:r>
         <w:rPr>
-          <w:rFonts w:ascii="Times New Roman" w:cs="Times New Roman" w:eastAsia="宋体" w:hAnsi="Times New Roman"/>
-          <w:b w:val="false"/>
-          <w:bCs w:val="false"/>
-          <w:sz w:val="24"/>
-          <w:szCs w:val="24"/>
+          <w:b w:val="false"/>
+          <w:bCs w:val="false"/>
         </w:rPr>
         <w:t xml:space="preserve">、针对引用排序的提示注入</w:t>
       </w:r>
       <w:r>
         <w:rPr>
-          <w:rFonts w:ascii="Times New Roman" w:cs="Times New Roman" w:eastAsia="宋体" w:hAnsi="Times New Roman"/>
-          <w:b w:val="false"/>
-          <w:bCs w:val="false"/>
-          <w:sz w:val="24"/>
-          <w:szCs w:val="24"/>
+          <w:b w:val="false"/>
+          <w:bCs w:val="false"/>
           <w:vertAlign w:val="superscript"/>
         </w:rPr>
         <w:t xml:space="preserve">[23]</w:t>
       </w:r>
       <w:r>
         <w:rPr>
-          <w:rFonts w:ascii="Times New Roman" w:cs="Times New Roman" w:eastAsia="宋体" w:hAnsi="Times New Roman"/>
-          <w:b w:val="false"/>
-          <w:bCs w:val="false"/>
-          <w:sz w:val="24"/>
-          <w:szCs w:val="24"/>
+          <w:b w:val="false"/>
+          <w:bCs w:val="false"/>
         </w:rPr>
         <w:t xml:space="preserve">和检索知识库投毒</w:t>
       </w:r>
       <w:r>
         <w:rPr>
-          <w:rFonts w:ascii="Times New Roman" w:cs="Times New Roman" w:eastAsia="宋体" w:hAnsi="Times New Roman"/>
-          <w:b w:val="false"/>
-          <w:bCs w:val="false"/>
-          <w:sz w:val="24"/>
-          <w:szCs w:val="24"/>
+          <w:b w:val="false"/>
+          <w:bCs w:val="false"/>
           <w:vertAlign w:val="superscript"/>
         </w:rPr>
         <w:t xml:space="preserve">[24]</w:t>
       </w:r>
       <w:r>
         <w:rPr>
-          <w:rFonts w:ascii="Times New Roman" w:cs="Times New Roman" w:eastAsia="宋体" w:hAnsi="Times New Roman"/>
-          <w:b w:val="false"/>
-          <w:bCs w:val="false"/>
-          <w:sz w:val="24"/>
-          <w:szCs w:val="24"/>
+          <w:b w:val="false"/>
+          <w:bCs w:val="false"/>
         </w:rPr>
         <w:t xml:space="preserve">都被证明能够改变模型的推荐或回答。</w:t>
       </w:r>
     </w:p>
     <w:p>
       <w:pPr>
-        <w:keepNext/>
-        <w:spacing w:after="60" w:before="120" w:line="360"/>
-        <w:jc w:val="left"/>
+        <w:pStyle w:val="Heading2"/>
       </w:pPr>
       <w:r>
         <w:rPr>
@@ -956,173 +773,124 @@
     </w:p>
     <w:p>
       <w:pPr>
-        <w:spacing w:after="0" w:before="0" w:line="360"/>
-        <w:ind w:firstLine="480"/>
-        <w:jc w:val="both"/>
-      </w:pPr>
-      <w:r>
-        <w:rPr>
-          <w:rFonts w:ascii="Times New Roman" w:cs="Times New Roman" w:eastAsia="宋体" w:hAnsi="Times New Roman"/>
-          <w:b w:val="false"/>
-          <w:bCs w:val="false"/>
-          <w:sz w:val="24"/>
-          <w:szCs w:val="24"/>
+        <w:pStyle w:val="BodyCN"/>
+      </w:pPr>
+      <w:r>
+        <w:rPr>
+          <w:b w:val="false"/>
+          <w:bCs w:val="false"/>
         </w:rPr>
         <w:t xml:space="preserve">经济学与机制设计研究讨论平台如何在大语言模型输出中出售广告。Feizi等指出，搜索广告框架不能直接迁移到大语言模型广告，隐私、时延和可靠性都需要重新考虑</w:t>
       </w:r>
       <w:r>
         <w:rPr>
-          <w:rFonts w:ascii="Times New Roman" w:cs="Times New Roman" w:eastAsia="宋体" w:hAnsi="Times New Roman"/>
-          <w:b w:val="false"/>
-          <w:bCs w:val="false"/>
-          <w:sz w:val="24"/>
-          <w:szCs w:val="24"/>
+          <w:b w:val="false"/>
+          <w:bCs w:val="false"/>
           <w:vertAlign w:val="superscript"/>
         </w:rPr>
         <w:t xml:space="preserve">[25]</w:t>
       </w:r>
       <w:r>
         <w:rPr>
-          <w:rFonts w:ascii="Times New Roman" w:cs="Times New Roman" w:eastAsia="宋体" w:hAnsi="Times New Roman"/>
-          <w:b w:val="false"/>
-          <w:bCs w:val="false"/>
-          <w:sz w:val="24"/>
-          <w:szCs w:val="24"/>
+          <w:b w:val="false"/>
+          <w:bCs w:val="false"/>
         </w:rPr>
         <w:t xml:space="preserve">；Dütting等提出逐词元运行的“词元拍卖”，多个广告主的偏好由各自的大语言模型表示，通过一维出价共同影响生成的广告文本</w:t>
       </w:r>
       <w:r>
         <w:rPr>
-          <w:rFonts w:ascii="Times New Roman" w:cs="Times New Roman" w:eastAsia="宋体" w:hAnsi="Times New Roman"/>
-          <w:b w:val="false"/>
-          <w:bCs w:val="false"/>
-          <w:sz w:val="24"/>
-          <w:szCs w:val="24"/>
+          <w:b w:val="false"/>
+          <w:bCs w:val="false"/>
           <w:vertAlign w:val="superscript"/>
         </w:rPr>
         <w:t xml:space="preserve">[26]</w:t>
       </w:r>
       <w:r>
         <w:rPr>
-          <w:rFonts w:ascii="Times New Roman" w:cs="Times New Roman" w:eastAsia="宋体" w:hAnsi="Times New Roman"/>
-          <w:b w:val="false"/>
-          <w:bCs w:val="false"/>
-          <w:sz w:val="24"/>
-          <w:szCs w:val="24"/>
+          <w:b w:val="false"/>
+          <w:bCs w:val="false"/>
         </w:rPr>
         <w:t xml:space="preserve">；Dubey等将位置拍卖推广到广告主竞争进入同一段模型摘要的情形</w:t>
       </w:r>
       <w:r>
         <w:rPr>
-          <w:rFonts w:ascii="Times New Roman" w:cs="Times New Roman" w:eastAsia="宋体" w:hAnsi="Times New Roman"/>
-          <w:b w:val="false"/>
-          <w:bCs w:val="false"/>
-          <w:sz w:val="24"/>
-          <w:szCs w:val="24"/>
+          <w:b w:val="false"/>
+          <w:bCs w:val="false"/>
           <w:vertAlign w:val="superscript"/>
         </w:rPr>
         <w:t xml:space="preserve">[27]</w:t>
       </w:r>
       <w:r>
         <w:rPr>
-          <w:rFonts w:ascii="Times New Roman" w:cs="Times New Roman" w:eastAsia="宋体" w:hAnsi="Times New Roman"/>
-          <w:b w:val="false"/>
-          <w:bCs w:val="false"/>
-          <w:sz w:val="24"/>
-          <w:szCs w:val="24"/>
+          <w:b w:val="false"/>
+          <w:bCs w:val="false"/>
         </w:rPr>
         <w:t xml:space="preserve">；Hajiaghayi等提出基于检索增强生成的分段拍卖，按出价和相关性为输出片段分配广告</w:t>
       </w:r>
       <w:r>
         <w:rPr>
-          <w:rFonts w:ascii="Times New Roman" w:cs="Times New Roman" w:eastAsia="宋体" w:hAnsi="Times New Roman"/>
-          <w:b w:val="false"/>
-          <w:bCs w:val="false"/>
-          <w:sz w:val="24"/>
-          <w:szCs w:val="24"/>
+          <w:b w:val="false"/>
+          <w:bCs w:val="false"/>
           <w:vertAlign w:val="superscript"/>
         </w:rPr>
         <w:t xml:space="preserve">[28]</w:t>
       </w:r>
       <w:r>
         <w:rPr>
-          <w:rFonts w:ascii="Times New Roman" w:cs="Times New Roman" w:eastAsia="宋体" w:hAnsi="Times New Roman"/>
-          <w:b w:val="false"/>
-          <w:bCs w:val="false"/>
-          <w:sz w:val="24"/>
-          <w:szCs w:val="24"/>
+          <w:b w:val="false"/>
+          <w:bCs w:val="false"/>
         </w:rPr>
         <w:t xml:space="preserve">。信息检索研究则关注在生成式回答中植入广告的效果与识别：Hu等构建的GEM-Bench基准的初步结果显示，基于提示词让模型在回答中直接植入广告，能取得尚可的点击率，但往往降低用户满意度</w:t>
       </w:r>
       <w:r>
         <w:rPr>
-          <w:rFonts w:ascii="Times New Roman" w:cs="Times New Roman" w:eastAsia="宋体" w:hAnsi="Times New Roman"/>
-          <w:b w:val="false"/>
-          <w:bCs w:val="false"/>
-          <w:sz w:val="24"/>
-          <w:szCs w:val="24"/>
+          <w:b w:val="false"/>
+          <w:bCs w:val="false"/>
           <w:vertAlign w:val="superscript"/>
         </w:rPr>
         <w:t xml:space="preserve">[29]</w:t>
       </w:r>
       <w:r>
         <w:rPr>
-          <w:rFonts w:ascii="Times New Roman" w:cs="Times New Roman" w:eastAsia="宋体" w:hAnsi="Times New Roman"/>
-          <w:b w:val="false"/>
-          <w:bCs w:val="false"/>
-          <w:sz w:val="24"/>
-          <w:szCs w:val="24"/>
+          <w:b w:val="false"/>
+          <w:bCs w:val="false"/>
         </w:rPr>
         <w:t xml:space="preserve">；Zelch等的用户研究表明，在用户未预期的情况下，由模型融入回答的品牌或产品植入在相当比例的情形中未被察觉</w:t>
       </w:r>
       <w:r>
         <w:rPr>
-          <w:rFonts w:ascii="Times New Roman" w:cs="Times New Roman" w:eastAsia="宋体" w:hAnsi="Times New Roman"/>
-          <w:b w:val="false"/>
-          <w:bCs w:val="false"/>
-          <w:sz w:val="24"/>
-          <w:szCs w:val="24"/>
+          <w:b w:val="false"/>
+          <w:bCs w:val="false"/>
           <w:vertAlign w:val="superscript"/>
         </w:rPr>
         <w:t xml:space="preserve">[30]</w:t>
       </w:r>
       <w:r>
         <w:rPr>
-          <w:rFonts w:ascii="Times New Roman" w:cs="Times New Roman" w:eastAsia="宋体" w:hAnsi="Times New Roman"/>
-          <w:b w:val="false"/>
-          <w:bCs w:val="false"/>
-          <w:sz w:val="24"/>
-          <w:szCs w:val="24"/>
+          <w:b w:val="false"/>
+          <w:bCs w:val="false"/>
         </w:rPr>
         <w:t xml:space="preserve">；Schmidt等研究了此类广告的自动检测</w:t>
       </w:r>
       <w:r>
         <w:rPr>
-          <w:rFonts w:ascii="Times New Roman" w:cs="Times New Roman" w:eastAsia="宋体" w:hAnsi="Times New Roman"/>
-          <w:b w:val="false"/>
-          <w:bCs w:val="false"/>
-          <w:sz w:val="24"/>
-          <w:szCs w:val="24"/>
+          <w:b w:val="false"/>
+          <w:bCs w:val="false"/>
           <w:vertAlign w:val="superscript"/>
         </w:rPr>
         <w:t xml:space="preserve">[31]</w:t>
       </w:r>
       <w:r>
         <w:rPr>
-          <w:rFonts w:ascii="Times New Roman" w:cs="Times New Roman" w:eastAsia="宋体" w:hAnsi="Times New Roman"/>
-          <w:b w:val="false"/>
-          <w:bCs w:val="false"/>
-          <w:sz w:val="24"/>
-          <w:szCs w:val="24"/>
+          <w:b w:val="false"/>
+          <w:bCs w:val="false"/>
         </w:rPr>
         <w:t xml:space="preserve">。</w:t>
       </w:r>
     </w:p>
     <w:p>
       <w:pPr>
-        <w:keepNext/>
-        <w:spacing w:after="60" w:before="120" w:line="360"/>
-        <w:jc w:val="left"/>
+        <w:pStyle w:val="Heading2"/>
       </w:pPr>
       <w:r>
         <w:rPr>
@@ -1137,152 +905,109 @@
     </w:p>
     <w:p>
       <w:pPr>
-        <w:spacing w:after="0" w:before="0" w:line="360"/>
-        <w:ind w:firstLine="480"/>
-        <w:jc w:val="both"/>
-      </w:pPr>
-      <w:r>
-        <w:rPr>
-          <w:rFonts w:ascii="Times New Roman" w:cs="Times New Roman" w:eastAsia="宋体" w:hAnsi="Times New Roman"/>
-          <w:b w:val="false"/>
-          <w:bCs w:val="false"/>
-          <w:sz w:val="24"/>
-          <w:szCs w:val="24"/>
+        <w:pStyle w:val="BodyCN"/>
+      </w:pPr>
+      <w:r>
+        <w:rPr>
+          <w:b w:val="false"/>
+          <w:bCs w:val="false"/>
         </w:rPr>
         <w:t xml:space="preserve">搜索广告研究以广告位拍卖和点击效果为中心。Edelman等分析了广义二价拍卖的均衡性质</w:t>
       </w:r>
       <w:r>
         <w:rPr>
-          <w:rFonts w:ascii="Times New Roman" w:cs="Times New Roman" w:eastAsia="宋体" w:hAnsi="Times New Roman"/>
-          <w:b w:val="false"/>
-          <w:bCs w:val="false"/>
-          <w:sz w:val="24"/>
-          <w:szCs w:val="24"/>
+          <w:b w:val="false"/>
+          <w:bCs w:val="false"/>
           <w:vertAlign w:val="superscript"/>
         </w:rPr>
         <w:t xml:space="preserve">[32]</w:t>
       </w:r>
       <w:r>
         <w:rPr>
-          <w:rFonts w:ascii="Times New Roman" w:cs="Times New Roman" w:eastAsia="宋体" w:hAnsi="Times New Roman"/>
-          <w:b w:val="false"/>
-          <w:bCs w:val="false"/>
-          <w:sz w:val="24"/>
-          <w:szCs w:val="24"/>
+          <w:b w:val="false"/>
+          <w:bCs w:val="false"/>
         </w:rPr>
         <w:t xml:space="preserve">；Ghose和Yang发现，转化率随排名下降而降低，但最靠前的位置并不总是对广告主最有利</w:t>
       </w:r>
       <w:r>
         <w:rPr>
-          <w:rFonts w:ascii="Times New Roman" w:cs="Times New Roman" w:eastAsia="宋体" w:hAnsi="Times New Roman"/>
-          <w:b w:val="false"/>
-          <w:bCs w:val="false"/>
-          <w:sz w:val="24"/>
-          <w:szCs w:val="24"/>
+          <w:b w:val="false"/>
+          <w:bCs w:val="false"/>
           <w:vertAlign w:val="superscript"/>
         </w:rPr>
         <w:t xml:space="preserve">[33]</w:t>
       </w:r>
       <w:r>
         <w:rPr>
-          <w:rFonts w:ascii="Times New Roman" w:cs="Times New Roman" w:eastAsia="宋体" w:hAnsi="Times New Roman"/>
-          <w:b w:val="false"/>
-          <w:bCs w:val="false"/>
-          <w:sz w:val="24"/>
-          <w:szCs w:val="24"/>
+          <w:b w:val="false"/>
+          <w:bCs w:val="false"/>
         </w:rPr>
         <w:t xml:space="preserve">；卢向华基于淘宝网直通车数据的研究显示，在相同成本下提高出价的回报优于增加投放关键词的数量</w:t>
       </w:r>
       <w:r>
         <w:rPr>
-          <w:rFonts w:ascii="Times New Roman" w:cs="Times New Roman" w:eastAsia="宋体" w:hAnsi="Times New Roman"/>
-          <w:b w:val="false"/>
-          <w:bCs w:val="false"/>
-          <w:sz w:val="24"/>
-          <w:szCs w:val="24"/>
+          <w:b w:val="false"/>
+          <w:bCs w:val="false"/>
           <w:vertAlign w:val="superscript"/>
         </w:rPr>
         <w:t xml:space="preserve">[34]</w:t>
       </w:r>
       <w:r>
         <w:rPr>
-          <w:rFonts w:ascii="Times New Roman" w:cs="Times New Roman" w:eastAsia="宋体" w:hAnsi="Times New Roman"/>
-          <w:b w:val="false"/>
-          <w:bCs w:val="false"/>
-          <w:sz w:val="24"/>
-          <w:szCs w:val="24"/>
+          <w:b w:val="false"/>
+          <w:bCs w:val="false"/>
         </w:rPr>
         <w:t xml:space="preserve">；Berman和Katona讨论了自然结果与赞助结果之间的竞争</w:t>
       </w:r>
       <w:r>
         <w:rPr>
-          <w:rFonts w:ascii="Times New Roman" w:cs="Times New Roman" w:eastAsia="宋体" w:hAnsi="Times New Roman"/>
-          <w:b w:val="false"/>
-          <w:bCs w:val="false"/>
-          <w:sz w:val="24"/>
-          <w:szCs w:val="24"/>
+          <w:b w:val="false"/>
+          <w:bCs w:val="false"/>
           <w:vertAlign w:val="superscript"/>
         </w:rPr>
         <w:t xml:space="preserve">[35]</w:t>
       </w:r>
       <w:r>
         <w:rPr>
-          <w:rFonts w:ascii="Times New Roman" w:cs="Times New Roman" w:eastAsia="宋体" w:hAnsi="Times New Roman"/>
-          <w:b w:val="false"/>
-          <w:bCs w:val="false"/>
-          <w:sz w:val="24"/>
-          <w:szCs w:val="24"/>
+          <w:b w:val="false"/>
+          <w:bCs w:val="false"/>
         </w:rPr>
         <w:t xml:space="preserve">。刘通等指出，以数据、算力和模型为基础的计算广告已成为互联网广告的主流形态，但存在“数据悖论”和决策短视等问题</w:t>
       </w:r>
       <w:r>
         <w:rPr>
-          <w:rFonts w:ascii="Times New Roman" w:cs="Times New Roman" w:eastAsia="宋体" w:hAnsi="Times New Roman"/>
-          <w:b w:val="false"/>
-          <w:bCs w:val="false"/>
-          <w:sz w:val="24"/>
-          <w:szCs w:val="24"/>
+          <w:b w:val="false"/>
+          <w:bCs w:val="false"/>
           <w:vertAlign w:val="superscript"/>
         </w:rPr>
         <w:t xml:space="preserve">[36]</w:t>
       </w:r>
       <w:r>
         <w:rPr>
-          <w:rFonts w:ascii="Times New Roman" w:cs="Times New Roman" w:eastAsia="宋体" w:hAnsi="Times New Roman"/>
-          <w:b w:val="false"/>
-          <w:bCs w:val="false"/>
-          <w:sz w:val="24"/>
-          <w:szCs w:val="24"/>
+          <w:b w:val="false"/>
+          <w:bCs w:val="false"/>
         </w:rPr>
         <w:t xml:space="preserve">；沈俏蔚等围绕市场研究、创意生产、营销沟通和用户体验四个环节，梳理了生成式人工智能的营销应用</w:t>
       </w:r>
       <w:r>
         <w:rPr>
-          <w:rFonts w:ascii="Times New Roman" w:cs="Times New Roman" w:eastAsia="宋体" w:hAnsi="Times New Roman"/>
-          <w:b w:val="false"/>
-          <w:bCs w:val="false"/>
-          <w:sz w:val="24"/>
-          <w:szCs w:val="24"/>
+          <w:b w:val="false"/>
+          <w:bCs w:val="false"/>
           <w:vertAlign w:val="superscript"/>
         </w:rPr>
         <w:t xml:space="preserve">[37]</w:t>
       </w:r>
       <w:r>
         <w:rPr>
-          <w:rFonts w:ascii="Times New Roman" w:cs="Times New Roman" w:eastAsia="宋体" w:hAnsi="Times New Roman"/>
-          <w:b w:val="false"/>
-          <w:bCs w:val="false"/>
-          <w:sz w:val="24"/>
-          <w:szCs w:val="24"/>
+          <w:b w:val="false"/>
+          <w:bCs w:val="false"/>
         </w:rPr>
         <w:t xml:space="preserve">。</w:t>
       </w:r>
     </w:p>
     <w:p>
       <w:pPr>
-        <w:keepNext/>
-        <w:spacing w:after="60" w:before="120" w:line="360"/>
-        <w:jc w:val="left"/>
+        <w:pStyle w:val="Heading2"/>
       </w:pPr>
       <w:r>
         <w:rPr>
@@ -1297,131 +1022,94 @@
     </w:p>
     <w:p>
       <w:pPr>
-        <w:spacing w:after="0" w:before="0" w:line="360"/>
-        <w:ind w:firstLine="480"/>
-        <w:jc w:val="both"/>
-      </w:pPr>
-      <w:r>
-        <w:rPr>
-          <w:rFonts w:ascii="Times New Roman" w:cs="Times New Roman" w:eastAsia="宋体" w:hAnsi="Times New Roman"/>
-          <w:b w:val="false"/>
-          <w:bCs w:val="false"/>
-          <w:sz w:val="24"/>
-          <w:szCs w:val="24"/>
+        <w:pStyle w:val="BodyCN"/>
+      </w:pPr>
+      <w:r>
+        <w:rPr>
+          <w:b w:val="false"/>
+          <w:bCs w:val="false"/>
         </w:rPr>
         <w:t xml:space="preserve">说服知识模型是解释广告识别的主要理论</w:t>
       </w:r>
       <w:r>
         <w:rPr>
-          <w:rFonts w:ascii="Times New Roman" w:cs="Times New Roman" w:eastAsia="宋体" w:hAnsi="Times New Roman"/>
-          <w:b w:val="false"/>
-          <w:bCs w:val="false"/>
-          <w:sz w:val="24"/>
-          <w:szCs w:val="24"/>
+          <w:b w:val="false"/>
+          <w:bCs w:val="false"/>
           <w:vertAlign w:val="superscript"/>
         </w:rPr>
         <w:t xml:space="preserve">[38]</w:t>
       </w:r>
       <w:r>
         <w:rPr>
-          <w:rFonts w:ascii="Times New Roman" w:cs="Times New Roman" w:eastAsia="宋体" w:hAnsi="Times New Roman"/>
-          <w:b w:val="false"/>
-          <w:bCs w:val="false"/>
-          <w:sz w:val="24"/>
-          <w:szCs w:val="24"/>
+          <w:b w:val="false"/>
+          <w:bCs w:val="false"/>
         </w:rPr>
         <w:t xml:space="preserve">，国内营销学界对其内涵、构成和影响因素已有系统述评</w:t>
       </w:r>
       <w:r>
         <w:rPr>
-          <w:rFonts w:ascii="Times New Roman" w:cs="Times New Roman" w:eastAsia="宋体" w:hAnsi="Times New Roman"/>
-          <w:b w:val="false"/>
-          <w:bCs w:val="false"/>
-          <w:sz w:val="24"/>
-          <w:szCs w:val="24"/>
+          <w:b w:val="false"/>
+          <w:bCs w:val="false"/>
           <w:vertAlign w:val="superscript"/>
         </w:rPr>
         <w:t xml:space="preserve">[39]</w:t>
       </w:r>
       <w:r>
         <w:rPr>
-          <w:rFonts w:ascii="Times New Roman" w:cs="Times New Roman" w:eastAsia="宋体" w:hAnsi="Times New Roman"/>
-          <w:b w:val="false"/>
-          <w:bCs w:val="false"/>
-          <w:sz w:val="24"/>
-          <w:szCs w:val="24"/>
+          <w:b w:val="false"/>
+          <w:bCs w:val="false"/>
         </w:rPr>
         <w:t xml:space="preserve">。实验研究发现，赞助披露的时长</w:t>
       </w:r>
       <w:r>
         <w:rPr>
-          <w:rFonts w:ascii="Times New Roman" w:cs="Times New Roman" w:eastAsia="宋体" w:hAnsi="Times New Roman"/>
-          <w:b w:val="false"/>
-          <w:bCs w:val="false"/>
-          <w:sz w:val="24"/>
-          <w:szCs w:val="24"/>
+          <w:b w:val="false"/>
+          <w:bCs w:val="false"/>
           <w:vertAlign w:val="superscript"/>
         </w:rPr>
         <w:t xml:space="preserve">[40]</w:t>
       </w:r>
       <w:r>
         <w:rPr>
-          <w:rFonts w:ascii="Times New Roman" w:cs="Times New Roman" w:eastAsia="宋体" w:hAnsi="Times New Roman"/>
-          <w:b w:val="false"/>
-          <w:bCs w:val="false"/>
-          <w:sz w:val="24"/>
-          <w:szCs w:val="24"/>
+          <w:b w:val="false"/>
+          <w:bCs w:val="false"/>
         </w:rPr>
         <w:t xml:space="preserve">、位置和措辞</w:t>
       </w:r>
       <w:r>
         <w:rPr>
-          <w:rFonts w:ascii="Times New Roman" w:cs="Times New Roman" w:eastAsia="宋体" w:hAnsi="Times New Roman"/>
-          <w:b w:val="false"/>
-          <w:bCs w:val="false"/>
-          <w:sz w:val="24"/>
-          <w:szCs w:val="24"/>
+          <w:b w:val="false"/>
+          <w:bCs w:val="false"/>
           <w:vertAlign w:val="superscript"/>
         </w:rPr>
         <w:t xml:space="preserve">[41]</w:t>
       </w:r>
       <w:r>
         <w:rPr>
-          <w:rFonts w:ascii="Times New Roman" w:cs="Times New Roman" w:eastAsia="宋体" w:hAnsi="Times New Roman"/>
-          <w:b w:val="false"/>
-          <w:bCs w:val="false"/>
-          <w:sz w:val="24"/>
-          <w:szCs w:val="24"/>
+          <w:b w:val="false"/>
+          <w:bCs w:val="false"/>
         </w:rPr>
         <w:t xml:space="preserve">都会影响消费者是否识别出广告。廖秉宜和梁瑄轩对抖音短视频原生广告的研究显示，透明度较高的原生广告效果更好，感知信任在其中起中介作用</w:t>
       </w:r>
       <w:r>
         <w:rPr>
-          <w:rFonts w:ascii="Times New Roman" w:cs="Times New Roman" w:eastAsia="宋体" w:hAnsi="Times New Roman"/>
-          <w:b w:val="false"/>
-          <w:bCs w:val="false"/>
-          <w:sz w:val="24"/>
-          <w:szCs w:val="24"/>
+          <w:b w:val="false"/>
+          <w:bCs w:val="false"/>
           <w:vertAlign w:val="superscript"/>
         </w:rPr>
         <w:t xml:space="preserve">[42]</w:t>
       </w:r>
       <w:r>
         <w:rPr>
-          <w:rFonts w:ascii="Times New Roman" w:cs="Times New Roman" w:eastAsia="宋体" w:hAnsi="Times New Roman"/>
-          <w:b w:val="false"/>
-          <w:bCs w:val="false"/>
-          <w:sz w:val="24"/>
-          <w:szCs w:val="24"/>
+          <w:b w:val="false"/>
+          <w:bCs w:val="false"/>
         </w:rPr>
         <w:t xml:space="preserve">。</w:t>
       </w:r>
     </w:p>
     <w:p>
       <w:pPr>
-        <w:keepNext/>
-        <w:spacing w:after="60" w:before="120" w:line="360"/>
-        <w:jc w:val="left"/>
+        <w:pStyle w:val="Heading2"/>
       </w:pPr>
       <w:r>
         <w:rPr>
@@ -1436,110 +1124,79 @@
     </w:p>
     <w:p>
       <w:pPr>
-        <w:spacing w:after="0" w:before="0" w:line="360"/>
-        <w:ind w:firstLine="480"/>
-        <w:jc w:val="both"/>
-      </w:pPr>
-      <w:r>
-        <w:rPr>
-          <w:rFonts w:ascii="Times New Roman" w:cs="Times New Roman" w:eastAsia="宋体" w:hAnsi="Times New Roman"/>
-          <w:b w:val="false"/>
-          <w:bCs w:val="false"/>
-          <w:sz w:val="24"/>
-          <w:szCs w:val="24"/>
+        <w:pStyle w:val="BodyCN"/>
+      </w:pPr>
+      <w:r>
+        <w:rPr>
+          <w:b w:val="false"/>
+          <w:bCs w:val="false"/>
         </w:rPr>
         <w:t xml:space="preserve">法学研究对隐蔽广告的规制已有积累。李剑指出，植入式广告本质上仍是广告，其隐蔽性与可识别性要求相冲突，应按危害程度分类规制并健全披露制度</w:t>
       </w:r>
       <w:r>
         <w:rPr>
-          <w:rFonts w:ascii="Times New Roman" w:cs="Times New Roman" w:eastAsia="宋体" w:hAnsi="Times New Roman"/>
-          <w:b w:val="false"/>
-          <w:bCs w:val="false"/>
-          <w:sz w:val="24"/>
-          <w:szCs w:val="24"/>
+          <w:b w:val="false"/>
+          <w:bCs w:val="false"/>
           <w:vertAlign w:val="superscript"/>
         </w:rPr>
         <w:t xml:space="preserve">[43]</w:t>
       </w:r>
       <w:r>
         <w:rPr>
-          <w:rFonts w:ascii="Times New Roman" w:cs="Times New Roman" w:eastAsia="宋体" w:hAnsi="Times New Roman"/>
-          <w:b w:val="false"/>
-          <w:bCs w:val="false"/>
-          <w:sz w:val="24"/>
-          <w:szCs w:val="24"/>
+          <w:b w:val="false"/>
+          <w:bCs w:val="false"/>
         </w:rPr>
         <w:t xml:space="preserve">；韩红星和覃玲梳理美国经验后认为，原生广告刻意淡化广告身份，但本质仍是营销并带有诱导性</w:t>
       </w:r>
       <w:r>
         <w:rPr>
-          <w:rFonts w:ascii="Times New Roman" w:cs="Times New Roman" w:eastAsia="宋体" w:hAnsi="Times New Roman"/>
-          <w:b w:val="false"/>
-          <w:bCs w:val="false"/>
-          <w:sz w:val="24"/>
-          <w:szCs w:val="24"/>
+          <w:b w:val="false"/>
+          <w:bCs w:val="false"/>
           <w:vertAlign w:val="superscript"/>
         </w:rPr>
         <w:t xml:space="preserve">[44]</w:t>
       </w:r>
       <w:r>
         <w:rPr>
-          <w:rFonts w:ascii="Times New Roman" w:cs="Times New Roman" w:eastAsia="宋体" w:hAnsi="Times New Roman"/>
-          <w:b w:val="false"/>
-          <w:bCs w:val="false"/>
-          <w:sz w:val="24"/>
-          <w:szCs w:val="24"/>
+          <w:b w:val="false"/>
+          <w:bCs w:val="false"/>
         </w:rPr>
         <w:t xml:space="preserve">；宋亚辉发现，就竞价排名中的关键词审查义务，司法实践已形成服务商负有主动审查义务的相对统一规则</w:t>
       </w:r>
       <w:r>
         <w:rPr>
-          <w:rFonts w:ascii="Times New Roman" w:cs="Times New Roman" w:eastAsia="宋体" w:hAnsi="Times New Roman"/>
-          <w:b w:val="false"/>
-          <w:bCs w:val="false"/>
-          <w:sz w:val="24"/>
-          <w:szCs w:val="24"/>
+          <w:b w:val="false"/>
+          <w:bCs w:val="false"/>
           <w:vertAlign w:val="superscript"/>
         </w:rPr>
         <w:t xml:space="preserve">[45]</w:t>
       </w:r>
       <w:r>
         <w:rPr>
-          <w:rFonts w:ascii="Times New Roman" w:cs="Times New Roman" w:eastAsia="宋体" w:hAnsi="Times New Roman"/>
-          <w:b w:val="false"/>
-          <w:bCs w:val="false"/>
-          <w:sz w:val="24"/>
-          <w:szCs w:val="24"/>
+          <w:b w:val="false"/>
+          <w:bCs w:val="false"/>
         </w:rPr>
         <w:t xml:space="preserve">；支振锋从信息内容治理角度分析了大模型带来的劣质信息泛滥、初始信源被污染等风险，主张以激励相容的思路开展治理</w:t>
       </w:r>
       <w:r>
         <w:rPr>
-          <w:rFonts w:ascii="Times New Roman" w:cs="Times New Roman" w:eastAsia="宋体" w:hAnsi="Times New Roman"/>
-          <w:b w:val="false"/>
-          <w:bCs w:val="false"/>
-          <w:sz w:val="24"/>
-          <w:szCs w:val="24"/>
+          <w:b w:val="false"/>
+          <w:bCs w:val="false"/>
           <w:vertAlign w:val="superscript"/>
         </w:rPr>
         <w:t xml:space="preserve">[46]</w:t>
       </w:r>
       <w:r>
         <w:rPr>
-          <w:rFonts w:ascii="Times New Roman" w:cs="Times New Roman" w:eastAsia="宋体" w:hAnsi="Times New Roman"/>
-          <w:b w:val="false"/>
-          <w:bCs w:val="false"/>
-          <w:sz w:val="24"/>
-          <w:szCs w:val="24"/>
+          <w:b w:val="false"/>
+          <w:bCs w:val="false"/>
         </w:rPr>
         <w:t xml:space="preserve">。</w:t>
       </w:r>
     </w:p>
     <w:p>
       <w:pPr>
-        <w:keepNext/>
-        <w:spacing w:after="60" w:before="120" w:line="360"/>
-        <w:jc w:val="left"/>
+        <w:pStyle w:val="Heading2"/>
       </w:pPr>
       <w:r>
         <w:rPr>
@@ -1554,47 +1211,34 @@
     </w:p>
     <w:p>
       <w:pPr>
-        <w:spacing w:after="0" w:before="0" w:line="360"/>
-        <w:ind w:firstLine="480"/>
-        <w:jc w:val="both"/>
-      </w:pPr>
-      <w:r>
-        <w:rPr>
-          <w:rFonts w:ascii="Times New Roman" w:cs="Times New Roman" w:eastAsia="宋体" w:hAnsi="Times New Roman"/>
-          <w:b w:val="false"/>
-          <w:bCs w:val="false"/>
-          <w:sz w:val="24"/>
-          <w:szCs w:val="24"/>
+        <w:pStyle w:val="BodyCN"/>
+      </w:pPr>
+      <w:r>
+        <w:rPr>
+          <w:b w:val="false"/>
+          <w:bCs w:val="false"/>
         </w:rPr>
         <w:t xml:space="preserve">上述研究分别处理了内容在生成式回答中的可见度与鲁棒性、由平台写入回答的广告、以点击为中心的搜索广告、人与人之间的广告披露，以及有明确发布者的隐蔽广告和模型输出的一般治理。经营者付费委托的第三方内容经模型改写进入回答，正处在这些研究的交叉地带。唐欣琳在梳理AI对在线广告生态的冲击时，把GEO列为出版商应对流量下滑的策略之一，并指出广告逻辑正从争夺用户注意力转向影响AI对用户偏好的判断</w:t>
       </w:r>
       <w:r>
         <w:rPr>
-          <w:rFonts w:ascii="Times New Roman" w:cs="Times New Roman" w:eastAsia="宋体" w:hAnsi="Times New Roman"/>
-          <w:b w:val="false"/>
-          <w:bCs w:val="false"/>
-          <w:sz w:val="24"/>
-          <w:szCs w:val="24"/>
+          <w:b w:val="false"/>
+          <w:bCs w:val="false"/>
           <w:vertAlign w:val="superscript"/>
         </w:rPr>
         <w:t xml:space="preserve">[47]</w:t>
       </w:r>
       <w:r>
         <w:rPr>
-          <w:rFonts w:ascii="Times New Roman" w:cs="Times New Roman" w:eastAsia="宋体" w:hAnsi="Times New Roman"/>
-          <w:b w:val="false"/>
-          <w:bCs w:val="false"/>
-          <w:sz w:val="24"/>
-          <w:szCs w:val="24"/>
+          <w:b w:val="false"/>
+          <w:bCs w:val="false"/>
         </w:rPr>
         <w:t xml:space="preserve">。在本文检索的中英文文献中（检索截至2026年10月12日），尚无研究把GEO本身作为广告行为，从运作机制、可识别性与责任分配三个方面加以分析。下文从这三个方面展开。</w:t>
       </w:r>
     </w:p>
     <w:p>
       <w:pPr>
-        <w:keepNext/>
-        <w:spacing w:after="120" w:before="240" w:line="360"/>
-        <w:jc w:val="left"/>
+        <w:pStyle w:val="Heading1"/>
       </w:pPr>
       <w:r>
         <w:rPr>
@@ -1609,77 +1253,55 @@
     </w:p>
     <w:p>
       <w:pPr>
-        <w:spacing w:after="0" w:before="0" w:line="360"/>
-        <w:ind w:firstLine="480"/>
-        <w:jc w:val="both"/>
-      </w:pPr>
-      <w:r>
-        <w:rPr>
-          <w:rFonts w:ascii="Times New Roman" w:cs="Times New Roman" w:eastAsia="宋体" w:hAnsi="Times New Roman"/>
-          <w:b w:val="false"/>
-          <w:bCs w:val="false"/>
-          <w:sz w:val="24"/>
-          <w:szCs w:val="24"/>
+        <w:pStyle w:val="BodyCN"/>
+      </w:pPr>
+      <w:r>
+        <w:rPr>
+          <w:b w:val="false"/>
+          <w:bCs w:val="false"/>
         </w:rPr>
         <w:t xml:space="preserve">本文采用文献研究、规范文本比对与事件材料分析相结合的方法。</w:t>
       </w:r>
     </w:p>
     <w:p>
       <w:pPr>
-        <w:spacing w:after="0" w:before="0" w:line="360"/>
-        <w:ind w:firstLine="480"/>
-        <w:jc w:val="both"/>
-      </w:pPr>
-      <w:r>
-        <w:rPr>
-          <w:rFonts w:ascii="Times New Roman" w:cs="Times New Roman" w:eastAsia="宋体" w:hAnsi="Times New Roman"/>
-          <w:b w:val="false"/>
-          <w:bCs w:val="false"/>
-          <w:sz w:val="24"/>
-          <w:szCs w:val="24"/>
+        <w:pStyle w:val="BodyCN"/>
+      </w:pPr>
+      <w:r>
+        <w:rPr>
+          <w:b w:val="false"/>
+          <w:bCs w:val="false"/>
         </w:rPr>
         <w:t xml:space="preserve">文献检索于2026年10月完成。检索入口包括Google Scholar，ACM Digital Library、ACL Anthology、NeurIPS、ICLR与USENIX Security会议论文集，arXiv，INFORMS期刊平台，以及国内期刊官网、国家自然科学基金委员会网站和国家哲学社会科学文献中心。英文检索词为generative engine optimization、generative search engine、LLM advertising、ad auction、native advertising disclosure、persuasion knowledge等，中文检索词为生成式引擎优化、AI搜索、计算广告、原生广告、植入式广告、竞价排名、可识别性等。纳入标准为：①研究对象是生成式引擎、对话式搜索或大语言模型代理中的内容可见性、广告投放或排序操纵；②属于搜索广告、计算广告、广告披露或隐蔽广告规制领域的基础研究；③界定检索增强生成、生成式人工智能内容治理等本文核心概念所必需；④能够在出版方、期刊官网、数据库或预印本平台核实作者、出处与主要结论。最终纳入学术文献34篇，包括生成式引擎与GEO研究10篇、大语言模型广告与生成式原生广告研究8篇、搜索广告与计算广告研究6篇、广告披露与说服知识研究5篇、法学与治理研究4篇，以及作为对话对象的唐欣琳（2026）。</w:t>
       </w:r>
     </w:p>
     <w:p>
       <w:pPr>
-        <w:spacing w:after="0" w:before="0" w:line="360"/>
-        <w:ind w:firstLine="480"/>
-        <w:jc w:val="both"/>
-      </w:pPr>
-      <w:r>
-        <w:rPr>
-          <w:rFonts w:ascii="Times New Roman" w:cs="Times New Roman" w:eastAsia="宋体" w:hAnsi="Times New Roman"/>
-          <w:b w:val="false"/>
-          <w:bCs w:val="false"/>
-          <w:sz w:val="24"/>
-          <w:szCs w:val="24"/>
+        <w:pStyle w:val="BodyCN"/>
+      </w:pPr>
+      <w:r>
+        <w:rPr>
+          <w:b w:val="false"/>
+          <w:bCs w:val="false"/>
         </w:rPr>
         <w:t xml:space="preserve">规范文本共10部，包括《中华人民共和国广告法》《中华人民共和国电子商务法》《网络信息内容生态治理规定》、已于2023年废止的《互联网广告管理暂行办法》《互联网信息服务算法推荐管理规定》《互联网广告管理办法》《生成式人工智能服务管理暂行办法》《互联网广告可识别性执法指南》《人工智能生成合成内容标识办法》和2025年修订的《中华人民共和国反不正当竞争法》。本文对每部文本提取规范对象和与GEO相关的规定，判断其能否覆盖GEO的信源发布与AI回答呈现两个环节，结果见表3；讨论立法建议时另行援引《中华人民共和国立法法》。2026年的4项监管与行业动态作为政策材料纳入：市场监管总局关于深化互联网广告生态治理的通知及整治重点任务、中央网信办“清朗·整治AI应用乱象”专项行动、市场监管总局《广告引证内容执法指南》，以及中国商务广告协会的GEO系列团体标准。</w:t>
       </w:r>
     </w:p>
     <w:p>
       <w:pPr>
-        <w:spacing w:after="0" w:before="0" w:line="360"/>
-        <w:ind w:firstLine="480"/>
-        <w:jc w:val="both"/>
-      </w:pPr>
-      <w:r>
-        <w:rPr>
-          <w:rFonts w:ascii="Times New Roman" w:cs="Times New Roman" w:eastAsia="宋体" w:hAnsi="Times New Roman"/>
-          <w:b w:val="false"/>
-          <w:bCs w:val="false"/>
-          <w:sz w:val="24"/>
-          <w:szCs w:val="24"/>
+        <w:pStyle w:val="BodyCN"/>
+      </w:pPr>
+      <w:r>
+        <w:rPr>
+          <w:b w:val="false"/>
+          <w:bCs w:val="false"/>
         </w:rPr>
         <w:t xml:space="preserve">事件材料的选择标准为：由国家级媒体发布或转载、记录了GEO的具体操作过程、可以公开核验。据此选取新华社2026年1月的调查和央视2026年“3·15”晚会的曝光，晚会内容据新浪财经的报道转引，并以新华网转载的经济日报评论补充操作细节。平台材料取自谷歌、OpenAI的官方公告，百度的财报和第三方整理的业绩会实录，以及关于Perplexity广告业务和豆包、千问购物功能的行业媒体报道。</w:t>
       </w:r>
     </w:p>
     <w:p>
       <w:pPr>
-        <w:keepNext/>
-        <w:spacing w:after="120" w:before="240" w:line="360"/>
-        <w:jc w:val="left"/>
+        <w:pStyle w:val="Heading1"/>
       </w:pPr>
       <w:r>
         <w:rPr>
@@ -1694,9 +1316,7 @@
     </w:p>
     <w:p>
       <w:pPr>
-        <w:keepNext/>
-        <w:spacing w:after="60" w:before="120" w:line="360"/>
-        <w:jc w:val="left"/>
+        <w:pStyle w:val="Heading2"/>
       </w:pPr>
       <w:r>
         <w:rPr>
@@ -1711,144 +1331,103 @@
     </w:p>
     <w:p>
       <w:pPr>
-        <w:spacing w:after="0" w:before="0" w:line="360"/>
-        <w:ind w:firstLine="480"/>
-        <w:jc w:val="both"/>
-      </w:pPr>
-      <w:r>
-        <w:rPr>
-          <w:rFonts w:ascii="Times New Roman" w:cs="Times New Roman" w:eastAsia="宋体" w:hAnsi="Times New Roman"/>
-          <w:b w:val="false"/>
-          <w:bCs w:val="false"/>
-          <w:sz w:val="24"/>
-          <w:szCs w:val="24"/>
+        <w:pStyle w:val="BodyCN"/>
+      </w:pPr>
+      <w:r>
+        <w:rPr>
+          <w:b w:val="false"/>
+          <w:bCs w:val="false"/>
         </w:rPr>
         <w:t xml:space="preserve">本文所称生成式引擎（下文亦称AI搜索），包括以谷歌AI概览为代表的搜索内嵌回答、以Perplexity为代表的独立AI搜索引擎和以ChatGPT、豆包、千问为代表的对话式助手，引述文献时保留原文术语。这类系统收到查询后检索相关网页，把检索结果放入模型上下文，由模型生成带有来源标注的自然语言回答</w:t>
       </w:r>
       <w:r>
         <w:rPr>
-          <w:rFonts w:ascii="Times New Roman" w:cs="Times New Roman" w:eastAsia="宋体" w:hAnsi="Times New Roman"/>
-          <w:b w:val="false"/>
-          <w:bCs w:val="false"/>
-          <w:sz w:val="24"/>
-          <w:szCs w:val="24"/>
+          <w:b w:val="false"/>
+          <w:bCs w:val="false"/>
           <w:vertAlign w:val="superscript"/>
         </w:rPr>
         <w:t xml:space="preserve">[14,48]</w:t>
       </w:r>
       <w:r>
         <w:rPr>
-          <w:rFonts w:ascii="Times New Roman" w:cs="Times New Roman" w:eastAsia="宋体" w:hAnsi="Times New Roman"/>
-          <w:b w:val="false"/>
-          <w:bCs w:val="false"/>
-          <w:sz w:val="24"/>
-          <w:szCs w:val="24"/>
+          <w:b w:val="false"/>
+          <w:bCs w:val="false"/>
         </w:rPr>
         <w:t xml:space="preserve">。从内容方的角度看，一条信息要进入最终回答，需要依次通过三道关口：被检索系统召回，在有限的上下文中获得位置，在生成时被模型采纳和引用。</w:t>
       </w:r>
     </w:p>
     <w:p>
       <w:pPr>
-        <w:spacing w:after="0" w:before="0" w:line="360"/>
-        <w:ind w:firstLine="480"/>
-        <w:jc w:val="both"/>
-      </w:pPr>
-      <w:r>
-        <w:rPr>
-          <w:rFonts w:ascii="Times New Roman" w:cs="Times New Roman" w:eastAsia="宋体" w:hAnsi="Times New Roman"/>
-          <w:b w:val="false"/>
-          <w:bCs w:val="false"/>
-          <w:sz w:val="24"/>
-          <w:szCs w:val="24"/>
+        <w:pStyle w:val="BodyCN"/>
+      </w:pPr>
+      <w:r>
+        <w:rPr>
+          <w:b w:val="false"/>
+          <w:bCs w:val="false"/>
         </w:rPr>
         <w:t xml:space="preserve">引用标注并不保证回答可以核验。Liu等对Bing Chat、NeevaAI、perplexity.ai和YouChat的人工评估显示，平均只有51.5%的生成语句得到引用的完整支持，只有74.5%的引用支持其所附语句；在这四个系统之间，用户感知越有用的引擎，引用精确率越低（r=−0.96）</w:t>
       </w:r>
       <w:r>
         <w:rPr>
-          <w:rFonts w:ascii="Times New Roman" w:cs="Times New Roman" w:eastAsia="宋体" w:hAnsi="Times New Roman"/>
-          <w:b w:val="false"/>
-          <w:bCs w:val="false"/>
-          <w:sz w:val="24"/>
-          <w:szCs w:val="24"/>
+          <w:b w:val="false"/>
+          <w:bCs w:val="false"/>
           <w:vertAlign w:val="superscript"/>
         </w:rPr>
         <w:t xml:space="preserve">[48]</w:t>
       </w:r>
       <w:r>
         <w:rPr>
-          <w:rFonts w:ascii="Times New Roman" w:cs="Times New Roman" w:eastAsia="宋体" w:hAnsi="Times New Roman"/>
-          <w:b w:val="false"/>
-          <w:bCs w:val="false"/>
-          <w:sz w:val="24"/>
-          <w:szCs w:val="24"/>
+          <w:b w:val="false"/>
+          <w:bCs w:val="false"/>
         </w:rPr>
         <w:t xml:space="preserve">。用户因此不能把引用标注当作回答可信的依据。</w:t>
       </w:r>
     </w:p>
     <w:p>
       <w:pPr>
-        <w:spacing w:after="0" w:before="0" w:line="360"/>
-        <w:ind w:firstLine="480"/>
-        <w:jc w:val="both"/>
-      </w:pPr>
-      <w:r>
-        <w:rPr>
-          <w:rFonts w:ascii="Times New Roman" w:cs="Times New Roman" w:eastAsia="宋体" w:hAnsi="Times New Roman"/>
-          <w:b w:val="false"/>
-          <w:bCs w:val="false"/>
-          <w:sz w:val="24"/>
-          <w:szCs w:val="24"/>
+        <w:pStyle w:val="BodyCN"/>
+      </w:pPr>
+      <w:r>
+        <w:rPr>
+          <w:b w:val="false"/>
+          <w:bCs w:val="false"/>
         </w:rPr>
         <w:t xml:space="preserve">Aggarwal等首次将面向生成式引擎的内容优化定义为GEO，把它表述为内容创作者在黑箱条件下提升自身内容在生成式回答中可见度的优化问题，并以位置加权的词数和主观印象等指标度量可见度</w:t>
       </w:r>
       <w:r>
         <w:rPr>
-          <w:rFonts w:ascii="Times New Roman" w:cs="Times New Roman" w:eastAsia="宋体" w:hAnsi="Times New Roman"/>
-          <w:b w:val="false"/>
-          <w:bCs w:val="false"/>
-          <w:sz w:val="24"/>
-          <w:szCs w:val="24"/>
+          <w:b w:val="false"/>
+          <w:bCs w:val="false"/>
           <w:vertAlign w:val="superscript"/>
         </w:rPr>
         <w:t xml:space="preserve">[14]</w:t>
       </w:r>
       <w:r>
         <w:rPr>
-          <w:rFonts w:ascii="Times New Roman" w:cs="Times New Roman" w:eastAsia="宋体" w:hAnsi="Times New Roman"/>
-          <w:b w:val="false"/>
-          <w:bCs w:val="false"/>
-          <w:sz w:val="24"/>
-          <w:szCs w:val="24"/>
+          <w:b w:val="false"/>
+          <w:bCs w:val="false"/>
         </w:rPr>
         <w:t xml:space="preserve">。Martinez的综述进一步指出，GEO是覆盖检索激活、抓取索引、检索、重排与上下文分配、引用、显著性、事实吸收、保真度和用户行为的多阶段过程，其中话题相关性和上下文位置是现有研究中最可靠的影响因素，通用优化技巧的迁移性较差</w:t>
       </w:r>
       <w:r>
         <w:rPr>
-          <w:rFonts w:ascii="Times New Roman" w:cs="Times New Roman" w:eastAsia="宋体" w:hAnsi="Times New Roman"/>
-          <w:b w:val="false"/>
-          <w:bCs w:val="false"/>
-          <w:sz w:val="24"/>
-          <w:szCs w:val="24"/>
+          <w:b w:val="false"/>
+          <w:bCs w:val="false"/>
           <w:vertAlign w:val="superscript"/>
         </w:rPr>
         <w:t xml:space="preserve">[20]</w:t>
       </w:r>
       <w:r>
         <w:rPr>
-          <w:rFonts w:ascii="Times New Roman" w:cs="Times New Roman" w:eastAsia="宋体" w:hAnsi="Times New Roman"/>
-          <w:b w:val="false"/>
-          <w:bCs w:val="false"/>
-          <w:sz w:val="24"/>
-          <w:szCs w:val="24"/>
+          <w:b w:val="false"/>
+          <w:bCs w:val="false"/>
         </w:rPr>
         <w:t xml:space="preserve">。本文把经营者以推销其商品或服务为目的、自行或委托服务商实施的GEO称为广告性GEO，把GEO由内容可见性技术转为此类用途的过程称为GEO广告化。除引述文献外，下文所称GEO均指广告性GEO，并按5.2节分为信息型GEO与操纵型GEO。</w:t>
       </w:r>
     </w:p>
     <w:p>
       <w:pPr>
-        <w:keepNext/>
-        <w:spacing w:after="60" w:before="120" w:line="360"/>
-        <w:jc w:val="left"/>
+        <w:pStyle w:val="Heading2"/>
       </w:pPr>
       <w:r>
         <w:rPr>
@@ -1863,148 +1442,107 @@
     </w:p>
     <w:p>
       <w:pPr>
-        <w:spacing w:after="0" w:before="0" w:line="360"/>
-        <w:ind w:firstLine="480"/>
-        <w:jc w:val="both"/>
-      </w:pPr>
-      <w:r>
-        <w:rPr>
-          <w:rFonts w:ascii="Times New Roman" w:cs="Times New Roman" w:eastAsia="宋体" w:hAnsi="Times New Roman"/>
-          <w:b w:val="false"/>
-          <w:bCs w:val="false"/>
-          <w:sz w:val="24"/>
-          <w:szCs w:val="24"/>
+        <w:pStyle w:val="BodyCN"/>
+      </w:pPr>
+      <w:r>
+        <w:rPr>
+          <w:b w:val="false"/>
+          <w:bCs w:val="false"/>
         </w:rPr>
         <w:t xml:space="preserve">在搜索广告时代，品牌进入搜索结果页有两条路径。一是付费搜索广告，平台通过拍卖出售关键词对应的广告位</w:t>
       </w:r>
       <w:r>
         <w:rPr>
-          <w:rFonts w:ascii="Times New Roman" w:cs="Times New Roman" w:eastAsia="宋体" w:hAnsi="Times New Roman"/>
-          <w:b w:val="false"/>
-          <w:bCs w:val="false"/>
-          <w:sz w:val="24"/>
-          <w:szCs w:val="24"/>
+          <w:b w:val="false"/>
+          <w:bCs w:val="false"/>
           <w:vertAlign w:val="superscript"/>
         </w:rPr>
         <w:t xml:space="preserve">[32]</w:t>
       </w:r>
       <w:r>
         <w:rPr>
-          <w:rFonts w:ascii="Times New Roman" w:cs="Times New Roman" w:eastAsia="宋体" w:hAnsi="Times New Roman"/>
-          <w:b w:val="false"/>
-          <w:bCs w:val="false"/>
-          <w:sz w:val="24"/>
-          <w:szCs w:val="24"/>
+          <w:b w:val="false"/>
+          <w:bCs w:val="false"/>
         </w:rPr>
         <w:t xml:space="preserve">，出价、排名、点击与转化可以逐词追踪</w:t>
       </w:r>
       <w:r>
         <w:rPr>
-          <w:rFonts w:ascii="Times New Roman" w:cs="Times New Roman" w:eastAsia="宋体" w:hAnsi="Times New Roman"/>
-          <w:b w:val="false"/>
-          <w:bCs w:val="false"/>
-          <w:sz w:val="24"/>
-          <w:szCs w:val="24"/>
+          <w:b w:val="false"/>
+          <w:bCs w:val="false"/>
           <w:vertAlign w:val="superscript"/>
         </w:rPr>
         <w:t xml:space="preserve">[33]</w:t>
       </w:r>
       <w:r>
         <w:rPr>
-          <w:rFonts w:ascii="Times New Roman" w:cs="Times New Roman" w:eastAsia="宋体" w:hAnsi="Times New Roman"/>
-          <w:b w:val="false"/>
-          <w:bCs w:val="false"/>
-          <w:sz w:val="24"/>
-          <w:szCs w:val="24"/>
+          <w:b w:val="false"/>
+          <w:bCs w:val="false"/>
         </w:rPr>
         <w:t xml:space="preserve">，广告主可以据此比较不同关键词投放策略的回报</w:t>
       </w:r>
       <w:r>
         <w:rPr>
-          <w:rFonts w:ascii="Times New Roman" w:cs="Times New Roman" w:eastAsia="宋体" w:hAnsi="Times New Roman"/>
-          <w:b w:val="false"/>
-          <w:bCs w:val="false"/>
-          <w:sz w:val="24"/>
-          <w:szCs w:val="24"/>
+          <w:b w:val="false"/>
+          <w:bCs w:val="false"/>
           <w:vertAlign w:val="superscript"/>
         </w:rPr>
         <w:t xml:space="preserve">[34]</w:t>
       </w:r>
       <w:r>
         <w:rPr>
-          <w:rFonts w:ascii="Times New Roman" w:cs="Times New Roman" w:eastAsia="宋体" w:hAnsi="Times New Roman"/>
-          <w:b w:val="false"/>
-          <w:bCs w:val="false"/>
-          <w:sz w:val="24"/>
-          <w:szCs w:val="24"/>
+          <w:b w:val="false"/>
+          <w:bCs w:val="false"/>
         </w:rPr>
         <w:t xml:space="preserve">。二是搜索引擎优化（SEO），即通过改进网页争取自然排名。两条路径在我国受到不同的规则约束：2016年《互联网广告管理暂行办法》要求付费搜索广告与自然搜索结果明显区分</w:t>
       </w:r>
       <w:r>
         <w:rPr>
-          <w:rFonts w:ascii="Times New Roman" w:cs="Times New Roman" w:eastAsia="宋体" w:hAnsi="Times New Roman"/>
-          <w:b w:val="false"/>
-          <w:bCs w:val="false"/>
-          <w:sz w:val="24"/>
-          <w:szCs w:val="24"/>
+          <w:b w:val="false"/>
+          <w:bCs w:val="false"/>
           <w:vertAlign w:val="superscript"/>
         </w:rPr>
         <w:t xml:space="preserve">[49]</w:t>
       </w:r>
       <w:r>
         <w:rPr>
-          <w:rFonts w:ascii="Times New Roman" w:cs="Times New Roman" w:eastAsia="宋体" w:hAnsi="Times New Roman"/>
-          <w:b w:val="false"/>
-          <w:bCs w:val="false"/>
-          <w:sz w:val="24"/>
-          <w:szCs w:val="24"/>
+          <w:b w:val="false"/>
+          <w:bCs w:val="false"/>
         </w:rPr>
         <w:t xml:space="preserve">，2023年《互联网广告管理办法》延续这一要求，规定竞价排名的商品或服务应显著标明“广告”</w:t>
       </w:r>
       <w:r>
         <w:rPr>
-          <w:rFonts w:ascii="Times New Roman" w:cs="Times New Roman" w:eastAsia="宋体" w:hAnsi="Times New Roman"/>
-          <w:b w:val="false"/>
-          <w:bCs w:val="false"/>
-          <w:sz w:val="24"/>
-          <w:szCs w:val="24"/>
+          <w:b w:val="false"/>
+          <w:bCs w:val="false"/>
           <w:vertAlign w:val="superscript"/>
         </w:rPr>
         <w:t xml:space="preserve">[50]</w:t>
       </w:r>
       <w:r>
         <w:rPr>
-          <w:rFonts w:ascii="Times New Roman" w:cs="Times New Roman" w:eastAsia="宋体" w:hAnsi="Times New Roman"/>
-          <w:b w:val="false"/>
-          <w:bCs w:val="false"/>
-          <w:sz w:val="24"/>
-          <w:szCs w:val="24"/>
+          <w:b w:val="false"/>
+          <w:bCs w:val="false"/>
         </w:rPr>
         <w:t xml:space="preserve">，自然排名本身不属于广告。</w:t>
       </w:r>
     </w:p>
     <w:p>
       <w:pPr>
-        <w:spacing w:after="0" w:before="0" w:line="360"/>
-        <w:ind w:firstLine="480"/>
-        <w:jc w:val="both"/>
-      </w:pPr>
-      <w:r>
-        <w:rPr>
-          <w:rFonts w:ascii="Times New Roman" w:cs="Times New Roman" w:eastAsia="宋体" w:hAnsi="Times New Roman"/>
-          <w:b w:val="false"/>
-          <w:bCs w:val="false"/>
-          <w:sz w:val="24"/>
-          <w:szCs w:val="24"/>
+        <w:pStyle w:val="BodyCN"/>
+      </w:pPr>
+      <w:r>
+        <w:rPr>
+          <w:b w:val="false"/>
+          <w:bCs w:val="false"/>
         </w:rPr>
         <w:t xml:space="preserve">GEO兼有两条路径的特征。与SEO相同，它不向引擎平台付费，争取的是“自然”位置；与付费广告相同，它以推销特定商品或服务为目的，而且其产物以引擎的口吻呈现给用户。表1对三者进行了比较。</w:t>
       </w:r>
     </w:p>
     <w:p>
       <w:pPr>
+        <w:pStyle w:val="CaptionCN"/>
         <w:keepNext/>
-        <w:spacing w:after="60" w:before="120" w:line="360"/>
-        <w:jc w:val="center"/>
       </w:pPr>
       <w:r>
         <w:rPr>
@@ -3067,9 +2605,7 @@
     </w:p>
     <w:p>
       <w:pPr>
-        <w:keepNext/>
-        <w:spacing w:after="60" w:before="120" w:line="360"/>
-        <w:jc w:val="left"/>
+        <w:pStyle w:val="Heading2"/>
       </w:pPr>
       <w:r>
         <w:rPr>
@@ -3084,169 +2620,121 @@
     </w:p>
     <w:p>
       <w:pPr>
-        <w:spacing w:after="0" w:before="0" w:line="360"/>
-        <w:ind w:firstLine="480"/>
-        <w:jc w:val="both"/>
-      </w:pPr>
-      <w:r>
-        <w:rPr>
-          <w:rFonts w:ascii="Times New Roman" w:cs="Times New Roman" w:eastAsia="宋体" w:hAnsi="Times New Roman"/>
-          <w:b w:val="false"/>
-          <w:bCs w:val="false"/>
-          <w:sz w:val="24"/>
-          <w:szCs w:val="24"/>
+        <w:pStyle w:val="BodyCN"/>
+      </w:pPr>
+      <w:r>
+        <w:rPr>
+          <w:b w:val="false"/>
+          <w:bCs w:val="false"/>
         </w:rPr>
         <w:t xml:space="preserve">说服知识模型认为，人们通过亲身经历、与他人交流和观察营销者等途径，逐步积累关于说服者目标与策略的知识；一旦识别出某种信息是说服企图，该信息对其的意义随之改变，人们会调用这些知识对其进行解读、评估并选择应对方式</w:t>
       </w:r>
       <w:r>
         <w:rPr>
-          <w:rFonts w:ascii="Times New Roman" w:cs="Times New Roman" w:eastAsia="宋体" w:hAnsi="Times New Roman"/>
-          <w:b w:val="false"/>
-          <w:bCs w:val="false"/>
-          <w:sz w:val="24"/>
-          <w:szCs w:val="24"/>
+          <w:b w:val="false"/>
+          <w:bCs w:val="false"/>
           <w:vertAlign w:val="superscript"/>
         </w:rPr>
         <w:t xml:space="preserve">[38]</w:t>
       </w:r>
       <w:r>
         <w:rPr>
-          <w:rFonts w:ascii="Times New Roman" w:cs="Times New Roman" w:eastAsia="宋体" w:hAnsi="Times New Roman"/>
-          <w:b w:val="false"/>
-          <w:bCs w:val="false"/>
-          <w:sz w:val="24"/>
-          <w:szCs w:val="24"/>
+          <w:b w:val="false"/>
+          <w:bCs w:val="false"/>
         </w:rPr>
         <w:t xml:space="preserve">。广告标识的作用在于提供识别说服企图的线索。Boerman等的实验显示，6秒时长的赞助披露能够激活消费者的概念性和态度性说服知识</w:t>
       </w:r>
       <w:r>
         <w:rPr>
-          <w:rFonts w:ascii="Times New Roman" w:cs="Times New Roman" w:eastAsia="宋体" w:hAnsi="Times New Roman"/>
-          <w:b w:val="false"/>
-          <w:bCs w:val="false"/>
-          <w:sz w:val="24"/>
-          <w:szCs w:val="24"/>
+          <w:b w:val="false"/>
+          <w:bCs w:val="false"/>
           <w:vertAlign w:val="superscript"/>
         </w:rPr>
         <w:t xml:space="preserve">[40]</w:t>
       </w:r>
       <w:r>
         <w:rPr>
-          <w:rFonts w:ascii="Times New Roman" w:cs="Times New Roman" w:eastAsia="宋体" w:hAnsi="Times New Roman"/>
-          <w:b w:val="false"/>
-          <w:bCs w:val="false"/>
-          <w:sz w:val="24"/>
-          <w:szCs w:val="24"/>
+          <w:b w:val="false"/>
+          <w:bCs w:val="false"/>
         </w:rPr>
         <w:t xml:space="preserve">；Wojdynski和Evans发现，在其研究一的242名参与者中，只有17人识别出赞助文章是广告，披露的位置和措辞显著影响识别率</w:t>
       </w:r>
       <w:r>
         <w:rPr>
-          <w:rFonts w:ascii="Times New Roman" w:cs="Times New Roman" w:eastAsia="宋体" w:hAnsi="Times New Roman"/>
-          <w:b w:val="false"/>
-          <w:bCs w:val="false"/>
-          <w:sz w:val="24"/>
-          <w:szCs w:val="24"/>
+          <w:b w:val="false"/>
+          <w:bCs w:val="false"/>
           <w:vertAlign w:val="superscript"/>
         </w:rPr>
         <w:t xml:space="preserve">[41]</w:t>
       </w:r>
       <w:r>
         <w:rPr>
-          <w:rFonts w:ascii="Times New Roman" w:cs="Times New Roman" w:eastAsia="宋体" w:hAnsi="Times New Roman"/>
-          <w:b w:val="false"/>
-          <w:bCs w:val="false"/>
-          <w:sz w:val="24"/>
-          <w:szCs w:val="24"/>
+          <w:b w:val="false"/>
+          <w:bCs w:val="false"/>
         </w:rPr>
         <w:t xml:space="preserve">。</w:t>
       </w:r>
     </w:p>
     <w:p>
       <w:pPr>
-        <w:spacing w:after="0" w:before="0" w:line="360"/>
-        <w:ind w:firstLine="480"/>
-        <w:jc w:val="both"/>
-      </w:pPr>
-      <w:r>
-        <w:rPr>
-          <w:rFonts w:ascii="Times New Roman" w:cs="Times New Roman" w:eastAsia="宋体" w:hAnsi="Times New Roman"/>
-          <w:b w:val="false"/>
-          <w:bCs w:val="false"/>
-          <w:sz w:val="24"/>
-          <w:szCs w:val="24"/>
+        <w:pStyle w:val="BodyCN"/>
+      </w:pPr>
+      <w:r>
+        <w:rPr>
+          <w:b w:val="false"/>
+          <w:bCs w:val="false"/>
         </w:rPr>
         <w:t xml:space="preserve">生成式回答改变了这一识别过程的结构。Zelch等的用户研究表明，在用户未预期的情况下，由大语言模型融入回答的品牌或产品植入在相当比例的情形中未被察觉</w:t>
       </w:r>
       <w:r>
         <w:rPr>
-          <w:rFonts w:ascii="Times New Roman" w:cs="Times New Roman" w:eastAsia="宋体" w:hAnsi="Times New Roman"/>
-          <w:b w:val="false"/>
-          <w:bCs w:val="false"/>
-          <w:sz w:val="24"/>
-          <w:szCs w:val="24"/>
+          <w:b w:val="false"/>
+          <w:bCs w:val="false"/>
           <w:vertAlign w:val="superscript"/>
         </w:rPr>
         <w:t xml:space="preserve">[30]</w:t>
       </w:r>
       <w:r>
         <w:rPr>
-          <w:rFonts w:ascii="Times New Roman" w:cs="Times New Roman" w:eastAsia="宋体" w:hAnsi="Times New Roman"/>
-          <w:b w:val="false"/>
-          <w:bCs w:val="false"/>
-          <w:sz w:val="24"/>
-          <w:szCs w:val="24"/>
+          <w:b w:val="false"/>
+          <w:bCs w:val="false"/>
         </w:rPr>
         <w:t xml:space="preserve">。本文据此提出一个命题：回答以中立助手的身份给出，用户把筛选信息的工作委托给了引擎，GEO的说服企图先作用于引擎的输入材料，再经由引擎的回答到达用户；用户面对的信息没有可辨认的说服者，说服知识缺少被激活的线索。本文将这一机制称为“经模型中介的说服”。直接的说服对象从人转为模型，最终受影响的仍是用户，起作用的线索也发生了变化。Stöckl和Nitu研究的是代人浏览网页、完成预订的AI代理，并非生成式引擎，但两者都由模型替用户筛选信息。他们在酒店与旅游预订场景中发现，AI代理既不忽视也不系统回避广告，而是偏好关键词以及价格、可订状态、规格等结构化数据；作者把这一点与人类用户对照，认为视觉线索和情感诉求更能左右人类用户</w:t>
       </w:r>
       <w:r>
         <w:rPr>
-          <w:rFonts w:ascii="Times New Roman" w:cs="Times New Roman" w:eastAsia="宋体" w:hAnsi="Times New Roman"/>
-          <w:b w:val="false"/>
-          <w:bCs w:val="false"/>
-          <w:sz w:val="24"/>
-          <w:szCs w:val="24"/>
+          <w:b w:val="false"/>
+          <w:bCs w:val="false"/>
           <w:vertAlign w:val="superscript"/>
         </w:rPr>
         <w:t xml:space="preserve">[51]</w:t>
       </w:r>
       <w:r>
         <w:rPr>
-          <w:rFonts w:ascii="Times New Roman" w:cs="Times New Roman" w:eastAsia="宋体" w:hAnsi="Times New Roman"/>
-          <w:b w:val="false"/>
-          <w:bCs w:val="false"/>
-          <w:sz w:val="24"/>
-          <w:szCs w:val="24"/>
+          <w:b w:val="false"/>
+          <w:bCs w:val="false"/>
         </w:rPr>
         <w:t xml:space="preserve">。唐欣琳由此指出，广告创意工作的重心需要从视觉设计和情感表达转向具体产品信息的呈现</w:t>
       </w:r>
       <w:r>
         <w:rPr>
-          <w:rFonts w:ascii="Times New Roman" w:cs="Times New Roman" w:eastAsia="宋体" w:hAnsi="Times New Roman"/>
-          <w:b w:val="false"/>
-          <w:bCs w:val="false"/>
-          <w:sz w:val="24"/>
-          <w:szCs w:val="24"/>
+          <w:b w:val="false"/>
+          <w:bCs w:val="false"/>
           <w:vertAlign w:val="superscript"/>
         </w:rPr>
         <w:t xml:space="preserve">[47]</w:t>
       </w:r>
       <w:r>
         <w:rPr>
-          <w:rFonts w:ascii="Times New Roman" w:cs="Times New Roman" w:eastAsia="宋体" w:hAnsi="Times New Roman"/>
-          <w:b w:val="false"/>
-          <w:bCs w:val="false"/>
-          <w:sz w:val="24"/>
-          <w:szCs w:val="24"/>
+          <w:b w:val="false"/>
+          <w:bCs w:val="false"/>
         </w:rPr>
         <w:t xml:space="preserve">。第6节对可识别性风险的分析和第7节商业标记的设计都以这一命题为依据。</w:t>
       </w:r>
     </w:p>
     <w:p>
       <w:pPr>
-        <w:keepNext/>
-        <w:spacing w:after="120" w:before="240" w:line="360"/>
-        <w:jc w:val="left"/>
+        <w:pStyle w:val="Heading1"/>
       </w:pPr>
       <w:r>
         <w:rPr>
@@ -3261,9 +2749,7 @@
     </w:p>
     <w:p>
       <w:pPr>
-        <w:keepNext/>
-        <w:spacing w:after="60" w:before="120" w:line="360"/>
-        <w:jc w:val="left"/>
+        <w:pStyle w:val="Heading2"/>
       </w:pPr>
       <w:r>
         <w:rPr>
@@ -3278,266 +2764,190 @@
     </w:p>
     <w:p>
       <w:pPr>
-        <w:spacing w:after="0" w:before="0" w:line="360"/>
-        <w:ind w:firstLine="480"/>
-        <w:jc w:val="both"/>
-      </w:pPr>
-      <w:r>
-        <w:rPr>
-          <w:rFonts w:ascii="Times New Roman" w:cs="Times New Roman" w:eastAsia="宋体" w:hAnsi="Times New Roman"/>
-          <w:b w:val="false"/>
-          <w:bCs w:val="false"/>
-          <w:sz w:val="24"/>
-          <w:szCs w:val="24"/>
+        <w:pStyle w:val="BodyCN"/>
+      </w:pPr>
+      <w:r>
+        <w:rPr>
+          <w:b w:val="false"/>
+          <w:bCs w:val="false"/>
         </w:rPr>
         <w:t xml:space="preserve">GEO的第一步是让内容被引擎召回。Chen等的对照实验显示，主流AI搜索系统偏好第三方赢得媒体（earned media），较少引用品牌自有网站和社交平台内容，不同引擎在域名多样性、时效性和措辞敏感性上差异显著</w:t>
       </w:r>
       <w:r>
         <w:rPr>
-          <w:rFonts w:ascii="Times New Roman" w:cs="Times New Roman" w:eastAsia="宋体" w:hAnsi="Times New Roman"/>
-          <w:b w:val="false"/>
-          <w:bCs w:val="false"/>
-          <w:sz w:val="24"/>
-          <w:szCs w:val="24"/>
+          <w:b w:val="false"/>
+          <w:bCs w:val="false"/>
           <w:vertAlign w:val="superscript"/>
         </w:rPr>
         <w:t xml:space="preserve">[18]</w:t>
       </w:r>
       <w:r>
         <w:rPr>
-          <w:rFonts w:ascii="Times New Roman" w:cs="Times New Roman" w:eastAsia="宋体" w:hAnsi="Times New Roman"/>
-          <w:b w:val="false"/>
-          <w:bCs w:val="false"/>
-          <w:sz w:val="24"/>
-          <w:szCs w:val="24"/>
+          <w:b w:val="false"/>
+          <w:bCs w:val="false"/>
         </w:rPr>
         <w:t xml:space="preserve">。GEO的重心因此转向第三方信源，即在资讯站点、测评文章和行业榜单中铺设内容。新华社调查揭示的广告代理机构摸索大模型资料索引来源、向相关内容平台定向投放软文的做法</w:t>
       </w:r>
       <w:r>
         <w:rPr>
-          <w:rFonts w:ascii="Times New Roman" w:cs="Times New Roman" w:eastAsia="宋体" w:hAnsi="Times New Roman"/>
-          <w:b w:val="false"/>
-          <w:bCs w:val="false"/>
-          <w:sz w:val="24"/>
-          <w:szCs w:val="24"/>
+          <w:b w:val="false"/>
+          <w:bCs w:val="false"/>
           <w:vertAlign w:val="superscript"/>
         </w:rPr>
         <w:t xml:space="preserve">[15]</w:t>
       </w:r>
       <w:r>
         <w:rPr>
-          <w:rFonts w:ascii="Times New Roman" w:cs="Times New Roman" w:eastAsia="宋体" w:hAnsi="Times New Roman"/>
-          <w:b w:val="false"/>
-          <w:bCs w:val="false"/>
-          <w:sz w:val="24"/>
-          <w:szCs w:val="24"/>
+          <w:b w:val="false"/>
+          <w:bCs w:val="false"/>
         </w:rPr>
         <w:t xml:space="preserve">，以及媒体披露的借助GEO工具批量生成虚假评测、伪造用户评价、杜撰行业排名并经自媒体账号发布的做法</w:t>
       </w:r>
       <w:r>
         <w:rPr>
-          <w:rFonts w:ascii="Times New Roman" w:cs="Times New Roman" w:eastAsia="宋体" w:hAnsi="Times New Roman"/>
-          <w:b w:val="false"/>
-          <w:bCs w:val="false"/>
-          <w:sz w:val="24"/>
-          <w:szCs w:val="24"/>
+          <w:b w:val="false"/>
+          <w:bCs w:val="false"/>
           <w:vertAlign w:val="superscript"/>
         </w:rPr>
         <w:t xml:space="preserve">[52]</w:t>
       </w:r>
       <w:r>
         <w:rPr>
-          <w:rFonts w:ascii="Times New Roman" w:cs="Times New Roman" w:eastAsia="宋体" w:hAnsi="Times New Roman"/>
-          <w:b w:val="false"/>
-          <w:bCs w:val="false"/>
-          <w:sz w:val="24"/>
-          <w:szCs w:val="24"/>
+          <w:b w:val="false"/>
+          <w:bCs w:val="false"/>
         </w:rPr>
         <w:t xml:space="preserve">，都发生在这一环节。GEO服务采购的因此主要是第三方信源上的发布机会。</w:t>
       </w:r>
     </w:p>
     <w:p>
       <w:pPr>
-        <w:spacing w:after="0" w:before="0" w:line="360"/>
-        <w:ind w:firstLine="480"/>
-        <w:jc w:val="both"/>
-      </w:pPr>
-      <w:r>
-        <w:rPr>
-          <w:rFonts w:ascii="Times New Roman" w:cs="Times New Roman" w:eastAsia="宋体" w:hAnsi="Times New Roman"/>
-          <w:b w:val="false"/>
-          <w:bCs w:val="false"/>
-          <w:sz w:val="24"/>
-          <w:szCs w:val="24"/>
+        <w:pStyle w:val="BodyCN"/>
+      </w:pPr>
+      <w:r>
+        <w:rPr>
+          <w:b w:val="false"/>
+          <w:bCs w:val="false"/>
         </w:rPr>
         <w:t xml:space="preserve">召回之后，内容还要在有限的上下文中占据有利位置。Pfrommer等发现，不同大语言模型对产品名称、文档内容和上下文位置的依赖程度差异很大，针对性构造的注入文本能够提升低排名产品在对话式搜索引用中的次序，且这一效果可迁移到perplexity.ai</w:t>
       </w:r>
       <w:r>
         <w:rPr>
-          <w:rFonts w:ascii="Times New Roman" w:cs="Times New Roman" w:eastAsia="宋体" w:hAnsi="Times New Roman"/>
-          <w:b w:val="false"/>
-          <w:bCs w:val="false"/>
-          <w:sz w:val="24"/>
-          <w:szCs w:val="24"/>
+          <w:b w:val="false"/>
+          <w:bCs w:val="false"/>
           <w:vertAlign w:val="superscript"/>
         </w:rPr>
         <w:t xml:space="preserve">[23]</w:t>
       </w:r>
       <w:r>
         <w:rPr>
-          <w:rFonts w:ascii="Times New Roman" w:cs="Times New Roman" w:eastAsia="宋体" w:hAnsi="Times New Roman"/>
-          <w:b w:val="false"/>
-          <w:bCs w:val="false"/>
-          <w:sz w:val="24"/>
-          <w:szCs w:val="24"/>
+          <w:b w:val="false"/>
+          <w:bCs w:val="false"/>
         </w:rPr>
         <w:t xml:space="preserve">。</w:t>
       </w:r>
     </w:p>
     <w:p>
       <w:pPr>
-        <w:spacing w:after="0" w:before="0" w:line="360"/>
-        <w:ind w:firstLine="480"/>
-        <w:jc w:val="both"/>
-      </w:pPr>
-      <w:r>
-        <w:rPr>
-          <w:rFonts w:ascii="Times New Roman" w:cs="Times New Roman" w:eastAsia="宋体" w:hAnsi="Times New Roman"/>
-          <w:b w:val="false"/>
-          <w:bCs w:val="false"/>
-          <w:sz w:val="24"/>
-          <w:szCs w:val="24"/>
+        <w:pStyle w:val="BodyCN"/>
+      </w:pPr>
+      <w:r>
+        <w:rPr>
+          <w:b w:val="false"/>
+          <w:bCs w:val="false"/>
         </w:rPr>
         <w:t xml:space="preserve">能否最终写入回答，还取决于内容的表述。Aggarwal等在GEO-bench上发现，加入引用来源、相关引语和统计数据等改写方式能够显著提升可见度，最高约40%，效果随领域而变化</w:t>
       </w:r>
       <w:r>
         <w:rPr>
-          <w:rFonts w:ascii="Times New Roman" w:cs="Times New Roman" w:eastAsia="宋体" w:hAnsi="Times New Roman"/>
-          <w:b w:val="false"/>
-          <w:bCs w:val="false"/>
-          <w:sz w:val="24"/>
-          <w:szCs w:val="24"/>
+          <w:b w:val="false"/>
+          <w:bCs w:val="false"/>
           <w:vertAlign w:val="superscript"/>
         </w:rPr>
         <w:t xml:space="preserve">[14]</w:t>
       </w:r>
       <w:r>
         <w:rPr>
-          <w:rFonts w:ascii="Times New Roman" w:cs="Times New Roman" w:eastAsia="宋体" w:hAnsi="Times New Roman"/>
-          <w:b w:val="false"/>
-          <w:bCs w:val="false"/>
-          <w:sz w:val="24"/>
-          <w:szCs w:val="24"/>
+          <w:b w:val="false"/>
+          <w:bCs w:val="false"/>
         </w:rPr>
         <w:t xml:space="preserve">。Kumar和Lakkaraju表明，在产品信息页中加入经过优化的策略性文本序列，可以显著提高该产品成为大语言模型首要推荐的概率</w:t>
       </w:r>
       <w:r>
         <w:rPr>
-          <w:rFonts w:ascii="Times New Roman" w:cs="Times New Roman" w:eastAsia="宋体" w:hAnsi="Times New Roman"/>
-          <w:b w:val="false"/>
-          <w:bCs w:val="false"/>
-          <w:sz w:val="24"/>
-          <w:szCs w:val="24"/>
+          <w:b w:val="false"/>
+          <w:bCs w:val="false"/>
           <w:vertAlign w:val="superscript"/>
         </w:rPr>
         <w:t xml:space="preserve">[21]</w:t>
       </w:r>
       <w:r>
         <w:rPr>
-          <w:rFonts w:ascii="Times New Roman" w:cs="Times New Roman" w:eastAsia="宋体" w:hAnsi="Times New Roman"/>
-          <w:b w:val="false"/>
-          <w:bCs w:val="false"/>
-          <w:sz w:val="24"/>
-          <w:szCs w:val="24"/>
+          <w:b w:val="false"/>
+          <w:bCs w:val="false"/>
         </w:rPr>
         <w:t xml:space="preserve">。Wu等让模型从可见度不同的文档对中归纳引擎的偏好规则并据此改写内容，在提升内容被采用程度的同时没有降低引擎的回答质量</w:t>
       </w:r>
       <w:r>
         <w:rPr>
-          <w:rFonts w:ascii="Times New Roman" w:cs="Times New Roman" w:eastAsia="宋体" w:hAnsi="Times New Roman"/>
-          <w:b w:val="false"/>
-          <w:bCs w:val="false"/>
-          <w:sz w:val="24"/>
-          <w:szCs w:val="24"/>
+          <w:b w:val="false"/>
+          <w:bCs w:val="false"/>
           <w:vertAlign w:val="superscript"/>
         </w:rPr>
         <w:t xml:space="preserve">[19]</w:t>
       </w:r>
       <w:r>
         <w:rPr>
-          <w:rFonts w:ascii="Times New Roman" w:cs="Times New Roman" w:eastAsia="宋体" w:hAnsi="Times New Roman"/>
-          <w:b w:val="false"/>
-          <w:bCs w:val="false"/>
-          <w:sz w:val="24"/>
-          <w:szCs w:val="24"/>
+          <w:b w:val="false"/>
+          <w:bCs w:val="false"/>
         </w:rPr>
         <w:t xml:space="preserve">。</w:t>
       </w:r>
     </w:p>
     <w:p>
       <w:pPr>
-        <w:spacing w:after="0" w:before="0" w:line="360"/>
-        <w:ind w:firstLine="480"/>
-        <w:jc w:val="both"/>
-      </w:pPr>
-      <w:r>
-        <w:rPr>
-          <w:rFonts w:ascii="Times New Roman" w:cs="Times New Roman" w:eastAsia="宋体" w:hAnsi="Times New Roman"/>
-          <w:b w:val="false"/>
-          <w:bCs w:val="false"/>
-          <w:sz w:val="24"/>
-          <w:szCs w:val="24"/>
+        <w:pStyle w:val="BodyCN"/>
+      </w:pPr>
+      <w:r>
+        <w:rPr>
+          <w:b w:val="false"/>
+          <w:bCs w:val="false"/>
         </w:rPr>
         <w:t xml:space="preserve">综合三个环节，现有研究中最可靠的影响因素是内容与查询的话题相关性和内容在上下文中的位置</w:t>
       </w:r>
       <w:r>
         <w:rPr>
-          <w:rFonts w:ascii="Times New Roman" w:cs="Times New Roman" w:eastAsia="宋体" w:hAnsi="Times New Roman"/>
-          <w:b w:val="false"/>
-          <w:bCs w:val="false"/>
-          <w:sz w:val="24"/>
-          <w:szCs w:val="24"/>
+          <w:b w:val="false"/>
+          <w:bCs w:val="false"/>
           <w:vertAlign w:val="superscript"/>
         </w:rPr>
         <w:t xml:space="preserve">[20]</w:t>
       </w:r>
       <w:r>
         <w:rPr>
-          <w:rFonts w:ascii="Times New Roman" w:cs="Times New Roman" w:eastAsia="宋体" w:hAnsi="Times New Roman"/>
-          <w:b w:val="false"/>
-          <w:bCs w:val="false"/>
-          <w:sz w:val="24"/>
-          <w:szCs w:val="24"/>
+          <w:b w:val="false"/>
+          <w:bCs w:val="false"/>
         </w:rPr>
         <w:t xml:space="preserve">；信源是否属于引擎偏好的第三方媒体，也影响内容被引用的机会</w:t>
       </w:r>
       <w:r>
         <w:rPr>
-          <w:rFonts w:ascii="Times New Roman" w:cs="Times New Roman" w:eastAsia="宋体" w:hAnsi="Times New Roman"/>
-          <w:b w:val="false"/>
-          <w:bCs w:val="false"/>
-          <w:sz w:val="24"/>
-          <w:szCs w:val="24"/>
+          <w:b w:val="false"/>
+          <w:bCs w:val="false"/>
           <w:vertAlign w:val="superscript"/>
         </w:rPr>
         <w:t xml:space="preserve">[18]</w:t>
       </w:r>
       <w:r>
         <w:rPr>
-          <w:rFonts w:ascii="Times New Roman" w:cs="Times New Roman" w:eastAsia="宋体" w:hAnsi="Times New Roman"/>
-          <w:b w:val="false"/>
-          <w:bCs w:val="false"/>
-          <w:sz w:val="24"/>
-          <w:szCs w:val="24"/>
+          <w:b w:val="false"/>
+          <w:bCs w:val="false"/>
         </w:rPr>
         <w:t xml:space="preserve">。本文所引的GEO实验均未把创意表现和情感诉求作为变量加以检验。结合4.3节所述Stöckl和Nitu的发现，本文提出一个可供检验的假设：在生成式引擎中，结构化产品信息对内容被采纳概率的影响大于创意表现和情感诉求。</w:t>
       </w:r>
     </w:p>
     <w:p>
       <w:pPr>
-        <w:keepNext/>
-        <w:spacing w:after="60" w:before="120" w:line="360"/>
-        <w:jc w:val="left"/>
+        <w:pStyle w:val="Heading2"/>
       </w:pPr>
       <w:r>
         <w:rPr>
@@ -3552,17 +2962,12 @@
     </w:p>
     <w:p>
       <w:pPr>
-        <w:spacing w:after="0" w:before="0" w:line="360"/>
-        <w:ind w:firstLine="480"/>
-        <w:jc w:val="both"/>
-      </w:pPr>
-      <w:r>
-        <w:rPr>
-          <w:rFonts w:ascii="Times New Roman" w:cs="Times New Roman" w:eastAsia="宋体" w:hAnsi="Times New Roman"/>
-          <w:b w:val="false"/>
-          <w:bCs w:val="false"/>
-          <w:sz w:val="24"/>
-          <w:szCs w:val="24"/>
+        <w:pStyle w:val="BodyCN"/>
+      </w:pPr>
+      <w:r>
+        <w:rPr>
+          <w:b w:val="false"/>
+          <w:bCs w:val="false"/>
         </w:rPr>
         <w:t xml:space="preserve">AI搜索中的商业信息目前沿两条路径进入用户视野（图1、表2）。</w:t>
       </w:r>
@@ -3616,8 +3021,7 @@
     </w:p>
     <w:p>
       <w:pPr>
-        <w:spacing w:after="120" w:before="0" w:line="360"/>
-        <w:jc w:val="center"/>
+        <w:pStyle w:val="CaptionCN"/>
       </w:pPr>
       <w:r>
         <w:rPr>
@@ -3632,291 +3036,209 @@
     </w:p>
     <w:p>
       <w:pPr>
-        <w:spacing w:after="0" w:before="0" w:line="360"/>
-        <w:ind w:firstLine="480"/>
-        <w:jc w:val="both"/>
-      </w:pPr>
-      <w:r>
-        <w:rPr>
-          <w:rFonts w:ascii="Times New Roman" w:cs="Times New Roman" w:eastAsia="宋体" w:hAnsi="Times New Roman"/>
-          <w:b w:val="false"/>
-          <w:bCs w:val="false"/>
-          <w:sz w:val="24"/>
-          <w:szCs w:val="24"/>
+        <w:pStyle w:val="BodyCN"/>
+      </w:pPr>
+      <w:r>
+        <w:rPr>
+          <w:b w:val="false"/>
+          <w:bCs w:val="false"/>
         </w:rPr>
         <w:t xml:space="preserve">第一条是平台广告和平台的购物功能。已上线的平台广告都以标注“赞助”的独立区块展示：谷歌的广告出现在AI概览之中或其上下方</w:t>
       </w:r>
       <w:r>
         <w:rPr>
-          <w:rFonts w:ascii="Times New Roman" w:cs="Times New Roman" w:eastAsia="宋体" w:hAnsi="Times New Roman"/>
-          <w:b w:val="false"/>
-          <w:bCs w:val="false"/>
-          <w:sz w:val="24"/>
-          <w:szCs w:val="24"/>
+          <w:b w:val="false"/>
+          <w:bCs w:val="false"/>
           <w:vertAlign w:val="superscript"/>
         </w:rPr>
         <w:t xml:space="preserve">[4]</w:t>
       </w:r>
       <w:r>
         <w:rPr>
-          <w:rFonts w:ascii="Times New Roman" w:cs="Times New Roman" w:eastAsia="宋体" w:hAnsi="Times New Roman"/>
-          <w:b w:val="false"/>
-          <w:bCs w:val="false"/>
-          <w:sz w:val="24"/>
-          <w:szCs w:val="24"/>
+          <w:b w:val="false"/>
+          <w:bCs w:val="false"/>
         </w:rPr>
         <w:t xml:space="preserve">；OpenAI规定广告始终标注为赞助、与自然回答视觉分离，且不影响ChatGPT的回答</w:t>
       </w:r>
       <w:r>
         <w:rPr>
-          <w:rFonts w:ascii="Times New Roman" w:cs="Times New Roman" w:eastAsia="宋体" w:hAnsi="Times New Roman"/>
-          <w:b w:val="false"/>
-          <w:bCs w:val="false"/>
-          <w:sz w:val="24"/>
-          <w:szCs w:val="24"/>
+          <w:b w:val="false"/>
+          <w:bCs w:val="false"/>
           <w:vertAlign w:val="superscript"/>
         </w:rPr>
         <w:t xml:space="preserve">[8]</w:t>
       </w:r>
       <w:r>
         <w:rPr>
-          <w:rFonts w:ascii="Times New Roman" w:cs="Times New Roman" w:eastAsia="宋体" w:hAnsi="Times New Roman"/>
-          <w:b w:val="false"/>
-          <w:bCs w:val="false"/>
-          <w:sz w:val="24"/>
-          <w:szCs w:val="24"/>
+          <w:b w:val="false"/>
+          <w:bCs w:val="false"/>
         </w:rPr>
         <w:t xml:space="preserve">；Perplexity的赞助追问显示在回答旁，追问的回答由其系统生成，品牌不能撰写或编辑</w:t>
       </w:r>
       <w:r>
         <w:rPr>
-          <w:rFonts w:ascii="Times New Roman" w:cs="Times New Roman" w:eastAsia="宋体" w:hAnsi="Times New Roman"/>
-          <w:b w:val="false"/>
-          <w:bCs w:val="false"/>
-          <w:sz w:val="24"/>
-          <w:szCs w:val="24"/>
+          <w:b w:val="false"/>
+          <w:bCs w:val="false"/>
           <w:vertAlign w:val="superscript"/>
         </w:rPr>
         <w:t xml:space="preserve">[5]</w:t>
       </w:r>
       <w:r>
         <w:rPr>
-          <w:rFonts w:ascii="Times New Roman" w:cs="Times New Roman" w:eastAsia="宋体" w:hAnsi="Times New Roman"/>
-          <w:b w:val="false"/>
-          <w:bCs w:val="false"/>
-          <w:sz w:val="24"/>
-          <w:szCs w:val="24"/>
+          <w:b w:val="false"/>
+          <w:bCs w:val="false"/>
         </w:rPr>
         <w:t xml:space="preserve">。国内平台则在回答中直接嵌入购买入口，豆包与抖音电商、千问与淘宝的打通都属此类</w:t>
       </w:r>
       <w:r>
         <w:rPr>
-          <w:rFonts w:ascii="Times New Roman" w:cs="Times New Roman" w:eastAsia="宋体" w:hAnsi="Times New Roman"/>
-          <w:b w:val="false"/>
-          <w:bCs w:val="false"/>
-          <w:sz w:val="24"/>
-          <w:szCs w:val="24"/>
+          <w:b w:val="false"/>
+          <w:bCs w:val="false"/>
           <w:vertAlign w:val="superscript"/>
         </w:rPr>
         <w:t xml:space="preserve">[10,11]</w:t>
       </w:r>
       <w:r>
         <w:rPr>
-          <w:rFonts w:ascii="Times New Roman" w:cs="Times New Roman" w:eastAsia="宋体" w:hAnsi="Times New Roman"/>
-          <w:b w:val="false"/>
-          <w:bCs w:val="false"/>
-          <w:sz w:val="24"/>
-          <w:szCs w:val="24"/>
+          <w:b w:val="false"/>
+          <w:bCs w:val="false"/>
         </w:rPr>
         <w:t xml:space="preserve">。机制设计研究提出了让广告主经由出价直接影响生成文本的方案：词元拍卖用于由多个广告主共同生成广告文本</w:t>
       </w:r>
       <w:r>
         <w:rPr>
-          <w:rFonts w:ascii="Times New Roman" w:cs="Times New Roman" w:eastAsia="宋体" w:hAnsi="Times New Roman"/>
-          <w:b w:val="false"/>
-          <w:bCs w:val="false"/>
-          <w:sz w:val="24"/>
-          <w:szCs w:val="24"/>
+          <w:b w:val="false"/>
+          <w:bCs w:val="false"/>
           <w:vertAlign w:val="superscript"/>
         </w:rPr>
         <w:t xml:space="preserve">[26]</w:t>
       </w:r>
       <w:r>
         <w:rPr>
-          <w:rFonts w:ascii="Times New Roman" w:cs="Times New Roman" w:eastAsia="宋体" w:hAnsi="Times New Roman"/>
-          <w:b w:val="false"/>
-          <w:bCs w:val="false"/>
-          <w:sz w:val="24"/>
-          <w:szCs w:val="24"/>
+          <w:b w:val="false"/>
+          <w:bCs w:val="false"/>
         </w:rPr>
         <w:t xml:space="preserve">，摘要拍卖和分段拍卖则把广告直接写入面向用户的模型输出</w:t>
       </w:r>
       <w:r>
         <w:rPr>
-          <w:rFonts w:ascii="Times New Roman" w:cs="Times New Roman" w:eastAsia="宋体" w:hAnsi="Times New Roman"/>
-          <w:b w:val="false"/>
-          <w:bCs w:val="false"/>
-          <w:sz w:val="24"/>
-          <w:szCs w:val="24"/>
+          <w:b w:val="false"/>
+          <w:bCs w:val="false"/>
           <w:vertAlign w:val="superscript"/>
         </w:rPr>
         <w:t xml:space="preserve">[27,28]</w:t>
       </w:r>
       <w:r>
         <w:rPr>
-          <w:rFonts w:ascii="Times New Roman" w:cs="Times New Roman" w:eastAsia="宋体" w:hAnsi="Times New Roman"/>
-          <w:b w:val="false"/>
-          <w:bCs w:val="false"/>
-          <w:sz w:val="24"/>
-          <w:szCs w:val="24"/>
+          <w:b w:val="false"/>
+          <w:bCs w:val="false"/>
         </w:rPr>
         <w:t xml:space="preserve">。GEM-Bench的初步结果显示后一种写法往往降低用户满意度</w:t>
       </w:r>
       <w:r>
         <w:rPr>
-          <w:rFonts w:ascii="Times New Roman" w:cs="Times New Roman" w:eastAsia="宋体" w:hAnsi="Times New Roman"/>
-          <w:b w:val="false"/>
-          <w:bCs w:val="false"/>
-          <w:sz w:val="24"/>
-          <w:szCs w:val="24"/>
+          <w:b w:val="false"/>
+          <w:bCs w:val="false"/>
           <w:vertAlign w:val="superscript"/>
         </w:rPr>
         <w:t xml:space="preserve">[29]</w:t>
       </w:r>
       <w:r>
         <w:rPr>
-          <w:rFonts w:ascii="Times New Roman" w:cs="Times New Roman" w:eastAsia="宋体" w:hAnsi="Times New Roman"/>
-          <w:b w:val="false"/>
-          <w:bCs w:val="false"/>
-          <w:sz w:val="24"/>
-          <w:szCs w:val="24"/>
+          <w:b w:val="false"/>
+          <w:bCs w:val="false"/>
         </w:rPr>
         <w:t xml:space="preserve">，上述已上线的平台广告都没有采用它；一旦采用，平台广告就会与第三方GEO内容出现在回答的同一位置。</w:t>
       </w:r>
     </w:p>
     <w:p>
       <w:pPr>
-        <w:spacing w:after="0" w:before="0" w:line="360"/>
-        <w:ind w:firstLine="480"/>
-        <w:jc w:val="both"/>
-      </w:pPr>
-      <w:r>
-        <w:rPr>
-          <w:rFonts w:ascii="Times New Roman" w:cs="Times New Roman" w:eastAsia="宋体" w:hAnsi="Times New Roman"/>
-          <w:b w:val="false"/>
-          <w:bCs w:val="false"/>
-          <w:sz w:val="24"/>
-          <w:szCs w:val="24"/>
+        <w:pStyle w:val="BodyCN"/>
+      </w:pPr>
+      <w:r>
+        <w:rPr>
+          <w:b w:val="false"/>
+          <w:bCs w:val="false"/>
         </w:rPr>
         <w:t xml:space="preserve">第二条是第三方GEO内容。它不经过平台的广告系统，不向平台付费，以回答正文的形式出现，不带广告标识，收入归属GEO服务商和内容渠道。按内容是否真实、是否利用模型漏洞，这条路径又分为两类：以真实信息改写和分发内容的信息型GEO，以及虚构测评、评价和排名，或嵌入策略性文本、提示注入等利用模型漏洞的操纵型GEO。信息型GEO内容真实，但同样没有标识其商业属性。</w:t>
       </w:r>
     </w:p>
     <w:p>
       <w:pPr>
-        <w:spacing w:after="0" w:before="0" w:line="360"/>
-        <w:ind w:firstLine="480"/>
-        <w:jc w:val="both"/>
-      </w:pPr>
-      <w:r>
-        <w:rPr>
-          <w:rFonts w:ascii="Times New Roman" w:cs="Times New Roman" w:eastAsia="宋体" w:hAnsi="Times New Roman"/>
-          <w:b w:val="false"/>
-          <w:bCs w:val="false"/>
-          <w:sz w:val="24"/>
-          <w:szCs w:val="24"/>
+        <w:pStyle w:val="BodyCN"/>
+      </w:pPr>
+      <w:r>
+        <w:rPr>
+          <w:b w:val="false"/>
+          <w:bCs w:val="false"/>
         </w:rPr>
         <w:t xml:space="preserve">两条路径之间存在张力。平台广告的商业价值建立在用户相信回答独立于广告的基础上：OpenAI承诺广告不影响ChatGPT的回答</w:t>
       </w:r>
       <w:r>
         <w:rPr>
-          <w:rFonts w:ascii="Times New Roman" w:cs="Times New Roman" w:eastAsia="宋体" w:hAnsi="Times New Roman"/>
-          <w:b w:val="false"/>
-          <w:bCs w:val="false"/>
-          <w:sz w:val="24"/>
-          <w:szCs w:val="24"/>
+          <w:b w:val="false"/>
+          <w:bCs w:val="false"/>
           <w:vertAlign w:val="superscript"/>
         </w:rPr>
         <w:t xml:space="preserve">[8]</w:t>
       </w:r>
       <w:r>
         <w:rPr>
-          <w:rFonts w:ascii="Times New Roman" w:cs="Times New Roman" w:eastAsia="宋体" w:hAnsi="Times New Roman"/>
-          <w:b w:val="false"/>
-          <w:bCs w:val="false"/>
-          <w:sz w:val="24"/>
-          <w:szCs w:val="24"/>
+          <w:b w:val="false"/>
+          <w:bCs w:val="false"/>
         </w:rPr>
         <w:t xml:space="preserve">，Perplexity承诺赞助追问的回答由其系统生成、品牌不能撰写或编辑</w:t>
       </w:r>
       <w:r>
         <w:rPr>
-          <w:rFonts w:ascii="Times New Roman" w:cs="Times New Roman" w:eastAsia="宋体" w:hAnsi="Times New Roman"/>
-          <w:b w:val="false"/>
-          <w:bCs w:val="false"/>
-          <w:sz w:val="24"/>
-          <w:szCs w:val="24"/>
+          <w:b w:val="false"/>
+          <w:bCs w:val="false"/>
           <w:vertAlign w:val="superscript"/>
         </w:rPr>
         <w:t xml:space="preserve">[5]</w:t>
       </w:r>
       <w:r>
         <w:rPr>
-          <w:rFonts w:ascii="Times New Roman" w:cs="Times New Roman" w:eastAsia="宋体" w:hAnsi="Times New Roman"/>
-          <w:b w:val="false"/>
-          <w:bCs w:val="false"/>
-          <w:sz w:val="24"/>
-          <w:szCs w:val="24"/>
+          <w:b w:val="false"/>
+          <w:bCs w:val="false"/>
         </w:rPr>
         <w:t xml:space="preserve">；Perplexity逐步退出广告业务时，给出的理由正是广告会损害用户对回答的信任</w:t>
       </w:r>
       <w:r>
         <w:rPr>
-          <w:rFonts w:ascii="Times New Roman" w:cs="Times New Roman" w:eastAsia="宋体" w:hAnsi="Times New Roman"/>
-          <w:b w:val="false"/>
-          <w:bCs w:val="false"/>
-          <w:sz w:val="24"/>
-          <w:szCs w:val="24"/>
+          <w:b w:val="false"/>
+          <w:bCs w:val="false"/>
           <w:vertAlign w:val="superscript"/>
         </w:rPr>
         <w:t xml:space="preserve">[6]</w:t>
       </w:r>
       <w:r>
         <w:rPr>
-          <w:rFonts w:ascii="Times New Roman" w:cs="Times New Roman" w:eastAsia="宋体" w:hAnsi="Times New Roman"/>
-          <w:b w:val="false"/>
-          <w:bCs w:val="false"/>
-          <w:sz w:val="24"/>
-          <w:szCs w:val="24"/>
+          <w:b w:val="false"/>
+          <w:bCs w:val="false"/>
         </w:rPr>
         <w:t xml:space="preserve">；百度管理层也表示，AI搜索当前优先改善回答质量和用户体验，有意推迟其商业化</w:t>
       </w:r>
       <w:r>
         <w:rPr>
-          <w:rFonts w:ascii="Times New Roman" w:cs="Times New Roman" w:eastAsia="宋体" w:hAnsi="Times New Roman"/>
-          <w:b w:val="false"/>
-          <w:bCs w:val="false"/>
-          <w:sz w:val="24"/>
-          <w:szCs w:val="24"/>
+          <w:b w:val="false"/>
+          <w:bCs w:val="false"/>
           <w:vertAlign w:val="superscript"/>
         </w:rPr>
         <w:t xml:space="preserve">[13]</w:t>
       </w:r>
       <w:r>
         <w:rPr>
-          <w:rFonts w:ascii="Times New Roman" w:cs="Times New Roman" w:eastAsia="宋体" w:hAnsi="Times New Roman"/>
-          <w:b w:val="false"/>
-          <w:bCs w:val="false"/>
-          <w:sz w:val="24"/>
-          <w:szCs w:val="24"/>
+          <w:b w:val="false"/>
+          <w:bCs w:val="false"/>
         </w:rPr>
         <w:t xml:space="preserve">。这些承诺的字面范围只及于平台自身的广告，第三方GEO不在其内；但第三方GEO的价值正来自影响回答，平台若不加约束，承诺所要维护的用户信任同样会受损，7.3节讨论平台的相应义务。</w:t>
       </w:r>
     </w:p>
     <w:p>
       <w:pPr>
+        <w:pStyle w:val="CaptionCN"/>
         <w:keepNext/>
-        <w:spacing w:after="60" w:before="120" w:line="360"/>
-        <w:jc w:val="center"/>
       </w:pPr>
       <w:r>
         <w:rPr>
@@ -4979,9 +4301,7 @@
     </w:p>
     <w:p>
       <w:pPr>
-        <w:keepNext/>
-        <w:spacing w:after="120" w:before="240" w:line="360"/>
-        <w:jc w:val="left"/>
+        <w:pStyle w:val="Heading1"/>
       </w:pPr>
       <w:r>
         <w:rPr>
@@ -4996,9 +4316,7 @@
     </w:p>
     <w:p>
       <w:pPr>
-        <w:keepNext/>
-        <w:spacing w:after="60" w:before="120" w:line="360"/>
-        <w:jc w:val="left"/>
+        <w:pStyle w:val="Heading2"/>
       </w:pPr>
       <w:r>
         <w:rPr>
@@ -5013,26 +4331,20 @@
     </w:p>
     <w:p>
       <w:pPr>
-        <w:spacing w:after="0" w:before="0" w:line="360"/>
-        <w:ind w:firstLine="480"/>
-        <w:jc w:val="both"/>
-      </w:pPr>
-      <w:r>
-        <w:rPr>
-          <w:rFonts w:ascii="Times New Roman" w:cs="Times New Roman" w:eastAsia="宋体" w:hAnsi="Times New Roman"/>
-          <w:b w:val="false"/>
-          <w:bCs w:val="false"/>
-          <w:sz w:val="24"/>
-          <w:szCs w:val="24"/>
+        <w:pStyle w:val="BodyCN"/>
+      </w:pPr>
+      <w:r>
+        <w:rPr>
+          <w:b w:val="false"/>
+          <w:bCs w:val="false"/>
         </w:rPr>
         <w:t xml:space="preserve">按照4.3节的命题，GEO内容在回答中不带标识，用户的说服知识就缺少被激活的线索。问题在于，现行规则能否要求某个主体为这些内容加上标识。表3按规范对象、相关规定和适用环节比对了10部规范文本。</w:t>
       </w:r>
     </w:p>
     <w:p>
       <w:pPr>
+        <w:pStyle w:val="CaptionCN"/>
         <w:keepNext/>
-        <w:spacing w:after="60" w:before="120" w:line="360"/>
-        <w:jc w:val="center"/>
       </w:pPr>
       <w:r>
         <w:rPr>
@@ -7065,476 +6377,340 @@
     </w:p>
     <w:p>
       <w:pPr>
-        <w:spacing w:after="0" w:before="0" w:line="360"/>
-        <w:ind w:firstLine="480"/>
-        <w:jc w:val="both"/>
-      </w:pPr>
-      <w:r>
-        <w:rPr>
-          <w:rFonts w:ascii="Times New Roman" w:cs="Times New Roman" w:eastAsia="宋体" w:hAnsi="Times New Roman"/>
-          <w:b w:val="false"/>
-          <w:bCs w:val="false"/>
-          <w:sz w:val="24"/>
-          <w:szCs w:val="24"/>
+        <w:pStyle w:val="BodyCN"/>
+      </w:pPr>
+      <w:r>
+        <w:rPr>
+          <w:b w:val="false"/>
+          <w:bCs w:val="false"/>
         </w:rPr>
         <w:t xml:space="preserve">在信源发布环节，规则能够覆盖，但责任落在分散的发布者身上。《广告法》第二条以商品经营者或者服务提供者通过一定媒介和形式直接或者间接地介绍自己所推销的商品或者服务界定商业广告，第十四条要求广告具有可识别性</w:t>
       </w:r>
       <w:r>
         <w:rPr>
-          <w:rFonts w:ascii="Times New Roman" w:cs="Times New Roman" w:eastAsia="宋体" w:hAnsi="Times New Roman"/>
-          <w:b w:val="false"/>
-          <w:bCs w:val="false"/>
-          <w:sz w:val="24"/>
-          <w:szCs w:val="24"/>
+          <w:b w:val="false"/>
+          <w:bCs w:val="false"/>
           <w:vertAlign w:val="superscript"/>
         </w:rPr>
         <w:t xml:space="preserve">[53]</w:t>
       </w:r>
       <w:r>
         <w:rPr>
-          <w:rFonts w:ascii="Times New Roman" w:cs="Times New Roman" w:eastAsia="宋体" w:hAnsi="Times New Roman"/>
-          <w:b w:val="false"/>
-          <w:bCs w:val="false"/>
-          <w:sz w:val="24"/>
-          <w:szCs w:val="24"/>
+          <w:b w:val="false"/>
+          <w:bCs w:val="false"/>
         </w:rPr>
         <w:t xml:space="preserve">；《互联网广告管理办法》第九条重申可识别性要求，并对竞价排名和附有购物链接的知识介绍、体验分享、消费测评规定了显著标明“广告”的义务</w:t>
       </w:r>
       <w:r>
         <w:rPr>
-          <w:rFonts w:ascii="Times New Roman" w:cs="Times New Roman" w:eastAsia="宋体" w:hAnsi="Times New Roman"/>
-          <w:b w:val="false"/>
-          <w:bCs w:val="false"/>
-          <w:sz w:val="24"/>
-          <w:szCs w:val="24"/>
+          <w:b w:val="false"/>
+          <w:bCs w:val="false"/>
           <w:vertAlign w:val="superscript"/>
         </w:rPr>
         <w:t xml:space="preserve">[50]</w:t>
       </w:r>
       <w:r>
         <w:rPr>
-          <w:rFonts w:ascii="Times New Roman" w:cs="Times New Roman" w:eastAsia="宋体" w:hAnsi="Times New Roman"/>
-          <w:b w:val="false"/>
-          <w:bCs w:val="false"/>
-          <w:sz w:val="24"/>
-          <w:szCs w:val="24"/>
+          <w:b w:val="false"/>
+          <w:bCs w:val="false"/>
         </w:rPr>
         <w:t xml:space="preserve">；《互联网广告可识别性执法指南》明确是否标明“广告”不是认定广告的依据，并规定平台用户利用平台信息服务发布广告的，该用户是广告发布者</w:t>
       </w:r>
       <w:r>
         <w:rPr>
-          <w:rFonts w:ascii="Times New Roman" w:cs="Times New Roman" w:eastAsia="宋体" w:hAnsi="Times New Roman"/>
-          <w:b w:val="false"/>
-          <w:bCs w:val="false"/>
-          <w:sz w:val="24"/>
-          <w:szCs w:val="24"/>
+          <w:b w:val="false"/>
+          <w:bCs w:val="false"/>
           <w:vertAlign w:val="superscript"/>
         </w:rPr>
         <w:t xml:space="preserve">[54]</w:t>
       </w:r>
       <w:r>
         <w:rPr>
-          <w:rFonts w:ascii="Times New Roman" w:cs="Times New Roman" w:eastAsia="宋体" w:hAnsi="Times New Roman"/>
-          <w:b w:val="false"/>
-          <w:bCs w:val="false"/>
-          <w:sz w:val="24"/>
-          <w:szCs w:val="24"/>
+          <w:b w:val="false"/>
+          <w:bCs w:val="false"/>
         </w:rPr>
         <w:t xml:space="preserve">。以推销为目的投放到第三方信源的GEO内容，在这一环节可以认定为广告，发布者负有使其具有可识别性的义务。品牌在自建网站和自有账号上推销自身商品或者服务的内容构成广告的，属于广告主自行发布，《互联网广告管理办法》第十三条允许广告主通过自建网站以及自有的客户端、互联网应用程序、公众号、网络店铺页面等自行发布广告</w:t>
       </w:r>
       <w:r>
         <w:rPr>
-          <w:rFonts w:ascii="Times New Roman" w:cs="Times New Roman" w:eastAsia="宋体" w:hAnsi="Times New Roman"/>
-          <w:b w:val="false"/>
-          <w:bCs w:val="false"/>
-          <w:sz w:val="24"/>
-          <w:szCs w:val="24"/>
+          <w:b w:val="false"/>
+          <w:bCs w:val="false"/>
           <w:vertAlign w:val="superscript"/>
         </w:rPr>
         <w:t xml:space="preserve">[50]</w:t>
       </w:r>
       <w:r>
         <w:rPr>
-          <w:rFonts w:ascii="Times New Roman" w:cs="Times New Roman" w:eastAsia="宋体" w:hAnsi="Times New Roman"/>
-          <w:b w:val="false"/>
-          <w:bCs w:val="false"/>
-          <w:sz w:val="24"/>
-          <w:szCs w:val="24"/>
+          <w:b w:val="false"/>
+          <w:bCs w:val="false"/>
         </w:rPr>
         <w:t xml:space="preserve">；执法指南把经营者通过自有网站、应用程序，或在平台上以账号名称、店铺名称公开身份后对自己的商品发布广告的情形，列为可以认定具有可识别性的情形</w:t>
       </w:r>
       <w:r>
         <w:rPr>
-          <w:rFonts w:ascii="Times New Roman" w:cs="Times New Roman" w:eastAsia="宋体" w:hAnsi="Times New Roman"/>
-          <w:b w:val="false"/>
-          <w:bCs w:val="false"/>
-          <w:sz w:val="24"/>
-          <w:szCs w:val="24"/>
+          <w:b w:val="false"/>
+          <w:bCs w:val="false"/>
           <w:vertAlign w:val="superscript"/>
         </w:rPr>
         <w:t xml:space="preserve">[54]</w:t>
       </w:r>
       <w:r>
         <w:rPr>
-          <w:rFonts w:ascii="Times New Roman" w:cs="Times New Roman" w:eastAsia="宋体" w:hAnsi="Times New Roman"/>
-          <w:b w:val="false"/>
-          <w:bCs w:val="false"/>
-          <w:sz w:val="24"/>
-          <w:szCs w:val="24"/>
+          <w:b w:val="false"/>
+          <w:bCs w:val="false"/>
         </w:rPr>
         <w:t xml:space="preserve">。这一判断以用户看到发布主体为前提，内容经检索和改写进入回答后，发布主体从用户视野中消失，信源端成立的可识别性在回答中随之丧失。责任结构同样不利于约束GEO：《广告法》第五十九条第三款对不具可识别性的广告只处罚广告发布者，罚款上限为十万元</w:t>
       </w:r>
       <w:r>
         <w:rPr>
-          <w:rFonts w:ascii="Times New Roman" w:cs="Times New Roman" w:eastAsia="宋体" w:hAnsi="Times New Roman"/>
-          <w:b w:val="false"/>
-          <w:bCs w:val="false"/>
-          <w:sz w:val="24"/>
-          <w:szCs w:val="24"/>
+          <w:b w:val="false"/>
+          <w:bCs w:val="false"/>
           <w:vertAlign w:val="superscript"/>
         </w:rPr>
         <w:t xml:space="preserve">[53]</w:t>
       </w:r>
       <w:r>
         <w:rPr>
-          <w:rFonts w:ascii="Times New Roman" w:cs="Times New Roman" w:eastAsia="宋体" w:hAnsi="Times New Roman"/>
-          <w:b w:val="false"/>
-          <w:bCs w:val="false"/>
-          <w:sz w:val="24"/>
-          <w:szCs w:val="24"/>
+          <w:b w:val="false"/>
+          <w:bCs w:val="false"/>
         </w:rPr>
         <w:t xml:space="preserve">，执法指南还规定初次违反、危害后果轻微并及时改正的可以依法不予行政处罚</w:t>
       </w:r>
       <w:r>
         <w:rPr>
-          <w:rFonts w:ascii="Times New Roman" w:cs="Times New Roman" w:eastAsia="宋体" w:hAnsi="Times New Roman"/>
-          <w:b w:val="false"/>
-          <w:bCs w:val="false"/>
-          <w:sz w:val="24"/>
-          <w:szCs w:val="24"/>
+          <w:b w:val="false"/>
+          <w:bCs w:val="false"/>
           <w:vertAlign w:val="superscript"/>
         </w:rPr>
         <w:t xml:space="preserve">[54]</w:t>
       </w:r>
       <w:r>
         <w:rPr>
-          <w:rFonts w:ascii="Times New Roman" w:cs="Times New Roman" w:eastAsia="宋体" w:hAnsi="Times New Roman"/>
-          <w:b w:val="false"/>
-          <w:bCs w:val="false"/>
-          <w:sz w:val="24"/>
-          <w:szCs w:val="24"/>
+          <w:b w:val="false"/>
+          <w:bCs w:val="false"/>
         </w:rPr>
         <w:t xml:space="preserve">。对以矩阵账号海量投放GEO内容的行为，这一罚则的威慑有限。</w:t>
       </w:r>
     </w:p>
     <w:p>
       <w:pPr>
-        <w:spacing w:after="0" w:before="0" w:line="360"/>
-        <w:ind w:firstLine="480"/>
-        <w:jc w:val="both"/>
-      </w:pPr>
-      <w:r>
-        <w:rPr>
-          <w:rFonts w:ascii="Times New Roman" w:cs="Times New Roman" w:eastAsia="宋体" w:hAnsi="Times New Roman"/>
-          <w:b w:val="false"/>
-          <w:bCs w:val="false"/>
-          <w:sz w:val="24"/>
-          <w:szCs w:val="24"/>
+        <w:pStyle w:val="BodyCN"/>
+      </w:pPr>
+      <w:r>
+        <w:rPr>
+          <w:b w:val="false"/>
+          <w:bCs w:val="false"/>
         </w:rPr>
         <w:t xml:space="preserve">缺口出现在AI回答呈现环节，但要区分回答是否附有购买入口。执法指南规定，互联网平台经营者以人工、算法等方式干预自然排序、展示效果，或附加购物链接等并构成广告的，认定为广告发布者</w:t>
       </w:r>
       <w:r>
         <w:rPr>
-          <w:rFonts w:ascii="Times New Roman" w:cs="Times New Roman" w:eastAsia="宋体" w:hAnsi="Times New Roman"/>
-          <w:b w:val="false"/>
-          <w:bCs w:val="false"/>
-          <w:sz w:val="24"/>
-          <w:szCs w:val="24"/>
+          <w:b w:val="false"/>
+          <w:bCs w:val="false"/>
           <w:vertAlign w:val="superscript"/>
         </w:rPr>
         <w:t xml:space="preserve">[54]</w:t>
       </w:r>
       <w:r>
         <w:rPr>
-          <w:rFonts w:ascii="Times New Roman" w:cs="Times New Roman" w:eastAsia="宋体" w:hAnsi="Times New Roman"/>
-          <w:b w:val="false"/>
-          <w:bCs w:val="false"/>
-          <w:sz w:val="24"/>
-          <w:szCs w:val="24"/>
+          <w:b w:val="false"/>
+          <w:bCs w:val="false"/>
         </w:rPr>
         <w:t xml:space="preserve">；《互联网广告管理办法》第九条第三款要求，以知识介绍、体验分享、消费测评等形式推销商品或者服务并附加购物链接等购买方式的，广告发布者应当显著标明“广告”</w:t>
       </w:r>
       <w:r>
         <w:rPr>
-          <w:rFonts w:ascii="Times New Roman" w:cs="Times New Roman" w:eastAsia="宋体" w:hAnsi="Times New Roman"/>
-          <w:b w:val="false"/>
-          <w:bCs w:val="false"/>
-          <w:sz w:val="24"/>
-          <w:szCs w:val="24"/>
+          <w:b w:val="false"/>
+          <w:bCs w:val="false"/>
           <w:vertAlign w:val="superscript"/>
         </w:rPr>
         <w:t xml:space="preserve">[50]</w:t>
       </w:r>
       <w:r>
         <w:rPr>
-          <w:rFonts w:ascii="Times New Roman" w:cs="Times New Roman" w:eastAsia="宋体" w:hAnsi="Times New Roman"/>
-          <w:b w:val="false"/>
-          <w:bCs w:val="false"/>
-          <w:sz w:val="24"/>
-          <w:szCs w:val="24"/>
+          <w:b w:val="false"/>
+          <w:bCs w:val="false"/>
         </w:rPr>
         <w:t xml:space="preserve">。豆包、千问等已在回答中嵌入商品和下单入口</w:t>
       </w:r>
       <w:r>
         <w:rPr>
-          <w:rFonts w:ascii="Times New Roman" w:cs="Times New Roman" w:eastAsia="宋体" w:hAnsi="Times New Roman"/>
-          <w:b w:val="false"/>
-          <w:bCs w:val="false"/>
-          <w:sz w:val="24"/>
-          <w:szCs w:val="24"/>
+          <w:b w:val="false"/>
+          <w:bCs w:val="false"/>
           <w:vertAlign w:val="superscript"/>
         </w:rPr>
         <w:t xml:space="preserve">[10,11]</w:t>
       </w:r>
       <w:r>
         <w:rPr>
-          <w:rFonts w:ascii="Times New Roman" w:cs="Times New Roman" w:eastAsia="宋体" w:hAnsi="Times New Roman"/>
-          <w:b w:val="false"/>
-          <w:bCs w:val="false"/>
-          <w:sz w:val="24"/>
-          <w:szCs w:val="24"/>
+          <w:b w:val="false"/>
+          <w:bCs w:val="false"/>
         </w:rPr>
         <w:t xml:space="preserve">，这类回答构成广告的，平台即为广告发布者，标识义务有明确的承担者。缺口存在于平台既未附加购买入口、未就相关内容收取对价，也未以人工或算法干预其排序和展示的回答，下文简称“不附购买入口的回答”。在这类回答中，回答由平台的模型自动生成，平台并未受广告主或者广告经营者委托发布该内容，介绍的也不是自己所推销的商品，不符合《广告法》第二条对广告主和广告发布者的界定</w:t>
       </w:r>
       <w:r>
         <w:rPr>
-          <w:rFonts w:ascii="Times New Roman" w:cs="Times New Roman" w:eastAsia="宋体" w:hAnsi="Times New Roman"/>
-          <w:b w:val="false"/>
-          <w:bCs w:val="false"/>
-          <w:sz w:val="24"/>
-          <w:szCs w:val="24"/>
+          <w:b w:val="false"/>
+          <w:bCs w:val="false"/>
           <w:vertAlign w:val="superscript"/>
         </w:rPr>
         <w:t xml:space="preserve">[53]</w:t>
       </w:r>
       <w:r>
         <w:rPr>
-          <w:rFonts w:ascii="Times New Roman" w:cs="Times New Roman" w:eastAsia="宋体" w:hAnsi="Times New Roman"/>
-          <w:b w:val="false"/>
-          <w:bCs w:val="false"/>
-          <w:sz w:val="24"/>
-          <w:szCs w:val="24"/>
+          <w:b w:val="false"/>
+          <w:bCs w:val="false"/>
         </w:rPr>
         <w:t xml:space="preserve">；GEO服务商控制的是第三方信源，而不是回答本身；信源端的“广告”标注能否随内容进入回答，取决于模型如何改写，现行规则对此没有要求。李剑和韩红星等的研究都强调隐蔽广告的营销本质不因呈现形式而改变</w:t>
       </w:r>
       <w:r>
         <w:rPr>
-          <w:rFonts w:ascii="Times New Roman" w:cs="Times New Roman" w:eastAsia="宋体" w:hAnsi="Times New Roman"/>
-          <w:b w:val="false"/>
-          <w:bCs w:val="false"/>
-          <w:sz w:val="24"/>
-          <w:szCs w:val="24"/>
+          <w:b w:val="false"/>
+          <w:bCs w:val="false"/>
           <w:vertAlign w:val="superscript"/>
         </w:rPr>
         <w:t xml:space="preserve">[43,44]</w:t>
       </w:r>
       <w:r>
         <w:rPr>
-          <w:rFonts w:ascii="Times New Roman" w:cs="Times New Roman" w:eastAsia="宋体" w:hAnsi="Times New Roman"/>
-          <w:b w:val="false"/>
-          <w:bCs w:val="false"/>
-          <w:sz w:val="24"/>
-          <w:szCs w:val="24"/>
+          <w:b w:val="false"/>
+          <w:bCs w:val="false"/>
         </w:rPr>
         <w:t xml:space="preserve">，GEO可以看作植入式广告在生成式引擎中的延伸，区别在于执行“植入”的是模型。竞价排名的经验也不能直接套用。宋亚辉指出，司法实践要求竞价排名服务商对关键词负主动审查义务，该规则的合理性在于借助服务商的信息优势和监控优势遏制“搭便车”行为</w:t>
       </w:r>
       <w:r>
         <w:rPr>
-          <w:rFonts w:ascii="Times New Roman" w:cs="Times New Roman" w:eastAsia="宋体" w:hAnsi="Times New Roman"/>
-          <w:b w:val="false"/>
-          <w:bCs w:val="false"/>
-          <w:sz w:val="24"/>
-          <w:szCs w:val="24"/>
+          <w:b w:val="false"/>
+          <w:bCs w:val="false"/>
           <w:vertAlign w:val="superscript"/>
         </w:rPr>
         <w:t xml:space="preserve">[45]</w:t>
       </w:r>
       <w:r>
         <w:rPr>
-          <w:rFonts w:ascii="Times New Roman" w:cs="Times New Roman" w:eastAsia="宋体" w:hAnsi="Times New Roman"/>
-          <w:b w:val="false"/>
-          <w:bCs w:val="false"/>
-          <w:sz w:val="24"/>
-          <w:szCs w:val="24"/>
+          <w:b w:val="false"/>
+          <w:bCs w:val="false"/>
         </w:rPr>
         <w:t xml:space="preserve">；在GEO中，平台对信源是否付费并不掌握这种信息优势。</w:t>
       </w:r>
     </w:p>
     <w:p>
       <w:pPr>
-        <w:spacing w:after="0" w:before="0" w:line="360"/>
-        <w:ind w:firstLine="480"/>
-        <w:jc w:val="both"/>
-      </w:pPr>
-      <w:r>
-        <w:rPr>
-          <w:rFonts w:ascii="Times New Roman" w:cs="Times New Roman" w:eastAsia="宋体" w:hAnsi="Times New Roman"/>
-          <w:b w:val="false"/>
-          <w:bCs w:val="false"/>
-          <w:sz w:val="24"/>
-          <w:szCs w:val="24"/>
+        <w:pStyle w:val="BodyCN"/>
+      </w:pPr>
+      <w:r>
+        <w:rPr>
+          <w:b w:val="false"/>
+          <w:bCs w:val="false"/>
         </w:rPr>
         <w:t xml:space="preserve">回答环节并非没有任何平台义务。《广告法》第四十五条要求互联网信息服务提供者对其明知或者应知的、利用其信息传输、发布平台发送、发布的违法广告予以制止，第六十三条规定了不予制止的罚则</w:t>
       </w:r>
       <w:r>
         <w:rPr>
-          <w:rFonts w:ascii="Times New Roman" w:cs="Times New Roman" w:eastAsia="宋体" w:hAnsi="Times New Roman"/>
-          <w:b w:val="false"/>
-          <w:bCs w:val="false"/>
-          <w:sz w:val="24"/>
-          <w:szCs w:val="24"/>
+          <w:b w:val="false"/>
+          <w:bCs w:val="false"/>
           <w:vertAlign w:val="superscript"/>
         </w:rPr>
         <w:t xml:space="preserve">[53]</w:t>
       </w:r>
       <w:r>
         <w:rPr>
-          <w:rFonts w:ascii="Times New Roman" w:cs="Times New Roman" w:eastAsia="宋体" w:hAnsi="Times New Roman"/>
-          <w:b w:val="false"/>
-          <w:bCs w:val="false"/>
-          <w:sz w:val="24"/>
-          <w:szCs w:val="24"/>
+          <w:b w:val="false"/>
+          <w:bCs w:val="false"/>
         </w:rPr>
         <w:t xml:space="preserve">；《互联网广告管理办法》第十六条要求互联网平台经营者采取措施防范、制止违法广告</w:t>
       </w:r>
       <w:r>
         <w:rPr>
-          <w:rFonts w:ascii="Times New Roman" w:cs="Times New Roman" w:eastAsia="宋体" w:hAnsi="Times New Roman"/>
-          <w:b w:val="false"/>
-          <w:bCs w:val="false"/>
-          <w:sz w:val="24"/>
-          <w:szCs w:val="24"/>
+          <w:b w:val="false"/>
+          <w:bCs w:val="false"/>
           <w:vertAlign w:val="superscript"/>
         </w:rPr>
         <w:t xml:space="preserve">[50]</w:t>
       </w:r>
       <w:r>
         <w:rPr>
-          <w:rFonts w:ascii="Times New Roman" w:cs="Times New Roman" w:eastAsia="宋体" w:hAnsi="Times New Roman"/>
-          <w:b w:val="false"/>
-          <w:bCs w:val="false"/>
-          <w:sz w:val="24"/>
-          <w:szCs w:val="24"/>
+          <w:b w:val="false"/>
+          <w:bCs w:val="false"/>
         </w:rPr>
         <w:t xml:space="preserve">；《生成式人工智能服务管理暂行办法》第九条规定提供者承担网络信息内容生产者责任，第十四条要求其发现违法内容时停止生成、停止传输、消除并整改</w:t>
       </w:r>
       <w:r>
         <w:rPr>
-          <w:rFonts w:ascii="Times New Roman" w:cs="Times New Roman" w:eastAsia="宋体" w:hAnsi="Times New Roman"/>
-          <w:b w:val="false"/>
-          <w:bCs w:val="false"/>
-          <w:sz w:val="24"/>
-          <w:szCs w:val="24"/>
+          <w:b w:val="false"/>
+          <w:bCs w:val="false"/>
           <w:vertAlign w:val="superscript"/>
         </w:rPr>
         <w:t xml:space="preserve">[55]</w:t>
       </w:r>
       <w:r>
         <w:rPr>
-          <w:rFonts w:ascii="Times New Roman" w:cs="Times New Roman" w:eastAsia="宋体" w:hAnsi="Times New Roman"/>
-          <w:b w:val="false"/>
-          <w:bCs w:val="false"/>
-          <w:sz w:val="24"/>
-          <w:szCs w:val="24"/>
+          <w:b w:val="false"/>
+          <w:bCs w:val="false"/>
         </w:rPr>
         <w:t xml:space="preserve">。这些规定与GEO之间有三处断裂：制止和处置义务以平台明知、应知或发现违法内容为前提，而平台仅凭信源内容无从判断其是否付费（见本节末段Schmidt等的发现）；GEO投放者并不直接利用引擎的信息服务发布内容，内容是由引擎检索抓取的；义务内容是删除、屏蔽和整改，不是向用户标示商业属性。因此，平台在回答环节负有制止和处置义务，但不负标识义务。</w:t>
       </w:r>
     </w:p>
     <w:p>
       <w:pPr>
-        <w:spacing w:after="0" w:before="0" w:line="360"/>
-        <w:ind w:firstLine="480"/>
-        <w:jc w:val="both"/>
-      </w:pPr>
-      <w:r>
-        <w:rPr>
-          <w:rFonts w:ascii="Times New Roman" w:cs="Times New Roman" w:eastAsia="宋体" w:hAnsi="Times New Roman"/>
-          <w:b w:val="false"/>
-          <w:bCs w:val="false"/>
-          <w:sz w:val="24"/>
-          <w:szCs w:val="24"/>
+        <w:pStyle w:val="BodyCN"/>
+      </w:pPr>
+      <w:r>
+        <w:rPr>
+          <w:b w:val="false"/>
+          <w:bCs w:val="false"/>
         </w:rPr>
         <w:t xml:space="preserve">AI内容标识规则同样填补不了这一缺口。《生成式人工智能服务管理暂行办法》第十二条要求提供者按照《互联网信息服务深度合成管理规定》对图片、视频等生成内容进行标识</w:t>
       </w:r>
       <w:r>
         <w:rPr>
-          <w:rFonts w:ascii="Times New Roman" w:cs="Times New Roman" w:eastAsia="宋体" w:hAnsi="Times New Roman"/>
-          <w:b w:val="false"/>
-          <w:bCs w:val="false"/>
-          <w:sz w:val="24"/>
-          <w:szCs w:val="24"/>
+          <w:b w:val="false"/>
+          <w:bCs w:val="false"/>
           <w:vertAlign w:val="superscript"/>
         </w:rPr>
         <w:t xml:space="preserve">[55]</w:t>
       </w:r>
       <w:r>
         <w:rPr>
-          <w:rFonts w:ascii="Times New Roman" w:cs="Times New Roman" w:eastAsia="宋体" w:hAnsi="Times New Roman"/>
-          <w:b w:val="false"/>
-          <w:bCs w:val="false"/>
-          <w:sz w:val="24"/>
-          <w:szCs w:val="24"/>
+          <w:b w:val="false"/>
+          <w:bCs w:val="false"/>
         </w:rPr>
         <w:t xml:space="preserve">，《人工智能生成合成内容标识办法》进一步要求添加显式标识和隐式标识</w:t>
       </w:r>
       <w:r>
         <w:rPr>
-          <w:rFonts w:ascii="Times New Roman" w:cs="Times New Roman" w:eastAsia="宋体" w:hAnsi="Times New Roman"/>
-          <w:b w:val="false"/>
-          <w:bCs w:val="false"/>
-          <w:sz w:val="24"/>
-          <w:szCs w:val="24"/>
+          <w:b w:val="false"/>
+          <w:bCs w:val="false"/>
           <w:vertAlign w:val="superscript"/>
         </w:rPr>
         <w:t xml:space="preserve">[56]</w:t>
       </w:r>
       <w:r>
         <w:rPr>
-          <w:rFonts w:ascii="Times New Roman" w:cs="Times New Roman" w:eastAsia="宋体" w:hAnsi="Times New Roman"/>
-          <w:b w:val="false"/>
-          <w:bCs w:val="false"/>
-          <w:sz w:val="24"/>
-          <w:szCs w:val="24"/>
+          <w:b w:val="false"/>
+          <w:bCs w:val="false"/>
         </w:rPr>
         <w:t xml:space="preserve">。这些标识说明内容由AI生成，不说明其中含有商业推广。技术检测也难以替代规则。Schmidt等在自动插入广告的生成式回答数据集上发现，微调后的句向量模型识别广告的精确率和召回率均超过0.9，所测大语言模型的检测效果较差；他们的误判分析还显示，未插入广告的回答在原样复用品牌官网文本时同样带有广告化表述</w:t>
       </w:r>
       <w:r>
         <w:rPr>
-          <w:rFonts w:ascii="Times New Roman" w:cs="Times New Roman" w:eastAsia="宋体" w:hAnsi="Times New Roman"/>
-          <w:b w:val="false"/>
-          <w:bCs w:val="false"/>
-          <w:sz w:val="24"/>
-          <w:szCs w:val="24"/>
+          <w:b w:val="false"/>
+          <w:bCs w:val="false"/>
           <w:vertAlign w:val="superscript"/>
         </w:rPr>
         <w:t xml:space="preserve">[31]</w:t>
       </w:r>
       <w:r>
         <w:rPr>
-          <w:rFonts w:ascii="Times New Roman" w:cs="Times New Roman" w:eastAsia="宋体" w:hAnsi="Times New Roman"/>
-          <w:b w:val="false"/>
-          <w:bCs w:val="false"/>
-          <w:sz w:val="24"/>
-          <w:szCs w:val="24"/>
+          <w:b w:val="false"/>
+          <w:bCs w:val="false"/>
         </w:rPr>
         <w:t xml:space="preserve">。仅凭文本难以区分付费内容与对品牌官网的正常引用。</w:t>
       </w:r>
     </w:p>
     <w:p>
       <w:pPr>
-        <w:keepNext/>
-        <w:spacing w:after="60" w:before="120" w:line="360"/>
-        <w:jc w:val="left"/>
+        <w:pStyle w:val="Heading2"/>
       </w:pPr>
       <w:r>
         <w:rPr>
@@ -7549,434 +6725,310 @@
     </w:p>
     <w:p>
       <w:pPr>
-        <w:spacing w:after="0" w:before="0" w:line="360"/>
-        <w:ind w:firstLine="480"/>
-        <w:jc w:val="both"/>
-      </w:pPr>
-      <w:r>
-        <w:rPr>
-          <w:rFonts w:ascii="Times New Roman" w:cs="Times New Roman" w:eastAsia="宋体" w:hAnsi="Times New Roman"/>
-          <w:b w:val="false"/>
-          <w:bCs w:val="false"/>
-          <w:sz w:val="24"/>
-          <w:szCs w:val="24"/>
+        <w:pStyle w:val="BodyCN"/>
+      </w:pPr>
+      <w:r>
+        <w:rPr>
+          <w:b w:val="false"/>
+          <w:bCs w:val="false"/>
         </w:rPr>
         <w:t xml:space="preserve">信息型GEO与操纵型GEO之间的差别可以沿两个维度描述。一是内容是否真实：从补充统计数据和引语的内容改写</w:t>
       </w:r>
       <w:r>
         <w:rPr>
-          <w:rFonts w:ascii="Times New Roman" w:cs="Times New Roman" w:eastAsia="宋体" w:hAnsi="Times New Roman"/>
-          <w:b w:val="false"/>
-          <w:bCs w:val="false"/>
-          <w:sz w:val="24"/>
-          <w:szCs w:val="24"/>
+          <w:b w:val="false"/>
+          <w:bCs w:val="false"/>
           <w:vertAlign w:val="superscript"/>
         </w:rPr>
         <w:t xml:space="preserve">[14]</w:t>
       </w:r>
       <w:r>
         <w:rPr>
-          <w:rFonts w:ascii="Times New Roman" w:cs="Times New Roman" w:eastAsia="宋体" w:hAnsi="Times New Roman"/>
-          <w:b w:val="false"/>
-          <w:bCs w:val="false"/>
-          <w:sz w:val="24"/>
-          <w:szCs w:val="24"/>
+          <w:b w:val="false"/>
+          <w:bCs w:val="false"/>
         </w:rPr>
         <w:t xml:space="preserve">到虚构测评、评价和排名，写作手段不变，变化的是内容的真实性。二是是否利用模型漏洞：从面向读者的写作，到针对模型优化的策略性文本</w:t>
       </w:r>
       <w:r>
         <w:rPr>
-          <w:rFonts w:ascii="Times New Roman" w:cs="Times New Roman" w:eastAsia="宋体" w:hAnsi="Times New Roman"/>
-          <w:b w:val="false"/>
-          <w:bCs w:val="false"/>
-          <w:sz w:val="24"/>
-          <w:szCs w:val="24"/>
+          <w:b w:val="false"/>
+          <w:bCs w:val="false"/>
           <w:vertAlign w:val="superscript"/>
         </w:rPr>
         <w:t xml:space="preserve">[21]</w:t>
       </w:r>
       <w:r>
         <w:rPr>
-          <w:rFonts w:ascii="Times New Roman" w:cs="Times New Roman" w:eastAsia="宋体" w:hAnsi="Times New Roman"/>
-          <w:b w:val="false"/>
-          <w:bCs w:val="false"/>
-          <w:sz w:val="24"/>
-          <w:szCs w:val="24"/>
+          <w:b w:val="false"/>
+          <w:bCs w:val="false"/>
         </w:rPr>
         <w:t xml:space="preserve">、诱导模型偏向特定产品的偏好操纵</w:t>
       </w:r>
       <w:r>
         <w:rPr>
-          <w:rFonts w:ascii="Times New Roman" w:cs="Times New Roman" w:eastAsia="宋体" w:hAnsi="Times New Roman"/>
-          <w:b w:val="false"/>
-          <w:bCs w:val="false"/>
-          <w:sz w:val="24"/>
-          <w:szCs w:val="24"/>
+          <w:b w:val="false"/>
+          <w:bCs w:val="false"/>
           <w:vertAlign w:val="superscript"/>
         </w:rPr>
         <w:t xml:space="preserve">[22]</w:t>
       </w:r>
       <w:r>
         <w:rPr>
-          <w:rFonts w:ascii="Times New Roman" w:cs="Times New Roman" w:eastAsia="宋体" w:hAnsi="Times New Roman"/>
-          <w:b w:val="false"/>
-          <w:bCs w:val="false"/>
-          <w:sz w:val="24"/>
-          <w:szCs w:val="24"/>
+          <w:b w:val="false"/>
+          <w:bCs w:val="false"/>
         </w:rPr>
         <w:t xml:space="preserve">和改变引用排序的提示注入</w:t>
       </w:r>
       <w:r>
         <w:rPr>
-          <w:rFonts w:ascii="Times New Roman" w:cs="Times New Roman" w:eastAsia="宋体" w:hAnsi="Times New Roman"/>
-          <w:b w:val="false"/>
-          <w:bCs w:val="false"/>
-          <w:sz w:val="24"/>
-          <w:szCs w:val="24"/>
+          <w:b w:val="false"/>
+          <w:bCs w:val="false"/>
           <w:vertAlign w:val="superscript"/>
         </w:rPr>
         <w:t xml:space="preserve">[23]</w:t>
       </w:r>
       <w:r>
         <w:rPr>
-          <w:rFonts w:ascii="Times New Roman" w:cs="Times New Roman" w:eastAsia="宋体" w:hAnsi="Times New Roman"/>
-          <w:b w:val="false"/>
-          <w:bCs w:val="false"/>
-          <w:sz w:val="24"/>
-          <w:szCs w:val="24"/>
+          <w:b w:val="false"/>
+          <w:bCs w:val="false"/>
         </w:rPr>
         <w:t xml:space="preserve">，手段逐步转为面向模型的对抗性构造。向检索库批量注入虚假文本的知识投毒同时处在两个维度的极端，Zou等的实验显示，在包含数百万条文本的知识库中，为每个目标问题注入5条恶意文本即可达到90%的攻击成功率，其测试的多种现有防御均不足以抵御该攻击</w:t>
       </w:r>
       <w:r>
         <w:rPr>
-          <w:rFonts w:ascii="Times New Roman" w:cs="Times New Roman" w:eastAsia="宋体" w:hAnsi="Times New Roman"/>
-          <w:b w:val="false"/>
-          <w:bCs w:val="false"/>
-          <w:sz w:val="24"/>
-          <w:szCs w:val="24"/>
+          <w:b w:val="false"/>
+          <w:bCs w:val="false"/>
           <w:vertAlign w:val="superscript"/>
         </w:rPr>
         <w:t xml:space="preserve">[24]</w:t>
       </w:r>
       <w:r>
         <w:rPr>
-          <w:rFonts w:ascii="Times New Roman" w:cs="Times New Roman" w:eastAsia="宋体" w:hAnsi="Times New Roman"/>
-          <w:b w:val="false"/>
-          <w:bCs w:val="false"/>
-          <w:sz w:val="24"/>
-          <w:szCs w:val="24"/>
+          <w:b w:val="false"/>
+          <w:bCs w:val="false"/>
         </w:rPr>
         <w:t xml:space="preserve">。这些手段的共同点是改变模型读到的材料，且都不需要接触引擎系统本身。</w:t>
       </w:r>
     </w:p>
     <w:p>
       <w:pPr>
-        <w:spacing w:after="0" w:before="0" w:line="360"/>
-        <w:ind w:firstLine="480"/>
-        <w:jc w:val="both"/>
-      </w:pPr>
-      <w:r>
-        <w:rPr>
-          <w:rFonts w:ascii="Times New Roman" w:cs="Times New Roman" w:eastAsia="宋体" w:hAnsi="Times New Roman"/>
-          <w:b w:val="false"/>
-          <w:bCs w:val="false"/>
-          <w:sz w:val="24"/>
-          <w:szCs w:val="24"/>
+        <w:pStyle w:val="BodyCN"/>
+      </w:pPr>
+      <w:r>
+        <w:rPr>
+          <w:b w:val="false"/>
+          <w:bCs w:val="false"/>
         </w:rPr>
         <w:t xml:space="preserve">国内已经出现了以批量虚构内容污染检索信源的案例。“3·15”晚会中，一款虚构的智能手环经GEO软件批量生成软文并投放后，被主流AI大模型列入推荐且排名靠前</w:t>
       </w:r>
       <w:r>
         <w:rPr>
-          <w:rFonts w:ascii="Times New Roman" w:cs="Times New Roman" w:eastAsia="宋体" w:hAnsi="Times New Roman"/>
-          <w:b w:val="false"/>
-          <w:bCs w:val="false"/>
-          <w:sz w:val="24"/>
-          <w:szCs w:val="24"/>
+          <w:b w:val="false"/>
+          <w:bCs w:val="false"/>
           <w:vertAlign w:val="superscript"/>
         </w:rPr>
         <w:t xml:space="preserve">[16]</w:t>
       </w:r>
       <w:r>
         <w:rPr>
-          <w:rFonts w:ascii="Times New Roman" w:cs="Times New Roman" w:eastAsia="宋体" w:hAnsi="Times New Roman"/>
-          <w:b w:val="false"/>
-          <w:bCs w:val="false"/>
-          <w:sz w:val="24"/>
-          <w:szCs w:val="24"/>
+          <w:b w:val="false"/>
+          <w:bCs w:val="false"/>
         </w:rPr>
         <w:t xml:space="preserve">，说明借助在电商平台即可购得的GEO软件，就能让国内主流大模型推荐一款并不存在的产品。由于引用标注本身不能作为回答可信的依据</w:t>
       </w:r>
       <w:r>
         <w:rPr>
-          <w:rFonts w:ascii="Times New Roman" w:cs="Times New Roman" w:eastAsia="宋体" w:hAnsi="Times New Roman"/>
-          <w:b w:val="false"/>
-          <w:bCs w:val="false"/>
-          <w:sz w:val="24"/>
-          <w:szCs w:val="24"/>
+          <w:b w:val="false"/>
+          <w:bCs w:val="false"/>
           <w:vertAlign w:val="superscript"/>
         </w:rPr>
         <w:t xml:space="preserve">[48]</w:t>
       </w:r>
       <w:r>
         <w:rPr>
-          <w:rFonts w:ascii="Times New Roman" w:cs="Times New Roman" w:eastAsia="宋体" w:hAnsi="Times New Roman"/>
-          <w:b w:val="false"/>
-          <w:bCs w:val="false"/>
-          <w:sz w:val="24"/>
-          <w:szCs w:val="24"/>
+          <w:b w:val="false"/>
+          <w:bCs w:val="false"/>
         </w:rPr>
         <w:t xml:space="preserve">，用户很难从回答中察觉问题。Nestaas等在Bing和Perplexity等实际系统上验证了偏好操纵攻击，并指出这一局面构成囚徒困境：每个参与方都有动机发起攻击，所有人都攻击时，模型的输出质量整体下降；在他们的实验中，注入页面增多后，包括攻击者在内的各产品推荐率普遍下降</w:t>
       </w:r>
       <w:r>
         <w:rPr>
-          <w:rFonts w:ascii="Times New Roman" w:cs="Times New Roman" w:eastAsia="宋体" w:hAnsi="Times New Roman"/>
-          <w:b w:val="false"/>
-          <w:bCs w:val="false"/>
-          <w:sz w:val="24"/>
-          <w:szCs w:val="24"/>
+          <w:b w:val="false"/>
+          <w:bCs w:val="false"/>
           <w:vertAlign w:val="superscript"/>
         </w:rPr>
         <w:t xml:space="preserve">[22]</w:t>
       </w:r>
       <w:r>
         <w:rPr>
-          <w:rFonts w:ascii="Times New Roman" w:cs="Times New Roman" w:eastAsia="宋体" w:hAnsi="Times New Roman"/>
-          <w:b w:val="false"/>
-          <w:bCs w:val="false"/>
-          <w:sz w:val="24"/>
-          <w:szCs w:val="24"/>
+          <w:b w:val="false"/>
+          <w:bCs w:val="false"/>
         </w:rPr>
         <w:t xml:space="preserve">。</w:t>
       </w:r>
     </w:p>
     <w:p>
       <w:pPr>
-        <w:spacing w:after="0" w:before="0" w:line="360"/>
-        <w:ind w:firstLine="480"/>
-        <w:jc w:val="both"/>
-      </w:pPr>
-      <w:r>
-        <w:rPr>
-          <w:rFonts w:ascii="Times New Roman" w:cs="Times New Roman" w:eastAsia="宋体" w:hAnsi="Times New Roman"/>
-          <w:b w:val="false"/>
-          <w:bCs w:val="false"/>
-          <w:sz w:val="24"/>
-          <w:szCs w:val="24"/>
+        <w:pStyle w:val="BodyCN"/>
+      </w:pPr>
+      <w:r>
+        <w:rPr>
+          <w:b w:val="false"/>
+          <w:bCs w:val="false"/>
         </w:rPr>
         <w:t xml:space="preserve">按6.1节的分析，以推销为目的投放的GEO内容本身是广告（认定标准见7.1节），操纵型GEO因此首先受《广告法》虚假广告规则约束。第二十八条把“商品或者服务不存在的”“使用虚构、伪造或者无法验证的科研成果、统计资料、调查结果、文摘、引用语等信息作证明材料的”“虚构使用商品或者接受服务的效果的”列为虚假广告，第十一条要求广告使用的数据、统计资料、调查结果、引用语等引证内容真实、准确并表明出处</w:t>
       </w:r>
       <w:r>
         <w:rPr>
-          <w:rFonts w:ascii="Times New Roman" w:cs="Times New Roman" w:eastAsia="宋体" w:hAnsi="Times New Roman"/>
-          <w:b w:val="false"/>
-          <w:bCs w:val="false"/>
-          <w:sz w:val="24"/>
-          <w:szCs w:val="24"/>
+          <w:b w:val="false"/>
+          <w:bCs w:val="false"/>
           <w:vertAlign w:val="superscript"/>
         </w:rPr>
         <w:t xml:space="preserve">[53]</w:t>
       </w:r>
       <w:r>
         <w:rPr>
-          <w:rFonts w:ascii="Times New Roman" w:cs="Times New Roman" w:eastAsia="宋体" w:hAnsi="Times New Roman"/>
-          <w:b w:val="false"/>
-          <w:bCs w:val="false"/>
-          <w:sz w:val="24"/>
-          <w:szCs w:val="24"/>
+          <w:b w:val="false"/>
+          <w:bCs w:val="false"/>
         </w:rPr>
         <w:t xml:space="preserve">，市场监管总局2026年6月又发布了《广告引证内容执法指南》</w:t>
       </w:r>
       <w:r>
         <w:rPr>
-          <w:rFonts w:ascii="Times New Roman" w:cs="Times New Roman" w:eastAsia="宋体" w:hAnsi="Times New Roman"/>
-          <w:b w:val="false"/>
-          <w:bCs w:val="false"/>
-          <w:sz w:val="24"/>
-          <w:szCs w:val="24"/>
+          <w:b w:val="false"/>
+          <w:bCs w:val="false"/>
           <w:vertAlign w:val="superscript"/>
         </w:rPr>
         <w:t xml:space="preserve">[57]</w:t>
       </w:r>
       <w:r>
         <w:rPr>
-          <w:rFonts w:ascii="Times New Roman" w:cs="Times New Roman" w:eastAsia="宋体" w:hAnsi="Times New Roman"/>
-          <w:b w:val="false"/>
-          <w:bCs w:val="false"/>
-          <w:sz w:val="24"/>
-          <w:szCs w:val="24"/>
+          <w:b w:val="false"/>
+          <w:bCs w:val="false"/>
         </w:rPr>
         <w:t xml:space="preserve">。“3·15”晚会中为不存在的手环批量生成的推荐软文，属于第二十八条第二款第（一）项的情形；GEO改写常用的补充统计数据和引语，一旦使用无法验证的数据，就落入第（三）项。广告主依第五十五条承担罚款责任，明知或者应知广告虚假仍设计、制作、代理、发布的广告经营者和广告发布者一并受罚</w:t>
       </w:r>
       <w:r>
         <w:rPr>
-          <w:rFonts w:ascii="Times New Roman" w:cs="Times New Roman" w:eastAsia="宋体" w:hAnsi="Times New Roman"/>
-          <w:b w:val="false"/>
-          <w:bCs w:val="false"/>
-          <w:sz w:val="24"/>
-          <w:szCs w:val="24"/>
+          <w:b w:val="false"/>
+          <w:bCs w:val="false"/>
           <w:vertAlign w:val="superscript"/>
         </w:rPr>
         <w:t xml:space="preserve">[53]</w:t>
       </w:r>
       <w:r>
         <w:rPr>
-          <w:rFonts w:ascii="Times New Roman" w:cs="Times New Roman" w:eastAsia="宋体" w:hAnsi="Times New Roman"/>
-          <w:b w:val="false"/>
-          <w:bCs w:val="false"/>
-          <w:sz w:val="24"/>
-          <w:szCs w:val="24"/>
+          <w:b w:val="false"/>
+          <w:bCs w:val="false"/>
         </w:rPr>
         <w:t xml:space="preserve">。以虚假注册或者被操纵的矩阵账号批量发布、制造虚假流量的，还违反《网络信息内容生态治理规定》第二十四条关于不得通过人工方式或者技术手段实施流量造假、虚假注册账号、操纵用户账号的规定</w:t>
       </w:r>
       <w:r>
         <w:rPr>
-          <w:rFonts w:ascii="Times New Roman" w:cs="Times New Roman" w:eastAsia="宋体" w:hAnsi="Times New Roman"/>
-          <w:b w:val="false"/>
-          <w:bCs w:val="false"/>
-          <w:sz w:val="24"/>
-          <w:szCs w:val="24"/>
+          <w:b w:val="false"/>
+          <w:bCs w:val="false"/>
           <w:vertAlign w:val="superscript"/>
         </w:rPr>
         <w:t xml:space="preserve">[58]</w:t>
       </w:r>
       <w:r>
         <w:rPr>
-          <w:rFonts w:ascii="Times New Roman" w:cs="Times New Roman" w:eastAsia="宋体" w:hAnsi="Times New Roman"/>
-          <w:b w:val="false"/>
-          <w:bCs w:val="false"/>
-          <w:sz w:val="24"/>
-          <w:szCs w:val="24"/>
+          <w:b w:val="false"/>
+          <w:bCs w:val="false"/>
         </w:rPr>
         <w:t xml:space="preserve">；电子商务经营者编造用户评价的，另受《电子商务法》第十七条约束</w:t>
       </w:r>
       <w:r>
         <w:rPr>
-          <w:rFonts w:ascii="Times New Roman" w:cs="Times New Roman" w:eastAsia="宋体" w:hAnsi="Times New Roman"/>
-          <w:b w:val="false"/>
-          <w:bCs w:val="false"/>
-          <w:sz w:val="24"/>
-          <w:szCs w:val="24"/>
+          <w:b w:val="false"/>
+          <w:bCs w:val="false"/>
           <w:vertAlign w:val="superscript"/>
         </w:rPr>
         <w:t xml:space="preserve">[59]</w:t>
       </w:r>
       <w:r>
         <w:rPr>
-          <w:rFonts w:ascii="Times New Roman" w:cs="Times New Roman" w:eastAsia="宋体" w:hAnsi="Times New Roman"/>
-          <w:b w:val="false"/>
-          <w:bCs w:val="false"/>
-          <w:sz w:val="24"/>
-          <w:szCs w:val="24"/>
+          <w:b w:val="false"/>
+          <w:bCs w:val="false"/>
         </w:rPr>
         <w:t xml:space="preserve">。</w:t>
       </w:r>
     </w:p>
     <w:p>
       <w:pPr>
-        <w:spacing w:after="0" w:before="0" w:line="360"/>
-        <w:ind w:firstLine="480"/>
-        <w:jc w:val="both"/>
-      </w:pPr>
-      <w:r>
-        <w:rPr>
-          <w:rFonts w:ascii="Times New Roman" w:cs="Times New Roman" w:eastAsia="宋体" w:hAnsi="Times New Roman"/>
-          <w:b w:val="false"/>
-          <w:bCs w:val="false"/>
-          <w:sz w:val="24"/>
-          <w:szCs w:val="24"/>
+        <w:pStyle w:val="BodyCN"/>
+      </w:pPr>
+      <w:r>
+        <w:rPr>
+          <w:b w:val="false"/>
+          <w:bCs w:val="false"/>
         </w:rPr>
         <w:t xml:space="preserve">广告规则之外，还有两项规定，二者都有缺口。2025年修订的《反不正当竞争法》第九条将虚假宣传的误导对象由消费者扩展为“消费者和其他经营者”，并把组织“虚假评价”与组织虚假交易并列为帮助其他经营者进行虚假宣传的方式</w:t>
       </w:r>
       <w:r>
         <w:rPr>
-          <w:rFonts w:ascii="Times New Roman" w:cs="Times New Roman" w:eastAsia="宋体" w:hAnsi="Times New Roman"/>
-          <w:b w:val="false"/>
-          <w:bCs w:val="false"/>
-          <w:sz w:val="24"/>
-          <w:szCs w:val="24"/>
+          <w:b w:val="false"/>
+          <w:bCs w:val="false"/>
           <w:vertAlign w:val="superscript"/>
         </w:rPr>
         <w:t xml:space="preserve">[60]</w:t>
       </w:r>
       <w:r>
         <w:rPr>
-          <w:rFonts w:ascii="Times New Roman" w:cs="Times New Roman" w:eastAsia="宋体" w:hAnsi="Times New Roman"/>
-          <w:b w:val="false"/>
-          <w:bCs w:val="false"/>
-          <w:sz w:val="24"/>
-          <w:szCs w:val="24"/>
+          <w:b w:val="false"/>
+          <w:bCs w:val="false"/>
         </w:rPr>
         <w:t xml:space="preserve">，伪造测评、评价和排名可以据此追究；策略性文本和提示注入则可以不含任何关于商品的陈述，其作用对象是模型而非消费者或其他经营者，难以认定为该条所称的虚假或者引人误解的商业宣传。提示注入针对的是生成式引擎经营者的服务，该法第十三条禁止经营者利用数据和算法、技术、平台规则等，通过影响用户选择或者其他方式，妨碍、破坏其他经营者合法提供的网络产品或者服务正常运行</w:t>
       </w:r>
       <w:r>
         <w:rPr>
-          <w:rFonts w:ascii="Times New Roman" w:cs="Times New Roman" w:eastAsia="宋体" w:hAnsi="Times New Roman"/>
-          <w:b w:val="false"/>
-          <w:bCs w:val="false"/>
-          <w:sz w:val="24"/>
-          <w:szCs w:val="24"/>
+          <w:b w:val="false"/>
+          <w:bCs w:val="false"/>
           <w:vertAlign w:val="superscript"/>
         </w:rPr>
         <w:t xml:space="preserve">[60]</w:t>
       </w:r>
       <w:r>
         <w:rPr>
-          <w:rFonts w:ascii="Times New Roman" w:cs="Times New Roman" w:eastAsia="宋体" w:hAnsi="Times New Roman"/>
-          <w:b w:val="false"/>
-          <w:bCs w:val="false"/>
-          <w:sz w:val="24"/>
-          <w:szCs w:val="24"/>
+          <w:b w:val="false"/>
+          <w:bCs w:val="false"/>
         </w:rPr>
         <w:t xml:space="preserve">，引擎经营者可以依该条追究以提示注入操纵回答的行为，但这一路径依赖引擎经营者主张权利，不能替代面向用户的标识。《互联网信息服务算法推荐管理规定》第十四条禁止算法推荐服务提供者利用算法操纵榜单或者检索结果排序、控制热搜或者精选等干预信息呈现，实施影响网络舆论或者规避监督管理的行为</w:t>
       </w:r>
       <w:r>
         <w:rPr>
-          <w:rFonts w:ascii="Times New Roman" w:cs="Times New Roman" w:eastAsia="宋体" w:hAnsi="Times New Roman"/>
-          <w:b w:val="false"/>
-          <w:bCs w:val="false"/>
-          <w:sz w:val="24"/>
-          <w:szCs w:val="24"/>
+          <w:b w:val="false"/>
+          <w:bCs w:val="false"/>
           <w:vertAlign w:val="superscript"/>
         </w:rPr>
         <w:t xml:space="preserve">[61]</w:t>
       </w:r>
       <w:r>
         <w:rPr>
-          <w:rFonts w:ascii="Times New Roman" w:cs="Times New Roman" w:eastAsia="宋体" w:hAnsi="Times New Roman"/>
-          <w:b w:val="false"/>
-          <w:bCs w:val="false"/>
-          <w:sz w:val="24"/>
-          <w:szCs w:val="24"/>
+          <w:b w:val="false"/>
+          <w:bCs w:val="false"/>
         </w:rPr>
         <w:t xml:space="preserve">，该条约束的是服务提供者自身，GEO操纵者是影响引擎输入的第三方，不在其直接适用范围内。支振锋已指出初始信源被污染是大模型内容治理面临的风险之一</w:t>
       </w:r>
       <w:r>
         <w:rPr>
-          <w:rFonts w:ascii="Times New Roman" w:cs="Times New Roman" w:eastAsia="宋体" w:hAnsi="Times New Roman"/>
-          <w:b w:val="false"/>
-          <w:bCs w:val="false"/>
-          <w:sz w:val="24"/>
-          <w:szCs w:val="24"/>
+          <w:b w:val="false"/>
+          <w:bCs w:val="false"/>
           <w:vertAlign w:val="superscript"/>
         </w:rPr>
         <w:t xml:space="preserve">[46]</w:t>
       </w:r>
       <w:r>
         <w:rPr>
-          <w:rFonts w:ascii="Times New Roman" w:cs="Times New Roman" w:eastAsia="宋体" w:hAnsi="Times New Roman"/>
-          <w:b w:val="false"/>
-          <w:bCs w:val="false"/>
-          <w:sz w:val="24"/>
-          <w:szCs w:val="24"/>
+          <w:b w:val="false"/>
+          <w:bCs w:val="false"/>
         </w:rPr>
         <w:t xml:space="preserve">，操纵型GEO是第三方有意经由检索信源影响模型回答，治理重点相应落在信源发布端。</w:t>
       </w:r>
     </w:p>
     <w:p>
       <w:pPr>
-        <w:keepNext/>
-        <w:spacing w:after="60" w:before="120" w:line="360"/>
-        <w:jc w:val="left"/>
+        <w:pStyle w:val="Heading2"/>
       </w:pPr>
       <w:r>
         <w:rPr>
@@ -7991,131 +7043,94 @@
     </w:p>
     <w:p>
       <w:pPr>
-        <w:spacing w:after="0" w:before="0" w:line="360"/>
-        <w:ind w:firstLine="480"/>
-        <w:jc w:val="both"/>
-      </w:pPr>
-      <w:r>
-        <w:rPr>
-          <w:rFonts w:ascii="Times New Roman" w:cs="Times New Roman" w:eastAsia="宋体" w:hAnsi="Times New Roman"/>
-          <w:b w:val="false"/>
-          <w:bCs w:val="false"/>
-          <w:sz w:val="24"/>
-          <w:szCs w:val="24"/>
+        <w:pStyle w:val="BodyCN"/>
+      </w:pPr>
+      <w:r>
+        <w:rPr>
+          <w:b w:val="false"/>
+          <w:bCs w:val="false"/>
         </w:rPr>
         <w:t xml:space="preserve">Chen等发现，AI搜索除偏好第三方赢得媒体外，还存在对大品牌的偏向</w:t>
       </w:r>
       <w:r>
         <w:rPr>
-          <w:rFonts w:ascii="Times New Roman" w:cs="Times New Roman" w:eastAsia="宋体" w:hAnsi="Times New Roman"/>
-          <w:b w:val="false"/>
-          <w:bCs w:val="false"/>
-          <w:sz w:val="24"/>
-          <w:szCs w:val="24"/>
+          <w:b w:val="false"/>
+          <w:bCs w:val="false"/>
           <w:vertAlign w:val="superscript"/>
         </w:rPr>
         <w:t xml:space="preserve">[18]</w:t>
       </w:r>
       <w:r>
         <w:rPr>
-          <w:rFonts w:ascii="Times New Roman" w:cs="Times New Roman" w:eastAsia="宋体" w:hAnsi="Times New Roman"/>
-          <w:b w:val="false"/>
-          <w:bCs w:val="false"/>
-          <w:sz w:val="24"/>
-          <w:szCs w:val="24"/>
+          <w:b w:val="false"/>
+          <w:bCs w:val="false"/>
         </w:rPr>
         <w:t xml:space="preserve">，依靠第三方报道的GEO路径对已有媒体声量的品牌更有利。缺少这类资源的经营者如果以批量生成的虚构测评和评价替代第三方报道，就进入了“3·15”晚会和相关报道所揭示的路径</w:t>
       </w:r>
       <w:r>
         <w:rPr>
-          <w:rFonts w:ascii="Times New Roman" w:cs="Times New Roman" w:eastAsia="宋体" w:hAnsi="Times New Roman"/>
-          <w:b w:val="false"/>
-          <w:bCs w:val="false"/>
-          <w:sz w:val="24"/>
-          <w:szCs w:val="24"/>
+          <w:b w:val="false"/>
+          <w:bCs w:val="false"/>
           <w:vertAlign w:val="superscript"/>
         </w:rPr>
         <w:t xml:space="preserve">[16,52]</w:t>
       </w:r>
       <w:r>
         <w:rPr>
-          <w:rFonts w:ascii="Times New Roman" w:cs="Times New Roman" w:eastAsia="宋体" w:hAnsi="Times New Roman"/>
-          <w:b w:val="false"/>
-          <w:bCs w:val="false"/>
-          <w:sz w:val="24"/>
-          <w:szCs w:val="24"/>
+          <w:b w:val="false"/>
+          <w:bCs w:val="false"/>
         </w:rPr>
         <w:t xml:space="preserve">，并面临6.2节所述的法律责任。Martinez的综述表明，多方同时优化时个体的可见度增益相互侵蚀</w:t>
       </w:r>
       <w:r>
         <w:rPr>
-          <w:rFonts w:ascii="Times New Roman" w:cs="Times New Roman" w:eastAsia="宋体" w:hAnsi="Times New Roman"/>
-          <w:b w:val="false"/>
-          <w:bCs w:val="false"/>
-          <w:sz w:val="24"/>
-          <w:szCs w:val="24"/>
+          <w:b w:val="false"/>
+          <w:bCs w:val="false"/>
           <w:vertAlign w:val="superscript"/>
         </w:rPr>
         <w:t xml:space="preserve">[20]</w:t>
       </w:r>
       <w:r>
         <w:rPr>
-          <w:rFonts w:ascii="Times New Roman" w:cs="Times New Roman" w:eastAsia="宋体" w:hAnsi="Times New Roman"/>
-          <w:b w:val="false"/>
-          <w:bCs w:val="false"/>
-          <w:sz w:val="24"/>
-          <w:szCs w:val="24"/>
+          <w:b w:val="false"/>
+          <w:bCs w:val="false"/>
         </w:rPr>
         <w:t xml:space="preserve">，广告主为维持原有可见度需要持续投入。操纵型GEO还会带来6.2节所述的囚徒困境式社会成本</w:t>
       </w:r>
       <w:r>
         <w:rPr>
-          <w:rFonts w:ascii="Times New Roman" w:cs="Times New Roman" w:eastAsia="宋体" w:hAnsi="Times New Roman"/>
-          <w:b w:val="false"/>
-          <w:bCs w:val="false"/>
-          <w:sz w:val="24"/>
-          <w:szCs w:val="24"/>
+          <w:b w:val="false"/>
+          <w:bCs w:val="false"/>
           <w:vertAlign w:val="superscript"/>
         </w:rPr>
         <w:t xml:space="preserve">[22]</w:t>
       </w:r>
       <w:r>
         <w:rPr>
-          <w:rFonts w:ascii="Times New Roman" w:cs="Times New Roman" w:eastAsia="宋体" w:hAnsi="Times New Roman"/>
-          <w:b w:val="false"/>
-          <w:bCs w:val="false"/>
-          <w:sz w:val="24"/>
-          <w:szCs w:val="24"/>
+          <w:b w:val="false"/>
+          <w:bCs w:val="false"/>
         </w:rPr>
         <w:t xml:space="preserve">。Berman和Katona证明，在没有赞助链接的情形下，只有当网站质量与网站对消费者的估值足够正相关时，SEO才会改善自然排名</w:t>
       </w:r>
       <w:r>
         <w:rPr>
-          <w:rFonts w:ascii="Times New Roman" w:cs="Times New Roman" w:eastAsia="宋体" w:hAnsi="Times New Roman"/>
-          <w:b w:val="false"/>
-          <w:bCs w:val="false"/>
-          <w:sz w:val="24"/>
-          <w:szCs w:val="24"/>
+          <w:b w:val="false"/>
+          <w:bCs w:val="false"/>
           <w:vertAlign w:val="superscript"/>
         </w:rPr>
         <w:t xml:space="preserve">[35]</w:t>
       </w:r>
       <w:r>
         <w:rPr>
-          <w:rFonts w:ascii="Times New Roman" w:cs="Times New Roman" w:eastAsia="宋体" w:hAnsi="Times New Roman"/>
-          <w:b w:val="false"/>
-          <w:bCs w:val="false"/>
-          <w:sz w:val="24"/>
-          <w:szCs w:val="24"/>
+          <w:b w:val="false"/>
+          <w:bCs w:val="false"/>
         </w:rPr>
         <w:t xml:space="preserve">。按这一思路，信息型GEO的可见度仍受内容真实性约束，操纵型GEO则以虚构内容和对抗性构造换取可见度，使可见度与内容质量脱钩。</w:t>
       </w:r>
     </w:p>
     <w:p>
       <w:pPr>
-        <w:keepNext/>
-        <w:spacing w:after="60" w:before="120" w:line="360"/>
-        <w:jc w:val="left"/>
+        <w:pStyle w:val="Heading2"/>
       </w:pPr>
       <w:r>
         <w:rPr>
@@ -8130,211 +7145,151 @@
     </w:p>
     <w:p>
       <w:pPr>
-        <w:spacing w:after="0" w:before="0" w:line="360"/>
-        <w:ind w:firstLine="480"/>
-        <w:jc w:val="both"/>
-      </w:pPr>
-      <w:r>
-        <w:rPr>
-          <w:rFonts w:ascii="Times New Roman" w:cs="Times New Roman" w:eastAsia="宋体" w:hAnsi="Times New Roman"/>
-          <w:b w:val="false"/>
-          <w:bCs w:val="false"/>
-          <w:sz w:val="24"/>
-          <w:szCs w:val="24"/>
+        <w:pStyle w:val="BodyCN"/>
+      </w:pPr>
+      <w:r>
+        <w:rPr>
+          <w:b w:val="false"/>
+          <w:bCs w:val="false"/>
         </w:rPr>
         <w:t xml:space="preserve">搜索广告的计价与归因建立在可追踪的点击之上</w:t>
       </w:r>
       <w:r>
         <w:rPr>
-          <w:rFonts w:ascii="Times New Roman" w:cs="Times New Roman" w:eastAsia="宋体" w:hAnsi="Times New Roman"/>
-          <w:b w:val="false"/>
-          <w:bCs w:val="false"/>
-          <w:sz w:val="24"/>
-          <w:szCs w:val="24"/>
+          <w:b w:val="false"/>
+          <w:bCs w:val="false"/>
           <w:vertAlign w:val="superscript"/>
         </w:rPr>
         <w:t xml:space="preserve">[33]</w:t>
       </w:r>
       <w:r>
         <w:rPr>
-          <w:rFonts w:ascii="Times New Roman" w:cs="Times New Roman" w:eastAsia="宋体" w:hAnsi="Times New Roman"/>
-          <w:b w:val="false"/>
-          <w:bCs w:val="false"/>
-          <w:sz w:val="24"/>
-          <w:szCs w:val="24"/>
+          <w:b w:val="false"/>
+          <w:bCs w:val="false"/>
         </w:rPr>
         <w:t xml:space="preserve">，广告主可以据此把关键词出价与投放绩效直接关联</w:t>
       </w:r>
       <w:r>
         <w:rPr>
-          <w:rFonts w:ascii="Times New Roman" w:cs="Times New Roman" w:eastAsia="宋体" w:hAnsi="Times New Roman"/>
-          <w:b w:val="false"/>
-          <w:bCs w:val="false"/>
-          <w:sz w:val="24"/>
-          <w:szCs w:val="24"/>
+          <w:b w:val="false"/>
+          <w:bCs w:val="false"/>
           <w:vertAlign w:val="superscript"/>
         </w:rPr>
         <w:t xml:space="preserve">[34]</w:t>
       </w:r>
       <w:r>
         <w:rPr>
-          <w:rFonts w:ascii="Times New Roman" w:cs="Times New Roman" w:eastAsia="宋体" w:hAnsi="Times New Roman"/>
-          <w:b w:val="false"/>
-          <w:bCs w:val="false"/>
-          <w:sz w:val="24"/>
-          <w:szCs w:val="24"/>
+          <w:b w:val="false"/>
+          <w:bCs w:val="false"/>
         </w:rPr>
         <w:t xml:space="preserve">；计算广告则依赖持续积累的用户数据，刘通等已指出这一模式存在“数据悖论”和决策短视等问题</w:t>
       </w:r>
       <w:r>
         <w:rPr>
-          <w:rFonts w:ascii="Times New Roman" w:cs="Times New Roman" w:eastAsia="宋体" w:hAnsi="Times New Roman"/>
-          <w:b w:val="false"/>
-          <w:bCs w:val="false"/>
-          <w:sz w:val="24"/>
-          <w:szCs w:val="24"/>
+          <w:b w:val="false"/>
+          <w:bCs w:val="false"/>
           <w:vertAlign w:val="superscript"/>
         </w:rPr>
         <w:t xml:space="preserve">[36]</w:t>
       </w:r>
       <w:r>
         <w:rPr>
-          <w:rFonts w:ascii="Times New Roman" w:cs="Times New Roman" w:eastAsia="宋体" w:hAnsi="Times New Roman"/>
-          <w:b w:val="false"/>
-          <w:bCs w:val="false"/>
-          <w:sz w:val="24"/>
-          <w:szCs w:val="24"/>
+          <w:b w:val="false"/>
+          <w:bCs w:val="false"/>
         </w:rPr>
         <w:t xml:space="preserve">。在生成式回答中，这类数据进一步缺失：皮尤的浏览记录显示，在出现AI概览的访问中，用户点击概览内所引来源的只占1%</w:t>
       </w:r>
       <w:r>
         <w:rPr>
-          <w:rFonts w:ascii="Times New Roman" w:cs="Times New Roman" w:eastAsia="宋体" w:hAnsi="Times New Roman"/>
-          <w:b w:val="false"/>
-          <w:bCs w:val="false"/>
-          <w:sz w:val="24"/>
-          <w:szCs w:val="24"/>
+          <w:b w:val="false"/>
+          <w:bCs w:val="false"/>
           <w:vertAlign w:val="superscript"/>
         </w:rPr>
         <w:t xml:space="preserve">[2]</w:t>
       </w:r>
       <w:r>
         <w:rPr>
-          <w:rFonts w:ascii="Times New Roman" w:cs="Times New Roman" w:eastAsia="宋体" w:hAnsi="Times New Roman"/>
-          <w:b w:val="false"/>
-          <w:bCs w:val="false"/>
-          <w:sz w:val="24"/>
-          <w:szCs w:val="24"/>
+          <w:b w:val="false"/>
+          <w:bCs w:val="false"/>
         </w:rPr>
         <w:t xml:space="preserve">。用户在回答页面内获得信息而不再点击外部链接，本文称之为零点击化。平台广告的形态与商业模式也尚未定型，谷歌AI概览广告沿用既有的搜索、购物和效果最大化广告系列</w:t>
       </w:r>
       <w:r>
         <w:rPr>
-          <w:rFonts w:ascii="Times New Roman" w:cs="Times New Roman" w:eastAsia="宋体" w:hAnsi="Times New Roman"/>
-          <w:b w:val="false"/>
-          <w:bCs w:val="false"/>
-          <w:sz w:val="24"/>
-          <w:szCs w:val="24"/>
+          <w:b w:val="false"/>
+          <w:bCs w:val="false"/>
           <w:vertAlign w:val="superscript"/>
         </w:rPr>
         <w:t xml:space="preserve">[4]</w:t>
       </w:r>
       <w:r>
         <w:rPr>
-          <w:rFonts w:ascii="Times New Roman" w:cs="Times New Roman" w:eastAsia="宋体" w:hAnsi="Times New Roman"/>
-          <w:b w:val="false"/>
-          <w:bCs w:val="false"/>
-          <w:sz w:val="24"/>
-          <w:szCs w:val="24"/>
+          <w:b w:val="false"/>
+          <w:bCs w:val="false"/>
         </w:rPr>
         <w:t xml:space="preserve">，Perplexity在2024年11月开始测试广告、2026年2月开始逐步退出广告业务</w:t>
       </w:r>
       <w:r>
         <w:rPr>
-          <w:rFonts w:ascii="Times New Roman" w:cs="Times New Roman" w:eastAsia="宋体" w:hAnsi="Times New Roman"/>
-          <w:b w:val="false"/>
-          <w:bCs w:val="false"/>
-          <w:sz w:val="24"/>
-          <w:szCs w:val="24"/>
+          <w:b w:val="false"/>
+          <w:bCs w:val="false"/>
           <w:vertAlign w:val="superscript"/>
         </w:rPr>
         <w:t xml:space="preserve">[5,6]</w:t>
       </w:r>
       <w:r>
         <w:rPr>
-          <w:rFonts w:ascii="Times New Roman" w:cs="Times New Roman" w:eastAsia="宋体" w:hAnsi="Times New Roman"/>
-          <w:b w:val="false"/>
-          <w:bCs w:val="false"/>
-          <w:sz w:val="24"/>
-          <w:szCs w:val="24"/>
+          <w:b w:val="false"/>
+          <w:bCs w:val="false"/>
         </w:rPr>
         <w:t xml:space="preserve">。</w:t>
       </w:r>
     </w:p>
     <w:p>
       <w:pPr>
-        <w:spacing w:after="0" w:before="0" w:line="360"/>
-        <w:ind w:firstLine="480"/>
-        <w:jc w:val="both"/>
-      </w:pPr>
-      <w:r>
-        <w:rPr>
-          <w:rFonts w:ascii="Times New Roman" w:cs="Times New Roman" w:eastAsia="宋体" w:hAnsi="Times New Roman"/>
-          <w:b w:val="false"/>
-          <w:bCs w:val="false"/>
-          <w:sz w:val="24"/>
-          <w:szCs w:val="24"/>
+        <w:pStyle w:val="BodyCN"/>
+      </w:pPr>
+      <w:r>
+        <w:rPr>
+          <w:b w:val="false"/>
+          <w:bCs w:val="false"/>
         </w:rPr>
         <w:t xml:space="preserve">GEO的度量问题更为突出。它的效果体现为品牌在回答中的被提及率与提及位置，而生成式回答具有随机性。Martinez指出，商业审计显示引用来源的重叠度低，不同次运行之间的结果波动大，其综述的研究中没有一种GEO技术在跨平台的自然可发现性上显示出稳定效果</w:t>
       </w:r>
       <w:r>
         <w:rPr>
-          <w:rFonts w:ascii="Times New Roman" w:cs="Times New Roman" w:eastAsia="宋体" w:hAnsi="Times New Roman"/>
-          <w:b w:val="false"/>
-          <w:bCs w:val="false"/>
-          <w:sz w:val="24"/>
-          <w:szCs w:val="24"/>
+          <w:b w:val="false"/>
+          <w:bCs w:val="false"/>
           <w:vertAlign w:val="superscript"/>
         </w:rPr>
         <w:t xml:space="preserve">[20]</w:t>
       </w:r>
       <w:r>
         <w:rPr>
-          <w:rFonts w:ascii="Times New Roman" w:cs="Times New Roman" w:eastAsia="宋体" w:hAnsi="Times New Roman"/>
-          <w:b w:val="false"/>
-          <w:bCs w:val="false"/>
-          <w:sz w:val="24"/>
-          <w:szCs w:val="24"/>
+          <w:b w:val="false"/>
+          <w:bCs w:val="false"/>
         </w:rPr>
         <w:t xml:space="preserve">。新华社调查也发现，现有GEO业务大多依靠海量投放软文，靠“概率”被大模型抓取</w:t>
       </w:r>
       <w:r>
         <w:rPr>
-          <w:rFonts w:ascii="Times New Roman" w:cs="Times New Roman" w:eastAsia="宋体" w:hAnsi="Times New Roman"/>
-          <w:b w:val="false"/>
-          <w:bCs w:val="false"/>
-          <w:sz w:val="24"/>
-          <w:szCs w:val="24"/>
+          <w:b w:val="false"/>
+          <w:bCs w:val="false"/>
           <w:vertAlign w:val="superscript"/>
         </w:rPr>
         <w:t xml:space="preserve">[15]</w:t>
       </w:r>
       <w:r>
         <w:rPr>
-          <w:rFonts w:ascii="Times New Roman" w:cs="Times New Roman" w:eastAsia="宋体" w:hAnsi="Times New Roman"/>
-          <w:b w:val="false"/>
-          <w:bCs w:val="false"/>
-          <w:sz w:val="24"/>
-          <w:szCs w:val="24"/>
+          <w:b w:val="false"/>
+          <w:bCs w:val="false"/>
         </w:rPr>
         <w:t xml:space="preserve">。单次提问的结果因此不能作为验收依据，而效果信息又掌握在服务商一方，服务商有动机以操纵手段制造短期可见度。</w:t>
       </w:r>
     </w:p>
     <w:p>
       <w:pPr>
-        <w:keepNext/>
-        <w:spacing w:after="120" w:before="240" w:line="360"/>
-        <w:jc w:val="left"/>
+        <w:pStyle w:val="Heading1"/>
       </w:pPr>
       <w:r>
         <w:rPr>
@@ -8349,9 +7304,7 @@
     </w:p>
     <w:p>
       <w:pPr>
-        <w:keepNext/>
-        <w:spacing w:after="60" w:before="120" w:line="360"/>
-        <w:jc w:val="left"/>
+        <w:pStyle w:val="Heading2"/>
       </w:pPr>
       <w:r>
         <w:rPr>
@@ -8366,190 +7319,136 @@
     </w:p>
     <w:p>
       <w:pPr>
-        <w:spacing w:after="0" w:before="0" w:line="360"/>
-        <w:ind w:firstLine="480"/>
-        <w:jc w:val="both"/>
-      </w:pPr>
-      <w:r>
-        <w:rPr>
-          <w:rFonts w:ascii="Times New Roman" w:cs="Times New Roman" w:eastAsia="宋体" w:hAnsi="Times New Roman"/>
-          <w:b w:val="false"/>
-          <w:bCs w:val="false"/>
-          <w:sz w:val="24"/>
-          <w:szCs w:val="24"/>
+        <w:pStyle w:val="BodyCN"/>
+      </w:pPr>
+      <w:r>
+        <w:rPr>
+          <w:b w:val="false"/>
+          <w:bCs w:val="false"/>
         </w:rPr>
         <w:t xml:space="preserve">GEO内容的广告属性应按《广告法》第二条认定：商品经营者或者服务提供者通过一定媒介和形式直接或者间接地介绍自己所推销的商品或者服务的，属于商业广告活动；为推销商品或者服务，自行或者委托他人设计、制作、发布广告的，为广告主</w:t>
       </w:r>
       <w:r>
         <w:rPr>
-          <w:rFonts w:ascii="Times New Roman" w:cs="Times New Roman" w:eastAsia="宋体" w:hAnsi="Times New Roman"/>
-          <w:b w:val="false"/>
-          <w:bCs w:val="false"/>
-          <w:sz w:val="24"/>
-          <w:szCs w:val="24"/>
+          <w:b w:val="false"/>
+          <w:bCs w:val="false"/>
           <w:vertAlign w:val="superscript"/>
         </w:rPr>
         <w:t xml:space="preserve">[53]</w:t>
       </w:r>
       <w:r>
         <w:rPr>
-          <w:rFonts w:ascii="Times New Roman" w:cs="Times New Roman" w:eastAsia="宋体" w:hAnsi="Times New Roman"/>
-          <w:b w:val="false"/>
-          <w:bCs w:val="false"/>
-          <w:sz w:val="24"/>
-          <w:szCs w:val="24"/>
+          <w:b w:val="false"/>
+          <w:bCs w:val="false"/>
         </w:rPr>
         <w:t xml:space="preserve">。该条对“一定媒介和形式”不作限定，GEO内容发布在品牌自有网站还是第三方信源，不影响认定。广告主向服务商或内容渠道支付对价，是证明推销目的的主要证据，不是认定的前提条件。这一标准与正常的公关传播可以区分：媒体在未收取对价、保有编辑决定权的情况下独立撰写的报道，不构成广告；由服务商代为联络、但是否报道以及如何报道都由媒体独立决定的内容，属于公关传播，不在信息型GEO之列；媒体收取对价或让渡编辑决定权的，按付费内容认定。向内容渠道付费发布的测评、榜单和资讯，以非广告的形式承载推销内容，与《广告法》第十四条禁止的大众传播媒介以新闻报道形式变相发布广告属于同一类可识别性问题</w:t>
       </w:r>
       <w:r>
         <w:rPr>
-          <w:rFonts w:ascii="Times New Roman" w:cs="Times New Roman" w:eastAsia="宋体" w:hAnsi="Times New Roman"/>
-          <w:b w:val="false"/>
-          <w:bCs w:val="false"/>
-          <w:sz w:val="24"/>
-          <w:szCs w:val="24"/>
+          <w:b w:val="false"/>
+          <w:bCs w:val="false"/>
           <w:vertAlign w:val="superscript"/>
         </w:rPr>
         <w:t xml:space="preserve">[53]</w:t>
       </w:r>
       <w:r>
         <w:rPr>
-          <w:rFonts w:ascii="Times New Roman" w:cs="Times New Roman" w:eastAsia="宋体" w:hAnsi="Times New Roman"/>
-          <w:b w:val="false"/>
-          <w:bCs w:val="false"/>
-          <w:sz w:val="24"/>
-          <w:szCs w:val="24"/>
+          <w:b w:val="false"/>
+          <w:bCs w:val="false"/>
         </w:rPr>
         <w:t xml:space="preserve">，发布在自媒体账号和网站上的，适用《互联网广告管理办法》第九条的一般可识别性要求</w:t>
       </w:r>
       <w:r>
         <w:rPr>
-          <w:rFonts w:ascii="Times New Roman" w:cs="Times New Roman" w:eastAsia="宋体" w:hAnsi="Times New Roman"/>
-          <w:b w:val="false"/>
-          <w:bCs w:val="false"/>
-          <w:sz w:val="24"/>
-          <w:szCs w:val="24"/>
+          <w:b w:val="false"/>
+          <w:bCs w:val="false"/>
           <w:vertAlign w:val="superscript"/>
         </w:rPr>
         <w:t xml:space="preserve">[50]</w:t>
       </w:r>
       <w:r>
         <w:rPr>
-          <w:rFonts w:ascii="Times New Roman" w:cs="Times New Roman" w:eastAsia="宋体" w:hAnsi="Times New Roman"/>
-          <w:b w:val="false"/>
-          <w:bCs w:val="false"/>
-          <w:sz w:val="24"/>
-          <w:szCs w:val="24"/>
+          <w:b w:val="false"/>
+          <w:bCs w:val="false"/>
         </w:rPr>
         <w:t xml:space="preserve">。</w:t>
       </w:r>
     </w:p>
     <w:p>
       <w:pPr>
-        <w:spacing w:after="0" w:before="0" w:line="360"/>
-        <w:ind w:firstLine="480"/>
-        <w:jc w:val="both"/>
-      </w:pPr>
-      <w:r>
-        <w:rPr>
-          <w:rFonts w:ascii="Times New Roman" w:cs="Times New Roman" w:eastAsia="宋体" w:hAnsi="Times New Roman"/>
-          <w:b w:val="false"/>
-          <w:bCs w:val="false"/>
-          <w:sz w:val="24"/>
-          <w:szCs w:val="24"/>
+        <w:pStyle w:val="BodyCN"/>
+      </w:pPr>
+      <w:r>
+        <w:rPr>
+          <w:b w:val="false"/>
+          <w:bCs w:val="false"/>
         </w:rPr>
         <w:t xml:space="preserve">针对6.1节所述不附购买入口的回答中的缺口，建议分两层处理。第一层在《互联网广告管理办法》中明确主体认定：委托他人制作、分发内容以影响生成式人工智能输出、推销商品或者服务的，委托方为广告主；承接内容设计、制作、代理的，为广告经营者；在信源端发布内容的，为广告发布者。这属于执行《广告法》第二条的事项，可以由部门规章作出。第二层是生成式人工智能服务提供者的提示义务，即在回答中呈现带有商业标记的信源内容时，向用户提示其商业来源。提供者在这一场景下不是广告发布者。依《立法法》第九十一条第二款，部门规章设定增加其义务的规范，须有法律或者国务院的行政法规、决定、命令作为依据；该事项又涉及网信部门与市场监管部门的职权，依第九十二条，应当提请国务院制定行政法规，或者由国务院有关部门联合制定规章</w:t>
       </w:r>
       <w:r>
         <w:rPr>
-          <w:rFonts w:ascii="Times New Roman" w:cs="Times New Roman" w:eastAsia="宋体" w:hAnsi="Times New Roman"/>
-          <w:b w:val="false"/>
-          <w:bCs w:val="false"/>
-          <w:sz w:val="24"/>
-          <w:szCs w:val="24"/>
+          <w:b w:val="false"/>
+          <w:bCs w:val="false"/>
           <w:vertAlign w:val="superscript"/>
         </w:rPr>
         <w:t xml:space="preserve">[62]</w:t>
       </w:r>
       <w:r>
         <w:rPr>
-          <w:rFonts w:ascii="Times New Roman" w:cs="Times New Roman" w:eastAsia="宋体" w:hAnsi="Times New Roman"/>
-          <w:b w:val="false"/>
-          <w:bCs w:val="false"/>
-          <w:sz w:val="24"/>
-          <w:szCs w:val="24"/>
+          <w:b w:val="false"/>
+          <w:bCs w:val="false"/>
         </w:rPr>
         <w:t xml:space="preserve">。较稳妥的路径是在修改《广告法》时，于第四十五条增加互联网信息服务提供者对可识别的商业来源予以提示的义务，或者由国务院以行政法规作出规定。在取得上位法依据之前，可以参照执法指南对人工智能技术应用于广告所采用的引导性条款</w:t>
       </w:r>
       <w:r>
         <w:rPr>
-          <w:rFonts w:ascii="Times New Roman" w:cs="Times New Roman" w:eastAsia="宋体" w:hAnsi="Times New Roman"/>
-          <w:b w:val="false"/>
-          <w:bCs w:val="false"/>
-          <w:sz w:val="24"/>
-          <w:szCs w:val="24"/>
+          <w:b w:val="false"/>
+          <w:bCs w:val="false"/>
           <w:vertAlign w:val="superscript"/>
         </w:rPr>
         <w:t xml:space="preserve">[54]</w:t>
       </w:r>
       <w:r>
         <w:rPr>
-          <w:rFonts w:ascii="Times New Roman" w:cs="Times New Roman" w:eastAsia="宋体" w:hAnsi="Times New Roman"/>
-          <w:b w:val="false"/>
-          <w:bCs w:val="false"/>
-          <w:sz w:val="24"/>
-          <w:szCs w:val="24"/>
+          <w:b w:val="false"/>
+          <w:bCs w:val="false"/>
         </w:rPr>
         <w:t xml:space="preserve">，在《人工智能生成合成内容标识办法》或《互联网信息服务算法推荐管理规定》中以倡导性条款鼓励提供者提示商业来源；前者以国信办通字〔2025〕2号通知印发</w:t>
       </w:r>
       <w:r>
         <w:rPr>
-          <w:rFonts w:ascii="Times New Roman" w:cs="Times New Roman" w:eastAsia="宋体" w:hAnsi="Times New Roman"/>
-          <w:b w:val="false"/>
-          <w:bCs w:val="false"/>
-          <w:sz w:val="24"/>
-          <w:szCs w:val="24"/>
+          <w:b w:val="false"/>
+          <w:bCs w:val="false"/>
           <w:vertAlign w:val="superscript"/>
         </w:rPr>
         <w:t xml:space="preserve">[56]</w:t>
       </w:r>
       <w:r>
         <w:rPr>
-          <w:rFonts w:ascii="Times New Roman" w:cs="Times New Roman" w:eastAsia="宋体" w:hAnsi="Times New Roman"/>
-          <w:b w:val="false"/>
-          <w:bCs w:val="false"/>
-          <w:sz w:val="24"/>
-          <w:szCs w:val="24"/>
+          <w:b w:val="false"/>
+          <w:bCs w:val="false"/>
         </w:rPr>
         <w:t xml:space="preserve">，后者已把生成合成类算法纳入算法推荐技术</w:t>
       </w:r>
       <w:r>
         <w:rPr>
-          <w:rFonts w:ascii="Times New Roman" w:cs="Times New Roman" w:eastAsia="宋体" w:hAnsi="Times New Roman"/>
-          <w:b w:val="false"/>
-          <w:bCs w:val="false"/>
-          <w:sz w:val="24"/>
-          <w:szCs w:val="24"/>
+          <w:b w:val="false"/>
+          <w:bCs w:val="false"/>
           <w:vertAlign w:val="superscript"/>
         </w:rPr>
         <w:t xml:space="preserve">[61]</w:t>
       </w:r>
       <w:r>
         <w:rPr>
-          <w:rFonts w:ascii="Times New Roman" w:cs="Times New Roman" w:eastAsia="宋体" w:hAnsi="Times New Roman"/>
-          <w:b w:val="false"/>
-          <w:bCs w:val="false"/>
-          <w:sz w:val="24"/>
-          <w:szCs w:val="24"/>
+          <w:b w:val="false"/>
+          <w:bCs w:val="false"/>
         </w:rPr>
         <w:t xml:space="preserve">。</w:t>
       </w:r>
     </w:p>
     <w:p>
       <w:pPr>
-        <w:keepNext/>
-        <w:spacing w:after="60" w:before="120" w:line="360"/>
-        <w:jc w:val="left"/>
+        <w:pStyle w:val="Heading2"/>
       </w:pPr>
       <w:r>
         <w:rPr>
@@ -8564,106 +7463,76 @@
     </w:p>
     <w:p>
       <w:pPr>
-        <w:spacing w:after="0" w:before="0" w:line="360"/>
-        <w:ind w:firstLine="480"/>
-        <w:jc w:val="both"/>
-      </w:pPr>
-      <w:r>
-        <w:rPr>
-          <w:rFonts w:ascii="Times New Roman" w:cs="Times New Roman" w:eastAsia="宋体" w:hAnsi="Times New Roman"/>
-          <w:b w:val="false"/>
-          <w:bCs w:val="false"/>
-          <w:sz w:val="24"/>
-          <w:szCs w:val="24"/>
+        <w:pStyle w:val="BodyCN"/>
+      </w:pPr>
+      <w:r>
+        <w:rPr>
+          <w:b w:val="false"/>
+          <w:bCs w:val="false"/>
         </w:rPr>
         <w:t xml:space="preserve">GEO内容进入回答之前，最后一个由人控制的环节是在信源上发布，标识义务应设在这一环节。广告主和服务商在投放的测评、榜单、资讯等内容上显著标注“广告”或“推广”，并在网页元数据中写入机器可读的商业属性标记。《人工智能生成合成内容标识办法》已经建立了显式标识与元数据隐式标识并行的做法</w:t>
       </w:r>
       <w:r>
         <w:rPr>
-          <w:rFonts w:ascii="Times New Roman" w:cs="Times New Roman" w:eastAsia="宋体" w:hAnsi="Times New Roman"/>
-          <w:b w:val="false"/>
-          <w:bCs w:val="false"/>
-          <w:sz w:val="24"/>
-          <w:szCs w:val="24"/>
+          <w:b w:val="false"/>
+          <w:bCs w:val="false"/>
           <w:vertAlign w:val="superscript"/>
         </w:rPr>
         <w:t xml:space="preserve">[56]</w:t>
       </w:r>
       <w:r>
         <w:rPr>
-          <w:rFonts w:ascii="Times New Roman" w:cs="Times New Roman" w:eastAsia="宋体" w:hAnsi="Times New Roman"/>
-          <w:b w:val="false"/>
-          <w:bCs w:val="false"/>
-          <w:sz w:val="24"/>
-          <w:szCs w:val="24"/>
+          <w:b w:val="false"/>
+          <w:bCs w:val="false"/>
         </w:rPr>
         <w:t xml:space="preserve">，商业标记可以沿用这一结构。生成式引擎在检索时读取该标记，引用带有标记的信源时在回答中注明“含商业推广来源”，不因标记降低其权重，以免平台一侧形成惩罚。按照4.3节的命题，这一设计的作用是在回答中恢复用户识别说服企图的线索。</w:t>
       </w:r>
     </w:p>
     <w:p>
       <w:pPr>
-        <w:spacing w:after="0" w:before="0" w:line="360"/>
-        <w:ind w:firstLine="480"/>
-        <w:jc w:val="both"/>
-      </w:pPr>
-      <w:r>
-        <w:rPr>
-          <w:rFonts w:ascii="Times New Roman" w:cs="Times New Roman" w:eastAsia="宋体" w:hAnsi="Times New Roman"/>
-          <w:b w:val="false"/>
-          <w:bCs w:val="false"/>
-          <w:sz w:val="24"/>
-          <w:szCs w:val="24"/>
+        <w:pStyle w:val="BodyCN"/>
+      </w:pPr>
+      <w:r>
+        <w:rPr>
+          <w:b w:val="false"/>
+          <w:bCs w:val="false"/>
         </w:rPr>
         <w:t xml:space="preserve">提示会帮助用户识别说服企图，广告主因此仍有不标注的动机。已有研究对披露效果的结论方向不同：Boerman等发现赞助披露经由说服知识间接降低品牌态度</w:t>
       </w:r>
       <w:r>
         <w:rPr>
-          <w:rFonts w:ascii="Times New Roman" w:cs="Times New Roman" w:eastAsia="宋体" w:hAnsi="Times New Roman"/>
-          <w:b w:val="false"/>
-          <w:bCs w:val="false"/>
-          <w:sz w:val="24"/>
-          <w:szCs w:val="24"/>
+          <w:b w:val="false"/>
+          <w:bCs w:val="false"/>
           <w:vertAlign w:val="superscript"/>
         </w:rPr>
         <w:t xml:space="preserve">[40]</w:t>
       </w:r>
       <w:r>
         <w:rPr>
-          <w:rFonts w:ascii="Times New Roman" w:cs="Times New Roman" w:eastAsia="宋体" w:hAnsi="Times New Roman"/>
-          <w:b w:val="false"/>
-          <w:bCs w:val="false"/>
-          <w:sz w:val="24"/>
-          <w:szCs w:val="24"/>
+          <w:b w:val="false"/>
+          <w:bCs w:val="false"/>
         </w:rPr>
         <w:t xml:space="preserve">，廖秉宜和梁瑄轩则发现透明度较高的原生广告效果更好，感知信任在其中起中介作用</w:t>
       </w:r>
       <w:r>
         <w:rPr>
-          <w:rFonts w:ascii="Times New Roman" w:cs="Times New Roman" w:eastAsia="宋体" w:hAnsi="Times New Roman"/>
-          <w:b w:val="false"/>
-          <w:bCs w:val="false"/>
-          <w:sz w:val="24"/>
-          <w:szCs w:val="24"/>
+          <w:b w:val="false"/>
+          <w:bCs w:val="false"/>
           <w:vertAlign w:val="superscript"/>
         </w:rPr>
         <w:t xml:space="preserve">[42]</w:t>
       </w:r>
       <w:r>
         <w:rPr>
-          <w:rFonts w:ascii="Times New Roman" w:cs="Times New Roman" w:eastAsia="宋体" w:hAnsi="Times New Roman"/>
-          <w:b w:val="false"/>
-          <w:bCs w:val="false"/>
-          <w:sz w:val="24"/>
-          <w:szCs w:val="24"/>
+          <w:b w:val="false"/>
+          <w:bCs w:val="false"/>
         </w:rPr>
         <w:t xml:space="preserve">。不降权只消除了平台一侧的惩罚，商业标记能否落实，取决于未标注付费内容被查处的概率。查处线索来自7.4节要求服务商保存的投放记录，以及7.6节所述的多引擎抽样监测。</w:t>
       </w:r>
     </w:p>
     <w:p>
       <w:pPr>
-        <w:keepNext/>
-        <w:spacing w:after="60" w:before="120" w:line="360"/>
-        <w:jc w:val="left"/>
+        <w:pStyle w:val="Heading2"/>
       </w:pPr>
       <w:r>
         <w:rPr>
@@ -8678,152 +7547,109 @@
     </w:p>
     <w:p>
       <w:pPr>
-        <w:spacing w:after="0" w:before="0" w:line="360"/>
-        <w:ind w:firstLine="480"/>
-        <w:jc w:val="both"/>
-      </w:pPr>
-      <w:r>
-        <w:rPr>
-          <w:rFonts w:ascii="Times New Roman" w:cs="Times New Roman" w:eastAsia="宋体" w:hAnsi="Times New Roman"/>
-          <w:b w:val="false"/>
-          <w:bCs w:val="false"/>
-          <w:sz w:val="24"/>
-          <w:szCs w:val="24"/>
+        <w:pStyle w:val="BodyCN"/>
+      </w:pPr>
+      <w:r>
+        <w:rPr>
+          <w:b w:val="false"/>
+          <w:bCs w:val="false"/>
         </w:rPr>
         <w:t xml:space="preserve">OpenAI承诺广告不影响ChatGPT的回答</w:t>
       </w:r>
       <w:r>
         <w:rPr>
-          <w:rFonts w:ascii="Times New Roman" w:cs="Times New Roman" w:eastAsia="宋体" w:hAnsi="Times New Roman"/>
-          <w:b w:val="false"/>
-          <w:bCs w:val="false"/>
-          <w:sz w:val="24"/>
-          <w:szCs w:val="24"/>
+          <w:b w:val="false"/>
+          <w:bCs w:val="false"/>
           <w:vertAlign w:val="superscript"/>
         </w:rPr>
         <w:t xml:space="preserve">[8]</w:t>
       </w:r>
       <w:r>
         <w:rPr>
-          <w:rFonts w:ascii="Times New Roman" w:cs="Times New Roman" w:eastAsia="宋体" w:hAnsi="Times New Roman"/>
-          <w:b w:val="false"/>
-          <w:bCs w:val="false"/>
-          <w:sz w:val="24"/>
-          <w:szCs w:val="24"/>
+          <w:b w:val="false"/>
+          <w:bCs w:val="false"/>
         </w:rPr>
         <w:t xml:space="preserve">，Perplexity承诺赞助追问的回答由其系统生成、品牌不能撰写或编辑</w:t>
       </w:r>
       <w:r>
         <w:rPr>
-          <w:rFonts w:ascii="Times New Roman" w:cs="Times New Roman" w:eastAsia="宋体" w:hAnsi="Times New Roman"/>
-          <w:b w:val="false"/>
-          <w:bCs w:val="false"/>
-          <w:sz w:val="24"/>
-          <w:szCs w:val="24"/>
+          <w:b w:val="false"/>
+          <w:bCs w:val="false"/>
           <w:vertAlign w:val="superscript"/>
         </w:rPr>
         <w:t xml:space="preserve">[5]</w:t>
       </w:r>
       <w:r>
         <w:rPr>
-          <w:rFonts w:ascii="Times New Roman" w:cs="Times New Roman" w:eastAsia="宋体" w:hAnsi="Times New Roman"/>
-          <w:b w:val="false"/>
-          <w:bCs w:val="false"/>
-          <w:sz w:val="24"/>
-          <w:szCs w:val="24"/>
+          <w:b w:val="false"/>
+          <w:bCs w:val="false"/>
         </w:rPr>
         <w:t xml:space="preserve">；Perplexity以用户信任为由逐步退出广告业务</w:t>
       </w:r>
       <w:r>
         <w:rPr>
-          <w:rFonts w:ascii="Times New Roman" w:cs="Times New Roman" w:eastAsia="宋体" w:hAnsi="Times New Roman"/>
-          <w:b w:val="false"/>
-          <w:bCs w:val="false"/>
-          <w:sz w:val="24"/>
-          <w:szCs w:val="24"/>
+          <w:b w:val="false"/>
+          <w:bCs w:val="false"/>
           <w:vertAlign w:val="superscript"/>
         </w:rPr>
         <w:t xml:space="preserve">[6]</w:t>
       </w:r>
       <w:r>
         <w:rPr>
-          <w:rFonts w:ascii="Times New Roman" w:cs="Times New Roman" w:eastAsia="宋体" w:hAnsi="Times New Roman"/>
-          <w:b w:val="false"/>
-          <w:bCs w:val="false"/>
-          <w:sz w:val="24"/>
-          <w:szCs w:val="24"/>
+          <w:b w:val="false"/>
+          <w:bCs w:val="false"/>
         </w:rPr>
         <w:t xml:space="preserve">，百度管理层以优先改善回答质量和用户体验为由推迟AI搜索商业化</w:t>
       </w:r>
       <w:r>
         <w:rPr>
-          <w:rFonts w:ascii="Times New Roman" w:cs="Times New Roman" w:eastAsia="宋体" w:hAnsi="Times New Roman"/>
-          <w:b w:val="false"/>
-          <w:bCs w:val="false"/>
-          <w:sz w:val="24"/>
-          <w:szCs w:val="24"/>
+          <w:b w:val="false"/>
+          <w:bCs w:val="false"/>
           <w:vertAlign w:val="superscript"/>
         </w:rPr>
         <w:t xml:space="preserve">[13]</w:t>
       </w:r>
       <w:r>
         <w:rPr>
-          <w:rFonts w:ascii="Times New Roman" w:cs="Times New Roman" w:eastAsia="宋体" w:hAnsi="Times New Roman"/>
-          <w:b w:val="false"/>
-          <w:bCs w:val="false"/>
-          <w:sz w:val="24"/>
-          <w:szCs w:val="24"/>
+          <w:b w:val="false"/>
+          <w:bCs w:val="false"/>
         </w:rPr>
         <w:t xml:space="preserve">。这些承诺只针对平台自身的广告，但其维护的用户信任同样会因第三方付费内容左右回答而受损。平台首先要把付费广告与回答在位置和视觉上分开，并可在广告政策中禁止广告主以虚构内容或提示注入影响回答；在回答中嵌入购买入口的平台，应依执法指南和《互联网广告管理办法》第九条第三款对构成广告的回答履行发布者的标识义务</w:t>
       </w:r>
       <w:r>
         <w:rPr>
-          <w:rFonts w:ascii="Times New Roman" w:cs="Times New Roman" w:eastAsia="宋体" w:hAnsi="Times New Roman"/>
-          <w:b w:val="false"/>
-          <w:bCs w:val="false"/>
-          <w:sz w:val="24"/>
-          <w:szCs w:val="24"/>
+          <w:b w:val="false"/>
+          <w:bCs w:val="false"/>
           <w:vertAlign w:val="superscript"/>
         </w:rPr>
         <w:t xml:space="preserve">[50,54]</w:t>
       </w:r>
       <w:r>
         <w:rPr>
-          <w:rFonts w:ascii="Times New Roman" w:cs="Times New Roman" w:eastAsia="宋体" w:hAnsi="Times New Roman"/>
-          <w:b w:val="false"/>
-          <w:bCs w:val="false"/>
-          <w:sz w:val="24"/>
-          <w:szCs w:val="24"/>
+          <w:b w:val="false"/>
+          <w:bCs w:val="false"/>
         </w:rPr>
         <w:t xml:space="preserve">。在此基础上，平台需要识别信源端的异常发布行为。6.1节已说明仅凭文本难以区分付费内容与正常引用，识别重点因此应放在发布行为上，包括账号注册时间、发布时间分布和不同信源之间的文本相似度。平台还可以公开内容质量准则，引导GEO走向与引擎目标一致的方向。Wu等的研究表明，按照引擎偏好规则优化内容，可以在提升内容被采用度的同时不降低回答质量</w:t>
       </w:r>
       <w:r>
         <w:rPr>
-          <w:rFonts w:ascii="Times New Roman" w:cs="Times New Roman" w:eastAsia="宋体" w:hAnsi="Times New Roman"/>
-          <w:b w:val="false"/>
-          <w:bCs w:val="false"/>
-          <w:sz w:val="24"/>
-          <w:szCs w:val="24"/>
+          <w:b w:val="false"/>
+          <w:bCs w:val="false"/>
           <w:vertAlign w:val="superscript"/>
         </w:rPr>
         <w:t xml:space="preserve">[19]</w:t>
       </w:r>
       <w:r>
         <w:rPr>
-          <w:rFonts w:ascii="Times New Roman" w:cs="Times New Roman" w:eastAsia="宋体" w:hAnsi="Times New Roman"/>
-          <w:b w:val="false"/>
-          <w:bCs w:val="false"/>
-          <w:sz w:val="24"/>
-          <w:szCs w:val="24"/>
+          <w:b w:val="false"/>
+          <w:bCs w:val="false"/>
         </w:rPr>
         <w:t xml:space="preserve">，这与搜索引擎以站长指南规范SEO的做法类似。</w:t>
       </w:r>
     </w:p>
     <w:p>
       <w:pPr>
-        <w:keepNext/>
-        <w:spacing w:after="60" w:before="120" w:line="360"/>
-        <w:jc w:val="left"/>
+        <w:pStyle w:val="Heading2"/>
       </w:pPr>
       <w:r>
         <w:rPr>
@@ -8838,152 +7664,109 @@
     </w:p>
     <w:p>
       <w:pPr>
-        <w:spacing w:after="0" w:before="0" w:line="360"/>
-        <w:ind w:firstLine="480"/>
-        <w:jc w:val="both"/>
-      </w:pPr>
-      <w:r>
-        <w:rPr>
-          <w:rFonts w:ascii="Times New Roman" w:cs="Times New Roman" w:eastAsia="宋体" w:hAnsi="Times New Roman"/>
-          <w:b w:val="false"/>
-          <w:bCs w:val="false"/>
-          <w:sz w:val="24"/>
-          <w:szCs w:val="24"/>
+        <w:pStyle w:val="BodyCN"/>
+      </w:pPr>
+      <w:r>
+        <w:rPr>
+          <w:b w:val="false"/>
+          <w:bCs w:val="false"/>
         </w:rPr>
         <w:t xml:space="preserve">GEO服务商接受委托设计、制作、代理内容的，属于《广告法》第二条所称的广告经营者；以自建站群、自营自媒体矩阵账号发布内容的，同时是广告发布者，直接承担可识别性义务和第五十九条第三款的责任，明知或者应知内容虚假的，还应依第五十五条承担责任</w:t>
       </w:r>
       <w:r>
         <w:rPr>
-          <w:rFonts w:ascii="Times New Roman" w:cs="Times New Roman" w:eastAsia="宋体" w:hAnsi="Times New Roman"/>
-          <w:b w:val="false"/>
-          <w:bCs w:val="false"/>
-          <w:sz w:val="24"/>
-          <w:szCs w:val="24"/>
+          <w:b w:val="false"/>
+          <w:bCs w:val="false"/>
           <w:vertAlign w:val="superscript"/>
         </w:rPr>
         <w:t xml:space="preserve">[53]</w:t>
       </w:r>
       <w:r>
         <w:rPr>
-          <w:rFonts w:ascii="Times New Roman" w:cs="Times New Roman" w:eastAsia="宋体" w:hAnsi="Times New Roman"/>
-          <w:b w:val="false"/>
-          <w:bCs w:val="false"/>
-          <w:sz w:val="24"/>
-          <w:szCs w:val="24"/>
+          <w:b w:val="false"/>
+          <w:bCs w:val="false"/>
         </w:rPr>
         <w:t xml:space="preserve">。市场监管总局2026年把规范“矩阵式”广告投放列为互联网广告整治的重点任务之一</w:t>
       </w:r>
       <w:r>
         <w:rPr>
-          <w:rFonts w:ascii="Times New Roman" w:cs="Times New Roman" w:eastAsia="宋体" w:hAnsi="Times New Roman"/>
-          <w:b w:val="false"/>
-          <w:bCs w:val="false"/>
-          <w:sz w:val="24"/>
-          <w:szCs w:val="24"/>
+          <w:b w:val="false"/>
+          <w:bCs w:val="false"/>
           <w:vertAlign w:val="superscript"/>
         </w:rPr>
         <w:t xml:space="preserve">[63]</w:t>
       </w:r>
       <w:r>
         <w:rPr>
-          <w:rFonts w:ascii="Times New Roman" w:cs="Times New Roman" w:eastAsia="宋体" w:hAnsi="Times New Roman"/>
-          <w:b w:val="false"/>
-          <w:bCs w:val="false"/>
-          <w:sz w:val="24"/>
-          <w:szCs w:val="24"/>
+          <w:b w:val="false"/>
+          <w:bCs w:val="false"/>
         </w:rPr>
         <w:t xml:space="preserve">，以自营矩阵账号批量发布GEO内容的，其投放方式属于这一任务所指的“矩阵式”投放。《互联网广告管理办法》第十四条已要求广告经营者、广告发布者建立承接登记、审核和档案管理制度，记录、保存广告活动的有关电子数据，档案保存不少于三年；第十五条要求利用算法推荐等方式发布广告的，把算法推荐服务相关规则和广告投放记录记入广告档案</w:t>
       </w:r>
       <w:r>
         <w:rPr>
-          <w:rFonts w:ascii="Times New Roman" w:cs="Times New Roman" w:eastAsia="宋体" w:hAnsi="Times New Roman"/>
-          <w:b w:val="false"/>
-          <w:bCs w:val="false"/>
-          <w:sz w:val="24"/>
-          <w:szCs w:val="24"/>
+          <w:b w:val="false"/>
+          <w:bCs w:val="false"/>
           <w:vertAlign w:val="superscript"/>
         </w:rPr>
         <w:t xml:space="preserve">[50]</w:t>
       </w:r>
       <w:r>
         <w:rPr>
-          <w:rFonts w:ascii="Times New Roman" w:cs="Times New Roman" w:eastAsia="宋体" w:hAnsi="Times New Roman"/>
-          <w:b w:val="false"/>
-          <w:bCs w:val="false"/>
-          <w:sz w:val="24"/>
-          <w:szCs w:val="24"/>
+          <w:b w:val="false"/>
+          <w:bCs w:val="false"/>
         </w:rPr>
         <w:t xml:space="preserve">。GEO服务商应当按照上述规定保存内容投放的渠道、账号、数量和时间记录。通过平台账号承接发布的自媒体运营者，是平台用户身份的广告发布者，负有使广告具有可识别性的义务，附加购物链接的测评和体验分享须显著标明“广告”</w:t>
       </w:r>
       <w:r>
         <w:rPr>
-          <w:rFonts w:ascii="Times New Roman" w:cs="Times New Roman" w:eastAsia="宋体" w:hAnsi="Times New Roman"/>
-          <w:b w:val="false"/>
-          <w:bCs w:val="false"/>
-          <w:sz w:val="24"/>
-          <w:szCs w:val="24"/>
+          <w:b w:val="false"/>
+          <w:bCs w:val="false"/>
           <w:vertAlign w:val="superscript"/>
         </w:rPr>
         <w:t xml:space="preserve">[50]</w:t>
       </w:r>
       <w:r>
         <w:rPr>
-          <w:rFonts w:ascii="Times New Roman" w:cs="Times New Roman" w:eastAsia="宋体" w:hAnsi="Times New Roman"/>
-          <w:b w:val="false"/>
-          <w:bCs w:val="false"/>
-          <w:sz w:val="24"/>
-          <w:szCs w:val="24"/>
+          <w:b w:val="false"/>
+          <w:bCs w:val="false"/>
         </w:rPr>
         <w:t xml:space="preserve">；平台经营者不得阻碍平台用户依法进行文字标注、语音提示等行为</w:t>
       </w:r>
       <w:r>
         <w:rPr>
-          <w:rFonts w:ascii="Times New Roman" w:cs="Times New Roman" w:eastAsia="宋体" w:hAnsi="Times New Roman"/>
-          <w:b w:val="false"/>
-          <w:bCs w:val="false"/>
-          <w:sz w:val="24"/>
-          <w:szCs w:val="24"/>
+          <w:b w:val="false"/>
+          <w:bCs w:val="false"/>
           <w:vertAlign w:val="superscript"/>
         </w:rPr>
         <w:t xml:space="preserve">[54]</w:t>
       </w:r>
       <w:r>
         <w:rPr>
-          <w:rFonts w:ascii="Times New Roman" w:cs="Times New Roman" w:eastAsia="宋体" w:hAnsi="Times New Roman"/>
-          <w:b w:val="false"/>
-          <w:bCs w:val="false"/>
-          <w:sz w:val="24"/>
-          <w:szCs w:val="24"/>
+          <w:b w:val="false"/>
+          <w:bCs w:val="false"/>
         </w:rPr>
         <w:t xml:space="preserve">。在投放内容上写入机器可读的商业标记，目前没有法律依据，属于7.2节的建议，可以先由行业标准规定。中国商务广告协会2026年7月就GEO系列团体标准公开征求意见，标准覆盖基础定义与业务边界、服务商准入、报价计价与效果测量、可信语料质量管控和服务流程合规安全五个方面</w:t>
       </w:r>
       <w:r>
         <w:rPr>
-          <w:rFonts w:ascii="Times New Roman" w:cs="Times New Roman" w:eastAsia="宋体" w:hAnsi="Times New Roman"/>
-          <w:b w:val="false"/>
-          <w:bCs w:val="false"/>
-          <w:sz w:val="24"/>
-          <w:szCs w:val="24"/>
+          <w:b w:val="false"/>
+          <w:bCs w:val="false"/>
           <w:vertAlign w:val="superscript"/>
         </w:rPr>
         <w:t xml:space="preserve">[64]</w:t>
       </w:r>
       <w:r>
         <w:rPr>
-          <w:rFonts w:ascii="Times New Roman" w:cs="Times New Roman" w:eastAsia="宋体" w:hAnsi="Times New Roman"/>
-          <w:b w:val="false"/>
-          <w:bCs w:val="false"/>
-          <w:sz w:val="24"/>
-          <w:szCs w:val="24"/>
+          <w:b w:val="false"/>
+          <w:bCs w:val="false"/>
         </w:rPr>
         <w:t xml:space="preserve">；标准全文公开后，可以对照本文7.2节和7.5节，检验其是否规定商业属性标注和多引擎重复抽样验收。</w:t>
       </w:r>
     </w:p>
     <w:p>
       <w:pPr>
-        <w:keepNext/>
-        <w:spacing w:after="60" w:before="120" w:line="360"/>
-        <w:jc w:val="left"/>
+        <w:pStyle w:val="Heading2"/>
       </w:pPr>
       <w:r>
         <w:rPr>
@@ -8998,89 +7781,64 @@
     </w:p>
     <w:p>
       <w:pPr>
-        <w:spacing w:after="0" w:before="0" w:line="360"/>
-        <w:ind w:firstLine="480"/>
-        <w:jc w:val="both"/>
-      </w:pPr>
-      <w:r>
-        <w:rPr>
-          <w:rFonts w:ascii="Times New Roman" w:cs="Times New Roman" w:eastAsia="宋体" w:hAnsi="Times New Roman"/>
-          <w:b w:val="false"/>
-          <w:bCs w:val="false"/>
-          <w:sz w:val="24"/>
-          <w:szCs w:val="24"/>
+        <w:pStyle w:val="BodyCN"/>
+      </w:pPr>
+      <w:r>
+        <w:rPr>
+          <w:b w:val="false"/>
+          <w:bCs w:val="false"/>
         </w:rPr>
         <w:t xml:space="preserve">对广告主而言，在AI回答中获得可见度的途径，是把产品信息组织成便于机器读取和引证的形式，并通过由媒体独立决定的第三方报道积累赢得媒体</w:t>
       </w:r>
       <w:r>
         <w:rPr>
-          <w:rFonts w:ascii="Times New Roman" w:cs="Times New Roman" w:eastAsia="宋体" w:hAnsi="Times New Roman"/>
-          <w:b w:val="false"/>
-          <w:bCs w:val="false"/>
-          <w:sz w:val="24"/>
-          <w:szCs w:val="24"/>
+          <w:b w:val="false"/>
+          <w:bCs w:val="false"/>
           <w:vertAlign w:val="superscript"/>
         </w:rPr>
         <w:t xml:space="preserve">[18]</w:t>
       </w:r>
       <w:r>
         <w:rPr>
-          <w:rFonts w:ascii="Times New Roman" w:cs="Times New Roman" w:eastAsia="宋体" w:hAnsi="Times New Roman"/>
-          <w:b w:val="false"/>
-          <w:bCs w:val="false"/>
-          <w:sz w:val="24"/>
-          <w:szCs w:val="24"/>
+          <w:b w:val="false"/>
+          <w:bCs w:val="false"/>
         </w:rPr>
         <w:t xml:space="preserve">。与GEO服务商签约时，应在合同中禁止虚构测评、评价和排名，并约定违约责任。虚构内容一经认定为虚假广告，广告主依《广告法》第五十五条承担罚款责任</w:t>
       </w:r>
       <w:r>
         <w:rPr>
-          <w:rFonts w:ascii="Times New Roman" w:cs="Times New Roman" w:eastAsia="宋体" w:hAnsi="Times New Roman"/>
-          <w:b w:val="false"/>
-          <w:bCs w:val="false"/>
-          <w:sz w:val="24"/>
-          <w:szCs w:val="24"/>
+          <w:b w:val="false"/>
+          <w:bCs w:val="false"/>
           <w:vertAlign w:val="superscript"/>
         </w:rPr>
         <w:t xml:space="preserve">[53]</w:t>
       </w:r>
       <w:r>
         <w:rPr>
-          <w:rFonts w:ascii="Times New Roman" w:cs="Times New Roman" w:eastAsia="宋体" w:hAnsi="Times New Roman"/>
-          <w:b w:val="false"/>
-          <w:bCs w:val="false"/>
-          <w:sz w:val="24"/>
-          <w:szCs w:val="24"/>
+          <w:b w:val="false"/>
+          <w:bCs w:val="false"/>
         </w:rPr>
         <w:t xml:space="preserve">，在合同中排除此类做法是控制自身法律风险的必要措施。效果验收应借鉴Martinez提出的可复现测量方案，即重复测量、问法改写、设置对照和人工验证</w:t>
       </w:r>
       <w:r>
         <w:rPr>
-          <w:rFonts w:ascii="Times New Roman" w:cs="Times New Roman" w:eastAsia="宋体" w:hAnsi="Times New Roman"/>
-          <w:b w:val="false"/>
-          <w:bCs w:val="false"/>
-          <w:sz w:val="24"/>
-          <w:szCs w:val="24"/>
+          <w:b w:val="false"/>
+          <w:bCs w:val="false"/>
           <w:vertAlign w:val="superscript"/>
         </w:rPr>
         <w:t xml:space="preserve">[20]</w:t>
       </w:r>
       <w:r>
         <w:rPr>
-          <w:rFonts w:ascii="Times New Roman" w:cs="Times New Roman" w:eastAsia="宋体" w:hAnsi="Times New Roman"/>
-          <w:b w:val="false"/>
-          <w:bCs w:val="false"/>
-          <w:sz w:val="24"/>
-          <w:szCs w:val="24"/>
+          <w:b w:val="false"/>
+          <w:bCs w:val="false"/>
         </w:rPr>
         <w:t xml:space="preserve">：在多个引擎上，以多种问法、在不同时间点重复提问，人工核验引用内容的保真度，据此统计品牌的被提及率与提及位置分布。对照可取同品类中未做优化的品牌，用以区分优化效果与引擎自身的变化。</w:t>
       </w:r>
     </w:p>
     <w:p>
       <w:pPr>
-        <w:keepNext/>
-        <w:spacing w:after="60" w:before="120" w:line="360"/>
-        <w:jc w:val="left"/>
+        <w:pStyle w:val="Heading2"/>
       </w:pPr>
       <w:r>
         <w:rPr>
@@ -9095,131 +7853,94 @@
     </w:p>
     <w:p>
       <w:pPr>
-        <w:spacing w:after="0" w:before="0" w:line="360"/>
-        <w:ind w:firstLine="480"/>
-        <w:jc w:val="both"/>
-      </w:pPr>
-      <w:r>
-        <w:rPr>
-          <w:rFonts w:ascii="Times New Roman" w:cs="Times New Roman" w:eastAsia="宋体" w:hAnsi="Times New Roman"/>
-          <w:b w:val="false"/>
-          <w:bCs w:val="false"/>
-          <w:sz w:val="24"/>
-          <w:szCs w:val="24"/>
+        <w:pStyle w:val="BodyCN"/>
+      </w:pPr>
+      <w:r>
+        <w:rPr>
+          <w:b w:val="false"/>
+          <w:bCs w:val="false"/>
         </w:rPr>
         <w:t xml:space="preserve">广告标识由市场监管部门负责</w:t>
       </w:r>
       <w:r>
         <w:rPr>
-          <w:rFonts w:ascii="Times New Roman" w:cs="Times New Roman" w:eastAsia="宋体" w:hAnsi="Times New Roman"/>
-          <w:b w:val="false"/>
-          <w:bCs w:val="false"/>
-          <w:sz w:val="24"/>
-          <w:szCs w:val="24"/>
+          <w:b w:val="false"/>
+          <w:bCs w:val="false"/>
           <w:vertAlign w:val="superscript"/>
         </w:rPr>
         <w:t xml:space="preserve">[50]</w:t>
       </w:r>
       <w:r>
         <w:rPr>
-          <w:rFonts w:ascii="Times New Roman" w:cs="Times New Roman" w:eastAsia="宋体" w:hAnsi="Times New Roman"/>
-          <w:b w:val="false"/>
-          <w:bCs w:val="false"/>
-          <w:sz w:val="24"/>
-          <w:szCs w:val="24"/>
+          <w:b w:val="false"/>
+          <w:bCs w:val="false"/>
         </w:rPr>
         <w:t xml:space="preserve">，人工智能生成合成内容标识由网信、电信、公安和广播电视等主管部门依职责负责</w:t>
       </w:r>
       <w:r>
         <w:rPr>
-          <w:rFonts w:ascii="Times New Roman" w:cs="Times New Roman" w:eastAsia="宋体" w:hAnsi="Times New Roman"/>
-          <w:b w:val="false"/>
-          <w:bCs w:val="false"/>
-          <w:sz w:val="24"/>
-          <w:szCs w:val="24"/>
+          <w:b w:val="false"/>
+          <w:bCs w:val="false"/>
           <w:vertAlign w:val="superscript"/>
         </w:rPr>
         <w:t xml:space="preserve">[56]</w:t>
       </w:r>
       <w:r>
         <w:rPr>
-          <w:rFonts w:ascii="Times New Roman" w:cs="Times New Roman" w:eastAsia="宋体" w:hAnsi="Times New Roman"/>
-          <w:b w:val="false"/>
-          <w:bCs w:val="false"/>
-          <w:sz w:val="24"/>
-          <w:szCs w:val="24"/>
+          <w:b w:val="false"/>
+          <w:bCs w:val="false"/>
         </w:rPr>
         <w:t xml:space="preserve">。两套规则在2026年已开始交汇。市场监管总局4月印发关于深化互联网广告生态治理工作的通知，同步部署的整治重点任务把人工智能生成式广告、“矩阵式”广告投放和平台主体责任列为重点</w:t>
       </w:r>
       <w:r>
         <w:rPr>
-          <w:rFonts w:ascii="Times New Roman" w:cs="Times New Roman" w:eastAsia="宋体" w:hAnsi="Times New Roman"/>
-          <w:b w:val="false"/>
-          <w:bCs w:val="false"/>
-          <w:sz w:val="24"/>
-          <w:szCs w:val="24"/>
+          <w:b w:val="false"/>
+          <w:bCs w:val="false"/>
           <w:vertAlign w:val="superscript"/>
         </w:rPr>
         <w:t xml:space="preserve">[63]</w:t>
       </w:r>
       <w:r>
         <w:rPr>
-          <w:rFonts w:ascii="Times New Roman" w:cs="Times New Roman" w:eastAsia="宋体" w:hAnsi="Times New Roman"/>
-          <w:b w:val="false"/>
-          <w:bCs w:val="false"/>
-          <w:sz w:val="24"/>
-          <w:szCs w:val="24"/>
+          <w:b w:val="false"/>
+          <w:bCs w:val="false"/>
         </w:rPr>
         <w:t xml:space="preserve">；中央网信办4月30日部署“清朗·整治AI应用乱象”专项行动，把大模型训练语料安全、AI数据投毒和生成合成内容标识落实不到位等列为第一阶段整治重点</w:t>
       </w:r>
       <w:r>
         <w:rPr>
-          <w:rFonts w:ascii="Times New Roman" w:cs="Times New Roman" w:eastAsia="宋体" w:hAnsi="Times New Roman"/>
-          <w:b w:val="false"/>
-          <w:bCs w:val="false"/>
-          <w:sz w:val="24"/>
-          <w:szCs w:val="24"/>
+          <w:b w:val="false"/>
+          <w:bCs w:val="false"/>
           <w:vertAlign w:val="superscript"/>
         </w:rPr>
         <w:t xml:space="preserve">[65]</w:t>
       </w:r>
       <w:r>
         <w:rPr>
-          <w:rFonts w:ascii="Times New Roman" w:cs="Times New Roman" w:eastAsia="宋体" w:hAnsi="Times New Roman"/>
-          <w:b w:val="false"/>
-          <w:bCs w:val="false"/>
-          <w:sz w:val="24"/>
-          <w:szCs w:val="24"/>
+          <w:b w:val="false"/>
+          <w:bCs w:val="false"/>
         </w:rPr>
         <w:t xml:space="preserve">。两项行动都采取专项整治形式：市场监管总局的整治针对人工智能生成式广告、“矩阵式”投放等违法广告及投放方式，中央网信办的专项行动针对训练语料安全、AI数据投毒和生成合成内容标识落实等问题，二者都没有在制度上规定GEO内容在回答中的商业标识。协作的制度基础已经存在：《互联网信息服务算法推荐管理规定》第三条规定国务院电信、公安、市场监管等有关部门依据各自职责负责算法推荐服务监督管理工作</w:t>
       </w:r>
       <w:r>
         <w:rPr>
-          <w:rFonts w:ascii="Times New Roman" w:cs="Times New Roman" w:eastAsia="宋体" w:hAnsi="Times New Roman"/>
-          <w:b w:val="false"/>
-          <w:bCs w:val="false"/>
-          <w:sz w:val="24"/>
-          <w:szCs w:val="24"/>
+          <w:b w:val="false"/>
+          <w:bCs w:val="false"/>
           <w:vertAlign w:val="superscript"/>
         </w:rPr>
         <w:t xml:space="preserve">[61]</w:t>
       </w:r>
       <w:r>
         <w:rPr>
-          <w:rFonts w:ascii="Times New Roman" w:cs="Times New Roman" w:eastAsia="宋体" w:hAnsi="Times New Roman"/>
-          <w:b w:val="false"/>
-          <w:bCs w:val="false"/>
-          <w:sz w:val="24"/>
-          <w:szCs w:val="24"/>
+          <w:b w:val="false"/>
+          <w:bCs w:val="false"/>
         </w:rPr>
         <w:t xml:space="preserve">。建议以此为依托，把专项整治中形成的做法固定为制度：市场监管部门以广告可识别性、虚假广告和反不正当竞争规则为依据，查处未标识的GEO广告、虚假广告和虚假评价；网信部门在生成式人工智能服务的备案与安全评估中，明确把检索增强环节所用的外部信源纳入数据投毒防范范围。执法方式上可以借鉴GEO效果审计的方法，以多引擎、多问法的抽样监测发现异常推荐，再沿信源追溯投放主体。</w:t>
       </w:r>
     </w:p>
     <w:p>
       <w:pPr>
-        <w:keepNext/>
-        <w:spacing w:after="120" w:before="240" w:line="360"/>
-        <w:jc w:val="left"/>
+        <w:pStyle w:val="Heading1"/>
       </w:pPr>
       <w:r>
         <w:rPr>
@@ -9234,42 +7955,31 @@
     </w:p>
     <w:p>
       <w:pPr>
-        <w:spacing w:after="0" w:before="0" w:line="360"/>
-        <w:ind w:firstLine="480"/>
-        <w:jc w:val="both"/>
-      </w:pPr>
-      <w:r>
-        <w:rPr>
-          <w:rFonts w:ascii="Times New Roman" w:cs="Times New Roman" w:eastAsia="宋体" w:hAnsi="Times New Roman"/>
-          <w:b w:val="false"/>
-          <w:bCs w:val="false"/>
-          <w:sz w:val="24"/>
-          <w:szCs w:val="24"/>
+        <w:pStyle w:val="BodyCN"/>
+      </w:pPr>
+      <w:r>
+        <w:rPr>
+          <w:b w:val="false"/>
+          <w:bCs w:val="false"/>
         </w:rPr>
         <w:t xml:space="preserve">生成式引擎改变了品牌进入用户视野的方式，GEO已被经营者用作一种不经过平台广告系统、以回答正文为载体的广告形态。本文得出四点结论。第一，GEO作用于检索召回、上下文分配和引用生成三个环节，GEO服务采购的主要是第三方信源上的发布机会；现有研究中最可靠的影响因素是话题相关性和上下文位置，信源是否属于引擎偏好的第三方媒体也影响被引用的机会。第二，AI搜索中的商业信息沿平台广告与购物功能、第三方GEO两条路径进入回答；现行广告规则能够约束信源端的付费内容，附购买入口并构成广告的回答也有平台作为发布者，但在不附购买入口的回答中，没有承担标识义务的广告发布者。第三，信息型GEO与操纵型GEO作用于同一路径，二者的区别在于内容是否真实、是否利用模型漏洞；操纵型GEO首先落入《广告法》的虚假广告规则，“3·15”晚会中的测试表明，借助市售GEO软件即可在国内主流大模型上实现这类操纵。第四，零点击化削弱了按点击计价与归因的基础，生成结果的随机性使单次提问不能作为GEO效果的验收依据。在治理上，本文主张按推销目的认定GEO内容的广告属性，在部门规章中明确生成式回答场景下的主体认定，通过修改《广告法》或制定行政法规为生成式人工智能服务提供者设定商业来源提示义务，在信源端设置随检索传递、不影响权重的商业标记，要求GEO服务商承担广告经营者与发布者的责任，由广告主以多引擎重复抽样验收效果，并把2026年的专项整治做法固定为跨部门的制度协同。</w:t>
       </w:r>
     </w:p>
     <w:p>
       <w:pPr>
-        <w:spacing w:after="0" w:before="0" w:line="360"/>
-        <w:ind w:firstLine="480"/>
-        <w:jc w:val="both"/>
-      </w:pPr>
-      <w:r>
-        <w:rPr>
-          <w:rFonts w:ascii="Times New Roman" w:cs="Times New Roman" w:eastAsia="宋体" w:hAnsi="Times New Roman"/>
-          <w:b w:val="false"/>
-          <w:bCs w:val="false"/>
-          <w:sz w:val="24"/>
-          <w:szCs w:val="24"/>
+        <w:pStyle w:val="BodyCN"/>
+      </w:pPr>
+      <w:r>
+        <w:rPr>
+          <w:b w:val="false"/>
+          <w:bCs w:val="false"/>
         </w:rPr>
         <w:t xml:space="preserve">本研究有以下局限。平台证据中，谷歌和OpenAI的广告规则有官方说明，Perplexity的广告形式与退出决定、百度业绩会表态以及国内平台的购物功能，依据的是媒体报道或第三方实录；研究基于公开文献、规范文本和媒体报道，未取得GEO服务商和平台的内部数据；文中引用的多项GEO实验来自研究者自建的基准和预印本，其结论适用于相应的实验设置；中文文献通过期刊官网、国家哲学社会科学文献中心和国家自然科学基金委员会网站检索获取，未在中国知网全库检索。后续研究可以在三个方向推进：通过田野实验测量GEO在国内外真实引擎中的效果及其持续时间，检验5.1节提出的结构化信息假设；通过消费者实验检验AI回答中不同商业标记方式对说服知识激活的影响；跟踪GEO相关执法案例和团体标准的实施，检验本文提出的主体认定规则在实践中的可操作性。</w:t>
       </w:r>
     </w:p>
     <w:p>
       <w:pPr>
-        <w:spacing w:after="120" w:before="240" w:line="360"/>
-        <w:jc w:val="left"/>
+        <w:pStyle w:val="Heading1"/>
       </w:pPr>
       <w:r>
         <w:rPr>
@@ -9284,2405 +7994,1885 @@
     </w:p>
     <w:p>
       <w:pPr>
+        <w:pStyle w:val="RefCN"/>
         <w:tabs>
           <w:tab w:val="left" w:pos="480"/>
         </w:tabs>
-        <w:spacing w:after="40" w:line="280"/>
-        <w:ind w:left="480" w:hanging="480"/>
-        <w:jc w:val="left"/>
-      </w:pPr>
-      <w:r>
-        <w:rPr>
-          <w:rFonts w:ascii="Times New Roman" w:cs="Times New Roman" w:eastAsia="宋体" w:hAnsi="Times New Roman"/>
-          <w:b w:val="false"/>
-          <w:bCs w:val="false"/>
-          <w:sz w:val="21"/>
-          <w:szCs w:val="21"/>
+      </w:pPr>
+      <w:r>
+        <w:rPr>
+          <w:b w:val="false"/>
+          <w:bCs w:val="false"/>
         </w:rPr>
         <w:t xml:space="preserve">[1]</w:t>
       </w:r>
       <w:r>
         <w:rPr>
-          <w:sz w:val="21"/>
-          <w:szCs w:val="21"/>
+          <w:b w:val="false"/>
+          <w:bCs w:val="false"/>
         </w:rPr>
         <w:t xml:space="preserve">	</w:t>
       </w:r>
       <w:r>
         <w:rPr>
-          <w:rFonts w:ascii="Times New Roman" w:cs="Times New Roman" w:eastAsia="宋体" w:hAnsi="Times New Roman"/>
-          <w:b w:val="false"/>
-          <w:bCs w:val="false"/>
-          <w:sz w:val="21"/>
-          <w:szCs w:val="21"/>
+          <w:b w:val="false"/>
+          <w:bCs w:val="false"/>
         </w:rPr>
         <w:t xml:space="preserve">中国互联网络信息中心. 第57次中国互联网络发展状况统计报告[R/OL]. 北京: 中国互联网络信息中心, 2026. https://www.cnnic.cn/NMediaFile/2026/0304/MAIN1772588317069TUXN3827X8.pdf.</w:t>
       </w:r>
     </w:p>
     <w:p>
       <w:pPr>
+        <w:pStyle w:val="RefCN"/>
         <w:tabs>
           <w:tab w:val="left" w:pos="480"/>
         </w:tabs>
-        <w:spacing w:after="40" w:line="280"/>
-        <w:ind w:left="480" w:hanging="480"/>
-        <w:jc w:val="left"/>
-      </w:pPr>
-      <w:r>
-        <w:rPr>
-          <w:rFonts w:ascii="Times New Roman" w:cs="Times New Roman" w:eastAsia="宋体" w:hAnsi="Times New Roman"/>
-          <w:b w:val="false"/>
-          <w:bCs w:val="false"/>
-          <w:sz w:val="21"/>
-          <w:szCs w:val="21"/>
+      </w:pPr>
+      <w:r>
+        <w:rPr>
+          <w:b w:val="false"/>
+          <w:bCs w:val="false"/>
         </w:rPr>
         <w:t xml:space="preserve">[2]</w:t>
       </w:r>
       <w:r>
         <w:rPr>
-          <w:sz w:val="21"/>
-          <w:szCs w:val="21"/>
+          <w:b w:val="false"/>
+          <w:bCs w:val="false"/>
         </w:rPr>
         <w:t xml:space="preserve">	</w:t>
       </w:r>
       <w:r>
         <w:rPr>
-          <w:rFonts w:ascii="Times New Roman" w:cs="Times New Roman" w:eastAsia="宋体" w:hAnsi="Times New Roman"/>
-          <w:b w:val="false"/>
-          <w:bCs w:val="false"/>
-          <w:sz w:val="21"/>
-          <w:szCs w:val="21"/>
+          <w:b w:val="false"/>
+          <w:bCs w:val="false"/>
         </w:rPr>
         <w:t xml:space="preserve">CHAPEKIS A, LIEB A. Google users are less likely to click on links when an AI summary appears in the results[EB/OL]. (2025-07-22). https://www.pewresearch.org/short-reads/2025/07/22/google-users-are-less-likely-to-click-on-links-when-an-ai-summary-appears-in-the-results/.</w:t>
       </w:r>
     </w:p>
     <w:p>
       <w:pPr>
+        <w:pStyle w:val="RefCN"/>
         <w:tabs>
           <w:tab w:val="left" w:pos="480"/>
         </w:tabs>
-        <w:spacing w:after="40" w:line="280"/>
-        <w:ind w:left="480" w:hanging="480"/>
-        <w:jc w:val="left"/>
-      </w:pPr>
-      <w:r>
-        <w:rPr>
-          <w:rFonts w:ascii="Times New Roman" w:cs="Times New Roman" w:eastAsia="宋体" w:hAnsi="Times New Roman"/>
-          <w:b w:val="false"/>
-          <w:bCs w:val="false"/>
-          <w:sz w:val="21"/>
-          <w:szCs w:val="21"/>
+      </w:pPr>
+      <w:r>
+        <w:rPr>
+          <w:b w:val="false"/>
+          <w:bCs w:val="false"/>
         </w:rPr>
         <w:t xml:space="preserve">[3]</w:t>
       </w:r>
       <w:r>
         <w:rPr>
-          <w:sz w:val="21"/>
-          <w:szCs w:val="21"/>
+          <w:b w:val="false"/>
+          <w:bCs w:val="false"/>
         </w:rPr>
         <w:t xml:space="preserve">	</w:t>
       </w:r>
       <w:r>
         <w:rPr>
-          <w:rFonts w:ascii="Times New Roman" w:cs="Times New Roman" w:eastAsia="宋体" w:hAnsi="Times New Roman"/>
-          <w:b w:val="false"/>
-          <w:bCs w:val="false"/>
-          <w:sz w:val="21"/>
-          <w:szCs w:val="21"/>
+          <w:b w:val="false"/>
+          <w:bCs w:val="false"/>
         </w:rPr>
         <w:t xml:space="preserve">REID L. AI in Search is driving more queries and higher quality clicks[EB/OL]. (2025-08-06). https://blog.google/products/search/ai-search-driving-more-queries-higher-quality-clicks/.</w:t>
       </w:r>
     </w:p>
     <w:p>
       <w:pPr>
+        <w:pStyle w:val="RefCN"/>
         <w:tabs>
           <w:tab w:val="left" w:pos="480"/>
         </w:tabs>
-        <w:spacing w:after="40" w:line="280"/>
-        <w:ind w:left="480" w:hanging="480"/>
-        <w:jc w:val="left"/>
-      </w:pPr>
-      <w:r>
-        <w:rPr>
-          <w:rFonts w:ascii="Times New Roman" w:cs="Times New Roman" w:eastAsia="宋体" w:hAnsi="Times New Roman"/>
-          <w:b w:val="false"/>
-          <w:bCs w:val="false"/>
-          <w:sz w:val="21"/>
-          <w:szCs w:val="21"/>
+      </w:pPr>
+      <w:r>
+        <w:rPr>
+          <w:b w:val="false"/>
+          <w:bCs w:val="false"/>
         </w:rPr>
         <w:t xml:space="preserve">[4]</w:t>
       </w:r>
       <w:r>
         <w:rPr>
-          <w:sz w:val="21"/>
-          <w:szCs w:val="21"/>
+          <w:b w:val="false"/>
+          <w:bCs w:val="false"/>
         </w:rPr>
         <w:t xml:space="preserve">	</w:t>
       </w:r>
       <w:r>
         <w:rPr>
-          <w:rFonts w:ascii="Times New Roman" w:cs="Times New Roman" w:eastAsia="宋体" w:hAnsi="Times New Roman"/>
-          <w:b w:val="false"/>
-          <w:bCs w:val="false"/>
-          <w:sz w:val="21"/>
-          <w:szCs w:val="21"/>
+          <w:b w:val="false"/>
+          <w:bCs w:val="false"/>
         </w:rPr>
         <w:t xml:space="preserve">Google. New ways for marketers to reach customers with AI Overviews and Lens[EB/OL]. (2024-10). https://blog.google/products/ads-commerce/google-lens-ai-overviews-ads-marketers/.</w:t>
       </w:r>
     </w:p>
     <w:p>
       <w:pPr>
+        <w:pStyle w:val="RefCN"/>
         <w:tabs>
           <w:tab w:val="left" w:pos="480"/>
         </w:tabs>
-        <w:spacing w:after="40" w:line="280"/>
-        <w:ind w:left="480" w:hanging="480"/>
-        <w:jc w:val="left"/>
-      </w:pPr>
-      <w:r>
-        <w:rPr>
-          <w:rFonts w:ascii="Times New Roman" w:cs="Times New Roman" w:eastAsia="宋体" w:hAnsi="Times New Roman"/>
-          <w:b w:val="false"/>
-          <w:bCs w:val="false"/>
-          <w:sz w:val="21"/>
-          <w:szCs w:val="21"/>
+      </w:pPr>
+      <w:r>
+        <w:rPr>
+          <w:b w:val="false"/>
+          <w:bCs w:val="false"/>
         </w:rPr>
         <w:t xml:space="preserve">[5]</w:t>
       </w:r>
       <w:r>
         <w:rPr>
-          <w:sz w:val="21"/>
-          <w:szCs w:val="21"/>
+          <w:b w:val="false"/>
+          <w:bCs w:val="false"/>
         </w:rPr>
         <w:t xml:space="preserve">	</w:t>
       </w:r>
       <w:r>
         <w:rPr>
-          <w:rFonts w:ascii="Times New Roman" w:cs="Times New Roman" w:eastAsia="宋体" w:hAnsi="Times New Roman"/>
-          <w:b w:val="false"/>
-          <w:bCs w:val="false"/>
-          <w:sz w:val="21"/>
-          <w:szCs w:val="21"/>
+          <w:b w:val="false"/>
+          <w:bCs w:val="false"/>
         </w:rPr>
         <w:t xml:space="preserve">Search Engine Land. Perplexity begins testing ads as sponsored follow-up questions[EB/OL]. (2024-11). https://searchengineland.com/perplexity-begins-testing-ads-448277.</w:t>
       </w:r>
     </w:p>
     <w:p>
       <w:pPr>
+        <w:pStyle w:val="RefCN"/>
         <w:tabs>
           <w:tab w:val="left" w:pos="480"/>
         </w:tabs>
-        <w:spacing w:after="40" w:line="280"/>
-        <w:ind w:left="480" w:hanging="480"/>
-        <w:jc w:val="left"/>
-      </w:pPr>
-      <w:r>
-        <w:rPr>
-          <w:rFonts w:ascii="Times New Roman" w:cs="Times New Roman" w:eastAsia="宋体" w:hAnsi="Times New Roman"/>
-          <w:b w:val="false"/>
-          <w:bCs w:val="false"/>
-          <w:sz w:val="21"/>
-          <w:szCs w:val="21"/>
+      </w:pPr>
+      <w:r>
+        <w:rPr>
+          <w:b w:val="false"/>
+          <w:bCs w:val="false"/>
         </w:rPr>
         <w:t xml:space="preserve">[6]</w:t>
       </w:r>
       <w:r>
         <w:rPr>
-          <w:sz w:val="21"/>
-          <w:szCs w:val="21"/>
+          <w:b w:val="false"/>
+          <w:bCs w:val="false"/>
         </w:rPr>
         <w:t xml:space="preserve">	</w:t>
       </w:r>
       <w:r>
         <w:rPr>
-          <w:rFonts w:ascii="Times New Roman" w:cs="Times New Roman" w:eastAsia="宋体" w:hAnsi="Times New Roman"/>
-          <w:b w:val="false"/>
-          <w:bCs w:val="false"/>
-          <w:sz w:val="21"/>
-          <w:szCs w:val="21"/>
+          <w:b w:val="false"/>
+          <w:bCs w:val="false"/>
         </w:rPr>
         <w:t xml:space="preserve">Campaign. Perplexity pulls the plug on ads, citing trust concerns for AI[EB/OL]. (2026-02). https://www.campaignlive.com/article/perplexity-pulls-plug-ads-citing-trust-concerns-ai/1949142.</w:t>
       </w:r>
     </w:p>
     <w:p>
       <w:pPr>
+        <w:pStyle w:val="RefCN"/>
         <w:tabs>
           <w:tab w:val="left" w:pos="480"/>
         </w:tabs>
-        <w:spacing w:after="40" w:line="280"/>
-        <w:ind w:left="480" w:hanging="480"/>
-        <w:jc w:val="left"/>
-      </w:pPr>
-      <w:r>
-        <w:rPr>
-          <w:rFonts w:ascii="Times New Roman" w:cs="Times New Roman" w:eastAsia="宋体" w:hAnsi="Times New Roman"/>
-          <w:b w:val="false"/>
-          <w:bCs w:val="false"/>
-          <w:sz w:val="21"/>
-          <w:szCs w:val="21"/>
+      </w:pPr>
+      <w:r>
+        <w:rPr>
+          <w:b w:val="false"/>
+          <w:bCs w:val="false"/>
         </w:rPr>
         <w:t xml:space="preserve">[7]</w:t>
       </w:r>
       <w:r>
         <w:rPr>
-          <w:sz w:val="21"/>
-          <w:szCs w:val="21"/>
+          <w:b w:val="false"/>
+          <w:bCs w:val="false"/>
         </w:rPr>
         <w:t xml:space="preserve">	</w:t>
       </w:r>
       <w:r>
         <w:rPr>
-          <w:rFonts w:ascii="Times New Roman" w:cs="Times New Roman" w:eastAsia="宋体" w:hAnsi="Times New Roman"/>
-          <w:b w:val="false"/>
-          <w:bCs w:val="false"/>
-          <w:sz w:val="21"/>
-          <w:szCs w:val="21"/>
+          <w:b w:val="false"/>
+          <w:bCs w:val="false"/>
         </w:rPr>
         <w:t xml:space="preserve">SIMO F. Our approach to advertising and expanding access to ChatGPT[EB/OL]. (2026-01-16). https://openai.com/index/our-approach-to-advertising-and-expanding-access/.</w:t>
       </w:r>
     </w:p>
     <w:p>
       <w:pPr>
+        <w:pStyle w:val="RefCN"/>
         <w:tabs>
           <w:tab w:val="left" w:pos="480"/>
         </w:tabs>
-        <w:spacing w:after="40" w:line="280"/>
-        <w:ind w:left="480" w:hanging="480"/>
-        <w:jc w:val="left"/>
-      </w:pPr>
-      <w:r>
-        <w:rPr>
-          <w:rFonts w:ascii="Times New Roman" w:cs="Times New Roman" w:eastAsia="宋体" w:hAnsi="Times New Roman"/>
-          <w:b w:val="false"/>
-          <w:bCs w:val="false"/>
-          <w:sz w:val="21"/>
-          <w:szCs w:val="21"/>
+      </w:pPr>
+      <w:r>
+        <w:rPr>
+          <w:b w:val="false"/>
+          <w:bCs w:val="false"/>
         </w:rPr>
         <w:t xml:space="preserve">[8]</w:t>
       </w:r>
       <w:r>
         <w:rPr>
-          <w:sz w:val="21"/>
-          <w:szCs w:val="21"/>
+          <w:b w:val="false"/>
+          <w:bCs w:val="false"/>
         </w:rPr>
         <w:t xml:space="preserve">	</w:t>
       </w:r>
       <w:r>
         <w:rPr>
-          <w:rFonts w:ascii="Times New Roman" w:cs="Times New Roman" w:eastAsia="宋体" w:hAnsi="Times New Roman"/>
-          <w:b w:val="false"/>
-          <w:bCs w:val="false"/>
-          <w:sz w:val="21"/>
-          <w:szCs w:val="21"/>
+          <w:b w:val="false"/>
+          <w:bCs w:val="false"/>
         </w:rPr>
         <w:t xml:space="preserve">OpenAI. Testing ads in ChatGPT[EB/OL]. (2026-02-09). https://openai.com/index/testing-ads-in-chatgpt/.</w:t>
       </w:r>
     </w:p>
     <w:p>
       <w:pPr>
+        <w:pStyle w:val="RefCN"/>
         <w:tabs>
           <w:tab w:val="left" w:pos="480"/>
         </w:tabs>
-        <w:spacing w:after="40" w:line="280"/>
-        <w:ind w:left="480" w:hanging="480"/>
-        <w:jc w:val="left"/>
-      </w:pPr>
-      <w:r>
-        <w:rPr>
-          <w:rFonts w:ascii="Times New Roman" w:cs="Times New Roman" w:eastAsia="宋体" w:hAnsi="Times New Roman"/>
-          <w:b w:val="false"/>
-          <w:bCs w:val="false"/>
-          <w:sz w:val="21"/>
-          <w:szCs w:val="21"/>
+      </w:pPr>
+      <w:r>
+        <w:rPr>
+          <w:b w:val="false"/>
+          <w:bCs w:val="false"/>
         </w:rPr>
         <w:t xml:space="preserve">[9]</w:t>
       </w:r>
       <w:r>
         <w:rPr>
-          <w:sz w:val="21"/>
-          <w:szCs w:val="21"/>
+          <w:b w:val="false"/>
+          <w:bCs w:val="false"/>
         </w:rPr>
         <w:t xml:space="preserve">	</w:t>
       </w:r>
       <w:r>
         <w:rPr>
-          <w:rFonts w:ascii="Times New Roman" w:cs="Times New Roman" w:eastAsia="宋体" w:hAnsi="Times New Roman"/>
-          <w:b w:val="false"/>
-          <w:bCs w:val="false"/>
-          <w:sz w:val="21"/>
-          <w:szCs w:val="21"/>
+          <w:b w:val="false"/>
+          <w:bCs w:val="false"/>
         </w:rPr>
         <w:t xml:space="preserve">OpenAI. Expanding access to AI with ChatGPT ads[EB/OL]. (2026-08-31). https://openai.com/index/expanding-access-to-ai-with-chatgpt-ads/.</w:t>
       </w:r>
     </w:p>
     <w:p>
       <w:pPr>
+        <w:pStyle w:val="RefCN"/>
         <w:tabs>
           <w:tab w:val="left" w:pos="480"/>
         </w:tabs>
-        <w:spacing w:after="40" w:line="280"/>
-        <w:ind w:left="480" w:hanging="480"/>
-        <w:jc w:val="left"/>
-      </w:pPr>
-      <w:r>
-        <w:rPr>
-          <w:rFonts w:ascii="Times New Roman" w:cs="Times New Roman" w:eastAsia="宋体" w:hAnsi="Times New Roman"/>
-          <w:b w:val="false"/>
-          <w:bCs w:val="false"/>
-          <w:sz w:val="21"/>
-          <w:szCs w:val="21"/>
+      </w:pPr>
+      <w:r>
+        <w:rPr>
+          <w:b w:val="false"/>
+          <w:bCs w:val="false"/>
         </w:rPr>
         <w:t xml:space="preserve">[10]</w:t>
       </w:r>
       <w:r>
         <w:rPr>
-          <w:sz w:val="21"/>
-          <w:szCs w:val="21"/>
+          <w:b w:val="false"/>
+          <w:bCs w:val="false"/>
         </w:rPr>
         <w:t xml:space="preserve">	</w:t>
       </w:r>
       <w:r>
         <w:rPr>
-          <w:rFonts w:ascii="Times New Roman" w:cs="Times New Roman" w:eastAsia="宋体" w:hAnsi="Times New Roman"/>
-          <w:b w:val="false"/>
-          <w:bCs w:val="false"/>
-          <w:sz w:val="21"/>
-          <w:szCs w:val="21"/>
+          <w:b w:val="false"/>
+          <w:bCs w:val="false"/>
         </w:rPr>
         <w:t xml:space="preserve">IT之家. 豆包上线“帮你选”功能，与抖音电商实现交易闭环[EB/OL]. (2026-04-24). https://www.ithome.com/0/942/850.htm.</w:t>
       </w:r>
     </w:p>
     <w:p>
       <w:pPr>
+        <w:pStyle w:val="RefCN"/>
         <w:tabs>
           <w:tab w:val="left" w:pos="480"/>
         </w:tabs>
-        <w:spacing w:after="40" w:line="280"/>
-        <w:ind w:left="480" w:hanging="480"/>
-        <w:jc w:val="left"/>
-      </w:pPr>
-      <w:r>
-        <w:rPr>
-          <w:rFonts w:ascii="Times New Roman" w:cs="Times New Roman" w:eastAsia="宋体" w:hAnsi="Times New Roman"/>
-          <w:b w:val="false"/>
-          <w:bCs w:val="false"/>
-          <w:sz w:val="21"/>
-          <w:szCs w:val="21"/>
+      </w:pPr>
+      <w:r>
+        <w:rPr>
+          <w:b w:val="false"/>
+          <w:bCs w:val="false"/>
         </w:rPr>
         <w:t xml:space="preserve">[11]</w:t>
       </w:r>
       <w:r>
         <w:rPr>
-          <w:sz w:val="21"/>
-          <w:szCs w:val="21"/>
+          <w:b w:val="false"/>
+          <w:bCs w:val="false"/>
         </w:rPr>
         <w:t xml:space="preserve">	</w:t>
       </w:r>
       <w:r>
         <w:rPr>
-          <w:rFonts w:ascii="Times New Roman" w:cs="Times New Roman" w:eastAsia="宋体" w:hAnsi="Times New Roman"/>
-          <w:b w:val="false"/>
-          <w:bCs w:val="false"/>
-          <w:sz w:val="21"/>
-          <w:szCs w:val="21"/>
+          <w:b w:val="false"/>
+          <w:bCs w:val="false"/>
         </w:rPr>
         <w:t xml:space="preserve">新华网. 阿里率先打通AI购物全链路，千问上也能“逛淘宝”了[EB/OL]. (2026-05-11). http://www.news.cn/tech/20260511/b94c26581d9c41ea8c3fd3b383ab2939/c.html.</w:t>
       </w:r>
     </w:p>
     <w:p>
       <w:pPr>
+        <w:pStyle w:val="RefCN"/>
         <w:tabs>
           <w:tab w:val="left" w:pos="480"/>
         </w:tabs>
-        <w:spacing w:after="40" w:line="280"/>
-        <w:ind w:left="480" w:hanging="480"/>
-        <w:jc w:val="left"/>
-      </w:pPr>
-      <w:r>
-        <w:rPr>
-          <w:rFonts w:ascii="Times New Roman" w:cs="Times New Roman" w:eastAsia="宋体" w:hAnsi="Times New Roman"/>
-          <w:b w:val="false"/>
-          <w:bCs w:val="false"/>
-          <w:sz w:val="21"/>
-          <w:szCs w:val="21"/>
+      </w:pPr>
+      <w:r>
+        <w:rPr>
+          <w:b w:val="false"/>
+          <w:bCs w:val="false"/>
         </w:rPr>
         <w:t xml:space="preserve">[12]</w:t>
       </w:r>
       <w:r>
         <w:rPr>
-          <w:sz w:val="21"/>
-          <w:szCs w:val="21"/>
+          <w:b w:val="false"/>
+          <w:bCs w:val="false"/>
         </w:rPr>
         <w:t xml:space="preserve">	</w:t>
       </w:r>
       <w:r>
         <w:rPr>
-          <w:rFonts w:ascii="Times New Roman" w:cs="Times New Roman" w:eastAsia="宋体" w:hAnsi="Times New Roman"/>
-          <w:b w:val="false"/>
-          <w:bCs w:val="false"/>
-          <w:sz w:val="21"/>
-          <w:szCs w:val="21"/>
+          <w:b w:val="false"/>
+          <w:bCs w:val="false"/>
         </w:rPr>
         <w:t xml:space="preserve">Baidu, Inc. Baidu announces second quarter 2026 results[EB/OL]. (2026-08-18). https://www.prnewswire.com/news-releases/baidu-announces-second-quarter-2026-results-302853860.html.</w:t>
       </w:r>
     </w:p>
     <w:p>
       <w:pPr>
+        <w:pStyle w:val="RefCN"/>
         <w:tabs>
           <w:tab w:val="left" w:pos="480"/>
         </w:tabs>
-        <w:spacing w:after="40" w:line="280"/>
-        <w:ind w:left="480" w:hanging="480"/>
-        <w:jc w:val="left"/>
-      </w:pPr>
-      <w:r>
-        <w:rPr>
-          <w:rFonts w:ascii="Times New Roman" w:cs="Times New Roman" w:eastAsia="宋体" w:hAnsi="Times New Roman"/>
-          <w:b w:val="false"/>
-          <w:bCs w:val="false"/>
-          <w:sz w:val="21"/>
-          <w:szCs w:val="21"/>
+      </w:pPr>
+      <w:r>
+        <w:rPr>
+          <w:b w:val="false"/>
+          <w:bCs w:val="false"/>
         </w:rPr>
         <w:t xml:space="preserve">[13]</w:t>
       </w:r>
       <w:r>
         <w:rPr>
-          <w:sz w:val="21"/>
-          <w:szCs w:val="21"/>
+          <w:b w:val="false"/>
+          <w:bCs w:val="false"/>
         </w:rPr>
         <w:t xml:space="preserve">	</w:t>
       </w:r>
       <w:r>
         <w:rPr>
-          <w:rFonts w:ascii="Times New Roman" w:cs="Times New Roman" w:eastAsia="宋体" w:hAnsi="Times New Roman"/>
-          <w:b w:val="false"/>
-          <w:bCs w:val="false"/>
-          <w:sz w:val="21"/>
-          <w:szCs w:val="21"/>
+          <w:b w:val="false"/>
+          <w:bCs w:val="false"/>
         </w:rPr>
         <w:t xml:space="preserve">The Motley Fool. Baidu (BIDU) Q2 2026 earnings call transcript[EB/OL]. (2026-08-18). https://www.fool.com/earnings/call-transcripts/2026/08/18/baidu-bidu-q2-2026-earnings-call-transcript/.</w:t>
       </w:r>
     </w:p>
     <w:p>
       <w:pPr>
+        <w:pStyle w:val="RefCN"/>
         <w:tabs>
           <w:tab w:val="left" w:pos="480"/>
         </w:tabs>
-        <w:spacing w:after="40" w:line="280"/>
-        <w:ind w:left="480" w:hanging="480"/>
-        <w:jc w:val="left"/>
-      </w:pPr>
-      <w:r>
-        <w:rPr>
-          <w:rFonts w:ascii="Times New Roman" w:cs="Times New Roman" w:eastAsia="宋体" w:hAnsi="Times New Roman"/>
-          <w:b w:val="false"/>
-          <w:bCs w:val="false"/>
-          <w:sz w:val="21"/>
-          <w:szCs w:val="21"/>
+      </w:pPr>
+      <w:r>
+        <w:rPr>
+          <w:b w:val="false"/>
+          <w:bCs w:val="false"/>
         </w:rPr>
         <w:t xml:space="preserve">[14]</w:t>
       </w:r>
       <w:r>
         <w:rPr>
-          <w:sz w:val="21"/>
-          <w:szCs w:val="21"/>
+          <w:b w:val="false"/>
+          <w:bCs w:val="false"/>
         </w:rPr>
         <w:t xml:space="preserve">	</w:t>
       </w:r>
       <w:r>
         <w:rPr>
-          <w:rFonts w:ascii="Times New Roman" w:cs="Times New Roman" w:eastAsia="宋体" w:hAnsi="Times New Roman"/>
-          <w:b w:val="false"/>
-          <w:bCs w:val="false"/>
-          <w:sz w:val="21"/>
-          <w:szCs w:val="21"/>
+          <w:b w:val="false"/>
+          <w:bCs w:val="false"/>
         </w:rPr>
         <w:t xml:space="preserve">AGGARWAL P, MURAHARI V, RAJPUROHIT T, et al. GEO: generative engine optimization[C]//Proceedings of the 30th ACM SIGKDD Conference on Knowledge Discovery and Data Mining. New York: ACM, 2024: 5-16. DOI: 10.1145/3637528.3671900.</w:t>
       </w:r>
     </w:p>
     <w:p>
       <w:pPr>
+        <w:pStyle w:val="RefCN"/>
         <w:tabs>
           <w:tab w:val="left" w:pos="480"/>
         </w:tabs>
-        <w:spacing w:after="40" w:line="280"/>
-        <w:ind w:left="480" w:hanging="480"/>
-        <w:jc w:val="left"/>
-      </w:pPr>
-      <w:r>
-        <w:rPr>
-          <w:rFonts w:ascii="Times New Roman" w:cs="Times New Roman" w:eastAsia="宋体" w:hAnsi="Times New Roman"/>
-          <w:b w:val="false"/>
-          <w:bCs w:val="false"/>
-          <w:sz w:val="21"/>
-          <w:szCs w:val="21"/>
+      </w:pPr>
+      <w:r>
+        <w:rPr>
+          <w:b w:val="false"/>
+          <w:bCs w:val="false"/>
         </w:rPr>
         <w:t xml:space="preserve">[15]</w:t>
       </w:r>
       <w:r>
         <w:rPr>
-          <w:sz w:val="21"/>
-          <w:szCs w:val="21"/>
+          <w:b w:val="false"/>
+          <w:bCs w:val="false"/>
         </w:rPr>
         <w:t xml:space="preserve">	</w:t>
       </w:r>
       <w:r>
         <w:rPr>
-          <w:rFonts w:ascii="Times New Roman" w:cs="Times New Roman" w:eastAsia="宋体" w:hAnsi="Times New Roman"/>
-          <w:b w:val="false"/>
-          <w:bCs w:val="false"/>
-          <w:sz w:val="21"/>
-          <w:szCs w:val="21"/>
+          <w:b w:val="false"/>
+          <w:bCs w:val="false"/>
         </w:rPr>
         <w:t xml:space="preserve">新华社. 新华调查｜AI给出的搜索结果，可信吗？[EB/OL]. (2026-01-16). https://www.news.cn/tech/20260116/ad7da1553e80447fb47a7170d7412fde/c.html.</w:t>
       </w:r>
     </w:p>
     <w:p>
       <w:pPr>
+        <w:pStyle w:val="RefCN"/>
         <w:tabs>
           <w:tab w:val="left" w:pos="480"/>
         </w:tabs>
-        <w:spacing w:after="40" w:line="280"/>
-        <w:ind w:left="480" w:hanging="480"/>
-        <w:jc w:val="left"/>
-      </w:pPr>
-      <w:r>
-        <w:rPr>
-          <w:rFonts w:ascii="Times New Roman" w:cs="Times New Roman" w:eastAsia="宋体" w:hAnsi="Times New Roman"/>
-          <w:b w:val="false"/>
-          <w:bCs w:val="false"/>
-          <w:sz w:val="21"/>
-          <w:szCs w:val="21"/>
+      </w:pPr>
+      <w:r>
+        <w:rPr>
+          <w:b w:val="false"/>
+          <w:bCs w:val="false"/>
         </w:rPr>
         <w:t xml:space="preserve">[16]</w:t>
       </w:r>
       <w:r>
         <w:rPr>
-          <w:sz w:val="21"/>
-          <w:szCs w:val="21"/>
+          <w:b w:val="false"/>
+          <w:bCs w:val="false"/>
         </w:rPr>
         <w:t xml:space="preserve">	</w:t>
       </w:r>
       <w:r>
         <w:rPr>
-          <w:rFonts w:ascii="Times New Roman" w:cs="Times New Roman" w:eastAsia="宋体" w:hAnsi="Times New Roman"/>
-          <w:b w:val="false"/>
-          <w:bCs w:val="false"/>
-          <w:sz w:val="21"/>
-          <w:szCs w:val="21"/>
+          <w:b w:val="false"/>
+          <w:bCs w:val="false"/>
         </w:rPr>
         <w:t xml:space="preserve">新浪财经. 央视3·15晚会曝光AI大模型“投毒”黑产：「力擎 GEO 优化系统」被点名[EB/OL]. (2026-03-16). https://finance.sina.com.cn/stock/t/2026-03-16/doc-inhrcxwy9819362.shtml.</w:t>
       </w:r>
     </w:p>
     <w:p>
       <w:pPr>
+        <w:pStyle w:val="RefCN"/>
         <w:tabs>
           <w:tab w:val="left" w:pos="480"/>
         </w:tabs>
-        <w:spacing w:after="40" w:line="280"/>
-        <w:ind w:left="480" w:hanging="480"/>
-        <w:jc w:val="left"/>
-      </w:pPr>
-      <w:r>
-        <w:rPr>
-          <w:rFonts w:ascii="Times New Roman" w:cs="Times New Roman" w:eastAsia="宋体" w:hAnsi="Times New Roman"/>
-          <w:b w:val="false"/>
-          <w:bCs w:val="false"/>
-          <w:sz w:val="21"/>
-          <w:szCs w:val="21"/>
+      </w:pPr>
+      <w:r>
+        <w:rPr>
+          <w:b w:val="false"/>
+          <w:bCs w:val="false"/>
         </w:rPr>
         <w:t xml:space="preserve">[17]</w:t>
       </w:r>
       <w:r>
         <w:rPr>
-          <w:sz w:val="21"/>
-          <w:szCs w:val="21"/>
+          <w:b w:val="false"/>
+          <w:bCs w:val="false"/>
         </w:rPr>
         <w:t xml:space="preserve">	</w:t>
       </w:r>
       <w:r>
         <w:rPr>
-          <w:rFonts w:ascii="Times New Roman" w:cs="Times New Roman" w:eastAsia="宋体" w:hAnsi="Times New Roman"/>
-          <w:b w:val="false"/>
-          <w:bCs w:val="false"/>
-          <w:sz w:val="21"/>
-          <w:szCs w:val="21"/>
+          <w:b w:val="false"/>
+          <w:bCs w:val="false"/>
         </w:rPr>
         <w:t xml:space="preserve">LEWIS P, PEREZ E, PIKTUS A, et al. Retrieval-augmented generation for knowledge-intensive NLP tasks[C]//Advances in Neural Information Processing Systems 33. Red Hook: Curran Associates, 2020: 9459-9474.</w:t>
       </w:r>
     </w:p>
     <w:p>
       <w:pPr>
+        <w:pStyle w:val="RefCN"/>
         <w:tabs>
           <w:tab w:val="left" w:pos="480"/>
         </w:tabs>
-        <w:spacing w:after="40" w:line="280"/>
-        <w:ind w:left="480" w:hanging="480"/>
-        <w:jc w:val="left"/>
-      </w:pPr>
-      <w:r>
-        <w:rPr>
-          <w:rFonts w:ascii="Times New Roman" w:cs="Times New Roman" w:eastAsia="宋体" w:hAnsi="Times New Roman"/>
-          <w:b w:val="false"/>
-          <w:bCs w:val="false"/>
-          <w:sz w:val="21"/>
-          <w:szCs w:val="21"/>
+      </w:pPr>
+      <w:r>
+        <w:rPr>
+          <w:b w:val="false"/>
+          <w:bCs w:val="false"/>
         </w:rPr>
         <w:t xml:space="preserve">[18]</w:t>
       </w:r>
       <w:r>
         <w:rPr>
-          <w:sz w:val="21"/>
-          <w:szCs w:val="21"/>
+          <w:b w:val="false"/>
+          <w:bCs w:val="false"/>
         </w:rPr>
         <w:t xml:space="preserve">	</w:t>
       </w:r>
       <w:r>
         <w:rPr>
-          <w:rFonts w:ascii="Times New Roman" w:cs="Times New Roman" w:eastAsia="宋体" w:hAnsi="Times New Roman"/>
-          <w:b w:val="false"/>
-          <w:bCs w:val="false"/>
-          <w:sz w:val="21"/>
-          <w:szCs w:val="21"/>
+          <w:b w:val="false"/>
+          <w:bCs w:val="false"/>
         </w:rPr>
         <w:t xml:space="preserve">CHEN M, WANG X, CHEN K, et al. Generative engine optimization: how to dominate AI search[EB/OL]. (2025-09-10). https://arxiv.org/abs/2509.08919.</w:t>
       </w:r>
     </w:p>
     <w:p>
       <w:pPr>
+        <w:pStyle w:val="RefCN"/>
         <w:tabs>
           <w:tab w:val="left" w:pos="480"/>
         </w:tabs>
-        <w:spacing w:after="40" w:line="280"/>
-        <w:ind w:left="480" w:hanging="480"/>
-        <w:jc w:val="left"/>
-      </w:pPr>
-      <w:r>
-        <w:rPr>
-          <w:rFonts w:ascii="Times New Roman" w:cs="Times New Roman" w:eastAsia="宋体" w:hAnsi="Times New Roman"/>
-          <w:b w:val="false"/>
-          <w:bCs w:val="false"/>
-          <w:sz w:val="21"/>
-          <w:szCs w:val="21"/>
+      </w:pPr>
+      <w:r>
+        <w:rPr>
+          <w:b w:val="false"/>
+          <w:bCs w:val="false"/>
         </w:rPr>
         <w:t xml:space="preserve">[19]</w:t>
       </w:r>
       <w:r>
         <w:rPr>
-          <w:sz w:val="21"/>
-          <w:szCs w:val="21"/>
+          <w:b w:val="false"/>
+          <w:bCs w:val="false"/>
         </w:rPr>
         <w:t xml:space="preserve">	</w:t>
       </w:r>
       <w:r>
         <w:rPr>
-          <w:rFonts w:ascii="Times New Roman" w:cs="Times New Roman" w:eastAsia="宋体" w:hAnsi="Times New Roman"/>
-          <w:b w:val="false"/>
-          <w:bCs w:val="false"/>
-          <w:sz w:val="21"/>
-          <w:szCs w:val="21"/>
+          <w:b w:val="false"/>
+          <w:bCs w:val="false"/>
         </w:rPr>
         <w:t xml:space="preserve">WU Y, ZHONG S, KIM Y, et al. What generative search engines like and how to optimize web content cooperatively[C]//The Fourteenth International Conference on Learning Representations. 2026.</w:t>
       </w:r>
     </w:p>
     <w:p>
       <w:pPr>
+        <w:pStyle w:val="RefCN"/>
         <w:tabs>
           <w:tab w:val="left" w:pos="480"/>
         </w:tabs>
-        <w:spacing w:after="40" w:line="280"/>
-        <w:ind w:left="480" w:hanging="480"/>
-        <w:jc w:val="left"/>
-      </w:pPr>
-      <w:r>
-        <w:rPr>
-          <w:rFonts w:ascii="Times New Roman" w:cs="Times New Roman" w:eastAsia="宋体" w:hAnsi="Times New Roman"/>
-          <w:b w:val="false"/>
-          <w:bCs w:val="false"/>
-          <w:sz w:val="21"/>
-          <w:szCs w:val="21"/>
+      </w:pPr>
+      <w:r>
+        <w:rPr>
+          <w:b w:val="false"/>
+          <w:bCs w:val="false"/>
         </w:rPr>
         <w:t xml:space="preserve">[20]</w:t>
       </w:r>
       <w:r>
         <w:rPr>
-          <w:sz w:val="21"/>
-          <w:szCs w:val="21"/>
+          <w:b w:val="false"/>
+          <w:bCs w:val="false"/>
         </w:rPr>
         <w:t xml:space="preserve">	</w:t>
       </w:r>
       <w:r>
         <w:rPr>
-          <w:rFonts w:ascii="Times New Roman" w:cs="Times New Roman" w:eastAsia="宋体" w:hAnsi="Times New Roman"/>
-          <w:b w:val="false"/>
-          <w:bCs w:val="false"/>
-          <w:sz w:val="21"/>
-          <w:szCs w:val="21"/>
+          <w:b w:val="false"/>
+          <w:bCs w:val="false"/>
         </w:rPr>
         <w:t xml:space="preserve">MARTINEZ O. Optimizing visibility in generative engines: a critical survey of generative engine optimization (2023-2026)[EB/OL]. (2026-07-15). https://arxiv.org/abs/2607.14035.</w:t>
       </w:r>
     </w:p>
     <w:p>
       <w:pPr>
+        <w:pStyle w:val="RefCN"/>
         <w:tabs>
           <w:tab w:val="left" w:pos="480"/>
         </w:tabs>
-        <w:spacing w:after="40" w:line="280"/>
-        <w:ind w:left="480" w:hanging="480"/>
-        <w:jc w:val="left"/>
-      </w:pPr>
-      <w:r>
-        <w:rPr>
-          <w:rFonts w:ascii="Times New Roman" w:cs="Times New Roman" w:eastAsia="宋体" w:hAnsi="Times New Roman"/>
-          <w:b w:val="false"/>
-          <w:bCs w:val="false"/>
-          <w:sz w:val="21"/>
-          <w:szCs w:val="21"/>
+      </w:pPr>
+      <w:r>
+        <w:rPr>
+          <w:b w:val="false"/>
+          <w:bCs w:val="false"/>
         </w:rPr>
         <w:t xml:space="preserve">[21]</w:t>
       </w:r>
       <w:r>
         <w:rPr>
-          <w:sz w:val="21"/>
-          <w:szCs w:val="21"/>
+          <w:b w:val="false"/>
+          <w:bCs w:val="false"/>
         </w:rPr>
         <w:t xml:space="preserve">	</w:t>
       </w:r>
       <w:r>
         <w:rPr>
-          <w:rFonts w:ascii="Times New Roman" w:cs="Times New Roman" w:eastAsia="宋体" w:hAnsi="Times New Roman"/>
-          <w:b w:val="false"/>
-          <w:bCs w:val="false"/>
-          <w:sz w:val="21"/>
-          <w:szCs w:val="21"/>
+          <w:b w:val="false"/>
+          <w:bCs w:val="false"/>
         </w:rPr>
         <w:t xml:space="preserve">KUMAR A, LAKKARAJU H. Manipulating large language models to increase product visibility[EB/OL]. (2024-04-11). https://arxiv.org/abs/2404.07981.</w:t>
       </w:r>
     </w:p>
     <w:p>
       <w:pPr>
+        <w:pStyle w:val="RefCN"/>
         <w:tabs>
           <w:tab w:val="left" w:pos="480"/>
         </w:tabs>
-        <w:spacing w:after="40" w:line="280"/>
-        <w:ind w:left="480" w:hanging="480"/>
-        <w:jc w:val="left"/>
-      </w:pPr>
-      <w:r>
-        <w:rPr>
-          <w:rFonts w:ascii="Times New Roman" w:cs="Times New Roman" w:eastAsia="宋体" w:hAnsi="Times New Roman"/>
-          <w:b w:val="false"/>
-          <w:bCs w:val="false"/>
-          <w:sz w:val="21"/>
-          <w:szCs w:val="21"/>
+      </w:pPr>
+      <w:r>
+        <w:rPr>
+          <w:b w:val="false"/>
+          <w:bCs w:val="false"/>
         </w:rPr>
         <w:t xml:space="preserve">[22]</w:t>
       </w:r>
       <w:r>
         <w:rPr>
-          <w:sz w:val="21"/>
-          <w:szCs w:val="21"/>
+          <w:b w:val="false"/>
+          <w:bCs w:val="false"/>
         </w:rPr>
         <w:t xml:space="preserve">	</w:t>
       </w:r>
       <w:r>
         <w:rPr>
-          <w:rFonts w:ascii="Times New Roman" w:cs="Times New Roman" w:eastAsia="宋体" w:hAnsi="Times New Roman"/>
-          <w:b w:val="false"/>
-          <w:bCs w:val="false"/>
-          <w:sz w:val="21"/>
-          <w:szCs w:val="21"/>
+          <w:b w:val="false"/>
+          <w:bCs w:val="false"/>
         </w:rPr>
         <w:t xml:space="preserve">NESTAAS F, DEBENEDETTI E, TRAMÈR F. Adversarial search engine optimization for large language models[C]//The Thirteenth International Conference on Learning Representations. 2025.</w:t>
       </w:r>
     </w:p>
     <w:p>
       <w:pPr>
+        <w:pStyle w:val="RefCN"/>
         <w:tabs>
           <w:tab w:val="left" w:pos="480"/>
         </w:tabs>
-        <w:spacing w:after="40" w:line="280"/>
-        <w:ind w:left="480" w:hanging="480"/>
-        <w:jc w:val="left"/>
-      </w:pPr>
-      <w:r>
-        <w:rPr>
-          <w:rFonts w:ascii="Times New Roman" w:cs="Times New Roman" w:eastAsia="宋体" w:hAnsi="Times New Roman"/>
-          <w:b w:val="false"/>
-          <w:bCs w:val="false"/>
-          <w:sz w:val="21"/>
-          <w:szCs w:val="21"/>
+      </w:pPr>
+      <w:r>
+        <w:rPr>
+          <w:b w:val="false"/>
+          <w:bCs w:val="false"/>
         </w:rPr>
         <w:t xml:space="preserve">[23]</w:t>
       </w:r>
       <w:r>
         <w:rPr>
-          <w:sz w:val="21"/>
-          <w:szCs w:val="21"/>
+          <w:b w:val="false"/>
+          <w:bCs w:val="false"/>
         </w:rPr>
         <w:t xml:space="preserve">	</w:t>
       </w:r>
       <w:r>
         <w:rPr>
-          <w:rFonts w:ascii="Times New Roman" w:cs="Times New Roman" w:eastAsia="宋体" w:hAnsi="Times New Roman"/>
-          <w:b w:val="false"/>
-          <w:bCs w:val="false"/>
-          <w:sz w:val="21"/>
-          <w:szCs w:val="21"/>
+          <w:b w:val="false"/>
+          <w:bCs w:val="false"/>
         </w:rPr>
         <w:t xml:space="preserve">PFROMMER S, BAI Y, GAUTAM T, et al. Ranking manipulation for conversational search engines[C]//Proceedings of the 2024 Conference on Empirical Methods in Natural Language Processing. Miami: ACL, 2024: 9523-9552. DOI: 10.18653/v1/2024.emnlp-main.534.</w:t>
       </w:r>
     </w:p>
     <w:p>
       <w:pPr>
+        <w:pStyle w:val="RefCN"/>
         <w:tabs>
           <w:tab w:val="left" w:pos="480"/>
         </w:tabs>
-        <w:spacing w:after="40" w:line="280"/>
-        <w:ind w:left="480" w:hanging="480"/>
-        <w:jc w:val="left"/>
-      </w:pPr>
-      <w:r>
-        <w:rPr>
-          <w:rFonts w:ascii="Times New Roman" w:cs="Times New Roman" w:eastAsia="宋体" w:hAnsi="Times New Roman"/>
-          <w:b w:val="false"/>
-          <w:bCs w:val="false"/>
-          <w:sz w:val="21"/>
-          <w:szCs w:val="21"/>
+      </w:pPr>
+      <w:r>
+        <w:rPr>
+          <w:b w:val="false"/>
+          <w:bCs w:val="false"/>
         </w:rPr>
         <w:t xml:space="preserve">[24]</w:t>
       </w:r>
       <w:r>
         <w:rPr>
-          <w:sz w:val="21"/>
-          <w:szCs w:val="21"/>
+          <w:b w:val="false"/>
+          <w:bCs w:val="false"/>
         </w:rPr>
         <w:t xml:space="preserve">	</w:t>
       </w:r>
       <w:r>
         <w:rPr>
-          <w:rFonts w:ascii="Times New Roman" w:cs="Times New Roman" w:eastAsia="宋体" w:hAnsi="Times New Roman"/>
-          <w:b w:val="false"/>
-          <w:bCs w:val="false"/>
-          <w:sz w:val="21"/>
-          <w:szCs w:val="21"/>
+          <w:b w:val="false"/>
+          <w:bCs w:val="false"/>
         </w:rPr>
         <w:t xml:space="preserve">ZOU W, GENG R, WANG B, et al. PoisonedRAG: knowledge corruption attacks to retrieval-augmented generation of large language models[C]//Proceedings of the 34th USENIX Security Symposium. Seattle: USENIX Association, 2025: 3827-3844.</w:t>
       </w:r>
     </w:p>
     <w:p>
       <w:pPr>
+        <w:pStyle w:val="RefCN"/>
         <w:tabs>
           <w:tab w:val="left" w:pos="480"/>
         </w:tabs>
-        <w:spacing w:after="40" w:line="280"/>
-        <w:ind w:left="480" w:hanging="480"/>
-        <w:jc w:val="left"/>
-      </w:pPr>
-      <w:r>
-        <w:rPr>
-          <w:rFonts w:ascii="Times New Roman" w:cs="Times New Roman" w:eastAsia="宋体" w:hAnsi="Times New Roman"/>
-          <w:b w:val="false"/>
-          <w:bCs w:val="false"/>
-          <w:sz w:val="21"/>
-          <w:szCs w:val="21"/>
+      </w:pPr>
+      <w:r>
+        <w:rPr>
+          <w:b w:val="false"/>
+          <w:bCs w:val="false"/>
         </w:rPr>
         <w:t xml:space="preserve">[25]</w:t>
       </w:r>
       <w:r>
         <w:rPr>
-          <w:sz w:val="21"/>
-          <w:szCs w:val="21"/>
+          <w:b w:val="false"/>
+          <w:bCs w:val="false"/>
         </w:rPr>
         <w:t xml:space="preserve">	</w:t>
       </w:r>
       <w:r>
         <w:rPr>
-          <w:rFonts w:ascii="Times New Roman" w:cs="Times New Roman" w:eastAsia="宋体" w:hAnsi="Times New Roman"/>
-          <w:b w:val="false"/>
-          <w:bCs w:val="false"/>
-          <w:sz w:val="21"/>
-          <w:szCs w:val="21"/>
+          <w:b w:val="false"/>
+          <w:bCs w:val="false"/>
         </w:rPr>
         <w:t xml:space="preserve">FEIZI S, HAJIAGHAYI M, REZAEI K, et al. Online advertisements with LLMs: opportunities and challenges[J]. ACM SIGecom Exchanges, 2025, 22(2): 66-81.</w:t>
       </w:r>
     </w:p>
     <w:p>
       <w:pPr>
+        <w:pStyle w:val="RefCN"/>
         <w:tabs>
           <w:tab w:val="left" w:pos="480"/>
         </w:tabs>
-        <w:spacing w:after="40" w:line="280"/>
-        <w:ind w:left="480" w:hanging="480"/>
-        <w:jc w:val="left"/>
-      </w:pPr>
-      <w:r>
-        <w:rPr>
-          <w:rFonts w:ascii="Times New Roman" w:cs="Times New Roman" w:eastAsia="宋体" w:hAnsi="Times New Roman"/>
-          <w:b w:val="false"/>
-          <w:bCs w:val="false"/>
-          <w:sz w:val="21"/>
-          <w:szCs w:val="21"/>
+      </w:pPr>
+      <w:r>
+        <w:rPr>
+          <w:b w:val="false"/>
+          <w:bCs w:val="false"/>
         </w:rPr>
         <w:t xml:space="preserve">[26]</w:t>
       </w:r>
       <w:r>
         <w:rPr>
-          <w:sz w:val="21"/>
-          <w:szCs w:val="21"/>
+          <w:b w:val="false"/>
+          <w:bCs w:val="false"/>
         </w:rPr>
         <w:t xml:space="preserve">	</w:t>
       </w:r>
       <w:r>
         <w:rPr>
-          <w:rFonts w:ascii="Times New Roman" w:cs="Times New Roman" w:eastAsia="宋体" w:hAnsi="Times New Roman"/>
-          <w:b w:val="false"/>
-          <w:bCs w:val="false"/>
-          <w:sz w:val="21"/>
-          <w:szCs w:val="21"/>
+          <w:b w:val="false"/>
+          <w:bCs w:val="false"/>
         </w:rPr>
         <w:t xml:space="preserve">DÜTTING P, MIRROKNI V, PAES LEME R, et al. Mechanism design for large language models[C]//Proceedings of the ACM Web Conference 2024. New York: ACM, 2024: 144-155.</w:t>
       </w:r>
     </w:p>
     <w:p>
       <w:pPr>
+        <w:pStyle w:val="RefCN"/>
         <w:tabs>
           <w:tab w:val="left" w:pos="480"/>
         </w:tabs>
-        <w:spacing w:after="40" w:line="280"/>
-        <w:ind w:left="480" w:hanging="480"/>
-        <w:jc w:val="left"/>
-      </w:pPr>
-      <w:r>
-        <w:rPr>
-          <w:rFonts w:ascii="Times New Roman" w:cs="Times New Roman" w:eastAsia="宋体" w:hAnsi="Times New Roman"/>
-          <w:b w:val="false"/>
-          <w:bCs w:val="false"/>
-          <w:sz w:val="21"/>
-          <w:szCs w:val="21"/>
+      </w:pPr>
+      <w:r>
+        <w:rPr>
+          <w:b w:val="false"/>
+          <w:bCs w:val="false"/>
         </w:rPr>
         <w:t xml:space="preserve">[27]</w:t>
       </w:r>
       <w:r>
         <w:rPr>
-          <w:sz w:val="21"/>
-          <w:szCs w:val="21"/>
+          <w:b w:val="false"/>
+          <w:bCs w:val="false"/>
         </w:rPr>
         <w:t xml:space="preserve">	</w:t>
       </w:r>
       <w:r>
         <w:rPr>
-          <w:rFonts w:ascii="Times New Roman" w:cs="Times New Roman" w:eastAsia="宋体" w:hAnsi="Times New Roman"/>
-          <w:b w:val="false"/>
-          <w:bCs w:val="false"/>
-          <w:sz w:val="21"/>
-          <w:szCs w:val="21"/>
+          <w:b w:val="false"/>
+          <w:bCs w:val="false"/>
         </w:rPr>
         <w:t xml:space="preserve">DUBEY K A, FENG Z, KIDAMBI R, et al. Auctions with LLM summaries[EB/OL]. (2024-04-11). https://arxiv.org/abs/2404.08126.</w:t>
       </w:r>
     </w:p>
     <w:p>
       <w:pPr>
+        <w:pStyle w:val="RefCN"/>
         <w:tabs>
           <w:tab w:val="left" w:pos="480"/>
         </w:tabs>
-        <w:spacing w:after="40" w:line="280"/>
-        <w:ind w:left="480" w:hanging="480"/>
-        <w:jc w:val="left"/>
-      </w:pPr>
-      <w:r>
-        <w:rPr>
-          <w:rFonts w:ascii="Times New Roman" w:cs="Times New Roman" w:eastAsia="宋体" w:hAnsi="Times New Roman"/>
-          <w:b w:val="false"/>
-          <w:bCs w:val="false"/>
-          <w:sz w:val="21"/>
-          <w:szCs w:val="21"/>
+      </w:pPr>
+      <w:r>
+        <w:rPr>
+          <w:b w:val="false"/>
+          <w:bCs w:val="false"/>
         </w:rPr>
         <w:t xml:space="preserve">[28]</w:t>
       </w:r>
       <w:r>
         <w:rPr>
-          <w:sz w:val="21"/>
-          <w:szCs w:val="21"/>
+          <w:b w:val="false"/>
+          <w:bCs w:val="false"/>
         </w:rPr>
         <w:t xml:space="preserve">	</w:t>
       </w:r>
       <w:r>
         <w:rPr>
-          <w:rFonts w:ascii="Times New Roman" w:cs="Times New Roman" w:eastAsia="宋体" w:hAnsi="Times New Roman"/>
-          <w:b w:val="false"/>
-          <w:bCs w:val="false"/>
-          <w:sz w:val="21"/>
-          <w:szCs w:val="21"/>
+          <w:b w:val="false"/>
+          <w:bCs w:val="false"/>
         </w:rPr>
         <w:t xml:space="preserve">HAJIAGHAYI M, LAHAIE S, REZAEI K, et al. Ad auctions for LLMs via retrieval augmented generation[C]//Advances in Neural Information Processing Systems 37. Red Hook: Curran Associates, 2024. DOI: 10.52202/079017-0585.</w:t>
       </w:r>
     </w:p>
     <w:p>
       <w:pPr>
+        <w:pStyle w:val="RefCN"/>
         <w:tabs>
           <w:tab w:val="left" w:pos="480"/>
         </w:tabs>
-        <w:spacing w:after="40" w:line="280"/>
-        <w:ind w:left="480" w:hanging="480"/>
-        <w:jc w:val="left"/>
-      </w:pPr>
-      <w:r>
-        <w:rPr>
-          <w:rFonts w:ascii="Times New Roman" w:cs="Times New Roman" w:eastAsia="宋体" w:hAnsi="Times New Roman"/>
-          <w:b w:val="false"/>
-          <w:bCs w:val="false"/>
-          <w:sz w:val="21"/>
-          <w:szCs w:val="21"/>
+      </w:pPr>
+      <w:r>
+        <w:rPr>
+          <w:b w:val="false"/>
+          <w:bCs w:val="false"/>
         </w:rPr>
         <w:t xml:space="preserve">[29]</w:t>
       </w:r>
       <w:r>
         <w:rPr>
-          <w:sz w:val="21"/>
-          <w:szCs w:val="21"/>
+          <w:b w:val="false"/>
+          <w:bCs w:val="false"/>
         </w:rPr>
         <w:t xml:space="preserve">	</w:t>
       </w:r>
       <w:r>
         <w:rPr>
-          <w:rFonts w:ascii="Times New Roman" w:cs="Times New Roman" w:eastAsia="宋体" w:hAnsi="Times New Roman"/>
-          <w:b w:val="false"/>
-          <w:bCs w:val="false"/>
-          <w:sz w:val="21"/>
-          <w:szCs w:val="21"/>
+          <w:b w:val="false"/>
+          <w:bCs w:val="false"/>
         </w:rPr>
         <w:t xml:space="preserve">HU S, ZHANG S, SHI Y, et al. GEM-Bench: a benchmark for ad-injected response generation within generative engine marketing[EB/OL]. (2025-09-17). https://arxiv.org/abs/2509.14221.</w:t>
       </w:r>
     </w:p>
     <w:p>
       <w:pPr>
+        <w:pStyle w:val="RefCN"/>
         <w:tabs>
           <w:tab w:val="left" w:pos="480"/>
         </w:tabs>
-        <w:spacing w:after="40" w:line="280"/>
-        <w:ind w:left="480" w:hanging="480"/>
-        <w:jc w:val="left"/>
-      </w:pPr>
-      <w:r>
-        <w:rPr>
-          <w:rFonts w:ascii="Times New Roman" w:cs="Times New Roman" w:eastAsia="宋体" w:hAnsi="Times New Roman"/>
-          <w:b w:val="false"/>
-          <w:bCs w:val="false"/>
-          <w:sz w:val="21"/>
-          <w:szCs w:val="21"/>
+      </w:pPr>
+      <w:r>
+        <w:rPr>
+          <w:b w:val="false"/>
+          <w:bCs w:val="false"/>
         </w:rPr>
         <w:t xml:space="preserve">[30]</w:t>
       </w:r>
       <w:r>
         <w:rPr>
-          <w:sz w:val="21"/>
-          <w:szCs w:val="21"/>
+          <w:b w:val="false"/>
+          <w:bCs w:val="false"/>
         </w:rPr>
         <w:t xml:space="preserve">	</w:t>
       </w:r>
       <w:r>
         <w:rPr>
-          <w:rFonts w:ascii="Times New Roman" w:cs="Times New Roman" w:eastAsia="宋体" w:hAnsi="Times New Roman"/>
-          <w:b w:val="false"/>
-          <w:bCs w:val="false"/>
-          <w:sz w:val="21"/>
-          <w:szCs w:val="21"/>
+          <w:b w:val="false"/>
+          <w:bCs w:val="false"/>
         </w:rPr>
         <w:t xml:space="preserve">ZELCH I, HAGEN M, POTTHAST M. A user study on the acceptance of native advertising in generative IR[C]//Proceedings of the 2024 Conference on Human Information Interaction and Retrieval. New York: ACM, 2024: 142-152. DOI: 10.1145/3627508.3638316.</w:t>
       </w:r>
     </w:p>
     <w:p>
       <w:pPr>
+        <w:pStyle w:val="RefCN"/>
         <w:tabs>
           <w:tab w:val="left" w:pos="480"/>
         </w:tabs>
-        <w:spacing w:after="40" w:line="280"/>
-        <w:ind w:left="480" w:hanging="480"/>
-        <w:jc w:val="left"/>
-      </w:pPr>
-      <w:r>
-        <w:rPr>
-          <w:rFonts w:ascii="Times New Roman" w:cs="Times New Roman" w:eastAsia="宋体" w:hAnsi="Times New Roman"/>
-          <w:b w:val="false"/>
-          <w:bCs w:val="false"/>
-          <w:sz w:val="21"/>
-          <w:szCs w:val="21"/>
+      </w:pPr>
+      <w:r>
+        <w:rPr>
+          <w:b w:val="false"/>
+          <w:bCs w:val="false"/>
         </w:rPr>
         <w:t xml:space="preserve">[31]</w:t>
       </w:r>
       <w:r>
         <w:rPr>
-          <w:sz w:val="21"/>
-          <w:szCs w:val="21"/>
+          <w:b w:val="false"/>
+          <w:bCs w:val="false"/>
         </w:rPr>
         <w:t xml:space="preserve">	</w:t>
       </w:r>
       <w:r>
         <w:rPr>
-          <w:rFonts w:ascii="Times New Roman" w:cs="Times New Roman" w:eastAsia="宋体" w:hAnsi="Times New Roman"/>
-          <w:b w:val="false"/>
-          <w:bCs w:val="false"/>
-          <w:sz w:val="21"/>
-          <w:szCs w:val="21"/>
+          <w:b w:val="false"/>
+          <w:bCs w:val="false"/>
         </w:rPr>
         <w:t xml:space="preserve">SCHMIDT S, ZELCH I, BEVENDORFF J, et al. Detecting generated native ads in conversational search[C]//Companion Proceedings of the ACM Web Conference 2024. New York: ACM, 2024: 722-725. DOI: 10.1145/3589335.3651489.</w:t>
       </w:r>
     </w:p>
     <w:p>
       <w:pPr>
+        <w:pStyle w:val="RefCN"/>
         <w:tabs>
           <w:tab w:val="left" w:pos="480"/>
         </w:tabs>
-        <w:spacing w:after="40" w:line="280"/>
-        <w:ind w:left="480" w:hanging="480"/>
-        <w:jc w:val="left"/>
-      </w:pPr>
-      <w:r>
-        <w:rPr>
-          <w:rFonts w:ascii="Times New Roman" w:cs="Times New Roman" w:eastAsia="宋体" w:hAnsi="Times New Roman"/>
-          <w:b w:val="false"/>
-          <w:bCs w:val="false"/>
-          <w:sz w:val="21"/>
-          <w:szCs w:val="21"/>
+      </w:pPr>
+      <w:r>
+        <w:rPr>
+          <w:b w:val="false"/>
+          <w:bCs w:val="false"/>
         </w:rPr>
         <w:t xml:space="preserve">[32]</w:t>
       </w:r>
       <w:r>
         <w:rPr>
-          <w:sz w:val="21"/>
-          <w:szCs w:val="21"/>
+          <w:b w:val="false"/>
+          <w:bCs w:val="false"/>
         </w:rPr>
         <w:t xml:space="preserve">	</w:t>
       </w:r>
       <w:r>
         <w:rPr>
-          <w:rFonts w:ascii="Times New Roman" w:cs="Times New Roman" w:eastAsia="宋体" w:hAnsi="Times New Roman"/>
-          <w:b w:val="false"/>
-          <w:bCs w:val="false"/>
-          <w:sz w:val="21"/>
-          <w:szCs w:val="21"/>
+          <w:b w:val="false"/>
+          <w:bCs w:val="false"/>
         </w:rPr>
         <w:t xml:space="preserve">EDELMAN B, OSTROVSKY M, SCHWARZ M. Internet advertising and the generalized second-price auction: selling billions of dollars worth of keywords[J]. American Economic Review, 2007, 97(1): 242-259. DOI: 10.1257/aer.97.1.242.</w:t>
       </w:r>
     </w:p>
     <w:p>
       <w:pPr>
+        <w:pStyle w:val="RefCN"/>
         <w:tabs>
           <w:tab w:val="left" w:pos="480"/>
         </w:tabs>
-        <w:spacing w:after="40" w:line="280"/>
-        <w:ind w:left="480" w:hanging="480"/>
-        <w:jc w:val="left"/>
-      </w:pPr>
-      <w:r>
-        <w:rPr>
-          <w:rFonts w:ascii="Times New Roman" w:cs="Times New Roman" w:eastAsia="宋体" w:hAnsi="Times New Roman"/>
-          <w:b w:val="false"/>
-          <w:bCs w:val="false"/>
-          <w:sz w:val="21"/>
-          <w:szCs w:val="21"/>
+      </w:pPr>
+      <w:r>
+        <w:rPr>
+          <w:b w:val="false"/>
+          <w:bCs w:val="false"/>
         </w:rPr>
         <w:t xml:space="preserve">[33]</w:t>
       </w:r>
       <w:r>
         <w:rPr>
-          <w:sz w:val="21"/>
-          <w:szCs w:val="21"/>
+          <w:b w:val="false"/>
+          <w:bCs w:val="false"/>
         </w:rPr>
         <w:t xml:space="preserve">	</w:t>
       </w:r>
       <w:r>
         <w:rPr>
-          <w:rFonts w:ascii="Times New Roman" w:cs="Times New Roman" w:eastAsia="宋体" w:hAnsi="Times New Roman"/>
-          <w:b w:val="false"/>
-          <w:bCs w:val="false"/>
-          <w:sz w:val="21"/>
-          <w:szCs w:val="21"/>
+          <w:b w:val="false"/>
+          <w:bCs w:val="false"/>
         </w:rPr>
         <w:t xml:space="preserve">GHOSE A, YANG S. An empirical analysis of search engine advertising: sponsored search in electronic markets[J]. Management Science, 2009, 55(10): 1605-1622. DOI: 10.1287/mnsc.1090.1054.</w:t>
       </w:r>
     </w:p>
     <w:p>
       <w:pPr>
+        <w:pStyle w:val="RefCN"/>
         <w:tabs>
           <w:tab w:val="left" w:pos="480"/>
         </w:tabs>
-        <w:spacing w:after="40" w:line="280"/>
-        <w:ind w:left="480" w:hanging="480"/>
-        <w:jc w:val="left"/>
-      </w:pPr>
-      <w:r>
-        <w:rPr>
-          <w:rFonts w:ascii="Times New Roman" w:cs="Times New Roman" w:eastAsia="宋体" w:hAnsi="Times New Roman"/>
-          <w:b w:val="false"/>
-          <w:bCs w:val="false"/>
-          <w:sz w:val="21"/>
-          <w:szCs w:val="21"/>
+      </w:pPr>
+      <w:r>
+        <w:rPr>
+          <w:b w:val="false"/>
+          <w:bCs w:val="false"/>
         </w:rPr>
         <w:t xml:space="preserve">[34]</w:t>
       </w:r>
       <w:r>
         <w:rPr>
-          <w:sz w:val="21"/>
-          <w:szCs w:val="21"/>
+          <w:b w:val="false"/>
+          <w:bCs w:val="false"/>
         </w:rPr>
         <w:t xml:space="preserve">	</w:t>
       </w:r>
       <w:r>
         <w:rPr>
-          <w:rFonts w:ascii="Times New Roman" w:cs="Times New Roman" w:eastAsia="宋体" w:hAnsi="Times New Roman"/>
-          <w:b w:val="false"/>
-          <w:bCs w:val="false"/>
-          <w:sz w:val="21"/>
-          <w:szCs w:val="21"/>
+          <w:b w:val="false"/>
+          <w:bCs w:val="false"/>
         </w:rPr>
         <w:t xml:space="preserve">卢向华. 竞价排名广告的关键词投放策略及其绩效研究：基于淘宝网的实证分析[J]. 管理科学学报, 2013, 16(6): 1-9.</w:t>
       </w:r>
     </w:p>
     <w:p>
       <w:pPr>
+        <w:pStyle w:val="RefCN"/>
         <w:tabs>
           <w:tab w:val="left" w:pos="480"/>
         </w:tabs>
-        <w:spacing w:after="40" w:line="280"/>
-        <w:ind w:left="480" w:hanging="480"/>
-        <w:jc w:val="left"/>
-      </w:pPr>
-      <w:r>
-        <w:rPr>
-          <w:rFonts w:ascii="Times New Roman" w:cs="Times New Roman" w:eastAsia="宋体" w:hAnsi="Times New Roman"/>
-          <w:b w:val="false"/>
-          <w:bCs w:val="false"/>
-          <w:sz w:val="21"/>
-          <w:szCs w:val="21"/>
+      </w:pPr>
+      <w:r>
+        <w:rPr>
+          <w:b w:val="false"/>
+          <w:bCs w:val="false"/>
         </w:rPr>
         <w:t xml:space="preserve">[35]</w:t>
       </w:r>
       <w:r>
         <w:rPr>
-          <w:sz w:val="21"/>
-          <w:szCs w:val="21"/>
+          <w:b w:val="false"/>
+          <w:bCs w:val="false"/>
         </w:rPr>
         <w:t xml:space="preserve">	</w:t>
       </w:r>
       <w:r>
         <w:rPr>
-          <w:rFonts w:ascii="Times New Roman" w:cs="Times New Roman" w:eastAsia="宋体" w:hAnsi="Times New Roman"/>
-          <w:b w:val="false"/>
-          <w:bCs w:val="false"/>
-          <w:sz w:val="21"/>
-          <w:szCs w:val="21"/>
+          <w:b w:val="false"/>
+          <w:bCs w:val="false"/>
         </w:rPr>
         <w:t xml:space="preserve">BERMAN R, KATONA Z. The role of search engine optimization in search marketing[J]. Marketing Science, 2013, 32(4): 644-651. DOI: 10.1287/mksc.2013.0783.</w:t>
       </w:r>
     </w:p>
     <w:p>
       <w:pPr>
+        <w:pStyle w:val="RefCN"/>
         <w:tabs>
           <w:tab w:val="left" w:pos="480"/>
         </w:tabs>
-        <w:spacing w:after="40" w:line="280"/>
-        <w:ind w:left="480" w:hanging="480"/>
-        <w:jc w:val="left"/>
-      </w:pPr>
-      <w:r>
-        <w:rPr>
-          <w:rFonts w:ascii="Times New Roman" w:cs="Times New Roman" w:eastAsia="宋体" w:hAnsi="Times New Roman"/>
-          <w:b w:val="false"/>
-          <w:bCs w:val="false"/>
-          <w:sz w:val="21"/>
-          <w:szCs w:val="21"/>
+      </w:pPr>
+      <w:r>
+        <w:rPr>
+          <w:b w:val="false"/>
+          <w:bCs w:val="false"/>
         </w:rPr>
         <w:t xml:space="preserve">[36]</w:t>
       </w:r>
       <w:r>
         <w:rPr>
-          <w:sz w:val="21"/>
-          <w:szCs w:val="21"/>
+          <w:b w:val="false"/>
+          <w:bCs w:val="false"/>
         </w:rPr>
         <w:t xml:space="preserve">	</w:t>
       </w:r>
       <w:r>
         <w:rPr>
-          <w:rFonts w:ascii="Times New Roman" w:cs="Times New Roman" w:eastAsia="宋体" w:hAnsi="Times New Roman"/>
-          <w:b w:val="false"/>
-          <w:bCs w:val="false"/>
-          <w:sz w:val="21"/>
-          <w:szCs w:val="21"/>
+          <w:b w:val="false"/>
+          <w:bCs w:val="false"/>
         </w:rPr>
         <w:t xml:space="preserve">刘通, 黄敏学, 余正东. 心理协同视角下的计算广告：研究述评与展望[J]. 外国经济与管理, 2022, 44(7): 101-125. DOI: 10.16538/j.cnki.fem.20220429.303.</w:t>
       </w:r>
     </w:p>
     <w:p>
       <w:pPr>
+        <w:pStyle w:val="RefCN"/>
         <w:tabs>
           <w:tab w:val="left" w:pos="480"/>
         </w:tabs>
-        <w:spacing w:after="40" w:line="280"/>
-        <w:ind w:left="480" w:hanging="480"/>
-        <w:jc w:val="left"/>
-      </w:pPr>
-      <w:r>
-        <w:rPr>
-          <w:rFonts w:ascii="Times New Roman" w:cs="Times New Roman" w:eastAsia="宋体" w:hAnsi="Times New Roman"/>
-          <w:b w:val="false"/>
-          <w:bCs w:val="false"/>
-          <w:sz w:val="21"/>
-          <w:szCs w:val="21"/>
+      </w:pPr>
+      <w:r>
+        <w:rPr>
+          <w:b w:val="false"/>
+          <w:bCs w:val="false"/>
         </w:rPr>
         <w:t xml:space="preserve">[37]</w:t>
       </w:r>
       <w:r>
         <w:rPr>
-          <w:sz w:val="21"/>
-          <w:szCs w:val="21"/>
+          <w:b w:val="false"/>
+          <w:bCs w:val="false"/>
         </w:rPr>
         <w:t xml:space="preserve">	</w:t>
       </w:r>
       <w:r>
         <w:rPr>
-          <w:rFonts w:ascii="Times New Roman" w:cs="Times New Roman" w:eastAsia="宋体" w:hAnsi="Times New Roman"/>
-          <w:b w:val="false"/>
-          <w:bCs w:val="false"/>
-          <w:sz w:val="21"/>
-          <w:szCs w:val="21"/>
+          <w:b w:val="false"/>
+          <w:bCs w:val="false"/>
         </w:rPr>
         <w:t xml:space="preserve">沈俏蔚, 胡丹琪, 解海天. 生成式人工智能在营销创新中的应用与研究展望[J]. 中国科学基金, 2025, 39(5): 773-781. DOI: 10.3724/BNSFC-2025-0013.</w:t>
       </w:r>
     </w:p>
     <w:p>
       <w:pPr>
+        <w:pStyle w:val="RefCN"/>
         <w:tabs>
           <w:tab w:val="left" w:pos="480"/>
         </w:tabs>
-        <w:spacing w:after="40" w:line="280"/>
-        <w:ind w:left="480" w:hanging="480"/>
-        <w:jc w:val="left"/>
-      </w:pPr>
-      <w:r>
-        <w:rPr>
-          <w:rFonts w:ascii="Times New Roman" w:cs="Times New Roman" w:eastAsia="宋体" w:hAnsi="Times New Roman"/>
-          <w:b w:val="false"/>
-          <w:bCs w:val="false"/>
-          <w:sz w:val="21"/>
-          <w:szCs w:val="21"/>
+      </w:pPr>
+      <w:r>
+        <w:rPr>
+          <w:b w:val="false"/>
+          <w:bCs w:val="false"/>
         </w:rPr>
         <w:t xml:space="preserve">[38]</w:t>
       </w:r>
       <w:r>
         <w:rPr>
-          <w:sz w:val="21"/>
-          <w:szCs w:val="21"/>
+          <w:b w:val="false"/>
+          <w:bCs w:val="false"/>
         </w:rPr>
         <w:t xml:space="preserve">	</w:t>
       </w:r>
       <w:r>
         <w:rPr>
-          <w:rFonts w:ascii="Times New Roman" w:cs="Times New Roman" w:eastAsia="宋体" w:hAnsi="Times New Roman"/>
-          <w:b w:val="false"/>
-          <w:bCs w:val="false"/>
-          <w:sz w:val="21"/>
-          <w:szCs w:val="21"/>
+          <w:b w:val="false"/>
+          <w:bCs w:val="false"/>
         </w:rPr>
         <w:t xml:space="preserve">FRIESTAD M, WRIGHT P. The persuasion knowledge model: how people cope with persuasion attempts[J]. Journal of Consumer Research, 1994, 21(1): 1-31. DOI: 10.1086/209380.</w:t>
       </w:r>
     </w:p>
     <w:p>
       <w:pPr>
+        <w:pStyle w:val="RefCN"/>
         <w:tabs>
           <w:tab w:val="left" w:pos="480"/>
         </w:tabs>
-        <w:spacing w:after="40" w:line="280"/>
-        <w:ind w:left="480" w:hanging="480"/>
-        <w:jc w:val="left"/>
-      </w:pPr>
-      <w:r>
-        <w:rPr>
-          <w:rFonts w:ascii="Times New Roman" w:cs="Times New Roman" w:eastAsia="宋体" w:hAnsi="Times New Roman"/>
-          <w:b w:val="false"/>
-          <w:bCs w:val="false"/>
-          <w:sz w:val="21"/>
-          <w:szCs w:val="21"/>
+      </w:pPr>
+      <w:r>
+        <w:rPr>
+          <w:b w:val="false"/>
+          <w:bCs w:val="false"/>
         </w:rPr>
         <w:t xml:space="preserve">[39]</w:t>
       </w:r>
       <w:r>
         <w:rPr>
-          <w:sz w:val="21"/>
-          <w:szCs w:val="21"/>
+          <w:b w:val="false"/>
+          <w:bCs w:val="false"/>
         </w:rPr>
         <w:t xml:space="preserve">	</w:t>
       </w:r>
       <w:r>
         <w:rPr>
-          <w:rFonts w:ascii="Times New Roman" w:cs="Times New Roman" w:eastAsia="宋体" w:hAnsi="Times New Roman"/>
-          <w:b w:val="false"/>
-          <w:bCs w:val="false"/>
-          <w:sz w:val="21"/>
-          <w:szCs w:val="21"/>
+          <w:b w:val="false"/>
+          <w:bCs w:val="false"/>
         </w:rPr>
         <w:t xml:space="preserve">梁静. 消费者说服知识研究述评[J]. 外国经济与管理, 2008, 30(7): 39-44.</w:t>
       </w:r>
     </w:p>
     <w:p>
       <w:pPr>
+        <w:pStyle w:val="RefCN"/>
         <w:tabs>
           <w:tab w:val="left" w:pos="480"/>
         </w:tabs>
-        <w:spacing w:after="40" w:line="280"/>
-        <w:ind w:left="480" w:hanging="480"/>
-        <w:jc w:val="left"/>
-      </w:pPr>
-      <w:r>
-        <w:rPr>
-          <w:rFonts w:ascii="Times New Roman" w:cs="Times New Roman" w:eastAsia="宋体" w:hAnsi="Times New Roman"/>
-          <w:b w:val="false"/>
-          <w:bCs w:val="false"/>
-          <w:sz w:val="21"/>
-          <w:szCs w:val="21"/>
+      </w:pPr>
+      <w:r>
+        <w:rPr>
+          <w:b w:val="false"/>
+          <w:bCs w:val="false"/>
         </w:rPr>
         <w:t xml:space="preserve">[40]</w:t>
       </w:r>
       <w:r>
         <w:rPr>
-          <w:sz w:val="21"/>
-          <w:szCs w:val="21"/>
+          <w:b w:val="false"/>
+          <w:bCs w:val="false"/>
         </w:rPr>
         <w:t xml:space="preserve">	</w:t>
       </w:r>
       <w:r>
         <w:rPr>
-          <w:rFonts w:ascii="Times New Roman" w:cs="Times New Roman" w:eastAsia="宋体" w:hAnsi="Times New Roman"/>
-          <w:b w:val="false"/>
-          <w:bCs w:val="false"/>
-          <w:sz w:val="21"/>
-          <w:szCs w:val="21"/>
+          <w:b w:val="false"/>
+          <w:bCs w:val="false"/>
         </w:rPr>
         <w:t xml:space="preserve">BOERMAN S C, VAN REIJMERSDAL E A, NEIJENS P C. Sponsorship disclosure: effects of duration on persuasion knowledge and brand responses[J]. Journal of Communication, 2012, 62(6): 1047-1064. DOI: 10.1111/j.1460-2466.2012.01677.x.</w:t>
       </w:r>
     </w:p>
     <w:p>
       <w:pPr>
+        <w:pStyle w:val="RefCN"/>
         <w:tabs>
           <w:tab w:val="left" w:pos="480"/>
         </w:tabs>
-        <w:spacing w:after="40" w:line="280"/>
-        <w:ind w:left="480" w:hanging="480"/>
-        <w:jc w:val="left"/>
-      </w:pPr>
-      <w:r>
-        <w:rPr>
-          <w:rFonts w:ascii="Times New Roman" w:cs="Times New Roman" w:eastAsia="宋体" w:hAnsi="Times New Roman"/>
-          <w:b w:val="false"/>
-          <w:bCs w:val="false"/>
-          <w:sz w:val="21"/>
-          <w:szCs w:val="21"/>
+      </w:pPr>
+      <w:r>
+        <w:rPr>
+          <w:b w:val="false"/>
+          <w:bCs w:val="false"/>
         </w:rPr>
         <w:t xml:space="preserve">[41]</w:t>
       </w:r>
       <w:r>
         <w:rPr>
-          <w:sz w:val="21"/>
-          <w:szCs w:val="21"/>
+          <w:b w:val="false"/>
+          <w:bCs w:val="false"/>
         </w:rPr>
         <w:t xml:space="preserve">	</w:t>
       </w:r>
       <w:r>
         <w:rPr>
-          <w:rFonts w:ascii="Times New Roman" w:cs="Times New Roman" w:eastAsia="宋体" w:hAnsi="Times New Roman"/>
-          <w:b w:val="false"/>
-          <w:bCs w:val="false"/>
-          <w:sz w:val="21"/>
-          <w:szCs w:val="21"/>
+          <w:b w:val="false"/>
+          <w:bCs w:val="false"/>
         </w:rPr>
         <w:t xml:space="preserve">WOJDYNSKI B W, EVANS N J. Going native: effects of disclosure position and language on the recognition and evaluation of online native advertising[J]. Journal of Advertising, 2016, 45(2): 157-168.</w:t>
       </w:r>
     </w:p>
     <w:p>
       <w:pPr>
+        <w:pStyle w:val="RefCN"/>
         <w:tabs>
           <w:tab w:val="left" w:pos="480"/>
         </w:tabs>
-        <w:spacing w:after="40" w:line="280"/>
-        <w:ind w:left="480" w:hanging="480"/>
-        <w:jc w:val="left"/>
-      </w:pPr>
-      <w:r>
-        <w:rPr>
-          <w:rFonts w:ascii="Times New Roman" w:cs="Times New Roman" w:eastAsia="宋体" w:hAnsi="Times New Roman"/>
-          <w:b w:val="false"/>
-          <w:bCs w:val="false"/>
-          <w:sz w:val="21"/>
-          <w:szCs w:val="21"/>
+      </w:pPr>
+      <w:r>
+        <w:rPr>
+          <w:b w:val="false"/>
+          <w:bCs w:val="false"/>
         </w:rPr>
         <w:t xml:space="preserve">[42]</w:t>
       </w:r>
       <w:r>
         <w:rPr>
-          <w:sz w:val="21"/>
-          <w:szCs w:val="21"/>
+          <w:b w:val="false"/>
+          <w:bCs w:val="false"/>
         </w:rPr>
         <w:t xml:space="preserve">	</w:t>
       </w:r>
       <w:r>
         <w:rPr>
-          <w:rFonts w:ascii="Times New Roman" w:cs="Times New Roman" w:eastAsia="宋体" w:hAnsi="Times New Roman"/>
-          <w:b w:val="false"/>
-          <w:bCs w:val="false"/>
-          <w:sz w:val="21"/>
-          <w:szCs w:val="21"/>
+          <w:b w:val="false"/>
+          <w:bCs w:val="false"/>
         </w:rPr>
         <w:t xml:space="preserve">廖秉宜, 梁瑄轩. 抖音短视频原生广告透明度对广告效果的影响研究[J]. 新闻大学, 2024(11): 51-69.</w:t>
       </w:r>
     </w:p>
     <w:p>
       <w:pPr>
+        <w:pStyle w:val="RefCN"/>
         <w:tabs>
           <w:tab w:val="left" w:pos="480"/>
         </w:tabs>
-        <w:spacing w:after="40" w:line="280"/>
-        <w:ind w:left="480" w:hanging="480"/>
-        <w:jc w:val="left"/>
-      </w:pPr>
-      <w:r>
-        <w:rPr>
-          <w:rFonts w:ascii="Times New Roman" w:cs="Times New Roman" w:eastAsia="宋体" w:hAnsi="Times New Roman"/>
-          <w:b w:val="false"/>
-          <w:bCs w:val="false"/>
-          <w:sz w:val="21"/>
-          <w:szCs w:val="21"/>
+      </w:pPr>
+      <w:r>
+        <w:rPr>
+          <w:b w:val="false"/>
+          <w:bCs w:val="false"/>
         </w:rPr>
         <w:t xml:space="preserve">[43]</w:t>
       </w:r>
       <w:r>
         <w:rPr>
-          <w:sz w:val="21"/>
-          <w:szCs w:val="21"/>
+          <w:b w:val="false"/>
+          <w:bCs w:val="false"/>
         </w:rPr>
         <w:t xml:space="preserve">	</w:t>
       </w:r>
       <w:r>
         <w:rPr>
-          <w:rFonts w:ascii="Times New Roman" w:cs="Times New Roman" w:eastAsia="宋体" w:hAnsi="Times New Roman"/>
-          <w:b w:val="false"/>
-          <w:bCs w:val="false"/>
-          <w:sz w:val="21"/>
-          <w:szCs w:val="21"/>
+          <w:b w:val="false"/>
+          <w:bCs w:val="false"/>
         </w:rPr>
         <w:t xml:space="preserve">李剑. 植入式广告的法律规制研究[J]. 法学家, 2011(3): 62-73.</w:t>
       </w:r>
     </w:p>
     <w:p>
       <w:pPr>
+        <w:pStyle w:val="RefCN"/>
         <w:tabs>
           <w:tab w:val="left" w:pos="480"/>
         </w:tabs>
-        <w:spacing w:after="40" w:line="280"/>
-        <w:ind w:left="480" w:hanging="480"/>
-        <w:jc w:val="left"/>
-      </w:pPr>
-      <w:r>
-        <w:rPr>
-          <w:rFonts w:ascii="Times New Roman" w:cs="Times New Roman" w:eastAsia="宋体" w:hAnsi="Times New Roman"/>
-          <w:b w:val="false"/>
-          <w:bCs w:val="false"/>
-          <w:sz w:val="21"/>
-          <w:szCs w:val="21"/>
+      </w:pPr>
+      <w:r>
+        <w:rPr>
+          <w:b w:val="false"/>
+          <w:bCs w:val="false"/>
         </w:rPr>
         <w:t xml:space="preserve">[44]</w:t>
       </w:r>
       <w:r>
         <w:rPr>
-          <w:sz w:val="21"/>
-          <w:szCs w:val="21"/>
+          <w:b w:val="false"/>
+          <w:bCs w:val="false"/>
         </w:rPr>
         <w:t xml:space="preserve">	</w:t>
       </w:r>
       <w:r>
         <w:rPr>
-          <w:rFonts w:ascii="Times New Roman" w:cs="Times New Roman" w:eastAsia="宋体" w:hAnsi="Times New Roman"/>
-          <w:b w:val="false"/>
-          <w:bCs w:val="false"/>
-          <w:sz w:val="21"/>
-          <w:szCs w:val="21"/>
+          <w:b w:val="false"/>
+          <w:bCs w:val="false"/>
         </w:rPr>
         <w:t xml:space="preserve">韩红星, 覃玲. 美国经验：原生广告的原罪与规制[J]. 华南理工大学学报(社会科学版), 2018, 20(1): 90-102. DOI: 10.19366/j.cnki.1009-055X.2018.01.011.</w:t>
       </w:r>
     </w:p>
     <w:p>
       <w:pPr>
+        <w:pStyle w:val="RefCN"/>
         <w:tabs>
           <w:tab w:val="left" w:pos="480"/>
         </w:tabs>
-        <w:spacing w:after="40" w:line="280"/>
-        <w:ind w:left="480" w:hanging="480"/>
-        <w:jc w:val="left"/>
-      </w:pPr>
-      <w:r>
-        <w:rPr>
-          <w:rFonts w:ascii="Times New Roman" w:cs="Times New Roman" w:eastAsia="宋体" w:hAnsi="Times New Roman"/>
-          <w:b w:val="false"/>
-          <w:bCs w:val="false"/>
-          <w:sz w:val="21"/>
-          <w:szCs w:val="21"/>
+      </w:pPr>
+      <w:r>
+        <w:rPr>
+          <w:b w:val="false"/>
+          <w:bCs w:val="false"/>
         </w:rPr>
         <w:t xml:space="preserve">[45]</w:t>
       </w:r>
       <w:r>
         <w:rPr>
-          <w:sz w:val="21"/>
-          <w:szCs w:val="21"/>
+          <w:b w:val="false"/>
+          <w:bCs w:val="false"/>
         </w:rPr>
         <w:t xml:space="preserve">	</w:t>
       </w:r>
       <w:r>
         <w:rPr>
-          <w:rFonts w:ascii="Times New Roman" w:cs="Times New Roman" w:eastAsia="宋体" w:hAnsi="Times New Roman"/>
-          <w:b w:val="false"/>
-          <w:bCs w:val="false"/>
-          <w:sz w:val="21"/>
-          <w:szCs w:val="21"/>
+          <w:b w:val="false"/>
+          <w:bCs w:val="false"/>
         </w:rPr>
         <w:t xml:space="preserve">宋亚辉. 竞价排名服务中的网络关键词审查义务研究[J]. 法学家, 2013(4): 83-94.</w:t>
       </w:r>
     </w:p>
     <w:p>
       <w:pPr>
+        <w:pStyle w:val="RefCN"/>
         <w:tabs>
           <w:tab w:val="left" w:pos="480"/>
         </w:tabs>
-        <w:spacing w:after="40" w:line="280"/>
-        <w:ind w:left="480" w:hanging="480"/>
-        <w:jc w:val="left"/>
-      </w:pPr>
-      <w:r>
-        <w:rPr>
-          <w:rFonts w:ascii="Times New Roman" w:cs="Times New Roman" w:eastAsia="宋体" w:hAnsi="Times New Roman"/>
-          <w:b w:val="false"/>
-          <w:bCs w:val="false"/>
-          <w:sz w:val="21"/>
-          <w:szCs w:val="21"/>
+      </w:pPr>
+      <w:r>
+        <w:rPr>
+          <w:b w:val="false"/>
+          <w:bCs w:val="false"/>
         </w:rPr>
         <w:t xml:space="preserve">[46]</w:t>
       </w:r>
       <w:r>
         <w:rPr>
-          <w:sz w:val="21"/>
-          <w:szCs w:val="21"/>
+          <w:b w:val="false"/>
+          <w:bCs w:val="false"/>
         </w:rPr>
         <w:t xml:space="preserve">	</w:t>
       </w:r>
       <w:r>
         <w:rPr>
-          <w:rFonts w:ascii="Times New Roman" w:cs="Times New Roman" w:eastAsia="宋体" w:hAnsi="Times New Roman"/>
-          <w:b w:val="false"/>
-          <w:bCs w:val="false"/>
-          <w:sz w:val="21"/>
-          <w:szCs w:val="21"/>
+          <w:b w:val="false"/>
+          <w:bCs w:val="false"/>
         </w:rPr>
         <w:t xml:space="preserve">支振锋. 生成式人工智能大模型的信息内容治理[J]. 政法论坛, 2023, 41(4): 34-48.</w:t>
       </w:r>
     </w:p>
     <w:p>
       <w:pPr>
+        <w:pStyle w:val="RefCN"/>
         <w:tabs>
           <w:tab w:val="left" w:pos="480"/>
         </w:tabs>
-        <w:spacing w:after="40" w:line="280"/>
-        <w:ind w:left="480" w:hanging="480"/>
-        <w:jc w:val="left"/>
-      </w:pPr>
-      <w:r>
-        <w:rPr>
-          <w:rFonts w:ascii="Times New Roman" w:cs="Times New Roman" w:eastAsia="宋体" w:hAnsi="Times New Roman"/>
-          <w:b w:val="false"/>
-          <w:bCs w:val="false"/>
-          <w:sz w:val="21"/>
-          <w:szCs w:val="21"/>
+      </w:pPr>
+      <w:r>
+        <w:rPr>
+          <w:b w:val="false"/>
+          <w:bCs w:val="false"/>
         </w:rPr>
         <w:t xml:space="preserve">[47]</w:t>
       </w:r>
       <w:r>
         <w:rPr>
-          <w:sz w:val="21"/>
-          <w:szCs w:val="21"/>
+          <w:b w:val="false"/>
+          <w:bCs w:val="false"/>
         </w:rPr>
         <w:t xml:space="preserve">	</w:t>
       </w:r>
       <w:r>
         <w:rPr>
-          <w:rFonts w:ascii="Times New Roman" w:cs="Times New Roman" w:eastAsia="宋体" w:hAnsi="Times New Roman"/>
-          <w:b w:val="false"/>
-          <w:bCs w:val="false"/>
-          <w:sz w:val="21"/>
-          <w:szCs w:val="21"/>
+          <w:b w:val="false"/>
+          <w:bCs w:val="false"/>
         </w:rPr>
         <w:t xml:space="preserve">唐欣琳. AI驱动在线广告生态系统演化变革：管理策略的理论探索[J]. 管理科学与工程, 2026, 15(3): 721-731. DOI: 10.12677/mse.2026.153070.</w:t>
       </w:r>
     </w:p>
     <w:p>
       <w:pPr>
+        <w:pStyle w:val="RefCN"/>
         <w:tabs>
           <w:tab w:val="left" w:pos="480"/>
         </w:tabs>
-        <w:spacing w:after="40" w:line="280"/>
-        <w:ind w:left="480" w:hanging="480"/>
-        <w:jc w:val="left"/>
-      </w:pPr>
-      <w:r>
-        <w:rPr>
-          <w:rFonts w:ascii="Times New Roman" w:cs="Times New Roman" w:eastAsia="宋体" w:hAnsi="Times New Roman"/>
-          <w:b w:val="false"/>
-          <w:bCs w:val="false"/>
-          <w:sz w:val="21"/>
-          <w:szCs w:val="21"/>
+      </w:pPr>
+      <w:r>
+        <w:rPr>
+          <w:b w:val="false"/>
+          <w:bCs w:val="false"/>
         </w:rPr>
         <w:t xml:space="preserve">[48]</w:t>
       </w:r>
       <w:r>
         <w:rPr>
-          <w:sz w:val="21"/>
-          <w:szCs w:val="21"/>
+          <w:b w:val="false"/>
+          <w:bCs w:val="false"/>
         </w:rPr>
         <w:t xml:space="preserve">	</w:t>
       </w:r>
       <w:r>
         <w:rPr>
-          <w:rFonts w:ascii="Times New Roman" w:cs="Times New Roman" w:eastAsia="宋体" w:hAnsi="Times New Roman"/>
-          <w:b w:val="false"/>
-          <w:bCs w:val="false"/>
-          <w:sz w:val="21"/>
-          <w:szCs w:val="21"/>
+          <w:b w:val="false"/>
+          <w:bCs w:val="false"/>
         </w:rPr>
         <w:t xml:space="preserve">LIU N F, ZHANG T, LIANG P. Evaluating verifiability in generative search engines[C]//Findings of the Association for Computational Linguistics: EMNLP 2023. Singapore: ACL, 2023: 7001-7025. DOI: 10.18653/v1/2023.findings-emnlp.467.</w:t>
       </w:r>
     </w:p>
     <w:p>
       <w:pPr>
+        <w:pStyle w:val="RefCN"/>
         <w:tabs>
           <w:tab w:val="left" w:pos="480"/>
         </w:tabs>
-        <w:spacing w:after="40" w:line="280"/>
-        <w:ind w:left="480" w:hanging="480"/>
-        <w:jc w:val="left"/>
-      </w:pPr>
-      <w:r>
-        <w:rPr>
-          <w:rFonts w:ascii="Times New Roman" w:cs="Times New Roman" w:eastAsia="宋体" w:hAnsi="Times New Roman"/>
-          <w:b w:val="false"/>
-          <w:bCs w:val="false"/>
-          <w:sz w:val="21"/>
-          <w:szCs w:val="21"/>
+      </w:pPr>
+      <w:r>
+        <w:rPr>
+          <w:b w:val="false"/>
+          <w:bCs w:val="false"/>
         </w:rPr>
         <w:t xml:space="preserve">[49]</w:t>
       </w:r>
       <w:r>
         <w:rPr>
-          <w:sz w:val="21"/>
-          <w:szCs w:val="21"/>
+          <w:b w:val="false"/>
+          <w:bCs w:val="false"/>
         </w:rPr>
         <w:t xml:space="preserve">	</w:t>
       </w:r>
       <w:r>
         <w:rPr>
-          <w:rFonts w:ascii="Times New Roman" w:cs="Times New Roman" w:eastAsia="宋体" w:hAnsi="Times New Roman"/>
-          <w:b w:val="false"/>
-          <w:bCs w:val="false"/>
-          <w:sz w:val="21"/>
-          <w:szCs w:val="21"/>
+          <w:b w:val="false"/>
+          <w:bCs w:val="false"/>
         </w:rPr>
         <w:t xml:space="preserve">国家工商行政管理总局. 互联网广告管理暂行办法: 国家工商行政管理总局令第87号[Z]. 2016-07-04.</w:t>
       </w:r>
     </w:p>
     <w:p>
       <w:pPr>
+        <w:pStyle w:val="RefCN"/>
         <w:tabs>
           <w:tab w:val="left" w:pos="480"/>
         </w:tabs>
-        <w:spacing w:after="40" w:line="280"/>
-        <w:ind w:left="480" w:hanging="480"/>
-        <w:jc w:val="left"/>
-      </w:pPr>
-      <w:r>
-        <w:rPr>
-          <w:rFonts w:ascii="Times New Roman" w:cs="Times New Roman" w:eastAsia="宋体" w:hAnsi="Times New Roman"/>
-          <w:b w:val="false"/>
-          <w:bCs w:val="false"/>
-          <w:sz w:val="21"/>
-          <w:szCs w:val="21"/>
+      </w:pPr>
+      <w:r>
+        <w:rPr>
+          <w:b w:val="false"/>
+          <w:bCs w:val="false"/>
         </w:rPr>
         <w:t xml:space="preserve">[50]</w:t>
       </w:r>
       <w:r>
         <w:rPr>
-          <w:sz w:val="21"/>
-          <w:szCs w:val="21"/>
+          <w:b w:val="false"/>
+          <w:bCs w:val="false"/>
         </w:rPr>
         <w:t xml:space="preserve">	</w:t>
       </w:r>
       <w:r>
         <w:rPr>
-          <w:rFonts w:ascii="Times New Roman" w:cs="Times New Roman" w:eastAsia="宋体" w:hAnsi="Times New Roman"/>
-          <w:b w:val="false"/>
-          <w:bCs w:val="false"/>
-          <w:sz w:val="21"/>
-          <w:szCs w:val="21"/>
+          <w:b w:val="false"/>
+          <w:bCs w:val="false"/>
         </w:rPr>
         <w:t xml:space="preserve">国家市场监督管理总局. 互联网广告管理办法: 国家市场监督管理总局令第72号[Z]. 2023-02-25.</w:t>
       </w:r>
     </w:p>
     <w:p>
       <w:pPr>
+        <w:pStyle w:val="RefCN"/>
         <w:tabs>
           <w:tab w:val="left" w:pos="480"/>
         </w:tabs>
-        <w:spacing w:after="40" w:line="280"/>
-        <w:ind w:left="480" w:hanging="480"/>
-        <w:jc w:val="left"/>
-      </w:pPr>
-      <w:r>
-        <w:rPr>
-          <w:rFonts w:ascii="Times New Roman" w:cs="Times New Roman" w:eastAsia="宋体" w:hAnsi="Times New Roman"/>
-          <w:b w:val="false"/>
-          <w:bCs w:val="false"/>
-          <w:sz w:val="21"/>
-          <w:szCs w:val="21"/>
+      </w:pPr>
+      <w:r>
+        <w:rPr>
+          <w:b w:val="false"/>
+          <w:bCs w:val="false"/>
         </w:rPr>
         <w:t xml:space="preserve">[51]</w:t>
       </w:r>
       <w:r>
         <w:rPr>
-          <w:sz w:val="21"/>
-          <w:szCs w:val="21"/>
+          <w:b w:val="false"/>
+          <w:bCs w:val="false"/>
         </w:rPr>
         <w:t xml:space="preserve">	</w:t>
       </w:r>
       <w:r>
         <w:rPr>
-          <w:rFonts w:ascii="Times New Roman" w:cs="Times New Roman" w:eastAsia="宋体" w:hAnsi="Times New Roman"/>
-          <w:b w:val="false"/>
-          <w:bCs w:val="false"/>
-          <w:sz w:val="21"/>
-          <w:szCs w:val="21"/>
+          <w:b w:val="false"/>
+          <w:bCs w:val="false"/>
         </w:rPr>
         <w:t xml:space="preserve">STÖCKL A, NITU J. Are AI agents interacting with online ads?[EB/OL]. (2025-04). https://arxiv.org/abs/2504.07112.</w:t>
       </w:r>
     </w:p>
     <w:p>
       <w:pPr>
+        <w:pStyle w:val="RefCN"/>
         <w:tabs>
           <w:tab w:val="left" w:pos="480"/>
         </w:tabs>
-        <w:spacing w:after="40" w:line="280"/>
-        <w:ind w:left="480" w:hanging="480"/>
-        <w:jc w:val="left"/>
-      </w:pPr>
-      <w:r>
-        <w:rPr>
-          <w:rFonts w:ascii="Times New Roman" w:cs="Times New Roman" w:eastAsia="宋体" w:hAnsi="Times New Roman"/>
-          <w:b w:val="false"/>
-          <w:bCs w:val="false"/>
-          <w:sz w:val="21"/>
-          <w:szCs w:val="21"/>
+      </w:pPr>
+      <w:r>
+        <w:rPr>
+          <w:b w:val="false"/>
+          <w:bCs w:val="false"/>
         </w:rPr>
         <w:t xml:space="preserve">[52]</w:t>
       </w:r>
       <w:r>
         <w:rPr>
-          <w:sz w:val="21"/>
-          <w:szCs w:val="21"/>
+          <w:b w:val="false"/>
+          <w:bCs w:val="false"/>
         </w:rPr>
         <w:t xml:space="preserve">	</w:t>
       </w:r>
       <w:r>
         <w:rPr>
-          <w:rFonts w:ascii="Times New Roman" w:cs="Times New Roman" w:eastAsia="宋体" w:hAnsi="Times New Roman"/>
-          <w:b w:val="false"/>
-          <w:bCs w:val="false"/>
-          <w:sz w:val="21"/>
-          <w:szCs w:val="21"/>
+          <w:b w:val="false"/>
+          <w:bCs w:val="false"/>
         </w:rPr>
         <w:t xml:space="preserve">经济日报. 斩断“投毒”AI的黑灰产业链[EB/OL]. 新华网, (2026-03-23). https://www.news.cn/tech/20260323/c91f52ec891a44bab8d7348b98989c2d/c.html.</w:t>
       </w:r>
     </w:p>
     <w:p>
       <w:pPr>
+        <w:pStyle w:val="RefCN"/>
         <w:tabs>
           <w:tab w:val="left" w:pos="480"/>
         </w:tabs>
-        <w:spacing w:after="40" w:line="280"/>
-        <w:ind w:left="480" w:hanging="480"/>
-        <w:jc w:val="left"/>
-      </w:pPr>
-      <w:r>
-        <w:rPr>
-          <w:rFonts w:ascii="Times New Roman" w:cs="Times New Roman" w:eastAsia="宋体" w:hAnsi="Times New Roman"/>
-          <w:b w:val="false"/>
-          <w:bCs w:val="false"/>
-          <w:sz w:val="21"/>
-          <w:szCs w:val="21"/>
+      </w:pPr>
+      <w:r>
+        <w:rPr>
+          <w:b w:val="false"/>
+          <w:bCs w:val="false"/>
         </w:rPr>
         <w:t xml:space="preserve">[53]</w:t>
       </w:r>
       <w:r>
         <w:rPr>
-          <w:sz w:val="21"/>
-          <w:szCs w:val="21"/>
+          <w:b w:val="false"/>
+          <w:bCs w:val="false"/>
         </w:rPr>
         <w:t xml:space="preserve">	</w:t>
       </w:r>
       <w:r>
         <w:rPr>
-          <w:rFonts w:ascii="Times New Roman" w:cs="Times New Roman" w:eastAsia="宋体" w:hAnsi="Times New Roman"/>
-          <w:b w:val="false"/>
-          <w:bCs w:val="false"/>
-          <w:sz w:val="21"/>
-          <w:szCs w:val="21"/>
+          <w:b w:val="false"/>
+          <w:bCs w:val="false"/>
         </w:rPr>
         <w:t xml:space="preserve">全国人民代表大会常务委员会. 中华人民共和国广告法[Z]. 2021-04-29修正.</w:t>
       </w:r>
     </w:p>
     <w:p>
       <w:pPr>
+        <w:pStyle w:val="RefCN"/>
         <w:tabs>
           <w:tab w:val="left" w:pos="480"/>
         </w:tabs>
-        <w:spacing w:after="40" w:line="280"/>
-        <w:ind w:left="480" w:hanging="480"/>
-        <w:jc w:val="left"/>
-      </w:pPr>
-      <w:r>
-        <w:rPr>
-          <w:rFonts w:ascii="Times New Roman" w:cs="Times New Roman" w:eastAsia="宋体" w:hAnsi="Times New Roman"/>
-          <w:b w:val="false"/>
-          <w:bCs w:val="false"/>
-          <w:sz w:val="21"/>
-          <w:szCs w:val="21"/>
+      </w:pPr>
+      <w:r>
+        <w:rPr>
+          <w:b w:val="false"/>
+          <w:bCs w:val="false"/>
         </w:rPr>
         <w:t xml:space="preserve">[54]</w:t>
       </w:r>
       <w:r>
         <w:rPr>
-          <w:sz w:val="21"/>
-          <w:szCs w:val="21"/>
+          <w:b w:val="false"/>
+          <w:bCs w:val="false"/>
         </w:rPr>
         <w:t xml:space="preserve">	</w:t>
       </w:r>
       <w:r>
         <w:rPr>
-          <w:rFonts w:ascii="Times New Roman" w:cs="Times New Roman" w:eastAsia="宋体" w:hAnsi="Times New Roman"/>
-          <w:b w:val="false"/>
-          <w:bCs w:val="false"/>
-          <w:sz w:val="21"/>
-          <w:szCs w:val="21"/>
+          <w:b w:val="false"/>
+          <w:bCs w:val="false"/>
         </w:rPr>
         <w:t xml:space="preserve">国家市场监督管理总局. 互联网广告可识别性执法指南[Z]. 2024-08-22.</w:t>
       </w:r>
     </w:p>
     <w:p>
       <w:pPr>
+        <w:pStyle w:val="RefCN"/>
         <w:tabs>
           <w:tab w:val="left" w:pos="480"/>
         </w:tabs>
-        <w:spacing w:after="40" w:line="280"/>
-        <w:ind w:left="480" w:hanging="480"/>
-        <w:jc w:val="left"/>
-      </w:pPr>
-      <w:r>
-        <w:rPr>
-          <w:rFonts w:ascii="Times New Roman" w:cs="Times New Roman" w:eastAsia="宋体" w:hAnsi="Times New Roman"/>
-          <w:b w:val="false"/>
-          <w:bCs w:val="false"/>
-          <w:sz w:val="21"/>
-          <w:szCs w:val="21"/>
+      </w:pPr>
+      <w:r>
+        <w:rPr>
+          <w:b w:val="false"/>
+          <w:bCs w:val="false"/>
         </w:rPr>
         <w:t xml:space="preserve">[55]</w:t>
       </w:r>
       <w:r>
         <w:rPr>
-          <w:sz w:val="21"/>
-          <w:szCs w:val="21"/>
+          <w:b w:val="false"/>
+          <w:bCs w:val="false"/>
         </w:rPr>
         <w:t xml:space="preserve">	</w:t>
       </w:r>
       <w:r>
         <w:rPr>
-          <w:rFonts w:ascii="Times New Roman" w:cs="Times New Roman" w:eastAsia="宋体" w:hAnsi="Times New Roman"/>
-          <w:b w:val="false"/>
-          <w:bCs w:val="false"/>
-          <w:sz w:val="21"/>
-          <w:szCs w:val="21"/>
+          <w:b w:val="false"/>
+          <w:bCs w:val="false"/>
         </w:rPr>
         <w:t xml:space="preserve">国家互联网信息办公室, 国家发展和改革委员会, 教育部, 等. 生成式人工智能服务管理暂行办法[Z]. 2023-07-10.</w:t>
       </w:r>
     </w:p>
     <w:p>
       <w:pPr>
+        <w:pStyle w:val="RefCN"/>
         <w:tabs>
           <w:tab w:val="left" w:pos="480"/>
         </w:tabs>
-        <w:spacing w:after="40" w:line="280"/>
-        <w:ind w:left="480" w:hanging="480"/>
-        <w:jc w:val="left"/>
-      </w:pPr>
-      <w:r>
-        <w:rPr>
-          <w:rFonts w:ascii="Times New Roman" w:cs="Times New Roman" w:eastAsia="宋体" w:hAnsi="Times New Roman"/>
-          <w:b w:val="false"/>
-          <w:bCs w:val="false"/>
-          <w:sz w:val="21"/>
-          <w:szCs w:val="21"/>
+      </w:pPr>
+      <w:r>
+        <w:rPr>
+          <w:b w:val="false"/>
+          <w:bCs w:val="false"/>
         </w:rPr>
         <w:t xml:space="preserve">[56]</w:t>
       </w:r>
       <w:r>
         <w:rPr>
-          <w:sz w:val="21"/>
-          <w:szCs w:val="21"/>
+          <w:b w:val="false"/>
+          <w:bCs w:val="false"/>
         </w:rPr>
         <w:t xml:space="preserve">	</w:t>
       </w:r>
       <w:r>
         <w:rPr>
-          <w:rFonts w:ascii="Times New Roman" w:cs="Times New Roman" w:eastAsia="宋体" w:hAnsi="Times New Roman"/>
-          <w:b w:val="false"/>
-          <w:bCs w:val="false"/>
-          <w:sz w:val="21"/>
-          <w:szCs w:val="21"/>
+          <w:b w:val="false"/>
+          <w:bCs w:val="false"/>
         </w:rPr>
         <w:t xml:space="preserve">国家互联网信息办公室, 工业和信息化部, 公安部, 等. 人工智能生成合成内容标识办法: 国信办通字〔2025〕2号[Z]. 2025-03-07.</w:t>
       </w:r>
     </w:p>
     <w:p>
       <w:pPr>
+        <w:pStyle w:val="RefCN"/>
         <w:tabs>
           <w:tab w:val="left" w:pos="480"/>
         </w:tabs>
-        <w:spacing w:after="40" w:line="280"/>
-        <w:ind w:left="480" w:hanging="480"/>
-        <w:jc w:val="left"/>
-      </w:pPr>
-      <w:r>
-        <w:rPr>
-          <w:rFonts w:ascii="Times New Roman" w:cs="Times New Roman" w:eastAsia="宋体" w:hAnsi="Times New Roman"/>
-          <w:b w:val="false"/>
-          <w:bCs w:val="false"/>
-          <w:sz w:val="21"/>
-          <w:szCs w:val="21"/>
+      </w:pPr>
+      <w:r>
+        <w:rPr>
+          <w:b w:val="false"/>
+          <w:bCs w:val="false"/>
         </w:rPr>
         <w:t xml:space="preserve">[57]</w:t>
       </w:r>
       <w:r>
         <w:rPr>
-          <w:sz w:val="21"/>
-          <w:szCs w:val="21"/>
+          <w:b w:val="false"/>
+          <w:bCs w:val="false"/>
         </w:rPr>
         <w:t xml:space="preserve">	</w:t>
       </w:r>
       <w:r>
         <w:rPr>
-          <w:rFonts w:ascii="Times New Roman" w:cs="Times New Roman" w:eastAsia="宋体" w:hAnsi="Times New Roman"/>
-          <w:b w:val="false"/>
-          <w:bCs w:val="false"/>
-          <w:sz w:val="21"/>
-          <w:szCs w:val="21"/>
+          <w:b w:val="false"/>
+          <w:bCs w:val="false"/>
         </w:rPr>
         <w:t xml:space="preserve">国家市场监督管理总局. 市场监管总局关于发布《广告引证内容执法指南》的公告[EB/OL]. (2026-06-03). https://www.samr.gov.cn/zw/zfxxgk/fdzdgknr/ggjgs/art/2026/art_8962fc1e4eb44a87b93d265af43b6940.html.</w:t>
       </w:r>
     </w:p>
     <w:p>
       <w:pPr>
+        <w:pStyle w:val="RefCN"/>
         <w:tabs>
           <w:tab w:val="left" w:pos="480"/>
         </w:tabs>
-        <w:spacing w:after="40" w:line="280"/>
-        <w:ind w:left="480" w:hanging="480"/>
-        <w:jc w:val="left"/>
-      </w:pPr>
-      <w:r>
-        <w:rPr>
-          <w:rFonts w:ascii="Times New Roman" w:cs="Times New Roman" w:eastAsia="宋体" w:hAnsi="Times New Roman"/>
-          <w:b w:val="false"/>
-          <w:bCs w:val="false"/>
-          <w:sz w:val="21"/>
-          <w:szCs w:val="21"/>
+      </w:pPr>
+      <w:r>
+        <w:rPr>
+          <w:b w:val="false"/>
+          <w:bCs w:val="false"/>
         </w:rPr>
         <w:t xml:space="preserve">[58]</w:t>
       </w:r>
       <w:r>
         <w:rPr>
-          <w:sz w:val="21"/>
-          <w:szCs w:val="21"/>
+          <w:b w:val="false"/>
+          <w:bCs w:val="false"/>
         </w:rPr>
         <w:t xml:space="preserve">	</w:t>
       </w:r>
       <w:r>
         <w:rPr>
-          <w:rFonts w:ascii="Times New Roman" w:cs="Times New Roman" w:eastAsia="宋体" w:hAnsi="Times New Roman"/>
-          <w:b w:val="false"/>
-          <w:bCs w:val="false"/>
-          <w:sz w:val="21"/>
-          <w:szCs w:val="21"/>
+          <w:b w:val="false"/>
+          <w:bCs w:val="false"/>
         </w:rPr>
         <w:t xml:space="preserve">国家互联网信息办公室. 网络信息内容生态治理规定: 国家互联网信息办公室令第5号[Z]. 2019-12-15.</w:t>
       </w:r>
     </w:p>
     <w:p>
       <w:pPr>
+        <w:pStyle w:val="RefCN"/>
         <w:tabs>
           <w:tab w:val="left" w:pos="480"/>
         </w:tabs>
-        <w:spacing w:after="40" w:line="280"/>
-        <w:ind w:left="480" w:hanging="480"/>
-        <w:jc w:val="left"/>
-      </w:pPr>
-      <w:r>
-        <w:rPr>
-          <w:rFonts w:ascii="Times New Roman" w:cs="Times New Roman" w:eastAsia="宋体" w:hAnsi="Times New Roman"/>
-          <w:b w:val="false"/>
-          <w:bCs w:val="false"/>
-          <w:sz w:val="21"/>
-          <w:szCs w:val="21"/>
+      </w:pPr>
+      <w:r>
+        <w:rPr>
+          <w:b w:val="false"/>
+          <w:bCs w:val="false"/>
         </w:rPr>
         <w:t xml:space="preserve">[59]</w:t>
       </w:r>
       <w:r>
         <w:rPr>
-          <w:sz w:val="21"/>
-          <w:szCs w:val="21"/>
+          <w:b w:val="false"/>
+          <w:bCs w:val="false"/>
         </w:rPr>
         <w:t xml:space="preserve">	</w:t>
       </w:r>
       <w:r>
         <w:rPr>
-          <w:rFonts w:ascii="Times New Roman" w:cs="Times New Roman" w:eastAsia="宋体" w:hAnsi="Times New Roman"/>
-          <w:b w:val="false"/>
-          <w:bCs w:val="false"/>
-          <w:sz w:val="21"/>
-          <w:szCs w:val="21"/>
+          <w:b w:val="false"/>
+          <w:bCs w:val="false"/>
         </w:rPr>
         <w:t xml:space="preserve">全国人民代表大会常务委员会. 中华人民共和国电子商务法[Z]. 2018-08-31.</w:t>
       </w:r>
     </w:p>
     <w:p>
       <w:pPr>
+        <w:pStyle w:val="RefCN"/>
         <w:tabs>
           <w:tab w:val="left" w:pos="480"/>
         </w:tabs>
-        <w:spacing w:after="40" w:line="280"/>
-        <w:ind w:left="480" w:hanging="480"/>
-        <w:jc w:val="left"/>
-      </w:pPr>
-      <w:r>
-        <w:rPr>
-          <w:rFonts w:ascii="Times New Roman" w:cs="Times New Roman" w:eastAsia="宋体" w:hAnsi="Times New Roman"/>
-          <w:b w:val="false"/>
-          <w:bCs w:val="false"/>
-          <w:sz w:val="21"/>
-          <w:szCs w:val="21"/>
+      </w:pPr>
+      <w:r>
+        <w:rPr>
+          <w:b w:val="false"/>
+          <w:bCs w:val="false"/>
         </w:rPr>
         <w:t xml:space="preserve">[60]</w:t>
       </w:r>
       <w:r>
         <w:rPr>
-          <w:sz w:val="21"/>
-          <w:szCs w:val="21"/>
+          <w:b w:val="false"/>
+          <w:bCs w:val="false"/>
         </w:rPr>
         <w:t xml:space="preserve">	</w:t>
       </w:r>
       <w:r>
         <w:rPr>
-          <w:rFonts w:ascii="Times New Roman" w:cs="Times New Roman" w:eastAsia="宋体" w:hAnsi="Times New Roman"/>
-          <w:b w:val="false"/>
-          <w:bCs w:val="false"/>
-          <w:sz w:val="21"/>
-          <w:szCs w:val="21"/>
+          <w:b w:val="false"/>
+          <w:bCs w:val="false"/>
         </w:rPr>
         <w:t xml:space="preserve">全国人民代表大会常务委员会. 中华人民共和国反不正当竞争法[Z]. 2025-06-27修订.</w:t>
       </w:r>
     </w:p>
     <w:p>
       <w:pPr>
+        <w:pStyle w:val="RefCN"/>
         <w:tabs>
           <w:tab w:val="left" w:pos="480"/>
         </w:tabs>
-        <w:spacing w:after="40" w:line="280"/>
-        <w:ind w:left="480" w:hanging="480"/>
-        <w:jc w:val="left"/>
-      </w:pPr>
-      <w:r>
-        <w:rPr>
-          <w:rFonts w:ascii="Times New Roman" w:cs="Times New Roman" w:eastAsia="宋体" w:hAnsi="Times New Roman"/>
-          <w:b w:val="false"/>
-          <w:bCs w:val="false"/>
-          <w:sz w:val="21"/>
-          <w:szCs w:val="21"/>
+      </w:pPr>
+      <w:r>
+        <w:rPr>
+          <w:b w:val="false"/>
+          <w:bCs w:val="false"/>
         </w:rPr>
         <w:t xml:space="preserve">[61]</w:t>
       </w:r>
       <w:r>
         <w:rPr>
-          <w:sz w:val="21"/>
-          <w:szCs w:val="21"/>
+          <w:b w:val="false"/>
+          <w:bCs w:val="false"/>
         </w:rPr>
         <w:t xml:space="preserve">	</w:t>
       </w:r>
       <w:r>
         <w:rPr>
-          <w:rFonts w:ascii="Times New Roman" w:cs="Times New Roman" w:eastAsia="宋体" w:hAnsi="Times New Roman"/>
-          <w:b w:val="false"/>
-          <w:bCs w:val="false"/>
-          <w:sz w:val="21"/>
-          <w:szCs w:val="21"/>
+          <w:b w:val="false"/>
+          <w:bCs w:val="false"/>
         </w:rPr>
         <w:t xml:space="preserve">国家互联网信息办公室, 工业和信息化部, 公安部, 等. 互联网信息服务算法推荐管理规定[Z]. 2021-12-31.</w:t>
       </w:r>
     </w:p>
     <w:p>
       <w:pPr>
+        <w:pStyle w:val="RefCN"/>
         <w:tabs>
           <w:tab w:val="left" w:pos="480"/>
         </w:tabs>
-        <w:spacing w:after="40" w:line="280"/>
-        <w:ind w:left="480" w:hanging="480"/>
-        <w:jc w:val="left"/>
-      </w:pPr>
-      <w:r>
-        <w:rPr>
-          <w:rFonts w:ascii="Times New Roman" w:cs="Times New Roman" w:eastAsia="宋体" w:hAnsi="Times New Roman"/>
-          <w:b w:val="false"/>
-          <w:bCs w:val="false"/>
-          <w:sz w:val="21"/>
-          <w:szCs w:val="21"/>
+      </w:pPr>
+      <w:r>
+        <w:rPr>
+          <w:b w:val="false"/>
+          <w:bCs w:val="false"/>
         </w:rPr>
         <w:t xml:space="preserve">[62]</w:t>
       </w:r>
       <w:r>
         <w:rPr>
-          <w:sz w:val="21"/>
-          <w:szCs w:val="21"/>
+          <w:b w:val="false"/>
+          <w:bCs w:val="false"/>
         </w:rPr>
         <w:t xml:space="preserve">	</w:t>
       </w:r>
       <w:r>
         <w:rPr>
-          <w:rFonts w:ascii="Times New Roman" w:cs="Times New Roman" w:eastAsia="宋体" w:hAnsi="Times New Roman"/>
-          <w:b w:val="false"/>
-          <w:bCs w:val="false"/>
-          <w:sz w:val="21"/>
-          <w:szCs w:val="21"/>
+          <w:b w:val="false"/>
+          <w:bCs w:val="false"/>
         </w:rPr>
         <w:t xml:space="preserve">全国人民代表大会. 中华人民共和国立法法（2023年修正）[Z]. 2023-03-13.</w:t>
       </w:r>
     </w:p>
     <w:p>
       <w:pPr>
+        <w:pStyle w:val="RefCN"/>
         <w:tabs>
           <w:tab w:val="left" w:pos="480"/>
         </w:tabs>
-        <w:spacing w:after="40" w:line="280"/>
-        <w:ind w:left="480" w:hanging="480"/>
-        <w:jc w:val="left"/>
-      </w:pPr>
-      <w:r>
-        <w:rPr>
-          <w:rFonts w:ascii="Times New Roman" w:cs="Times New Roman" w:eastAsia="宋体" w:hAnsi="Times New Roman"/>
-          <w:b w:val="false"/>
-          <w:bCs w:val="false"/>
-          <w:sz w:val="21"/>
-          <w:szCs w:val="21"/>
+      </w:pPr>
+      <w:r>
+        <w:rPr>
+          <w:b w:val="false"/>
+          <w:bCs w:val="false"/>
         </w:rPr>
         <w:t xml:space="preserve">[63]</w:t>
       </w:r>
       <w:r>
         <w:rPr>
-          <w:sz w:val="21"/>
-          <w:szCs w:val="21"/>
+          <w:b w:val="false"/>
+          <w:bCs w:val="false"/>
         </w:rPr>
         <w:t xml:space="preserve">	</w:t>
       </w:r>
       <w:r>
         <w:rPr>
-          <w:rFonts w:ascii="Times New Roman" w:cs="Times New Roman" w:eastAsia="宋体" w:hAnsi="Times New Roman"/>
-          <w:b w:val="false"/>
-          <w:bCs w:val="false"/>
-          <w:sz w:val="21"/>
-          <w:szCs w:val="21"/>
+          <w:b w:val="false"/>
+          <w:bCs w:val="false"/>
         </w:rPr>
         <w:t xml:space="preserve">新华网. 滥用人工智能、过度追求流量 市场监管总局着手整治互联网广告[EB/OL]. (2026-04-23). https://www.news.cn/fortune/20260423/d31695cfe2ae4557b0dfd27410f2f704/c.html.</w:t>
       </w:r>
     </w:p>
     <w:p>
       <w:pPr>
+        <w:pStyle w:val="RefCN"/>
         <w:tabs>
           <w:tab w:val="left" w:pos="480"/>
         </w:tabs>
-        <w:spacing w:after="40" w:line="280"/>
-        <w:ind w:left="480" w:hanging="480"/>
-        <w:jc w:val="left"/>
-      </w:pPr>
-      <w:r>
-        <w:rPr>
-          <w:rFonts w:ascii="Times New Roman" w:cs="Times New Roman" w:eastAsia="宋体" w:hAnsi="Times New Roman"/>
-          <w:b w:val="false"/>
-          <w:bCs w:val="false"/>
-          <w:sz w:val="21"/>
-          <w:szCs w:val="21"/>
+      </w:pPr>
+      <w:r>
+        <w:rPr>
+          <w:b w:val="false"/>
+          <w:bCs w:val="false"/>
         </w:rPr>
         <w:t xml:space="preserve">[64]</w:t>
       </w:r>
       <w:r>
         <w:rPr>
-          <w:sz w:val="21"/>
-          <w:szCs w:val="21"/>
+          <w:b w:val="false"/>
+          <w:bCs w:val="false"/>
         </w:rPr>
         <w:t xml:space="preserve">	</w:t>
       </w:r>
       <w:r>
         <w:rPr>
-          <w:rFonts w:ascii="Times New Roman" w:cs="Times New Roman" w:eastAsia="宋体" w:hAnsi="Times New Roman"/>
-          <w:b w:val="false"/>
-          <w:bCs w:val="false"/>
-          <w:sz w:val="21"/>
-          <w:szCs w:val="21"/>
+          <w:b w:val="false"/>
+          <w:bCs w:val="false"/>
         </w:rPr>
         <w:t xml:space="preserve">中国商务广告协会. 中国商务广告协会关于公开征求《生成引擎优化（GEO）团体标准》意见的通知[EB/OL]. (2026-07-28). http://www.caacchina.org/news/notice/2026/0728/523.html.</w:t>
       </w:r>
     </w:p>
     <w:p>
       <w:pPr>
+        <w:pStyle w:val="RefCN"/>
         <w:tabs>
           <w:tab w:val="left" w:pos="480"/>
         </w:tabs>
-        <w:spacing w:after="40" w:line="280"/>
-        <w:ind w:left="480" w:hanging="480"/>
-        <w:jc w:val="left"/>
-      </w:pPr>
-      <w:r>
-        <w:rPr>
-          <w:rFonts w:ascii="Times New Roman" w:cs="Times New Roman" w:eastAsia="宋体" w:hAnsi="Times New Roman"/>
-          <w:b w:val="false"/>
-          <w:bCs w:val="false"/>
-          <w:sz w:val="21"/>
-          <w:szCs w:val="21"/>
+      </w:pPr>
+      <w:r>
+        <w:rPr>
+          <w:b w:val="false"/>
+          <w:bCs w:val="false"/>
         </w:rPr>
         <w:t xml:space="preserve">[65]</w:t>
       </w:r>
       <w:r>
         <w:rPr>
-          <w:sz w:val="21"/>
-          <w:szCs w:val="21"/>
+          <w:b w:val="false"/>
+          <w:bCs w:val="false"/>
         </w:rPr>
         <w:t xml:space="preserve">	</w:t>
       </w:r>
       <w:r>
         <w:rPr>
-          <w:rFonts w:ascii="Times New Roman" w:cs="Times New Roman" w:eastAsia="宋体" w:hAnsi="Times New Roman"/>
-          <w:b w:val="false"/>
-          <w:bCs w:val="false"/>
-          <w:sz w:val="21"/>
-          <w:szCs w:val="21"/>
+          <w:b w:val="false"/>
+          <w:bCs w:val="false"/>
         </w:rPr>
         <w:t xml:space="preserve">中央网络安全和信息化委员会办公室. 中央网信办部署开展“清朗·整治AI应用乱象”专项行动[EB/OL]. (2026-04-30). https://www.cac.gov.cn/2026-04/30/c_1779289298718765.htm.</w:t>
       </w:r>
@@ -11909,9 +10099,17 @@
     <w:basedOn w:val="Normal"/>
     <w:next w:val="Normal"/>
     <w:qFormat/>
+    <w:pPr>
+      <w:spacing w:after="240" w:line="500"/>
+      <w:jc w:val="center"/>
+    </w:pPr>
     <w:rPr>
-      <w:sz w:val="56"/>
-      <w:szCs w:val="56"/>
+      <w:rFonts w:ascii="Times New Roman" w:cs="Times New Roman" w:eastAsia="黑体" w:hAnsi="Times New Roman"/>
+      <w:b/>
+      <w:bCs/>
+      <w:color w:val="000000"/>
+      <w:sz w:val="36"/>
+      <w:szCs w:val="36"/>
     </w:rPr>
   </w:style>
   <w:style w:type="paragraph" w:styleId="Heading1">
@@ -11919,10 +10117,17 @@
     <w:basedOn w:val="Normal"/>
     <w:next w:val="Normal"/>
     <w:qFormat/>
+    <w:pPr>
+      <w:keepNext/>
+      <w:spacing w:after="120" w:before="240" w:line="360"/>
+    </w:pPr>
     <w:rPr>
-      <w:color w:val="2E74B5"/>
-      <w:sz w:val="32"/>
-      <w:szCs w:val="32"/>
+      <w:rFonts w:ascii="Times New Roman" w:cs="Times New Roman" w:eastAsia="黑体" w:hAnsi="Times New Roman"/>
+      <w:b/>
+      <w:bCs/>
+      <w:color w:val="000000"/>
+      <w:sz w:val="28"/>
+      <w:szCs w:val="28"/>
     </w:rPr>
   </w:style>
   <w:style w:type="paragraph" w:styleId="Heading2">
@@ -11930,10 +10135,17 @@
     <w:basedOn w:val="Normal"/>
     <w:next w:val="Normal"/>
     <w:qFormat/>
+    <w:pPr>
+      <w:keepNext/>
+      <w:spacing w:after="60" w:before="120" w:line="360"/>
+    </w:pPr>
     <w:rPr>
-      <w:color w:val="2E74B5"/>
-      <w:sz w:val="26"/>
-      <w:szCs w:val="26"/>
+      <w:rFonts w:ascii="Times New Roman" w:cs="Times New Roman" w:eastAsia="黑体" w:hAnsi="Times New Roman"/>
+      <w:b/>
+      <w:bCs/>
+      <w:color w:val="000000"/>
+      <w:sz w:val="24"/>
+      <w:szCs w:val="24"/>
     </w:rPr>
   </w:style>
   <w:style w:type="paragraph" w:styleId="Heading3">
@@ -12075,5 +10287,54 @@
       <w:szCs w:val="20"/>
     </w:rPr>
   </w:style>
+  <w:style w:type="paragraph" w:styleId="BodyCN">
+    <w:name w:val="论文正文"/>
+    <w:basedOn w:val="Normal"/>
+    <w:next w:val="BodyCN"/>
+    <w:qFormat/>
+    <w:pPr>
+      <w:spacing w:line="360"/>
+      <w:ind w:firstLine="480"/>
+      <w:jc w:val="both"/>
+    </w:pPr>
+    <w:rPr>
+      <w:rFonts w:ascii="Times New Roman" w:cs="Times New Roman" w:eastAsia="宋体" w:hAnsi="Times New Roman"/>
+      <w:sz w:val="24"/>
+      <w:szCs w:val="24"/>
+    </w:rPr>
+  </w:style>
+  <w:style w:type="paragraph" w:styleId="CaptionCN">
+    <w:name w:val="论文图表题"/>
+    <w:basedOn w:val="Normal"/>
+    <w:next w:val="BodyCN"/>
+    <w:qFormat/>
+    <w:pPr>
+      <w:spacing w:after="120" w:before="120"/>
+      <w:jc w:val="center"/>
+    </w:pPr>
+    <w:rPr>
+      <w:rFonts w:ascii="Times New Roman" w:cs="Times New Roman" w:eastAsia="黑体" w:hAnsi="Times New Roman"/>
+      <w:b/>
+      <w:bCs/>
+      <w:sz w:val="21"/>
+      <w:szCs w:val="21"/>
+    </w:rPr>
+  </w:style>
+  <w:style w:type="paragraph" w:styleId="RefCN">
+    <w:name w:val="论文参考文献"/>
+    <w:basedOn w:val="Normal"/>
+    <w:next w:val="RefCN"/>
+    <w:qFormat/>
+    <w:pPr>
+      <w:spacing w:after="40" w:line="280"/>
+      <w:ind w:left="480" w:hanging="480"/>
+      <w:jc w:val="left"/>
+    </w:pPr>
+    <w:rPr>
+      <w:rFonts w:ascii="Times New Roman" w:cs="Times New Roman" w:eastAsia="宋体" w:hAnsi="Times New Roman"/>
+      <w:sz w:val="21"/>
+      <w:szCs w:val="21"/>
+    </w:rPr>
+  </w:style>
 </w:styles>
 </file>